--- a/ml-eng/ml/rag/docs/OpenTrace-Ask-ADZA-API-Software-Team.docx
+++ b/ml-eng/ml/rag/docs/OpenTrace-Ask-ADZA-API-Software-Team.docx
@@ -1,6 +1,6 @@
 
 <file path=word/document.xml><?xml version="1.0" encoding="utf-8"?>
-<w:document xmlns:wpc="http://schemas.microsoft.com/office/word/2010/wordprocessingCanvas" xmlns:mc="http://schemas.openxmlformats.org/markup-compatibility/2006" xmlns:o="urn:schemas-microsoft-com:office:office" xmlns:r="http://schemas.openxmlformats.org/officeDocument/2006/relationships" xmlns:m="http://schemas.openxmlformats.org/officeDocument/2006/math" xmlns:v="urn:schemas-microsoft-com:vml" xmlns:wp14="http://schemas.microsoft.com/office/word/2010/wordprocessingDrawing" xmlns:wp="http://schemas.openxmlformats.org/drawingml/2006/wordprocessingDrawing" xmlns:w10="urn:schemas-microsoft-com:office:word" xmlns:w="http://schemas.openxmlformats.org/wordprocessingml/2006/main" xmlns:w14="http://schemas.microsoft.com/office/word/2010/wordml" xmlns:w15="http://schemas.microsoft.com/office/word/2012/wordml" xmlns:w16se="http://schemas.microsoft.com/office/word/2015/wordml/symex" xmlns:w16cid="http://schemas.microsoft.com/office/word/2016/wordml/cid" xmlns:w16="http://schemas.microsoft.com/office/word/2018/wordml" xmlns:w16cex="http://schemas.microsoft.com/office/word/2018/wordml/cex" xmlns:w16sdtdh="http://schemas.microsoft.com/office/word/2020/wordml/sdtdatahash" xmlns:wne="http://schemas.microsoft.com/office/word/2006/wordml" xmlns:wpg="http://schemas.microsoft.com/office/word/2010/wordprocessingGroup" xmlns:wps="http://schemas.microsoft.com/office/word/2010/wordprocessingShape" mc:Ignorable="w14 w15 w16se w16cid w16 w16cex w16sdtdh wp14">
+<w:document xmlns:wpc="http://schemas.microsoft.com/office/word/2010/wordprocessingCanvas" xmlns:mo="http://schemas.microsoft.com/office/mac/office/2008/main" xmlns:mc="http://schemas.openxmlformats.org/markup-compatibility/2006" xmlns:mv="urn:schemas-microsoft-com:mac:vml" xmlns:o="urn:schemas-microsoft-com:office:office" xmlns:r="http://schemas.openxmlformats.org/officeDocument/2006/relationships" xmlns:m="http://schemas.openxmlformats.org/officeDocument/2006/math" xmlns:v="urn:schemas-microsoft-com:vml" xmlns:wp14="http://schemas.microsoft.com/office/word/2010/wordprocessingDrawing" xmlns:wp="http://schemas.openxmlformats.org/drawingml/2006/wordprocessingDrawing" xmlns:w10="urn:schemas-microsoft-com:office:word" xmlns:w="http://schemas.openxmlformats.org/wordprocessingml/2006/main" xmlns:w14="http://schemas.microsoft.com/office/word/2010/wordml" xmlns:wpg="http://schemas.microsoft.com/office/word/2010/wordprocessingGroup" xmlns:wpi="http://schemas.microsoft.com/office/word/2010/wordprocessingInk" xmlns:wne="http://schemas.microsoft.com/office/word/2006/wordml" xmlns:wps="http://schemas.microsoft.com/office/word/2010/wordprocessingShape" mc:Ignorable="w14 wp14">
   <w:body>
     <w:p>
       <w:pPr>
@@ -8,11 +8,8 @@
       </w:pPr>
       <w:r>
         <w:rPr>
-          <w:rFonts w:ascii="Cambria" w:hAnsi="Cambria" w:eastAsia="ＭＳ 明朝" w:cs="Cambria" w:asciiTheme="minorHAnsi" w:hAnsiTheme="minorHAnsi" w:eastAsiaTheme="minorEastAsia" w:csTheme="minorBidi"/>
           <w:b/>
-          <w:bCs/>
           <w:sz w:val="48"/>
-          <w:szCs w:val="22"/>
         </w:rPr>
         <w:t>Ask ADZA API — Software Team Guide</w:t>
       </w:r>
@@ -23,10 +20,8 @@
       </w:pPr>
       <w:r>
         <w:rPr>
-          <w:rFonts w:ascii="Cambria" w:hAnsi="Cambria" w:eastAsia="ＭＳ 明朝" w:cs="Cambria" w:asciiTheme="minorHAnsi" w:hAnsiTheme="minorHAnsi" w:eastAsiaTheme="minorEastAsia" w:csTheme="minorBidi"/>
           <w:color w:val="444444"/>
           <w:sz w:val="28"/>
-          <w:szCs w:val="22"/>
         </w:rPr>
         <w:t>Production RAG API (plan-scoped query routes)</w:t>
       </w:r>
@@ -37,20 +32,14 @@
       </w:pPr>
       <w:r>
         <w:rPr>
-          <w:rFonts w:ascii="Cambria" w:hAnsi="Cambria" w:eastAsia="ＭＳ 明朝" w:cs="Cambria" w:asciiTheme="minorHAnsi" w:hAnsiTheme="minorHAnsi" w:eastAsiaTheme="minorEastAsia" w:csTheme="minorBidi"/>
           <w:sz w:val="20"/>
-          <w:szCs w:val="22"/>
         </w:rPr>
-        <w:t xml:space="preserve">Version 1.1  |  Generated 2026-08-12</w:t>
+        <w:t>Version 1.1  |  Generated 2026-08-12</w:t>
       </w:r>
     </w:p>
     <w:p>
-      <w:pPr>
-        <w:pageBreakBefore/>
-        <w:spacing w:after="200" w:line="276" w:lineRule="auto"/>
-      </w:pPr>
       <w:r>
-        <w:lastRenderedPageBreak/>
+        <w:br w:type="page"/>
       </w:r>
     </w:p>
     <w:p>
@@ -58,84 +47,29 @@
         <w:pStyle w:val="Heading1"/>
       </w:pPr>
       <w:r>
-        <w:rPr>
-          <w:rFonts w:ascii="Calibri" w:hAnsi="Calibri" w:eastAsia="ＭＳ ゴシック" w:cs="Calibri" w:asciiTheme="majorHAnsi" w:hAnsiTheme="majorHAnsi" w:eastAsiaTheme="majorEastAsia" w:csTheme="majorBidi"/>
-          <w:b/>
-          <w:bCs/>
-          <w:color w:val="365F91" w:themeColor="accent1" w:themeShade="BF"/>
-          <w:sz w:val="28"/>
-          <w:szCs w:val="28"/>
-        </w:rPr>
         <w:t>Table of Contents</w:t>
       </w:r>
     </w:p>
     <w:p>
-      <w:pPr>
-        <w:spacing w:after="200" w:line="276" w:lineRule="auto"/>
-      </w:pPr>
       <w:r>
         <w:rPr>
-          <w:rFonts w:ascii="Cambria" w:hAnsi="Cambria" w:eastAsia="ＭＳ 明朝" w:cs="Cambria" w:asciiTheme="minorHAnsi" w:hAnsiTheme="minorHAnsi" w:eastAsiaTheme="minorEastAsia" w:csTheme="minorBidi"/>
           <w:i/>
-          <w:iCs/>
           <w:sz w:val="20"/>
-          <w:szCs w:val="22"/>
         </w:rPr>
         <w:t>Update field in Word: References → Table of Contents</w:t>
       </w:r>
     </w:p>
     <w:p>
-      <w:pPr>
-        <w:spacing w:after="200" w:line="276" w:lineRule="auto"/>
-      </w:pPr>
       <w:r>
-        <w:rPr>
-          <w:rFonts w:ascii="Cambria" w:hAnsi="Cambria" w:eastAsia="ＭＳ 明朝" w:cs="Cambria" w:asciiTheme="minorHAnsi" w:hAnsiTheme="minorHAnsi" w:eastAsiaTheme="minorEastAsia" w:csTheme="minorBidi"/>
-          <w:sz w:val="22"/>
-          <w:szCs w:val="22"/>
-        </w:rPr>
         <w:fldChar w:fldCharType="begin"/>
-      </w:r>
-      <w:r>
-        <w:rPr>
-          <w:rFonts w:ascii="Cambria" w:hAnsi="Cambria" w:eastAsia="ＭＳ 明朝" w:cs="Cambria" w:asciiTheme="minorHAnsi" w:hAnsiTheme="minorHAnsi" w:eastAsiaTheme="minorEastAsia" w:csTheme="minorBidi"/>
-          <w:sz w:val="22"/>
-          <w:szCs w:val="22"/>
-        </w:rPr>
-        <w:instrText>TOC \o "1-3" \h \z \u</w:instrText>
-      </w:r>
-      <w:r>
-        <w:rPr>
-          <w:rFonts w:ascii="Cambria" w:hAnsi="Cambria" w:eastAsia="ＭＳ 明朝" w:cs="Cambria" w:asciiTheme="minorHAnsi" w:hAnsiTheme="minorHAnsi" w:eastAsiaTheme="minorEastAsia" w:csTheme="minorBidi"/>
-          <w:sz w:val="22"/>
-          <w:szCs w:val="22"/>
-        </w:rPr>
+        <w:instrText xml:space="preserve"> TOC \o "1-3" \h \z \u </w:instrText>
         <w:fldChar w:fldCharType="separate"/>
-      </w:r>
-      <w:r>
-        <w:rPr>
-          <w:rFonts w:ascii="Cambria" w:hAnsi="Cambria" w:eastAsia="ＭＳ 明朝" w:cs="Cambria" w:asciiTheme="minorHAnsi" w:hAnsiTheme="minorHAnsi" w:eastAsiaTheme="minorEastAsia" w:csTheme="minorBidi"/>
-          <w:sz w:val="22"/>
-          <w:szCs w:val="22"/>
-        </w:rPr>
-        <w:t xml:space="preserve"> </w:t>
-      </w:r>
-      <w:r>
-        <w:rPr>
-          <w:rFonts w:ascii="Cambria" w:hAnsi="Cambria" w:eastAsia="ＭＳ 明朝" w:cs="Cambria" w:asciiTheme="minorHAnsi" w:hAnsiTheme="minorHAnsi" w:eastAsiaTheme="minorEastAsia" w:csTheme="minorBidi"/>
-          <w:sz w:val="22"/>
-          <w:szCs w:val="22"/>
-        </w:rPr>
         <w:fldChar w:fldCharType="end"/>
       </w:r>
     </w:p>
     <w:p>
-      <w:pPr>
-        <w:pageBreakBefore/>
-        <w:spacing w:after="200" w:line="276" w:lineRule="auto"/>
-      </w:pPr>
       <w:r>
-        <w:lastRenderedPageBreak/>
+        <w:br w:type="page"/>
       </w:r>
     </w:p>
     <w:p>
@@ -143,39 +77,23 @@
         <w:pStyle w:val="Heading1"/>
       </w:pPr>
       <w:r>
-        <w:rPr>
-          <w:rFonts w:ascii="Calibri" w:hAnsi="Calibri" w:eastAsia="ＭＳ ゴシック" w:cs="Calibri" w:asciiTheme="majorHAnsi" w:hAnsiTheme="majorHAnsi" w:eastAsiaTheme="majorEastAsia" w:csTheme="majorBidi"/>
-          <w:b/>
-          <w:bCs/>
-          <w:color w:val="365F91" w:themeColor="accent1" w:themeShade="BF"/>
-          <w:sz w:val="28"/>
-          <w:szCs w:val="28"/>
-        </w:rPr>
         <w:t>Base URL</w:t>
       </w:r>
     </w:p>
     <w:p>
-      <w:pPr>
-        <w:spacing w:after="200" w:line="276" w:lineRule="auto"/>
-      </w:pPr>
       <w:r>
         <w:rPr>
-          <w:rFonts w:ascii="Cambria" w:hAnsi="Cambria" w:eastAsia="ＭＳ 明朝" w:cs="Cambria" w:asciiTheme="minorHAnsi" w:hAnsiTheme="minorHAnsi" w:eastAsiaTheme="minorEastAsia" w:csTheme="minorBidi"/>
+          <w:b w:val="0"/>
           <w:sz w:val="22"/>
-          <w:szCs w:val="22"/>
         </w:rPr>
         <w:t>Production: https://data-team-production-db77.up.railway.app</w:t>
       </w:r>
     </w:p>
     <w:p>
-      <w:pPr>
-        <w:spacing w:after="200" w:line="276" w:lineRule="auto"/>
-      </w:pPr>
       <w:r>
         <w:rPr>
-          <w:rFonts w:ascii="Cambria" w:hAnsi="Cambria" w:eastAsia="ＭＳ 明朝" w:cs="Cambria" w:asciiTheme="minorHAnsi" w:hAnsiTheme="minorHAnsi" w:eastAsiaTheme="minorEastAsia" w:csTheme="minorBidi"/>
+          <w:b w:val="0"/>
           <w:sz w:val="22"/>
-          <w:szCs w:val="22"/>
         </w:rPr>
         <w:t>Live Swagger: https://data-team-production-db77.up.railway.app/docs</w:t>
       </w:r>
@@ -183,13 +101,10 @@
     <w:p>
       <w:pPr>
         <w:pStyle w:val="ListBullet"/>
-        <w:ind w:left="360" w:hanging="360"/>
       </w:pPr>
       <w:r>
         <w:rPr>
-          <w:rFonts w:ascii="Cambria" w:hAnsi="Cambria" w:eastAsia="ＭＳ 明朝" w:cs="Cambria" w:asciiTheme="minorHAnsi" w:hAnsiTheme="minorHAnsi" w:eastAsiaTheme="minorEastAsia" w:csTheme="minorBidi"/>
           <w:sz w:val="22"/>
-          <w:szCs w:val="22"/>
         </w:rPr>
         <w:t>Entrypoint: uvicorn ml.rag.api:app</w:t>
       </w:r>
@@ -197,13 +112,10 @@
     <w:p>
       <w:pPr>
         <w:pStyle w:val="ListBullet"/>
-        <w:ind w:left="360" w:hanging="360"/>
       </w:pPr>
       <w:r>
         <w:rPr>
-          <w:rFonts w:ascii="Cambria" w:hAnsi="Cambria" w:eastAsia="ＭＳ 明朝" w:cs="Cambria" w:asciiTheme="minorHAnsi" w:hAnsiTheme="minorHAnsi" w:eastAsiaTheme="minorEastAsia" w:csTheme="minorBidi"/>
           <w:sz w:val="22"/>
-          <w:szCs w:val="22"/>
         </w:rPr>
         <w:t>No authentication today — treat the URL as sensitive; gateway auth recommended.</w:t>
       </w:r>
@@ -211,13 +123,10 @@
     <w:p>
       <w:pPr>
         <w:pStyle w:val="ListBullet"/>
-        <w:ind w:left="360" w:hanging="360"/>
       </w:pPr>
       <w:r>
         <w:rPr>
-          <w:rFonts w:ascii="Cambria" w:hAnsi="Cambria" w:eastAsia="ＭＳ 明朝" w:cs="Cambria" w:asciiTheme="minorHAnsi" w:hAnsiTheme="minorHAnsi" w:eastAsiaTheme="minorEastAsia" w:csTheme="minorBidi"/>
           <w:sz w:val="22"/>
-          <w:szCs w:val="22"/>
         </w:rPr>
         <w:t>CORS: RAG_CORS_ORIGINS (default *).</w:t>
       </w:r>
@@ -227,26 +136,14 @@
         <w:pStyle w:val="Heading1"/>
       </w:pPr>
       <w:r>
-        <w:rPr>
-          <w:rFonts w:ascii="Calibri" w:hAnsi="Calibri" w:eastAsia="ＭＳ ゴシック" w:cs="Calibri" w:asciiTheme="majorHAnsi" w:hAnsiTheme="majorHAnsi" w:eastAsiaTheme="majorEastAsia" w:csTheme="majorBidi"/>
-          <w:b/>
-          <w:bCs/>
-          <w:color w:val="365F91" w:themeColor="accent1" w:themeShade="BF"/>
-          <w:sz w:val="28"/>
-          <w:szCs w:val="28"/>
-        </w:rPr>
         <w:t>How plan types work</w:t>
       </w:r>
     </w:p>
     <w:p>
-      <w:pPr>
-        <w:spacing w:after="200" w:line="276" w:lineRule="auto"/>
-      </w:pPr>
       <w:r>
         <w:rPr>
-          <w:rFonts w:ascii="Cambria" w:hAnsi="Cambria" w:eastAsia="ＭＳ 明朝" w:cs="Cambria" w:asciiTheme="minorHAnsi" w:hAnsiTheme="minorHAnsi" w:eastAsiaTheme="minorEastAsia" w:csTheme="minorBidi"/>
+          <w:b w:val="0"/>
           <w:sz w:val="22"/>
-          <w:szCs w:val="22"/>
         </w:rPr>
         <w:t>There is one API service. Each subscription plan has its own query URL. The path locks plan_type — the client cannot escalate tier via the JSON body.</w:t>
       </w:r>
@@ -254,22 +151,8 @@
     <w:tbl>
       <w:tblPr>
         <w:tblStyle w:val="TableGrid"/>
-        <w:tblW w:w="0" w:type="auto"/>
-        <w:tblBorders>
-          <w:top w:val="single" w:sz="4" w:space="0" w:color="auto"/>
-          <w:left w:val="single" w:sz="4" w:space="0" w:color="auto"/>
-          <w:bottom w:val="single" w:sz="4" w:space="0" w:color="auto"/>
-          <w:right w:val="single" w:sz="4" w:space="0" w:color="auto"/>
-          <w:insideH w:val="single" w:sz="4" w:space="0" w:color="auto"/>
-          <w:insideV w:val="single" w:sz="4" w:space="0" w:color="auto"/>
-        </w:tblBorders>
-        <w:tblCellMar>
-          <w:top w:w="0" w:type="dxa"/>
-          <w:left w:w="108" w:type="dxa"/>
-          <w:bottom w:w="0" w:type="dxa"/>
-          <w:right w:w="108" w:type="dxa"/>
-        </w:tblCellMar>
-        <w:tblLook w:firstRow="1" w:firstColumn="1" w:noVBand="1"/>
+        <w:tblW w:type="auto" w:w="0"/>
+        <w:tblLook w:firstColumn="1" w:firstRow="1" w:lastColumn="0" w:lastRow="0" w:noHBand="0" w:noVBand="1" w:val="04A0"/>
       </w:tblPr>
       <w:tblGrid>
         <w:gridCol w:w="2340"/>
@@ -280,31 +163,13 @@
       <w:tr>
         <w:tc>
           <w:tcPr>
-            <w:tcW w:w="2340" w:type="dxa"/>
-            <w:tcBorders>
-              <w:top w:val="single" w:sz="4" w:space="0" w:color="auto"/>
-              <w:left w:val="single" w:sz="4" w:space="0" w:color="auto"/>
-              <w:bottom w:val="single" w:sz="4" w:space="0" w:color="auto"/>
-              <w:right w:val="single" w:sz="4" w:space="0" w:color="auto"/>
-            </w:tcBorders>
-            <w:tcMar>
-              <w:top w:w="0" w:type="dxa"/>
-              <w:left w:w="108" w:type="dxa"/>
-              <w:bottom w:w="0" w:type="dxa"/>
-              <w:right w:w="108" w:type="dxa"/>
-            </w:tcMar>
+            <w:tcW w:type="dxa" w:w="2340"/>
           </w:tcPr>
           <w:p>
-            <w:pPr>
-              <w:spacing w:after="200" w:line="276" w:lineRule="auto"/>
-            </w:pPr>
             <w:r>
               <w:rPr>
-                <w:rFonts w:ascii="Cambria" w:hAnsi="Cambria" w:eastAsia="ＭＳ 明朝" w:cs="Cambria" w:asciiTheme="minorHAnsi" w:hAnsiTheme="minorHAnsi" w:eastAsiaTheme="minorEastAsia" w:csTheme="minorBidi"/>
                 <w:b/>
-                <w:bCs/>
                 <w:sz w:val="20"/>
-                <w:szCs w:val="22"/>
               </w:rPr>
               <w:t>Method</w:t>
             </w:r>
@@ -312,31 +177,13 @@
         </w:tc>
         <w:tc>
           <w:tcPr>
-            <w:tcW w:w="2340" w:type="dxa"/>
-            <w:tcBorders>
-              <w:top w:val="single" w:sz="4" w:space="0" w:color="auto"/>
-              <w:left w:val="single" w:sz="4" w:space="0" w:color="auto"/>
-              <w:bottom w:val="single" w:sz="4" w:space="0" w:color="auto"/>
-              <w:right w:val="single" w:sz="4" w:space="0" w:color="auto"/>
-            </w:tcBorders>
-            <w:tcMar>
-              <w:top w:w="0" w:type="dxa"/>
-              <w:left w:w="108" w:type="dxa"/>
-              <w:bottom w:w="0" w:type="dxa"/>
-              <w:right w:w="108" w:type="dxa"/>
-            </w:tcMar>
+            <w:tcW w:type="dxa" w:w="2340"/>
           </w:tcPr>
           <w:p>
-            <w:pPr>
-              <w:spacing w:after="200" w:line="276" w:lineRule="auto"/>
-            </w:pPr>
             <w:r>
               <w:rPr>
-                <w:rFonts w:ascii="Cambria" w:hAnsi="Cambria" w:eastAsia="ＭＳ 明朝" w:cs="Cambria" w:asciiTheme="minorHAnsi" w:hAnsiTheme="minorHAnsi" w:eastAsiaTheme="minorEastAsia" w:csTheme="minorBidi"/>
                 <w:b/>
-                <w:bCs/>
                 <w:sz w:val="20"/>
-                <w:szCs w:val="22"/>
               </w:rPr>
               <w:t>Path</w:t>
             </w:r>
@@ -344,31 +191,13 @@
         </w:tc>
         <w:tc>
           <w:tcPr>
-            <w:tcW w:w="2340" w:type="dxa"/>
-            <w:tcBorders>
-              <w:top w:val="single" w:sz="4" w:space="0" w:color="auto"/>
-              <w:left w:val="single" w:sz="4" w:space="0" w:color="auto"/>
-              <w:bottom w:val="single" w:sz="4" w:space="0" w:color="auto"/>
-              <w:right w:val="single" w:sz="4" w:space="0" w:color="auto"/>
-            </w:tcBorders>
-            <w:tcMar>
-              <w:top w:w="0" w:type="dxa"/>
-              <w:left w:w="108" w:type="dxa"/>
-              <w:bottom w:w="0" w:type="dxa"/>
-              <w:right w:w="108" w:type="dxa"/>
-            </w:tcMar>
+            <w:tcW w:type="dxa" w:w="2340"/>
           </w:tcPr>
           <w:p>
-            <w:pPr>
-              <w:spacing w:after="200" w:line="276" w:lineRule="auto"/>
-            </w:pPr>
             <w:r>
               <w:rPr>
-                <w:rFonts w:ascii="Cambria" w:hAnsi="Cambria" w:eastAsia="ＭＳ 明朝" w:cs="Cambria" w:asciiTheme="minorHAnsi" w:hAnsiTheme="minorHAnsi" w:eastAsiaTheme="minorEastAsia" w:csTheme="minorBidi"/>
                 <w:b/>
-                <w:bCs/>
                 <w:sz w:val="20"/>
-                <w:szCs w:val="22"/>
               </w:rPr>
               <w:t>Plan</w:t>
             </w:r>
@@ -376,31 +205,13 @@
         </w:tc>
         <w:tc>
           <w:tcPr>
-            <w:tcW w:w="2340" w:type="dxa"/>
-            <w:tcBorders>
-              <w:top w:val="single" w:sz="4" w:space="0" w:color="auto"/>
-              <w:left w:val="single" w:sz="4" w:space="0" w:color="auto"/>
-              <w:bottom w:val="single" w:sz="4" w:space="0" w:color="auto"/>
-              <w:right w:val="single" w:sz="4" w:space="0" w:color="auto"/>
-            </w:tcBorders>
-            <w:tcMar>
-              <w:top w:w="0" w:type="dxa"/>
-              <w:left w:w="108" w:type="dxa"/>
-              <w:bottom w:w="0" w:type="dxa"/>
-              <w:right w:w="108" w:type="dxa"/>
-            </w:tcMar>
+            <w:tcW w:type="dxa" w:w="2340"/>
           </w:tcPr>
           <w:p>
-            <w:pPr>
-              <w:spacing w:after="200" w:line="276" w:lineRule="auto"/>
-            </w:pPr>
             <w:r>
               <w:rPr>
-                <w:rFonts w:ascii="Cambria" w:hAnsi="Cambria" w:eastAsia="ＭＳ 明朝" w:cs="Cambria" w:asciiTheme="minorHAnsi" w:hAnsiTheme="minorHAnsi" w:eastAsiaTheme="minorEastAsia" w:csTheme="minorBidi"/>
                 <w:b/>
-                <w:bCs/>
                 <w:sz w:val="20"/>
-                <w:szCs w:val="22"/>
               </w:rPr>
               <w:t>Gates</w:t>
             </w:r>
@@ -410,29 +221,12 @@
       <w:tr>
         <w:tc>
           <w:tcPr>
-            <w:tcW w:w="2340" w:type="dxa"/>
-            <w:tcBorders>
-              <w:top w:val="single" w:sz="4" w:space="0" w:color="auto"/>
-              <w:left w:val="single" w:sz="4" w:space="0" w:color="auto"/>
-              <w:bottom w:val="single" w:sz="4" w:space="0" w:color="auto"/>
-              <w:right w:val="single" w:sz="4" w:space="0" w:color="auto"/>
-            </w:tcBorders>
-            <w:tcMar>
-              <w:top w:w="0" w:type="dxa"/>
-              <w:left w:w="108" w:type="dxa"/>
-              <w:bottom w:w="0" w:type="dxa"/>
-              <w:right w:w="108" w:type="dxa"/>
-            </w:tcMar>
+            <w:tcW w:type="dxa" w:w="2340"/>
           </w:tcPr>
           <w:p>
-            <w:pPr>
-              <w:spacing w:after="200" w:line="276" w:lineRule="auto"/>
-            </w:pPr>
             <w:r>
               <w:rPr>
-                <w:rFonts w:ascii="Cambria" w:hAnsi="Cambria" w:eastAsia="ＭＳ 明朝" w:cs="Cambria" w:asciiTheme="minorHAnsi" w:hAnsiTheme="minorHAnsi" w:eastAsiaTheme="minorEastAsia" w:csTheme="minorBidi"/>
                 <w:sz w:val="20"/>
-                <w:szCs w:val="22"/>
               </w:rPr>
               <w:t>POST</w:t>
             </w:r>
@@ -440,29 +234,12 @@
         </w:tc>
         <w:tc>
           <w:tcPr>
-            <w:tcW w:w="2340" w:type="dxa"/>
-            <w:tcBorders>
-              <w:top w:val="single" w:sz="4" w:space="0" w:color="auto"/>
-              <w:left w:val="single" w:sz="4" w:space="0" w:color="auto"/>
-              <w:bottom w:val="single" w:sz="4" w:space="0" w:color="auto"/>
-              <w:right w:val="single" w:sz="4" w:space="0" w:color="auto"/>
-            </w:tcBorders>
-            <w:tcMar>
-              <w:top w:w="0" w:type="dxa"/>
-              <w:left w:w="108" w:type="dxa"/>
-              <w:bottom w:w="0" w:type="dxa"/>
-              <w:right w:w="108" w:type="dxa"/>
-            </w:tcMar>
+            <w:tcW w:type="dxa" w:w="2340"/>
           </w:tcPr>
           <w:p>
-            <w:pPr>
-              <w:spacing w:after="200" w:line="276" w:lineRule="auto"/>
-            </w:pPr>
             <w:r>
               <w:rPr>
-                <w:rFonts w:ascii="Cambria" w:hAnsi="Cambria" w:eastAsia="ＭＳ 明朝" w:cs="Cambria" w:asciiTheme="minorHAnsi" w:hAnsiTheme="minorHAnsi" w:eastAsiaTheme="minorEastAsia" w:csTheme="minorBidi"/>
                 <w:sz w:val="20"/>
-                <w:szCs w:val="22"/>
               </w:rPr>
               <w:t>/query/free</w:t>
             </w:r>
@@ -470,29 +247,12 @@
         </w:tc>
         <w:tc>
           <w:tcPr>
-            <w:tcW w:w="2340" w:type="dxa"/>
-            <w:tcBorders>
-              <w:top w:val="single" w:sz="4" w:space="0" w:color="auto"/>
-              <w:left w:val="single" w:sz="4" w:space="0" w:color="auto"/>
-              <w:bottom w:val="single" w:sz="4" w:space="0" w:color="auto"/>
-              <w:right w:val="single" w:sz="4" w:space="0" w:color="auto"/>
-            </w:tcBorders>
-            <w:tcMar>
-              <w:top w:w="0" w:type="dxa"/>
-              <w:left w:w="108" w:type="dxa"/>
-              <w:bottom w:w="0" w:type="dxa"/>
-              <w:right w:w="108" w:type="dxa"/>
-            </w:tcMar>
+            <w:tcW w:type="dxa" w:w="2340"/>
           </w:tcPr>
           <w:p>
-            <w:pPr>
-              <w:spacing w:after="200" w:line="276" w:lineRule="auto"/>
-            </w:pPr>
             <w:r>
               <w:rPr>
-                <w:rFonts w:ascii="Cambria" w:hAnsi="Cambria" w:eastAsia="ＭＳ 明朝" w:cs="Cambria" w:asciiTheme="minorHAnsi" w:hAnsiTheme="minorHAnsi" w:eastAsiaTheme="minorEastAsia" w:csTheme="minorBidi"/>
                 <w:sz w:val="20"/>
-                <w:szCs w:val="22"/>
               </w:rPr>
               <w:t>Free</w:t>
             </w:r>
@@ -500,29 +260,12 @@
         </w:tc>
         <w:tc>
           <w:tcPr>
-            <w:tcW w:w="2340" w:type="dxa"/>
-            <w:tcBorders>
-              <w:top w:val="single" w:sz="4" w:space="0" w:color="auto"/>
-              <w:left w:val="single" w:sz="4" w:space="0" w:color="auto"/>
-              <w:bottom w:val="single" w:sz="4" w:space="0" w:color="auto"/>
-              <w:right w:val="single" w:sz="4" w:space="0" w:color="auto"/>
-            </w:tcBorders>
-            <w:tcMar>
-              <w:top w:w="0" w:type="dxa"/>
-              <w:left w:w="108" w:type="dxa"/>
-              <w:bottom w:w="0" w:type="dxa"/>
-              <w:right w:w="108" w:type="dxa"/>
-            </w:tcMar>
+            <w:tcW w:type="dxa" w:w="2340"/>
           </w:tcPr>
           <w:p>
-            <w:pPr>
-              <w:spacing w:after="200" w:line="276" w:lineRule="auto"/>
-            </w:pPr>
             <w:r>
               <w:rPr>
-                <w:rFonts w:ascii="Cambria" w:hAnsi="Cambria" w:eastAsia="ＭＳ 明朝" w:cs="Cambria" w:asciiTheme="minorHAnsi" w:hAnsiTheme="minorHAnsi" w:eastAsiaTheme="minorEastAsia" w:csTheme="minorBidi"/>
                 <w:sz w:val="20"/>
-                <w:szCs w:val="22"/>
               </w:rPr>
               <w:t>Single country; top-line answers only</w:t>
             </w:r>
@@ -532,29 +275,12 @@
       <w:tr>
         <w:tc>
           <w:tcPr>
-            <w:tcW w:w="2340" w:type="dxa"/>
-            <w:tcBorders>
-              <w:top w:val="single" w:sz="4" w:space="0" w:color="auto"/>
-              <w:left w:val="single" w:sz="4" w:space="0" w:color="auto"/>
-              <w:bottom w:val="single" w:sz="4" w:space="0" w:color="auto"/>
-              <w:right w:val="single" w:sz="4" w:space="0" w:color="auto"/>
-            </w:tcBorders>
-            <w:tcMar>
-              <w:top w:w="0" w:type="dxa"/>
-              <w:left w:w="108" w:type="dxa"/>
-              <w:bottom w:w="0" w:type="dxa"/>
-              <w:right w:w="108" w:type="dxa"/>
-            </w:tcMar>
+            <w:tcW w:type="dxa" w:w="2340"/>
           </w:tcPr>
           <w:p>
-            <w:pPr>
-              <w:spacing w:after="200" w:line="276" w:lineRule="auto"/>
-            </w:pPr>
             <w:r>
               <w:rPr>
-                <w:rFonts w:ascii="Cambria" w:hAnsi="Cambria" w:eastAsia="ＭＳ 明朝" w:cs="Cambria" w:asciiTheme="minorHAnsi" w:hAnsiTheme="minorHAnsi" w:eastAsiaTheme="minorEastAsia" w:csTheme="minorBidi"/>
                 <w:sz w:val="20"/>
-                <w:szCs w:val="22"/>
               </w:rPr>
               <w:t>POST</w:t>
             </w:r>
@@ -562,29 +288,12 @@
         </w:tc>
         <w:tc>
           <w:tcPr>
-            <w:tcW w:w="2340" w:type="dxa"/>
-            <w:tcBorders>
-              <w:top w:val="single" w:sz="4" w:space="0" w:color="auto"/>
-              <w:left w:val="single" w:sz="4" w:space="0" w:color="auto"/>
-              <w:bottom w:val="single" w:sz="4" w:space="0" w:color="auto"/>
-              <w:right w:val="single" w:sz="4" w:space="0" w:color="auto"/>
-            </w:tcBorders>
-            <w:tcMar>
-              <w:top w:w="0" w:type="dxa"/>
-              <w:left w:w="108" w:type="dxa"/>
-              <w:bottom w:w="0" w:type="dxa"/>
-              <w:right w:w="108" w:type="dxa"/>
-            </w:tcMar>
+            <w:tcW w:type="dxa" w:w="2340"/>
           </w:tcPr>
           <w:p>
-            <w:pPr>
-              <w:spacing w:after="200" w:line="276" w:lineRule="auto"/>
-            </w:pPr>
             <w:r>
               <w:rPr>
-                <w:rFonts w:ascii="Cambria" w:hAnsi="Cambria" w:eastAsia="ＭＳ 明朝" w:cs="Cambria" w:asciiTheme="minorHAnsi" w:hAnsiTheme="minorHAnsi" w:eastAsiaTheme="minorEastAsia" w:csTheme="minorBidi"/>
                 <w:sz w:val="20"/>
-                <w:szCs w:val="22"/>
               </w:rPr>
               <w:t>/query/farmers</w:t>
             </w:r>
@@ -592,29 +301,12 @@
         </w:tc>
         <w:tc>
           <w:tcPr>
-            <w:tcW w:w="2340" w:type="dxa"/>
-            <w:tcBorders>
-              <w:top w:val="single" w:sz="4" w:space="0" w:color="auto"/>
-              <w:left w:val="single" w:sz="4" w:space="0" w:color="auto"/>
-              <w:bottom w:val="single" w:sz="4" w:space="0" w:color="auto"/>
-              <w:right w:val="single" w:sz="4" w:space="0" w:color="auto"/>
-            </w:tcBorders>
-            <w:tcMar>
-              <w:top w:w="0" w:type="dxa"/>
-              <w:left w:w="108" w:type="dxa"/>
-              <w:bottom w:w="0" w:type="dxa"/>
-              <w:right w:w="108" w:type="dxa"/>
-            </w:tcMar>
+            <w:tcW w:type="dxa" w:w="2340"/>
           </w:tcPr>
           <w:p>
-            <w:pPr>
-              <w:spacing w:after="200" w:line="276" w:lineRule="auto"/>
-            </w:pPr>
             <w:r>
               <w:rPr>
-                <w:rFonts w:ascii="Cambria" w:hAnsi="Cambria" w:eastAsia="ＭＳ 明朝" w:cs="Cambria" w:asciiTheme="minorHAnsi" w:hAnsiTheme="minorHAnsi" w:eastAsiaTheme="minorEastAsia" w:csTheme="minorBidi"/>
                 <w:sz w:val="20"/>
-                <w:szCs w:val="22"/>
               </w:rPr>
               <w:t>Farmers</w:t>
             </w:r>
@@ -622,29 +314,12 @@
         </w:tc>
         <w:tc>
           <w:tcPr>
-            <w:tcW w:w="2340" w:type="dxa"/>
-            <w:tcBorders>
-              <w:top w:val="single" w:sz="4" w:space="0" w:color="auto"/>
-              <w:left w:val="single" w:sz="4" w:space="0" w:color="auto"/>
-              <w:bottom w:val="single" w:sz="4" w:space="0" w:color="auto"/>
-              <w:right w:val="single" w:sz="4" w:space="0" w:color="auto"/>
-            </w:tcBorders>
-            <w:tcMar>
-              <w:top w:w="0" w:type="dxa"/>
-              <w:left w:w="108" w:type="dxa"/>
-              <w:bottom w:w="0" w:type="dxa"/>
-              <w:right w:w="108" w:type="dxa"/>
-            </w:tcMar>
+            <w:tcW w:type="dxa" w:w="2340"/>
           </w:tcPr>
           <w:p>
-            <w:pPr>
-              <w:spacing w:after="200" w:line="276" w:lineRule="auto"/>
-            </w:pPr>
             <w:r>
               <w:rPr>
-                <w:rFonts w:ascii="Cambria" w:hAnsi="Cambria" w:eastAsia="ＭＳ 明朝" w:cs="Cambria" w:asciiTheme="minorHAnsi" w:hAnsiTheme="minorHAnsi" w:eastAsiaTheme="minorEastAsia" w:csTheme="minorBidi"/>
                 <w:sz w:val="20"/>
-                <w:szCs w:val="22"/>
               </w:rPr>
               <w:t>Localized crop/rainfall/market; profile country geo filter</w:t>
             </w:r>
@@ -654,29 +329,12 @@
       <w:tr>
         <w:tc>
           <w:tcPr>
-            <w:tcW w:w="2340" w:type="dxa"/>
-            <w:tcBorders>
-              <w:top w:val="single" w:sz="4" w:space="0" w:color="auto"/>
-              <w:left w:val="single" w:sz="4" w:space="0" w:color="auto"/>
-              <w:bottom w:val="single" w:sz="4" w:space="0" w:color="auto"/>
-              <w:right w:val="single" w:sz="4" w:space="0" w:color="auto"/>
-            </w:tcBorders>
-            <w:tcMar>
-              <w:top w:w="0" w:type="dxa"/>
-              <w:left w:w="108" w:type="dxa"/>
-              <w:bottom w:w="0" w:type="dxa"/>
-              <w:right w:w="108" w:type="dxa"/>
-            </w:tcMar>
+            <w:tcW w:type="dxa" w:w="2340"/>
           </w:tcPr>
           <w:p>
-            <w:pPr>
-              <w:spacing w:after="200" w:line="276" w:lineRule="auto"/>
-            </w:pPr>
             <w:r>
               <w:rPr>
-                <w:rFonts w:ascii="Cambria" w:hAnsi="Cambria" w:eastAsia="ＭＳ 明朝" w:cs="Cambria" w:asciiTheme="minorHAnsi" w:hAnsiTheme="minorHAnsi" w:eastAsiaTheme="minorEastAsia" w:csTheme="minorBidi"/>
                 <w:sz w:val="20"/>
-                <w:szCs w:val="22"/>
               </w:rPr>
               <w:t>POST</w:t>
             </w:r>
@@ -684,29 +342,12 @@
         </w:tc>
         <w:tc>
           <w:tcPr>
-            <w:tcW w:w="2340" w:type="dxa"/>
-            <w:tcBorders>
-              <w:top w:val="single" w:sz="4" w:space="0" w:color="auto"/>
-              <w:left w:val="single" w:sz="4" w:space="0" w:color="auto"/>
-              <w:bottom w:val="single" w:sz="4" w:space="0" w:color="auto"/>
-              <w:right w:val="single" w:sz="4" w:space="0" w:color="auto"/>
-            </w:tcBorders>
-            <w:tcMar>
-              <w:top w:w="0" w:type="dxa"/>
-              <w:left w:w="108" w:type="dxa"/>
-              <w:bottom w:w="0" w:type="dxa"/>
-              <w:right w:w="108" w:type="dxa"/>
-            </w:tcMar>
+            <w:tcW w:type="dxa" w:w="2340"/>
           </w:tcPr>
           <w:p>
-            <w:pPr>
-              <w:spacing w:after="200" w:line="276" w:lineRule="auto"/>
-            </w:pPr>
             <w:r>
               <w:rPr>
-                <w:rFonts w:ascii="Cambria" w:hAnsi="Cambria" w:eastAsia="ＭＳ 明朝" w:cs="Cambria" w:asciiTheme="minorHAnsi" w:hAnsiTheme="minorHAnsi" w:eastAsiaTheme="minorEastAsia" w:csTheme="minorBidi"/>
                 <w:sz w:val="20"/>
-                <w:szCs w:val="22"/>
               </w:rPr>
               <w:t>/query/government</w:t>
             </w:r>
@@ -714,29 +355,12 @@
         </w:tc>
         <w:tc>
           <w:tcPr>
-            <w:tcW w:w="2340" w:type="dxa"/>
-            <w:tcBorders>
-              <w:top w:val="single" w:sz="4" w:space="0" w:color="auto"/>
-              <w:left w:val="single" w:sz="4" w:space="0" w:color="auto"/>
-              <w:bottom w:val="single" w:sz="4" w:space="0" w:color="auto"/>
-              <w:right w:val="single" w:sz="4" w:space="0" w:color="auto"/>
-            </w:tcBorders>
-            <w:tcMar>
-              <w:top w:w="0" w:type="dxa"/>
-              <w:left w:w="108" w:type="dxa"/>
-              <w:bottom w:w="0" w:type="dxa"/>
-              <w:right w:w="108" w:type="dxa"/>
-            </w:tcMar>
+            <w:tcW w:type="dxa" w:w="2340"/>
           </w:tcPr>
           <w:p>
-            <w:pPr>
-              <w:spacing w:after="200" w:line="276" w:lineRule="auto"/>
-            </w:pPr>
             <w:r>
               <w:rPr>
-                <w:rFonts w:ascii="Cambria" w:hAnsi="Cambria" w:eastAsia="ＭＳ 明朝" w:cs="Cambria" w:asciiTheme="minorHAnsi" w:hAnsiTheme="minorHAnsi" w:eastAsiaTheme="minorEastAsia" w:csTheme="minorBidi"/>
                 <w:sz w:val="20"/>
-                <w:szCs w:val="22"/>
               </w:rPr>
               <w:t>Government</w:t>
             </w:r>
@@ -744,29 +368,12 @@
         </w:tc>
         <w:tc>
           <w:tcPr>
-            <w:tcW w:w="2340" w:type="dxa"/>
-            <w:tcBorders>
-              <w:top w:val="single" w:sz="4" w:space="0" w:color="auto"/>
-              <w:left w:val="single" w:sz="4" w:space="0" w:color="auto"/>
-              <w:bottom w:val="single" w:sz="4" w:space="0" w:color="auto"/>
-              <w:right w:val="single" w:sz="4" w:space="0" w:color="auto"/>
-            </w:tcBorders>
-            <w:tcMar>
-              <w:top w:w="0" w:type="dxa"/>
-              <w:left w:w="108" w:type="dxa"/>
-              <w:bottom w:w="0" w:type="dxa"/>
-              <w:right w:w="108" w:type="dxa"/>
-            </w:tcMar>
+            <w:tcW w:type="dxa" w:w="2340"/>
           </w:tcPr>
           <w:p>
-            <w:pPr>
-              <w:spacing w:after="200" w:line="276" w:lineRule="auto"/>
-            </w:pPr>
             <w:r>
               <w:rPr>
-                <w:rFonts w:ascii="Cambria" w:hAnsi="Cambria" w:eastAsia="ＭＳ 明朝" w:cs="Cambria" w:asciiTheme="minorHAnsi" w:hAnsiTheme="minorHAnsi" w:eastAsiaTheme="minorEastAsia" w:csTheme="minorBidi"/>
                 <w:sz w:val="20"/>
-                <w:szCs w:val="22"/>
               </w:rPr>
               <w:t>National/sub-national + historical trends</w:t>
             </w:r>
@@ -776,29 +383,12 @@
       <w:tr>
         <w:tc>
           <w:tcPr>
-            <w:tcW w:w="2340" w:type="dxa"/>
-            <w:tcBorders>
-              <w:top w:val="single" w:sz="4" w:space="0" w:color="auto"/>
-              <w:left w:val="single" w:sz="4" w:space="0" w:color="auto"/>
-              <w:bottom w:val="single" w:sz="4" w:space="0" w:color="auto"/>
-              <w:right w:val="single" w:sz="4" w:space="0" w:color="auto"/>
-            </w:tcBorders>
-            <w:tcMar>
-              <w:top w:w="0" w:type="dxa"/>
-              <w:left w:w="108" w:type="dxa"/>
-              <w:bottom w:w="0" w:type="dxa"/>
-              <w:right w:w="108" w:type="dxa"/>
-            </w:tcMar>
+            <w:tcW w:type="dxa" w:w="2340"/>
           </w:tcPr>
           <w:p>
-            <w:pPr>
-              <w:spacing w:after="200" w:line="276" w:lineRule="auto"/>
-            </w:pPr>
             <w:r>
               <w:rPr>
-                <w:rFonts w:ascii="Cambria" w:hAnsi="Cambria" w:eastAsia="ＭＳ 明朝" w:cs="Cambria" w:asciiTheme="minorHAnsi" w:hAnsiTheme="minorHAnsi" w:eastAsiaTheme="minorEastAsia" w:csTheme="minorBidi"/>
                 <w:sz w:val="20"/>
-                <w:szCs w:val="22"/>
               </w:rPr>
               <w:t>POST</w:t>
             </w:r>
@@ -806,29 +396,12 @@
         </w:tc>
         <w:tc>
           <w:tcPr>
-            <w:tcW w:w="2340" w:type="dxa"/>
-            <w:tcBorders>
-              <w:top w:val="single" w:sz="4" w:space="0" w:color="auto"/>
-              <w:left w:val="single" w:sz="4" w:space="0" w:color="auto"/>
-              <w:bottom w:val="single" w:sz="4" w:space="0" w:color="auto"/>
-              <w:right w:val="single" w:sz="4" w:space="0" w:color="auto"/>
-            </w:tcBorders>
-            <w:tcMar>
-              <w:top w:w="0" w:type="dxa"/>
-              <w:left w:w="108" w:type="dxa"/>
-              <w:bottom w:w="0" w:type="dxa"/>
-              <w:right w:w="108" w:type="dxa"/>
-            </w:tcMar>
+            <w:tcW w:type="dxa" w:w="2340"/>
           </w:tcPr>
           <w:p>
-            <w:pPr>
-              <w:spacing w:after="200" w:line="276" w:lineRule="auto"/>
-            </w:pPr>
             <w:r>
               <w:rPr>
-                <w:rFonts w:ascii="Cambria" w:hAnsi="Cambria" w:eastAsia="ＭＳ 明朝" w:cs="Cambria" w:asciiTheme="minorHAnsi" w:hAnsiTheme="minorHAnsi" w:eastAsiaTheme="minorEastAsia" w:csTheme="minorBidi"/>
                 <w:sz w:val="20"/>
-                <w:szCs w:val="22"/>
               </w:rPr>
               <w:t>/query/ngos</w:t>
             </w:r>
@@ -836,29 +409,12 @@
         </w:tc>
         <w:tc>
           <w:tcPr>
-            <w:tcW w:w="2340" w:type="dxa"/>
-            <w:tcBorders>
-              <w:top w:val="single" w:sz="4" w:space="0" w:color="auto"/>
-              <w:left w:val="single" w:sz="4" w:space="0" w:color="auto"/>
-              <w:bottom w:val="single" w:sz="4" w:space="0" w:color="auto"/>
-              <w:right w:val="single" w:sz="4" w:space="0" w:color="auto"/>
-            </w:tcBorders>
-            <w:tcMar>
-              <w:top w:w="0" w:type="dxa"/>
-              <w:left w:w="108" w:type="dxa"/>
-              <w:bottom w:w="0" w:type="dxa"/>
-              <w:right w:w="108" w:type="dxa"/>
-            </w:tcMar>
+            <w:tcW w:type="dxa" w:w="2340"/>
           </w:tcPr>
           <w:p>
-            <w:pPr>
-              <w:spacing w:after="200" w:line="276" w:lineRule="auto"/>
-            </w:pPr>
             <w:r>
               <w:rPr>
-                <w:rFonts w:ascii="Cambria" w:hAnsi="Cambria" w:eastAsia="ＭＳ 明朝" w:cs="Cambria" w:asciiTheme="minorHAnsi" w:hAnsiTheme="minorHAnsi" w:eastAsiaTheme="minorEastAsia" w:csTheme="minorBidi"/>
                 <w:sz w:val="20"/>
-                <w:szCs w:val="22"/>
               </w:rPr>
               <w:t>NGOs</w:t>
             </w:r>
@@ -866,29 +422,12 @@
         </w:tc>
         <w:tc>
           <w:tcPr>
-            <w:tcW w:w="2340" w:type="dxa"/>
-            <w:tcBorders>
-              <w:top w:val="single" w:sz="4" w:space="0" w:color="auto"/>
-              <w:left w:val="single" w:sz="4" w:space="0" w:color="auto"/>
-              <w:bottom w:val="single" w:sz="4" w:space="0" w:color="auto"/>
-              <w:right w:val="single" w:sz="4" w:space="0" w:color="auto"/>
-            </w:tcBorders>
-            <w:tcMar>
-              <w:top w:w="0" w:type="dxa"/>
-              <w:left w:w="108" w:type="dxa"/>
-              <w:bottom w:w="0" w:type="dxa"/>
-              <w:right w:w="108" w:type="dxa"/>
-            </w:tcMar>
+            <w:tcW w:type="dxa" w:w="2340"/>
           </w:tcPr>
           <w:p>
-            <w:pPr>
-              <w:spacing w:after="200" w:line="276" w:lineRule="auto"/>
-            </w:pPr>
             <w:r>
               <w:rPr>
-                <w:rFonts w:ascii="Cambria" w:hAnsi="Cambria" w:eastAsia="ＭＳ 明朝" w:cs="Cambria" w:asciiTheme="minorHAnsi" w:hAnsiTheme="minorHAnsi" w:eastAsiaTheme="minorEastAsia" w:csTheme="minorBidi"/>
                 <w:sz w:val="20"/>
-                <w:szCs w:val="22"/>
               </w:rPr>
               <w:t>Government-tier depth + multi-region program framing</w:t>
             </w:r>
@@ -898,29 +437,12 @@
       <w:tr>
         <w:tc>
           <w:tcPr>
-            <w:tcW w:w="2340" w:type="dxa"/>
-            <w:tcBorders>
-              <w:top w:val="single" w:sz="4" w:space="0" w:color="auto"/>
-              <w:left w:val="single" w:sz="4" w:space="0" w:color="auto"/>
-              <w:bottom w:val="single" w:sz="4" w:space="0" w:color="auto"/>
-              <w:right w:val="single" w:sz="4" w:space="0" w:color="auto"/>
-            </w:tcBorders>
-            <w:tcMar>
-              <w:top w:w="0" w:type="dxa"/>
-              <w:left w:w="108" w:type="dxa"/>
-              <w:bottom w:w="0" w:type="dxa"/>
-              <w:right w:w="108" w:type="dxa"/>
-            </w:tcMar>
+            <w:tcW w:type="dxa" w:w="2340"/>
           </w:tcPr>
           <w:p>
-            <w:pPr>
-              <w:spacing w:after="200" w:line="276" w:lineRule="auto"/>
-            </w:pPr>
             <w:r>
               <w:rPr>
-                <w:rFonts w:ascii="Cambria" w:hAnsi="Cambria" w:eastAsia="ＭＳ 明朝" w:cs="Cambria" w:asciiTheme="minorHAnsi" w:hAnsiTheme="minorHAnsi" w:eastAsiaTheme="minorEastAsia" w:csTheme="minorBidi"/>
                 <w:sz w:val="20"/>
-                <w:szCs w:val="22"/>
               </w:rPr>
               <w:t>POST</w:t>
             </w:r>
@@ -928,29 +450,12 @@
         </w:tc>
         <w:tc>
           <w:tcPr>
-            <w:tcW w:w="2340" w:type="dxa"/>
-            <w:tcBorders>
-              <w:top w:val="single" w:sz="4" w:space="0" w:color="auto"/>
-              <w:left w:val="single" w:sz="4" w:space="0" w:color="auto"/>
-              <w:bottom w:val="single" w:sz="4" w:space="0" w:color="auto"/>
-              <w:right w:val="single" w:sz="4" w:space="0" w:color="auto"/>
-            </w:tcBorders>
-            <w:tcMar>
-              <w:top w:w="0" w:type="dxa"/>
-              <w:left w:w="108" w:type="dxa"/>
-              <w:bottom w:w="0" w:type="dxa"/>
-              <w:right w:w="108" w:type="dxa"/>
-            </w:tcMar>
+            <w:tcW w:type="dxa" w:w="2340"/>
           </w:tcPr>
           <w:p>
-            <w:pPr>
-              <w:spacing w:after="200" w:line="276" w:lineRule="auto"/>
-            </w:pPr>
             <w:r>
               <w:rPr>
-                <w:rFonts w:ascii="Cambria" w:hAnsi="Cambria" w:eastAsia="ＭＳ 明朝" w:cs="Cambria" w:asciiTheme="minorHAnsi" w:hAnsiTheme="minorHAnsi" w:eastAsiaTheme="minorEastAsia" w:csTheme="minorBidi"/>
                 <w:sz w:val="20"/>
-                <w:szCs w:val="22"/>
               </w:rPr>
               <w:t>/query/agribusinesses</w:t>
             </w:r>
@@ -958,29 +463,12 @@
         </w:tc>
         <w:tc>
           <w:tcPr>
-            <w:tcW w:w="2340" w:type="dxa"/>
-            <w:tcBorders>
-              <w:top w:val="single" w:sz="4" w:space="0" w:color="auto"/>
-              <w:left w:val="single" w:sz="4" w:space="0" w:color="auto"/>
-              <w:bottom w:val="single" w:sz="4" w:space="0" w:color="auto"/>
-              <w:right w:val="single" w:sz="4" w:space="0" w:color="auto"/>
-            </w:tcBorders>
-            <w:tcMar>
-              <w:top w:w="0" w:type="dxa"/>
-              <w:left w:w="108" w:type="dxa"/>
-              <w:bottom w:w="0" w:type="dxa"/>
-              <w:right w:w="108" w:type="dxa"/>
-            </w:tcMar>
+            <w:tcW w:type="dxa" w:w="2340"/>
           </w:tcPr>
           <w:p>
-            <w:pPr>
-              <w:spacing w:after="200" w:line="276" w:lineRule="auto"/>
-            </w:pPr>
             <w:r>
               <w:rPr>
-                <w:rFonts w:ascii="Cambria" w:hAnsi="Cambria" w:eastAsia="ＭＳ 明朝" w:cs="Cambria" w:asciiTheme="minorHAnsi" w:hAnsiTheme="minorHAnsi" w:eastAsiaTheme="minorEastAsia" w:csTheme="minorBidi"/>
                 <w:sz w:val="20"/>
-                <w:szCs w:val="22"/>
               </w:rPr>
               <w:t>Agribusinesses</w:t>
             </w:r>
@@ -988,29 +476,12 @@
         </w:tc>
         <w:tc>
           <w:tcPr>
-            <w:tcW w:w="2340" w:type="dxa"/>
-            <w:tcBorders>
-              <w:top w:val="single" w:sz="4" w:space="0" w:color="auto"/>
-              <w:left w:val="single" w:sz="4" w:space="0" w:color="auto"/>
-              <w:bottom w:val="single" w:sz="4" w:space="0" w:color="auto"/>
-              <w:right w:val="single" w:sz="4" w:space="0" w:color="auto"/>
-            </w:tcBorders>
-            <w:tcMar>
-              <w:top w:w="0" w:type="dxa"/>
-              <w:left w:w="108" w:type="dxa"/>
-              <w:bottom w:w="0" w:type="dxa"/>
-              <w:right w:w="108" w:type="dxa"/>
-            </w:tcMar>
+            <w:tcW w:type="dxa" w:w="2340"/>
           </w:tcPr>
           <w:p>
-            <w:pPr>
-              <w:spacing w:after="200" w:line="276" w:lineRule="auto"/>
-            </w:pPr>
             <w:r>
               <w:rPr>
-                <w:rFonts w:ascii="Cambria" w:hAnsi="Cambria" w:eastAsia="ＭＳ 明朝" w:cs="Cambria" w:asciiTheme="minorHAnsi" w:hAnsiTheme="minorHAnsi" w:eastAsiaTheme="minorEastAsia" w:csTheme="minorBidi"/>
                 <w:sz w:val="20"/>
-                <w:szCs w:val="22"/>
               </w:rPr>
               <w:t>Cross-country comparison; market/volatility framing</w:t>
             </w:r>
@@ -1020,29 +491,12 @@
       <w:tr>
         <w:tc>
           <w:tcPr>
-            <w:tcW w:w="2340" w:type="dxa"/>
-            <w:tcBorders>
-              <w:top w:val="single" w:sz="4" w:space="0" w:color="auto"/>
-              <w:left w:val="single" w:sz="4" w:space="0" w:color="auto"/>
-              <w:bottom w:val="single" w:sz="4" w:space="0" w:color="auto"/>
-              <w:right w:val="single" w:sz="4" w:space="0" w:color="auto"/>
-            </w:tcBorders>
-            <w:tcMar>
-              <w:top w:w="0" w:type="dxa"/>
-              <w:left w:w="108" w:type="dxa"/>
-              <w:bottom w:w="0" w:type="dxa"/>
-              <w:right w:w="108" w:type="dxa"/>
-            </w:tcMar>
+            <w:tcW w:type="dxa" w:w="2340"/>
           </w:tcPr>
           <w:p>
-            <w:pPr>
-              <w:spacing w:after="200" w:line="276" w:lineRule="auto"/>
-            </w:pPr>
             <w:r>
               <w:rPr>
-                <w:rFonts w:ascii="Cambria" w:hAnsi="Cambria" w:eastAsia="ＭＳ 明朝" w:cs="Cambria" w:asciiTheme="minorHAnsi" w:hAnsiTheme="minorHAnsi" w:eastAsiaTheme="minorEastAsia" w:csTheme="minorBidi"/>
                 <w:sz w:val="20"/>
-                <w:szCs w:val="22"/>
               </w:rPr>
               <w:t>POST</w:t>
             </w:r>
@@ -1050,29 +504,12 @@
         </w:tc>
         <w:tc>
           <w:tcPr>
-            <w:tcW w:w="2340" w:type="dxa"/>
-            <w:tcBorders>
-              <w:top w:val="single" w:sz="4" w:space="0" w:color="auto"/>
-              <w:left w:val="single" w:sz="4" w:space="0" w:color="auto"/>
-              <w:bottom w:val="single" w:sz="4" w:space="0" w:color="auto"/>
-              <w:right w:val="single" w:sz="4" w:space="0" w:color="auto"/>
-            </w:tcBorders>
-            <w:tcMar>
-              <w:top w:w="0" w:type="dxa"/>
-              <w:left w:w="108" w:type="dxa"/>
-              <w:bottom w:w="0" w:type="dxa"/>
-              <w:right w:w="108" w:type="dxa"/>
-            </w:tcMar>
+            <w:tcW w:type="dxa" w:w="2340"/>
           </w:tcPr>
           <w:p>
-            <w:pPr>
-              <w:spacing w:after="200" w:line="276" w:lineRule="auto"/>
-            </w:pPr>
             <w:r>
               <w:rPr>
-                <w:rFonts w:ascii="Cambria" w:hAnsi="Cambria" w:eastAsia="ＭＳ 明朝" w:cs="Cambria" w:asciiTheme="minorHAnsi" w:hAnsiTheme="minorHAnsi" w:eastAsiaTheme="minorEastAsia" w:csTheme="minorBidi"/>
                 <w:sz w:val="20"/>
-                <w:szCs w:val="22"/>
               </w:rPr>
               <w:t>/query/integrated</w:t>
             </w:r>
@@ -1080,29 +517,12 @@
         </w:tc>
         <w:tc>
           <w:tcPr>
-            <w:tcW w:w="2340" w:type="dxa"/>
-            <w:tcBorders>
-              <w:top w:val="single" w:sz="4" w:space="0" w:color="auto"/>
-              <w:left w:val="single" w:sz="4" w:space="0" w:color="auto"/>
-              <w:bottom w:val="single" w:sz="4" w:space="0" w:color="auto"/>
-              <w:right w:val="single" w:sz="4" w:space="0" w:color="auto"/>
-            </w:tcBorders>
-            <w:tcMar>
-              <w:top w:w="0" w:type="dxa"/>
-              <w:left w:w="108" w:type="dxa"/>
-              <w:bottom w:w="0" w:type="dxa"/>
-              <w:right w:w="108" w:type="dxa"/>
-            </w:tcMar>
+            <w:tcW w:type="dxa" w:w="2340"/>
           </w:tcPr>
           <w:p>
-            <w:pPr>
-              <w:spacing w:after="200" w:line="276" w:lineRule="auto"/>
-            </w:pPr>
             <w:r>
               <w:rPr>
-                <w:rFonts w:ascii="Cambria" w:hAnsi="Cambria" w:eastAsia="ＭＳ 明朝" w:cs="Cambria" w:asciiTheme="minorHAnsi" w:hAnsiTheme="minorHAnsi" w:eastAsiaTheme="minorEastAsia" w:csTheme="minorBidi"/>
                 <w:sz w:val="20"/>
-                <w:szCs w:val="22"/>
               </w:rPr>
               <w:t>Integrated</w:t>
             </w:r>
@@ -1110,29 +530,12 @@
         </w:tc>
         <w:tc>
           <w:tcPr>
-            <w:tcW w:w="2340" w:type="dxa"/>
-            <w:tcBorders>
-              <w:top w:val="single" w:sz="4" w:space="0" w:color="auto"/>
-              <w:left w:val="single" w:sz="4" w:space="0" w:color="auto"/>
-              <w:bottom w:val="single" w:sz="4" w:space="0" w:color="auto"/>
-              <w:right w:val="single" w:sz="4" w:space="0" w:color="auto"/>
-            </w:tcBorders>
-            <w:tcMar>
-              <w:top w:w="0" w:type="dxa"/>
-              <w:left w:w="108" w:type="dxa"/>
-              <w:bottom w:w="0" w:type="dxa"/>
-              <w:right w:w="108" w:type="dxa"/>
-            </w:tcMar>
+            <w:tcW w:type="dxa" w:w="2340"/>
           </w:tcPr>
           <w:p>
-            <w:pPr>
-              <w:spacing w:after="200" w:line="276" w:lineRule="auto"/>
-            </w:pPr>
             <w:r>
               <w:rPr>
-                <w:rFonts w:ascii="Cambria" w:hAnsi="Cambria" w:eastAsia="ＭＳ 明朝" w:cs="Cambria" w:asciiTheme="minorHAnsi" w:hAnsiTheme="minorHAnsi" w:eastAsiaTheme="minorEastAsia" w:csTheme="minorBidi"/>
                 <w:sz w:val="20"/>
-                <w:szCs w:val="22"/>
               </w:rPr>
               <w:t>Full access; category persona per message</w:t>
             </w:r>
@@ -1140,20 +543,12 @@
         </w:tc>
       </w:tr>
     </w:tbl>
+    <w:p/>
     <w:p>
-      <w:pPr>
-        <w:spacing w:after="200" w:line="276" w:lineRule="auto"/>
-      </w:pPr>
-    </w:p>
-    <w:p>
-      <w:pPr>
-        <w:spacing w:after="200" w:line="276" w:lineRule="auto"/>
-      </w:pPr>
       <w:r>
         <w:rPr>
-          <w:rFonts w:ascii="Cambria" w:hAnsi="Cambria" w:eastAsia="ＭＳ 明朝" w:cs="Cambria" w:asciiTheme="minorHAnsi" w:hAnsiTheme="minorHAnsi" w:eastAsiaTheme="minorEastAsia" w:csTheme="minorBidi"/>
+          <w:b w:val="0"/>
           <w:sz w:val="22"/>
-          <w:szCs w:val="22"/>
         </w:rPr>
         <w:t>Generic POST /query still exists (plan_type from user_profile). Prefer the plan-scoped URLs above.</w:t>
       </w:r>
@@ -1163,26 +558,14 @@
         <w:pStyle w:val="Heading2"/>
       </w:pPr>
       <w:r>
-        <w:rPr>
-          <w:rFonts w:ascii="Calibri" w:hAnsi="Calibri" w:eastAsia="ＭＳ ゴシック" w:cs="Calibri" w:asciiTheme="majorHAnsi" w:hAnsiTheme="majorHAnsi" w:eastAsiaTheme="majorEastAsia" w:csTheme="majorBidi"/>
-          <w:b/>
-          <w:bCs/>
-          <w:color w:val="4F81BD" w:themeColor="accent1"/>
-          <w:sz w:val="26"/>
-          <w:szCs w:val="26"/>
-        </w:rPr>
         <w:t>Categories</w:t>
       </w:r>
     </w:p>
     <w:p>
-      <w:pPr>
-        <w:spacing w:after="200" w:line="276" w:lineRule="auto"/>
-      </w:pPr>
       <w:r>
         <w:rPr>
-          <w:rFonts w:ascii="Cambria" w:hAnsi="Cambria" w:eastAsia="ＭＳ 明朝" w:cs="Cambria" w:asciiTheme="minorHAnsi" w:hAnsiTheme="minorHAnsi" w:eastAsiaTheme="minorEastAsia" w:csTheme="minorBidi"/>
+          <w:b w:val="0"/>
           <w:sz w:val="22"/>
-          <w:szCs w:val="22"/>
         </w:rPr>
         <w:t>category sets generation persona/tone. Send it in user_profile.</w:t>
       </w:r>
@@ -1190,22 +573,8 @@
     <w:tbl>
       <w:tblPr>
         <w:tblStyle w:val="TableGrid"/>
-        <w:tblW w:w="0" w:type="auto"/>
-        <w:tblBorders>
-          <w:top w:val="single" w:sz="4" w:space="0" w:color="auto"/>
-          <w:left w:val="single" w:sz="4" w:space="0" w:color="auto"/>
-          <w:bottom w:val="single" w:sz="4" w:space="0" w:color="auto"/>
-          <w:right w:val="single" w:sz="4" w:space="0" w:color="auto"/>
-          <w:insideH w:val="single" w:sz="4" w:space="0" w:color="auto"/>
-          <w:insideV w:val="single" w:sz="4" w:space="0" w:color="auto"/>
-        </w:tblBorders>
-        <w:tblCellMar>
-          <w:top w:w="0" w:type="dxa"/>
-          <w:left w:w="108" w:type="dxa"/>
-          <w:bottom w:w="0" w:type="dxa"/>
-          <w:right w:w="108" w:type="dxa"/>
-        </w:tblCellMar>
-        <w:tblLook w:firstRow="1" w:firstColumn="1" w:noVBand="1"/>
+        <w:tblW w:type="auto" w:w="0"/>
+        <w:tblLook w:firstColumn="1" w:firstRow="1" w:lastColumn="0" w:lastRow="0" w:noHBand="0" w:noVBand="1" w:val="04A0"/>
       </w:tblPr>
       <w:tblGrid>
         <w:gridCol w:w="4680"/>
@@ -1214,31 +583,13 @@
       <w:tr>
         <w:tc>
           <w:tcPr>
-            <w:tcW w:w="4680" w:type="dxa"/>
-            <w:tcBorders>
-              <w:top w:val="single" w:sz="4" w:space="0" w:color="auto"/>
-              <w:left w:val="single" w:sz="4" w:space="0" w:color="auto"/>
-              <w:bottom w:val="single" w:sz="4" w:space="0" w:color="auto"/>
-              <w:right w:val="single" w:sz="4" w:space="0" w:color="auto"/>
-            </w:tcBorders>
-            <w:tcMar>
-              <w:top w:w="0" w:type="dxa"/>
-              <w:left w:w="108" w:type="dxa"/>
-              <w:bottom w:w="0" w:type="dxa"/>
-              <w:right w:w="108" w:type="dxa"/>
-            </w:tcMar>
+            <w:tcW w:type="dxa" w:w="4680"/>
           </w:tcPr>
           <w:p>
-            <w:pPr>
-              <w:spacing w:after="200" w:line="276" w:lineRule="auto"/>
-            </w:pPr>
             <w:r>
               <w:rPr>
-                <w:rFonts w:ascii="Cambria" w:hAnsi="Cambria" w:eastAsia="ＭＳ 明朝" w:cs="Cambria" w:asciiTheme="minorHAnsi" w:hAnsiTheme="minorHAnsi" w:eastAsiaTheme="minorEastAsia" w:csTheme="minorBidi"/>
                 <w:b/>
-                <w:bCs/>
                 <w:sz w:val="20"/>
-                <w:szCs w:val="22"/>
               </w:rPr>
               <w:t>ID</w:t>
             </w:r>
@@ -1246,31 +597,13 @@
         </w:tc>
         <w:tc>
           <w:tcPr>
-            <w:tcW w:w="4680" w:type="dxa"/>
-            <w:tcBorders>
-              <w:top w:val="single" w:sz="4" w:space="0" w:color="auto"/>
-              <w:left w:val="single" w:sz="4" w:space="0" w:color="auto"/>
-              <w:bottom w:val="single" w:sz="4" w:space="0" w:color="auto"/>
-              <w:right w:val="single" w:sz="4" w:space="0" w:color="auto"/>
-            </w:tcBorders>
-            <w:tcMar>
-              <w:top w:w="0" w:type="dxa"/>
-              <w:left w:w="108" w:type="dxa"/>
-              <w:bottom w:w="0" w:type="dxa"/>
-              <w:right w:w="108" w:type="dxa"/>
-            </w:tcMar>
+            <w:tcW w:type="dxa" w:w="4680"/>
           </w:tcPr>
           <w:p>
-            <w:pPr>
-              <w:spacing w:after="200" w:line="276" w:lineRule="auto"/>
-            </w:pPr>
             <w:r>
               <w:rPr>
-                <w:rFonts w:ascii="Cambria" w:hAnsi="Cambria" w:eastAsia="ＭＳ 明朝" w:cs="Cambria" w:asciiTheme="minorHAnsi" w:hAnsiTheme="minorHAnsi" w:eastAsiaTheme="minorEastAsia" w:csTheme="minorBidi"/>
                 <w:b/>
-                <w:bCs/>
                 <w:sz w:val="20"/>
-                <w:szCs w:val="22"/>
               </w:rPr>
               <w:t>Label</w:t>
             </w:r>
@@ -1280,29 +613,12 @@
       <w:tr>
         <w:tc>
           <w:tcPr>
-            <w:tcW w:w="4680" w:type="dxa"/>
-            <w:tcBorders>
-              <w:top w:val="single" w:sz="4" w:space="0" w:color="auto"/>
-              <w:left w:val="single" w:sz="4" w:space="0" w:color="auto"/>
-              <w:bottom w:val="single" w:sz="4" w:space="0" w:color="auto"/>
-              <w:right w:val="single" w:sz="4" w:space="0" w:color="auto"/>
-            </w:tcBorders>
-            <w:tcMar>
-              <w:top w:w="0" w:type="dxa"/>
-              <w:left w:w="108" w:type="dxa"/>
-              <w:bottom w:w="0" w:type="dxa"/>
-              <w:right w:w="108" w:type="dxa"/>
-            </w:tcMar>
+            <w:tcW w:type="dxa" w:w="4680"/>
           </w:tcPr>
           <w:p>
-            <w:pPr>
-              <w:spacing w:after="200" w:line="276" w:lineRule="auto"/>
-            </w:pPr>
             <w:r>
               <w:rPr>
-                <w:rFonts w:ascii="Cambria" w:hAnsi="Cambria" w:eastAsia="ＭＳ 明朝" w:cs="Cambria" w:asciiTheme="minorHAnsi" w:hAnsiTheme="minorHAnsi" w:eastAsiaTheme="minorEastAsia" w:csTheme="minorBidi"/>
                 <w:sz w:val="20"/>
-                <w:szCs w:val="22"/>
               </w:rPr>
               <w:t>Government</w:t>
             </w:r>
@@ -1310,29 +626,12 @@
         </w:tc>
         <w:tc>
           <w:tcPr>
-            <w:tcW w:w="4680" w:type="dxa"/>
-            <w:tcBorders>
-              <w:top w:val="single" w:sz="4" w:space="0" w:color="auto"/>
-              <w:left w:val="single" w:sz="4" w:space="0" w:color="auto"/>
-              <w:bottom w:val="single" w:sz="4" w:space="0" w:color="auto"/>
-              <w:right w:val="single" w:sz="4" w:space="0" w:color="auto"/>
-            </w:tcBorders>
-            <w:tcMar>
-              <w:top w:w="0" w:type="dxa"/>
-              <w:left w:w="108" w:type="dxa"/>
-              <w:bottom w:w="0" w:type="dxa"/>
-              <w:right w:w="108" w:type="dxa"/>
-            </w:tcMar>
+            <w:tcW w:type="dxa" w:w="4680"/>
           </w:tcPr>
           <w:p>
-            <w:pPr>
-              <w:spacing w:after="200" w:line="276" w:lineRule="auto"/>
-            </w:pPr>
             <w:r>
               <w:rPr>
-                <w:rFonts w:ascii="Cambria" w:hAnsi="Cambria" w:eastAsia="ＭＳ 明朝" w:cs="Cambria" w:asciiTheme="minorHAnsi" w:hAnsiTheme="minorHAnsi" w:eastAsiaTheme="minorEastAsia" w:csTheme="minorBidi"/>
                 <w:sz w:val="20"/>
-                <w:szCs w:val="22"/>
               </w:rPr>
               <w:t>Government &amp; Public Institutions</w:t>
             </w:r>
@@ -1342,29 +641,12 @@
       <w:tr>
         <w:tc>
           <w:tcPr>
-            <w:tcW w:w="4680" w:type="dxa"/>
-            <w:tcBorders>
-              <w:top w:val="single" w:sz="4" w:space="0" w:color="auto"/>
-              <w:left w:val="single" w:sz="4" w:space="0" w:color="auto"/>
-              <w:bottom w:val="single" w:sz="4" w:space="0" w:color="auto"/>
-              <w:right w:val="single" w:sz="4" w:space="0" w:color="auto"/>
-            </w:tcBorders>
-            <w:tcMar>
-              <w:top w:w="0" w:type="dxa"/>
-              <w:left w:w="108" w:type="dxa"/>
-              <w:bottom w:w="0" w:type="dxa"/>
-              <w:right w:w="108" w:type="dxa"/>
-            </w:tcMar>
+            <w:tcW w:type="dxa" w:w="4680"/>
           </w:tcPr>
           <w:p>
-            <w:pPr>
-              <w:spacing w:after="200" w:line="276" w:lineRule="auto"/>
-            </w:pPr>
             <w:r>
               <w:rPr>
-                <w:rFonts w:ascii="Cambria" w:hAnsi="Cambria" w:eastAsia="ＭＳ 明朝" w:cs="Cambria" w:asciiTheme="minorHAnsi" w:hAnsiTheme="minorHAnsi" w:eastAsiaTheme="minorEastAsia" w:csTheme="minorBidi"/>
                 <w:sz w:val="20"/>
-                <w:szCs w:val="22"/>
               </w:rPr>
               <w:t>NGOs</w:t>
             </w:r>
@@ -1372,29 +654,12 @@
         </w:tc>
         <w:tc>
           <w:tcPr>
-            <w:tcW w:w="4680" w:type="dxa"/>
-            <w:tcBorders>
-              <w:top w:val="single" w:sz="4" w:space="0" w:color="auto"/>
-              <w:left w:val="single" w:sz="4" w:space="0" w:color="auto"/>
-              <w:bottom w:val="single" w:sz="4" w:space="0" w:color="auto"/>
-              <w:right w:val="single" w:sz="4" w:space="0" w:color="auto"/>
-            </w:tcBorders>
-            <w:tcMar>
-              <w:top w:w="0" w:type="dxa"/>
-              <w:left w:w="108" w:type="dxa"/>
-              <w:bottom w:w="0" w:type="dxa"/>
-              <w:right w:w="108" w:type="dxa"/>
-            </w:tcMar>
+            <w:tcW w:type="dxa" w:w="4680"/>
           </w:tcPr>
           <w:p>
-            <w:pPr>
-              <w:spacing w:after="200" w:line="276" w:lineRule="auto"/>
-            </w:pPr>
             <w:r>
               <w:rPr>
-                <w:rFonts w:ascii="Cambria" w:hAnsi="Cambria" w:eastAsia="ＭＳ 明朝" w:cs="Cambria" w:asciiTheme="minorHAnsi" w:hAnsiTheme="minorHAnsi" w:eastAsiaTheme="minorEastAsia" w:csTheme="minorBidi"/>
                 <w:sz w:val="20"/>
-                <w:szCs w:val="22"/>
               </w:rPr>
               <w:t>Foundations, NGOs &amp; Development Partners</w:t>
             </w:r>
@@ -1404,29 +669,12 @@
       <w:tr>
         <w:tc>
           <w:tcPr>
-            <w:tcW w:w="4680" w:type="dxa"/>
-            <w:tcBorders>
-              <w:top w:val="single" w:sz="4" w:space="0" w:color="auto"/>
-              <w:left w:val="single" w:sz="4" w:space="0" w:color="auto"/>
-              <w:bottom w:val="single" w:sz="4" w:space="0" w:color="auto"/>
-              <w:right w:val="single" w:sz="4" w:space="0" w:color="auto"/>
-            </w:tcBorders>
-            <w:tcMar>
-              <w:top w:w="0" w:type="dxa"/>
-              <w:left w:w="108" w:type="dxa"/>
-              <w:bottom w:w="0" w:type="dxa"/>
-              <w:right w:w="108" w:type="dxa"/>
-            </w:tcMar>
+            <w:tcW w:type="dxa" w:w="4680"/>
           </w:tcPr>
           <w:p>
-            <w:pPr>
-              <w:spacing w:after="200" w:line="276" w:lineRule="auto"/>
-            </w:pPr>
             <w:r>
               <w:rPr>
-                <w:rFonts w:ascii="Cambria" w:hAnsi="Cambria" w:eastAsia="ＭＳ 明朝" w:cs="Cambria" w:asciiTheme="minorHAnsi" w:hAnsiTheme="minorHAnsi" w:eastAsiaTheme="minorEastAsia" w:csTheme="minorBidi"/>
                 <w:sz w:val="20"/>
-                <w:szCs w:val="22"/>
               </w:rPr>
               <w:t>Agribusinesses</w:t>
             </w:r>
@@ -1434,29 +682,12 @@
         </w:tc>
         <w:tc>
           <w:tcPr>
-            <w:tcW w:w="4680" w:type="dxa"/>
-            <w:tcBorders>
-              <w:top w:val="single" w:sz="4" w:space="0" w:color="auto"/>
-              <w:left w:val="single" w:sz="4" w:space="0" w:color="auto"/>
-              <w:bottom w:val="single" w:sz="4" w:space="0" w:color="auto"/>
-              <w:right w:val="single" w:sz="4" w:space="0" w:color="auto"/>
-            </w:tcBorders>
-            <w:tcMar>
-              <w:top w:w="0" w:type="dxa"/>
-              <w:left w:w="108" w:type="dxa"/>
-              <w:bottom w:w="0" w:type="dxa"/>
-              <w:right w:w="108" w:type="dxa"/>
-            </w:tcMar>
+            <w:tcW w:type="dxa" w:w="4680"/>
           </w:tcPr>
           <w:p>
-            <w:pPr>
-              <w:spacing w:after="200" w:line="276" w:lineRule="auto"/>
-            </w:pPr>
             <w:r>
               <w:rPr>
-                <w:rFonts w:ascii="Cambria" w:hAnsi="Cambria" w:eastAsia="ＭＳ 明朝" w:cs="Cambria" w:asciiTheme="minorHAnsi" w:hAnsiTheme="minorHAnsi" w:eastAsiaTheme="minorEastAsia" w:csTheme="minorBidi"/>
                 <w:sz w:val="20"/>
-                <w:szCs w:val="22"/>
               </w:rPr>
               <w:t>Agribusinesses &amp; Financial Institutions</w:t>
             </w:r>
@@ -1466,29 +697,12 @@
       <w:tr>
         <w:tc>
           <w:tcPr>
-            <w:tcW w:w="4680" w:type="dxa"/>
-            <w:tcBorders>
-              <w:top w:val="single" w:sz="4" w:space="0" w:color="auto"/>
-              <w:left w:val="single" w:sz="4" w:space="0" w:color="auto"/>
-              <w:bottom w:val="single" w:sz="4" w:space="0" w:color="auto"/>
-              <w:right w:val="single" w:sz="4" w:space="0" w:color="auto"/>
-            </w:tcBorders>
-            <w:tcMar>
-              <w:top w:w="0" w:type="dxa"/>
-              <w:left w:w="108" w:type="dxa"/>
-              <w:bottom w:w="0" w:type="dxa"/>
-              <w:right w:w="108" w:type="dxa"/>
-            </w:tcMar>
+            <w:tcW w:type="dxa" w:w="4680"/>
           </w:tcPr>
           <w:p>
-            <w:pPr>
-              <w:spacing w:after="200" w:line="276" w:lineRule="auto"/>
-            </w:pPr>
             <w:r>
               <w:rPr>
-                <w:rFonts w:ascii="Cambria" w:hAnsi="Cambria" w:eastAsia="ＭＳ 明朝" w:cs="Cambria" w:asciiTheme="minorHAnsi" w:hAnsiTheme="minorHAnsi" w:eastAsiaTheme="minorEastAsia" w:csTheme="minorBidi"/>
                 <w:sz w:val="20"/>
-                <w:szCs w:val="22"/>
               </w:rPr>
               <w:t>Farmers</w:t>
             </w:r>
@@ -1496,29 +710,12 @@
         </w:tc>
         <w:tc>
           <w:tcPr>
-            <w:tcW w:w="4680" w:type="dxa"/>
-            <w:tcBorders>
-              <w:top w:val="single" w:sz="4" w:space="0" w:color="auto"/>
-              <w:left w:val="single" w:sz="4" w:space="0" w:color="auto"/>
-              <w:bottom w:val="single" w:sz="4" w:space="0" w:color="auto"/>
-              <w:right w:val="single" w:sz="4" w:space="0" w:color="auto"/>
-            </w:tcBorders>
-            <w:tcMar>
-              <w:top w:w="0" w:type="dxa"/>
-              <w:left w:w="108" w:type="dxa"/>
-              <w:bottom w:w="0" w:type="dxa"/>
-              <w:right w:w="108" w:type="dxa"/>
-            </w:tcMar>
+            <w:tcW w:type="dxa" w:w="4680"/>
           </w:tcPr>
           <w:p>
-            <w:pPr>
-              <w:spacing w:after="200" w:line="276" w:lineRule="auto"/>
-            </w:pPr>
             <w:r>
               <w:rPr>
-                <w:rFonts w:ascii="Cambria" w:hAnsi="Cambria" w:eastAsia="ＭＳ 明朝" w:cs="Cambria" w:asciiTheme="minorHAnsi" w:hAnsiTheme="minorHAnsi" w:eastAsiaTheme="minorEastAsia" w:csTheme="minorBidi"/>
                 <w:sz w:val="20"/>
-                <w:szCs w:val="22"/>
               </w:rPr>
               <w:t>Farmers, Cooperatives &amp; Communities</w:t>
             </w:r>
@@ -1526,24 +723,12 @@
         </w:tc>
       </w:tr>
     </w:tbl>
-    <w:p>
-      <w:pPr>
-        <w:spacing w:after="200" w:line="276" w:lineRule="auto"/>
-      </w:pPr>
-    </w:p>
+    <w:p/>
     <w:p>
       <w:pPr>
         <w:pStyle w:val="Heading1"/>
       </w:pPr>
       <w:r>
-        <w:rPr>
-          <w:rFonts w:ascii="Calibri" w:hAnsi="Calibri" w:eastAsia="ＭＳ ゴシック" w:cs="Calibri" w:asciiTheme="majorHAnsi" w:hAnsiTheme="majorHAnsi" w:eastAsiaTheme="majorEastAsia" w:csTheme="majorBidi"/>
-          <w:b/>
-          <w:bCs/>
-          <w:color w:val="365F91" w:themeColor="accent1" w:themeShade="BF"/>
-          <w:sz w:val="28"/>
-          <w:szCs w:val="28"/>
-        </w:rPr>
         <w:t>Quick start</w:t>
       </w:r>
     </w:p>
@@ -1552,14 +737,6 @@
         <w:pStyle w:val="Heading3"/>
       </w:pPr>
       <w:r>
-        <w:rPr>
-          <w:rFonts w:ascii="Calibri" w:hAnsi="Calibri" w:eastAsia="ＭＳ ゴシック" w:cs="Calibri" w:asciiTheme="majorHAnsi" w:hAnsiTheme="majorHAnsi" w:eastAsiaTheme="majorEastAsia" w:csTheme="majorBidi"/>
-          <w:b/>
-          <w:bCs/>
-          <w:color w:val="4F81BD" w:themeColor="accent1"/>
-          <w:sz w:val="22"/>
-          <w:szCs w:val="22"/>
-        </w:rPr>
         <w:t>Farmers plan (recommended pattern)</w:t>
       </w:r>
     </w:p>
@@ -1570,9 +747,8 @@
       </w:pPr>
       <w:r>
         <w:rPr>
-          <w:rFonts w:ascii="Consolas" w:hAnsi="Consolas" w:eastAsia="ＭＳ 明朝" w:cs="Consolas" w:eastAsiaTheme="minorEastAsia" w:csTheme="minorBidi"/>
+          <w:rFonts w:ascii="Consolas" w:hAnsi="Consolas"/>
           <w:sz w:val="18"/>
-          <w:szCs w:val="22"/>
         </w:rPr>
         <w:t>curl -s -X POST "https://data-team-production-db77.up.railway.app/query/farmers" \</w:t>
       </w:r>
@@ -1584,9 +760,8 @@
       </w:pPr>
       <w:r>
         <w:rPr>
-          <w:rFonts w:ascii="Consolas" w:hAnsi="Consolas" w:eastAsia="ＭＳ 明朝" w:cs="Consolas" w:eastAsiaTheme="minorEastAsia" w:csTheme="minorBidi"/>
+          <w:rFonts w:ascii="Consolas" w:hAnsi="Consolas"/>
           <w:sz w:val="18"/>
-          <w:szCs w:val="22"/>
         </w:rPr>
         <w:t xml:space="preserve">  -H "Content-Type: application/json" \</w:t>
       </w:r>
@@ -1598,9 +773,8 @@
       </w:pPr>
       <w:r>
         <w:rPr>
-          <w:rFonts w:ascii="Consolas" w:hAnsi="Consolas" w:eastAsia="ＭＳ 明朝" w:cs="Consolas" w:eastAsiaTheme="minorEastAsia" w:csTheme="minorBidi"/>
+          <w:rFonts w:ascii="Consolas" w:hAnsi="Consolas"/>
           <w:sz w:val="18"/>
-          <w:szCs w:val="22"/>
         </w:rPr>
         <w:t xml:space="preserve">  -d '{</w:t>
       </w:r>
@@ -1612,9 +786,8 @@
       </w:pPr>
       <w:r>
         <w:rPr>
-          <w:rFonts w:ascii="Consolas" w:hAnsi="Consolas" w:eastAsia="ＭＳ 明朝" w:cs="Consolas" w:eastAsiaTheme="minorEastAsia" w:csTheme="minorBidi"/>
+          <w:rFonts w:ascii="Consolas" w:hAnsi="Consolas"/>
           <w:sz w:val="18"/>
-          <w:szCs w:val="22"/>
         </w:rPr>
         <w:t xml:space="preserve">    "query": "What is the maize outlook?",</w:t>
       </w:r>
@@ -1626,9 +799,8 @@
       </w:pPr>
       <w:r>
         <w:rPr>
-          <w:rFonts w:ascii="Consolas" w:hAnsi="Consolas" w:eastAsia="ＭＳ 明朝" w:cs="Consolas" w:eastAsiaTheme="minorEastAsia" w:csTheme="minorBidi"/>
+          <w:rFonts w:ascii="Consolas" w:hAnsi="Consolas"/>
           <w:sz w:val="18"/>
-          <w:szCs w:val="22"/>
         </w:rPr>
         <w:t xml:space="preserve">    "user_profile": {</w:t>
       </w:r>
@@ -1640,9 +812,8 @@
       </w:pPr>
       <w:r>
         <w:rPr>
-          <w:rFonts w:ascii="Consolas" w:hAnsi="Consolas" w:eastAsia="ＭＳ 明朝" w:cs="Consolas" w:eastAsiaTheme="minorEastAsia" w:csTheme="minorBidi"/>
+          <w:rFonts w:ascii="Consolas" w:hAnsi="Consolas"/>
           <w:sz w:val="18"/>
-          <w:szCs w:val="22"/>
         </w:rPr>
         <w:t xml:space="preserve">      "plan_type": "Farmers",</w:t>
       </w:r>
@@ -1654,9 +825,8 @@
       </w:pPr>
       <w:r>
         <w:rPr>
-          <w:rFonts w:ascii="Consolas" w:hAnsi="Consolas" w:eastAsia="ＭＳ 明朝" w:cs="Consolas" w:eastAsiaTheme="minorEastAsia" w:csTheme="minorBidi"/>
+          <w:rFonts w:ascii="Consolas" w:hAnsi="Consolas"/>
           <w:sz w:val="18"/>
-          <w:szCs w:val="22"/>
         </w:rPr>
         <w:t xml:space="preserve">      "category": "Farmers",</w:t>
       </w:r>
@@ -1668,9 +838,8 @@
       </w:pPr>
       <w:r>
         <w:rPr>
-          <w:rFonts w:ascii="Consolas" w:hAnsi="Consolas" w:eastAsia="ＭＳ 明朝" w:cs="Consolas" w:eastAsiaTheme="minorEastAsia" w:csTheme="minorBidi"/>
+          <w:rFonts w:ascii="Consolas" w:hAnsi="Consolas"/>
           <w:sz w:val="18"/>
-          <w:szCs w:val="22"/>
         </w:rPr>
         <w:t xml:space="preserve">      "country": "Kenya"</w:t>
       </w:r>
@@ -1682,9 +851,8 @@
       </w:pPr>
       <w:r>
         <w:rPr>
-          <w:rFonts w:ascii="Consolas" w:hAnsi="Consolas" w:eastAsia="ＭＳ 明朝" w:cs="Consolas" w:eastAsiaTheme="minorEastAsia" w:csTheme="minorBidi"/>
+          <w:rFonts w:ascii="Consolas" w:hAnsi="Consolas"/>
           <w:sz w:val="18"/>
-          <w:szCs w:val="22"/>
         </w:rPr>
         <w:t xml:space="preserve">    }</w:t>
       </w:r>
@@ -1696,9 +864,8 @@
       </w:pPr>
       <w:r>
         <w:rPr>
-          <w:rFonts w:ascii="Consolas" w:hAnsi="Consolas" w:eastAsia="ＭＳ 明朝" w:cs="Consolas" w:eastAsiaTheme="minorEastAsia" w:csTheme="minorBidi"/>
+          <w:rFonts w:ascii="Consolas" w:hAnsi="Consolas"/>
           <w:sz w:val="18"/>
-          <w:szCs w:val="22"/>
         </w:rPr>
         <w:t xml:space="preserve">  }'</w:t>
       </w:r>
@@ -1706,13 +873,10 @@
     <w:p>
       <w:pPr>
         <w:pStyle w:val="ListBullet"/>
-        <w:ind w:left="360" w:hanging="360"/>
       </w:pPr>
       <w:r>
         <w:rPr>
-          <w:rFonts w:ascii="Cambria" w:hAnsi="Cambria" w:eastAsia="ＭＳ 明朝" w:cs="Cambria" w:asciiTheme="minorHAnsi" w:hAnsiTheme="minorHAnsi" w:eastAsiaTheme="minorEastAsia" w:csTheme="minorBidi"/>
           <w:sz w:val="22"/>
-          <w:szCs w:val="22"/>
         </w:rPr>
         <w:t>Reuse session_id from the previous response for multi-turn chat.</w:t>
       </w:r>
@@ -1720,13 +884,10 @@
     <w:p>
       <w:pPr>
         <w:pStyle w:val="ListBullet"/>
-        <w:ind w:left="360" w:hanging="360"/>
       </w:pPr>
       <w:r>
         <w:rPr>
-          <w:rFonts w:ascii="Cambria" w:hAnsi="Cambria" w:eastAsia="ＭＳ 明朝" w:cs="Cambria" w:asciiTheme="minorHAnsi" w:hAnsiTheme="minorHAnsi" w:eastAsiaTheme="minorEastAsia" w:csTheme="minorBidi"/>
           <w:sz w:val="22"/>
-          <w:szCs w:val="22"/>
         </w:rPr>
         <w:t>Omit chat_history to use server-side memory; send chat_history for client-owned history.</w:t>
       </w:r>
@@ -1734,15 +895,23 @@
     <w:p>
       <w:pPr>
         <w:pStyle w:val="ListBullet"/>
-        <w:ind w:left="360" w:hanging="360"/>
       </w:pPr>
       <w:r>
         <w:rPr>
-          <w:rFonts w:ascii="Cambria" w:hAnsi="Cambria" w:eastAsia="ＭＳ 明朝" w:cs="Cambria" w:asciiTheme="minorHAnsi" w:hAnsiTheme="minorHAnsi" w:eastAsiaTheme="minorEastAsia" w:csTheme="minorBidi"/>
           <w:sz w:val="22"/>
-          <w:szCs w:val="22"/>
         </w:rPr>
         <w:t>Every successful response includes acf (confidence band, score 0–100, explanation).</w:t>
+      </w:r>
+    </w:p>
+    <w:p>
+      <w:pPr>
+        <w:pStyle w:val="ListBullet"/>
+      </w:pPr>
+      <w:r>
+        <w:rPr>
+          <w:sz w:val="22"/>
+        </w:rPr>
+        <w:t>Agribusinesses and Integrated return artifacts[] (CSV/chart/DOCX/PDF URLs) when the user asks for an export and structured data is available. Set RAG_ARTIFACT_GCS_BUCKET in production for HTTPS signed URLs.</w:t>
       </w:r>
     </w:p>
     <w:p>
@@ -1750,36 +919,14 @@
         <w:pStyle w:val="Heading1"/>
       </w:pPr>
       <w:r>
-        <w:rPr>
-          <w:rFonts w:ascii="Calibri" w:hAnsi="Calibri" w:eastAsia="ＭＳ ゴシック" w:cs="Calibri" w:asciiTheme="majorHAnsi" w:hAnsiTheme="majorHAnsi" w:eastAsiaTheme="majorEastAsia" w:csTheme="majorBidi"/>
-          <w:b/>
-          <w:bCs/>
-          <w:color w:val="365F91" w:themeColor="accent1" w:themeShade="BF"/>
-          <w:sz w:val="28"/>
-          <w:szCs w:val="28"/>
-        </w:rPr>
         <w:t>POST /query/{plan} — request</w:t>
       </w:r>
     </w:p>
     <w:tbl>
       <w:tblPr>
         <w:tblStyle w:val="TableGrid"/>
-        <w:tblW w:w="0" w:type="auto"/>
-        <w:tblBorders>
-          <w:top w:val="single" w:sz="4" w:space="0" w:color="auto"/>
-          <w:left w:val="single" w:sz="4" w:space="0" w:color="auto"/>
-          <w:bottom w:val="single" w:sz="4" w:space="0" w:color="auto"/>
-          <w:right w:val="single" w:sz="4" w:space="0" w:color="auto"/>
-          <w:insideH w:val="single" w:sz="4" w:space="0" w:color="auto"/>
-          <w:insideV w:val="single" w:sz="4" w:space="0" w:color="auto"/>
-        </w:tblBorders>
-        <w:tblCellMar>
-          <w:top w:w="0" w:type="dxa"/>
-          <w:left w:w="108" w:type="dxa"/>
-          <w:bottom w:w="0" w:type="dxa"/>
-          <w:right w:w="108" w:type="dxa"/>
-        </w:tblCellMar>
-        <w:tblLook w:firstRow="1" w:firstColumn="1" w:noVBand="1"/>
+        <w:tblW w:type="auto" w:w="0"/>
+        <w:tblLook w:firstColumn="1" w:firstRow="1" w:lastColumn="0" w:lastRow="0" w:noHBand="0" w:noVBand="1" w:val="04A0"/>
       </w:tblPr>
       <w:tblGrid>
         <w:gridCol w:w="2340"/>
@@ -1790,31 +937,13 @@
       <w:tr>
         <w:tc>
           <w:tcPr>
-            <w:tcW w:w="2340" w:type="dxa"/>
-            <w:tcBorders>
-              <w:top w:val="single" w:sz="4" w:space="0" w:color="auto"/>
-              <w:left w:val="single" w:sz="4" w:space="0" w:color="auto"/>
-              <w:bottom w:val="single" w:sz="4" w:space="0" w:color="auto"/>
-              <w:right w:val="single" w:sz="4" w:space="0" w:color="auto"/>
-            </w:tcBorders>
-            <w:tcMar>
-              <w:top w:w="0" w:type="dxa"/>
-              <w:left w:w="108" w:type="dxa"/>
-              <w:bottom w:w="0" w:type="dxa"/>
-              <w:right w:w="108" w:type="dxa"/>
-            </w:tcMar>
+            <w:tcW w:type="dxa" w:w="2340"/>
           </w:tcPr>
           <w:p>
-            <w:pPr>
-              <w:spacing w:after="200" w:line="276" w:lineRule="auto"/>
-            </w:pPr>
             <w:r>
               <w:rPr>
-                <w:rFonts w:ascii="Cambria" w:hAnsi="Cambria" w:eastAsia="ＭＳ 明朝" w:cs="Cambria" w:asciiTheme="minorHAnsi" w:hAnsiTheme="minorHAnsi" w:eastAsiaTheme="minorEastAsia" w:csTheme="minorBidi"/>
                 <w:b/>
-                <w:bCs/>
                 <w:sz w:val="20"/>
-                <w:szCs w:val="22"/>
               </w:rPr>
               <w:t>Field</w:t>
             </w:r>
@@ -1822,31 +951,13 @@
         </w:tc>
         <w:tc>
           <w:tcPr>
-            <w:tcW w:w="2340" w:type="dxa"/>
-            <w:tcBorders>
-              <w:top w:val="single" w:sz="4" w:space="0" w:color="auto"/>
-              <w:left w:val="single" w:sz="4" w:space="0" w:color="auto"/>
-              <w:bottom w:val="single" w:sz="4" w:space="0" w:color="auto"/>
-              <w:right w:val="single" w:sz="4" w:space="0" w:color="auto"/>
-            </w:tcBorders>
-            <w:tcMar>
-              <w:top w:w="0" w:type="dxa"/>
-              <w:left w:w="108" w:type="dxa"/>
-              <w:bottom w:w="0" w:type="dxa"/>
-              <w:right w:w="108" w:type="dxa"/>
-            </w:tcMar>
+            <w:tcW w:type="dxa" w:w="2340"/>
           </w:tcPr>
           <w:p>
-            <w:pPr>
-              <w:spacing w:after="200" w:line="276" w:lineRule="auto"/>
-            </w:pPr>
             <w:r>
               <w:rPr>
-                <w:rFonts w:ascii="Cambria" w:hAnsi="Cambria" w:eastAsia="ＭＳ 明朝" w:cs="Cambria" w:asciiTheme="minorHAnsi" w:hAnsiTheme="minorHAnsi" w:eastAsiaTheme="minorEastAsia" w:csTheme="minorBidi"/>
                 <w:b/>
-                <w:bCs/>
                 <w:sz w:val="20"/>
-                <w:szCs w:val="22"/>
               </w:rPr>
               <w:t>Type</w:t>
             </w:r>
@@ -1854,31 +965,13 @@
         </w:tc>
         <w:tc>
           <w:tcPr>
-            <w:tcW w:w="2340" w:type="dxa"/>
-            <w:tcBorders>
-              <w:top w:val="single" w:sz="4" w:space="0" w:color="auto"/>
-              <w:left w:val="single" w:sz="4" w:space="0" w:color="auto"/>
-              <w:bottom w:val="single" w:sz="4" w:space="0" w:color="auto"/>
-              <w:right w:val="single" w:sz="4" w:space="0" w:color="auto"/>
-            </w:tcBorders>
-            <w:tcMar>
-              <w:top w:w="0" w:type="dxa"/>
-              <w:left w:w="108" w:type="dxa"/>
-              <w:bottom w:w="0" w:type="dxa"/>
-              <w:right w:w="108" w:type="dxa"/>
-            </w:tcMar>
+            <w:tcW w:type="dxa" w:w="2340"/>
           </w:tcPr>
           <w:p>
-            <w:pPr>
-              <w:spacing w:after="200" w:line="276" w:lineRule="auto"/>
-            </w:pPr>
             <w:r>
               <w:rPr>
-                <w:rFonts w:ascii="Cambria" w:hAnsi="Cambria" w:eastAsia="ＭＳ 明朝" w:cs="Cambria" w:asciiTheme="minorHAnsi" w:hAnsiTheme="minorHAnsi" w:eastAsiaTheme="minorEastAsia" w:csTheme="minorBidi"/>
                 <w:b/>
-                <w:bCs/>
                 <w:sz w:val="20"/>
-                <w:szCs w:val="22"/>
               </w:rPr>
               <w:t>Required</w:t>
             </w:r>
@@ -1886,31 +979,13 @@
         </w:tc>
         <w:tc>
           <w:tcPr>
-            <w:tcW w:w="2340" w:type="dxa"/>
-            <w:tcBorders>
-              <w:top w:val="single" w:sz="4" w:space="0" w:color="auto"/>
-              <w:left w:val="single" w:sz="4" w:space="0" w:color="auto"/>
-              <w:bottom w:val="single" w:sz="4" w:space="0" w:color="auto"/>
-              <w:right w:val="single" w:sz="4" w:space="0" w:color="auto"/>
-            </w:tcBorders>
-            <w:tcMar>
-              <w:top w:w="0" w:type="dxa"/>
-              <w:left w:w="108" w:type="dxa"/>
-              <w:bottom w:w="0" w:type="dxa"/>
-              <w:right w:w="108" w:type="dxa"/>
-            </w:tcMar>
+            <w:tcW w:type="dxa" w:w="2340"/>
           </w:tcPr>
           <w:p>
-            <w:pPr>
-              <w:spacing w:after="200" w:line="276" w:lineRule="auto"/>
-            </w:pPr>
             <w:r>
               <w:rPr>
-                <w:rFonts w:ascii="Cambria" w:hAnsi="Cambria" w:eastAsia="ＭＳ 明朝" w:cs="Cambria" w:asciiTheme="minorHAnsi" w:hAnsiTheme="minorHAnsi" w:eastAsiaTheme="minorEastAsia" w:csTheme="minorBidi"/>
                 <w:b/>
-                <w:bCs/>
                 <w:sz w:val="20"/>
-                <w:szCs w:val="22"/>
               </w:rPr>
               <w:t>Description</w:t>
             </w:r>
@@ -1920,29 +995,12 @@
       <w:tr>
         <w:tc>
           <w:tcPr>
-            <w:tcW w:w="2340" w:type="dxa"/>
-            <w:tcBorders>
-              <w:top w:val="single" w:sz="4" w:space="0" w:color="auto"/>
-              <w:left w:val="single" w:sz="4" w:space="0" w:color="auto"/>
-              <w:bottom w:val="single" w:sz="4" w:space="0" w:color="auto"/>
-              <w:right w:val="single" w:sz="4" w:space="0" w:color="auto"/>
-            </w:tcBorders>
-            <w:tcMar>
-              <w:top w:w="0" w:type="dxa"/>
-              <w:left w:w="108" w:type="dxa"/>
-              <w:bottom w:w="0" w:type="dxa"/>
-              <w:right w:w="108" w:type="dxa"/>
-            </w:tcMar>
+            <w:tcW w:type="dxa" w:w="2340"/>
           </w:tcPr>
           <w:p>
-            <w:pPr>
-              <w:spacing w:after="200" w:line="276" w:lineRule="auto"/>
-            </w:pPr>
             <w:r>
               <w:rPr>
-                <w:rFonts w:ascii="Cambria" w:hAnsi="Cambria" w:eastAsia="ＭＳ 明朝" w:cs="Cambria" w:asciiTheme="minorHAnsi" w:hAnsiTheme="minorHAnsi" w:eastAsiaTheme="minorEastAsia" w:csTheme="minorBidi"/>
                 <w:sz w:val="20"/>
-                <w:szCs w:val="22"/>
               </w:rPr>
               <w:t>query</w:t>
             </w:r>
@@ -1950,29 +1008,12 @@
         </w:tc>
         <w:tc>
           <w:tcPr>
-            <w:tcW w:w="2340" w:type="dxa"/>
-            <w:tcBorders>
-              <w:top w:val="single" w:sz="4" w:space="0" w:color="auto"/>
-              <w:left w:val="single" w:sz="4" w:space="0" w:color="auto"/>
-              <w:bottom w:val="single" w:sz="4" w:space="0" w:color="auto"/>
-              <w:right w:val="single" w:sz="4" w:space="0" w:color="auto"/>
-            </w:tcBorders>
-            <w:tcMar>
-              <w:top w:w="0" w:type="dxa"/>
-              <w:left w:w="108" w:type="dxa"/>
-              <w:bottom w:w="0" w:type="dxa"/>
-              <w:right w:w="108" w:type="dxa"/>
-            </w:tcMar>
+            <w:tcW w:type="dxa" w:w="2340"/>
           </w:tcPr>
           <w:p>
-            <w:pPr>
-              <w:spacing w:after="200" w:line="276" w:lineRule="auto"/>
-            </w:pPr>
             <w:r>
               <w:rPr>
-                <w:rFonts w:ascii="Cambria" w:hAnsi="Cambria" w:eastAsia="ＭＳ 明朝" w:cs="Cambria" w:asciiTheme="minorHAnsi" w:hAnsiTheme="minorHAnsi" w:eastAsiaTheme="minorEastAsia" w:csTheme="minorBidi"/>
                 <w:sz w:val="20"/>
-                <w:szCs w:val="22"/>
               </w:rPr>
               <w:t>string</w:t>
             </w:r>
@@ -1980,29 +1021,12 @@
         </w:tc>
         <w:tc>
           <w:tcPr>
-            <w:tcW w:w="2340" w:type="dxa"/>
-            <w:tcBorders>
-              <w:top w:val="single" w:sz="4" w:space="0" w:color="auto"/>
-              <w:left w:val="single" w:sz="4" w:space="0" w:color="auto"/>
-              <w:bottom w:val="single" w:sz="4" w:space="0" w:color="auto"/>
-              <w:right w:val="single" w:sz="4" w:space="0" w:color="auto"/>
-            </w:tcBorders>
-            <w:tcMar>
-              <w:top w:w="0" w:type="dxa"/>
-              <w:left w:w="108" w:type="dxa"/>
-              <w:bottom w:w="0" w:type="dxa"/>
-              <w:right w:w="108" w:type="dxa"/>
-            </w:tcMar>
+            <w:tcW w:type="dxa" w:w="2340"/>
           </w:tcPr>
           <w:p>
-            <w:pPr>
-              <w:spacing w:after="200" w:line="276" w:lineRule="auto"/>
-            </w:pPr>
             <w:r>
               <w:rPr>
-                <w:rFonts w:ascii="Cambria" w:hAnsi="Cambria" w:eastAsia="ＭＳ 明朝" w:cs="Cambria" w:asciiTheme="minorHAnsi" w:hAnsiTheme="minorHAnsi" w:eastAsiaTheme="minorEastAsia" w:csTheme="minorBidi"/>
                 <w:sz w:val="20"/>
-                <w:szCs w:val="22"/>
               </w:rPr>
               <w:t>Yes</w:t>
             </w:r>
@@ -2010,29 +1034,12 @@
         </w:tc>
         <w:tc>
           <w:tcPr>
-            <w:tcW w:w="2340" w:type="dxa"/>
-            <w:tcBorders>
-              <w:top w:val="single" w:sz="4" w:space="0" w:color="auto"/>
-              <w:left w:val="single" w:sz="4" w:space="0" w:color="auto"/>
-              <w:bottom w:val="single" w:sz="4" w:space="0" w:color="auto"/>
-              <w:right w:val="single" w:sz="4" w:space="0" w:color="auto"/>
-            </w:tcBorders>
-            <w:tcMar>
-              <w:top w:w="0" w:type="dxa"/>
-              <w:left w:w="108" w:type="dxa"/>
-              <w:bottom w:w="0" w:type="dxa"/>
-              <w:right w:w="108" w:type="dxa"/>
-            </w:tcMar>
+            <w:tcW w:type="dxa" w:w="2340"/>
           </w:tcPr>
           <w:p>
-            <w:pPr>
-              <w:spacing w:after="200" w:line="276" w:lineRule="auto"/>
-            </w:pPr>
             <w:r>
               <w:rPr>
-                <w:rFonts w:ascii="Cambria" w:hAnsi="Cambria" w:eastAsia="ＭＳ 明朝" w:cs="Cambria" w:asciiTheme="minorHAnsi" w:hAnsiTheme="minorHAnsi" w:eastAsiaTheme="minorEastAsia" w:csTheme="minorBidi"/>
                 <w:sz w:val="20"/>
-                <w:szCs w:val="22"/>
               </w:rPr>
               <w:t>Natural language question</w:t>
             </w:r>
@@ -2042,29 +1049,12 @@
       <w:tr>
         <w:tc>
           <w:tcPr>
-            <w:tcW w:w="2340" w:type="dxa"/>
-            <w:tcBorders>
-              <w:top w:val="single" w:sz="4" w:space="0" w:color="auto"/>
-              <w:left w:val="single" w:sz="4" w:space="0" w:color="auto"/>
-              <w:bottom w:val="single" w:sz="4" w:space="0" w:color="auto"/>
-              <w:right w:val="single" w:sz="4" w:space="0" w:color="auto"/>
-            </w:tcBorders>
-            <w:tcMar>
-              <w:top w:w="0" w:type="dxa"/>
-              <w:left w:w="108" w:type="dxa"/>
-              <w:bottom w:w="0" w:type="dxa"/>
-              <w:right w:w="108" w:type="dxa"/>
-            </w:tcMar>
+            <w:tcW w:type="dxa" w:w="2340"/>
           </w:tcPr>
           <w:p>
-            <w:pPr>
-              <w:spacing w:after="200" w:line="276" w:lineRule="auto"/>
-            </w:pPr>
             <w:r>
               <w:rPr>
-                <w:rFonts w:ascii="Cambria" w:hAnsi="Cambria" w:eastAsia="ＭＳ 明朝" w:cs="Cambria" w:asciiTheme="minorHAnsi" w:hAnsiTheme="minorHAnsi" w:eastAsiaTheme="minorEastAsia" w:csTheme="minorBidi"/>
                 <w:sz w:val="20"/>
-                <w:szCs w:val="22"/>
               </w:rPr>
               <w:t>session_id</w:t>
             </w:r>
@@ -2072,29 +1062,12 @@
         </w:tc>
         <w:tc>
           <w:tcPr>
-            <w:tcW w:w="2340" w:type="dxa"/>
-            <w:tcBorders>
-              <w:top w:val="single" w:sz="4" w:space="0" w:color="auto"/>
-              <w:left w:val="single" w:sz="4" w:space="0" w:color="auto"/>
-              <w:bottom w:val="single" w:sz="4" w:space="0" w:color="auto"/>
-              <w:right w:val="single" w:sz="4" w:space="0" w:color="auto"/>
-            </w:tcBorders>
-            <w:tcMar>
-              <w:top w:w="0" w:type="dxa"/>
-              <w:left w:w="108" w:type="dxa"/>
-              <w:bottom w:w="0" w:type="dxa"/>
-              <w:right w:w="108" w:type="dxa"/>
-            </w:tcMar>
+            <w:tcW w:type="dxa" w:w="2340"/>
           </w:tcPr>
           <w:p>
-            <w:pPr>
-              <w:spacing w:after="200" w:line="276" w:lineRule="auto"/>
-            </w:pPr>
             <w:r>
               <w:rPr>
-                <w:rFonts w:ascii="Cambria" w:hAnsi="Cambria" w:eastAsia="ＭＳ 明朝" w:cs="Cambria" w:asciiTheme="minorHAnsi" w:hAnsiTheme="minorHAnsi" w:eastAsiaTheme="minorEastAsia" w:csTheme="minorBidi"/>
                 <w:sz w:val="20"/>
-                <w:szCs w:val="22"/>
               </w:rPr>
               <w:t>string | null</w:t>
             </w:r>
@@ -2102,29 +1075,12 @@
         </w:tc>
         <w:tc>
           <w:tcPr>
-            <w:tcW w:w="2340" w:type="dxa"/>
-            <w:tcBorders>
-              <w:top w:val="single" w:sz="4" w:space="0" w:color="auto"/>
-              <w:left w:val="single" w:sz="4" w:space="0" w:color="auto"/>
-              <w:bottom w:val="single" w:sz="4" w:space="0" w:color="auto"/>
-              <w:right w:val="single" w:sz="4" w:space="0" w:color="auto"/>
-            </w:tcBorders>
-            <w:tcMar>
-              <w:top w:w="0" w:type="dxa"/>
-              <w:left w:w="108" w:type="dxa"/>
-              <w:bottom w:w="0" w:type="dxa"/>
-              <w:right w:w="108" w:type="dxa"/>
-            </w:tcMar>
+            <w:tcW w:type="dxa" w:w="2340"/>
           </w:tcPr>
           <w:p>
-            <w:pPr>
-              <w:spacing w:after="200" w:line="276" w:lineRule="auto"/>
-            </w:pPr>
             <w:r>
               <w:rPr>
-                <w:rFonts w:ascii="Cambria" w:hAnsi="Cambria" w:eastAsia="ＭＳ 明朝" w:cs="Cambria" w:asciiTheme="minorHAnsi" w:hAnsiTheme="minorHAnsi" w:eastAsiaTheme="minorEastAsia" w:csTheme="minorBidi"/>
                 <w:sz w:val="20"/>
-                <w:szCs w:val="22"/>
               </w:rPr>
               <w:t>No</w:t>
             </w:r>
@@ -2132,29 +1088,12 @@
         </w:tc>
         <w:tc>
           <w:tcPr>
-            <w:tcW w:w="2340" w:type="dxa"/>
-            <w:tcBorders>
-              <w:top w:val="single" w:sz="4" w:space="0" w:color="auto"/>
-              <w:left w:val="single" w:sz="4" w:space="0" w:color="auto"/>
-              <w:bottom w:val="single" w:sz="4" w:space="0" w:color="auto"/>
-              <w:right w:val="single" w:sz="4" w:space="0" w:color="auto"/>
-            </w:tcBorders>
-            <w:tcMar>
-              <w:top w:w="0" w:type="dxa"/>
-              <w:left w:w="108" w:type="dxa"/>
-              <w:bottom w:w="0" w:type="dxa"/>
-              <w:right w:w="108" w:type="dxa"/>
-            </w:tcMar>
+            <w:tcW w:type="dxa" w:w="2340"/>
           </w:tcPr>
           <w:p>
-            <w:pPr>
-              <w:spacing w:after="200" w:line="276" w:lineRule="auto"/>
-            </w:pPr>
             <w:r>
               <w:rPr>
-                <w:rFonts w:ascii="Cambria" w:hAnsi="Cambria" w:eastAsia="ＭＳ 明朝" w:cs="Cambria" w:asciiTheme="minorHAnsi" w:hAnsiTheme="minorHAnsi" w:eastAsiaTheme="minorEastAsia" w:csTheme="minorBidi"/>
                 <w:sz w:val="20"/>
-                <w:szCs w:val="22"/>
               </w:rPr>
               <w:t>Omit to start; reuse for continuity</w:t>
             </w:r>
@@ -2164,29 +1103,12 @@
       <w:tr>
         <w:tc>
           <w:tcPr>
-            <w:tcW w:w="2340" w:type="dxa"/>
-            <w:tcBorders>
-              <w:top w:val="single" w:sz="4" w:space="0" w:color="auto"/>
-              <w:left w:val="single" w:sz="4" w:space="0" w:color="auto"/>
-              <w:bottom w:val="single" w:sz="4" w:space="0" w:color="auto"/>
-              <w:right w:val="single" w:sz="4" w:space="0" w:color="auto"/>
-            </w:tcBorders>
-            <w:tcMar>
-              <w:top w:w="0" w:type="dxa"/>
-              <w:left w:w="108" w:type="dxa"/>
-              <w:bottom w:w="0" w:type="dxa"/>
-              <w:right w:w="108" w:type="dxa"/>
-            </w:tcMar>
+            <w:tcW w:type="dxa" w:w="2340"/>
           </w:tcPr>
           <w:p>
-            <w:pPr>
-              <w:spacing w:after="200" w:line="276" w:lineRule="auto"/>
-            </w:pPr>
             <w:r>
               <w:rPr>
-                <w:rFonts w:ascii="Cambria" w:hAnsi="Cambria" w:eastAsia="ＭＳ 明朝" w:cs="Cambria" w:asciiTheme="minorHAnsi" w:hAnsiTheme="minorHAnsi" w:eastAsiaTheme="minorEastAsia" w:csTheme="minorBidi"/>
                 <w:sz w:val="20"/>
-                <w:szCs w:val="22"/>
               </w:rPr>
               <w:t>user_id</w:t>
             </w:r>
@@ -2194,29 +1116,12 @@
         </w:tc>
         <w:tc>
           <w:tcPr>
-            <w:tcW w:w="2340" w:type="dxa"/>
-            <w:tcBorders>
-              <w:top w:val="single" w:sz="4" w:space="0" w:color="auto"/>
-              <w:left w:val="single" w:sz="4" w:space="0" w:color="auto"/>
-              <w:bottom w:val="single" w:sz="4" w:space="0" w:color="auto"/>
-              <w:right w:val="single" w:sz="4" w:space="0" w:color="auto"/>
-            </w:tcBorders>
-            <w:tcMar>
-              <w:top w:w="0" w:type="dxa"/>
-              <w:left w:w="108" w:type="dxa"/>
-              <w:bottom w:w="0" w:type="dxa"/>
-              <w:right w:w="108" w:type="dxa"/>
-            </w:tcMar>
+            <w:tcW w:type="dxa" w:w="2340"/>
           </w:tcPr>
           <w:p>
-            <w:pPr>
-              <w:spacing w:after="200" w:line="276" w:lineRule="auto"/>
-            </w:pPr>
             <w:r>
               <w:rPr>
-                <w:rFonts w:ascii="Cambria" w:hAnsi="Cambria" w:eastAsia="ＭＳ 明朝" w:cs="Cambria" w:asciiTheme="minorHAnsi" w:hAnsiTheme="minorHAnsi" w:eastAsiaTheme="minorEastAsia" w:csTheme="minorBidi"/>
                 <w:sz w:val="20"/>
-                <w:szCs w:val="22"/>
               </w:rPr>
               <w:t>string | null</w:t>
             </w:r>
@@ -2224,29 +1129,12 @@
         </w:tc>
         <w:tc>
           <w:tcPr>
-            <w:tcW w:w="2340" w:type="dxa"/>
-            <w:tcBorders>
-              <w:top w:val="single" w:sz="4" w:space="0" w:color="auto"/>
-              <w:left w:val="single" w:sz="4" w:space="0" w:color="auto"/>
-              <w:bottom w:val="single" w:sz="4" w:space="0" w:color="auto"/>
-              <w:right w:val="single" w:sz="4" w:space="0" w:color="auto"/>
-            </w:tcBorders>
-            <w:tcMar>
-              <w:top w:w="0" w:type="dxa"/>
-              <w:left w:w="108" w:type="dxa"/>
-              <w:bottom w:w="0" w:type="dxa"/>
-              <w:right w:w="108" w:type="dxa"/>
-            </w:tcMar>
+            <w:tcW w:type="dxa" w:w="2340"/>
           </w:tcPr>
           <w:p>
-            <w:pPr>
-              <w:spacing w:after="200" w:line="276" w:lineRule="auto"/>
-            </w:pPr>
             <w:r>
               <w:rPr>
-                <w:rFonts w:ascii="Cambria" w:hAnsi="Cambria" w:eastAsia="ＭＳ 明朝" w:cs="Cambria" w:asciiTheme="minorHAnsi" w:hAnsiTheme="minorHAnsi" w:eastAsiaTheme="minorEastAsia" w:csTheme="minorBidi"/>
                 <w:sz w:val="20"/>
-                <w:szCs w:val="22"/>
               </w:rPr>
               <w:t>No</w:t>
             </w:r>
@@ -2254,29 +1142,12 @@
         </w:tc>
         <w:tc>
           <w:tcPr>
-            <w:tcW w:w="2340" w:type="dxa"/>
-            <w:tcBorders>
-              <w:top w:val="single" w:sz="4" w:space="0" w:color="auto"/>
-              <w:left w:val="single" w:sz="4" w:space="0" w:color="auto"/>
-              <w:bottom w:val="single" w:sz="4" w:space="0" w:color="auto"/>
-              <w:right w:val="single" w:sz="4" w:space="0" w:color="auto"/>
-            </w:tcBorders>
-            <w:tcMar>
-              <w:top w:w="0" w:type="dxa"/>
-              <w:left w:w="108" w:type="dxa"/>
-              <w:bottom w:w="0" w:type="dxa"/>
-              <w:right w:w="108" w:type="dxa"/>
-            </w:tcMar>
+            <w:tcW w:type="dxa" w:w="2340"/>
           </w:tcPr>
           <w:p>
-            <w:pPr>
-              <w:spacing w:after="200" w:line="276" w:lineRule="auto"/>
-            </w:pPr>
             <w:r>
               <w:rPr>
-                <w:rFonts w:ascii="Cambria" w:hAnsi="Cambria" w:eastAsia="ＭＳ 明朝" w:cs="Cambria" w:asciiTheme="minorHAnsi" w:hAnsiTheme="minorHAnsi" w:eastAsiaTheme="minorEastAsia" w:csTheme="minorBidi"/>
                 <w:sz w:val="20"/>
-                <w:szCs w:val="22"/>
               </w:rPr>
               <w:t>Optional product user id for analytics</w:t>
             </w:r>
@@ -2286,29 +1157,12 @@
       <w:tr>
         <w:tc>
           <w:tcPr>
-            <w:tcW w:w="2340" w:type="dxa"/>
-            <w:tcBorders>
-              <w:top w:val="single" w:sz="4" w:space="0" w:color="auto"/>
-              <w:left w:val="single" w:sz="4" w:space="0" w:color="auto"/>
-              <w:bottom w:val="single" w:sz="4" w:space="0" w:color="auto"/>
-              <w:right w:val="single" w:sz="4" w:space="0" w:color="auto"/>
-            </w:tcBorders>
-            <w:tcMar>
-              <w:top w:w="0" w:type="dxa"/>
-              <w:left w:w="108" w:type="dxa"/>
-              <w:bottom w:w="0" w:type="dxa"/>
-              <w:right w:w="108" w:type="dxa"/>
-            </w:tcMar>
+            <w:tcW w:type="dxa" w:w="2340"/>
           </w:tcPr>
           <w:p>
-            <w:pPr>
-              <w:spacing w:after="200" w:line="276" w:lineRule="auto"/>
-            </w:pPr>
             <w:r>
               <w:rPr>
-                <w:rFonts w:ascii="Cambria" w:hAnsi="Cambria" w:eastAsia="ＭＳ 明朝" w:cs="Cambria" w:asciiTheme="minorHAnsi" w:hAnsiTheme="minorHAnsi" w:eastAsiaTheme="minorEastAsia" w:csTheme="minorBidi"/>
                 <w:sz w:val="20"/>
-                <w:szCs w:val="22"/>
               </w:rPr>
               <w:t>user_profile.plan_type</w:t>
             </w:r>
@@ -2316,29 +1170,12 @@
         </w:tc>
         <w:tc>
           <w:tcPr>
-            <w:tcW w:w="2340" w:type="dxa"/>
-            <w:tcBorders>
-              <w:top w:val="single" w:sz="4" w:space="0" w:color="auto"/>
-              <w:left w:val="single" w:sz="4" w:space="0" w:color="auto"/>
-              <w:bottom w:val="single" w:sz="4" w:space="0" w:color="auto"/>
-              <w:right w:val="single" w:sz="4" w:space="0" w:color="auto"/>
-            </w:tcBorders>
-            <w:tcMar>
-              <w:top w:w="0" w:type="dxa"/>
-              <w:left w:w="108" w:type="dxa"/>
-              <w:bottom w:w="0" w:type="dxa"/>
-              <w:right w:w="108" w:type="dxa"/>
-            </w:tcMar>
+            <w:tcW w:type="dxa" w:w="2340"/>
           </w:tcPr>
           <w:p>
-            <w:pPr>
-              <w:spacing w:after="200" w:line="276" w:lineRule="auto"/>
-            </w:pPr>
             <w:r>
               <w:rPr>
-                <w:rFonts w:ascii="Cambria" w:hAnsi="Cambria" w:eastAsia="ＭＳ 明朝" w:cs="Cambria" w:asciiTheme="minorHAnsi" w:hAnsiTheme="minorHAnsi" w:eastAsiaTheme="minorEastAsia" w:csTheme="minorBidi"/>
                 <w:sz w:val="20"/>
-                <w:szCs w:val="22"/>
               </w:rPr>
               <w:t>string</w:t>
             </w:r>
@@ -2346,29 +1183,12 @@
         </w:tc>
         <w:tc>
           <w:tcPr>
-            <w:tcW w:w="2340" w:type="dxa"/>
-            <w:tcBorders>
-              <w:top w:val="single" w:sz="4" w:space="0" w:color="auto"/>
-              <w:left w:val="single" w:sz="4" w:space="0" w:color="auto"/>
-              <w:bottom w:val="single" w:sz="4" w:space="0" w:color="auto"/>
-              <w:right w:val="single" w:sz="4" w:space="0" w:color="auto"/>
-            </w:tcBorders>
-            <w:tcMar>
-              <w:top w:w="0" w:type="dxa"/>
-              <w:left w:w="108" w:type="dxa"/>
-              <w:bottom w:w="0" w:type="dxa"/>
-              <w:right w:w="108" w:type="dxa"/>
-            </w:tcMar>
+            <w:tcW w:type="dxa" w:w="2340"/>
           </w:tcPr>
           <w:p>
-            <w:pPr>
-              <w:spacing w:after="200" w:line="276" w:lineRule="auto"/>
-            </w:pPr>
             <w:r>
               <w:rPr>
-                <w:rFonts w:ascii="Cambria" w:hAnsi="Cambria" w:eastAsia="ＭＳ 明朝" w:cs="Cambria" w:asciiTheme="minorHAnsi" w:hAnsiTheme="minorHAnsi" w:eastAsiaTheme="minorEastAsia" w:csTheme="minorBidi"/>
                 <w:sz w:val="20"/>
-                <w:szCs w:val="22"/>
               </w:rPr>
               <w:t>If profile sent</w:t>
             </w:r>
@@ -2376,29 +1196,12 @@
         </w:tc>
         <w:tc>
           <w:tcPr>
-            <w:tcW w:w="2340" w:type="dxa"/>
-            <w:tcBorders>
-              <w:top w:val="single" w:sz="4" w:space="0" w:color="auto"/>
-              <w:left w:val="single" w:sz="4" w:space="0" w:color="auto"/>
-              <w:bottom w:val="single" w:sz="4" w:space="0" w:color="auto"/>
-              <w:right w:val="single" w:sz="4" w:space="0" w:color="auto"/>
-            </w:tcBorders>
-            <w:tcMar>
-              <w:top w:w="0" w:type="dxa"/>
-              <w:left w:w="108" w:type="dxa"/>
-              <w:bottom w:w="0" w:type="dxa"/>
-              <w:right w:w="108" w:type="dxa"/>
-            </w:tcMar>
+            <w:tcW w:type="dxa" w:w="2340"/>
           </w:tcPr>
           <w:p>
-            <w:pPr>
-              <w:spacing w:after="200" w:line="276" w:lineRule="auto"/>
-            </w:pPr>
             <w:r>
               <w:rPr>
-                <w:rFonts w:ascii="Cambria" w:hAnsi="Cambria" w:eastAsia="ＭＳ 明朝" w:cs="Cambria" w:asciiTheme="minorHAnsi" w:hAnsiTheme="minorHAnsi" w:eastAsiaTheme="minorEastAsia" w:csTheme="minorBidi"/>
                 <w:sz w:val="20"/>
-                <w:szCs w:val="22"/>
               </w:rPr>
               <w:t>Overridden by path on plan routes</w:t>
             </w:r>
@@ -2408,29 +1211,12 @@
       <w:tr>
         <w:tc>
           <w:tcPr>
-            <w:tcW w:w="2340" w:type="dxa"/>
-            <w:tcBorders>
-              <w:top w:val="single" w:sz="4" w:space="0" w:color="auto"/>
-              <w:left w:val="single" w:sz="4" w:space="0" w:color="auto"/>
-              <w:bottom w:val="single" w:sz="4" w:space="0" w:color="auto"/>
-              <w:right w:val="single" w:sz="4" w:space="0" w:color="auto"/>
-            </w:tcBorders>
-            <w:tcMar>
-              <w:top w:w="0" w:type="dxa"/>
-              <w:left w:w="108" w:type="dxa"/>
-              <w:bottom w:w="0" w:type="dxa"/>
-              <w:right w:w="108" w:type="dxa"/>
-            </w:tcMar>
+            <w:tcW w:type="dxa" w:w="2340"/>
           </w:tcPr>
           <w:p>
-            <w:pPr>
-              <w:spacing w:after="200" w:line="276" w:lineRule="auto"/>
-            </w:pPr>
             <w:r>
               <w:rPr>
-                <w:rFonts w:ascii="Cambria" w:hAnsi="Cambria" w:eastAsia="ＭＳ 明朝" w:cs="Cambria" w:asciiTheme="minorHAnsi" w:hAnsiTheme="minorHAnsi" w:eastAsiaTheme="minorEastAsia" w:csTheme="minorBidi"/>
                 <w:sz w:val="20"/>
-                <w:szCs w:val="22"/>
               </w:rPr>
               <w:t>user_profile.category</w:t>
             </w:r>
@@ -2438,29 +1224,12 @@
         </w:tc>
         <w:tc>
           <w:tcPr>
-            <w:tcW w:w="2340" w:type="dxa"/>
-            <w:tcBorders>
-              <w:top w:val="single" w:sz="4" w:space="0" w:color="auto"/>
-              <w:left w:val="single" w:sz="4" w:space="0" w:color="auto"/>
-              <w:bottom w:val="single" w:sz="4" w:space="0" w:color="auto"/>
-              <w:right w:val="single" w:sz="4" w:space="0" w:color="auto"/>
-            </w:tcBorders>
-            <w:tcMar>
-              <w:top w:w="0" w:type="dxa"/>
-              <w:left w:w="108" w:type="dxa"/>
-              <w:bottom w:w="0" w:type="dxa"/>
-              <w:right w:w="108" w:type="dxa"/>
-            </w:tcMar>
+            <w:tcW w:type="dxa" w:w="2340"/>
           </w:tcPr>
           <w:p>
-            <w:pPr>
-              <w:spacing w:after="200" w:line="276" w:lineRule="auto"/>
-            </w:pPr>
             <w:r>
               <w:rPr>
-                <w:rFonts w:ascii="Cambria" w:hAnsi="Cambria" w:eastAsia="ＭＳ 明朝" w:cs="Cambria" w:asciiTheme="minorHAnsi" w:hAnsiTheme="minorHAnsi" w:eastAsiaTheme="minorEastAsia" w:csTheme="minorBidi"/>
                 <w:sz w:val="20"/>
-                <w:szCs w:val="22"/>
               </w:rPr>
               <w:t>string</w:t>
             </w:r>
@@ -2468,29 +1237,12 @@
         </w:tc>
         <w:tc>
           <w:tcPr>
-            <w:tcW w:w="2340" w:type="dxa"/>
-            <w:tcBorders>
-              <w:top w:val="single" w:sz="4" w:space="0" w:color="auto"/>
-              <w:left w:val="single" w:sz="4" w:space="0" w:color="auto"/>
-              <w:bottom w:val="single" w:sz="4" w:space="0" w:color="auto"/>
-              <w:right w:val="single" w:sz="4" w:space="0" w:color="auto"/>
-            </w:tcBorders>
-            <w:tcMar>
-              <w:top w:w="0" w:type="dxa"/>
-              <w:left w:w="108" w:type="dxa"/>
-              <w:bottom w:w="0" w:type="dxa"/>
-              <w:right w:w="108" w:type="dxa"/>
-            </w:tcMar>
+            <w:tcW w:type="dxa" w:w="2340"/>
           </w:tcPr>
           <w:p>
-            <w:pPr>
-              <w:spacing w:after="200" w:line="276" w:lineRule="auto"/>
-            </w:pPr>
             <w:r>
               <w:rPr>
-                <w:rFonts w:ascii="Cambria" w:hAnsi="Cambria" w:eastAsia="ＭＳ 明朝" w:cs="Cambria" w:asciiTheme="minorHAnsi" w:hAnsiTheme="minorHAnsi" w:eastAsiaTheme="minorEastAsia" w:csTheme="minorBidi"/>
                 <w:sz w:val="20"/>
-                <w:szCs w:val="22"/>
               </w:rPr>
               <w:t>If profile sent</w:t>
             </w:r>
@@ -2498,29 +1250,12 @@
         </w:tc>
         <w:tc>
           <w:tcPr>
-            <w:tcW w:w="2340" w:type="dxa"/>
-            <w:tcBorders>
-              <w:top w:val="single" w:sz="4" w:space="0" w:color="auto"/>
-              <w:left w:val="single" w:sz="4" w:space="0" w:color="auto"/>
-              <w:bottom w:val="single" w:sz="4" w:space="0" w:color="auto"/>
-              <w:right w:val="single" w:sz="4" w:space="0" w:color="auto"/>
-            </w:tcBorders>
-            <w:tcMar>
-              <w:top w:w="0" w:type="dxa"/>
-              <w:left w:w="108" w:type="dxa"/>
-              <w:bottom w:w="0" w:type="dxa"/>
-              <w:right w:w="108" w:type="dxa"/>
-            </w:tcMar>
+            <w:tcW w:type="dxa" w:w="2340"/>
           </w:tcPr>
           <w:p>
-            <w:pPr>
-              <w:spacing w:after="200" w:line="276" w:lineRule="auto"/>
-            </w:pPr>
             <w:r>
               <w:rPr>
-                <w:rFonts w:ascii="Cambria" w:hAnsi="Cambria" w:eastAsia="ＭＳ 明朝" w:cs="Cambria" w:asciiTheme="minorHAnsi" w:hAnsiTheme="minorHAnsi" w:eastAsiaTheme="minorEastAsia" w:csTheme="minorBidi"/>
                 <w:sz w:val="20"/>
-                <w:szCs w:val="22"/>
               </w:rPr>
               <w:t>Generation persona</w:t>
             </w:r>
@@ -2530,29 +1265,12 @@
       <w:tr>
         <w:tc>
           <w:tcPr>
-            <w:tcW w:w="2340" w:type="dxa"/>
-            <w:tcBorders>
-              <w:top w:val="single" w:sz="4" w:space="0" w:color="auto"/>
-              <w:left w:val="single" w:sz="4" w:space="0" w:color="auto"/>
-              <w:bottom w:val="single" w:sz="4" w:space="0" w:color="auto"/>
-              <w:right w:val="single" w:sz="4" w:space="0" w:color="auto"/>
-            </w:tcBorders>
-            <w:tcMar>
-              <w:top w:w="0" w:type="dxa"/>
-              <w:left w:w="108" w:type="dxa"/>
-              <w:bottom w:w="0" w:type="dxa"/>
-              <w:right w:w="108" w:type="dxa"/>
-            </w:tcMar>
+            <w:tcW w:type="dxa" w:w="2340"/>
           </w:tcPr>
           <w:p>
-            <w:pPr>
-              <w:spacing w:after="200" w:line="276" w:lineRule="auto"/>
-            </w:pPr>
             <w:r>
               <w:rPr>
-                <w:rFonts w:ascii="Cambria" w:hAnsi="Cambria" w:eastAsia="ＭＳ 明朝" w:cs="Cambria" w:asciiTheme="minorHAnsi" w:hAnsiTheme="minorHAnsi" w:eastAsiaTheme="minorEastAsia" w:csTheme="minorBidi"/>
                 <w:sz w:val="20"/>
-                <w:szCs w:val="22"/>
               </w:rPr>
               <w:t>user_profile.country</w:t>
             </w:r>
@@ -2560,29 +1278,12 @@
         </w:tc>
         <w:tc>
           <w:tcPr>
-            <w:tcW w:w="2340" w:type="dxa"/>
-            <w:tcBorders>
-              <w:top w:val="single" w:sz="4" w:space="0" w:color="auto"/>
-              <w:left w:val="single" w:sz="4" w:space="0" w:color="auto"/>
-              <w:bottom w:val="single" w:sz="4" w:space="0" w:color="auto"/>
-              <w:right w:val="single" w:sz="4" w:space="0" w:color="auto"/>
-            </w:tcBorders>
-            <w:tcMar>
-              <w:top w:w="0" w:type="dxa"/>
-              <w:left w:w="108" w:type="dxa"/>
-              <w:bottom w:w="0" w:type="dxa"/>
-              <w:right w:w="108" w:type="dxa"/>
-            </w:tcMar>
+            <w:tcW w:type="dxa" w:w="2340"/>
           </w:tcPr>
           <w:p>
-            <w:pPr>
-              <w:spacing w:after="200" w:line="276" w:lineRule="auto"/>
-            </w:pPr>
             <w:r>
               <w:rPr>
-                <w:rFonts w:ascii="Cambria" w:hAnsi="Cambria" w:eastAsia="ＭＳ 明朝" w:cs="Cambria" w:asciiTheme="minorHAnsi" w:hAnsiTheme="minorHAnsi" w:eastAsiaTheme="minorEastAsia" w:csTheme="minorBidi"/>
                 <w:sz w:val="20"/>
-                <w:szCs w:val="22"/>
               </w:rPr>
               <w:t>string | null</w:t>
             </w:r>
@@ -2590,29 +1291,12 @@
         </w:tc>
         <w:tc>
           <w:tcPr>
-            <w:tcW w:w="2340" w:type="dxa"/>
-            <w:tcBorders>
-              <w:top w:val="single" w:sz="4" w:space="0" w:color="auto"/>
-              <w:left w:val="single" w:sz="4" w:space="0" w:color="auto"/>
-              <w:bottom w:val="single" w:sz="4" w:space="0" w:color="auto"/>
-              <w:right w:val="single" w:sz="4" w:space="0" w:color="auto"/>
-            </w:tcBorders>
-            <w:tcMar>
-              <w:top w:w="0" w:type="dxa"/>
-              <w:left w:w="108" w:type="dxa"/>
-              <w:bottom w:w="0" w:type="dxa"/>
-              <w:right w:w="108" w:type="dxa"/>
-            </w:tcMar>
+            <w:tcW w:type="dxa" w:w="2340"/>
           </w:tcPr>
           <w:p>
-            <w:pPr>
-              <w:spacing w:after="200" w:line="276" w:lineRule="auto"/>
-            </w:pPr>
             <w:r>
               <w:rPr>
-                <w:rFonts w:ascii="Cambria" w:hAnsi="Cambria" w:eastAsia="ＭＳ 明朝" w:cs="Cambria" w:asciiTheme="minorHAnsi" w:hAnsiTheme="minorHAnsi" w:eastAsiaTheme="minorEastAsia" w:csTheme="minorBidi"/>
                 <w:sz w:val="20"/>
-                <w:szCs w:val="22"/>
               </w:rPr>
               <w:t>No</w:t>
             </w:r>
@@ -2620,29 +1304,12 @@
         </w:tc>
         <w:tc>
           <w:tcPr>
-            <w:tcW w:w="2340" w:type="dxa"/>
-            <w:tcBorders>
-              <w:top w:val="single" w:sz="4" w:space="0" w:color="auto"/>
-              <w:left w:val="single" w:sz="4" w:space="0" w:color="auto"/>
-              <w:bottom w:val="single" w:sz="4" w:space="0" w:color="auto"/>
-              <w:right w:val="single" w:sz="4" w:space="0" w:color="auto"/>
-            </w:tcBorders>
-            <w:tcMar>
-              <w:top w:w="0" w:type="dxa"/>
-              <w:left w:w="108" w:type="dxa"/>
-              <w:bottom w:w="0" w:type="dxa"/>
-              <w:right w:w="108" w:type="dxa"/>
-            </w:tcMar>
+            <w:tcW w:type="dxa" w:w="2340"/>
           </w:tcPr>
           <w:p>
-            <w:pPr>
-              <w:spacing w:after="200" w:line="276" w:lineRule="auto"/>
-            </w:pPr>
             <w:r>
               <w:rPr>
-                <w:rFonts w:ascii="Cambria" w:hAnsi="Cambria" w:eastAsia="ＭＳ 明朝" w:cs="Cambria" w:asciiTheme="minorHAnsi" w:hAnsiTheme="minorHAnsi" w:eastAsiaTheme="minorEastAsia" w:csTheme="minorBidi"/>
                 <w:sz w:val="20"/>
-                <w:szCs w:val="22"/>
               </w:rPr>
               <w:t>Geo filter when plan is Farmers</w:t>
             </w:r>
@@ -2652,29 +1319,12 @@
       <w:tr>
         <w:tc>
           <w:tcPr>
-            <w:tcW w:w="2340" w:type="dxa"/>
-            <w:tcBorders>
-              <w:top w:val="single" w:sz="4" w:space="0" w:color="auto"/>
-              <w:left w:val="single" w:sz="4" w:space="0" w:color="auto"/>
-              <w:bottom w:val="single" w:sz="4" w:space="0" w:color="auto"/>
-              <w:right w:val="single" w:sz="4" w:space="0" w:color="auto"/>
-            </w:tcBorders>
-            <w:tcMar>
-              <w:top w:w="0" w:type="dxa"/>
-              <w:left w:w="108" w:type="dxa"/>
-              <w:bottom w:w="0" w:type="dxa"/>
-              <w:right w:w="108" w:type="dxa"/>
-            </w:tcMar>
+            <w:tcW w:type="dxa" w:w="2340"/>
           </w:tcPr>
           <w:p>
-            <w:pPr>
-              <w:spacing w:after="200" w:line="276" w:lineRule="auto"/>
-            </w:pPr>
             <w:r>
               <w:rPr>
-                <w:rFonts w:ascii="Cambria" w:hAnsi="Cambria" w:eastAsia="ＭＳ 明朝" w:cs="Cambria" w:asciiTheme="minorHAnsi" w:hAnsiTheme="minorHAnsi" w:eastAsiaTheme="minorEastAsia" w:csTheme="minorBidi"/>
                 <w:sz w:val="20"/>
-                <w:szCs w:val="22"/>
               </w:rPr>
               <w:t>chat_history</w:t>
             </w:r>
@@ -2682,29 +1332,12 @@
         </w:tc>
         <w:tc>
           <w:tcPr>
-            <w:tcW w:w="2340" w:type="dxa"/>
-            <w:tcBorders>
-              <w:top w:val="single" w:sz="4" w:space="0" w:color="auto"/>
-              <w:left w:val="single" w:sz="4" w:space="0" w:color="auto"/>
-              <w:bottom w:val="single" w:sz="4" w:space="0" w:color="auto"/>
-              <w:right w:val="single" w:sz="4" w:space="0" w:color="auto"/>
-            </w:tcBorders>
-            <w:tcMar>
-              <w:top w:w="0" w:type="dxa"/>
-              <w:left w:w="108" w:type="dxa"/>
-              <w:bottom w:w="0" w:type="dxa"/>
-              <w:right w:w="108" w:type="dxa"/>
-            </w:tcMar>
+            <w:tcW w:type="dxa" w:w="2340"/>
           </w:tcPr>
           <w:p>
-            <w:pPr>
-              <w:spacing w:after="200" w:line="276" w:lineRule="auto"/>
-            </w:pPr>
             <w:r>
               <w:rPr>
-                <w:rFonts w:ascii="Cambria" w:hAnsi="Cambria" w:eastAsia="ＭＳ 明朝" w:cs="Cambria" w:asciiTheme="minorHAnsi" w:hAnsiTheme="minorHAnsi" w:eastAsiaTheme="minorEastAsia" w:csTheme="minorBidi"/>
                 <w:sz w:val="20"/>
-                <w:szCs w:val="22"/>
               </w:rPr>
               <w:t>ChatMessage[] | null</w:t>
             </w:r>
@@ -2712,29 +1345,12 @@
         </w:tc>
         <w:tc>
           <w:tcPr>
-            <w:tcW w:w="2340" w:type="dxa"/>
-            <w:tcBorders>
-              <w:top w:val="single" w:sz="4" w:space="0" w:color="auto"/>
-              <w:left w:val="single" w:sz="4" w:space="0" w:color="auto"/>
-              <w:bottom w:val="single" w:sz="4" w:space="0" w:color="auto"/>
-              <w:right w:val="single" w:sz="4" w:space="0" w:color="auto"/>
-            </w:tcBorders>
-            <w:tcMar>
-              <w:top w:w="0" w:type="dxa"/>
-              <w:left w:w="108" w:type="dxa"/>
-              <w:bottom w:w="0" w:type="dxa"/>
-              <w:right w:w="108" w:type="dxa"/>
-            </w:tcMar>
+            <w:tcW w:type="dxa" w:w="2340"/>
           </w:tcPr>
           <w:p>
-            <w:pPr>
-              <w:spacing w:after="200" w:line="276" w:lineRule="auto"/>
-            </w:pPr>
             <w:r>
               <w:rPr>
-                <w:rFonts w:ascii="Cambria" w:hAnsi="Cambria" w:eastAsia="ＭＳ 明朝" w:cs="Cambria" w:asciiTheme="minorHAnsi" w:hAnsiTheme="minorHAnsi" w:eastAsiaTheme="minorEastAsia" w:csTheme="minorBidi"/>
                 <w:sz w:val="20"/>
-                <w:szCs w:val="22"/>
               </w:rPr>
               <w:t>No</w:t>
             </w:r>
@@ -2742,29 +1358,12 @@
         </w:tc>
         <w:tc>
           <w:tcPr>
-            <w:tcW w:w="2340" w:type="dxa"/>
-            <w:tcBorders>
-              <w:top w:val="single" w:sz="4" w:space="0" w:color="auto"/>
-              <w:left w:val="single" w:sz="4" w:space="0" w:color="auto"/>
-              <w:bottom w:val="single" w:sz="4" w:space="0" w:color="auto"/>
-              <w:right w:val="single" w:sz="4" w:space="0" w:color="auto"/>
-            </w:tcBorders>
-            <w:tcMar>
-              <w:top w:w="0" w:type="dxa"/>
-              <w:left w:w="108" w:type="dxa"/>
-              <w:bottom w:w="0" w:type="dxa"/>
-              <w:right w:w="108" w:type="dxa"/>
-            </w:tcMar>
+            <w:tcW w:type="dxa" w:w="2340"/>
           </w:tcPr>
           <w:p>
-            <w:pPr>
-              <w:spacing w:after="200" w:line="276" w:lineRule="auto"/>
-            </w:pPr>
             <w:r>
               <w:rPr>
-                <w:rFonts w:ascii="Cambria" w:hAnsi="Cambria" w:eastAsia="ＭＳ 明朝" w:cs="Cambria" w:asciiTheme="minorHAnsi" w:hAnsiTheme="minorHAnsi" w:eastAsiaTheme="minorEastAsia" w:csTheme="minorBidi"/>
                 <w:sz w:val="20"/>
-                <w:szCs w:val="22"/>
               </w:rPr>
               <w:t>Client-owned prior turns</w:t>
             </w:r>
@@ -2774,29 +1373,12 @@
       <w:tr>
         <w:tc>
           <w:tcPr>
-            <w:tcW w:w="2340" w:type="dxa"/>
-            <w:tcBorders>
-              <w:top w:val="single" w:sz="4" w:space="0" w:color="auto"/>
-              <w:left w:val="single" w:sz="4" w:space="0" w:color="auto"/>
-              <w:bottom w:val="single" w:sz="4" w:space="0" w:color="auto"/>
-              <w:right w:val="single" w:sz="4" w:space="0" w:color="auto"/>
-            </w:tcBorders>
-            <w:tcMar>
-              <w:top w:w="0" w:type="dxa"/>
-              <w:left w:w="108" w:type="dxa"/>
-              <w:bottom w:w="0" w:type="dxa"/>
-              <w:right w:w="108" w:type="dxa"/>
-            </w:tcMar>
+            <w:tcW w:type="dxa" w:w="2340"/>
           </w:tcPr>
           <w:p>
-            <w:pPr>
-              <w:spacing w:after="200" w:line="276" w:lineRule="auto"/>
-            </w:pPr>
             <w:r>
               <w:rPr>
-                <w:rFonts w:ascii="Cambria" w:hAnsi="Cambria" w:eastAsia="ＭＳ 明朝" w:cs="Cambria" w:asciiTheme="minorHAnsi" w:hAnsiTheme="minorHAnsi" w:eastAsiaTheme="minorEastAsia" w:csTheme="minorBidi"/>
                 <w:sz w:val="20"/>
-                <w:szCs w:val="22"/>
               </w:rPr>
               <w:t>include_trace</w:t>
             </w:r>
@@ -2804,29 +1386,12 @@
         </w:tc>
         <w:tc>
           <w:tcPr>
-            <w:tcW w:w="2340" w:type="dxa"/>
-            <w:tcBorders>
-              <w:top w:val="single" w:sz="4" w:space="0" w:color="auto"/>
-              <w:left w:val="single" w:sz="4" w:space="0" w:color="auto"/>
-              <w:bottom w:val="single" w:sz="4" w:space="0" w:color="auto"/>
-              <w:right w:val="single" w:sz="4" w:space="0" w:color="auto"/>
-            </w:tcBorders>
-            <w:tcMar>
-              <w:top w:w="0" w:type="dxa"/>
-              <w:left w:w="108" w:type="dxa"/>
-              <w:bottom w:w="0" w:type="dxa"/>
-              <w:right w:w="108" w:type="dxa"/>
-            </w:tcMar>
+            <w:tcW w:type="dxa" w:w="2340"/>
           </w:tcPr>
           <w:p>
-            <w:pPr>
-              <w:spacing w:after="200" w:line="276" w:lineRule="auto"/>
-            </w:pPr>
             <w:r>
               <w:rPr>
-                <w:rFonts w:ascii="Cambria" w:hAnsi="Cambria" w:eastAsia="ＭＳ 明朝" w:cs="Cambria" w:asciiTheme="minorHAnsi" w:hAnsiTheme="minorHAnsi" w:eastAsiaTheme="minorEastAsia" w:csTheme="minorBidi"/>
                 <w:sz w:val="20"/>
-                <w:szCs w:val="22"/>
               </w:rPr>
               <w:t>boolean</w:t>
             </w:r>
@@ -2834,29 +1399,12 @@
         </w:tc>
         <w:tc>
           <w:tcPr>
-            <w:tcW w:w="2340" w:type="dxa"/>
-            <w:tcBorders>
-              <w:top w:val="single" w:sz="4" w:space="0" w:color="auto"/>
-              <w:left w:val="single" w:sz="4" w:space="0" w:color="auto"/>
-              <w:bottom w:val="single" w:sz="4" w:space="0" w:color="auto"/>
-              <w:right w:val="single" w:sz="4" w:space="0" w:color="auto"/>
-            </w:tcBorders>
-            <w:tcMar>
-              <w:top w:w="0" w:type="dxa"/>
-              <w:left w:w="108" w:type="dxa"/>
-              <w:bottom w:w="0" w:type="dxa"/>
-              <w:right w:w="108" w:type="dxa"/>
-            </w:tcMar>
+            <w:tcW w:type="dxa" w:w="2340"/>
           </w:tcPr>
           <w:p>
-            <w:pPr>
-              <w:spacing w:after="200" w:line="276" w:lineRule="auto"/>
-            </w:pPr>
             <w:r>
               <w:rPr>
-                <w:rFonts w:ascii="Cambria" w:hAnsi="Cambria" w:eastAsia="ＭＳ 明朝" w:cs="Cambria" w:asciiTheme="minorHAnsi" w:hAnsiTheme="minorHAnsi" w:eastAsiaTheme="minorEastAsia" w:csTheme="minorBidi"/>
                 <w:sz w:val="20"/>
-                <w:szCs w:val="22"/>
               </w:rPr>
               <w:t>No</w:t>
             </w:r>
@@ -2864,29 +1412,12 @@
         </w:tc>
         <w:tc>
           <w:tcPr>
-            <w:tcW w:w="2340" w:type="dxa"/>
-            <w:tcBorders>
-              <w:top w:val="single" w:sz="4" w:space="0" w:color="auto"/>
-              <w:left w:val="single" w:sz="4" w:space="0" w:color="auto"/>
-              <w:bottom w:val="single" w:sz="4" w:space="0" w:color="auto"/>
-              <w:right w:val="single" w:sz="4" w:space="0" w:color="auto"/>
-            </w:tcBorders>
-            <w:tcMar>
-              <w:top w:w="0" w:type="dxa"/>
-              <w:left w:w="108" w:type="dxa"/>
-              <w:bottom w:w="0" w:type="dxa"/>
-              <w:right w:w="108" w:type="dxa"/>
-            </w:tcMar>
+            <w:tcW w:type="dxa" w:w="2340"/>
           </w:tcPr>
           <w:p>
-            <w:pPr>
-              <w:spacing w:after="200" w:line="276" w:lineRule="auto"/>
-            </w:pPr>
             <w:r>
               <w:rPr>
-                <w:rFonts w:ascii="Cambria" w:hAnsi="Cambria" w:eastAsia="ＭＳ 明朝" w:cs="Cambria" w:asciiTheme="minorHAnsi" w:hAnsiTheme="minorHAnsi" w:eastAsiaTheme="minorEastAsia" w:csTheme="minorBidi"/>
                 <w:sz w:val="20"/>
-                <w:szCs w:val="22"/>
               </w:rPr>
               <w:t>Debug: decomposition + retrieval counts</w:t>
             </w:r>
@@ -2894,46 +1425,20 @@
         </w:tc>
       </w:tr>
     </w:tbl>
-    <w:p>
-      <w:pPr>
-        <w:spacing w:after="200" w:line="276" w:lineRule="auto"/>
-      </w:pPr>
-    </w:p>
+    <w:p/>
     <w:p>
       <w:pPr>
         <w:pStyle w:val="Heading1"/>
       </w:pPr>
       <w:r>
-        <w:rPr>
-          <w:rFonts w:ascii="Calibri" w:hAnsi="Calibri" w:eastAsia="ＭＳ ゴシック" w:cs="Calibri" w:asciiTheme="majorHAnsi" w:hAnsiTheme="majorHAnsi" w:eastAsiaTheme="majorEastAsia" w:csTheme="majorBidi"/>
-          <w:b/>
-          <w:bCs/>
-          <w:color w:val="365F91" w:themeColor="accent1" w:themeShade="BF"/>
-          <w:sz w:val="28"/>
-          <w:szCs w:val="28"/>
-        </w:rPr>
         <w:t>Response</w:t>
       </w:r>
     </w:p>
     <w:tbl>
       <w:tblPr>
         <w:tblStyle w:val="TableGrid"/>
-        <w:tblW w:w="0" w:type="auto"/>
-        <w:tblBorders>
-          <w:top w:val="single" w:sz="4" w:space="0" w:color="auto"/>
-          <w:left w:val="single" w:sz="4" w:space="0" w:color="auto"/>
-          <w:bottom w:val="single" w:sz="4" w:space="0" w:color="auto"/>
-          <w:right w:val="single" w:sz="4" w:space="0" w:color="auto"/>
-          <w:insideH w:val="single" w:sz="4" w:space="0" w:color="auto"/>
-          <w:insideV w:val="single" w:sz="4" w:space="0" w:color="auto"/>
-        </w:tblBorders>
-        <w:tblCellMar>
-          <w:top w:w="0" w:type="dxa"/>
-          <w:left w:w="108" w:type="dxa"/>
-          <w:bottom w:w="0" w:type="dxa"/>
-          <w:right w:w="108" w:type="dxa"/>
-        </w:tblCellMar>
-        <w:tblLook w:firstRow="1" w:firstColumn="1" w:noVBand="1"/>
+        <w:tblW w:type="auto" w:w="0"/>
+        <w:tblLook w:firstColumn="1" w:firstRow="1" w:lastColumn="0" w:lastRow="0" w:noHBand="0" w:noVBand="1" w:val="04A0"/>
       </w:tblPr>
       <w:tblGrid>
         <w:gridCol w:w="3120"/>
@@ -2943,31 +1448,13 @@
       <w:tr>
         <w:tc>
           <w:tcPr>
-            <w:tcW w:w="3120" w:type="dxa"/>
-            <w:tcBorders>
-              <w:top w:val="single" w:sz="4" w:space="0" w:color="auto"/>
-              <w:left w:val="single" w:sz="4" w:space="0" w:color="auto"/>
-              <w:bottom w:val="single" w:sz="4" w:space="0" w:color="auto"/>
-              <w:right w:val="single" w:sz="4" w:space="0" w:color="auto"/>
-            </w:tcBorders>
-            <w:tcMar>
-              <w:top w:w="0" w:type="dxa"/>
-              <w:left w:w="108" w:type="dxa"/>
-              <w:bottom w:w="0" w:type="dxa"/>
-              <w:right w:w="108" w:type="dxa"/>
-            </w:tcMar>
+            <w:tcW w:type="dxa" w:w="3120"/>
           </w:tcPr>
           <w:p>
-            <w:pPr>
-              <w:spacing w:after="200" w:line="276" w:lineRule="auto"/>
-            </w:pPr>
             <w:r>
               <w:rPr>
-                <w:rFonts w:ascii="Cambria" w:hAnsi="Cambria" w:eastAsia="ＭＳ 明朝" w:cs="Cambria" w:asciiTheme="minorHAnsi" w:hAnsiTheme="minorHAnsi" w:eastAsiaTheme="minorEastAsia" w:csTheme="minorBidi"/>
                 <w:b/>
-                <w:bCs/>
                 <w:sz w:val="20"/>
-                <w:szCs w:val="22"/>
               </w:rPr>
               <w:t>Field</w:t>
             </w:r>
@@ -2975,31 +1462,13 @@
         </w:tc>
         <w:tc>
           <w:tcPr>
-            <w:tcW w:w="3120" w:type="dxa"/>
-            <w:tcBorders>
-              <w:top w:val="single" w:sz="4" w:space="0" w:color="auto"/>
-              <w:left w:val="single" w:sz="4" w:space="0" w:color="auto"/>
-              <w:bottom w:val="single" w:sz="4" w:space="0" w:color="auto"/>
-              <w:right w:val="single" w:sz="4" w:space="0" w:color="auto"/>
-            </w:tcBorders>
-            <w:tcMar>
-              <w:top w:w="0" w:type="dxa"/>
-              <w:left w:w="108" w:type="dxa"/>
-              <w:bottom w:w="0" w:type="dxa"/>
-              <w:right w:w="108" w:type="dxa"/>
-            </w:tcMar>
+            <w:tcW w:type="dxa" w:w="3120"/>
           </w:tcPr>
           <w:p>
-            <w:pPr>
-              <w:spacing w:after="200" w:line="276" w:lineRule="auto"/>
-            </w:pPr>
             <w:r>
               <w:rPr>
-                <w:rFonts w:ascii="Cambria" w:hAnsi="Cambria" w:eastAsia="ＭＳ 明朝" w:cs="Cambria" w:asciiTheme="minorHAnsi" w:hAnsiTheme="minorHAnsi" w:eastAsiaTheme="minorEastAsia" w:csTheme="minorBidi"/>
                 <w:b/>
-                <w:bCs/>
                 <w:sz w:val="20"/>
-                <w:szCs w:val="22"/>
               </w:rPr>
               <w:t>Type</w:t>
             </w:r>
@@ -3007,31 +1476,13 @@
         </w:tc>
         <w:tc>
           <w:tcPr>
-            <w:tcW w:w="3120" w:type="dxa"/>
-            <w:tcBorders>
-              <w:top w:val="single" w:sz="4" w:space="0" w:color="auto"/>
-              <w:left w:val="single" w:sz="4" w:space="0" w:color="auto"/>
-              <w:bottom w:val="single" w:sz="4" w:space="0" w:color="auto"/>
-              <w:right w:val="single" w:sz="4" w:space="0" w:color="auto"/>
-            </w:tcBorders>
-            <w:tcMar>
-              <w:top w:w="0" w:type="dxa"/>
-              <w:left w:w="108" w:type="dxa"/>
-              <w:bottom w:w="0" w:type="dxa"/>
-              <w:right w:w="108" w:type="dxa"/>
-            </w:tcMar>
+            <w:tcW w:type="dxa" w:w="3120"/>
           </w:tcPr>
           <w:p>
-            <w:pPr>
-              <w:spacing w:after="200" w:line="276" w:lineRule="auto"/>
-            </w:pPr>
             <w:r>
               <w:rPr>
-                <w:rFonts w:ascii="Cambria" w:hAnsi="Cambria" w:eastAsia="ＭＳ 明朝" w:cs="Cambria" w:asciiTheme="minorHAnsi" w:hAnsiTheme="minorHAnsi" w:eastAsiaTheme="minorEastAsia" w:csTheme="minorBidi"/>
                 <w:b/>
-                <w:bCs/>
                 <w:sz w:val="20"/>
-                <w:szCs w:val="22"/>
               </w:rPr>
               <w:t>Description</w:t>
             </w:r>
@@ -3041,29 +1492,12 @@
       <w:tr>
         <w:tc>
           <w:tcPr>
-            <w:tcW w:w="3120" w:type="dxa"/>
-            <w:tcBorders>
-              <w:top w:val="single" w:sz="4" w:space="0" w:color="auto"/>
-              <w:left w:val="single" w:sz="4" w:space="0" w:color="auto"/>
-              <w:bottom w:val="single" w:sz="4" w:space="0" w:color="auto"/>
-              <w:right w:val="single" w:sz="4" w:space="0" w:color="auto"/>
-            </w:tcBorders>
-            <w:tcMar>
-              <w:top w:w="0" w:type="dxa"/>
-              <w:left w:w="108" w:type="dxa"/>
-              <w:bottom w:w="0" w:type="dxa"/>
-              <w:right w:w="108" w:type="dxa"/>
-            </w:tcMar>
+            <w:tcW w:type="dxa" w:w="3120"/>
           </w:tcPr>
           <w:p>
-            <w:pPr>
-              <w:spacing w:after="200" w:line="276" w:lineRule="auto"/>
-            </w:pPr>
             <w:r>
               <w:rPr>
-                <w:rFonts w:ascii="Cambria" w:hAnsi="Cambria" w:eastAsia="ＭＳ 明朝" w:cs="Cambria" w:asciiTheme="minorHAnsi" w:hAnsiTheme="minorHAnsi" w:eastAsiaTheme="minorEastAsia" w:csTheme="minorBidi"/>
                 <w:sz w:val="20"/>
-                <w:szCs w:val="22"/>
               </w:rPr>
               <w:t>answer</w:t>
             </w:r>
@@ -3071,29 +1505,12 @@
         </w:tc>
         <w:tc>
           <w:tcPr>
-            <w:tcW w:w="3120" w:type="dxa"/>
-            <w:tcBorders>
-              <w:top w:val="single" w:sz="4" w:space="0" w:color="auto"/>
-              <w:left w:val="single" w:sz="4" w:space="0" w:color="auto"/>
-              <w:bottom w:val="single" w:sz="4" w:space="0" w:color="auto"/>
-              <w:right w:val="single" w:sz="4" w:space="0" w:color="auto"/>
-            </w:tcBorders>
-            <w:tcMar>
-              <w:top w:w="0" w:type="dxa"/>
-              <w:left w:w="108" w:type="dxa"/>
-              <w:bottom w:w="0" w:type="dxa"/>
-              <w:right w:w="108" w:type="dxa"/>
-            </w:tcMar>
+            <w:tcW w:type="dxa" w:w="3120"/>
           </w:tcPr>
           <w:p>
-            <w:pPr>
-              <w:spacing w:after="200" w:line="276" w:lineRule="auto"/>
-            </w:pPr>
             <w:r>
               <w:rPr>
-                <w:rFonts w:ascii="Cambria" w:hAnsi="Cambria" w:eastAsia="ＭＳ 明朝" w:cs="Cambria" w:asciiTheme="minorHAnsi" w:hAnsiTheme="minorHAnsi" w:eastAsiaTheme="minorEastAsia" w:csTheme="minorBidi"/>
                 <w:sz w:val="20"/>
-                <w:szCs w:val="22"/>
               </w:rPr>
               <w:t>string</w:t>
             </w:r>
@@ -3101,29 +1518,12 @@
         </w:tc>
         <w:tc>
           <w:tcPr>
-            <w:tcW w:w="3120" w:type="dxa"/>
-            <w:tcBorders>
-              <w:top w:val="single" w:sz="4" w:space="0" w:color="auto"/>
-              <w:left w:val="single" w:sz="4" w:space="0" w:color="auto"/>
-              <w:bottom w:val="single" w:sz="4" w:space="0" w:color="auto"/>
-              <w:right w:val="single" w:sz="4" w:space="0" w:color="auto"/>
-            </w:tcBorders>
-            <w:tcMar>
-              <w:top w:w="0" w:type="dxa"/>
-              <w:left w:w="108" w:type="dxa"/>
-              <w:bottom w:w="0" w:type="dxa"/>
-              <w:right w:w="108" w:type="dxa"/>
-            </w:tcMar>
+            <w:tcW w:type="dxa" w:w="3120"/>
           </w:tcPr>
           <w:p>
-            <w:pPr>
-              <w:spacing w:after="200" w:line="276" w:lineRule="auto"/>
-            </w:pPr>
             <w:r>
               <w:rPr>
-                <w:rFonts w:ascii="Cambria" w:hAnsi="Cambria" w:eastAsia="ＭＳ 明朝" w:cs="Cambria" w:asciiTheme="minorHAnsi" w:hAnsiTheme="minorHAnsi" w:eastAsiaTheme="minorEastAsia" w:csTheme="minorBidi"/>
                 <w:sz w:val="20"/>
-                <w:szCs w:val="22"/>
               </w:rPr>
               <w:t>Assistant prose (may include [N] footnotes)</w:t>
             </w:r>
@@ -3133,29 +1533,12 @@
       <w:tr>
         <w:tc>
           <w:tcPr>
-            <w:tcW w:w="3120" w:type="dxa"/>
-            <w:tcBorders>
-              <w:top w:val="single" w:sz="4" w:space="0" w:color="auto"/>
-              <w:left w:val="single" w:sz="4" w:space="0" w:color="auto"/>
-              <w:bottom w:val="single" w:sz="4" w:space="0" w:color="auto"/>
-              <w:right w:val="single" w:sz="4" w:space="0" w:color="auto"/>
-            </w:tcBorders>
-            <w:tcMar>
-              <w:top w:w="0" w:type="dxa"/>
-              <w:left w:w="108" w:type="dxa"/>
-              <w:bottom w:w="0" w:type="dxa"/>
-              <w:right w:w="108" w:type="dxa"/>
-            </w:tcMar>
+            <w:tcW w:type="dxa" w:w="3120"/>
           </w:tcPr>
           <w:p>
-            <w:pPr>
-              <w:spacing w:after="200" w:line="276" w:lineRule="auto"/>
-            </w:pPr>
             <w:r>
               <w:rPr>
-                <w:rFonts w:ascii="Cambria" w:hAnsi="Cambria" w:eastAsia="ＭＳ 明朝" w:cs="Cambria" w:asciiTheme="minorHAnsi" w:hAnsiTheme="minorHAnsi" w:eastAsiaTheme="minorEastAsia" w:csTheme="minorBidi"/>
                 <w:sz w:val="20"/>
-                <w:szCs w:val="22"/>
               </w:rPr>
               <w:t>citations</w:t>
             </w:r>
@@ -3163,29 +1546,12 @@
         </w:tc>
         <w:tc>
           <w:tcPr>
-            <w:tcW w:w="3120" w:type="dxa"/>
-            <w:tcBorders>
-              <w:top w:val="single" w:sz="4" w:space="0" w:color="auto"/>
-              <w:left w:val="single" w:sz="4" w:space="0" w:color="auto"/>
-              <w:bottom w:val="single" w:sz="4" w:space="0" w:color="auto"/>
-              <w:right w:val="single" w:sz="4" w:space="0" w:color="auto"/>
-            </w:tcBorders>
-            <w:tcMar>
-              <w:top w:w="0" w:type="dxa"/>
-              <w:left w:w="108" w:type="dxa"/>
-              <w:bottom w:w="0" w:type="dxa"/>
-              <w:right w:w="108" w:type="dxa"/>
-            </w:tcMar>
+            <w:tcW w:type="dxa" w:w="3120"/>
           </w:tcPr>
           <w:p>
-            <w:pPr>
-              <w:spacing w:after="200" w:line="276" w:lineRule="auto"/>
-            </w:pPr>
             <w:r>
               <w:rPr>
-                <w:rFonts w:ascii="Cambria" w:hAnsi="Cambria" w:eastAsia="ＭＳ 明朝" w:cs="Cambria" w:asciiTheme="minorHAnsi" w:hAnsiTheme="minorHAnsi" w:eastAsiaTheme="minorEastAsia" w:csTheme="minorBidi"/>
                 <w:sz w:val="20"/>
-                <w:szCs w:val="22"/>
               </w:rPr>
               <w:t>CitationItem[]</w:t>
             </w:r>
@@ -3193,29 +1559,12 @@
         </w:tc>
         <w:tc>
           <w:tcPr>
-            <w:tcW w:w="3120" w:type="dxa"/>
-            <w:tcBorders>
-              <w:top w:val="single" w:sz="4" w:space="0" w:color="auto"/>
-              <w:left w:val="single" w:sz="4" w:space="0" w:color="auto"/>
-              <w:bottom w:val="single" w:sz="4" w:space="0" w:color="auto"/>
-              <w:right w:val="single" w:sz="4" w:space="0" w:color="auto"/>
-            </w:tcBorders>
-            <w:tcMar>
-              <w:top w:w="0" w:type="dxa"/>
-              <w:left w:w="108" w:type="dxa"/>
-              <w:bottom w:w="0" w:type="dxa"/>
-              <w:right w:w="108" w:type="dxa"/>
-            </w:tcMar>
+            <w:tcW w:type="dxa" w:w="3120"/>
           </w:tcPr>
           <w:p>
-            <w:pPr>
-              <w:spacing w:after="200" w:line="276" w:lineRule="auto"/>
-            </w:pPr>
             <w:r>
               <w:rPr>
-                <w:rFonts w:ascii="Cambria" w:hAnsi="Cambria" w:eastAsia="ＭＳ 明朝" w:cs="Cambria" w:asciiTheme="minorHAnsi" w:hAnsiTheme="minorHAnsi" w:eastAsiaTheme="minorEastAsia" w:csTheme="minorBidi"/>
                 <w:sz w:val="20"/>
-                <w:szCs w:val="22"/>
               </w:rPr>
               <w:t>Referenced sources by default</w:t>
             </w:r>
@@ -3225,29 +1574,12 @@
       <w:tr>
         <w:tc>
           <w:tcPr>
-            <w:tcW w:w="3120" w:type="dxa"/>
-            <w:tcBorders>
-              <w:top w:val="single" w:sz="4" w:space="0" w:color="auto"/>
-              <w:left w:val="single" w:sz="4" w:space="0" w:color="auto"/>
-              <w:bottom w:val="single" w:sz="4" w:space="0" w:color="auto"/>
-              <w:right w:val="single" w:sz="4" w:space="0" w:color="auto"/>
-            </w:tcBorders>
-            <w:tcMar>
-              <w:top w:w="0" w:type="dxa"/>
-              <w:left w:w="108" w:type="dxa"/>
-              <w:bottom w:w="0" w:type="dxa"/>
-              <w:right w:w="108" w:type="dxa"/>
-            </w:tcMar>
+            <w:tcW w:type="dxa" w:w="3120"/>
           </w:tcPr>
           <w:p>
-            <w:pPr>
-              <w:spacing w:after="200" w:line="276" w:lineRule="auto"/>
-            </w:pPr>
             <w:r>
               <w:rPr>
-                <w:rFonts w:ascii="Cambria" w:hAnsi="Cambria" w:eastAsia="ＭＳ 明朝" w:cs="Cambria" w:asciiTheme="minorHAnsi" w:hAnsiTheme="minorHAnsi" w:eastAsiaTheme="minorEastAsia" w:csTheme="minorBidi"/>
                 <w:sz w:val="20"/>
-                <w:szCs w:val="22"/>
               </w:rPr>
               <w:t>acf</w:t>
             </w:r>
@@ -3255,29 +1587,12 @@
         </w:tc>
         <w:tc>
           <w:tcPr>
-            <w:tcW w:w="3120" w:type="dxa"/>
-            <w:tcBorders>
-              <w:top w:val="single" w:sz="4" w:space="0" w:color="auto"/>
-              <w:left w:val="single" w:sz="4" w:space="0" w:color="auto"/>
-              <w:bottom w:val="single" w:sz="4" w:space="0" w:color="auto"/>
-              <w:right w:val="single" w:sz="4" w:space="0" w:color="auto"/>
-            </w:tcBorders>
-            <w:tcMar>
-              <w:top w:w="0" w:type="dxa"/>
-              <w:left w:w="108" w:type="dxa"/>
-              <w:bottom w:w="0" w:type="dxa"/>
-              <w:right w:w="108" w:type="dxa"/>
-            </w:tcMar>
+            <w:tcW w:type="dxa" w:w="3120"/>
           </w:tcPr>
           <w:p>
-            <w:pPr>
-              <w:spacing w:after="200" w:line="276" w:lineRule="auto"/>
-            </w:pPr>
             <w:r>
               <w:rPr>
-                <w:rFonts w:ascii="Cambria" w:hAnsi="Cambria" w:eastAsia="ＭＳ 明朝" w:cs="Cambria" w:asciiTheme="minorHAnsi" w:hAnsiTheme="minorHAnsi" w:eastAsiaTheme="minorEastAsia" w:csTheme="minorBidi"/>
                 <w:sz w:val="20"/>
-                <w:szCs w:val="22"/>
               </w:rPr>
               <w:t>ACFSignal</w:t>
             </w:r>
@@ -3285,29 +1600,12 @@
         </w:tc>
         <w:tc>
           <w:tcPr>
-            <w:tcW w:w="3120" w:type="dxa"/>
-            <w:tcBorders>
-              <w:top w:val="single" w:sz="4" w:space="0" w:color="auto"/>
-              <w:left w:val="single" w:sz="4" w:space="0" w:color="auto"/>
-              <w:bottom w:val="single" w:sz="4" w:space="0" w:color="auto"/>
-              <w:right w:val="single" w:sz="4" w:space="0" w:color="auto"/>
-            </w:tcBorders>
-            <w:tcMar>
-              <w:top w:w="0" w:type="dxa"/>
-              <w:left w:w="108" w:type="dxa"/>
-              <w:bottom w:w="0" w:type="dxa"/>
-              <w:right w:w="108" w:type="dxa"/>
-            </w:tcMar>
+            <w:tcW w:type="dxa" w:w="3120"/>
           </w:tcPr>
           <w:p>
-            <w:pPr>
-              <w:spacing w:after="200" w:line="276" w:lineRule="auto"/>
-            </w:pPr>
             <w:r>
               <w:rPr>
-                <w:rFonts w:ascii="Cambria" w:hAnsi="Cambria" w:eastAsia="ＭＳ 明朝" w:cs="Cambria" w:asciiTheme="minorHAnsi" w:hAnsiTheme="minorHAnsi" w:eastAsiaTheme="minorEastAsia" w:csTheme="minorBidi"/>
                 <w:sz w:val="20"/>
-                <w:szCs w:val="22"/>
               </w:rPr>
               <w:t>Confidence: band, band_label, score, explanation</w:t>
             </w:r>
@@ -3317,29 +1615,12 @@
       <w:tr>
         <w:tc>
           <w:tcPr>
-            <w:tcW w:w="3120" w:type="dxa"/>
-            <w:tcBorders>
-              <w:top w:val="single" w:sz="4" w:space="0" w:color="auto"/>
-              <w:left w:val="single" w:sz="4" w:space="0" w:color="auto"/>
-              <w:bottom w:val="single" w:sz="4" w:space="0" w:color="auto"/>
-              <w:right w:val="single" w:sz="4" w:space="0" w:color="auto"/>
-            </w:tcBorders>
-            <w:tcMar>
-              <w:top w:w="0" w:type="dxa"/>
-              <w:left w:w="108" w:type="dxa"/>
-              <w:bottom w:w="0" w:type="dxa"/>
-              <w:right w:w="108" w:type="dxa"/>
-            </w:tcMar>
+            <w:tcW w:type="dxa" w:w="3120"/>
           </w:tcPr>
           <w:p>
-            <w:pPr>
-              <w:spacing w:after="200" w:line="276" w:lineRule="auto"/>
-            </w:pPr>
             <w:r>
               <w:rPr>
-                <w:rFonts w:ascii="Cambria" w:hAnsi="Cambria" w:eastAsia="ＭＳ 明朝" w:cs="Cambria" w:asciiTheme="minorHAnsi" w:hAnsiTheme="minorHAnsi" w:eastAsiaTheme="minorEastAsia" w:csTheme="minorBidi"/>
                 <w:sz w:val="20"/>
-                <w:szCs w:val="22"/>
               </w:rPr>
               <w:t>session_id</w:t>
             </w:r>
@@ -3347,29 +1628,12 @@
         </w:tc>
         <w:tc>
           <w:tcPr>
-            <w:tcW w:w="3120" w:type="dxa"/>
-            <w:tcBorders>
-              <w:top w:val="single" w:sz="4" w:space="0" w:color="auto"/>
-              <w:left w:val="single" w:sz="4" w:space="0" w:color="auto"/>
-              <w:bottom w:val="single" w:sz="4" w:space="0" w:color="auto"/>
-              <w:right w:val="single" w:sz="4" w:space="0" w:color="auto"/>
-            </w:tcBorders>
-            <w:tcMar>
-              <w:top w:w="0" w:type="dxa"/>
-              <w:left w:w="108" w:type="dxa"/>
-              <w:bottom w:w="0" w:type="dxa"/>
-              <w:right w:w="108" w:type="dxa"/>
-            </w:tcMar>
+            <w:tcW w:type="dxa" w:w="3120"/>
           </w:tcPr>
           <w:p>
-            <w:pPr>
-              <w:spacing w:after="200" w:line="276" w:lineRule="auto"/>
-            </w:pPr>
             <w:r>
               <w:rPr>
-                <w:rFonts w:ascii="Cambria" w:hAnsi="Cambria" w:eastAsia="ＭＳ 明朝" w:cs="Cambria" w:asciiTheme="minorHAnsi" w:hAnsiTheme="minorHAnsi" w:eastAsiaTheme="minorEastAsia" w:csTheme="minorBidi"/>
                 <w:sz w:val="20"/>
-                <w:szCs w:val="22"/>
               </w:rPr>
               <w:t>string</w:t>
             </w:r>
@@ -3377,29 +1641,12 @@
         </w:tc>
         <w:tc>
           <w:tcPr>
-            <w:tcW w:w="3120" w:type="dxa"/>
-            <w:tcBorders>
-              <w:top w:val="single" w:sz="4" w:space="0" w:color="auto"/>
-              <w:left w:val="single" w:sz="4" w:space="0" w:color="auto"/>
-              <w:bottom w:val="single" w:sz="4" w:space="0" w:color="auto"/>
-              <w:right w:val="single" w:sz="4" w:space="0" w:color="auto"/>
-            </w:tcBorders>
-            <w:tcMar>
-              <w:top w:w="0" w:type="dxa"/>
-              <w:left w:w="108" w:type="dxa"/>
-              <w:bottom w:w="0" w:type="dxa"/>
-              <w:right w:w="108" w:type="dxa"/>
-            </w:tcMar>
+            <w:tcW w:type="dxa" w:w="3120"/>
           </w:tcPr>
           <w:p>
-            <w:pPr>
-              <w:spacing w:after="200" w:line="276" w:lineRule="auto"/>
-            </w:pPr>
             <w:r>
               <w:rPr>
-                <w:rFonts w:ascii="Cambria" w:hAnsi="Cambria" w:eastAsia="ＭＳ 明朝" w:cs="Cambria" w:asciiTheme="minorHAnsi" w:hAnsiTheme="minorHAnsi" w:eastAsiaTheme="minorEastAsia" w:csTheme="minorBidi"/>
                 <w:sz w:val="20"/>
-                <w:szCs w:val="22"/>
               </w:rPr>
               <w:t>Pass on the next request</w:t>
             </w:r>
@@ -3409,29 +1656,12 @@
       <w:tr>
         <w:tc>
           <w:tcPr>
-            <w:tcW w:w="3120" w:type="dxa"/>
-            <w:tcBorders>
-              <w:top w:val="single" w:sz="4" w:space="0" w:color="auto"/>
-              <w:left w:val="single" w:sz="4" w:space="0" w:color="auto"/>
-              <w:bottom w:val="single" w:sz="4" w:space="0" w:color="auto"/>
-              <w:right w:val="single" w:sz="4" w:space="0" w:color="auto"/>
-            </w:tcBorders>
-            <w:tcMar>
-              <w:top w:w="0" w:type="dxa"/>
-              <w:left w:w="108" w:type="dxa"/>
-              <w:bottom w:w="0" w:type="dxa"/>
-              <w:right w:w="108" w:type="dxa"/>
-            </w:tcMar>
+            <w:tcW w:type="dxa" w:w="3120"/>
           </w:tcPr>
           <w:p>
-            <w:pPr>
-              <w:spacing w:after="200" w:line="276" w:lineRule="auto"/>
-            </w:pPr>
             <w:r>
               <w:rPr>
-                <w:rFonts w:ascii="Cambria" w:hAnsi="Cambria" w:eastAsia="ＭＳ 明朝" w:cs="Cambria" w:asciiTheme="minorHAnsi" w:hAnsiTheme="minorHAnsi" w:eastAsiaTheme="minorEastAsia" w:csTheme="minorBidi"/>
                 <w:sz w:val="20"/>
-                <w:szCs w:val="22"/>
               </w:rPr>
               <w:t>usage</w:t>
             </w:r>
@@ -3439,29 +1669,12 @@
         </w:tc>
         <w:tc>
           <w:tcPr>
-            <w:tcW w:w="3120" w:type="dxa"/>
-            <w:tcBorders>
-              <w:top w:val="single" w:sz="4" w:space="0" w:color="auto"/>
-              <w:left w:val="single" w:sz="4" w:space="0" w:color="auto"/>
-              <w:bottom w:val="single" w:sz="4" w:space="0" w:color="auto"/>
-              <w:right w:val="single" w:sz="4" w:space="0" w:color="auto"/>
-            </w:tcBorders>
-            <w:tcMar>
-              <w:top w:w="0" w:type="dxa"/>
-              <w:left w:w="108" w:type="dxa"/>
-              <w:bottom w:w="0" w:type="dxa"/>
-              <w:right w:w="108" w:type="dxa"/>
-            </w:tcMar>
+            <w:tcW w:type="dxa" w:w="3120"/>
           </w:tcPr>
           <w:p>
-            <w:pPr>
-              <w:spacing w:after="200" w:line="276" w:lineRule="auto"/>
-            </w:pPr>
             <w:r>
               <w:rPr>
-                <w:rFonts w:ascii="Cambria" w:hAnsi="Cambria" w:eastAsia="ＭＳ 明朝" w:cs="Cambria" w:asciiTheme="minorHAnsi" w:hAnsiTheme="minorHAnsi" w:eastAsiaTheme="minorEastAsia" w:csTheme="minorBidi"/>
                 <w:sz w:val="20"/>
-                <w:szCs w:val="22"/>
               </w:rPr>
               <w:t>UsageStats</w:t>
             </w:r>
@@ -3469,29 +1682,12 @@
         </w:tc>
         <w:tc>
           <w:tcPr>
-            <w:tcW w:w="3120" w:type="dxa"/>
-            <w:tcBorders>
-              <w:top w:val="single" w:sz="4" w:space="0" w:color="auto"/>
-              <w:left w:val="single" w:sz="4" w:space="0" w:color="auto"/>
-              <w:bottom w:val="single" w:sz="4" w:space="0" w:color="auto"/>
-              <w:right w:val="single" w:sz="4" w:space="0" w:color="auto"/>
-            </w:tcBorders>
-            <w:tcMar>
-              <w:top w:w="0" w:type="dxa"/>
-              <w:left w:w="108" w:type="dxa"/>
-              <w:bottom w:w="0" w:type="dxa"/>
-              <w:right w:w="108" w:type="dxa"/>
-            </w:tcMar>
+            <w:tcW w:type="dxa" w:w="3120"/>
           </w:tcPr>
           <w:p>
-            <w:pPr>
-              <w:spacing w:after="200" w:line="276" w:lineRule="auto"/>
-            </w:pPr>
             <w:r>
               <w:rPr>
-                <w:rFonts w:ascii="Cambria" w:hAnsi="Cambria" w:eastAsia="ＭＳ 明朝" w:cs="Cambria" w:asciiTheme="minorHAnsi" w:hAnsiTheme="minorHAnsi" w:eastAsiaTheme="minorEastAsia" w:csTheme="minorBidi"/>
                 <w:sz w:val="20"/>
-                <w:szCs w:val="22"/>
               </w:rPr>
               <w:t>LLM token totals for this request</w:t>
             </w:r>
@@ -3501,29 +1697,12 @@
       <w:tr>
         <w:tc>
           <w:tcPr>
-            <w:tcW w:w="3120" w:type="dxa"/>
-            <w:tcBorders>
-              <w:top w:val="single" w:sz="4" w:space="0" w:color="auto"/>
-              <w:left w:val="single" w:sz="4" w:space="0" w:color="auto"/>
-              <w:bottom w:val="single" w:sz="4" w:space="0" w:color="auto"/>
-              <w:right w:val="single" w:sz="4" w:space="0" w:color="auto"/>
-            </w:tcBorders>
-            <w:tcMar>
-              <w:top w:w="0" w:type="dxa"/>
-              <w:left w:w="108" w:type="dxa"/>
-              <w:bottom w:w="0" w:type="dxa"/>
-              <w:right w:w="108" w:type="dxa"/>
-            </w:tcMar>
+            <w:tcW w:type="dxa" w:w="3120"/>
           </w:tcPr>
           <w:p>
-            <w:pPr>
-              <w:spacing w:after="200" w:line="276" w:lineRule="auto"/>
-            </w:pPr>
             <w:r>
               <w:rPr>
-                <w:rFonts w:ascii="Cambria" w:hAnsi="Cambria" w:eastAsia="ＭＳ 明朝" w:cs="Cambria" w:asciiTheme="minorHAnsi" w:hAnsiTheme="minorHAnsi" w:eastAsiaTheme="minorEastAsia" w:csTheme="minorBidi"/>
                 <w:sz w:val="20"/>
-                <w:szCs w:val="22"/>
               </w:rPr>
               <w:t>error</w:t>
             </w:r>
@@ -3531,29 +1710,12 @@
         </w:tc>
         <w:tc>
           <w:tcPr>
-            <w:tcW w:w="3120" w:type="dxa"/>
-            <w:tcBorders>
-              <w:top w:val="single" w:sz="4" w:space="0" w:color="auto"/>
-              <w:left w:val="single" w:sz="4" w:space="0" w:color="auto"/>
-              <w:bottom w:val="single" w:sz="4" w:space="0" w:color="auto"/>
-              <w:right w:val="single" w:sz="4" w:space="0" w:color="auto"/>
-            </w:tcBorders>
-            <w:tcMar>
-              <w:top w:w="0" w:type="dxa"/>
-              <w:left w:w="108" w:type="dxa"/>
-              <w:bottom w:w="0" w:type="dxa"/>
-              <w:right w:w="108" w:type="dxa"/>
-            </w:tcMar>
+            <w:tcW w:type="dxa" w:w="3120"/>
           </w:tcPr>
           <w:p>
-            <w:pPr>
-              <w:spacing w:after="200" w:line="276" w:lineRule="auto"/>
-            </w:pPr>
             <w:r>
               <w:rPr>
-                <w:rFonts w:ascii="Cambria" w:hAnsi="Cambria" w:eastAsia="ＭＳ 明朝" w:cs="Cambria" w:asciiTheme="minorHAnsi" w:hAnsiTheme="minorHAnsi" w:eastAsiaTheme="minorEastAsia" w:csTheme="minorBidi"/>
                 <w:sz w:val="20"/>
-                <w:szCs w:val="22"/>
               </w:rPr>
               <w:t>string | null</w:t>
             </w:r>
@@ -3561,29 +1723,12 @@
         </w:tc>
         <w:tc>
           <w:tcPr>
-            <w:tcW w:w="3120" w:type="dxa"/>
-            <w:tcBorders>
-              <w:top w:val="single" w:sz="4" w:space="0" w:color="auto"/>
-              <w:left w:val="single" w:sz="4" w:space="0" w:color="auto"/>
-              <w:bottom w:val="single" w:sz="4" w:space="0" w:color="auto"/>
-              <w:right w:val="single" w:sz="4" w:space="0" w:color="auto"/>
-            </w:tcBorders>
-            <w:tcMar>
-              <w:top w:w="0" w:type="dxa"/>
-              <w:left w:w="108" w:type="dxa"/>
-              <w:bottom w:w="0" w:type="dxa"/>
-              <w:right w:w="108" w:type="dxa"/>
-            </w:tcMar>
+            <w:tcW w:type="dxa" w:w="3120"/>
           </w:tcPr>
           <w:p>
-            <w:pPr>
-              <w:spacing w:after="200" w:line="276" w:lineRule="auto"/>
-            </w:pPr>
             <w:r>
               <w:rPr>
-                <w:rFonts w:ascii="Cambria" w:hAnsi="Cambria" w:eastAsia="ＭＳ 明朝" w:cs="Cambria" w:asciiTheme="minorHAnsi" w:hAnsiTheme="minorHAnsi" w:eastAsiaTheme="minorEastAsia" w:csTheme="minorBidi"/>
                 <w:sz w:val="20"/>
-                <w:szCs w:val="22"/>
               </w:rPr>
               <w:t>Pipeline-level error if any</w:t>
             </w:r>
@@ -3593,29 +1738,12 @@
       <w:tr>
         <w:tc>
           <w:tcPr>
-            <w:tcW w:w="3120" w:type="dxa"/>
-            <w:tcBorders>
-              <w:top w:val="single" w:sz="4" w:space="0" w:color="auto"/>
-              <w:left w:val="single" w:sz="4" w:space="0" w:color="auto"/>
-              <w:bottom w:val="single" w:sz="4" w:space="0" w:color="auto"/>
-              <w:right w:val="single" w:sz="4" w:space="0" w:color="auto"/>
-            </w:tcBorders>
-            <w:tcMar>
-              <w:top w:w="0" w:type="dxa"/>
-              <w:left w:w="108" w:type="dxa"/>
-              <w:bottom w:w="0" w:type="dxa"/>
-              <w:right w:w="108" w:type="dxa"/>
-            </w:tcMar>
+            <w:tcW w:type="dxa" w:w="3120"/>
           </w:tcPr>
           <w:p>
-            <w:pPr>
-              <w:spacing w:after="200" w:line="276" w:lineRule="auto"/>
-            </w:pPr>
             <w:r>
               <w:rPr>
-                <w:rFonts w:ascii="Cambria" w:hAnsi="Cambria" w:eastAsia="ＭＳ 明朝" w:cs="Cambria" w:asciiTheme="minorHAnsi" w:hAnsiTheme="minorHAnsi" w:eastAsiaTheme="minorEastAsia" w:csTheme="minorBidi"/>
                 <w:sz w:val="20"/>
-                <w:szCs w:val="22"/>
               </w:rPr>
               <w:t>langfuse_trace_id</w:t>
             </w:r>
@@ -3623,29 +1751,12 @@
         </w:tc>
         <w:tc>
           <w:tcPr>
-            <w:tcW w:w="3120" w:type="dxa"/>
-            <w:tcBorders>
-              <w:top w:val="single" w:sz="4" w:space="0" w:color="auto"/>
-              <w:left w:val="single" w:sz="4" w:space="0" w:color="auto"/>
-              <w:bottom w:val="single" w:sz="4" w:space="0" w:color="auto"/>
-              <w:right w:val="single" w:sz="4" w:space="0" w:color="auto"/>
-            </w:tcBorders>
-            <w:tcMar>
-              <w:top w:w="0" w:type="dxa"/>
-              <w:left w:w="108" w:type="dxa"/>
-              <w:bottom w:w="0" w:type="dxa"/>
-              <w:right w:w="108" w:type="dxa"/>
-            </w:tcMar>
+            <w:tcW w:type="dxa" w:w="3120"/>
           </w:tcPr>
           <w:p>
-            <w:pPr>
-              <w:spacing w:after="200" w:line="276" w:lineRule="auto"/>
-            </w:pPr>
             <w:r>
               <w:rPr>
-                <w:rFonts w:ascii="Cambria" w:hAnsi="Cambria" w:eastAsia="ＭＳ 明朝" w:cs="Cambria" w:asciiTheme="minorHAnsi" w:hAnsiTheme="minorHAnsi" w:eastAsiaTheme="minorEastAsia" w:csTheme="minorBidi"/>
                 <w:sz w:val="20"/>
-                <w:szCs w:val="22"/>
               </w:rPr>
               <w:t>string | null</w:t>
             </w:r>
@@ -3653,29 +1764,12 @@
         </w:tc>
         <w:tc>
           <w:tcPr>
-            <w:tcW w:w="3120" w:type="dxa"/>
-            <w:tcBorders>
-              <w:top w:val="single" w:sz="4" w:space="0" w:color="auto"/>
-              <w:left w:val="single" w:sz="4" w:space="0" w:color="auto"/>
-              <w:bottom w:val="single" w:sz="4" w:space="0" w:color="auto"/>
-              <w:right w:val="single" w:sz="4" w:space="0" w:color="auto"/>
-            </w:tcBorders>
-            <w:tcMar>
-              <w:top w:w="0" w:type="dxa"/>
-              <w:left w:w="108" w:type="dxa"/>
-              <w:bottom w:w="0" w:type="dxa"/>
-              <w:right w:w="108" w:type="dxa"/>
-            </w:tcMar>
+            <w:tcW w:type="dxa" w:w="3120"/>
           </w:tcPr>
           <w:p>
-            <w:pPr>
-              <w:spacing w:after="200" w:line="276" w:lineRule="auto"/>
-            </w:pPr>
             <w:r>
               <w:rPr>
-                <w:rFonts w:ascii="Cambria" w:hAnsi="Cambria" w:eastAsia="ＭＳ 明朝" w:cs="Cambria" w:asciiTheme="minorHAnsi" w:hAnsiTheme="minorHAnsi" w:eastAsiaTheme="minorEastAsia" w:csTheme="minorBidi"/>
                 <w:sz w:val="20"/>
-                <w:szCs w:val="22"/>
               </w:rPr>
               <w:t>For POST /feedback</w:t>
             </w:r>
@@ -3685,29 +1779,12 @@
       <w:tr>
         <w:tc>
           <w:tcPr>
-            <w:tcW w:w="3120" w:type="dxa"/>
-            <w:tcBorders>
-              <w:top w:val="single" w:sz="4" w:space="0" w:color="auto"/>
-              <w:left w:val="single" w:sz="4" w:space="0" w:color="auto"/>
-              <w:bottom w:val="single" w:sz="4" w:space="0" w:color="auto"/>
-              <w:right w:val="single" w:sz="4" w:space="0" w:color="auto"/>
-            </w:tcBorders>
-            <w:tcMar>
-              <w:top w:w="0" w:type="dxa"/>
-              <w:left w:w="108" w:type="dxa"/>
-              <w:bottom w:w="0" w:type="dxa"/>
-              <w:right w:w="108" w:type="dxa"/>
-            </w:tcMar>
+            <w:tcW w:type="dxa" w:w="3120"/>
           </w:tcPr>
           <w:p>
-            <w:pPr>
-              <w:spacing w:after="200" w:line="276" w:lineRule="auto"/>
-            </w:pPr>
             <w:r>
               <w:rPr>
-                <w:rFonts w:ascii="Cambria" w:hAnsi="Cambria" w:eastAsia="ＭＳ 明朝" w:cs="Cambria" w:asciiTheme="minorHAnsi" w:hAnsiTheme="minorHAnsi" w:eastAsiaTheme="minorEastAsia" w:csTheme="minorBidi"/>
                 <w:sz w:val="20"/>
-                <w:szCs w:val="22"/>
               </w:rPr>
               <w:t>trace</w:t>
             </w:r>
@@ -3715,29 +1792,12 @@
         </w:tc>
         <w:tc>
           <w:tcPr>
-            <w:tcW w:w="3120" w:type="dxa"/>
-            <w:tcBorders>
-              <w:top w:val="single" w:sz="4" w:space="0" w:color="auto"/>
-              <w:left w:val="single" w:sz="4" w:space="0" w:color="auto"/>
-              <w:bottom w:val="single" w:sz="4" w:space="0" w:color="auto"/>
-              <w:right w:val="single" w:sz="4" w:space="0" w:color="auto"/>
-            </w:tcBorders>
-            <w:tcMar>
-              <w:top w:w="0" w:type="dxa"/>
-              <w:left w:w="108" w:type="dxa"/>
-              <w:bottom w:w="0" w:type="dxa"/>
-              <w:right w:w="108" w:type="dxa"/>
-            </w:tcMar>
+            <w:tcW w:type="dxa" w:w="3120"/>
           </w:tcPr>
           <w:p>
-            <w:pPr>
-              <w:spacing w:after="200" w:line="276" w:lineRule="auto"/>
-            </w:pPr>
             <w:r>
               <w:rPr>
-                <w:rFonts w:ascii="Cambria" w:hAnsi="Cambria" w:eastAsia="ＭＳ 明朝" w:cs="Cambria" w:asciiTheme="minorHAnsi" w:hAnsiTheme="minorHAnsi" w:eastAsiaTheme="minorEastAsia" w:csTheme="minorBidi"/>
                 <w:sz w:val="20"/>
-                <w:szCs w:val="22"/>
               </w:rPr>
               <w:t>object | null</w:t>
             </w:r>
@@ -3745,76 +1805,74 @@
         </w:tc>
         <w:tc>
           <w:tcPr>
-            <w:tcW w:w="3120" w:type="dxa"/>
-            <w:tcBorders>
-              <w:top w:val="single" w:sz="4" w:space="0" w:color="auto"/>
-              <w:left w:val="single" w:sz="4" w:space="0" w:color="auto"/>
-              <w:bottom w:val="single" w:sz="4" w:space="0" w:color="auto"/>
-              <w:right w:val="single" w:sz="4" w:space="0" w:color="auto"/>
-            </w:tcBorders>
-            <w:tcMar>
-              <w:top w:w="0" w:type="dxa"/>
-              <w:left w:w="108" w:type="dxa"/>
-              <w:bottom w:w="0" w:type="dxa"/>
-              <w:right w:w="108" w:type="dxa"/>
-            </w:tcMar>
+            <w:tcW w:type="dxa" w:w="3120"/>
           </w:tcPr>
           <w:p>
-            <w:pPr>
-              <w:spacing w:after="200" w:line="276" w:lineRule="auto"/>
-            </w:pPr>
             <w:r>
               <w:rPr>
-                <w:rFonts w:ascii="Cambria" w:hAnsi="Cambria" w:eastAsia="ＭＳ 明朝" w:cs="Cambria" w:asciiTheme="minorHAnsi" w:hAnsiTheme="minorHAnsi" w:eastAsiaTheme="minorEastAsia" w:csTheme="minorBidi"/>
                 <w:sz w:val="20"/>
-                <w:szCs w:val="22"/>
               </w:rPr>
               <w:t>Only when include_trace=true</w:t>
             </w:r>
           </w:p>
         </w:tc>
       </w:tr>
+      <w:tr>
+        <w:tc>
+          <w:tcPr>
+            <w:tcW w:type="dxa" w:w="3120"/>
+          </w:tcPr>
+          <w:p>
+            <w:r>
+              <w:rPr>
+                <w:sz w:val="20"/>
+              </w:rPr>
+              <w:t>artifacts</w:t>
+            </w:r>
+          </w:p>
+        </w:tc>
+        <w:tc>
+          <w:tcPr>
+            <w:tcW w:type="dxa" w:w="3120"/>
+          </w:tcPr>
+          <w:p>
+            <w:r>
+              <w:rPr>
+                <w:sz w:val="20"/>
+              </w:rPr>
+              <w:t>ArtifactItem[]</w:t>
+            </w:r>
+          </w:p>
+        </w:tc>
+        <w:tc>
+          <w:tcPr>
+            <w:tcW w:type="dxa" w:w="3120"/>
+          </w:tcPr>
+          <w:p>
+            <w:r>
+              <w:rPr>
+                <w:sz w:val="20"/>
+              </w:rPr>
+              <w:t>Exports on Agribusinesses/Integrated when requested; else []</w:t>
+            </w:r>
+          </w:p>
+        </w:tc>
+      </w:tr>
     </w:tbl>
-    <w:p>
-      <w:pPr>
-        <w:spacing w:after="200" w:line="276" w:lineRule="auto"/>
-      </w:pPr>
-    </w:p>
+    <w:p/>
     <w:p>
       <w:pPr>
         <w:pStyle w:val="Heading2"/>
       </w:pPr>
       <w:r>
-        <w:rPr>
-          <w:rFonts w:ascii="Calibri" w:hAnsi="Calibri" w:eastAsia="ＭＳ ゴシック" w:cs="Calibri" w:asciiTheme="majorHAnsi" w:hAnsiTheme="majorHAnsi" w:eastAsiaTheme="majorEastAsia" w:csTheme="majorBidi"/>
-          <w:b/>
-          <w:bCs/>
-          <w:color w:val="4F81BD" w:themeColor="accent1"/>
-          <w:sz w:val="26"/>
-          <w:szCs w:val="26"/>
-        </w:rPr>
-        <w:t>ACFSignal</w:t>
+        <w:t>ArtifactItem</w:t>
       </w:r>
     </w:p>
     <w:tbl>
       <w:tblPr>
         <w:tblStyle w:val="TableGrid"/>
-        <w:tblW w:w="0" w:type="auto"/>
-        <w:tblBorders>
-          <w:top w:val="single" w:sz="4" w:space="0" w:color="auto"/>
-          <w:left w:val="single" w:sz="4" w:space="0" w:color="auto"/>
-          <w:bottom w:val="single" w:sz="4" w:space="0" w:color="auto"/>
-          <w:right w:val="single" w:sz="4" w:space="0" w:color="auto"/>
-          <w:insideH w:val="single" w:sz="4" w:space="0" w:color="auto"/>
-          <w:insideV w:val="single" w:sz="4" w:space="0" w:color="auto"/>
-        </w:tblBorders>
-        <w:tblCellMar>
-          <w:top w:w="0" w:type="dxa"/>
-          <w:left w:w="108" w:type="dxa"/>
-          <w:bottom w:w="0" w:type="dxa"/>
-          <w:right w:w="108" w:type="dxa"/>
-        </w:tblCellMar>
-        <w:tblLook w:firstRow="1" w:firstColumn="1" w:noVBand="1"/>
+        <w:tblW w:type="auto" w:w="0"/>
+        <w:tblLook w:firstColumn="1" w:firstRow="1" w:lastColumn="0" w:lastRow="0" w:noHBand="0" w:noVBand="1" w:val="04A0"/>
       </w:tblPr>
       <w:tblGrid>
         <w:gridCol w:w="3120"/>
@@ -3824,31 +1882,13 @@
       <w:tr>
         <w:tc>
           <w:tcPr>
-            <w:tcW w:w="3120" w:type="dxa"/>
-            <w:tcBorders>
-              <w:top w:val="single" w:sz="4" w:space="0" w:color="auto"/>
-              <w:left w:val="single" w:sz="4" w:space="0" w:color="auto"/>
-              <w:bottom w:val="single" w:sz="4" w:space="0" w:color="auto"/>
-              <w:right w:val="single" w:sz="4" w:space="0" w:color="auto"/>
-            </w:tcBorders>
-            <w:tcMar>
-              <w:top w:w="0" w:type="dxa"/>
-              <w:left w:w="108" w:type="dxa"/>
-              <w:bottom w:w="0" w:type="dxa"/>
-              <w:right w:w="108" w:type="dxa"/>
-            </w:tcMar>
+            <w:tcW w:type="dxa" w:w="3120"/>
           </w:tcPr>
           <w:p>
-            <w:pPr>
-              <w:spacing w:after="200" w:line="276" w:lineRule="auto"/>
-            </w:pPr>
             <w:r>
               <w:rPr>
-                <w:rFonts w:ascii="Cambria" w:hAnsi="Cambria" w:eastAsia="ＭＳ 明朝" w:cs="Cambria" w:asciiTheme="minorHAnsi" w:hAnsiTheme="minorHAnsi" w:eastAsiaTheme="minorEastAsia" w:csTheme="minorBidi"/>
                 <w:b/>
-                <w:bCs/>
                 <w:sz w:val="20"/>
-                <w:szCs w:val="22"/>
               </w:rPr>
               <w:t>Field</w:t>
             </w:r>
@@ -3856,31 +1896,13 @@
         </w:tc>
         <w:tc>
           <w:tcPr>
-            <w:tcW w:w="3120" w:type="dxa"/>
-            <w:tcBorders>
-              <w:top w:val="single" w:sz="4" w:space="0" w:color="auto"/>
-              <w:left w:val="single" w:sz="4" w:space="0" w:color="auto"/>
-              <w:bottom w:val="single" w:sz="4" w:space="0" w:color="auto"/>
-              <w:right w:val="single" w:sz="4" w:space="0" w:color="auto"/>
-            </w:tcBorders>
-            <w:tcMar>
-              <w:top w:w="0" w:type="dxa"/>
-              <w:left w:w="108" w:type="dxa"/>
-              <w:bottom w:w="0" w:type="dxa"/>
-              <w:right w:w="108" w:type="dxa"/>
-            </w:tcMar>
+            <w:tcW w:type="dxa" w:w="3120"/>
           </w:tcPr>
           <w:p>
-            <w:pPr>
-              <w:spacing w:after="200" w:line="276" w:lineRule="auto"/>
-            </w:pPr>
             <w:r>
               <w:rPr>
-                <w:rFonts w:ascii="Cambria" w:hAnsi="Cambria" w:eastAsia="ＭＳ 明朝" w:cs="Cambria" w:asciiTheme="minorHAnsi" w:hAnsiTheme="minorHAnsi" w:eastAsiaTheme="minorEastAsia" w:csTheme="minorBidi"/>
                 <w:b/>
-                <w:bCs/>
                 <w:sz w:val="20"/>
-                <w:szCs w:val="22"/>
               </w:rPr>
               <w:t>Type</w:t>
             </w:r>
@@ -3888,31 +1910,13 @@
         </w:tc>
         <w:tc>
           <w:tcPr>
-            <w:tcW w:w="3120" w:type="dxa"/>
-            <w:tcBorders>
-              <w:top w:val="single" w:sz="4" w:space="0" w:color="auto"/>
-              <w:left w:val="single" w:sz="4" w:space="0" w:color="auto"/>
-              <w:bottom w:val="single" w:sz="4" w:space="0" w:color="auto"/>
-              <w:right w:val="single" w:sz="4" w:space="0" w:color="auto"/>
-            </w:tcBorders>
-            <w:tcMar>
-              <w:top w:w="0" w:type="dxa"/>
-              <w:left w:w="108" w:type="dxa"/>
-              <w:bottom w:w="0" w:type="dxa"/>
-              <w:right w:w="108" w:type="dxa"/>
-            </w:tcMar>
+            <w:tcW w:type="dxa" w:w="3120"/>
           </w:tcPr>
           <w:p>
-            <w:pPr>
-              <w:spacing w:after="200" w:line="276" w:lineRule="auto"/>
-            </w:pPr>
             <w:r>
               <w:rPr>
-                <w:rFonts w:ascii="Cambria" w:hAnsi="Cambria" w:eastAsia="ＭＳ 明朝" w:cs="Cambria" w:asciiTheme="minorHAnsi" w:hAnsiTheme="minorHAnsi" w:eastAsiaTheme="minorEastAsia" w:csTheme="minorBidi"/>
                 <w:b/>
-                <w:bCs/>
                 <w:sz w:val="20"/>
-                <w:szCs w:val="22"/>
               </w:rPr>
               <w:t>Description</w:t>
             </w:r>
@@ -3922,29 +1926,405 @@
       <w:tr>
         <w:tc>
           <w:tcPr>
-            <w:tcW w:w="3120" w:type="dxa"/>
-            <w:tcBorders>
-              <w:top w:val="single" w:sz="4" w:space="0" w:color="auto"/>
-              <w:left w:val="single" w:sz="4" w:space="0" w:color="auto"/>
-              <w:bottom w:val="single" w:sz="4" w:space="0" w:color="auto"/>
-              <w:right w:val="single" w:sz="4" w:space="0" w:color="auto"/>
-            </w:tcBorders>
-            <w:tcMar>
-              <w:top w:w="0" w:type="dxa"/>
-              <w:left w:w="108" w:type="dxa"/>
-              <w:bottom w:w="0" w:type="dxa"/>
-              <w:right w:w="108" w:type="dxa"/>
-            </w:tcMar>
+            <w:tcW w:type="dxa" w:w="3120"/>
           </w:tcPr>
           <w:p>
-            <w:pPr>
-              <w:spacing w:after="200" w:line="276" w:lineRule="auto"/>
-            </w:pPr>
             <w:r>
               <w:rPr>
-                <w:rFonts w:ascii="Cambria" w:hAnsi="Cambria" w:eastAsia="ＭＳ 明朝" w:cs="Cambria" w:asciiTheme="minorHAnsi" w:hAnsiTheme="minorHAnsi" w:eastAsiaTheme="minorEastAsia" w:csTheme="minorBidi"/>
                 <w:sz w:val="20"/>
-                <w:szCs w:val="22"/>
+              </w:rPr>
+              <w:t>id</w:t>
+            </w:r>
+          </w:p>
+        </w:tc>
+        <w:tc>
+          <w:tcPr>
+            <w:tcW w:type="dxa" w:w="3120"/>
+          </w:tcPr>
+          <w:p>
+            <w:r>
+              <w:rPr>
+                <w:sz w:val="20"/>
+              </w:rPr>
+              <w:t>string</w:t>
+            </w:r>
+          </w:p>
+        </w:tc>
+        <w:tc>
+          <w:tcPr>
+            <w:tcW w:type="dxa" w:w="3120"/>
+          </w:tcPr>
+          <w:p>
+            <w:r>
+              <w:rPr>
+                <w:sz w:val="20"/>
+              </w:rPr>
+              <w:t>Stable artifact id</w:t>
+            </w:r>
+          </w:p>
+        </w:tc>
+      </w:tr>
+      <w:tr>
+        <w:tc>
+          <w:tcPr>
+            <w:tcW w:type="dxa" w:w="3120"/>
+          </w:tcPr>
+          <w:p>
+            <w:r>
+              <w:rPr>
+                <w:sz w:val="20"/>
+              </w:rPr>
+              <w:t>kind</w:t>
+            </w:r>
+          </w:p>
+        </w:tc>
+        <w:tc>
+          <w:tcPr>
+            <w:tcW w:type="dxa" w:w="3120"/>
+          </w:tcPr>
+          <w:p>
+            <w:r>
+              <w:rPr>
+                <w:sz w:val="20"/>
+              </w:rPr>
+              <w:t>string</w:t>
+            </w:r>
+          </w:p>
+        </w:tc>
+        <w:tc>
+          <w:tcPr>
+            <w:tcW w:type="dxa" w:w="3120"/>
+          </w:tcPr>
+          <w:p>
+            <w:r>
+              <w:rPr>
+                <w:sz w:val="20"/>
+              </w:rPr>
+              <w:t>csv | chart | docx | pdf</w:t>
+            </w:r>
+          </w:p>
+        </w:tc>
+      </w:tr>
+      <w:tr>
+        <w:tc>
+          <w:tcPr>
+            <w:tcW w:type="dxa" w:w="3120"/>
+          </w:tcPr>
+          <w:p>
+            <w:r>
+              <w:rPr>
+                <w:sz w:val="20"/>
+              </w:rPr>
+              <w:t>filename</w:t>
+            </w:r>
+          </w:p>
+        </w:tc>
+        <w:tc>
+          <w:tcPr>
+            <w:tcW w:type="dxa" w:w="3120"/>
+          </w:tcPr>
+          <w:p>
+            <w:r>
+              <w:rPr>
+                <w:sz w:val="20"/>
+              </w:rPr>
+              <w:t>string</w:t>
+            </w:r>
+          </w:p>
+        </w:tc>
+        <w:tc>
+          <w:tcPr>
+            <w:tcW w:type="dxa" w:w="3120"/>
+          </w:tcPr>
+          <w:p>
+            <w:r>
+              <w:rPr>
+                <w:sz w:val="20"/>
+              </w:rPr>
+              <w:t>Suggested download name</w:t>
+            </w:r>
+          </w:p>
+        </w:tc>
+      </w:tr>
+      <w:tr>
+        <w:tc>
+          <w:tcPr>
+            <w:tcW w:type="dxa" w:w="3120"/>
+          </w:tcPr>
+          <w:p>
+            <w:r>
+              <w:rPr>
+                <w:sz w:val="20"/>
+              </w:rPr>
+              <w:t>mime_type</w:t>
+            </w:r>
+          </w:p>
+        </w:tc>
+        <w:tc>
+          <w:tcPr>
+            <w:tcW w:type="dxa" w:w="3120"/>
+          </w:tcPr>
+          <w:p>
+            <w:r>
+              <w:rPr>
+                <w:sz w:val="20"/>
+              </w:rPr>
+              <w:t>string</w:t>
+            </w:r>
+          </w:p>
+        </w:tc>
+        <w:tc>
+          <w:tcPr>
+            <w:tcW w:type="dxa" w:w="3120"/>
+          </w:tcPr>
+          <w:p>
+            <w:r>
+              <w:rPr>
+                <w:sz w:val="20"/>
+              </w:rPr>
+              <w:t>MIME type</w:t>
+            </w:r>
+          </w:p>
+        </w:tc>
+      </w:tr>
+      <w:tr>
+        <w:tc>
+          <w:tcPr>
+            <w:tcW w:type="dxa" w:w="3120"/>
+          </w:tcPr>
+          <w:p>
+            <w:r>
+              <w:rPr>
+                <w:sz w:val="20"/>
+              </w:rPr>
+              <w:t>url</w:t>
+            </w:r>
+          </w:p>
+        </w:tc>
+        <w:tc>
+          <w:tcPr>
+            <w:tcW w:type="dxa" w:w="3120"/>
+          </w:tcPr>
+          <w:p>
+            <w:r>
+              <w:rPr>
+                <w:sz w:val="20"/>
+              </w:rPr>
+              <w:t>string</w:t>
+            </w:r>
+          </w:p>
+        </w:tc>
+        <w:tc>
+          <w:tcPr>
+            <w:tcW w:type="dxa" w:w="3120"/>
+          </w:tcPr>
+          <w:p>
+            <w:r>
+              <w:rPr>
+                <w:sz w:val="20"/>
+              </w:rPr>
+              <w:t>Signed HTTPS URL (GCS) or local file URI in dev</w:t>
+            </w:r>
+          </w:p>
+        </w:tc>
+      </w:tr>
+      <w:tr>
+        <w:tc>
+          <w:tcPr>
+            <w:tcW w:type="dxa" w:w="3120"/>
+          </w:tcPr>
+          <w:p>
+            <w:r>
+              <w:rPr>
+                <w:sz w:val="20"/>
+              </w:rPr>
+              <w:t>summary</w:t>
+            </w:r>
+          </w:p>
+        </w:tc>
+        <w:tc>
+          <w:tcPr>
+            <w:tcW w:type="dxa" w:w="3120"/>
+          </w:tcPr>
+          <w:p>
+            <w:r>
+              <w:rPr>
+                <w:sz w:val="20"/>
+              </w:rPr>
+              <w:t>string</w:t>
+            </w:r>
+          </w:p>
+        </w:tc>
+        <w:tc>
+          <w:tcPr>
+            <w:tcW w:type="dxa" w:w="3120"/>
+          </w:tcPr>
+          <w:p>
+            <w:r>
+              <w:rPr>
+                <w:sz w:val="20"/>
+              </w:rPr>
+              <w:t>Short description</w:t>
+            </w:r>
+          </w:p>
+        </w:tc>
+      </w:tr>
+      <w:tr>
+        <w:tc>
+          <w:tcPr>
+            <w:tcW w:type="dxa" w:w="3120"/>
+          </w:tcPr>
+          <w:p>
+            <w:r>
+              <w:rPr>
+                <w:sz w:val="20"/>
+              </w:rPr>
+              <w:t>citation_ids</w:t>
+            </w:r>
+          </w:p>
+        </w:tc>
+        <w:tc>
+          <w:tcPr>
+            <w:tcW w:type="dxa" w:w="3120"/>
+          </w:tcPr>
+          <w:p>
+            <w:r>
+              <w:rPr>
+                <w:sz w:val="20"/>
+              </w:rPr>
+              <w:t>integer[]</w:t>
+            </w:r>
+          </w:p>
+        </w:tc>
+        <w:tc>
+          <w:tcPr>
+            <w:tcW w:type="dxa" w:w="3120"/>
+          </w:tcPr>
+          <w:p>
+            <w:r>
+              <w:rPr>
+                <w:sz w:val="20"/>
+              </w:rPr>
+              <w:t>Citation ids underpinning the export</w:t>
+            </w:r>
+          </w:p>
+        </w:tc>
+      </w:tr>
+      <w:tr>
+        <w:tc>
+          <w:tcPr>
+            <w:tcW w:type="dxa" w:w="3120"/>
+          </w:tcPr>
+          <w:p>
+            <w:r>
+              <w:rPr>
+                <w:sz w:val="20"/>
+              </w:rPr>
+              <w:t>byte_size</w:t>
+            </w:r>
+          </w:p>
+        </w:tc>
+        <w:tc>
+          <w:tcPr>
+            <w:tcW w:type="dxa" w:w="3120"/>
+          </w:tcPr>
+          <w:p>
+            <w:r>
+              <w:rPr>
+                <w:sz w:val="20"/>
+              </w:rPr>
+              <w:t>integer</w:t>
+            </w:r>
+          </w:p>
+        </w:tc>
+        <w:tc>
+          <w:tcPr>
+            <w:tcW w:type="dxa" w:w="3120"/>
+          </w:tcPr>
+          <w:p>
+            <w:r>
+              <w:rPr>
+                <w:sz w:val="20"/>
+              </w:rPr>
+              <w:t>Size in bytes</w:t>
+            </w:r>
+          </w:p>
+        </w:tc>
+      </w:tr>
+    </w:tbl>
+    <w:p/>
+    <w:p>
+      <w:pPr>
+        <w:pStyle w:val="Heading2"/>
+      </w:pPr>
+      <w:r>
+        <w:t>ACFSignal</w:t>
+      </w:r>
+    </w:p>
+    <w:tbl>
+      <w:tblPr>
+        <w:tblStyle w:val="TableGrid"/>
+        <w:tblW w:type="auto" w:w="0"/>
+        <w:tblLook w:firstColumn="1" w:firstRow="1" w:lastColumn="0" w:lastRow="0" w:noHBand="0" w:noVBand="1" w:val="04A0"/>
+      </w:tblPr>
+      <w:tblGrid>
+        <w:gridCol w:w="3120"/>
+        <w:gridCol w:w="3120"/>
+        <w:gridCol w:w="3120"/>
+      </w:tblGrid>
+      <w:tr>
+        <w:tc>
+          <w:tcPr>
+            <w:tcW w:type="dxa" w:w="3120"/>
+          </w:tcPr>
+          <w:p>
+            <w:r>
+              <w:rPr>
+                <w:b/>
+                <w:sz w:val="20"/>
+              </w:rPr>
+              <w:t>Field</w:t>
+            </w:r>
+          </w:p>
+        </w:tc>
+        <w:tc>
+          <w:tcPr>
+            <w:tcW w:type="dxa" w:w="3120"/>
+          </w:tcPr>
+          <w:p>
+            <w:r>
+              <w:rPr>
+                <w:b/>
+                <w:sz w:val="20"/>
+              </w:rPr>
+              <w:t>Type</w:t>
+            </w:r>
+          </w:p>
+        </w:tc>
+        <w:tc>
+          <w:tcPr>
+            <w:tcW w:type="dxa" w:w="3120"/>
+          </w:tcPr>
+          <w:p>
+            <w:r>
+              <w:rPr>
+                <w:b/>
+                <w:sz w:val="20"/>
+              </w:rPr>
+              <w:t>Description</w:t>
+            </w:r>
+          </w:p>
+        </w:tc>
+      </w:tr>
+      <w:tr>
+        <w:tc>
+          <w:tcPr>
+            <w:tcW w:type="dxa" w:w="3120"/>
+          </w:tcPr>
+          <w:p>
+            <w:r>
+              <w:rPr>
+                <w:sz w:val="20"/>
               </w:rPr>
               <w:t>band</w:t>
             </w:r>
@@ -3952,29 +2332,12 @@
         </w:tc>
         <w:tc>
           <w:tcPr>
-            <w:tcW w:w="3120" w:type="dxa"/>
-            <w:tcBorders>
-              <w:top w:val="single" w:sz="4" w:space="0" w:color="auto"/>
-              <w:left w:val="single" w:sz="4" w:space="0" w:color="auto"/>
-              <w:bottom w:val="single" w:sz="4" w:space="0" w:color="auto"/>
-              <w:right w:val="single" w:sz="4" w:space="0" w:color="auto"/>
-            </w:tcBorders>
-            <w:tcMar>
-              <w:top w:w="0" w:type="dxa"/>
-              <w:left w:w="108" w:type="dxa"/>
-              <w:bottom w:w="0" w:type="dxa"/>
-              <w:right w:w="108" w:type="dxa"/>
-            </w:tcMar>
+            <w:tcW w:type="dxa" w:w="3120"/>
           </w:tcPr>
           <w:p>
-            <w:pPr>
-              <w:spacing w:after="200" w:line="276" w:lineRule="auto"/>
-            </w:pPr>
             <w:r>
               <w:rPr>
-                <w:rFonts w:ascii="Cambria" w:hAnsi="Cambria" w:eastAsia="ＭＳ 明朝" w:cs="Cambria" w:asciiTheme="minorHAnsi" w:hAnsiTheme="minorHAnsi" w:eastAsiaTheme="minorEastAsia" w:csTheme="minorBidi"/>
                 <w:sz w:val="20"/>
-                <w:szCs w:val="22"/>
               </w:rPr>
               <w:t>string</w:t>
             </w:r>
@@ -3982,29 +2345,12 @@
         </w:tc>
         <w:tc>
           <w:tcPr>
-            <w:tcW w:w="3120" w:type="dxa"/>
-            <w:tcBorders>
-              <w:top w:val="single" w:sz="4" w:space="0" w:color="auto"/>
-              <w:left w:val="single" w:sz="4" w:space="0" w:color="auto"/>
-              <w:bottom w:val="single" w:sz="4" w:space="0" w:color="auto"/>
-              <w:right w:val="single" w:sz="4" w:space="0" w:color="auto"/>
-            </w:tcBorders>
-            <w:tcMar>
-              <w:top w:w="0" w:type="dxa"/>
-              <w:left w:w="108" w:type="dxa"/>
-              <w:bottom w:w="0" w:type="dxa"/>
-              <w:right w:w="108" w:type="dxa"/>
-            </w:tcMar>
+            <w:tcW w:type="dxa" w:w="3120"/>
           </w:tcPr>
           <w:p>
-            <w:pPr>
-              <w:spacing w:after="200" w:line="276" w:lineRule="auto"/>
-            </w:pPr>
             <w:r>
               <w:rPr>
-                <w:rFonts w:ascii="Cambria" w:hAnsi="Cambria" w:eastAsia="ＭＳ 明朝" w:cs="Cambria" w:asciiTheme="minorHAnsi" w:hAnsiTheme="minorHAnsi" w:eastAsiaTheme="minorEastAsia" w:csTheme="minorBidi"/>
                 <w:sz w:val="20"/>
-                <w:szCs w:val="22"/>
               </w:rPr>
               <w:t>very_strong | strong | moderate | limited | low | no_evidence</w:t>
             </w:r>
@@ -4014,29 +2360,12 @@
       <w:tr>
         <w:tc>
           <w:tcPr>
-            <w:tcW w:w="3120" w:type="dxa"/>
-            <w:tcBorders>
-              <w:top w:val="single" w:sz="4" w:space="0" w:color="auto"/>
-              <w:left w:val="single" w:sz="4" w:space="0" w:color="auto"/>
-              <w:bottom w:val="single" w:sz="4" w:space="0" w:color="auto"/>
-              <w:right w:val="single" w:sz="4" w:space="0" w:color="auto"/>
-            </w:tcBorders>
-            <w:tcMar>
-              <w:top w:w="0" w:type="dxa"/>
-              <w:left w:w="108" w:type="dxa"/>
-              <w:bottom w:w="0" w:type="dxa"/>
-              <w:right w:w="108" w:type="dxa"/>
-            </w:tcMar>
+            <w:tcW w:type="dxa" w:w="3120"/>
           </w:tcPr>
           <w:p>
-            <w:pPr>
-              <w:spacing w:after="200" w:line="276" w:lineRule="auto"/>
-            </w:pPr>
             <w:r>
               <w:rPr>
-                <w:rFonts w:ascii="Cambria" w:hAnsi="Cambria" w:eastAsia="ＭＳ 明朝" w:cs="Cambria" w:asciiTheme="minorHAnsi" w:hAnsiTheme="minorHAnsi" w:eastAsiaTheme="minorEastAsia" w:csTheme="minorBidi"/>
                 <w:sz w:val="20"/>
-                <w:szCs w:val="22"/>
               </w:rPr>
               <w:t>band_label</w:t>
             </w:r>
@@ -4044,29 +2373,12 @@
         </w:tc>
         <w:tc>
           <w:tcPr>
-            <w:tcW w:w="3120" w:type="dxa"/>
-            <w:tcBorders>
-              <w:top w:val="single" w:sz="4" w:space="0" w:color="auto"/>
-              <w:left w:val="single" w:sz="4" w:space="0" w:color="auto"/>
-              <w:bottom w:val="single" w:sz="4" w:space="0" w:color="auto"/>
-              <w:right w:val="single" w:sz="4" w:space="0" w:color="auto"/>
-            </w:tcBorders>
-            <w:tcMar>
-              <w:top w:w="0" w:type="dxa"/>
-              <w:left w:w="108" w:type="dxa"/>
-              <w:bottom w:w="0" w:type="dxa"/>
-              <w:right w:w="108" w:type="dxa"/>
-            </w:tcMar>
+            <w:tcW w:type="dxa" w:w="3120"/>
           </w:tcPr>
           <w:p>
-            <w:pPr>
-              <w:spacing w:after="200" w:line="276" w:lineRule="auto"/>
-            </w:pPr>
             <w:r>
               <w:rPr>
-                <w:rFonts w:ascii="Cambria" w:hAnsi="Cambria" w:eastAsia="ＭＳ 明朝" w:cs="Cambria" w:asciiTheme="minorHAnsi" w:hAnsiTheme="minorHAnsi" w:eastAsiaTheme="minorEastAsia" w:csTheme="minorBidi"/>
                 <w:sz w:val="20"/>
-                <w:szCs w:val="22"/>
               </w:rPr>
               <w:t>string</w:t>
             </w:r>
@@ -4074,29 +2386,12 @@
         </w:tc>
         <w:tc>
           <w:tcPr>
-            <w:tcW w:w="3120" w:type="dxa"/>
-            <w:tcBorders>
-              <w:top w:val="single" w:sz="4" w:space="0" w:color="auto"/>
-              <w:left w:val="single" w:sz="4" w:space="0" w:color="auto"/>
-              <w:bottom w:val="single" w:sz="4" w:space="0" w:color="auto"/>
-              <w:right w:val="single" w:sz="4" w:space="0" w:color="auto"/>
-            </w:tcBorders>
-            <w:tcMar>
-              <w:top w:w="0" w:type="dxa"/>
-              <w:left w:w="108" w:type="dxa"/>
-              <w:bottom w:w="0" w:type="dxa"/>
-              <w:right w:w="108" w:type="dxa"/>
-            </w:tcMar>
+            <w:tcW w:type="dxa" w:w="3120"/>
           </w:tcPr>
           <w:p>
-            <w:pPr>
-              <w:spacing w:after="200" w:line="276" w:lineRule="auto"/>
-            </w:pPr>
             <w:r>
               <w:rPr>
-                <w:rFonts w:ascii="Cambria" w:hAnsi="Cambria" w:eastAsia="ＭＳ 明朝" w:cs="Cambria" w:asciiTheme="minorHAnsi" w:hAnsiTheme="minorHAnsi" w:eastAsiaTheme="minorEastAsia" w:csTheme="minorBidi"/>
                 <w:sz w:val="20"/>
-                <w:szCs w:val="22"/>
               </w:rPr>
               <w:t>Human-readable band</w:t>
             </w:r>
@@ -4106,29 +2401,12 @@
       <w:tr>
         <w:tc>
           <w:tcPr>
-            <w:tcW w:w="3120" w:type="dxa"/>
-            <w:tcBorders>
-              <w:top w:val="single" w:sz="4" w:space="0" w:color="auto"/>
-              <w:left w:val="single" w:sz="4" w:space="0" w:color="auto"/>
-              <w:bottom w:val="single" w:sz="4" w:space="0" w:color="auto"/>
-              <w:right w:val="single" w:sz="4" w:space="0" w:color="auto"/>
-            </w:tcBorders>
-            <w:tcMar>
-              <w:top w:w="0" w:type="dxa"/>
-              <w:left w:w="108" w:type="dxa"/>
-              <w:bottom w:w="0" w:type="dxa"/>
-              <w:right w:w="108" w:type="dxa"/>
-            </w:tcMar>
+            <w:tcW w:type="dxa" w:w="3120"/>
           </w:tcPr>
           <w:p>
-            <w:pPr>
-              <w:spacing w:after="200" w:line="276" w:lineRule="auto"/>
-            </w:pPr>
             <w:r>
               <w:rPr>
-                <w:rFonts w:ascii="Cambria" w:hAnsi="Cambria" w:eastAsia="ＭＳ 明朝" w:cs="Cambria" w:asciiTheme="minorHAnsi" w:hAnsiTheme="minorHAnsi" w:eastAsiaTheme="minorEastAsia" w:csTheme="minorBidi"/>
                 <w:sz w:val="20"/>
-                <w:szCs w:val="22"/>
               </w:rPr>
               <w:t>score</w:t>
             </w:r>
@@ -4136,29 +2414,12 @@
         </w:tc>
         <w:tc>
           <w:tcPr>
-            <w:tcW w:w="3120" w:type="dxa"/>
-            <w:tcBorders>
-              <w:top w:val="single" w:sz="4" w:space="0" w:color="auto"/>
-              <w:left w:val="single" w:sz="4" w:space="0" w:color="auto"/>
-              <w:bottom w:val="single" w:sz="4" w:space="0" w:color="auto"/>
-              <w:right w:val="single" w:sz="4" w:space="0" w:color="auto"/>
-            </w:tcBorders>
-            <w:tcMar>
-              <w:top w:w="0" w:type="dxa"/>
-              <w:left w:w="108" w:type="dxa"/>
-              <w:bottom w:w="0" w:type="dxa"/>
-              <w:right w:w="108" w:type="dxa"/>
-            </w:tcMar>
+            <w:tcW w:type="dxa" w:w="3120"/>
           </w:tcPr>
           <w:p>
-            <w:pPr>
-              <w:spacing w:after="200" w:line="276" w:lineRule="auto"/>
-            </w:pPr>
             <w:r>
               <w:rPr>
-                <w:rFonts w:ascii="Cambria" w:hAnsi="Cambria" w:eastAsia="ＭＳ 明朝" w:cs="Cambria" w:asciiTheme="minorHAnsi" w:hAnsiTheme="minorHAnsi" w:eastAsiaTheme="minorEastAsia" w:csTheme="minorBidi"/>
                 <w:sz w:val="20"/>
-                <w:szCs w:val="22"/>
               </w:rPr>
               <w:t>integer</w:t>
             </w:r>
@@ -4166,29 +2427,12 @@
         </w:tc>
         <w:tc>
           <w:tcPr>
-            <w:tcW w:w="3120" w:type="dxa"/>
-            <w:tcBorders>
-              <w:top w:val="single" w:sz="4" w:space="0" w:color="auto"/>
-              <w:left w:val="single" w:sz="4" w:space="0" w:color="auto"/>
-              <w:bottom w:val="single" w:sz="4" w:space="0" w:color="auto"/>
-              <w:right w:val="single" w:sz="4" w:space="0" w:color="auto"/>
-            </w:tcBorders>
-            <w:tcMar>
-              <w:top w:w="0" w:type="dxa"/>
-              <w:left w:w="108" w:type="dxa"/>
-              <w:bottom w:w="0" w:type="dxa"/>
-              <w:right w:w="108" w:type="dxa"/>
-            </w:tcMar>
+            <w:tcW w:type="dxa" w:w="3120"/>
           </w:tcPr>
           <w:p>
-            <w:pPr>
-              <w:spacing w:after="200" w:line="276" w:lineRule="auto"/>
-            </w:pPr>
             <w:r>
               <w:rPr>
-                <w:rFonts w:ascii="Cambria" w:hAnsi="Cambria" w:eastAsia="ＭＳ 明朝" w:cs="Cambria" w:asciiTheme="minorHAnsi" w:hAnsiTheme="minorHAnsi" w:eastAsiaTheme="minorEastAsia" w:csTheme="minorBidi"/>
                 <w:sz w:val="20"/>
-                <w:szCs w:val="22"/>
               </w:rPr>
               <w:t>0–100 composite confidence</w:t>
             </w:r>
@@ -4198,29 +2442,12 @@
       <w:tr>
         <w:tc>
           <w:tcPr>
-            <w:tcW w:w="3120" w:type="dxa"/>
-            <w:tcBorders>
-              <w:top w:val="single" w:sz="4" w:space="0" w:color="auto"/>
-              <w:left w:val="single" w:sz="4" w:space="0" w:color="auto"/>
-              <w:bottom w:val="single" w:sz="4" w:space="0" w:color="auto"/>
-              <w:right w:val="single" w:sz="4" w:space="0" w:color="auto"/>
-            </w:tcBorders>
-            <w:tcMar>
-              <w:top w:w="0" w:type="dxa"/>
-              <w:left w:w="108" w:type="dxa"/>
-              <w:bottom w:w="0" w:type="dxa"/>
-              <w:right w:w="108" w:type="dxa"/>
-            </w:tcMar>
+            <w:tcW w:type="dxa" w:w="3120"/>
           </w:tcPr>
           <w:p>
-            <w:pPr>
-              <w:spacing w:after="200" w:line="276" w:lineRule="auto"/>
-            </w:pPr>
             <w:r>
               <w:rPr>
-                <w:rFonts w:ascii="Cambria" w:hAnsi="Cambria" w:eastAsia="ＭＳ 明朝" w:cs="Cambria" w:asciiTheme="minorHAnsi" w:hAnsiTheme="minorHAnsi" w:eastAsiaTheme="minorEastAsia" w:csTheme="minorBidi"/>
                 <w:sz w:val="20"/>
-                <w:szCs w:val="22"/>
               </w:rPr>
               <w:t>explanation</w:t>
             </w:r>
@@ -4228,29 +2455,12 @@
         </w:tc>
         <w:tc>
           <w:tcPr>
-            <w:tcW w:w="3120" w:type="dxa"/>
-            <w:tcBorders>
-              <w:top w:val="single" w:sz="4" w:space="0" w:color="auto"/>
-              <w:left w:val="single" w:sz="4" w:space="0" w:color="auto"/>
-              <w:bottom w:val="single" w:sz="4" w:space="0" w:color="auto"/>
-              <w:right w:val="single" w:sz="4" w:space="0" w:color="auto"/>
-            </w:tcBorders>
-            <w:tcMar>
-              <w:top w:w="0" w:type="dxa"/>
-              <w:left w:w="108" w:type="dxa"/>
-              <w:bottom w:w="0" w:type="dxa"/>
-              <w:right w:w="108" w:type="dxa"/>
-            </w:tcMar>
+            <w:tcW w:type="dxa" w:w="3120"/>
           </w:tcPr>
           <w:p>
-            <w:pPr>
-              <w:spacing w:after="200" w:line="276" w:lineRule="auto"/>
-            </w:pPr>
             <w:r>
               <w:rPr>
-                <w:rFonts w:ascii="Cambria" w:hAnsi="Cambria" w:eastAsia="ＭＳ 明朝" w:cs="Cambria" w:asciiTheme="minorHAnsi" w:hAnsiTheme="minorHAnsi" w:eastAsiaTheme="minorEastAsia" w:csTheme="minorBidi"/>
                 <w:sz w:val="20"/>
-                <w:szCs w:val="22"/>
               </w:rPr>
               <w:t>string</w:t>
             </w:r>
@@ -4258,29 +2468,12 @@
         </w:tc>
         <w:tc>
           <w:tcPr>
-            <w:tcW w:w="3120" w:type="dxa"/>
-            <w:tcBorders>
-              <w:top w:val="single" w:sz="4" w:space="0" w:color="auto"/>
-              <w:left w:val="single" w:sz="4" w:space="0" w:color="auto"/>
-              <w:bottom w:val="single" w:sz="4" w:space="0" w:color="auto"/>
-              <w:right w:val="single" w:sz="4" w:space="0" w:color="auto"/>
-            </w:tcBorders>
-            <w:tcMar>
-              <w:top w:w="0" w:type="dxa"/>
-              <w:left w:w="108" w:type="dxa"/>
-              <w:bottom w:w="0" w:type="dxa"/>
-              <w:right w:w="108" w:type="dxa"/>
-            </w:tcMar>
+            <w:tcW w:type="dxa" w:w="3120"/>
           </w:tcPr>
           <w:p>
-            <w:pPr>
-              <w:spacing w:after="200" w:line="276" w:lineRule="auto"/>
-            </w:pPr>
             <w:r>
               <w:rPr>
-                <w:rFonts w:ascii="Cambria" w:hAnsi="Cambria" w:eastAsia="ＭＳ 明朝" w:cs="Cambria" w:asciiTheme="minorHAnsi" w:hAnsiTheme="minorHAnsi" w:eastAsiaTheme="minorEastAsia" w:csTheme="minorBidi"/>
                 <w:sz w:val="20"/>
-                <w:szCs w:val="22"/>
               </w:rPr>
               <w:t>One-sentence rationale</w:t>
             </w:r>
@@ -4288,46 +2481,20 @@
         </w:tc>
       </w:tr>
     </w:tbl>
-    <w:p>
-      <w:pPr>
-        <w:spacing w:after="200" w:line="276" w:lineRule="auto"/>
-      </w:pPr>
-    </w:p>
+    <w:p/>
     <w:p>
       <w:pPr>
         <w:pStyle w:val="Heading2"/>
       </w:pPr>
       <w:r>
-        <w:rPr>
-          <w:rFonts w:ascii="Calibri" w:hAnsi="Calibri" w:eastAsia="ＭＳ ゴシック" w:cs="Calibri" w:asciiTheme="majorHAnsi" w:hAnsiTheme="majorHAnsi" w:eastAsiaTheme="majorEastAsia" w:csTheme="majorBidi"/>
-          <w:b/>
-          <w:bCs/>
-          <w:color w:val="4F81BD" w:themeColor="accent1"/>
-          <w:sz w:val="26"/>
-          <w:szCs w:val="26"/>
-        </w:rPr>
         <w:t>CitationItem</w:t>
       </w:r>
     </w:p>
     <w:tbl>
       <w:tblPr>
         <w:tblStyle w:val="TableGrid"/>
-        <w:tblW w:w="0" w:type="auto"/>
-        <w:tblBorders>
-          <w:top w:val="single" w:sz="4" w:space="0" w:color="auto"/>
-          <w:left w:val="single" w:sz="4" w:space="0" w:color="auto"/>
-          <w:bottom w:val="single" w:sz="4" w:space="0" w:color="auto"/>
-          <w:right w:val="single" w:sz="4" w:space="0" w:color="auto"/>
-          <w:insideH w:val="single" w:sz="4" w:space="0" w:color="auto"/>
-          <w:insideV w:val="single" w:sz="4" w:space="0" w:color="auto"/>
-        </w:tblBorders>
-        <w:tblCellMar>
-          <w:top w:w="0" w:type="dxa"/>
-          <w:left w:w="108" w:type="dxa"/>
-          <w:bottom w:w="0" w:type="dxa"/>
-          <w:right w:w="108" w:type="dxa"/>
-        </w:tblCellMar>
-        <w:tblLook w:firstRow="1" w:firstColumn="1" w:noVBand="1"/>
+        <w:tblW w:type="auto" w:w="0"/>
+        <w:tblLook w:firstColumn="1" w:firstRow="1" w:lastColumn="0" w:lastRow="0" w:noHBand="0" w:noVBand="1" w:val="04A0"/>
       </w:tblPr>
       <w:tblGrid>
         <w:gridCol w:w="3120"/>
@@ -4337,31 +2504,13 @@
       <w:tr>
         <w:tc>
           <w:tcPr>
-            <w:tcW w:w="3120" w:type="dxa"/>
-            <w:tcBorders>
-              <w:top w:val="single" w:sz="4" w:space="0" w:color="auto"/>
-              <w:left w:val="single" w:sz="4" w:space="0" w:color="auto"/>
-              <w:bottom w:val="single" w:sz="4" w:space="0" w:color="auto"/>
-              <w:right w:val="single" w:sz="4" w:space="0" w:color="auto"/>
-            </w:tcBorders>
-            <w:tcMar>
-              <w:top w:w="0" w:type="dxa"/>
-              <w:left w:w="108" w:type="dxa"/>
-              <w:bottom w:w="0" w:type="dxa"/>
-              <w:right w:w="108" w:type="dxa"/>
-            </w:tcMar>
+            <w:tcW w:type="dxa" w:w="3120"/>
           </w:tcPr>
           <w:p>
-            <w:pPr>
-              <w:spacing w:after="200" w:line="276" w:lineRule="auto"/>
-            </w:pPr>
             <w:r>
               <w:rPr>
-                <w:rFonts w:ascii="Cambria" w:hAnsi="Cambria" w:eastAsia="ＭＳ 明朝" w:cs="Cambria" w:asciiTheme="minorHAnsi" w:hAnsiTheme="minorHAnsi" w:eastAsiaTheme="minorEastAsia" w:csTheme="minorBidi"/>
                 <w:b/>
-                <w:bCs/>
                 <w:sz w:val="20"/>
-                <w:szCs w:val="22"/>
               </w:rPr>
               <w:t>Field</w:t>
             </w:r>
@@ -4369,31 +2518,13 @@
         </w:tc>
         <w:tc>
           <w:tcPr>
-            <w:tcW w:w="3120" w:type="dxa"/>
-            <w:tcBorders>
-              <w:top w:val="single" w:sz="4" w:space="0" w:color="auto"/>
-              <w:left w:val="single" w:sz="4" w:space="0" w:color="auto"/>
-              <w:bottom w:val="single" w:sz="4" w:space="0" w:color="auto"/>
-              <w:right w:val="single" w:sz="4" w:space="0" w:color="auto"/>
-            </w:tcBorders>
-            <w:tcMar>
-              <w:top w:w="0" w:type="dxa"/>
-              <w:left w:w="108" w:type="dxa"/>
-              <w:bottom w:w="0" w:type="dxa"/>
-              <w:right w:w="108" w:type="dxa"/>
-            </w:tcMar>
+            <w:tcW w:type="dxa" w:w="3120"/>
           </w:tcPr>
           <w:p>
-            <w:pPr>
-              <w:spacing w:after="200" w:line="276" w:lineRule="auto"/>
-            </w:pPr>
             <w:r>
               <w:rPr>
-                <w:rFonts w:ascii="Cambria" w:hAnsi="Cambria" w:eastAsia="ＭＳ 明朝" w:cs="Cambria" w:asciiTheme="minorHAnsi" w:hAnsiTheme="minorHAnsi" w:eastAsiaTheme="minorEastAsia" w:csTheme="minorBidi"/>
                 <w:b/>
-                <w:bCs/>
                 <w:sz w:val="20"/>
-                <w:szCs w:val="22"/>
               </w:rPr>
               <w:t>Type</w:t>
             </w:r>
@@ -4401,31 +2532,13 @@
         </w:tc>
         <w:tc>
           <w:tcPr>
-            <w:tcW w:w="3120" w:type="dxa"/>
-            <w:tcBorders>
-              <w:top w:val="single" w:sz="4" w:space="0" w:color="auto"/>
-              <w:left w:val="single" w:sz="4" w:space="0" w:color="auto"/>
-              <w:bottom w:val="single" w:sz="4" w:space="0" w:color="auto"/>
-              <w:right w:val="single" w:sz="4" w:space="0" w:color="auto"/>
-            </w:tcBorders>
-            <w:tcMar>
-              <w:top w:w="0" w:type="dxa"/>
-              <w:left w:w="108" w:type="dxa"/>
-              <w:bottom w:w="0" w:type="dxa"/>
-              <w:right w:w="108" w:type="dxa"/>
-            </w:tcMar>
+            <w:tcW w:type="dxa" w:w="3120"/>
           </w:tcPr>
           <w:p>
-            <w:pPr>
-              <w:spacing w:after="200" w:line="276" w:lineRule="auto"/>
-            </w:pPr>
             <w:r>
               <w:rPr>
-                <w:rFonts w:ascii="Cambria" w:hAnsi="Cambria" w:eastAsia="ＭＳ 明朝" w:cs="Cambria" w:asciiTheme="minorHAnsi" w:hAnsiTheme="minorHAnsi" w:eastAsiaTheme="minorEastAsia" w:csTheme="minorBidi"/>
                 <w:b/>
-                <w:bCs/>
                 <w:sz w:val="20"/>
-                <w:szCs w:val="22"/>
               </w:rPr>
               <w:t>Description</w:t>
             </w:r>
@@ -4435,29 +2548,12 @@
       <w:tr>
         <w:tc>
           <w:tcPr>
-            <w:tcW w:w="3120" w:type="dxa"/>
-            <w:tcBorders>
-              <w:top w:val="single" w:sz="4" w:space="0" w:color="auto"/>
-              <w:left w:val="single" w:sz="4" w:space="0" w:color="auto"/>
-              <w:bottom w:val="single" w:sz="4" w:space="0" w:color="auto"/>
-              <w:right w:val="single" w:sz="4" w:space="0" w:color="auto"/>
-            </w:tcBorders>
-            <w:tcMar>
-              <w:top w:w="0" w:type="dxa"/>
-              <w:left w:w="108" w:type="dxa"/>
-              <w:bottom w:w="0" w:type="dxa"/>
-              <w:right w:w="108" w:type="dxa"/>
-            </w:tcMar>
+            <w:tcW w:type="dxa" w:w="3120"/>
           </w:tcPr>
           <w:p>
-            <w:pPr>
-              <w:spacing w:after="200" w:line="276" w:lineRule="auto"/>
-            </w:pPr>
             <w:r>
               <w:rPr>
-                <w:rFonts w:ascii="Cambria" w:hAnsi="Cambria" w:eastAsia="ＭＳ 明朝" w:cs="Cambria" w:asciiTheme="minorHAnsi" w:hAnsiTheme="minorHAnsi" w:eastAsiaTheme="minorEastAsia" w:csTheme="minorBidi"/>
                 <w:sz w:val="20"/>
-                <w:szCs w:val="22"/>
               </w:rPr>
               <w:t>id</w:t>
             </w:r>
@@ -4465,29 +2561,12 @@
         </w:tc>
         <w:tc>
           <w:tcPr>
-            <w:tcW w:w="3120" w:type="dxa"/>
-            <w:tcBorders>
-              <w:top w:val="single" w:sz="4" w:space="0" w:color="auto"/>
-              <w:left w:val="single" w:sz="4" w:space="0" w:color="auto"/>
-              <w:bottom w:val="single" w:sz="4" w:space="0" w:color="auto"/>
-              <w:right w:val="single" w:sz="4" w:space="0" w:color="auto"/>
-            </w:tcBorders>
-            <w:tcMar>
-              <w:top w:w="0" w:type="dxa"/>
-              <w:left w:w="108" w:type="dxa"/>
-              <w:bottom w:w="0" w:type="dxa"/>
-              <w:right w:w="108" w:type="dxa"/>
-            </w:tcMar>
+            <w:tcW w:type="dxa" w:w="3120"/>
           </w:tcPr>
           <w:p>
-            <w:pPr>
-              <w:spacing w:after="200" w:line="276" w:lineRule="auto"/>
-            </w:pPr>
             <w:r>
               <w:rPr>
-                <w:rFonts w:ascii="Cambria" w:hAnsi="Cambria" w:eastAsia="ＭＳ 明朝" w:cs="Cambria" w:asciiTheme="minorHAnsi" w:hAnsiTheme="minorHAnsi" w:eastAsiaTheme="minorEastAsia" w:csTheme="minorBidi"/>
                 <w:sz w:val="20"/>
-                <w:szCs w:val="22"/>
               </w:rPr>
               <w:t>integer</w:t>
             </w:r>
@@ -4495,29 +2574,12 @@
         </w:tc>
         <w:tc>
           <w:tcPr>
-            <w:tcW w:w="3120" w:type="dxa"/>
-            <w:tcBorders>
-              <w:top w:val="single" w:sz="4" w:space="0" w:color="auto"/>
-              <w:left w:val="single" w:sz="4" w:space="0" w:color="auto"/>
-              <w:bottom w:val="single" w:sz="4" w:space="0" w:color="auto"/>
-              <w:right w:val="single" w:sz="4" w:space="0" w:color="auto"/>
-            </w:tcBorders>
-            <w:tcMar>
-              <w:top w:w="0" w:type="dxa"/>
-              <w:left w:w="108" w:type="dxa"/>
-              <w:bottom w:w="0" w:type="dxa"/>
-              <w:right w:w="108" w:type="dxa"/>
-            </w:tcMar>
+            <w:tcW w:type="dxa" w:w="3120"/>
           </w:tcPr>
           <w:p>
-            <w:pPr>
-              <w:spacing w:after="200" w:line="276" w:lineRule="auto"/>
-            </w:pPr>
             <w:r>
               <w:rPr>
-                <w:rFonts w:ascii="Cambria" w:hAnsi="Cambria" w:eastAsia="ＭＳ 明朝" w:cs="Cambria" w:asciiTheme="minorHAnsi" w:hAnsiTheme="minorHAnsi" w:eastAsiaTheme="minorEastAsia" w:csTheme="minorBidi"/>
                 <w:sz w:val="20"/>
-                <w:szCs w:val="22"/>
               </w:rPr>
               <w:t>Footnote number matching [N] in answer</w:t>
             </w:r>
@@ -4527,29 +2589,12 @@
       <w:tr>
         <w:tc>
           <w:tcPr>
-            <w:tcW w:w="3120" w:type="dxa"/>
-            <w:tcBorders>
-              <w:top w:val="single" w:sz="4" w:space="0" w:color="auto"/>
-              <w:left w:val="single" w:sz="4" w:space="0" w:color="auto"/>
-              <w:bottom w:val="single" w:sz="4" w:space="0" w:color="auto"/>
-              <w:right w:val="single" w:sz="4" w:space="0" w:color="auto"/>
-            </w:tcBorders>
-            <w:tcMar>
-              <w:top w:w="0" w:type="dxa"/>
-              <w:left w:w="108" w:type="dxa"/>
-              <w:bottom w:w="0" w:type="dxa"/>
-              <w:right w:w="108" w:type="dxa"/>
-            </w:tcMar>
+            <w:tcW w:type="dxa" w:w="3120"/>
           </w:tcPr>
           <w:p>
-            <w:pPr>
-              <w:spacing w:after="200" w:line="276" w:lineRule="auto"/>
-            </w:pPr>
             <w:r>
               <w:rPr>
-                <w:rFonts w:ascii="Cambria" w:hAnsi="Cambria" w:eastAsia="ＭＳ 明朝" w:cs="Cambria" w:asciiTheme="minorHAnsi" w:hAnsiTheme="minorHAnsi" w:eastAsiaTheme="minorEastAsia" w:csTheme="minorBidi"/>
                 <w:sz w:val="20"/>
-                <w:szCs w:val="22"/>
               </w:rPr>
               <w:t>kind</w:t>
             </w:r>
@@ -4557,29 +2602,12 @@
         </w:tc>
         <w:tc>
           <w:tcPr>
-            <w:tcW w:w="3120" w:type="dxa"/>
-            <w:tcBorders>
-              <w:top w:val="single" w:sz="4" w:space="0" w:color="auto"/>
-              <w:left w:val="single" w:sz="4" w:space="0" w:color="auto"/>
-              <w:bottom w:val="single" w:sz="4" w:space="0" w:color="auto"/>
-              <w:right w:val="single" w:sz="4" w:space="0" w:color="auto"/>
-            </w:tcBorders>
-            <w:tcMar>
-              <w:top w:w="0" w:type="dxa"/>
-              <w:left w:w="108" w:type="dxa"/>
-              <w:bottom w:w="0" w:type="dxa"/>
-              <w:right w:w="108" w:type="dxa"/>
-            </w:tcMar>
+            <w:tcW w:type="dxa" w:w="3120"/>
           </w:tcPr>
           <w:p>
-            <w:pPr>
-              <w:spacing w:after="200" w:line="276" w:lineRule="auto"/>
-            </w:pPr>
             <w:r>
               <w:rPr>
-                <w:rFonts w:ascii="Cambria" w:hAnsi="Cambria" w:eastAsia="ＭＳ 明朝" w:cs="Cambria" w:asciiTheme="minorHAnsi" w:hAnsiTheme="minorHAnsi" w:eastAsiaTheme="minorEastAsia" w:csTheme="minorBidi"/>
                 <w:sz w:val="20"/>
-                <w:szCs w:val="22"/>
               </w:rPr>
               <w:t>string</w:t>
             </w:r>
@@ -4587,29 +2615,12 @@
         </w:tc>
         <w:tc>
           <w:tcPr>
-            <w:tcW w:w="3120" w:type="dxa"/>
-            <w:tcBorders>
-              <w:top w:val="single" w:sz="4" w:space="0" w:color="auto"/>
-              <w:left w:val="single" w:sz="4" w:space="0" w:color="auto"/>
-              <w:bottom w:val="single" w:sz="4" w:space="0" w:color="auto"/>
-              <w:right w:val="single" w:sz="4" w:space="0" w:color="auto"/>
-            </w:tcBorders>
-            <w:tcMar>
-              <w:top w:w="0" w:type="dxa"/>
-              <w:left w:w="108" w:type="dxa"/>
-              <w:bottom w:w="0" w:type="dxa"/>
-              <w:right w:w="108" w:type="dxa"/>
-            </w:tcMar>
+            <w:tcW w:type="dxa" w:w="3120"/>
           </w:tcPr>
           <w:p>
-            <w:pPr>
-              <w:spacing w:after="200" w:line="276" w:lineRule="auto"/>
-            </w:pPr>
             <w:r>
               <w:rPr>
-                <w:rFonts w:ascii="Cambria" w:hAnsi="Cambria" w:eastAsia="ＭＳ 明朝" w:cs="Cambria" w:asciiTheme="minorHAnsi" w:hAnsiTheme="minorHAnsi" w:eastAsiaTheme="minorEastAsia" w:csTheme="minorBidi"/>
                 <w:sz w:val="20"/>
-                <w:szCs w:val="22"/>
               </w:rPr>
               <w:t>academic | news | structured_data | policy | ota | …</w:t>
             </w:r>
@@ -4619,29 +2630,12 @@
       <w:tr>
         <w:tc>
           <w:tcPr>
-            <w:tcW w:w="3120" w:type="dxa"/>
-            <w:tcBorders>
-              <w:top w:val="single" w:sz="4" w:space="0" w:color="auto"/>
-              <w:left w:val="single" w:sz="4" w:space="0" w:color="auto"/>
-              <w:bottom w:val="single" w:sz="4" w:space="0" w:color="auto"/>
-              <w:right w:val="single" w:sz="4" w:space="0" w:color="auto"/>
-            </w:tcBorders>
-            <w:tcMar>
-              <w:top w:w="0" w:type="dxa"/>
-              <w:left w:w="108" w:type="dxa"/>
-              <w:bottom w:w="0" w:type="dxa"/>
-              <w:right w:w="108" w:type="dxa"/>
-            </w:tcMar>
+            <w:tcW w:type="dxa" w:w="3120"/>
           </w:tcPr>
           <w:p>
-            <w:pPr>
-              <w:spacing w:after="200" w:line="276" w:lineRule="auto"/>
-            </w:pPr>
             <w:r>
               <w:rPr>
-                <w:rFonts w:ascii="Cambria" w:hAnsi="Cambria" w:eastAsia="ＭＳ 明朝" w:cs="Cambria" w:asciiTheme="minorHAnsi" w:hAnsiTheme="minorHAnsi" w:eastAsiaTheme="minorEastAsia" w:csTheme="minorBidi"/>
                 <w:sz w:val="20"/>
-                <w:szCs w:val="22"/>
               </w:rPr>
               <w:t>text</w:t>
             </w:r>
@@ -4649,29 +2643,12 @@
         </w:tc>
         <w:tc>
           <w:tcPr>
-            <w:tcW w:w="3120" w:type="dxa"/>
-            <w:tcBorders>
-              <w:top w:val="single" w:sz="4" w:space="0" w:color="auto"/>
-              <w:left w:val="single" w:sz="4" w:space="0" w:color="auto"/>
-              <w:bottom w:val="single" w:sz="4" w:space="0" w:color="auto"/>
-              <w:right w:val="single" w:sz="4" w:space="0" w:color="auto"/>
-            </w:tcBorders>
-            <w:tcMar>
-              <w:top w:w="0" w:type="dxa"/>
-              <w:left w:w="108" w:type="dxa"/>
-              <w:bottom w:w="0" w:type="dxa"/>
-              <w:right w:w="108" w:type="dxa"/>
-            </w:tcMar>
+            <w:tcW w:type="dxa" w:w="3120"/>
           </w:tcPr>
           <w:p>
-            <w:pPr>
-              <w:spacing w:after="200" w:line="276" w:lineRule="auto"/>
-            </w:pPr>
             <w:r>
               <w:rPr>
-                <w:rFonts w:ascii="Cambria" w:hAnsi="Cambria" w:eastAsia="ＭＳ 明朝" w:cs="Cambria" w:asciiTheme="minorHAnsi" w:hAnsiTheme="minorHAnsi" w:eastAsiaTheme="minorEastAsia" w:csTheme="minorBidi"/>
                 <w:sz w:val="20"/>
-                <w:szCs w:val="22"/>
               </w:rPr>
               <w:t>string</w:t>
             </w:r>
@@ -4679,29 +2656,12 @@
         </w:tc>
         <w:tc>
           <w:tcPr>
-            <w:tcW w:w="3120" w:type="dxa"/>
-            <w:tcBorders>
-              <w:top w:val="single" w:sz="4" w:space="0" w:color="auto"/>
-              <w:left w:val="single" w:sz="4" w:space="0" w:color="auto"/>
-              <w:bottom w:val="single" w:sz="4" w:space="0" w:color="auto"/>
-              <w:right w:val="single" w:sz="4" w:space="0" w:color="auto"/>
-            </w:tcBorders>
-            <w:tcMar>
-              <w:top w:w="0" w:type="dxa"/>
-              <w:left w:w="108" w:type="dxa"/>
-              <w:bottom w:w="0" w:type="dxa"/>
-              <w:right w:w="108" w:type="dxa"/>
-            </w:tcMar>
+            <w:tcW w:type="dxa" w:w="3120"/>
           </w:tcPr>
           <w:p>
-            <w:pPr>
-              <w:spacing w:after="200" w:line="276" w:lineRule="auto"/>
-            </w:pPr>
             <w:r>
               <w:rPr>
-                <w:rFonts w:ascii="Cambria" w:hAnsi="Cambria" w:eastAsia="ＭＳ 明朝" w:cs="Cambria" w:asciiTheme="minorHAnsi" w:hAnsiTheme="minorHAnsi" w:eastAsiaTheme="minorEastAsia" w:csTheme="minorBidi"/>
                 <w:sz w:val="20"/>
-                <w:szCs w:val="22"/>
               </w:rPr>
               <w:t>Human-readable citation line</w:t>
             </w:r>
@@ -4711,29 +2671,12 @@
       <w:tr>
         <w:tc>
           <w:tcPr>
-            <w:tcW w:w="3120" w:type="dxa"/>
-            <w:tcBorders>
-              <w:top w:val="single" w:sz="4" w:space="0" w:color="auto"/>
-              <w:left w:val="single" w:sz="4" w:space="0" w:color="auto"/>
-              <w:bottom w:val="single" w:sz="4" w:space="0" w:color="auto"/>
-              <w:right w:val="single" w:sz="4" w:space="0" w:color="auto"/>
-            </w:tcBorders>
-            <w:tcMar>
-              <w:top w:w="0" w:type="dxa"/>
-              <w:left w:w="108" w:type="dxa"/>
-              <w:bottom w:w="0" w:type="dxa"/>
-              <w:right w:w="108" w:type="dxa"/>
-            </w:tcMar>
+            <w:tcW w:type="dxa" w:w="3120"/>
           </w:tcPr>
           <w:p>
-            <w:pPr>
-              <w:spacing w:after="200" w:line="276" w:lineRule="auto"/>
-            </w:pPr>
             <w:r>
               <w:rPr>
-                <w:rFonts w:ascii="Cambria" w:hAnsi="Cambria" w:eastAsia="ＭＳ 明朝" w:cs="Cambria" w:asciiTheme="minorHAnsi" w:hAnsiTheme="minorHAnsi" w:eastAsiaTheme="minorEastAsia" w:csTheme="minorBidi"/>
                 <w:sz w:val="20"/>
-                <w:szCs w:val="22"/>
               </w:rPr>
               <w:t>url</w:t>
             </w:r>
@@ -4741,29 +2684,12 @@
         </w:tc>
         <w:tc>
           <w:tcPr>
-            <w:tcW w:w="3120" w:type="dxa"/>
-            <w:tcBorders>
-              <w:top w:val="single" w:sz="4" w:space="0" w:color="auto"/>
-              <w:left w:val="single" w:sz="4" w:space="0" w:color="auto"/>
-              <w:bottom w:val="single" w:sz="4" w:space="0" w:color="auto"/>
-              <w:right w:val="single" w:sz="4" w:space="0" w:color="auto"/>
-            </w:tcBorders>
-            <w:tcMar>
-              <w:top w:w="0" w:type="dxa"/>
-              <w:left w:w="108" w:type="dxa"/>
-              <w:bottom w:w="0" w:type="dxa"/>
-              <w:right w:w="108" w:type="dxa"/>
-            </w:tcMar>
+            <w:tcW w:type="dxa" w:w="3120"/>
           </w:tcPr>
           <w:p>
-            <w:pPr>
-              <w:spacing w:after="200" w:line="276" w:lineRule="auto"/>
-            </w:pPr>
             <w:r>
               <w:rPr>
-                <w:rFonts w:ascii="Cambria" w:hAnsi="Cambria" w:eastAsia="ＭＳ 明朝" w:cs="Cambria" w:asciiTheme="minorHAnsi" w:hAnsiTheme="minorHAnsi" w:eastAsiaTheme="minorEastAsia" w:csTheme="minorBidi"/>
                 <w:sz w:val="20"/>
-                <w:szCs w:val="22"/>
               </w:rPr>
               <w:t>string | null</w:t>
             </w:r>
@@ -4771,29 +2697,12 @@
         </w:tc>
         <w:tc>
           <w:tcPr>
-            <w:tcW w:w="3120" w:type="dxa"/>
-            <w:tcBorders>
-              <w:top w:val="single" w:sz="4" w:space="0" w:color="auto"/>
-              <w:left w:val="single" w:sz="4" w:space="0" w:color="auto"/>
-              <w:bottom w:val="single" w:sz="4" w:space="0" w:color="auto"/>
-              <w:right w:val="single" w:sz="4" w:space="0" w:color="auto"/>
-            </w:tcBorders>
-            <w:tcMar>
-              <w:top w:w="0" w:type="dxa"/>
-              <w:left w:w="108" w:type="dxa"/>
-              <w:bottom w:w="0" w:type="dxa"/>
-              <w:right w:w="108" w:type="dxa"/>
-            </w:tcMar>
+            <w:tcW w:type="dxa" w:w="3120"/>
           </w:tcPr>
           <w:p>
-            <w:pPr>
-              <w:spacing w:after="200" w:line="276" w:lineRule="auto"/>
-            </w:pPr>
             <w:r>
               <w:rPr>
-                <w:rFonts w:ascii="Cambria" w:hAnsi="Cambria" w:eastAsia="ＭＳ 明朝" w:cs="Cambria" w:asciiTheme="minorHAnsi" w:hAnsiTheme="minorHAnsi" w:eastAsiaTheme="minorEastAsia" w:csTheme="minorBidi"/>
                 <w:sz w:val="20"/>
-                <w:szCs w:val="22"/>
               </w:rPr>
               <w:t>Link when available</w:t>
             </w:r>
@@ -4801,24 +2710,12 @@
         </w:tc>
       </w:tr>
     </w:tbl>
-    <w:p>
-      <w:pPr>
-        <w:spacing w:after="200" w:line="276" w:lineRule="auto"/>
-      </w:pPr>
-    </w:p>
+    <w:p/>
     <w:p>
       <w:pPr>
         <w:pStyle w:val="Heading1"/>
       </w:pPr>
       <w:r>
-        <w:rPr>
-          <w:rFonts w:ascii="Calibri" w:hAnsi="Calibri" w:eastAsia="ＭＳ ゴシック" w:cs="Calibri" w:asciiTheme="majorHAnsi" w:hAnsiTheme="majorHAnsi" w:eastAsiaTheme="majorEastAsia" w:csTheme="majorBidi"/>
-          <w:b/>
-          <w:bCs/>
-          <w:color w:val="365F91" w:themeColor="accent1" w:themeShade="BF"/>
-          <w:sz w:val="28"/>
-          <w:szCs w:val="28"/>
-        </w:rPr>
         <w:t>cURL examples (all plans)</w:t>
       </w:r>
     </w:p>
@@ -4827,14 +2724,6 @@
         <w:pStyle w:val="Heading3"/>
       </w:pPr>
       <w:r>
-        <w:rPr>
-          <w:rFonts w:ascii="Calibri" w:hAnsi="Calibri" w:eastAsia="ＭＳ ゴシック" w:cs="Calibri" w:asciiTheme="majorHAnsi" w:hAnsiTheme="majorHAnsi" w:eastAsiaTheme="majorEastAsia" w:csTheme="majorBidi"/>
-          <w:b/>
-          <w:bCs/>
-          <w:color w:val="4F81BD" w:themeColor="accent1"/>
-          <w:sz w:val="22"/>
-          <w:szCs w:val="22"/>
-        </w:rPr>
         <w:t>POST /query/free</w:t>
       </w:r>
     </w:p>
@@ -4845,9 +2734,8 @@
       </w:pPr>
       <w:r>
         <w:rPr>
-          <w:rFonts w:ascii="Consolas" w:hAnsi="Consolas" w:eastAsia="ＭＳ 明朝" w:cs="Consolas" w:eastAsiaTheme="minorEastAsia" w:csTheme="minorBidi"/>
+          <w:rFonts w:ascii="Consolas" w:hAnsi="Consolas"/>
           <w:sz w:val="18"/>
-          <w:szCs w:val="22"/>
         </w:rPr>
         <w:t>curl -s -X POST "https://data-team-production-db77.up.railway.app/query/free" \</w:t>
       </w:r>
@@ -4859,9 +2747,8 @@
       </w:pPr>
       <w:r>
         <w:rPr>
-          <w:rFonts w:ascii="Consolas" w:hAnsi="Consolas" w:eastAsia="ＭＳ 明朝" w:cs="Consolas" w:eastAsiaTheme="minorEastAsia" w:csTheme="minorBidi"/>
+          <w:rFonts w:ascii="Consolas" w:hAnsi="Consolas"/>
           <w:sz w:val="18"/>
-          <w:szCs w:val="22"/>
         </w:rPr>
         <w:t xml:space="preserve">  -H "Content-Type: application/json" \</w:t>
       </w:r>
@@ -4873,9 +2760,8 @@
       </w:pPr>
       <w:r>
         <w:rPr>
-          <w:rFonts w:ascii="Consolas" w:hAnsi="Consolas" w:eastAsia="ＭＳ 明朝" w:cs="Consolas" w:eastAsiaTheme="minorEastAsia" w:csTheme="minorBidi"/>
+          <w:rFonts w:ascii="Consolas" w:hAnsi="Consolas"/>
           <w:sz w:val="18"/>
-          <w:szCs w:val="22"/>
         </w:rPr>
         <w:t xml:space="preserve">  -d '{</w:t>
       </w:r>
@@ -4887,9 +2773,8 @@
       </w:pPr>
       <w:r>
         <w:rPr>
-          <w:rFonts w:ascii="Consolas" w:hAnsi="Consolas" w:eastAsia="ＭＳ 明朝" w:cs="Consolas" w:eastAsiaTheme="minorEastAsia" w:csTheme="minorBidi"/>
+          <w:rFonts w:ascii="Consolas" w:hAnsi="Consolas"/>
           <w:sz w:val="18"/>
-          <w:szCs w:val="22"/>
         </w:rPr>
         <w:t xml:space="preserve">    "query": "What is the maize outlook?",</w:t>
       </w:r>
@@ -4901,9 +2786,8 @@
       </w:pPr>
       <w:r>
         <w:rPr>
-          <w:rFonts w:ascii="Consolas" w:hAnsi="Consolas" w:eastAsia="ＭＳ 明朝" w:cs="Consolas" w:eastAsiaTheme="minorEastAsia" w:csTheme="minorBidi"/>
+          <w:rFonts w:ascii="Consolas" w:hAnsi="Consolas"/>
           <w:sz w:val="18"/>
-          <w:szCs w:val="22"/>
         </w:rPr>
         <w:t xml:space="preserve">    "user_profile": {</w:t>
       </w:r>
@@ -4915,9 +2799,8 @@
       </w:pPr>
       <w:r>
         <w:rPr>
-          <w:rFonts w:ascii="Consolas" w:hAnsi="Consolas" w:eastAsia="ＭＳ 明朝" w:cs="Consolas" w:eastAsiaTheme="minorEastAsia" w:csTheme="minorBidi"/>
+          <w:rFonts w:ascii="Consolas" w:hAnsi="Consolas"/>
           <w:sz w:val="18"/>
-          <w:szCs w:val="22"/>
         </w:rPr>
         <w:t xml:space="preserve">      "plan_type": "Free",</w:t>
       </w:r>
@@ -4929,9 +2812,8 @@
       </w:pPr>
       <w:r>
         <w:rPr>
-          <w:rFonts w:ascii="Consolas" w:hAnsi="Consolas" w:eastAsia="ＭＳ 明朝" w:cs="Consolas" w:eastAsiaTheme="minorEastAsia" w:csTheme="minorBidi"/>
+          <w:rFonts w:ascii="Consolas" w:hAnsi="Consolas"/>
           <w:sz w:val="18"/>
-          <w:szCs w:val="22"/>
         </w:rPr>
         <w:t xml:space="preserve">      "category": "Government"</w:t>
       </w:r>
@@ -4943,9 +2825,8 @@
       </w:pPr>
       <w:r>
         <w:rPr>
-          <w:rFonts w:ascii="Consolas" w:hAnsi="Consolas" w:eastAsia="ＭＳ 明朝" w:cs="Consolas" w:eastAsiaTheme="minorEastAsia" w:csTheme="minorBidi"/>
+          <w:rFonts w:ascii="Consolas" w:hAnsi="Consolas"/>
           <w:sz w:val="18"/>
-          <w:szCs w:val="22"/>
         </w:rPr>
         <w:t xml:space="preserve">    }</w:t>
       </w:r>
@@ -4957,9 +2838,8 @@
       </w:pPr>
       <w:r>
         <w:rPr>
-          <w:rFonts w:ascii="Consolas" w:hAnsi="Consolas" w:eastAsia="ＭＳ 明朝" w:cs="Consolas" w:eastAsiaTheme="minorEastAsia" w:csTheme="minorBidi"/>
+          <w:rFonts w:ascii="Consolas" w:hAnsi="Consolas"/>
           <w:sz w:val="18"/>
-          <w:szCs w:val="22"/>
         </w:rPr>
         <w:t xml:space="preserve">  }'</w:t>
       </w:r>
@@ -4969,14 +2849,6 @@
         <w:pStyle w:val="Heading3"/>
       </w:pPr>
       <w:r>
-        <w:rPr>
-          <w:rFonts w:ascii="Calibri" w:hAnsi="Calibri" w:eastAsia="ＭＳ ゴシック" w:cs="Calibri" w:asciiTheme="majorHAnsi" w:hAnsiTheme="majorHAnsi" w:eastAsiaTheme="majorEastAsia" w:csTheme="majorBidi"/>
-          <w:b/>
-          <w:bCs/>
-          <w:color w:val="4F81BD" w:themeColor="accent1"/>
-          <w:sz w:val="22"/>
-          <w:szCs w:val="22"/>
-        </w:rPr>
         <w:t>POST /query/farmers</w:t>
       </w:r>
     </w:p>
@@ -4987,9 +2859,8 @@
       </w:pPr>
       <w:r>
         <w:rPr>
-          <w:rFonts w:ascii="Consolas" w:hAnsi="Consolas" w:eastAsia="ＭＳ 明朝" w:cs="Consolas" w:eastAsiaTheme="minorEastAsia" w:csTheme="minorBidi"/>
+          <w:rFonts w:ascii="Consolas" w:hAnsi="Consolas"/>
           <w:sz w:val="18"/>
-          <w:szCs w:val="22"/>
         </w:rPr>
         <w:t>curl -s -X POST "https://data-team-production-db77.up.railway.app/query/farmers" \</w:t>
       </w:r>
@@ -5001,9 +2872,8 @@
       </w:pPr>
       <w:r>
         <w:rPr>
-          <w:rFonts w:ascii="Consolas" w:hAnsi="Consolas" w:eastAsia="ＭＳ 明朝" w:cs="Consolas" w:eastAsiaTheme="minorEastAsia" w:csTheme="minorBidi"/>
+          <w:rFonts w:ascii="Consolas" w:hAnsi="Consolas"/>
           <w:sz w:val="18"/>
-          <w:szCs w:val="22"/>
         </w:rPr>
         <w:t xml:space="preserve">  -H "Content-Type: application/json" \</w:t>
       </w:r>
@@ -5015,9 +2885,8 @@
       </w:pPr>
       <w:r>
         <w:rPr>
-          <w:rFonts w:ascii="Consolas" w:hAnsi="Consolas" w:eastAsia="ＭＳ 明朝" w:cs="Consolas" w:eastAsiaTheme="minorEastAsia" w:csTheme="minorBidi"/>
+          <w:rFonts w:ascii="Consolas" w:hAnsi="Consolas"/>
           <w:sz w:val="18"/>
-          <w:szCs w:val="22"/>
         </w:rPr>
         <w:t xml:space="preserve">  -d '{</w:t>
       </w:r>
@@ -5029,9 +2898,8 @@
       </w:pPr>
       <w:r>
         <w:rPr>
-          <w:rFonts w:ascii="Consolas" w:hAnsi="Consolas" w:eastAsia="ＭＳ 明朝" w:cs="Consolas" w:eastAsiaTheme="minorEastAsia" w:csTheme="minorBidi"/>
+          <w:rFonts w:ascii="Consolas" w:hAnsi="Consolas"/>
           <w:sz w:val="18"/>
-          <w:szCs w:val="22"/>
         </w:rPr>
         <w:t xml:space="preserve">    "query": "What is the maize outlook?",</w:t>
       </w:r>
@@ -5043,9 +2911,8 @@
       </w:pPr>
       <w:r>
         <w:rPr>
-          <w:rFonts w:ascii="Consolas" w:hAnsi="Consolas" w:eastAsia="ＭＳ 明朝" w:cs="Consolas" w:eastAsiaTheme="minorEastAsia" w:csTheme="minorBidi"/>
+          <w:rFonts w:ascii="Consolas" w:hAnsi="Consolas"/>
           <w:sz w:val="18"/>
-          <w:szCs w:val="22"/>
         </w:rPr>
         <w:t xml:space="preserve">    "user_profile": {</w:t>
       </w:r>
@@ -5057,9 +2924,8 @@
       </w:pPr>
       <w:r>
         <w:rPr>
-          <w:rFonts w:ascii="Consolas" w:hAnsi="Consolas" w:eastAsia="ＭＳ 明朝" w:cs="Consolas" w:eastAsiaTheme="minorEastAsia" w:csTheme="minorBidi"/>
+          <w:rFonts w:ascii="Consolas" w:hAnsi="Consolas"/>
           <w:sz w:val="18"/>
-          <w:szCs w:val="22"/>
         </w:rPr>
         <w:t xml:space="preserve">      "plan_type": "Farmers",</w:t>
       </w:r>
@@ -5071,9 +2937,8 @@
       </w:pPr>
       <w:r>
         <w:rPr>
-          <w:rFonts w:ascii="Consolas" w:hAnsi="Consolas" w:eastAsia="ＭＳ 明朝" w:cs="Consolas" w:eastAsiaTheme="minorEastAsia" w:csTheme="minorBidi"/>
+          <w:rFonts w:ascii="Consolas" w:hAnsi="Consolas"/>
           <w:sz w:val="18"/>
-          <w:szCs w:val="22"/>
         </w:rPr>
         <w:t xml:space="preserve">      "category": "Farmers",</w:t>
       </w:r>
@@ -5085,9 +2950,8 @@
       </w:pPr>
       <w:r>
         <w:rPr>
-          <w:rFonts w:ascii="Consolas" w:hAnsi="Consolas" w:eastAsia="ＭＳ 明朝" w:cs="Consolas" w:eastAsiaTheme="minorEastAsia" w:csTheme="minorBidi"/>
+          <w:rFonts w:ascii="Consolas" w:hAnsi="Consolas"/>
           <w:sz w:val="18"/>
-          <w:szCs w:val="22"/>
         </w:rPr>
         <w:t xml:space="preserve">      "country": "Kenya"</w:t>
       </w:r>
@@ -5099,9 +2963,8 @@
       </w:pPr>
       <w:r>
         <w:rPr>
-          <w:rFonts w:ascii="Consolas" w:hAnsi="Consolas" w:eastAsia="ＭＳ 明朝" w:cs="Consolas" w:eastAsiaTheme="minorEastAsia" w:csTheme="minorBidi"/>
+          <w:rFonts w:ascii="Consolas" w:hAnsi="Consolas"/>
           <w:sz w:val="18"/>
-          <w:szCs w:val="22"/>
         </w:rPr>
         <w:t xml:space="preserve">    }</w:t>
       </w:r>
@@ -5113,9 +2976,8 @@
       </w:pPr>
       <w:r>
         <w:rPr>
-          <w:rFonts w:ascii="Consolas" w:hAnsi="Consolas" w:eastAsia="ＭＳ 明朝" w:cs="Consolas" w:eastAsiaTheme="minorEastAsia" w:csTheme="minorBidi"/>
+          <w:rFonts w:ascii="Consolas" w:hAnsi="Consolas"/>
           <w:sz w:val="18"/>
-          <w:szCs w:val="22"/>
         </w:rPr>
         <w:t xml:space="preserve">  }'</w:t>
       </w:r>
@@ -5125,14 +2987,6 @@
         <w:pStyle w:val="Heading3"/>
       </w:pPr>
       <w:r>
-        <w:rPr>
-          <w:rFonts w:ascii="Calibri" w:hAnsi="Calibri" w:eastAsia="ＭＳ ゴシック" w:cs="Calibri" w:asciiTheme="majorHAnsi" w:hAnsiTheme="majorHAnsi" w:eastAsiaTheme="majorEastAsia" w:csTheme="majorBidi"/>
-          <w:b/>
-          <w:bCs/>
-          <w:color w:val="4F81BD" w:themeColor="accent1"/>
-          <w:sz w:val="22"/>
-          <w:szCs w:val="22"/>
-        </w:rPr>
         <w:t>POST /query/government</w:t>
       </w:r>
     </w:p>
@@ -5143,9 +2997,8 @@
       </w:pPr>
       <w:r>
         <w:rPr>
-          <w:rFonts w:ascii="Consolas" w:hAnsi="Consolas" w:eastAsia="ＭＳ 明朝" w:cs="Consolas" w:eastAsiaTheme="minorEastAsia" w:csTheme="minorBidi"/>
+          <w:rFonts w:ascii="Consolas" w:hAnsi="Consolas"/>
           <w:sz w:val="18"/>
-          <w:szCs w:val="22"/>
         </w:rPr>
         <w:t>curl -s -X POST "https://data-team-production-db77.up.railway.app/query/government" \</w:t>
       </w:r>
@@ -5157,9 +3010,8 @@
       </w:pPr>
       <w:r>
         <w:rPr>
-          <w:rFonts w:ascii="Consolas" w:hAnsi="Consolas" w:eastAsia="ＭＳ 明朝" w:cs="Consolas" w:eastAsiaTheme="minorEastAsia" w:csTheme="minorBidi"/>
+          <w:rFonts w:ascii="Consolas" w:hAnsi="Consolas"/>
           <w:sz w:val="18"/>
-          <w:szCs w:val="22"/>
         </w:rPr>
         <w:t xml:space="preserve">  -H "Content-Type: application/json" \</w:t>
       </w:r>
@@ -5171,9 +3023,8 @@
       </w:pPr>
       <w:r>
         <w:rPr>
-          <w:rFonts w:ascii="Consolas" w:hAnsi="Consolas" w:eastAsia="ＭＳ 明朝" w:cs="Consolas" w:eastAsiaTheme="minorEastAsia" w:csTheme="minorBidi"/>
+          <w:rFonts w:ascii="Consolas" w:hAnsi="Consolas"/>
           <w:sz w:val="18"/>
-          <w:szCs w:val="22"/>
         </w:rPr>
         <w:t xml:space="preserve">  -d '{</w:t>
       </w:r>
@@ -5185,9 +3036,8 @@
       </w:pPr>
       <w:r>
         <w:rPr>
-          <w:rFonts w:ascii="Consolas" w:hAnsi="Consolas" w:eastAsia="ＭＳ 明朝" w:cs="Consolas" w:eastAsiaTheme="minorEastAsia" w:csTheme="minorBidi"/>
+          <w:rFonts w:ascii="Consolas" w:hAnsi="Consolas"/>
           <w:sz w:val="18"/>
-          <w:szCs w:val="22"/>
         </w:rPr>
         <w:t xml:space="preserve">    "query": "What is the maize outlook?",</w:t>
       </w:r>
@@ -5199,9 +3049,8 @@
       </w:pPr>
       <w:r>
         <w:rPr>
-          <w:rFonts w:ascii="Consolas" w:hAnsi="Consolas" w:eastAsia="ＭＳ 明朝" w:cs="Consolas" w:eastAsiaTheme="minorEastAsia" w:csTheme="minorBidi"/>
+          <w:rFonts w:ascii="Consolas" w:hAnsi="Consolas"/>
           <w:sz w:val="18"/>
-          <w:szCs w:val="22"/>
         </w:rPr>
         <w:t xml:space="preserve">    "user_profile": {</w:t>
       </w:r>
@@ -5213,9 +3062,8 @@
       </w:pPr>
       <w:r>
         <w:rPr>
-          <w:rFonts w:ascii="Consolas" w:hAnsi="Consolas" w:eastAsia="ＭＳ 明朝" w:cs="Consolas" w:eastAsiaTheme="minorEastAsia" w:csTheme="minorBidi"/>
+          <w:rFonts w:ascii="Consolas" w:hAnsi="Consolas"/>
           <w:sz w:val="18"/>
-          <w:szCs w:val="22"/>
         </w:rPr>
         <w:t xml:space="preserve">      "plan_type": "Government",</w:t>
       </w:r>
@@ -5227,9 +3075,8 @@
       </w:pPr>
       <w:r>
         <w:rPr>
-          <w:rFonts w:ascii="Consolas" w:hAnsi="Consolas" w:eastAsia="ＭＳ 明朝" w:cs="Consolas" w:eastAsiaTheme="minorEastAsia" w:csTheme="minorBidi"/>
+          <w:rFonts w:ascii="Consolas" w:hAnsi="Consolas"/>
           <w:sz w:val="18"/>
-          <w:szCs w:val="22"/>
         </w:rPr>
         <w:t xml:space="preserve">      "category": "Government"</w:t>
       </w:r>
@@ -5241,9 +3088,8 @@
       </w:pPr>
       <w:r>
         <w:rPr>
-          <w:rFonts w:ascii="Consolas" w:hAnsi="Consolas" w:eastAsia="ＭＳ 明朝" w:cs="Consolas" w:eastAsiaTheme="minorEastAsia" w:csTheme="minorBidi"/>
+          <w:rFonts w:ascii="Consolas" w:hAnsi="Consolas"/>
           <w:sz w:val="18"/>
-          <w:szCs w:val="22"/>
         </w:rPr>
         <w:t xml:space="preserve">    }</w:t>
       </w:r>
@@ -5255,9 +3101,8 @@
       </w:pPr>
       <w:r>
         <w:rPr>
-          <w:rFonts w:ascii="Consolas" w:hAnsi="Consolas" w:eastAsia="ＭＳ 明朝" w:cs="Consolas" w:eastAsiaTheme="minorEastAsia" w:csTheme="minorBidi"/>
+          <w:rFonts w:ascii="Consolas" w:hAnsi="Consolas"/>
           <w:sz w:val="18"/>
-          <w:szCs w:val="22"/>
         </w:rPr>
         <w:t xml:space="preserve">  }'</w:t>
       </w:r>
@@ -5267,14 +3112,6 @@
         <w:pStyle w:val="Heading3"/>
       </w:pPr>
       <w:r>
-        <w:rPr>
-          <w:rFonts w:ascii="Calibri" w:hAnsi="Calibri" w:eastAsia="ＭＳ ゴシック" w:cs="Calibri" w:asciiTheme="majorHAnsi" w:hAnsiTheme="majorHAnsi" w:eastAsiaTheme="majorEastAsia" w:csTheme="majorBidi"/>
-          <w:b/>
-          <w:bCs/>
-          <w:color w:val="4F81BD" w:themeColor="accent1"/>
-          <w:sz w:val="22"/>
-          <w:szCs w:val="22"/>
-        </w:rPr>
         <w:t>POST /query/ngos</w:t>
       </w:r>
     </w:p>
@@ -5285,9 +3122,8 @@
       </w:pPr>
       <w:r>
         <w:rPr>
-          <w:rFonts w:ascii="Consolas" w:hAnsi="Consolas" w:eastAsia="ＭＳ 明朝" w:cs="Consolas" w:eastAsiaTheme="minorEastAsia" w:csTheme="minorBidi"/>
+          <w:rFonts w:ascii="Consolas" w:hAnsi="Consolas"/>
           <w:sz w:val="18"/>
-          <w:szCs w:val="22"/>
         </w:rPr>
         <w:t>curl -s -X POST "https://data-team-production-db77.up.railway.app/query/ngos" \</w:t>
       </w:r>
@@ -5299,9 +3135,8 @@
       </w:pPr>
       <w:r>
         <w:rPr>
-          <w:rFonts w:ascii="Consolas" w:hAnsi="Consolas" w:eastAsia="ＭＳ 明朝" w:cs="Consolas" w:eastAsiaTheme="minorEastAsia" w:csTheme="minorBidi"/>
+          <w:rFonts w:ascii="Consolas" w:hAnsi="Consolas"/>
           <w:sz w:val="18"/>
-          <w:szCs w:val="22"/>
         </w:rPr>
         <w:t xml:space="preserve">  -H "Content-Type: application/json" \</w:t>
       </w:r>
@@ -5313,9 +3148,8 @@
       </w:pPr>
       <w:r>
         <w:rPr>
-          <w:rFonts w:ascii="Consolas" w:hAnsi="Consolas" w:eastAsia="ＭＳ 明朝" w:cs="Consolas" w:eastAsiaTheme="minorEastAsia" w:csTheme="minorBidi"/>
+          <w:rFonts w:ascii="Consolas" w:hAnsi="Consolas"/>
           <w:sz w:val="18"/>
-          <w:szCs w:val="22"/>
         </w:rPr>
         <w:t xml:space="preserve">  -d '{</w:t>
       </w:r>
@@ -5327,9 +3161,8 @@
       </w:pPr>
       <w:r>
         <w:rPr>
-          <w:rFonts w:ascii="Consolas" w:hAnsi="Consolas" w:eastAsia="ＭＳ 明朝" w:cs="Consolas" w:eastAsiaTheme="minorEastAsia" w:csTheme="minorBidi"/>
+          <w:rFonts w:ascii="Consolas" w:hAnsi="Consolas"/>
           <w:sz w:val="18"/>
-          <w:szCs w:val="22"/>
         </w:rPr>
         <w:t xml:space="preserve">    "query": "What is the maize outlook?",</w:t>
       </w:r>
@@ -5341,9 +3174,8 @@
       </w:pPr>
       <w:r>
         <w:rPr>
-          <w:rFonts w:ascii="Consolas" w:hAnsi="Consolas" w:eastAsia="ＭＳ 明朝" w:cs="Consolas" w:eastAsiaTheme="minorEastAsia" w:csTheme="minorBidi"/>
+          <w:rFonts w:ascii="Consolas" w:hAnsi="Consolas"/>
           <w:sz w:val="18"/>
-          <w:szCs w:val="22"/>
         </w:rPr>
         <w:t xml:space="preserve">    "user_profile": {</w:t>
       </w:r>
@@ -5355,9 +3187,8 @@
       </w:pPr>
       <w:r>
         <w:rPr>
-          <w:rFonts w:ascii="Consolas" w:hAnsi="Consolas" w:eastAsia="ＭＳ 明朝" w:cs="Consolas" w:eastAsiaTheme="minorEastAsia" w:csTheme="minorBidi"/>
+          <w:rFonts w:ascii="Consolas" w:hAnsi="Consolas"/>
           <w:sz w:val="18"/>
-          <w:szCs w:val="22"/>
         </w:rPr>
         <w:t xml:space="preserve">      "plan_type": "NGOs",</w:t>
       </w:r>
@@ -5369,9 +3200,8 @@
       </w:pPr>
       <w:r>
         <w:rPr>
-          <w:rFonts w:ascii="Consolas" w:hAnsi="Consolas" w:eastAsia="ＭＳ 明朝" w:cs="Consolas" w:eastAsiaTheme="minorEastAsia" w:csTheme="minorBidi"/>
+          <w:rFonts w:ascii="Consolas" w:hAnsi="Consolas"/>
           <w:sz w:val="18"/>
-          <w:szCs w:val="22"/>
         </w:rPr>
         <w:t xml:space="preserve">      "category": "NGOs"</w:t>
       </w:r>
@@ -5383,9 +3213,8 @@
       </w:pPr>
       <w:r>
         <w:rPr>
-          <w:rFonts w:ascii="Consolas" w:hAnsi="Consolas" w:eastAsia="ＭＳ 明朝" w:cs="Consolas" w:eastAsiaTheme="minorEastAsia" w:csTheme="minorBidi"/>
+          <w:rFonts w:ascii="Consolas" w:hAnsi="Consolas"/>
           <w:sz w:val="18"/>
-          <w:szCs w:val="22"/>
         </w:rPr>
         <w:t xml:space="preserve">    }</w:t>
       </w:r>
@@ -5397,9 +3226,8 @@
       </w:pPr>
       <w:r>
         <w:rPr>
-          <w:rFonts w:ascii="Consolas" w:hAnsi="Consolas" w:eastAsia="ＭＳ 明朝" w:cs="Consolas" w:eastAsiaTheme="minorEastAsia" w:csTheme="minorBidi"/>
+          <w:rFonts w:ascii="Consolas" w:hAnsi="Consolas"/>
           <w:sz w:val="18"/>
-          <w:szCs w:val="22"/>
         </w:rPr>
         <w:t xml:space="preserve">  }'</w:t>
       </w:r>
@@ -5409,14 +3237,6 @@
         <w:pStyle w:val="Heading3"/>
       </w:pPr>
       <w:r>
-        <w:rPr>
-          <w:rFonts w:ascii="Calibri" w:hAnsi="Calibri" w:eastAsia="ＭＳ ゴシック" w:cs="Calibri" w:asciiTheme="majorHAnsi" w:hAnsiTheme="majorHAnsi" w:eastAsiaTheme="majorEastAsia" w:csTheme="majorBidi"/>
-          <w:b/>
-          <w:bCs/>
-          <w:color w:val="4F81BD" w:themeColor="accent1"/>
-          <w:sz w:val="22"/>
-          <w:szCs w:val="22"/>
-        </w:rPr>
         <w:t>POST /query/agribusinesses</w:t>
       </w:r>
     </w:p>
@@ -5427,9 +3247,8 @@
       </w:pPr>
       <w:r>
         <w:rPr>
-          <w:rFonts w:ascii="Consolas" w:hAnsi="Consolas" w:eastAsia="ＭＳ 明朝" w:cs="Consolas" w:eastAsiaTheme="minorEastAsia" w:csTheme="minorBidi"/>
+          <w:rFonts w:ascii="Consolas" w:hAnsi="Consolas"/>
           <w:sz w:val="18"/>
-          <w:szCs w:val="22"/>
         </w:rPr>
         <w:t>curl -s -X POST "https://data-team-production-db77.up.railway.app/query/agribusinesses" \</w:t>
       </w:r>
@@ -5441,9 +3260,8 @@
       </w:pPr>
       <w:r>
         <w:rPr>
-          <w:rFonts w:ascii="Consolas" w:hAnsi="Consolas" w:eastAsia="ＭＳ 明朝" w:cs="Consolas" w:eastAsiaTheme="minorEastAsia" w:csTheme="minorBidi"/>
+          <w:rFonts w:ascii="Consolas" w:hAnsi="Consolas"/>
           <w:sz w:val="18"/>
-          <w:szCs w:val="22"/>
         </w:rPr>
         <w:t xml:space="preserve">  -H "Content-Type: application/json" \</w:t>
       </w:r>
@@ -5455,9 +3273,8 @@
       </w:pPr>
       <w:r>
         <w:rPr>
-          <w:rFonts w:ascii="Consolas" w:hAnsi="Consolas" w:eastAsia="ＭＳ 明朝" w:cs="Consolas" w:eastAsiaTheme="minorEastAsia" w:csTheme="minorBidi"/>
+          <w:rFonts w:ascii="Consolas" w:hAnsi="Consolas"/>
           <w:sz w:val="18"/>
-          <w:szCs w:val="22"/>
         </w:rPr>
         <w:t xml:space="preserve">  -d '{</w:t>
       </w:r>
@@ -5469,9 +3286,8 @@
       </w:pPr>
       <w:r>
         <w:rPr>
-          <w:rFonts w:ascii="Consolas" w:hAnsi="Consolas" w:eastAsia="ＭＳ 明朝" w:cs="Consolas" w:eastAsiaTheme="minorEastAsia" w:csTheme="minorBidi"/>
+          <w:rFonts w:ascii="Consolas" w:hAnsi="Consolas"/>
           <w:sz w:val="18"/>
-          <w:szCs w:val="22"/>
         </w:rPr>
         <w:t xml:space="preserve">    "query": "What is the maize outlook?",</w:t>
       </w:r>
@@ -5483,9 +3299,8 @@
       </w:pPr>
       <w:r>
         <w:rPr>
-          <w:rFonts w:ascii="Consolas" w:hAnsi="Consolas" w:eastAsia="ＭＳ 明朝" w:cs="Consolas" w:eastAsiaTheme="minorEastAsia" w:csTheme="minorBidi"/>
+          <w:rFonts w:ascii="Consolas" w:hAnsi="Consolas"/>
           <w:sz w:val="18"/>
-          <w:szCs w:val="22"/>
         </w:rPr>
         <w:t xml:space="preserve">    "user_profile": {</w:t>
       </w:r>
@@ -5497,9 +3312,8 @@
       </w:pPr>
       <w:r>
         <w:rPr>
-          <w:rFonts w:ascii="Consolas" w:hAnsi="Consolas" w:eastAsia="ＭＳ 明朝" w:cs="Consolas" w:eastAsiaTheme="minorEastAsia" w:csTheme="minorBidi"/>
+          <w:rFonts w:ascii="Consolas" w:hAnsi="Consolas"/>
           <w:sz w:val="18"/>
-          <w:szCs w:val="22"/>
         </w:rPr>
         <w:t xml:space="preserve">      "plan_type": "Agribusinesses",</w:t>
       </w:r>
@@ -5511,9 +3325,8 @@
       </w:pPr>
       <w:r>
         <w:rPr>
-          <w:rFonts w:ascii="Consolas" w:hAnsi="Consolas" w:eastAsia="ＭＳ 明朝" w:cs="Consolas" w:eastAsiaTheme="minorEastAsia" w:csTheme="minorBidi"/>
+          <w:rFonts w:ascii="Consolas" w:hAnsi="Consolas"/>
           <w:sz w:val="18"/>
-          <w:szCs w:val="22"/>
         </w:rPr>
         <w:t xml:space="preserve">      "category": "Agribusinesses"</w:t>
       </w:r>
@@ -5525,9 +3338,8 @@
       </w:pPr>
       <w:r>
         <w:rPr>
-          <w:rFonts w:ascii="Consolas" w:hAnsi="Consolas" w:eastAsia="ＭＳ 明朝" w:cs="Consolas" w:eastAsiaTheme="minorEastAsia" w:csTheme="minorBidi"/>
+          <w:rFonts w:ascii="Consolas" w:hAnsi="Consolas"/>
           <w:sz w:val="18"/>
-          <w:szCs w:val="22"/>
         </w:rPr>
         <w:t xml:space="preserve">    }</w:t>
       </w:r>
@@ -5539,9 +3351,8 @@
       </w:pPr>
       <w:r>
         <w:rPr>
-          <w:rFonts w:ascii="Consolas" w:hAnsi="Consolas" w:eastAsia="ＭＳ 明朝" w:cs="Consolas" w:eastAsiaTheme="minorEastAsia" w:csTheme="minorBidi"/>
+          <w:rFonts w:ascii="Consolas" w:hAnsi="Consolas"/>
           <w:sz w:val="18"/>
-          <w:szCs w:val="22"/>
         </w:rPr>
         <w:t xml:space="preserve">  }'</w:t>
       </w:r>
@@ -5551,14 +3362,6 @@
         <w:pStyle w:val="Heading3"/>
       </w:pPr>
       <w:r>
-        <w:rPr>
-          <w:rFonts w:ascii="Calibri" w:hAnsi="Calibri" w:eastAsia="ＭＳ ゴシック" w:cs="Calibri" w:asciiTheme="majorHAnsi" w:hAnsiTheme="majorHAnsi" w:eastAsiaTheme="majorEastAsia" w:csTheme="majorBidi"/>
-          <w:b/>
-          <w:bCs/>
-          <w:color w:val="4F81BD" w:themeColor="accent1"/>
-          <w:sz w:val="22"/>
-          <w:szCs w:val="22"/>
-        </w:rPr>
         <w:t>POST /query/integrated</w:t>
       </w:r>
     </w:p>
@@ -5569,9 +3372,8 @@
       </w:pPr>
       <w:r>
         <w:rPr>
-          <w:rFonts w:ascii="Consolas" w:hAnsi="Consolas" w:eastAsia="ＭＳ 明朝" w:cs="Consolas" w:eastAsiaTheme="minorEastAsia" w:csTheme="minorBidi"/>
+          <w:rFonts w:ascii="Consolas" w:hAnsi="Consolas"/>
           <w:sz w:val="18"/>
-          <w:szCs w:val="22"/>
         </w:rPr>
         <w:t>curl -s -X POST "https://data-team-production-db77.up.railway.app/query/integrated" \</w:t>
       </w:r>
@@ -5583,9 +3385,8 @@
       </w:pPr>
       <w:r>
         <w:rPr>
-          <w:rFonts w:ascii="Consolas" w:hAnsi="Consolas" w:eastAsia="ＭＳ 明朝" w:cs="Consolas" w:eastAsiaTheme="minorEastAsia" w:csTheme="minorBidi"/>
+          <w:rFonts w:ascii="Consolas" w:hAnsi="Consolas"/>
           <w:sz w:val="18"/>
-          <w:szCs w:val="22"/>
         </w:rPr>
         <w:t xml:space="preserve">  -H "Content-Type: application/json" \</w:t>
       </w:r>
@@ -5597,9 +3398,8 @@
       </w:pPr>
       <w:r>
         <w:rPr>
-          <w:rFonts w:ascii="Consolas" w:hAnsi="Consolas" w:eastAsia="ＭＳ 明朝" w:cs="Consolas" w:eastAsiaTheme="minorEastAsia" w:csTheme="minorBidi"/>
+          <w:rFonts w:ascii="Consolas" w:hAnsi="Consolas"/>
           <w:sz w:val="18"/>
-          <w:szCs w:val="22"/>
         </w:rPr>
         <w:t xml:space="preserve">  -d '{</w:t>
       </w:r>
@@ -5611,9 +3411,8 @@
       </w:pPr>
       <w:r>
         <w:rPr>
-          <w:rFonts w:ascii="Consolas" w:hAnsi="Consolas" w:eastAsia="ＭＳ 明朝" w:cs="Consolas" w:eastAsiaTheme="minorEastAsia" w:csTheme="minorBidi"/>
+          <w:rFonts w:ascii="Consolas" w:hAnsi="Consolas"/>
           <w:sz w:val="18"/>
-          <w:szCs w:val="22"/>
         </w:rPr>
         <w:t xml:space="preserve">    "query": "What is the maize outlook?",</w:t>
       </w:r>
@@ -5625,9 +3424,8 @@
       </w:pPr>
       <w:r>
         <w:rPr>
-          <w:rFonts w:ascii="Consolas" w:hAnsi="Consolas" w:eastAsia="ＭＳ 明朝" w:cs="Consolas" w:eastAsiaTheme="minorEastAsia" w:csTheme="minorBidi"/>
+          <w:rFonts w:ascii="Consolas" w:hAnsi="Consolas"/>
           <w:sz w:val="18"/>
-          <w:szCs w:val="22"/>
         </w:rPr>
         <w:t xml:space="preserve">    "user_profile": {</w:t>
       </w:r>
@@ -5639,9 +3437,8 @@
       </w:pPr>
       <w:r>
         <w:rPr>
-          <w:rFonts w:ascii="Consolas" w:hAnsi="Consolas" w:eastAsia="ＭＳ 明朝" w:cs="Consolas" w:eastAsiaTheme="minorEastAsia" w:csTheme="minorBidi"/>
+          <w:rFonts w:ascii="Consolas" w:hAnsi="Consolas"/>
           <w:sz w:val="18"/>
-          <w:szCs w:val="22"/>
         </w:rPr>
         <w:t xml:space="preserve">      "plan_type": "Integrated",</w:t>
       </w:r>
@@ -5653,9 +3450,8 @@
       </w:pPr>
       <w:r>
         <w:rPr>
-          <w:rFonts w:ascii="Consolas" w:hAnsi="Consolas" w:eastAsia="ＭＳ 明朝" w:cs="Consolas" w:eastAsiaTheme="minorEastAsia" w:csTheme="minorBidi"/>
+          <w:rFonts w:ascii="Consolas" w:hAnsi="Consolas"/>
           <w:sz w:val="18"/>
-          <w:szCs w:val="22"/>
         </w:rPr>
         <w:t xml:space="preserve">      "category": "Government"</w:t>
       </w:r>
@@ -5667,9 +3463,8 @@
       </w:pPr>
       <w:r>
         <w:rPr>
-          <w:rFonts w:ascii="Consolas" w:hAnsi="Consolas" w:eastAsia="ＭＳ 明朝" w:cs="Consolas" w:eastAsiaTheme="minorEastAsia" w:csTheme="minorBidi"/>
+          <w:rFonts w:ascii="Consolas" w:hAnsi="Consolas"/>
           <w:sz w:val="18"/>
-          <w:szCs w:val="22"/>
         </w:rPr>
         <w:t xml:space="preserve">    }</w:t>
       </w:r>
@@ -5681,9 +3476,8 @@
       </w:pPr>
       <w:r>
         <w:rPr>
-          <w:rFonts w:ascii="Consolas" w:hAnsi="Consolas" w:eastAsia="ＭＳ 明朝" w:cs="Consolas" w:eastAsiaTheme="minorEastAsia" w:csTheme="minorBidi"/>
+          <w:rFonts w:ascii="Consolas" w:hAnsi="Consolas"/>
           <w:sz w:val="18"/>
-          <w:szCs w:val="22"/>
         </w:rPr>
         <w:t xml:space="preserve">  }'</w:t>
       </w:r>
@@ -5693,14 +3487,6 @@
         <w:pStyle w:val="Heading1"/>
       </w:pPr>
       <w:r>
-        <w:rPr>
-          <w:rFonts w:ascii="Calibri" w:hAnsi="Calibri" w:eastAsia="ＭＳ ゴシック" w:cs="Calibri" w:asciiTheme="majorHAnsi" w:hAnsiTheme="majorHAnsi" w:eastAsiaTheme="majorEastAsia" w:csTheme="majorBidi"/>
-          <w:b/>
-          <w:bCs/>
-          <w:color w:val="365F91" w:themeColor="accent1" w:themeShade="BF"/>
-          <w:sz w:val="28"/>
-          <w:szCs w:val="28"/>
-        </w:rPr>
         <w:t>Other endpoints</w:t>
       </w:r>
     </w:p>
@@ -5709,26 +3495,14 @@
         <w:pStyle w:val="Heading2"/>
       </w:pPr>
       <w:r>
-        <w:rPr>
-          <w:rFonts w:ascii="Calibri" w:hAnsi="Calibri" w:eastAsia="ＭＳ ゴシック" w:cs="Calibri" w:asciiTheme="majorHAnsi" w:hAnsiTheme="majorHAnsi" w:eastAsiaTheme="majorEastAsia" w:csTheme="majorBidi"/>
-          <w:b/>
-          <w:bCs/>
-          <w:color w:val="4F81BD" w:themeColor="accent1"/>
-          <w:sz w:val="26"/>
-          <w:szCs w:val="26"/>
-        </w:rPr>
         <w:t>POST /query</w:t>
       </w:r>
     </w:p>
     <w:p>
-      <w:pPr>
-        <w:spacing w:after="200" w:line="276" w:lineRule="auto"/>
-      </w:pPr>
       <w:r>
         <w:rPr>
-          <w:rFonts w:ascii="Cambria" w:hAnsi="Cambria" w:eastAsia="ＭＳ 明朝" w:cs="Cambria" w:asciiTheme="minorHAnsi" w:hAnsiTheme="minorHAnsi" w:eastAsiaTheme="minorEastAsia" w:csTheme="minorBidi"/>
+          <w:b w:val="0"/>
           <w:sz w:val="22"/>
-          <w:szCs w:val="22"/>
         </w:rPr>
         <w:t>Generic query (backward compatible). Send user_profile.plan_type in the body. Prefer POST /query/{plan} for new integrations.</w:t>
       </w:r>
@@ -5738,36 +3512,14 @@
         <w:pStyle w:val="Heading3"/>
       </w:pPr>
       <w:r>
-        <w:rPr>
-          <w:rFonts w:ascii="Calibri" w:hAnsi="Calibri" w:eastAsia="ＭＳ ゴシック" w:cs="Calibri" w:asciiTheme="majorHAnsi" w:hAnsiTheme="majorHAnsi" w:eastAsiaTheme="majorEastAsia" w:csTheme="majorBidi"/>
-          <w:b/>
-          <w:bCs/>
-          <w:color w:val="4F81BD" w:themeColor="accent1"/>
-          <w:sz w:val="22"/>
-          <w:szCs w:val="22"/>
-        </w:rPr>
         <w:t>Request fields</w:t>
       </w:r>
     </w:p>
     <w:tbl>
       <w:tblPr>
         <w:tblStyle w:val="TableGrid"/>
-        <w:tblW w:w="0" w:type="auto"/>
-        <w:tblBorders>
-          <w:top w:val="single" w:sz="4" w:space="0" w:color="auto"/>
-          <w:left w:val="single" w:sz="4" w:space="0" w:color="auto"/>
-          <w:bottom w:val="single" w:sz="4" w:space="0" w:color="auto"/>
-          <w:right w:val="single" w:sz="4" w:space="0" w:color="auto"/>
-          <w:insideH w:val="single" w:sz="4" w:space="0" w:color="auto"/>
-          <w:insideV w:val="single" w:sz="4" w:space="0" w:color="auto"/>
-        </w:tblBorders>
-        <w:tblCellMar>
-          <w:top w:w="0" w:type="dxa"/>
-          <w:left w:w="108" w:type="dxa"/>
-          <w:bottom w:w="0" w:type="dxa"/>
-          <w:right w:w="108" w:type="dxa"/>
-        </w:tblCellMar>
-        <w:tblLook w:firstRow="1" w:firstColumn="1" w:noVBand="1"/>
+        <w:tblW w:type="auto" w:w="0"/>
+        <w:tblLook w:firstColumn="1" w:firstRow="1" w:lastColumn="0" w:lastRow="0" w:noHBand="0" w:noVBand="1" w:val="04A0"/>
       </w:tblPr>
       <w:tblGrid>
         <w:gridCol w:w="2340"/>
@@ -5778,31 +3530,13 @@
       <w:tr>
         <w:tc>
           <w:tcPr>
-            <w:tcW w:w="2340" w:type="dxa"/>
-            <w:tcBorders>
-              <w:top w:val="single" w:sz="4" w:space="0" w:color="auto"/>
-              <w:left w:val="single" w:sz="4" w:space="0" w:color="auto"/>
-              <w:bottom w:val="single" w:sz="4" w:space="0" w:color="auto"/>
-              <w:right w:val="single" w:sz="4" w:space="0" w:color="auto"/>
-            </w:tcBorders>
-            <w:tcMar>
-              <w:top w:w="0" w:type="dxa"/>
-              <w:left w:w="108" w:type="dxa"/>
-              <w:bottom w:w="0" w:type="dxa"/>
-              <w:right w:w="108" w:type="dxa"/>
-            </w:tcMar>
+            <w:tcW w:type="dxa" w:w="2340"/>
           </w:tcPr>
           <w:p>
-            <w:pPr>
-              <w:spacing w:after="200" w:line="276" w:lineRule="auto"/>
-            </w:pPr>
             <w:r>
               <w:rPr>
-                <w:rFonts w:ascii="Cambria" w:hAnsi="Cambria" w:eastAsia="ＭＳ 明朝" w:cs="Cambria" w:asciiTheme="minorHAnsi" w:hAnsiTheme="minorHAnsi" w:eastAsiaTheme="minorEastAsia" w:csTheme="minorBidi"/>
                 <w:b/>
-                <w:bCs/>
                 <w:sz w:val="20"/>
-                <w:szCs w:val="22"/>
               </w:rPr>
               <w:t>Field</w:t>
             </w:r>
@@ -5810,31 +3544,13 @@
         </w:tc>
         <w:tc>
           <w:tcPr>
-            <w:tcW w:w="2340" w:type="dxa"/>
-            <w:tcBorders>
-              <w:top w:val="single" w:sz="4" w:space="0" w:color="auto"/>
-              <w:left w:val="single" w:sz="4" w:space="0" w:color="auto"/>
-              <w:bottom w:val="single" w:sz="4" w:space="0" w:color="auto"/>
-              <w:right w:val="single" w:sz="4" w:space="0" w:color="auto"/>
-            </w:tcBorders>
-            <w:tcMar>
-              <w:top w:w="0" w:type="dxa"/>
-              <w:left w:w="108" w:type="dxa"/>
-              <w:bottom w:w="0" w:type="dxa"/>
-              <w:right w:w="108" w:type="dxa"/>
-            </w:tcMar>
+            <w:tcW w:type="dxa" w:w="2340"/>
           </w:tcPr>
           <w:p>
-            <w:pPr>
-              <w:spacing w:after="200" w:line="276" w:lineRule="auto"/>
-            </w:pPr>
             <w:r>
               <w:rPr>
-                <w:rFonts w:ascii="Cambria" w:hAnsi="Cambria" w:eastAsia="ＭＳ 明朝" w:cs="Cambria" w:asciiTheme="minorHAnsi" w:hAnsiTheme="minorHAnsi" w:eastAsiaTheme="minorEastAsia" w:csTheme="minorBidi"/>
                 <w:b/>
-                <w:bCs/>
                 <w:sz w:val="20"/>
-                <w:szCs w:val="22"/>
               </w:rPr>
               <w:t>Type</w:t>
             </w:r>
@@ -5842,31 +3558,13 @@
         </w:tc>
         <w:tc>
           <w:tcPr>
-            <w:tcW w:w="2340" w:type="dxa"/>
-            <w:tcBorders>
-              <w:top w:val="single" w:sz="4" w:space="0" w:color="auto"/>
-              <w:left w:val="single" w:sz="4" w:space="0" w:color="auto"/>
-              <w:bottom w:val="single" w:sz="4" w:space="0" w:color="auto"/>
-              <w:right w:val="single" w:sz="4" w:space="0" w:color="auto"/>
-            </w:tcBorders>
-            <w:tcMar>
-              <w:top w:w="0" w:type="dxa"/>
-              <w:left w:w="108" w:type="dxa"/>
-              <w:bottom w:w="0" w:type="dxa"/>
-              <w:right w:w="108" w:type="dxa"/>
-            </w:tcMar>
+            <w:tcW w:type="dxa" w:w="2340"/>
           </w:tcPr>
           <w:p>
-            <w:pPr>
-              <w:spacing w:after="200" w:line="276" w:lineRule="auto"/>
-            </w:pPr>
             <w:r>
               <w:rPr>
-                <w:rFonts w:ascii="Cambria" w:hAnsi="Cambria" w:eastAsia="ＭＳ 明朝" w:cs="Cambria" w:asciiTheme="minorHAnsi" w:hAnsiTheme="minorHAnsi" w:eastAsiaTheme="minorEastAsia" w:csTheme="minorBidi"/>
                 <w:b/>
-                <w:bCs/>
                 <w:sz w:val="20"/>
-                <w:szCs w:val="22"/>
               </w:rPr>
               <w:t>Required</w:t>
             </w:r>
@@ -5874,31 +3572,13 @@
         </w:tc>
         <w:tc>
           <w:tcPr>
-            <w:tcW w:w="2340" w:type="dxa"/>
-            <w:tcBorders>
-              <w:top w:val="single" w:sz="4" w:space="0" w:color="auto"/>
-              <w:left w:val="single" w:sz="4" w:space="0" w:color="auto"/>
-              <w:bottom w:val="single" w:sz="4" w:space="0" w:color="auto"/>
-              <w:right w:val="single" w:sz="4" w:space="0" w:color="auto"/>
-            </w:tcBorders>
-            <w:tcMar>
-              <w:top w:w="0" w:type="dxa"/>
-              <w:left w:w="108" w:type="dxa"/>
-              <w:bottom w:w="0" w:type="dxa"/>
-              <w:right w:w="108" w:type="dxa"/>
-            </w:tcMar>
+            <w:tcW w:type="dxa" w:w="2340"/>
           </w:tcPr>
           <w:p>
-            <w:pPr>
-              <w:spacing w:after="200" w:line="276" w:lineRule="auto"/>
-            </w:pPr>
             <w:r>
               <w:rPr>
-                <w:rFonts w:ascii="Cambria" w:hAnsi="Cambria" w:eastAsia="ＭＳ 明朝" w:cs="Cambria" w:asciiTheme="minorHAnsi" w:hAnsiTheme="minorHAnsi" w:eastAsiaTheme="minorEastAsia" w:csTheme="minorBidi"/>
                 <w:b/>
-                <w:bCs/>
                 <w:sz w:val="20"/>
-                <w:szCs w:val="22"/>
               </w:rPr>
               <w:t>Description</w:t>
             </w:r>
@@ -5908,29 +3588,12 @@
       <w:tr>
         <w:tc>
           <w:tcPr>
-            <w:tcW w:w="2340" w:type="dxa"/>
-            <w:tcBorders>
-              <w:top w:val="single" w:sz="4" w:space="0" w:color="auto"/>
-              <w:left w:val="single" w:sz="4" w:space="0" w:color="auto"/>
-              <w:bottom w:val="single" w:sz="4" w:space="0" w:color="auto"/>
-              <w:right w:val="single" w:sz="4" w:space="0" w:color="auto"/>
-            </w:tcBorders>
-            <w:tcMar>
-              <w:top w:w="0" w:type="dxa"/>
-              <w:left w:w="108" w:type="dxa"/>
-              <w:bottom w:w="0" w:type="dxa"/>
-              <w:right w:w="108" w:type="dxa"/>
-            </w:tcMar>
+            <w:tcW w:type="dxa" w:w="2340"/>
           </w:tcPr>
           <w:p>
-            <w:pPr>
-              <w:spacing w:after="200" w:line="276" w:lineRule="auto"/>
-            </w:pPr>
             <w:r>
               <w:rPr>
-                <w:rFonts w:ascii="Cambria" w:hAnsi="Cambria" w:eastAsia="ＭＳ 明朝" w:cs="Cambria" w:asciiTheme="minorHAnsi" w:hAnsiTheme="minorHAnsi" w:eastAsiaTheme="minorEastAsia" w:csTheme="minorBidi"/>
                 <w:sz w:val="20"/>
-                <w:szCs w:val="22"/>
               </w:rPr>
               <w:t>query</w:t>
             </w:r>
@@ -5938,29 +3601,12 @@
         </w:tc>
         <w:tc>
           <w:tcPr>
-            <w:tcW w:w="2340" w:type="dxa"/>
-            <w:tcBorders>
-              <w:top w:val="single" w:sz="4" w:space="0" w:color="auto"/>
-              <w:left w:val="single" w:sz="4" w:space="0" w:color="auto"/>
-              <w:bottom w:val="single" w:sz="4" w:space="0" w:color="auto"/>
-              <w:right w:val="single" w:sz="4" w:space="0" w:color="auto"/>
-            </w:tcBorders>
-            <w:tcMar>
-              <w:top w:w="0" w:type="dxa"/>
-              <w:left w:w="108" w:type="dxa"/>
-              <w:bottom w:w="0" w:type="dxa"/>
-              <w:right w:w="108" w:type="dxa"/>
-            </w:tcMar>
+            <w:tcW w:type="dxa" w:w="2340"/>
           </w:tcPr>
           <w:p>
-            <w:pPr>
-              <w:spacing w:after="200" w:line="276" w:lineRule="auto"/>
-            </w:pPr>
             <w:r>
               <w:rPr>
-                <w:rFonts w:ascii="Cambria" w:hAnsi="Cambria" w:eastAsia="ＭＳ 明朝" w:cs="Cambria" w:asciiTheme="minorHAnsi" w:hAnsiTheme="minorHAnsi" w:eastAsiaTheme="minorEastAsia" w:csTheme="minorBidi"/>
                 <w:sz w:val="20"/>
-                <w:szCs w:val="22"/>
               </w:rPr>
               <w:t>string</w:t>
             </w:r>
@@ -5968,29 +3614,12 @@
         </w:tc>
         <w:tc>
           <w:tcPr>
-            <w:tcW w:w="2340" w:type="dxa"/>
-            <w:tcBorders>
-              <w:top w:val="single" w:sz="4" w:space="0" w:color="auto"/>
-              <w:left w:val="single" w:sz="4" w:space="0" w:color="auto"/>
-              <w:bottom w:val="single" w:sz="4" w:space="0" w:color="auto"/>
-              <w:right w:val="single" w:sz="4" w:space="0" w:color="auto"/>
-            </w:tcBorders>
-            <w:tcMar>
-              <w:top w:w="0" w:type="dxa"/>
-              <w:left w:w="108" w:type="dxa"/>
-              <w:bottom w:w="0" w:type="dxa"/>
-              <w:right w:w="108" w:type="dxa"/>
-            </w:tcMar>
+            <w:tcW w:type="dxa" w:w="2340"/>
           </w:tcPr>
           <w:p>
-            <w:pPr>
-              <w:spacing w:after="200" w:line="276" w:lineRule="auto"/>
-            </w:pPr>
             <w:r>
               <w:rPr>
-                <w:rFonts w:ascii="Cambria" w:hAnsi="Cambria" w:eastAsia="ＭＳ 明朝" w:cs="Cambria" w:asciiTheme="minorHAnsi" w:hAnsiTheme="minorHAnsi" w:eastAsiaTheme="minorEastAsia" w:csTheme="minorBidi"/>
                 <w:sz w:val="20"/>
-                <w:szCs w:val="22"/>
               </w:rPr>
               <w:t>Yes</w:t>
             </w:r>
@@ -5998,29 +3627,12 @@
         </w:tc>
         <w:tc>
           <w:tcPr>
-            <w:tcW w:w="2340" w:type="dxa"/>
-            <w:tcBorders>
-              <w:top w:val="single" w:sz="4" w:space="0" w:color="auto"/>
-              <w:left w:val="single" w:sz="4" w:space="0" w:color="auto"/>
-              <w:bottom w:val="single" w:sz="4" w:space="0" w:color="auto"/>
-              <w:right w:val="single" w:sz="4" w:space="0" w:color="auto"/>
-            </w:tcBorders>
-            <w:tcMar>
-              <w:top w:w="0" w:type="dxa"/>
-              <w:left w:w="108" w:type="dxa"/>
-              <w:bottom w:w="0" w:type="dxa"/>
-              <w:right w:w="108" w:type="dxa"/>
-            </w:tcMar>
+            <w:tcW w:type="dxa" w:w="2340"/>
           </w:tcPr>
           <w:p>
-            <w:pPr>
-              <w:spacing w:after="200" w:line="276" w:lineRule="auto"/>
-            </w:pPr>
             <w:r>
               <w:rPr>
-                <w:rFonts w:ascii="Cambria" w:hAnsi="Cambria" w:eastAsia="ＭＳ 明朝" w:cs="Cambria" w:asciiTheme="minorHAnsi" w:hAnsiTheme="minorHAnsi" w:eastAsiaTheme="minorEastAsia" w:csTheme="minorBidi"/>
                 <w:sz w:val="20"/>
-                <w:szCs w:val="22"/>
               </w:rPr>
               <w:t>Natural language question</w:t>
             </w:r>
@@ -6030,29 +3642,12 @@
       <w:tr>
         <w:tc>
           <w:tcPr>
-            <w:tcW w:w="2340" w:type="dxa"/>
-            <w:tcBorders>
-              <w:top w:val="single" w:sz="4" w:space="0" w:color="auto"/>
-              <w:left w:val="single" w:sz="4" w:space="0" w:color="auto"/>
-              <w:bottom w:val="single" w:sz="4" w:space="0" w:color="auto"/>
-              <w:right w:val="single" w:sz="4" w:space="0" w:color="auto"/>
-            </w:tcBorders>
-            <w:tcMar>
-              <w:top w:w="0" w:type="dxa"/>
-              <w:left w:w="108" w:type="dxa"/>
-              <w:bottom w:w="0" w:type="dxa"/>
-              <w:right w:w="108" w:type="dxa"/>
-            </w:tcMar>
+            <w:tcW w:type="dxa" w:w="2340"/>
           </w:tcPr>
           <w:p>
-            <w:pPr>
-              <w:spacing w:after="200" w:line="276" w:lineRule="auto"/>
-            </w:pPr>
             <w:r>
               <w:rPr>
-                <w:rFonts w:ascii="Cambria" w:hAnsi="Cambria" w:eastAsia="ＭＳ 明朝" w:cs="Cambria" w:asciiTheme="minorHAnsi" w:hAnsiTheme="minorHAnsi" w:eastAsiaTheme="minorEastAsia" w:csTheme="minorBidi"/>
                 <w:sz w:val="20"/>
-                <w:szCs w:val="22"/>
               </w:rPr>
               <w:t>user_profile</w:t>
             </w:r>
@@ -6060,29 +3655,12 @@
         </w:tc>
         <w:tc>
           <w:tcPr>
-            <w:tcW w:w="2340" w:type="dxa"/>
-            <w:tcBorders>
-              <w:top w:val="single" w:sz="4" w:space="0" w:color="auto"/>
-              <w:left w:val="single" w:sz="4" w:space="0" w:color="auto"/>
-              <w:bottom w:val="single" w:sz="4" w:space="0" w:color="auto"/>
-              <w:right w:val="single" w:sz="4" w:space="0" w:color="auto"/>
-            </w:tcBorders>
-            <w:tcMar>
-              <w:top w:w="0" w:type="dxa"/>
-              <w:left w:w="108" w:type="dxa"/>
-              <w:bottom w:w="0" w:type="dxa"/>
-              <w:right w:w="108" w:type="dxa"/>
-            </w:tcMar>
+            <w:tcW w:type="dxa" w:w="2340"/>
           </w:tcPr>
           <w:p>
-            <w:pPr>
-              <w:spacing w:after="200" w:line="276" w:lineRule="auto"/>
-            </w:pPr>
             <w:r>
               <w:rPr>
-                <w:rFonts w:ascii="Cambria" w:hAnsi="Cambria" w:eastAsia="ＭＳ 明朝" w:cs="Cambria" w:asciiTheme="minorHAnsi" w:hAnsiTheme="minorHAnsi" w:eastAsiaTheme="minorEastAsia" w:csTheme="minorBidi"/>
                 <w:sz w:val="20"/>
-                <w:szCs w:val="22"/>
               </w:rPr>
               <w:t>object</w:t>
             </w:r>
@@ -6090,29 +3668,12 @@
         </w:tc>
         <w:tc>
           <w:tcPr>
-            <w:tcW w:w="2340" w:type="dxa"/>
-            <w:tcBorders>
-              <w:top w:val="single" w:sz="4" w:space="0" w:color="auto"/>
-              <w:left w:val="single" w:sz="4" w:space="0" w:color="auto"/>
-              <w:bottom w:val="single" w:sz="4" w:space="0" w:color="auto"/>
-              <w:right w:val="single" w:sz="4" w:space="0" w:color="auto"/>
-            </w:tcBorders>
-            <w:tcMar>
-              <w:top w:w="0" w:type="dxa"/>
-              <w:left w:w="108" w:type="dxa"/>
-              <w:bottom w:w="0" w:type="dxa"/>
-              <w:right w:w="108" w:type="dxa"/>
-            </w:tcMar>
+            <w:tcW w:type="dxa" w:w="2340"/>
           </w:tcPr>
           <w:p>
-            <w:pPr>
-              <w:spacing w:after="200" w:line="276" w:lineRule="auto"/>
-            </w:pPr>
             <w:r>
               <w:rPr>
-                <w:rFonts w:ascii="Cambria" w:hAnsi="Cambria" w:eastAsia="ＭＳ 明朝" w:cs="Cambria" w:asciiTheme="minorHAnsi" w:hAnsiTheme="minorHAnsi" w:eastAsiaTheme="minorEastAsia" w:csTheme="minorBidi"/>
                 <w:sz w:val="20"/>
-                <w:szCs w:val="22"/>
               </w:rPr>
               <w:t>Recommended</w:t>
             </w:r>
@@ -6120,29 +3681,12 @@
         </w:tc>
         <w:tc>
           <w:tcPr>
-            <w:tcW w:w="2340" w:type="dxa"/>
-            <w:tcBorders>
-              <w:top w:val="single" w:sz="4" w:space="0" w:color="auto"/>
-              <w:left w:val="single" w:sz="4" w:space="0" w:color="auto"/>
-              <w:bottom w:val="single" w:sz="4" w:space="0" w:color="auto"/>
-              <w:right w:val="single" w:sz="4" w:space="0" w:color="auto"/>
-            </w:tcBorders>
-            <w:tcMar>
-              <w:top w:w="0" w:type="dxa"/>
-              <w:left w:w="108" w:type="dxa"/>
-              <w:bottom w:w="0" w:type="dxa"/>
-              <w:right w:w="108" w:type="dxa"/>
-            </w:tcMar>
+            <w:tcW w:type="dxa" w:w="2340"/>
           </w:tcPr>
           <w:p>
-            <w:pPr>
-              <w:spacing w:after="200" w:line="276" w:lineRule="auto"/>
-            </w:pPr>
             <w:r>
               <w:rPr>
-                <w:rFonts w:ascii="Cambria" w:hAnsi="Cambria" w:eastAsia="ＭＳ 明朝" w:cs="Cambria" w:asciiTheme="minorHAnsi" w:hAnsiTheme="minorHAnsi" w:eastAsiaTheme="minorEastAsia" w:csTheme="minorBidi"/>
                 <w:sz w:val="20"/>
-                <w:szCs w:val="22"/>
               </w:rPr>
               <w:t>plan_type + category required when sent</w:t>
             </w:r>
@@ -6152,29 +3696,12 @@
       <w:tr>
         <w:tc>
           <w:tcPr>
-            <w:tcW w:w="2340" w:type="dxa"/>
-            <w:tcBorders>
-              <w:top w:val="single" w:sz="4" w:space="0" w:color="auto"/>
-              <w:left w:val="single" w:sz="4" w:space="0" w:color="auto"/>
-              <w:bottom w:val="single" w:sz="4" w:space="0" w:color="auto"/>
-              <w:right w:val="single" w:sz="4" w:space="0" w:color="auto"/>
-            </w:tcBorders>
-            <w:tcMar>
-              <w:top w:w="0" w:type="dxa"/>
-              <w:left w:w="108" w:type="dxa"/>
-              <w:bottom w:w="0" w:type="dxa"/>
-              <w:right w:w="108" w:type="dxa"/>
-            </w:tcMar>
+            <w:tcW w:type="dxa" w:w="2340"/>
           </w:tcPr>
           <w:p>
-            <w:pPr>
-              <w:spacing w:after="200" w:line="276" w:lineRule="auto"/>
-            </w:pPr>
             <w:r>
               <w:rPr>
-                <w:rFonts w:ascii="Cambria" w:hAnsi="Cambria" w:eastAsia="ＭＳ 明朝" w:cs="Cambria" w:asciiTheme="minorHAnsi" w:hAnsiTheme="minorHAnsi" w:eastAsiaTheme="minorEastAsia" w:csTheme="minorBidi"/>
                 <w:sz w:val="20"/>
-                <w:szCs w:val="22"/>
               </w:rPr>
               <w:t>session_id</w:t>
             </w:r>
@@ -6182,29 +3709,12 @@
         </w:tc>
         <w:tc>
           <w:tcPr>
-            <w:tcW w:w="2340" w:type="dxa"/>
-            <w:tcBorders>
-              <w:top w:val="single" w:sz="4" w:space="0" w:color="auto"/>
-              <w:left w:val="single" w:sz="4" w:space="0" w:color="auto"/>
-              <w:bottom w:val="single" w:sz="4" w:space="0" w:color="auto"/>
-              <w:right w:val="single" w:sz="4" w:space="0" w:color="auto"/>
-            </w:tcBorders>
-            <w:tcMar>
-              <w:top w:w="0" w:type="dxa"/>
-              <w:left w:w="108" w:type="dxa"/>
-              <w:bottom w:w="0" w:type="dxa"/>
-              <w:right w:w="108" w:type="dxa"/>
-            </w:tcMar>
+            <w:tcW w:type="dxa" w:w="2340"/>
           </w:tcPr>
           <w:p>
-            <w:pPr>
-              <w:spacing w:after="200" w:line="276" w:lineRule="auto"/>
-            </w:pPr>
             <w:r>
               <w:rPr>
-                <w:rFonts w:ascii="Cambria" w:hAnsi="Cambria" w:eastAsia="ＭＳ 明朝" w:cs="Cambria" w:asciiTheme="minorHAnsi" w:hAnsiTheme="minorHAnsi" w:eastAsiaTheme="minorEastAsia" w:csTheme="minorBidi"/>
                 <w:sz w:val="20"/>
-                <w:szCs w:val="22"/>
               </w:rPr>
               <w:t>string | null</w:t>
             </w:r>
@@ -6212,29 +3722,12 @@
         </w:tc>
         <w:tc>
           <w:tcPr>
-            <w:tcW w:w="2340" w:type="dxa"/>
-            <w:tcBorders>
-              <w:top w:val="single" w:sz="4" w:space="0" w:color="auto"/>
-              <w:left w:val="single" w:sz="4" w:space="0" w:color="auto"/>
-              <w:bottom w:val="single" w:sz="4" w:space="0" w:color="auto"/>
-              <w:right w:val="single" w:sz="4" w:space="0" w:color="auto"/>
-            </w:tcBorders>
-            <w:tcMar>
-              <w:top w:w="0" w:type="dxa"/>
-              <w:left w:w="108" w:type="dxa"/>
-              <w:bottom w:w="0" w:type="dxa"/>
-              <w:right w:w="108" w:type="dxa"/>
-            </w:tcMar>
+            <w:tcW w:type="dxa" w:w="2340"/>
           </w:tcPr>
           <w:p>
-            <w:pPr>
-              <w:spacing w:after="200" w:line="276" w:lineRule="auto"/>
-            </w:pPr>
             <w:r>
               <w:rPr>
-                <w:rFonts w:ascii="Cambria" w:hAnsi="Cambria" w:eastAsia="ＭＳ 明朝" w:cs="Cambria" w:asciiTheme="minorHAnsi" w:hAnsiTheme="minorHAnsi" w:eastAsiaTheme="minorEastAsia" w:csTheme="minorBidi"/>
                 <w:sz w:val="20"/>
-                <w:szCs w:val="22"/>
               </w:rPr>
               <w:t>No</w:t>
             </w:r>
@@ -6242,29 +3735,12 @@
         </w:tc>
         <w:tc>
           <w:tcPr>
-            <w:tcW w:w="2340" w:type="dxa"/>
-            <w:tcBorders>
-              <w:top w:val="single" w:sz="4" w:space="0" w:color="auto"/>
-              <w:left w:val="single" w:sz="4" w:space="0" w:color="auto"/>
-              <w:bottom w:val="single" w:sz="4" w:space="0" w:color="auto"/>
-              <w:right w:val="single" w:sz="4" w:space="0" w:color="auto"/>
-            </w:tcBorders>
-            <w:tcMar>
-              <w:top w:w="0" w:type="dxa"/>
-              <w:left w:w="108" w:type="dxa"/>
-              <w:bottom w:w="0" w:type="dxa"/>
-              <w:right w:w="108" w:type="dxa"/>
-            </w:tcMar>
+            <w:tcW w:type="dxa" w:w="2340"/>
           </w:tcPr>
           <w:p>
-            <w:pPr>
-              <w:spacing w:after="200" w:line="276" w:lineRule="auto"/>
-            </w:pPr>
             <w:r>
               <w:rPr>
-                <w:rFonts w:ascii="Cambria" w:hAnsi="Cambria" w:eastAsia="ＭＳ 明朝" w:cs="Cambria" w:asciiTheme="minorHAnsi" w:hAnsiTheme="minorHAnsi" w:eastAsiaTheme="minorEastAsia" w:csTheme="minorBidi"/>
                 <w:sz w:val="20"/>
-                <w:szCs w:val="22"/>
               </w:rPr>
               <w:t>Multi-turn continuity</w:t>
             </w:r>
@@ -6272,46 +3748,20 @@
         </w:tc>
       </w:tr>
     </w:tbl>
-    <w:p>
-      <w:pPr>
-        <w:spacing w:after="200" w:line="276" w:lineRule="auto"/>
-      </w:pPr>
-    </w:p>
+    <w:p/>
     <w:p>
       <w:pPr>
         <w:pStyle w:val="Heading3"/>
       </w:pPr>
       <w:r>
-        <w:rPr>
-          <w:rFonts w:ascii="Calibri" w:hAnsi="Calibri" w:eastAsia="ＭＳ ゴシック" w:cs="Calibri" w:asciiTheme="majorHAnsi" w:hAnsiTheme="majorHAnsi" w:eastAsiaTheme="majorEastAsia" w:csTheme="majorBidi"/>
-          <w:b/>
-          <w:bCs/>
-          <w:color w:val="4F81BD" w:themeColor="accent1"/>
-          <w:sz w:val="22"/>
-          <w:szCs w:val="22"/>
-        </w:rPr>
         <w:t>Response fields</w:t>
       </w:r>
     </w:p>
     <w:tbl>
       <w:tblPr>
         <w:tblStyle w:val="TableGrid"/>
-        <w:tblW w:w="0" w:type="auto"/>
-        <w:tblBorders>
-          <w:top w:val="single" w:sz="4" w:space="0" w:color="auto"/>
-          <w:left w:val="single" w:sz="4" w:space="0" w:color="auto"/>
-          <w:bottom w:val="single" w:sz="4" w:space="0" w:color="auto"/>
-          <w:right w:val="single" w:sz="4" w:space="0" w:color="auto"/>
-          <w:insideH w:val="single" w:sz="4" w:space="0" w:color="auto"/>
-          <w:insideV w:val="single" w:sz="4" w:space="0" w:color="auto"/>
-        </w:tblBorders>
-        <w:tblCellMar>
-          <w:top w:w="0" w:type="dxa"/>
-          <w:left w:w="108" w:type="dxa"/>
-          <w:bottom w:w="0" w:type="dxa"/>
-          <w:right w:w="108" w:type="dxa"/>
-        </w:tblCellMar>
-        <w:tblLook w:firstRow="1" w:firstColumn="1" w:noVBand="1"/>
+        <w:tblW w:type="auto" w:w="0"/>
+        <w:tblLook w:firstColumn="1" w:firstRow="1" w:lastColumn="0" w:lastRow="0" w:noHBand="0" w:noVBand="1" w:val="04A0"/>
       </w:tblPr>
       <w:tblGrid>
         <w:gridCol w:w="3120"/>
@@ -6321,31 +3771,13 @@
       <w:tr>
         <w:tc>
           <w:tcPr>
-            <w:tcW w:w="3120" w:type="dxa"/>
-            <w:tcBorders>
-              <w:top w:val="single" w:sz="4" w:space="0" w:color="auto"/>
-              <w:left w:val="single" w:sz="4" w:space="0" w:color="auto"/>
-              <w:bottom w:val="single" w:sz="4" w:space="0" w:color="auto"/>
-              <w:right w:val="single" w:sz="4" w:space="0" w:color="auto"/>
-            </w:tcBorders>
-            <w:tcMar>
-              <w:top w:w="0" w:type="dxa"/>
-              <w:left w:w="108" w:type="dxa"/>
-              <w:bottom w:w="0" w:type="dxa"/>
-              <w:right w:w="108" w:type="dxa"/>
-            </w:tcMar>
+            <w:tcW w:type="dxa" w:w="3120"/>
           </w:tcPr>
           <w:p>
-            <w:pPr>
-              <w:spacing w:after="200" w:line="276" w:lineRule="auto"/>
-            </w:pPr>
             <w:r>
               <w:rPr>
-                <w:rFonts w:ascii="Cambria" w:hAnsi="Cambria" w:eastAsia="ＭＳ 明朝" w:cs="Cambria" w:asciiTheme="minorHAnsi" w:hAnsiTheme="minorHAnsi" w:eastAsiaTheme="minorEastAsia" w:csTheme="minorBidi"/>
                 <w:b/>
-                <w:bCs/>
                 <w:sz w:val="20"/>
-                <w:szCs w:val="22"/>
               </w:rPr>
               <w:t>Field</w:t>
             </w:r>
@@ -6353,31 +3785,13 @@
         </w:tc>
         <w:tc>
           <w:tcPr>
-            <w:tcW w:w="3120" w:type="dxa"/>
-            <w:tcBorders>
-              <w:top w:val="single" w:sz="4" w:space="0" w:color="auto"/>
-              <w:left w:val="single" w:sz="4" w:space="0" w:color="auto"/>
-              <w:bottom w:val="single" w:sz="4" w:space="0" w:color="auto"/>
-              <w:right w:val="single" w:sz="4" w:space="0" w:color="auto"/>
-            </w:tcBorders>
-            <w:tcMar>
-              <w:top w:w="0" w:type="dxa"/>
-              <w:left w:w="108" w:type="dxa"/>
-              <w:bottom w:w="0" w:type="dxa"/>
-              <w:right w:w="108" w:type="dxa"/>
-            </w:tcMar>
+            <w:tcW w:type="dxa" w:w="3120"/>
           </w:tcPr>
           <w:p>
-            <w:pPr>
-              <w:spacing w:after="200" w:line="276" w:lineRule="auto"/>
-            </w:pPr>
             <w:r>
               <w:rPr>
-                <w:rFonts w:ascii="Cambria" w:hAnsi="Cambria" w:eastAsia="ＭＳ 明朝" w:cs="Cambria" w:asciiTheme="minorHAnsi" w:hAnsiTheme="minorHAnsi" w:eastAsiaTheme="minorEastAsia" w:csTheme="minorBidi"/>
                 <w:b/>
-                <w:bCs/>
                 <w:sz w:val="20"/>
-                <w:szCs w:val="22"/>
               </w:rPr>
               <w:t>Type</w:t>
             </w:r>
@@ -6385,31 +3799,13 @@
         </w:tc>
         <w:tc>
           <w:tcPr>
-            <w:tcW w:w="3120" w:type="dxa"/>
-            <w:tcBorders>
-              <w:top w:val="single" w:sz="4" w:space="0" w:color="auto"/>
-              <w:left w:val="single" w:sz="4" w:space="0" w:color="auto"/>
-              <w:bottom w:val="single" w:sz="4" w:space="0" w:color="auto"/>
-              <w:right w:val="single" w:sz="4" w:space="0" w:color="auto"/>
-            </w:tcBorders>
-            <w:tcMar>
-              <w:top w:w="0" w:type="dxa"/>
-              <w:left w:w="108" w:type="dxa"/>
-              <w:bottom w:w="0" w:type="dxa"/>
-              <w:right w:w="108" w:type="dxa"/>
-            </w:tcMar>
+            <w:tcW w:type="dxa" w:w="3120"/>
           </w:tcPr>
           <w:p>
-            <w:pPr>
-              <w:spacing w:after="200" w:line="276" w:lineRule="auto"/>
-            </w:pPr>
             <w:r>
               <w:rPr>
-                <w:rFonts w:ascii="Cambria" w:hAnsi="Cambria" w:eastAsia="ＭＳ 明朝" w:cs="Cambria" w:asciiTheme="minorHAnsi" w:hAnsiTheme="minorHAnsi" w:eastAsiaTheme="minorEastAsia" w:csTheme="minorBidi"/>
                 <w:b/>
-                <w:bCs/>
                 <w:sz w:val="20"/>
-                <w:szCs w:val="22"/>
               </w:rPr>
               <w:t>Description</w:t>
             </w:r>
@@ -6419,29 +3815,12 @@
       <w:tr>
         <w:tc>
           <w:tcPr>
-            <w:tcW w:w="3120" w:type="dxa"/>
-            <w:tcBorders>
-              <w:top w:val="single" w:sz="4" w:space="0" w:color="auto"/>
-              <w:left w:val="single" w:sz="4" w:space="0" w:color="auto"/>
-              <w:bottom w:val="single" w:sz="4" w:space="0" w:color="auto"/>
-              <w:right w:val="single" w:sz="4" w:space="0" w:color="auto"/>
-            </w:tcBorders>
-            <w:tcMar>
-              <w:top w:w="0" w:type="dxa"/>
-              <w:left w:w="108" w:type="dxa"/>
-              <w:bottom w:w="0" w:type="dxa"/>
-              <w:right w:w="108" w:type="dxa"/>
-            </w:tcMar>
+            <w:tcW w:type="dxa" w:w="3120"/>
           </w:tcPr>
           <w:p>
-            <w:pPr>
-              <w:spacing w:after="200" w:line="276" w:lineRule="auto"/>
-            </w:pPr>
             <w:r>
               <w:rPr>
-                <w:rFonts w:ascii="Cambria" w:hAnsi="Cambria" w:eastAsia="ＭＳ 明朝" w:cs="Cambria" w:asciiTheme="minorHAnsi" w:hAnsiTheme="minorHAnsi" w:eastAsiaTheme="minorEastAsia" w:csTheme="minorBidi"/>
                 <w:sz w:val="20"/>
-                <w:szCs w:val="22"/>
               </w:rPr>
               <w:t>answer</w:t>
             </w:r>
@@ -6449,29 +3828,12 @@
         </w:tc>
         <w:tc>
           <w:tcPr>
-            <w:tcW w:w="3120" w:type="dxa"/>
-            <w:tcBorders>
-              <w:top w:val="single" w:sz="4" w:space="0" w:color="auto"/>
-              <w:left w:val="single" w:sz="4" w:space="0" w:color="auto"/>
-              <w:bottom w:val="single" w:sz="4" w:space="0" w:color="auto"/>
-              <w:right w:val="single" w:sz="4" w:space="0" w:color="auto"/>
-            </w:tcBorders>
-            <w:tcMar>
-              <w:top w:w="0" w:type="dxa"/>
-              <w:left w:w="108" w:type="dxa"/>
-              <w:bottom w:w="0" w:type="dxa"/>
-              <w:right w:w="108" w:type="dxa"/>
-            </w:tcMar>
+            <w:tcW w:type="dxa" w:w="3120"/>
           </w:tcPr>
           <w:p>
-            <w:pPr>
-              <w:spacing w:after="200" w:line="276" w:lineRule="auto"/>
-            </w:pPr>
             <w:r>
               <w:rPr>
-                <w:rFonts w:ascii="Cambria" w:hAnsi="Cambria" w:eastAsia="ＭＳ 明朝" w:cs="Cambria" w:asciiTheme="minorHAnsi" w:hAnsiTheme="minorHAnsi" w:eastAsiaTheme="minorEastAsia" w:csTheme="minorBidi"/>
                 <w:sz w:val="20"/>
-                <w:szCs w:val="22"/>
               </w:rPr>
               <w:t>string</w:t>
             </w:r>
@@ -6479,29 +3841,12 @@
         </w:tc>
         <w:tc>
           <w:tcPr>
-            <w:tcW w:w="3120" w:type="dxa"/>
-            <w:tcBorders>
-              <w:top w:val="single" w:sz="4" w:space="0" w:color="auto"/>
-              <w:left w:val="single" w:sz="4" w:space="0" w:color="auto"/>
-              <w:bottom w:val="single" w:sz="4" w:space="0" w:color="auto"/>
-              <w:right w:val="single" w:sz="4" w:space="0" w:color="auto"/>
-            </w:tcBorders>
-            <w:tcMar>
-              <w:top w:w="0" w:type="dxa"/>
-              <w:left w:w="108" w:type="dxa"/>
-              <w:bottom w:w="0" w:type="dxa"/>
-              <w:right w:w="108" w:type="dxa"/>
-            </w:tcMar>
+            <w:tcW w:type="dxa" w:w="3120"/>
           </w:tcPr>
           <w:p>
-            <w:pPr>
-              <w:spacing w:after="200" w:line="276" w:lineRule="auto"/>
-            </w:pPr>
             <w:r>
               <w:rPr>
-                <w:rFonts w:ascii="Cambria" w:hAnsi="Cambria" w:eastAsia="ＭＳ 明朝" w:cs="Cambria" w:asciiTheme="minorHAnsi" w:hAnsiTheme="minorHAnsi" w:eastAsiaTheme="minorEastAsia" w:csTheme="minorBidi"/>
                 <w:sz w:val="20"/>
-                <w:szCs w:val="22"/>
               </w:rPr>
               <w:t>Assistant prose</w:t>
             </w:r>
@@ -6511,29 +3856,12 @@
       <w:tr>
         <w:tc>
           <w:tcPr>
-            <w:tcW w:w="3120" w:type="dxa"/>
-            <w:tcBorders>
-              <w:top w:val="single" w:sz="4" w:space="0" w:color="auto"/>
-              <w:left w:val="single" w:sz="4" w:space="0" w:color="auto"/>
-              <w:bottom w:val="single" w:sz="4" w:space="0" w:color="auto"/>
-              <w:right w:val="single" w:sz="4" w:space="0" w:color="auto"/>
-            </w:tcBorders>
-            <w:tcMar>
-              <w:top w:w="0" w:type="dxa"/>
-              <w:left w:w="108" w:type="dxa"/>
-              <w:bottom w:w="0" w:type="dxa"/>
-              <w:right w:w="108" w:type="dxa"/>
-            </w:tcMar>
+            <w:tcW w:type="dxa" w:w="3120"/>
           </w:tcPr>
           <w:p>
-            <w:pPr>
-              <w:spacing w:after="200" w:line="276" w:lineRule="auto"/>
-            </w:pPr>
             <w:r>
               <w:rPr>
-                <w:rFonts w:ascii="Cambria" w:hAnsi="Cambria" w:eastAsia="ＭＳ 明朝" w:cs="Cambria" w:asciiTheme="minorHAnsi" w:hAnsiTheme="minorHAnsi" w:eastAsiaTheme="minorEastAsia" w:csTheme="minorBidi"/>
                 <w:sz w:val="20"/>
-                <w:szCs w:val="22"/>
               </w:rPr>
               <w:t>acf</w:t>
             </w:r>
@@ -6541,29 +3869,12 @@
         </w:tc>
         <w:tc>
           <w:tcPr>
-            <w:tcW w:w="3120" w:type="dxa"/>
-            <w:tcBorders>
-              <w:top w:val="single" w:sz="4" w:space="0" w:color="auto"/>
-              <w:left w:val="single" w:sz="4" w:space="0" w:color="auto"/>
-              <w:bottom w:val="single" w:sz="4" w:space="0" w:color="auto"/>
-              <w:right w:val="single" w:sz="4" w:space="0" w:color="auto"/>
-            </w:tcBorders>
-            <w:tcMar>
-              <w:top w:w="0" w:type="dxa"/>
-              <w:left w:w="108" w:type="dxa"/>
-              <w:bottom w:w="0" w:type="dxa"/>
-              <w:right w:w="108" w:type="dxa"/>
-            </w:tcMar>
+            <w:tcW w:type="dxa" w:w="3120"/>
           </w:tcPr>
           <w:p>
-            <w:pPr>
-              <w:spacing w:after="200" w:line="276" w:lineRule="auto"/>
-            </w:pPr>
             <w:r>
               <w:rPr>
-                <w:rFonts w:ascii="Cambria" w:hAnsi="Cambria" w:eastAsia="ＭＳ 明朝" w:cs="Cambria" w:asciiTheme="minorHAnsi" w:hAnsiTheme="minorHAnsi" w:eastAsiaTheme="minorEastAsia" w:csTheme="minorBidi"/>
                 <w:sz w:val="20"/>
-                <w:szCs w:val="22"/>
               </w:rPr>
               <w:t>ACFSignal</w:t>
             </w:r>
@@ -6571,29 +3882,12 @@
         </w:tc>
         <w:tc>
           <w:tcPr>
-            <w:tcW w:w="3120" w:type="dxa"/>
-            <w:tcBorders>
-              <w:top w:val="single" w:sz="4" w:space="0" w:color="auto"/>
-              <w:left w:val="single" w:sz="4" w:space="0" w:color="auto"/>
-              <w:bottom w:val="single" w:sz="4" w:space="0" w:color="auto"/>
-              <w:right w:val="single" w:sz="4" w:space="0" w:color="auto"/>
-            </w:tcBorders>
-            <w:tcMar>
-              <w:top w:w="0" w:type="dxa"/>
-              <w:left w:w="108" w:type="dxa"/>
-              <w:bottom w:w="0" w:type="dxa"/>
-              <w:right w:w="108" w:type="dxa"/>
-            </w:tcMar>
+            <w:tcW w:type="dxa" w:w="3120"/>
           </w:tcPr>
           <w:p>
-            <w:pPr>
-              <w:spacing w:after="200" w:line="276" w:lineRule="auto"/>
-            </w:pPr>
             <w:r>
               <w:rPr>
-                <w:rFonts w:ascii="Cambria" w:hAnsi="Cambria" w:eastAsia="ＭＳ 明朝" w:cs="Cambria" w:asciiTheme="minorHAnsi" w:hAnsiTheme="minorHAnsi" w:eastAsiaTheme="minorEastAsia" w:csTheme="minorBidi"/>
                 <w:sz w:val="20"/>
-                <w:szCs w:val="22"/>
               </w:rPr>
               <w:t>Confidence signal</w:t>
             </w:r>
@@ -6603,29 +3897,12 @@
       <w:tr>
         <w:tc>
           <w:tcPr>
-            <w:tcW w:w="3120" w:type="dxa"/>
-            <w:tcBorders>
-              <w:top w:val="single" w:sz="4" w:space="0" w:color="auto"/>
-              <w:left w:val="single" w:sz="4" w:space="0" w:color="auto"/>
-              <w:bottom w:val="single" w:sz="4" w:space="0" w:color="auto"/>
-              <w:right w:val="single" w:sz="4" w:space="0" w:color="auto"/>
-            </w:tcBorders>
-            <w:tcMar>
-              <w:top w:w="0" w:type="dxa"/>
-              <w:left w:w="108" w:type="dxa"/>
-              <w:bottom w:w="0" w:type="dxa"/>
-              <w:right w:w="108" w:type="dxa"/>
-            </w:tcMar>
+            <w:tcW w:type="dxa" w:w="3120"/>
           </w:tcPr>
           <w:p>
-            <w:pPr>
-              <w:spacing w:after="200" w:line="276" w:lineRule="auto"/>
-            </w:pPr>
             <w:r>
               <w:rPr>
-                <w:rFonts w:ascii="Cambria" w:hAnsi="Cambria" w:eastAsia="ＭＳ 明朝" w:cs="Cambria" w:asciiTheme="minorHAnsi" w:hAnsiTheme="minorHAnsi" w:eastAsiaTheme="minorEastAsia" w:csTheme="minorBidi"/>
                 <w:sz w:val="20"/>
-                <w:szCs w:val="22"/>
               </w:rPr>
               <w:t>session_id</w:t>
             </w:r>
@@ -6633,29 +3910,12 @@
         </w:tc>
         <w:tc>
           <w:tcPr>
-            <w:tcW w:w="3120" w:type="dxa"/>
-            <w:tcBorders>
-              <w:top w:val="single" w:sz="4" w:space="0" w:color="auto"/>
-              <w:left w:val="single" w:sz="4" w:space="0" w:color="auto"/>
-              <w:bottom w:val="single" w:sz="4" w:space="0" w:color="auto"/>
-              <w:right w:val="single" w:sz="4" w:space="0" w:color="auto"/>
-            </w:tcBorders>
-            <w:tcMar>
-              <w:top w:w="0" w:type="dxa"/>
-              <w:left w:w="108" w:type="dxa"/>
-              <w:bottom w:w="0" w:type="dxa"/>
-              <w:right w:w="108" w:type="dxa"/>
-            </w:tcMar>
+            <w:tcW w:type="dxa" w:w="3120"/>
           </w:tcPr>
           <w:p>
-            <w:pPr>
-              <w:spacing w:after="200" w:line="276" w:lineRule="auto"/>
-            </w:pPr>
             <w:r>
               <w:rPr>
-                <w:rFonts w:ascii="Cambria" w:hAnsi="Cambria" w:eastAsia="ＭＳ 明朝" w:cs="Cambria" w:asciiTheme="minorHAnsi" w:hAnsiTheme="minorHAnsi" w:eastAsiaTheme="minorEastAsia" w:csTheme="minorBidi"/>
                 <w:sz w:val="20"/>
-                <w:szCs w:val="22"/>
               </w:rPr>
               <w:t>string</w:t>
             </w:r>
@@ -6663,29 +3923,12 @@
         </w:tc>
         <w:tc>
           <w:tcPr>
-            <w:tcW w:w="3120" w:type="dxa"/>
-            <w:tcBorders>
-              <w:top w:val="single" w:sz="4" w:space="0" w:color="auto"/>
-              <w:left w:val="single" w:sz="4" w:space="0" w:color="auto"/>
-              <w:bottom w:val="single" w:sz="4" w:space="0" w:color="auto"/>
-              <w:right w:val="single" w:sz="4" w:space="0" w:color="auto"/>
-            </w:tcBorders>
-            <w:tcMar>
-              <w:top w:w="0" w:type="dxa"/>
-              <w:left w:w="108" w:type="dxa"/>
-              <w:bottom w:w="0" w:type="dxa"/>
-              <w:right w:w="108" w:type="dxa"/>
-            </w:tcMar>
+            <w:tcW w:type="dxa" w:w="3120"/>
           </w:tcPr>
           <w:p>
-            <w:pPr>
-              <w:spacing w:after="200" w:line="276" w:lineRule="auto"/>
-            </w:pPr>
             <w:r>
               <w:rPr>
-                <w:rFonts w:ascii="Cambria" w:hAnsi="Cambria" w:eastAsia="ＭＳ 明朝" w:cs="Cambria" w:asciiTheme="minorHAnsi" w:hAnsiTheme="minorHAnsi" w:eastAsiaTheme="minorEastAsia" w:csTheme="minorBidi"/>
                 <w:sz w:val="20"/>
-                <w:szCs w:val="22"/>
               </w:rPr>
               <w:t>Reuse for next turn</w:t>
             </w:r>
@@ -6693,36 +3936,20 @@
         </w:tc>
       </w:tr>
     </w:tbl>
-    <w:p>
-      <w:pPr>
-        <w:spacing w:after="200" w:line="276" w:lineRule="auto"/>
-      </w:pPr>
-    </w:p>
+    <w:p/>
     <w:p>
       <w:pPr>
         <w:pStyle w:val="Heading2"/>
       </w:pPr>
       <w:r>
-        <w:rPr>
-          <w:rFonts w:ascii="Calibri" w:hAnsi="Calibri" w:eastAsia="ＭＳ ゴシック" w:cs="Calibri" w:asciiTheme="majorHAnsi" w:hAnsiTheme="majorHAnsi" w:eastAsiaTheme="majorEastAsia" w:csTheme="majorBidi"/>
-          <w:b/>
-          <w:bCs/>
-          <w:color w:val="4F81BD" w:themeColor="accent1"/>
-          <w:sz w:val="26"/>
-          <w:szCs w:val="26"/>
-        </w:rPr>
         <w:t>DELETE /session/{session_id}</w:t>
       </w:r>
     </w:p>
     <w:p>
-      <w:pPr>
-        <w:spacing w:after="200" w:line="276" w:lineRule="auto"/>
-      </w:pPr>
       <w:r>
         <w:rPr>
-          <w:rFonts w:ascii="Cambria" w:hAnsi="Cambria" w:eastAsia="ＭＳ 明朝" w:cs="Cambria" w:asciiTheme="minorHAnsi" w:hAnsiTheme="minorHAnsi" w:eastAsiaTheme="minorEastAsia" w:csTheme="minorBidi"/>
+          <w:b w:val="0"/>
           <w:sz w:val="22"/>
-          <w:szCs w:val="22"/>
         </w:rPr>
         <w:t>Delete server-side conversation memory (new chat / logout).</w:t>
       </w:r>
@@ -6732,36 +3959,14 @@
         <w:pStyle w:val="Heading3"/>
       </w:pPr>
       <w:r>
-        <w:rPr>
-          <w:rFonts w:ascii="Calibri" w:hAnsi="Calibri" w:eastAsia="ＭＳ ゴシック" w:cs="Calibri" w:asciiTheme="majorHAnsi" w:hAnsiTheme="majorHAnsi" w:eastAsiaTheme="majorEastAsia" w:csTheme="majorBidi"/>
-          <w:b/>
-          <w:bCs/>
-          <w:color w:val="4F81BD" w:themeColor="accent1"/>
-          <w:sz w:val="22"/>
-          <w:szCs w:val="22"/>
-        </w:rPr>
         <w:t>Errors</w:t>
       </w:r>
     </w:p>
     <w:tbl>
       <w:tblPr>
         <w:tblStyle w:val="TableGrid"/>
-        <w:tblW w:w="0" w:type="auto"/>
-        <w:tblBorders>
-          <w:top w:val="single" w:sz="4" w:space="0" w:color="auto"/>
-          <w:left w:val="single" w:sz="4" w:space="0" w:color="auto"/>
-          <w:bottom w:val="single" w:sz="4" w:space="0" w:color="auto"/>
-          <w:right w:val="single" w:sz="4" w:space="0" w:color="auto"/>
-          <w:insideH w:val="single" w:sz="4" w:space="0" w:color="auto"/>
-          <w:insideV w:val="single" w:sz="4" w:space="0" w:color="auto"/>
-        </w:tblBorders>
-        <w:tblCellMar>
-          <w:top w:w="0" w:type="dxa"/>
-          <w:left w:w="108" w:type="dxa"/>
-          <w:bottom w:w="0" w:type="dxa"/>
-          <w:right w:w="108" w:type="dxa"/>
-        </w:tblCellMar>
-        <w:tblLook w:firstRow="1" w:firstColumn="1" w:noVBand="1"/>
+        <w:tblW w:type="auto" w:w="0"/>
+        <w:tblLook w:firstColumn="1" w:firstRow="1" w:lastColumn="0" w:lastRow="0" w:noHBand="0" w:noVBand="1" w:val="04A0"/>
       </w:tblPr>
       <w:tblGrid>
         <w:gridCol w:w="4680"/>
@@ -6770,31 +3975,13 @@
       <w:tr>
         <w:tc>
           <w:tcPr>
-            <w:tcW w:w="4680" w:type="dxa"/>
-            <w:tcBorders>
-              <w:top w:val="single" w:sz="4" w:space="0" w:color="auto"/>
-              <w:left w:val="single" w:sz="4" w:space="0" w:color="auto"/>
-              <w:bottom w:val="single" w:sz="4" w:space="0" w:color="auto"/>
-              <w:right w:val="single" w:sz="4" w:space="0" w:color="auto"/>
-            </w:tcBorders>
-            <w:tcMar>
-              <w:top w:w="0" w:type="dxa"/>
-              <w:left w:w="108" w:type="dxa"/>
-              <w:bottom w:w="0" w:type="dxa"/>
-              <w:right w:w="108" w:type="dxa"/>
-            </w:tcMar>
+            <w:tcW w:type="dxa" w:w="4680"/>
           </w:tcPr>
           <w:p>
-            <w:pPr>
-              <w:spacing w:after="200" w:line="276" w:lineRule="auto"/>
-            </w:pPr>
             <w:r>
               <w:rPr>
-                <w:rFonts w:ascii="Cambria" w:hAnsi="Cambria" w:eastAsia="ＭＳ 明朝" w:cs="Cambria" w:asciiTheme="minorHAnsi" w:hAnsiTheme="minorHAnsi" w:eastAsiaTheme="minorEastAsia" w:csTheme="minorBidi"/>
                 <w:b/>
-                <w:bCs/>
                 <w:sz w:val="20"/>
-                <w:szCs w:val="22"/>
               </w:rPr>
               <w:t>Status</w:t>
             </w:r>
@@ -6802,31 +3989,13 @@
         </w:tc>
         <w:tc>
           <w:tcPr>
-            <w:tcW w:w="4680" w:type="dxa"/>
-            <w:tcBorders>
-              <w:top w:val="single" w:sz="4" w:space="0" w:color="auto"/>
-              <w:left w:val="single" w:sz="4" w:space="0" w:color="auto"/>
-              <w:bottom w:val="single" w:sz="4" w:space="0" w:color="auto"/>
-              <w:right w:val="single" w:sz="4" w:space="0" w:color="auto"/>
-            </w:tcBorders>
-            <w:tcMar>
-              <w:top w:w="0" w:type="dxa"/>
-              <w:left w:w="108" w:type="dxa"/>
-              <w:bottom w:w="0" w:type="dxa"/>
-              <w:right w:w="108" w:type="dxa"/>
-            </w:tcMar>
+            <w:tcW w:type="dxa" w:w="4680"/>
           </w:tcPr>
           <w:p>
-            <w:pPr>
-              <w:spacing w:after="200" w:line="276" w:lineRule="auto"/>
-            </w:pPr>
             <w:r>
               <w:rPr>
-                <w:rFonts w:ascii="Cambria" w:hAnsi="Cambria" w:eastAsia="ＭＳ 明朝" w:cs="Cambria" w:asciiTheme="minorHAnsi" w:hAnsiTheme="minorHAnsi" w:eastAsiaTheme="minorEastAsia" w:csTheme="minorBidi"/>
                 <w:b/>
-                <w:bCs/>
                 <w:sz w:val="20"/>
-                <w:szCs w:val="22"/>
               </w:rPr>
               <w:t>When</w:t>
             </w:r>
@@ -6836,29 +4005,12 @@
       <w:tr>
         <w:tc>
           <w:tcPr>
-            <w:tcW w:w="4680" w:type="dxa"/>
-            <w:tcBorders>
-              <w:top w:val="single" w:sz="4" w:space="0" w:color="auto"/>
-              <w:left w:val="single" w:sz="4" w:space="0" w:color="auto"/>
-              <w:bottom w:val="single" w:sz="4" w:space="0" w:color="auto"/>
-              <w:right w:val="single" w:sz="4" w:space="0" w:color="auto"/>
-            </w:tcBorders>
-            <w:tcMar>
-              <w:top w:w="0" w:type="dxa"/>
-              <w:left w:w="108" w:type="dxa"/>
-              <w:bottom w:w="0" w:type="dxa"/>
-              <w:right w:w="108" w:type="dxa"/>
-            </w:tcMar>
+            <w:tcW w:type="dxa" w:w="4680"/>
           </w:tcPr>
           <w:p>
-            <w:pPr>
-              <w:spacing w:after="200" w:line="276" w:lineRule="auto"/>
-            </w:pPr>
             <w:r>
               <w:rPr>
-                <w:rFonts w:ascii="Cambria" w:hAnsi="Cambria" w:eastAsia="ＭＳ 明朝" w:cs="Cambria" w:asciiTheme="minorHAnsi" w:hAnsiTheme="minorHAnsi" w:eastAsiaTheme="minorEastAsia" w:csTheme="minorBidi"/>
                 <w:sz w:val="20"/>
-                <w:szCs w:val="22"/>
               </w:rPr>
               <w:t>400</w:t>
             </w:r>
@@ -6866,29 +4018,12 @@
         </w:tc>
         <w:tc>
           <w:tcPr>
-            <w:tcW w:w="4680" w:type="dxa"/>
-            <w:tcBorders>
-              <w:top w:val="single" w:sz="4" w:space="0" w:color="auto"/>
-              <w:left w:val="single" w:sz="4" w:space="0" w:color="auto"/>
-              <w:bottom w:val="single" w:sz="4" w:space="0" w:color="auto"/>
-              <w:right w:val="single" w:sz="4" w:space="0" w:color="auto"/>
-            </w:tcBorders>
-            <w:tcMar>
-              <w:top w:w="0" w:type="dxa"/>
-              <w:left w:w="108" w:type="dxa"/>
-              <w:bottom w:w="0" w:type="dxa"/>
-              <w:right w:w="108" w:type="dxa"/>
-            </w:tcMar>
+            <w:tcW w:type="dxa" w:w="4680"/>
           </w:tcPr>
           <w:p>
-            <w:pPr>
-              <w:spacing w:after="200" w:line="276" w:lineRule="auto"/>
-            </w:pPr>
             <w:r>
               <w:rPr>
-                <w:rFonts w:ascii="Cambria" w:hAnsi="Cambria" w:eastAsia="ＭＳ 明朝" w:cs="Cambria" w:asciiTheme="minorHAnsi" w:hAnsiTheme="minorHAnsi" w:eastAsiaTheme="minorEastAsia" w:csTheme="minorBidi"/>
                 <w:sz w:val="20"/>
-                <w:szCs w:val="22"/>
               </w:rPr>
               <w:t>Empty session_id</w:t>
             </w:r>
@@ -6896,36 +4031,20 @@
         </w:tc>
       </w:tr>
     </w:tbl>
-    <w:p>
-      <w:pPr>
-        <w:spacing w:after="200" w:line="276" w:lineRule="auto"/>
-      </w:pPr>
-    </w:p>
+    <w:p/>
     <w:p>
       <w:pPr>
         <w:pStyle w:val="Heading2"/>
       </w:pPr>
       <w:r>
-        <w:rPr>
-          <w:rFonts w:ascii="Calibri" w:hAnsi="Calibri" w:eastAsia="ＭＳ ゴシック" w:cs="Calibri" w:asciiTheme="majorHAnsi" w:hAnsiTheme="majorHAnsi" w:eastAsiaTheme="majorEastAsia" w:csTheme="majorBidi"/>
-          <w:b/>
-          <w:bCs/>
-          <w:color w:val="4F81BD" w:themeColor="accent1"/>
-          <w:sz w:val="26"/>
-          <w:szCs w:val="26"/>
-        </w:rPr>
         <w:t>POST /feedback</w:t>
       </w:r>
     </w:p>
     <w:p>
-      <w:pPr>
-        <w:spacing w:after="200" w:line="276" w:lineRule="auto"/>
-      </w:pPr>
       <w:r>
         <w:rPr>
-          <w:rFonts w:ascii="Cambria" w:hAnsi="Cambria" w:eastAsia="ＭＳ 明朝" w:cs="Cambria" w:asciiTheme="minorHAnsi" w:hAnsiTheme="minorHAnsi" w:eastAsiaTheme="minorEastAsia" w:csTheme="minorBidi"/>
+          <w:b w:val="0"/>
           <w:sz w:val="22"/>
-          <w:szCs w:val="22"/>
         </w:rPr>
         <w:t>Record thumbs up/down on a Langfuse trace (use langfuse_trace_id from a prior response).</w:t>
       </w:r>
@@ -6935,36 +4054,14 @@
         <w:pStyle w:val="Heading3"/>
       </w:pPr>
       <w:r>
-        <w:rPr>
-          <w:rFonts w:ascii="Calibri" w:hAnsi="Calibri" w:eastAsia="ＭＳ ゴシック" w:cs="Calibri" w:asciiTheme="majorHAnsi" w:hAnsiTheme="majorHAnsi" w:eastAsiaTheme="majorEastAsia" w:csTheme="majorBidi"/>
-          <w:b/>
-          <w:bCs/>
-          <w:color w:val="4F81BD" w:themeColor="accent1"/>
-          <w:sz w:val="22"/>
-          <w:szCs w:val="22"/>
-        </w:rPr>
         <w:t>Request fields</w:t>
       </w:r>
     </w:p>
     <w:tbl>
       <w:tblPr>
         <w:tblStyle w:val="TableGrid"/>
-        <w:tblW w:w="0" w:type="auto"/>
-        <w:tblBorders>
-          <w:top w:val="single" w:sz="4" w:space="0" w:color="auto"/>
-          <w:left w:val="single" w:sz="4" w:space="0" w:color="auto"/>
-          <w:bottom w:val="single" w:sz="4" w:space="0" w:color="auto"/>
-          <w:right w:val="single" w:sz="4" w:space="0" w:color="auto"/>
-          <w:insideH w:val="single" w:sz="4" w:space="0" w:color="auto"/>
-          <w:insideV w:val="single" w:sz="4" w:space="0" w:color="auto"/>
-        </w:tblBorders>
-        <w:tblCellMar>
-          <w:top w:w="0" w:type="dxa"/>
-          <w:left w:w="108" w:type="dxa"/>
-          <w:bottom w:w="0" w:type="dxa"/>
-          <w:right w:w="108" w:type="dxa"/>
-        </w:tblCellMar>
-        <w:tblLook w:firstRow="1" w:firstColumn="1" w:noVBand="1"/>
+        <w:tblW w:type="auto" w:w="0"/>
+        <w:tblLook w:firstColumn="1" w:firstRow="1" w:lastColumn="0" w:lastRow="0" w:noHBand="0" w:noVBand="1" w:val="04A0"/>
       </w:tblPr>
       <w:tblGrid>
         <w:gridCol w:w="2340"/>
@@ -6975,31 +4072,13 @@
       <w:tr>
         <w:tc>
           <w:tcPr>
-            <w:tcW w:w="2340" w:type="dxa"/>
-            <w:tcBorders>
-              <w:top w:val="single" w:sz="4" w:space="0" w:color="auto"/>
-              <w:left w:val="single" w:sz="4" w:space="0" w:color="auto"/>
-              <w:bottom w:val="single" w:sz="4" w:space="0" w:color="auto"/>
-              <w:right w:val="single" w:sz="4" w:space="0" w:color="auto"/>
-            </w:tcBorders>
-            <w:tcMar>
-              <w:top w:w="0" w:type="dxa"/>
-              <w:left w:w="108" w:type="dxa"/>
-              <w:bottom w:w="0" w:type="dxa"/>
-              <w:right w:w="108" w:type="dxa"/>
-            </w:tcMar>
+            <w:tcW w:type="dxa" w:w="2340"/>
           </w:tcPr>
           <w:p>
-            <w:pPr>
-              <w:spacing w:after="200" w:line="276" w:lineRule="auto"/>
-            </w:pPr>
             <w:r>
               <w:rPr>
-                <w:rFonts w:ascii="Cambria" w:hAnsi="Cambria" w:eastAsia="ＭＳ 明朝" w:cs="Cambria" w:asciiTheme="minorHAnsi" w:hAnsiTheme="minorHAnsi" w:eastAsiaTheme="minorEastAsia" w:csTheme="minorBidi"/>
                 <w:b/>
-                <w:bCs/>
                 <w:sz w:val="20"/>
-                <w:szCs w:val="22"/>
               </w:rPr>
               <w:t>Field</w:t>
             </w:r>
@@ -7007,31 +4086,13 @@
         </w:tc>
         <w:tc>
           <w:tcPr>
-            <w:tcW w:w="2340" w:type="dxa"/>
-            <w:tcBorders>
-              <w:top w:val="single" w:sz="4" w:space="0" w:color="auto"/>
-              <w:left w:val="single" w:sz="4" w:space="0" w:color="auto"/>
-              <w:bottom w:val="single" w:sz="4" w:space="0" w:color="auto"/>
-              <w:right w:val="single" w:sz="4" w:space="0" w:color="auto"/>
-            </w:tcBorders>
-            <w:tcMar>
-              <w:top w:w="0" w:type="dxa"/>
-              <w:left w:w="108" w:type="dxa"/>
-              <w:bottom w:w="0" w:type="dxa"/>
-              <w:right w:w="108" w:type="dxa"/>
-            </w:tcMar>
+            <w:tcW w:type="dxa" w:w="2340"/>
           </w:tcPr>
           <w:p>
-            <w:pPr>
-              <w:spacing w:after="200" w:line="276" w:lineRule="auto"/>
-            </w:pPr>
             <w:r>
               <w:rPr>
-                <w:rFonts w:ascii="Cambria" w:hAnsi="Cambria" w:eastAsia="ＭＳ 明朝" w:cs="Cambria" w:asciiTheme="minorHAnsi" w:hAnsiTheme="minorHAnsi" w:eastAsiaTheme="minorEastAsia" w:csTheme="minorBidi"/>
                 <w:b/>
-                <w:bCs/>
                 <w:sz w:val="20"/>
-                <w:szCs w:val="22"/>
               </w:rPr>
               <w:t>Type</w:t>
             </w:r>
@@ -7039,31 +4100,13 @@
         </w:tc>
         <w:tc>
           <w:tcPr>
-            <w:tcW w:w="2340" w:type="dxa"/>
-            <w:tcBorders>
-              <w:top w:val="single" w:sz="4" w:space="0" w:color="auto"/>
-              <w:left w:val="single" w:sz="4" w:space="0" w:color="auto"/>
-              <w:bottom w:val="single" w:sz="4" w:space="0" w:color="auto"/>
-              <w:right w:val="single" w:sz="4" w:space="0" w:color="auto"/>
-            </w:tcBorders>
-            <w:tcMar>
-              <w:top w:w="0" w:type="dxa"/>
-              <w:left w:w="108" w:type="dxa"/>
-              <w:bottom w:w="0" w:type="dxa"/>
-              <w:right w:w="108" w:type="dxa"/>
-            </w:tcMar>
+            <w:tcW w:type="dxa" w:w="2340"/>
           </w:tcPr>
           <w:p>
-            <w:pPr>
-              <w:spacing w:after="200" w:line="276" w:lineRule="auto"/>
-            </w:pPr>
             <w:r>
               <w:rPr>
-                <w:rFonts w:ascii="Cambria" w:hAnsi="Cambria" w:eastAsia="ＭＳ 明朝" w:cs="Cambria" w:asciiTheme="minorHAnsi" w:hAnsiTheme="minorHAnsi" w:eastAsiaTheme="minorEastAsia" w:csTheme="minorBidi"/>
                 <w:b/>
-                <w:bCs/>
                 <w:sz w:val="20"/>
-                <w:szCs w:val="22"/>
               </w:rPr>
               <w:t>Required</w:t>
             </w:r>
@@ -7071,31 +4114,13 @@
         </w:tc>
         <w:tc>
           <w:tcPr>
-            <w:tcW w:w="2340" w:type="dxa"/>
-            <w:tcBorders>
-              <w:top w:val="single" w:sz="4" w:space="0" w:color="auto"/>
-              <w:left w:val="single" w:sz="4" w:space="0" w:color="auto"/>
-              <w:bottom w:val="single" w:sz="4" w:space="0" w:color="auto"/>
-              <w:right w:val="single" w:sz="4" w:space="0" w:color="auto"/>
-            </w:tcBorders>
-            <w:tcMar>
-              <w:top w:w="0" w:type="dxa"/>
-              <w:left w:w="108" w:type="dxa"/>
-              <w:bottom w:w="0" w:type="dxa"/>
-              <w:right w:w="108" w:type="dxa"/>
-            </w:tcMar>
+            <w:tcW w:type="dxa" w:w="2340"/>
           </w:tcPr>
           <w:p>
-            <w:pPr>
-              <w:spacing w:after="200" w:line="276" w:lineRule="auto"/>
-            </w:pPr>
             <w:r>
               <w:rPr>
-                <w:rFonts w:ascii="Cambria" w:hAnsi="Cambria" w:eastAsia="ＭＳ 明朝" w:cs="Cambria" w:asciiTheme="minorHAnsi" w:hAnsiTheme="minorHAnsi" w:eastAsiaTheme="minorEastAsia" w:csTheme="minorBidi"/>
                 <w:b/>
-                <w:bCs/>
                 <w:sz w:val="20"/>
-                <w:szCs w:val="22"/>
               </w:rPr>
               <w:t>Description</w:t>
             </w:r>
@@ -7105,29 +4130,12 @@
       <w:tr>
         <w:tc>
           <w:tcPr>
-            <w:tcW w:w="2340" w:type="dxa"/>
-            <w:tcBorders>
-              <w:top w:val="single" w:sz="4" w:space="0" w:color="auto"/>
-              <w:left w:val="single" w:sz="4" w:space="0" w:color="auto"/>
-              <w:bottom w:val="single" w:sz="4" w:space="0" w:color="auto"/>
-              <w:right w:val="single" w:sz="4" w:space="0" w:color="auto"/>
-            </w:tcBorders>
-            <w:tcMar>
-              <w:top w:w="0" w:type="dxa"/>
-              <w:left w:w="108" w:type="dxa"/>
-              <w:bottom w:w="0" w:type="dxa"/>
-              <w:right w:w="108" w:type="dxa"/>
-            </w:tcMar>
+            <w:tcW w:type="dxa" w:w="2340"/>
           </w:tcPr>
           <w:p>
-            <w:pPr>
-              <w:spacing w:after="200" w:line="276" w:lineRule="auto"/>
-            </w:pPr>
             <w:r>
               <w:rPr>
-                <w:rFonts w:ascii="Cambria" w:hAnsi="Cambria" w:eastAsia="ＭＳ 明朝" w:cs="Cambria" w:asciiTheme="minorHAnsi" w:hAnsiTheme="minorHAnsi" w:eastAsiaTheme="minorEastAsia" w:csTheme="minorBidi"/>
                 <w:sz w:val="20"/>
-                <w:szCs w:val="22"/>
               </w:rPr>
               <w:t>trace_id</w:t>
             </w:r>
@@ -7135,29 +4143,12 @@
         </w:tc>
         <w:tc>
           <w:tcPr>
-            <w:tcW w:w="2340" w:type="dxa"/>
-            <w:tcBorders>
-              <w:top w:val="single" w:sz="4" w:space="0" w:color="auto"/>
-              <w:left w:val="single" w:sz="4" w:space="0" w:color="auto"/>
-              <w:bottom w:val="single" w:sz="4" w:space="0" w:color="auto"/>
-              <w:right w:val="single" w:sz="4" w:space="0" w:color="auto"/>
-            </w:tcBorders>
-            <w:tcMar>
-              <w:top w:w="0" w:type="dxa"/>
-              <w:left w:w="108" w:type="dxa"/>
-              <w:bottom w:w="0" w:type="dxa"/>
-              <w:right w:w="108" w:type="dxa"/>
-            </w:tcMar>
+            <w:tcW w:type="dxa" w:w="2340"/>
           </w:tcPr>
           <w:p>
-            <w:pPr>
-              <w:spacing w:after="200" w:line="276" w:lineRule="auto"/>
-            </w:pPr>
             <w:r>
               <w:rPr>
-                <w:rFonts w:ascii="Cambria" w:hAnsi="Cambria" w:eastAsia="ＭＳ 明朝" w:cs="Cambria" w:asciiTheme="minorHAnsi" w:hAnsiTheme="minorHAnsi" w:eastAsiaTheme="minorEastAsia" w:csTheme="minorBidi"/>
                 <w:sz w:val="20"/>
-                <w:szCs w:val="22"/>
               </w:rPr>
               <w:t>string</w:t>
             </w:r>
@@ -7165,29 +4156,12 @@
         </w:tc>
         <w:tc>
           <w:tcPr>
-            <w:tcW w:w="2340" w:type="dxa"/>
-            <w:tcBorders>
-              <w:top w:val="single" w:sz="4" w:space="0" w:color="auto"/>
-              <w:left w:val="single" w:sz="4" w:space="0" w:color="auto"/>
-              <w:bottom w:val="single" w:sz="4" w:space="0" w:color="auto"/>
-              <w:right w:val="single" w:sz="4" w:space="0" w:color="auto"/>
-            </w:tcBorders>
-            <w:tcMar>
-              <w:top w:w="0" w:type="dxa"/>
-              <w:left w:w="108" w:type="dxa"/>
-              <w:bottom w:w="0" w:type="dxa"/>
-              <w:right w:w="108" w:type="dxa"/>
-            </w:tcMar>
+            <w:tcW w:type="dxa" w:w="2340"/>
           </w:tcPr>
           <w:p>
-            <w:pPr>
-              <w:spacing w:after="200" w:line="276" w:lineRule="auto"/>
-            </w:pPr>
             <w:r>
               <w:rPr>
-                <w:rFonts w:ascii="Cambria" w:hAnsi="Cambria" w:eastAsia="ＭＳ 明朝" w:cs="Cambria" w:asciiTheme="minorHAnsi" w:hAnsiTheme="minorHAnsi" w:eastAsiaTheme="minorEastAsia" w:csTheme="minorBidi"/>
                 <w:sz w:val="20"/>
-                <w:szCs w:val="22"/>
               </w:rPr>
               <w:t>Yes</w:t>
             </w:r>
@@ -7195,29 +4169,12 @@
         </w:tc>
         <w:tc>
           <w:tcPr>
-            <w:tcW w:w="2340" w:type="dxa"/>
-            <w:tcBorders>
-              <w:top w:val="single" w:sz="4" w:space="0" w:color="auto"/>
-              <w:left w:val="single" w:sz="4" w:space="0" w:color="auto"/>
-              <w:bottom w:val="single" w:sz="4" w:space="0" w:color="auto"/>
-              <w:right w:val="single" w:sz="4" w:space="0" w:color="auto"/>
-            </w:tcBorders>
-            <w:tcMar>
-              <w:top w:w="0" w:type="dxa"/>
-              <w:left w:w="108" w:type="dxa"/>
-              <w:bottom w:w="0" w:type="dxa"/>
-              <w:right w:w="108" w:type="dxa"/>
-            </w:tcMar>
+            <w:tcW w:type="dxa" w:w="2340"/>
           </w:tcPr>
           <w:p>
-            <w:pPr>
-              <w:spacing w:after="200" w:line="276" w:lineRule="auto"/>
-            </w:pPr>
             <w:r>
               <w:rPr>
-                <w:rFonts w:ascii="Cambria" w:hAnsi="Cambria" w:eastAsia="ＭＳ 明朝" w:cs="Cambria" w:asciiTheme="minorHAnsi" w:hAnsiTheme="minorHAnsi" w:eastAsiaTheme="minorEastAsia" w:csTheme="minorBidi"/>
                 <w:sz w:val="20"/>
-                <w:szCs w:val="22"/>
               </w:rPr>
               <w:t>langfuse_trace_id from QueryResponse</w:t>
             </w:r>
@@ -7227,29 +4184,12 @@
       <w:tr>
         <w:tc>
           <w:tcPr>
-            <w:tcW w:w="2340" w:type="dxa"/>
-            <w:tcBorders>
-              <w:top w:val="single" w:sz="4" w:space="0" w:color="auto"/>
-              <w:left w:val="single" w:sz="4" w:space="0" w:color="auto"/>
-              <w:bottom w:val="single" w:sz="4" w:space="0" w:color="auto"/>
-              <w:right w:val="single" w:sz="4" w:space="0" w:color="auto"/>
-            </w:tcBorders>
-            <w:tcMar>
-              <w:top w:w="0" w:type="dxa"/>
-              <w:left w:w="108" w:type="dxa"/>
-              <w:bottom w:w="0" w:type="dxa"/>
-              <w:right w:w="108" w:type="dxa"/>
-            </w:tcMar>
+            <w:tcW w:type="dxa" w:w="2340"/>
           </w:tcPr>
           <w:p>
-            <w:pPr>
-              <w:spacing w:after="200" w:line="276" w:lineRule="auto"/>
-            </w:pPr>
             <w:r>
               <w:rPr>
-                <w:rFonts w:ascii="Cambria" w:hAnsi="Cambria" w:eastAsia="ＭＳ 明朝" w:cs="Cambria" w:asciiTheme="minorHAnsi" w:hAnsiTheme="minorHAnsi" w:eastAsiaTheme="minorEastAsia" w:csTheme="minorBidi"/>
                 <w:sz w:val="20"/>
-                <w:szCs w:val="22"/>
               </w:rPr>
               <w:t>score</w:t>
             </w:r>
@@ -7257,29 +4197,12 @@
         </w:tc>
         <w:tc>
           <w:tcPr>
-            <w:tcW w:w="2340" w:type="dxa"/>
-            <w:tcBorders>
-              <w:top w:val="single" w:sz="4" w:space="0" w:color="auto"/>
-              <w:left w:val="single" w:sz="4" w:space="0" w:color="auto"/>
-              <w:bottom w:val="single" w:sz="4" w:space="0" w:color="auto"/>
-              <w:right w:val="single" w:sz="4" w:space="0" w:color="auto"/>
-            </w:tcBorders>
-            <w:tcMar>
-              <w:top w:w="0" w:type="dxa"/>
-              <w:left w:w="108" w:type="dxa"/>
-              <w:bottom w:w="0" w:type="dxa"/>
-              <w:right w:w="108" w:type="dxa"/>
-            </w:tcMar>
+            <w:tcW w:type="dxa" w:w="2340"/>
           </w:tcPr>
           <w:p>
-            <w:pPr>
-              <w:spacing w:after="200" w:line="276" w:lineRule="auto"/>
-            </w:pPr>
             <w:r>
               <w:rPr>
-                <w:rFonts w:ascii="Cambria" w:hAnsi="Cambria" w:eastAsia="ＭＳ 明朝" w:cs="Cambria" w:asciiTheme="minorHAnsi" w:hAnsiTheme="minorHAnsi" w:eastAsiaTheme="minorEastAsia" w:csTheme="minorBidi"/>
                 <w:sz w:val="20"/>
-                <w:szCs w:val="22"/>
               </w:rPr>
               <w:t>number</w:t>
             </w:r>
@@ -7287,29 +4210,12 @@
         </w:tc>
         <w:tc>
           <w:tcPr>
-            <w:tcW w:w="2340" w:type="dxa"/>
-            <w:tcBorders>
-              <w:top w:val="single" w:sz="4" w:space="0" w:color="auto"/>
-              <w:left w:val="single" w:sz="4" w:space="0" w:color="auto"/>
-              <w:bottom w:val="single" w:sz="4" w:space="0" w:color="auto"/>
-              <w:right w:val="single" w:sz="4" w:space="0" w:color="auto"/>
-            </w:tcBorders>
-            <w:tcMar>
-              <w:top w:w="0" w:type="dxa"/>
-              <w:left w:w="108" w:type="dxa"/>
-              <w:bottom w:w="0" w:type="dxa"/>
-              <w:right w:w="108" w:type="dxa"/>
-            </w:tcMar>
+            <w:tcW w:type="dxa" w:w="2340"/>
           </w:tcPr>
           <w:p>
-            <w:pPr>
-              <w:spacing w:after="200" w:line="276" w:lineRule="auto"/>
-            </w:pPr>
             <w:r>
               <w:rPr>
-                <w:rFonts w:ascii="Cambria" w:hAnsi="Cambria" w:eastAsia="ＭＳ 明朝" w:cs="Cambria" w:asciiTheme="minorHAnsi" w:hAnsiTheme="minorHAnsi" w:eastAsiaTheme="minorEastAsia" w:csTheme="minorBidi"/>
                 <w:sz w:val="20"/>
-                <w:szCs w:val="22"/>
               </w:rPr>
               <w:t>Yes</w:t>
             </w:r>
@@ -7317,29 +4223,12 @@
         </w:tc>
         <w:tc>
           <w:tcPr>
-            <w:tcW w:w="2340" w:type="dxa"/>
-            <w:tcBorders>
-              <w:top w:val="single" w:sz="4" w:space="0" w:color="auto"/>
-              <w:left w:val="single" w:sz="4" w:space="0" w:color="auto"/>
-              <w:bottom w:val="single" w:sz="4" w:space="0" w:color="auto"/>
-              <w:right w:val="single" w:sz="4" w:space="0" w:color="auto"/>
-            </w:tcBorders>
-            <w:tcMar>
-              <w:top w:w="0" w:type="dxa"/>
-              <w:left w:w="108" w:type="dxa"/>
-              <w:bottom w:w="0" w:type="dxa"/>
-              <w:right w:w="108" w:type="dxa"/>
-            </w:tcMar>
+            <w:tcW w:type="dxa" w:w="2340"/>
           </w:tcPr>
           <w:p>
-            <w:pPr>
-              <w:spacing w:after="200" w:line="276" w:lineRule="auto"/>
-            </w:pPr>
             <w:r>
               <w:rPr>
-                <w:rFonts w:ascii="Cambria" w:hAnsi="Cambria" w:eastAsia="ＭＳ 明朝" w:cs="Cambria" w:asciiTheme="minorHAnsi" w:hAnsiTheme="minorHAnsi" w:eastAsiaTheme="minorEastAsia" w:csTheme="minorBidi"/>
                 <w:sz w:val="20"/>
-                <w:szCs w:val="22"/>
               </w:rPr>
               <w:t>1.0 = thumbs up, 0.0 = thumbs down</w:t>
             </w:r>
@@ -7349,29 +4238,12 @@
       <w:tr>
         <w:tc>
           <w:tcPr>
-            <w:tcW w:w="2340" w:type="dxa"/>
-            <w:tcBorders>
-              <w:top w:val="single" w:sz="4" w:space="0" w:color="auto"/>
-              <w:left w:val="single" w:sz="4" w:space="0" w:color="auto"/>
-              <w:bottom w:val="single" w:sz="4" w:space="0" w:color="auto"/>
-              <w:right w:val="single" w:sz="4" w:space="0" w:color="auto"/>
-            </w:tcBorders>
-            <w:tcMar>
-              <w:top w:w="0" w:type="dxa"/>
-              <w:left w:w="108" w:type="dxa"/>
-              <w:bottom w:w="0" w:type="dxa"/>
-              <w:right w:w="108" w:type="dxa"/>
-            </w:tcMar>
+            <w:tcW w:type="dxa" w:w="2340"/>
           </w:tcPr>
           <w:p>
-            <w:pPr>
-              <w:spacing w:after="200" w:line="276" w:lineRule="auto"/>
-            </w:pPr>
             <w:r>
               <w:rPr>
-                <w:rFonts w:ascii="Cambria" w:hAnsi="Cambria" w:eastAsia="ＭＳ 明朝" w:cs="Cambria" w:asciiTheme="minorHAnsi" w:hAnsiTheme="minorHAnsi" w:eastAsiaTheme="minorEastAsia" w:csTheme="minorBidi"/>
                 <w:sz w:val="20"/>
-                <w:szCs w:val="22"/>
               </w:rPr>
               <w:t>comment</w:t>
             </w:r>
@@ -7379,29 +4251,12 @@
         </w:tc>
         <w:tc>
           <w:tcPr>
-            <w:tcW w:w="2340" w:type="dxa"/>
-            <w:tcBorders>
-              <w:top w:val="single" w:sz="4" w:space="0" w:color="auto"/>
-              <w:left w:val="single" w:sz="4" w:space="0" w:color="auto"/>
-              <w:bottom w:val="single" w:sz="4" w:space="0" w:color="auto"/>
-              <w:right w:val="single" w:sz="4" w:space="0" w:color="auto"/>
-            </w:tcBorders>
-            <w:tcMar>
-              <w:top w:w="0" w:type="dxa"/>
-              <w:left w:w="108" w:type="dxa"/>
-              <w:bottom w:w="0" w:type="dxa"/>
-              <w:right w:w="108" w:type="dxa"/>
-            </w:tcMar>
+            <w:tcW w:type="dxa" w:w="2340"/>
           </w:tcPr>
           <w:p>
-            <w:pPr>
-              <w:spacing w:after="200" w:line="276" w:lineRule="auto"/>
-            </w:pPr>
             <w:r>
               <w:rPr>
-                <w:rFonts w:ascii="Cambria" w:hAnsi="Cambria" w:eastAsia="ＭＳ 明朝" w:cs="Cambria" w:asciiTheme="minorHAnsi" w:hAnsiTheme="minorHAnsi" w:eastAsiaTheme="minorEastAsia" w:csTheme="minorBidi"/>
                 <w:sz w:val="20"/>
-                <w:szCs w:val="22"/>
               </w:rPr>
               <w:t>string | null</w:t>
             </w:r>
@@ -7409,29 +4264,12 @@
         </w:tc>
         <w:tc>
           <w:tcPr>
-            <w:tcW w:w="2340" w:type="dxa"/>
-            <w:tcBorders>
-              <w:top w:val="single" w:sz="4" w:space="0" w:color="auto"/>
-              <w:left w:val="single" w:sz="4" w:space="0" w:color="auto"/>
-              <w:bottom w:val="single" w:sz="4" w:space="0" w:color="auto"/>
-              <w:right w:val="single" w:sz="4" w:space="0" w:color="auto"/>
-            </w:tcBorders>
-            <w:tcMar>
-              <w:top w:w="0" w:type="dxa"/>
-              <w:left w:w="108" w:type="dxa"/>
-              <w:bottom w:w="0" w:type="dxa"/>
-              <w:right w:w="108" w:type="dxa"/>
-            </w:tcMar>
+            <w:tcW w:type="dxa" w:w="2340"/>
           </w:tcPr>
           <w:p>
-            <w:pPr>
-              <w:spacing w:after="200" w:line="276" w:lineRule="auto"/>
-            </w:pPr>
             <w:r>
               <w:rPr>
-                <w:rFonts w:ascii="Cambria" w:hAnsi="Cambria" w:eastAsia="ＭＳ 明朝" w:cs="Cambria" w:asciiTheme="minorHAnsi" w:hAnsiTheme="minorHAnsi" w:eastAsiaTheme="minorEastAsia" w:csTheme="minorBidi"/>
                 <w:sz w:val="20"/>
-                <w:szCs w:val="22"/>
               </w:rPr>
               <w:t>No</w:t>
             </w:r>
@@ -7439,29 +4277,12 @@
         </w:tc>
         <w:tc>
           <w:tcPr>
-            <w:tcW w:w="2340" w:type="dxa"/>
-            <w:tcBorders>
-              <w:top w:val="single" w:sz="4" w:space="0" w:color="auto"/>
-              <w:left w:val="single" w:sz="4" w:space="0" w:color="auto"/>
-              <w:bottom w:val="single" w:sz="4" w:space="0" w:color="auto"/>
-              <w:right w:val="single" w:sz="4" w:space="0" w:color="auto"/>
-            </w:tcBorders>
-            <w:tcMar>
-              <w:top w:w="0" w:type="dxa"/>
-              <w:left w:w="108" w:type="dxa"/>
-              <w:bottom w:w="0" w:type="dxa"/>
-              <w:right w:w="108" w:type="dxa"/>
-            </w:tcMar>
+            <w:tcW w:type="dxa" w:w="2340"/>
           </w:tcPr>
           <w:p>
-            <w:pPr>
-              <w:spacing w:after="200" w:line="276" w:lineRule="auto"/>
-            </w:pPr>
             <w:r>
               <w:rPr>
-                <w:rFonts w:ascii="Cambria" w:hAnsi="Cambria" w:eastAsia="ＭＳ 明朝" w:cs="Cambria" w:asciiTheme="minorHAnsi" w:hAnsiTheme="minorHAnsi" w:eastAsiaTheme="minorEastAsia" w:csTheme="minorBidi"/>
                 <w:sz w:val="20"/>
-                <w:szCs w:val="22"/>
               </w:rPr>
               <w:t>Optional note (max 500 chars)</w:t>
             </w:r>
@@ -7469,46 +4290,20 @@
         </w:tc>
       </w:tr>
     </w:tbl>
-    <w:p>
-      <w:pPr>
-        <w:spacing w:after="200" w:line="276" w:lineRule="auto"/>
-      </w:pPr>
-    </w:p>
+    <w:p/>
     <w:p>
       <w:pPr>
         <w:pStyle w:val="Heading3"/>
       </w:pPr>
       <w:r>
-        <w:rPr>
-          <w:rFonts w:ascii="Calibri" w:hAnsi="Calibri" w:eastAsia="ＭＳ ゴシック" w:cs="Calibri" w:asciiTheme="majorHAnsi" w:hAnsiTheme="majorHAnsi" w:eastAsiaTheme="majorEastAsia" w:csTheme="majorBidi"/>
-          <w:b/>
-          <w:bCs/>
-          <w:color w:val="4F81BD" w:themeColor="accent1"/>
-          <w:sz w:val="22"/>
-          <w:szCs w:val="22"/>
-        </w:rPr>
         <w:t>Errors</w:t>
       </w:r>
     </w:p>
     <w:tbl>
       <w:tblPr>
         <w:tblStyle w:val="TableGrid"/>
-        <w:tblW w:w="0" w:type="auto"/>
-        <w:tblBorders>
-          <w:top w:val="single" w:sz="4" w:space="0" w:color="auto"/>
-          <w:left w:val="single" w:sz="4" w:space="0" w:color="auto"/>
-          <w:bottom w:val="single" w:sz="4" w:space="0" w:color="auto"/>
-          <w:right w:val="single" w:sz="4" w:space="0" w:color="auto"/>
-          <w:insideH w:val="single" w:sz="4" w:space="0" w:color="auto"/>
-          <w:insideV w:val="single" w:sz="4" w:space="0" w:color="auto"/>
-        </w:tblBorders>
-        <w:tblCellMar>
-          <w:top w:w="0" w:type="dxa"/>
-          <w:left w:w="108" w:type="dxa"/>
-          <w:bottom w:w="0" w:type="dxa"/>
-          <w:right w:w="108" w:type="dxa"/>
-        </w:tblCellMar>
-        <w:tblLook w:firstRow="1" w:firstColumn="1" w:noVBand="1"/>
+        <w:tblW w:type="auto" w:w="0"/>
+        <w:tblLook w:firstColumn="1" w:firstRow="1" w:lastColumn="0" w:lastRow="0" w:noHBand="0" w:noVBand="1" w:val="04A0"/>
       </w:tblPr>
       <w:tblGrid>
         <w:gridCol w:w="4680"/>
@@ -7517,31 +4312,13 @@
       <w:tr>
         <w:tc>
           <w:tcPr>
-            <w:tcW w:w="4680" w:type="dxa"/>
-            <w:tcBorders>
-              <w:top w:val="single" w:sz="4" w:space="0" w:color="auto"/>
-              <w:left w:val="single" w:sz="4" w:space="0" w:color="auto"/>
-              <w:bottom w:val="single" w:sz="4" w:space="0" w:color="auto"/>
-              <w:right w:val="single" w:sz="4" w:space="0" w:color="auto"/>
-            </w:tcBorders>
-            <w:tcMar>
-              <w:top w:w="0" w:type="dxa"/>
-              <w:left w:w="108" w:type="dxa"/>
-              <w:bottom w:w="0" w:type="dxa"/>
-              <w:right w:w="108" w:type="dxa"/>
-            </w:tcMar>
+            <w:tcW w:type="dxa" w:w="4680"/>
           </w:tcPr>
           <w:p>
-            <w:pPr>
-              <w:spacing w:after="200" w:line="276" w:lineRule="auto"/>
-            </w:pPr>
             <w:r>
               <w:rPr>
-                <w:rFonts w:ascii="Cambria" w:hAnsi="Cambria" w:eastAsia="ＭＳ 明朝" w:cs="Cambria" w:asciiTheme="minorHAnsi" w:hAnsiTheme="minorHAnsi" w:eastAsiaTheme="minorEastAsia" w:csTheme="minorBidi"/>
                 <w:b/>
-                <w:bCs/>
                 <w:sz w:val="20"/>
-                <w:szCs w:val="22"/>
               </w:rPr>
               <w:t>Status</w:t>
             </w:r>
@@ -7549,31 +4326,13 @@
         </w:tc>
         <w:tc>
           <w:tcPr>
-            <w:tcW w:w="4680" w:type="dxa"/>
-            <w:tcBorders>
-              <w:top w:val="single" w:sz="4" w:space="0" w:color="auto"/>
-              <w:left w:val="single" w:sz="4" w:space="0" w:color="auto"/>
-              <w:bottom w:val="single" w:sz="4" w:space="0" w:color="auto"/>
-              <w:right w:val="single" w:sz="4" w:space="0" w:color="auto"/>
-            </w:tcBorders>
-            <w:tcMar>
-              <w:top w:w="0" w:type="dxa"/>
-              <w:left w:w="108" w:type="dxa"/>
-              <w:bottom w:w="0" w:type="dxa"/>
-              <w:right w:w="108" w:type="dxa"/>
-            </w:tcMar>
+            <w:tcW w:type="dxa" w:w="4680"/>
           </w:tcPr>
           <w:p>
-            <w:pPr>
-              <w:spacing w:after="200" w:line="276" w:lineRule="auto"/>
-            </w:pPr>
             <w:r>
               <w:rPr>
-                <w:rFonts w:ascii="Cambria" w:hAnsi="Cambria" w:eastAsia="ＭＳ 明朝" w:cs="Cambria" w:asciiTheme="minorHAnsi" w:hAnsiTheme="minorHAnsi" w:eastAsiaTheme="minorEastAsia" w:csTheme="minorBidi"/>
                 <w:b/>
-                <w:bCs/>
                 <w:sz w:val="20"/>
-                <w:szCs w:val="22"/>
               </w:rPr>
               <w:t>When</w:t>
             </w:r>
@@ -7583,29 +4342,12 @@
       <w:tr>
         <w:tc>
           <w:tcPr>
-            <w:tcW w:w="4680" w:type="dxa"/>
-            <w:tcBorders>
-              <w:top w:val="single" w:sz="4" w:space="0" w:color="auto"/>
-              <w:left w:val="single" w:sz="4" w:space="0" w:color="auto"/>
-              <w:bottom w:val="single" w:sz="4" w:space="0" w:color="auto"/>
-              <w:right w:val="single" w:sz="4" w:space="0" w:color="auto"/>
-            </w:tcBorders>
-            <w:tcMar>
-              <w:top w:w="0" w:type="dxa"/>
-              <w:left w:w="108" w:type="dxa"/>
-              <w:bottom w:w="0" w:type="dxa"/>
-              <w:right w:w="108" w:type="dxa"/>
-            </w:tcMar>
+            <w:tcW w:type="dxa" w:w="4680"/>
           </w:tcPr>
           <w:p>
-            <w:pPr>
-              <w:spacing w:after="200" w:line="276" w:lineRule="auto"/>
-            </w:pPr>
             <w:r>
               <w:rPr>
-                <w:rFonts w:ascii="Cambria" w:hAnsi="Cambria" w:eastAsia="ＭＳ 明朝" w:cs="Cambria" w:asciiTheme="minorHAnsi" w:hAnsiTheme="minorHAnsi" w:eastAsiaTheme="minorEastAsia" w:csTheme="minorBidi"/>
                 <w:sz w:val="20"/>
-                <w:szCs w:val="22"/>
               </w:rPr>
               <w:t>503</w:t>
             </w:r>
@@ -7613,29 +4355,12 @@
         </w:tc>
         <w:tc>
           <w:tcPr>
-            <w:tcW w:w="4680" w:type="dxa"/>
-            <w:tcBorders>
-              <w:top w:val="single" w:sz="4" w:space="0" w:color="auto"/>
-              <w:left w:val="single" w:sz="4" w:space="0" w:color="auto"/>
-              <w:bottom w:val="single" w:sz="4" w:space="0" w:color="auto"/>
-              <w:right w:val="single" w:sz="4" w:space="0" w:color="auto"/>
-            </w:tcBorders>
-            <w:tcMar>
-              <w:top w:w="0" w:type="dxa"/>
-              <w:left w:w="108" w:type="dxa"/>
-              <w:bottom w:w="0" w:type="dxa"/>
-              <w:right w:w="108" w:type="dxa"/>
-            </w:tcMar>
+            <w:tcW w:type="dxa" w:w="4680"/>
           </w:tcPr>
           <w:p>
-            <w:pPr>
-              <w:spacing w:after="200" w:line="276" w:lineRule="auto"/>
-            </w:pPr>
             <w:r>
               <w:rPr>
-                <w:rFonts w:ascii="Cambria" w:hAnsi="Cambria" w:eastAsia="ＭＳ 明朝" w:cs="Cambria" w:asciiTheme="minorHAnsi" w:hAnsiTheme="minorHAnsi" w:eastAsiaTheme="minorEastAsia" w:csTheme="minorBidi"/>
                 <w:sz w:val="20"/>
-                <w:szCs w:val="22"/>
               </w:rPr>
               <w:t>Langfuse not configured or invalid trace id</w:t>
             </w:r>
@@ -7643,36 +4368,20 @@
         </w:tc>
       </w:tr>
     </w:tbl>
-    <w:p>
-      <w:pPr>
-        <w:spacing w:after="200" w:line="276" w:lineRule="auto"/>
-      </w:pPr>
-    </w:p>
+    <w:p/>
     <w:p>
       <w:pPr>
         <w:pStyle w:val="Heading2"/>
       </w:pPr>
       <w:r>
-        <w:rPr>
-          <w:rFonts w:ascii="Calibri" w:hAnsi="Calibri" w:eastAsia="ＭＳ ゴシック" w:cs="Calibri" w:asciiTheme="majorHAnsi" w:hAnsiTheme="majorHAnsi" w:eastAsiaTheme="majorEastAsia" w:csTheme="majorBidi"/>
-          <w:b/>
-          <w:bCs/>
-          <w:color w:val="4F81BD" w:themeColor="accent1"/>
-          <w:sz w:val="26"/>
-          <w:szCs w:val="26"/>
-        </w:rPr>
         <w:t>GET /health</w:t>
       </w:r>
     </w:p>
     <w:p>
-      <w:pPr>
-        <w:spacing w:after="200" w:line="276" w:lineRule="auto"/>
-      </w:pPr>
       <w:r>
         <w:rPr>
-          <w:rFonts w:ascii="Cambria" w:hAnsi="Cambria" w:eastAsia="ＭＳ 明朝" w:cs="Cambria" w:asciiTheme="minorHAnsi" w:hAnsiTheme="minorHAnsi" w:eastAsiaTheme="minorEastAsia" w:csTheme="minorBidi"/>
+          <w:b w:val="0"/>
           <w:sz w:val="22"/>
-          <w:szCs w:val="22"/>
         </w:rPr>
         <w:t>Liveness probe. Always returns quickly.</w:t>
       </w:r>
@@ -7682,26 +4391,14 @@
         <w:pStyle w:val="Heading2"/>
       </w:pPr>
       <w:r>
-        <w:rPr>
-          <w:rFonts w:ascii="Calibri" w:hAnsi="Calibri" w:eastAsia="ＭＳ ゴシック" w:cs="Calibri" w:asciiTheme="majorHAnsi" w:hAnsiTheme="majorHAnsi" w:eastAsiaTheme="majorEastAsia" w:csTheme="majorBidi"/>
-          <w:b/>
-          <w:bCs/>
-          <w:color w:val="4F81BD" w:themeColor="accent1"/>
-          <w:sz w:val="26"/>
-          <w:szCs w:val="26"/>
-        </w:rPr>
         <w:t>GET /ready</w:t>
       </w:r>
     </w:p>
     <w:p>
-      <w:pPr>
-        <w:spacing w:after="200" w:line="276" w:lineRule="auto"/>
-      </w:pPr>
       <w:r>
         <w:rPr>
-          <w:rFonts w:ascii="Cambria" w:hAnsi="Cambria" w:eastAsia="ＭＳ 明朝" w:cs="Cambria" w:asciiTheme="minorHAnsi" w:hAnsiTheme="minorHAnsi" w:eastAsiaTheme="minorEastAsia" w:csTheme="minorBidi"/>
+          <w:b w:val="0"/>
           <w:sz w:val="22"/>
-          <w:szCs w:val="22"/>
         </w:rPr>
         <w:t>Readiness probe. Reports missing Qdrant/LLM config keys without revealing secrets.</w:t>
       </w:r>
@@ -7711,27 +4408,16 @@
         <w:pStyle w:val="Heading1"/>
       </w:pPr>
       <w:r>
-        <w:rPr>
-          <w:rFonts w:ascii="Calibri" w:hAnsi="Calibri" w:eastAsia="ＭＳ ゴシック" w:cs="Calibri" w:asciiTheme="majorHAnsi" w:hAnsiTheme="majorHAnsi" w:eastAsiaTheme="majorEastAsia" w:csTheme="majorBidi"/>
-          <w:b/>
-          <w:bCs/>
-          <w:color w:val="365F91" w:themeColor="accent1" w:themeShade="BF"/>
-          <w:sz w:val="28"/>
-          <w:szCs w:val="28"/>
-        </w:rPr>
         <w:t>Errors</w:t>
       </w:r>
     </w:p>
     <w:p>
       <w:pPr>
         <w:pStyle w:val="ListBullet"/>
-        <w:ind w:left="360" w:hanging="360"/>
       </w:pPr>
       <w:r>
         <w:rPr>
-          <w:rFonts w:ascii="Cambria" w:hAnsi="Cambria" w:eastAsia="ＭＳ 明朝" w:cs="Cambria" w:asciiTheme="minorHAnsi" w:hAnsiTheme="minorHAnsi" w:eastAsiaTheme="minorEastAsia" w:csTheme="minorBidi"/>
           <w:sz w:val="22"/>
-          <w:szCs w:val="22"/>
         </w:rPr>
         <w:t>422 — validation (invalid plan_type/category, bad body shape).</w:t>
       </w:r>
@@ -7739,13 +4425,10 @@
     <w:p>
       <w:pPr>
         <w:pStyle w:val="ListBullet"/>
-        <w:ind w:left="360" w:hanging="360"/>
       </w:pPr>
       <w:r>
         <w:rPr>
-          <w:rFonts w:ascii="Cambria" w:hAnsi="Cambria" w:eastAsia="ＭＳ 明朝" w:cs="Cambria" w:asciiTheme="minorHAnsi" w:hAnsiTheme="minorHAnsi" w:eastAsiaTheme="minorEastAsia" w:csTheme="minorBidi"/>
           <w:sz w:val="22"/>
-          <w:szCs w:val="22"/>
         </w:rPr>
         <w:t>500 — unexpected pipeline/server error (detail may include hints when RAG_DEBUG is on).</w:t>
       </w:r>
@@ -7753,13 +4436,10 @@
     <w:p>
       <w:pPr>
         <w:pStyle w:val="ListBullet"/>
-        <w:ind w:left="360" w:hanging="360"/>
       </w:pPr>
       <w:r>
         <w:rPr>
-          <w:rFonts w:ascii="Cambria" w:hAnsi="Cambria" w:eastAsia="ＭＳ 明朝" w:cs="Cambria" w:asciiTheme="minorHAnsi" w:hAnsiTheme="minorHAnsi" w:eastAsiaTheme="minorEastAsia" w:csTheme="minorBidi"/>
           <w:sz w:val="22"/>
-          <w:szCs w:val="22"/>
         </w:rPr>
         <w:t>503 — feedback when Langfuse is unavailable.</w:t>
       </w:r>
@@ -7769,27 +4449,16 @@
         <w:pStyle w:val="Heading1"/>
       </w:pPr>
       <w:r>
-        <w:rPr>
-          <w:rFonts w:ascii="Calibri" w:hAnsi="Calibri" w:eastAsia="ＭＳ ゴシック" w:cs="Calibri" w:asciiTheme="majorHAnsi" w:hAnsiTheme="majorHAnsi" w:eastAsiaTheme="majorEastAsia" w:csTheme="majorBidi"/>
-          <w:b/>
-          <w:bCs/>
-          <w:color w:val="365F91" w:themeColor="accent1" w:themeShade="BF"/>
-          <w:sz w:val="28"/>
-          <w:szCs w:val="28"/>
-        </w:rPr>
         <w:t>Related docs</w:t>
       </w:r>
     </w:p>
     <w:p>
       <w:pPr>
         <w:pStyle w:val="ListBullet"/>
-        <w:ind w:left="360" w:hanging="360"/>
       </w:pPr>
       <w:r>
         <w:rPr>
-          <w:rFonts w:ascii="Cambria" w:hAnsi="Cambria" w:eastAsia="ＭＳ 明朝" w:cs="Cambria" w:asciiTheme="minorHAnsi" w:hAnsiTheme="minorHAnsi" w:eastAsiaTheme="minorEastAsia" w:csTheme="minorBidi"/>
           <w:sz w:val="22"/>
-          <w:szCs w:val="22"/>
         </w:rPr>
         <w:t>OpenTrace-RAG-Pipeline-Architecture.pdf — pipeline diagrams (internal)</w:t>
       </w:r>
@@ -7797,13 +4466,10 @@
     <w:p>
       <w:pPr>
         <w:pStyle w:val="ListBullet"/>
-        <w:ind w:left="360" w:hanging="360"/>
       </w:pPr>
       <w:r>
         <w:rPr>
-          <w:rFonts w:ascii="Cambria" w:hAnsi="Cambria" w:eastAsia="ＭＳ 明朝" w:cs="Cambria" w:asciiTheme="minorHAnsi" w:hAnsiTheme="minorHAnsi" w:eastAsiaTheme="minorEastAsia" w:csTheme="minorBidi"/>
           <w:sz w:val="22"/>
-          <w:szCs w:val="22"/>
         </w:rPr>
         <w:t>ml/rag/docs/API.md — full markdown reference (internal detail)</w:t>
       </w:r>
@@ -7811,13 +4477,10 @@
     <w:p>
       <w:pPr>
         <w:pStyle w:val="ListBullet"/>
-        <w:ind w:left="360" w:hanging="360"/>
       </w:pPr>
       <w:r>
         <w:rPr>
-          <w:rFonts w:ascii="Cambria" w:hAnsi="Cambria" w:eastAsia="ＭＳ 明朝" w:cs="Cambria" w:asciiTheme="minorHAnsi" w:hAnsiTheme="minorHAnsi" w:eastAsiaTheme="minorEastAsia" w:csTheme="minorBidi"/>
           <w:sz w:val="22"/>
-          <w:szCs w:val="22"/>
         </w:rPr>
         <w:t>Regenerate this file: python scripts/generate_software_team_api_docx.py from ml-eng/</w:t>
       </w:r>
@@ -7825,6 +4488,7 @@
     <w:sectPr>
       <w:pgSz w:w="12240" w:h="15840"/>
       <w:pgMar w:top="1440" w:right="1440" w:bottom="1440" w:left="1440" w:header="720" w:footer="720" w:gutter="0"/>
+      <w:cols w:space="720"/>
       <w:docGrid w:linePitch="360"/>
     </w:sectPr>
   </w:body>

--- a/ml-eng/ml/rag/docs/OpenTrace-Ask-ADZA-API-Software-Team.docx
+++ b/ml-eng/ml/rag/docs/OpenTrace-Ask-ADZA-API-Software-Team.docx
@@ -911,7 +911,7 @@
         <w:rPr>
           <w:sz w:val="22"/>
         </w:rPr>
-        <w:t>Agribusinesses and Integrated return artifacts[] (CSV/chart/DOCX/PDF URLs) when the user asks for an export and structured data is available. Set RAG_ARTIFACT_GCS_BUCKET in production for HTTPS signed URLs.</w:t>
+        <w:t>Agribusinesses and Integrated return artifacts[] (CSV/chart/DOCX/PDF URLs) when the user asks for an export and structured data is available. Production: set AWS_S3_BUCKET_NAME + AWS_ENDPOINT_URL (Railway neat-icebox) or RAG_ARTIFACT_GCS_BUCKET.</w:t>
       </w:r>
     </w:p>
     <w:p>

--- a/ml-eng/ml/rag/docs/OpenTrace-Ask-ADZA-API-Software-Team.docx
+++ b/ml-eng/ml/rag/docs/OpenTrace-Ask-ADZA-API-Software-Team.docx
@@ -1,6 +1,6 @@
 
 <file path=word/document.xml><?xml version="1.0" encoding="utf-8"?>
-<w:document xmlns:wpc="http://schemas.microsoft.com/office/word/2010/wordprocessingCanvas" xmlns:mo="http://schemas.microsoft.com/office/mac/office/2008/main" xmlns:mc="http://schemas.openxmlformats.org/markup-compatibility/2006" xmlns:mv="urn:schemas-microsoft-com:mac:vml" xmlns:o="urn:schemas-microsoft-com:office:office" xmlns:r="http://schemas.openxmlformats.org/officeDocument/2006/relationships" xmlns:m="http://schemas.openxmlformats.org/officeDocument/2006/math" xmlns:v="urn:schemas-microsoft-com:vml" xmlns:wp14="http://schemas.microsoft.com/office/word/2010/wordprocessingDrawing" xmlns:wp="http://schemas.openxmlformats.org/drawingml/2006/wordprocessingDrawing" xmlns:w10="urn:schemas-microsoft-com:office:word" xmlns:w="http://schemas.openxmlformats.org/wordprocessingml/2006/main" xmlns:w14="http://schemas.microsoft.com/office/word/2010/wordml" xmlns:wpg="http://schemas.microsoft.com/office/word/2010/wordprocessingGroup" xmlns:wpi="http://schemas.microsoft.com/office/word/2010/wordprocessingInk" xmlns:wne="http://schemas.microsoft.com/office/word/2006/wordml" xmlns:wps="http://schemas.microsoft.com/office/word/2010/wordprocessingShape" mc:Ignorable="w14 wp14">
+<w:document xmlns:wpc="http://schemas.microsoft.com/office/word/2010/wordprocessingCanvas" xmlns:mc="http://schemas.openxmlformats.org/markup-compatibility/2006" xmlns:o="urn:schemas-microsoft-com:office:office" xmlns:r="http://schemas.openxmlformats.org/officeDocument/2006/relationships" xmlns:m="http://schemas.openxmlformats.org/officeDocument/2006/math" xmlns:v="urn:schemas-microsoft-com:vml" xmlns:wp14="http://schemas.microsoft.com/office/word/2010/wordprocessingDrawing" xmlns:wp="http://schemas.openxmlformats.org/drawingml/2006/wordprocessingDrawing" xmlns:w10="urn:schemas-microsoft-com:office:word" xmlns:w="http://schemas.openxmlformats.org/wordprocessingml/2006/main" xmlns:w14="http://schemas.microsoft.com/office/word/2010/wordml" xmlns:w15="http://schemas.microsoft.com/office/word/2012/wordml" xmlns:w16se="http://schemas.microsoft.com/office/word/2015/wordml/symex" xmlns:w16cid="http://schemas.microsoft.com/office/word/2016/wordml/cid" xmlns:w16="http://schemas.microsoft.com/office/word/2018/wordml" xmlns:w16cex="http://schemas.microsoft.com/office/word/2018/wordml/cex" xmlns:w16sdtdh="http://schemas.microsoft.com/office/word/2020/wordml/sdtdatahash" xmlns:wne="http://schemas.microsoft.com/office/word/2006/wordml" xmlns:wpg="http://schemas.microsoft.com/office/word/2010/wordprocessingGroup" xmlns:wps="http://schemas.microsoft.com/office/word/2010/wordprocessingShape" mc:Ignorable="w14 w15 w16se w16cid w16 w16cex w16sdtdh wp14">
   <w:body>
     <w:p>
       <w:pPr>
@@ -8,8 +8,11 @@
       </w:pPr>
       <w:r>
         <w:rPr>
+          <w:rFonts w:ascii="Cambria" w:hAnsi="Cambria" w:eastAsia="ＭＳ 明朝" w:cs="Cambria" w:asciiTheme="minorHAnsi" w:hAnsiTheme="minorHAnsi" w:eastAsiaTheme="minorEastAsia" w:csTheme="minorBidi"/>
           <w:b/>
+          <w:bCs/>
           <w:sz w:val="48"/>
+          <w:szCs w:val="22"/>
         </w:rPr>
         <w:t>Ask ADZA API — Software Team Guide</w:t>
       </w:r>
@@ -20,8 +23,10 @@
       </w:pPr>
       <w:r>
         <w:rPr>
+          <w:rFonts w:ascii="Cambria" w:hAnsi="Cambria" w:eastAsia="ＭＳ 明朝" w:cs="Cambria" w:asciiTheme="minorHAnsi" w:hAnsiTheme="minorHAnsi" w:eastAsiaTheme="minorEastAsia" w:csTheme="minorBidi"/>
           <w:color w:val="444444"/>
           <w:sz w:val="28"/>
+          <w:szCs w:val="22"/>
         </w:rPr>
         <w:t>Production RAG API (plan-scoped query routes)</w:t>
       </w:r>
@@ -32,14 +37,20 @@
       </w:pPr>
       <w:r>
         <w:rPr>
+          <w:rFonts w:ascii="Cambria" w:hAnsi="Cambria" w:eastAsia="ＭＳ 明朝" w:cs="Cambria" w:asciiTheme="minorHAnsi" w:hAnsiTheme="minorHAnsi" w:eastAsiaTheme="minorEastAsia" w:csTheme="minorBidi"/>
           <w:sz w:val="20"/>
+          <w:szCs w:val="22"/>
         </w:rPr>
-        <w:t>Version 1.1  |  Generated 2026-08-12</w:t>
+        <w:t xml:space="preserve">Version 1.1  |  Generated 2026-08-12</w:t>
       </w:r>
     </w:p>
     <w:p>
+      <w:pPr>
+        <w:pageBreakBefore/>
+        <w:spacing w:after="200" w:line="276" w:lineRule="auto"/>
+      </w:pPr>
       <w:r>
-        <w:br w:type="page"/>
+        <w:lastRenderedPageBreak/>
       </w:r>
     </w:p>
     <w:p>
@@ -47,29 +58,84 @@
         <w:pStyle w:val="Heading1"/>
       </w:pPr>
       <w:r>
+        <w:rPr>
+          <w:rFonts w:ascii="Calibri" w:hAnsi="Calibri" w:eastAsia="ＭＳ ゴシック" w:cs="Calibri" w:asciiTheme="majorHAnsi" w:hAnsiTheme="majorHAnsi" w:eastAsiaTheme="majorEastAsia" w:csTheme="majorBidi"/>
+          <w:b/>
+          <w:bCs/>
+          <w:color w:val="365F91" w:themeColor="accent1" w:themeShade="BF"/>
+          <w:sz w:val="28"/>
+          <w:szCs w:val="28"/>
+        </w:rPr>
         <w:t>Table of Contents</w:t>
       </w:r>
     </w:p>
     <w:p>
+      <w:pPr>
+        <w:spacing w:after="200" w:line="276" w:lineRule="auto"/>
+      </w:pPr>
       <w:r>
         <w:rPr>
+          <w:rFonts w:ascii="Cambria" w:hAnsi="Cambria" w:eastAsia="ＭＳ 明朝" w:cs="Cambria" w:asciiTheme="minorHAnsi" w:hAnsiTheme="minorHAnsi" w:eastAsiaTheme="minorEastAsia" w:csTheme="minorBidi"/>
           <w:i/>
+          <w:iCs/>
           <w:sz w:val="20"/>
+          <w:szCs w:val="22"/>
         </w:rPr>
         <w:t>Update field in Word: References → Table of Contents</w:t>
       </w:r>
     </w:p>
     <w:p>
+      <w:pPr>
+        <w:spacing w:after="200" w:line="276" w:lineRule="auto"/>
+      </w:pPr>
       <w:r>
+        <w:rPr>
+          <w:rFonts w:ascii="Cambria" w:hAnsi="Cambria" w:eastAsia="ＭＳ 明朝" w:cs="Cambria" w:asciiTheme="minorHAnsi" w:hAnsiTheme="minorHAnsi" w:eastAsiaTheme="minorEastAsia" w:csTheme="minorBidi"/>
+          <w:sz w:val="22"/>
+          <w:szCs w:val="22"/>
+        </w:rPr>
         <w:fldChar w:fldCharType="begin"/>
-        <w:instrText xml:space="preserve"> TOC \o "1-3" \h \z \u </w:instrText>
+      </w:r>
+      <w:r>
+        <w:rPr>
+          <w:rFonts w:ascii="Cambria" w:hAnsi="Cambria" w:eastAsia="ＭＳ 明朝" w:cs="Cambria" w:asciiTheme="minorHAnsi" w:hAnsiTheme="minorHAnsi" w:eastAsiaTheme="minorEastAsia" w:csTheme="minorBidi"/>
+          <w:sz w:val="22"/>
+          <w:szCs w:val="22"/>
+        </w:rPr>
+        <w:instrText>TOC \o "1-3" \h \z \u</w:instrText>
+      </w:r>
+      <w:r>
+        <w:rPr>
+          <w:rFonts w:ascii="Cambria" w:hAnsi="Cambria" w:eastAsia="ＭＳ 明朝" w:cs="Cambria" w:asciiTheme="minorHAnsi" w:hAnsiTheme="minorHAnsi" w:eastAsiaTheme="minorEastAsia" w:csTheme="minorBidi"/>
+          <w:sz w:val="22"/>
+          <w:szCs w:val="22"/>
+        </w:rPr>
         <w:fldChar w:fldCharType="separate"/>
+      </w:r>
+      <w:r>
+        <w:rPr>
+          <w:rFonts w:ascii="Cambria" w:hAnsi="Cambria" w:eastAsia="ＭＳ 明朝" w:cs="Cambria" w:asciiTheme="minorHAnsi" w:hAnsiTheme="minorHAnsi" w:eastAsiaTheme="minorEastAsia" w:csTheme="minorBidi"/>
+          <w:sz w:val="22"/>
+          <w:szCs w:val="22"/>
+        </w:rPr>
+        <w:t xml:space="preserve"> </w:t>
+      </w:r>
+      <w:r>
+        <w:rPr>
+          <w:rFonts w:ascii="Cambria" w:hAnsi="Cambria" w:eastAsia="ＭＳ 明朝" w:cs="Cambria" w:asciiTheme="minorHAnsi" w:hAnsiTheme="minorHAnsi" w:eastAsiaTheme="minorEastAsia" w:csTheme="minorBidi"/>
+          <w:sz w:val="22"/>
+          <w:szCs w:val="22"/>
+        </w:rPr>
         <w:fldChar w:fldCharType="end"/>
       </w:r>
     </w:p>
     <w:p>
+      <w:pPr>
+        <w:pageBreakBefore/>
+        <w:spacing w:after="200" w:line="276" w:lineRule="auto"/>
+      </w:pPr>
       <w:r>
-        <w:br w:type="page"/>
+        <w:lastRenderedPageBreak/>
       </w:r>
     </w:p>
     <w:p>
@@ -77,23 +143,39 @@
         <w:pStyle w:val="Heading1"/>
       </w:pPr>
       <w:r>
+        <w:rPr>
+          <w:rFonts w:ascii="Calibri" w:hAnsi="Calibri" w:eastAsia="ＭＳ ゴシック" w:cs="Calibri" w:asciiTheme="majorHAnsi" w:hAnsiTheme="majorHAnsi" w:eastAsiaTheme="majorEastAsia" w:csTheme="majorBidi"/>
+          <w:b/>
+          <w:bCs/>
+          <w:color w:val="365F91" w:themeColor="accent1" w:themeShade="BF"/>
+          <w:sz w:val="28"/>
+          <w:szCs w:val="28"/>
+        </w:rPr>
         <w:t>Base URL</w:t>
       </w:r>
     </w:p>
     <w:p>
+      <w:pPr>
+        <w:spacing w:after="200" w:line="276" w:lineRule="auto"/>
+      </w:pPr>
       <w:r>
         <w:rPr>
-          <w:b w:val="0"/>
+          <w:rFonts w:ascii="Cambria" w:hAnsi="Cambria" w:eastAsia="ＭＳ 明朝" w:cs="Cambria" w:asciiTheme="minorHAnsi" w:hAnsiTheme="minorHAnsi" w:eastAsiaTheme="minorEastAsia" w:csTheme="minorBidi"/>
           <w:sz w:val="22"/>
+          <w:szCs w:val="22"/>
         </w:rPr>
         <w:t>Production: https://data-team-production-db77.up.railway.app</w:t>
       </w:r>
     </w:p>
     <w:p>
+      <w:pPr>
+        <w:spacing w:after="200" w:line="276" w:lineRule="auto"/>
+      </w:pPr>
       <w:r>
         <w:rPr>
-          <w:b w:val="0"/>
+          <w:rFonts w:ascii="Cambria" w:hAnsi="Cambria" w:eastAsia="ＭＳ 明朝" w:cs="Cambria" w:asciiTheme="minorHAnsi" w:hAnsiTheme="minorHAnsi" w:eastAsiaTheme="minorEastAsia" w:csTheme="minorBidi"/>
           <w:sz w:val="22"/>
+          <w:szCs w:val="22"/>
         </w:rPr>
         <w:t>Live Swagger: https://data-team-production-db77.up.railway.app/docs</w:t>
       </w:r>
@@ -101,10 +183,13 @@
     <w:p>
       <w:pPr>
         <w:pStyle w:val="ListBullet"/>
+        <w:ind w:left="360" w:hanging="360"/>
       </w:pPr>
       <w:r>
         <w:rPr>
+          <w:rFonts w:ascii="Cambria" w:hAnsi="Cambria" w:eastAsia="ＭＳ 明朝" w:cs="Cambria" w:asciiTheme="minorHAnsi" w:hAnsiTheme="minorHAnsi" w:eastAsiaTheme="minorEastAsia" w:csTheme="minorBidi"/>
           <w:sz w:val="22"/>
+          <w:szCs w:val="22"/>
         </w:rPr>
         <w:t>Entrypoint: uvicorn ml.rag.api:app</w:t>
       </w:r>
@@ -112,10 +197,13 @@
     <w:p>
       <w:pPr>
         <w:pStyle w:val="ListBullet"/>
+        <w:ind w:left="360" w:hanging="360"/>
       </w:pPr>
       <w:r>
         <w:rPr>
+          <w:rFonts w:ascii="Cambria" w:hAnsi="Cambria" w:eastAsia="ＭＳ 明朝" w:cs="Cambria" w:asciiTheme="minorHAnsi" w:hAnsiTheme="minorHAnsi" w:eastAsiaTheme="minorEastAsia" w:csTheme="minorBidi"/>
           <w:sz w:val="22"/>
+          <w:szCs w:val="22"/>
         </w:rPr>
         <w:t>No authentication today — treat the URL as sensitive; gateway auth recommended.</w:t>
       </w:r>
@@ -123,10 +211,13 @@
     <w:p>
       <w:pPr>
         <w:pStyle w:val="ListBullet"/>
+        <w:ind w:left="360" w:hanging="360"/>
       </w:pPr>
       <w:r>
         <w:rPr>
+          <w:rFonts w:ascii="Cambria" w:hAnsi="Cambria" w:eastAsia="ＭＳ 明朝" w:cs="Cambria" w:asciiTheme="minorHAnsi" w:hAnsiTheme="minorHAnsi" w:eastAsiaTheme="minorEastAsia" w:csTheme="minorBidi"/>
           <w:sz w:val="22"/>
+          <w:szCs w:val="22"/>
         </w:rPr>
         <w:t>CORS: RAG_CORS_ORIGINS (default *).</w:t>
       </w:r>
@@ -136,14 +227,26 @@
         <w:pStyle w:val="Heading1"/>
       </w:pPr>
       <w:r>
+        <w:rPr>
+          <w:rFonts w:ascii="Calibri" w:hAnsi="Calibri" w:eastAsia="ＭＳ ゴシック" w:cs="Calibri" w:asciiTheme="majorHAnsi" w:hAnsiTheme="majorHAnsi" w:eastAsiaTheme="majorEastAsia" w:csTheme="majorBidi"/>
+          <w:b/>
+          <w:bCs/>
+          <w:color w:val="365F91" w:themeColor="accent1" w:themeShade="BF"/>
+          <w:sz w:val="28"/>
+          <w:szCs w:val="28"/>
+        </w:rPr>
         <w:t>How plan types work</w:t>
       </w:r>
     </w:p>
     <w:p>
+      <w:pPr>
+        <w:spacing w:after="200" w:line="276" w:lineRule="auto"/>
+      </w:pPr>
       <w:r>
         <w:rPr>
-          <w:b w:val="0"/>
+          <w:rFonts w:ascii="Cambria" w:hAnsi="Cambria" w:eastAsia="ＭＳ 明朝" w:cs="Cambria" w:asciiTheme="minorHAnsi" w:hAnsiTheme="minorHAnsi" w:eastAsiaTheme="minorEastAsia" w:csTheme="minorBidi"/>
           <w:sz w:val="22"/>
+          <w:szCs w:val="22"/>
         </w:rPr>
         <w:t>There is one API service. Each subscription plan has its own query URL. The path locks plan_type — the client cannot escalate tier via the JSON body.</w:t>
       </w:r>
@@ -151,8 +254,22 @@
     <w:tbl>
       <w:tblPr>
         <w:tblStyle w:val="TableGrid"/>
-        <w:tblW w:type="auto" w:w="0"/>
-        <w:tblLook w:firstColumn="1" w:firstRow="1" w:lastColumn="0" w:lastRow="0" w:noHBand="0" w:noVBand="1" w:val="04A0"/>
+        <w:tblW w:w="0" w:type="auto"/>
+        <w:tblBorders>
+          <w:top w:val="single" w:sz="4" w:space="0" w:color="auto"/>
+          <w:left w:val="single" w:sz="4" w:space="0" w:color="auto"/>
+          <w:bottom w:val="single" w:sz="4" w:space="0" w:color="auto"/>
+          <w:right w:val="single" w:sz="4" w:space="0" w:color="auto"/>
+          <w:insideH w:val="single" w:sz="4" w:space="0" w:color="auto"/>
+          <w:insideV w:val="single" w:sz="4" w:space="0" w:color="auto"/>
+        </w:tblBorders>
+        <w:tblCellMar>
+          <w:top w:w="0" w:type="dxa"/>
+          <w:left w:w="108" w:type="dxa"/>
+          <w:bottom w:w="0" w:type="dxa"/>
+          <w:right w:w="108" w:type="dxa"/>
+        </w:tblCellMar>
+        <w:tblLook w:firstRow="1" w:firstColumn="1" w:noVBand="1"/>
       </w:tblPr>
       <w:tblGrid>
         <w:gridCol w:w="2340"/>
@@ -163,13 +280,31 @@
       <w:tr>
         <w:tc>
           <w:tcPr>
-            <w:tcW w:type="dxa" w:w="2340"/>
+            <w:tcW w:w="2340" w:type="dxa"/>
+            <w:tcBorders>
+              <w:top w:val="single" w:sz="4" w:space="0" w:color="auto"/>
+              <w:left w:val="single" w:sz="4" w:space="0" w:color="auto"/>
+              <w:bottom w:val="single" w:sz="4" w:space="0" w:color="auto"/>
+              <w:right w:val="single" w:sz="4" w:space="0" w:color="auto"/>
+            </w:tcBorders>
+            <w:tcMar>
+              <w:top w:w="0" w:type="dxa"/>
+              <w:left w:w="108" w:type="dxa"/>
+              <w:bottom w:w="0" w:type="dxa"/>
+              <w:right w:w="108" w:type="dxa"/>
+            </w:tcMar>
           </w:tcPr>
           <w:p>
+            <w:pPr>
+              <w:spacing w:after="200" w:line="276" w:lineRule="auto"/>
+            </w:pPr>
             <w:r>
               <w:rPr>
+                <w:rFonts w:ascii="Cambria" w:hAnsi="Cambria" w:eastAsia="ＭＳ 明朝" w:cs="Cambria" w:asciiTheme="minorHAnsi" w:hAnsiTheme="minorHAnsi" w:eastAsiaTheme="minorEastAsia" w:csTheme="minorBidi"/>
                 <w:b/>
+                <w:bCs/>
                 <w:sz w:val="20"/>
+                <w:szCs w:val="22"/>
               </w:rPr>
               <w:t>Method</w:t>
             </w:r>
@@ -177,13 +312,31 @@
         </w:tc>
         <w:tc>
           <w:tcPr>
-            <w:tcW w:type="dxa" w:w="2340"/>
+            <w:tcW w:w="2340" w:type="dxa"/>
+            <w:tcBorders>
+              <w:top w:val="single" w:sz="4" w:space="0" w:color="auto"/>
+              <w:left w:val="single" w:sz="4" w:space="0" w:color="auto"/>
+              <w:bottom w:val="single" w:sz="4" w:space="0" w:color="auto"/>
+              <w:right w:val="single" w:sz="4" w:space="0" w:color="auto"/>
+            </w:tcBorders>
+            <w:tcMar>
+              <w:top w:w="0" w:type="dxa"/>
+              <w:left w:w="108" w:type="dxa"/>
+              <w:bottom w:w="0" w:type="dxa"/>
+              <w:right w:w="108" w:type="dxa"/>
+            </w:tcMar>
           </w:tcPr>
           <w:p>
+            <w:pPr>
+              <w:spacing w:after="200" w:line="276" w:lineRule="auto"/>
+            </w:pPr>
             <w:r>
               <w:rPr>
+                <w:rFonts w:ascii="Cambria" w:hAnsi="Cambria" w:eastAsia="ＭＳ 明朝" w:cs="Cambria" w:asciiTheme="minorHAnsi" w:hAnsiTheme="minorHAnsi" w:eastAsiaTheme="minorEastAsia" w:csTheme="minorBidi"/>
                 <w:b/>
+                <w:bCs/>
                 <w:sz w:val="20"/>
+                <w:szCs w:val="22"/>
               </w:rPr>
               <w:t>Path</w:t>
             </w:r>
@@ -191,13 +344,31 @@
         </w:tc>
         <w:tc>
           <w:tcPr>
-            <w:tcW w:type="dxa" w:w="2340"/>
+            <w:tcW w:w="2340" w:type="dxa"/>
+            <w:tcBorders>
+              <w:top w:val="single" w:sz="4" w:space="0" w:color="auto"/>
+              <w:left w:val="single" w:sz="4" w:space="0" w:color="auto"/>
+              <w:bottom w:val="single" w:sz="4" w:space="0" w:color="auto"/>
+              <w:right w:val="single" w:sz="4" w:space="0" w:color="auto"/>
+            </w:tcBorders>
+            <w:tcMar>
+              <w:top w:w="0" w:type="dxa"/>
+              <w:left w:w="108" w:type="dxa"/>
+              <w:bottom w:w="0" w:type="dxa"/>
+              <w:right w:w="108" w:type="dxa"/>
+            </w:tcMar>
           </w:tcPr>
           <w:p>
+            <w:pPr>
+              <w:spacing w:after="200" w:line="276" w:lineRule="auto"/>
+            </w:pPr>
             <w:r>
               <w:rPr>
+                <w:rFonts w:ascii="Cambria" w:hAnsi="Cambria" w:eastAsia="ＭＳ 明朝" w:cs="Cambria" w:asciiTheme="minorHAnsi" w:hAnsiTheme="minorHAnsi" w:eastAsiaTheme="minorEastAsia" w:csTheme="minorBidi"/>
                 <w:b/>
+                <w:bCs/>
                 <w:sz w:val="20"/>
+                <w:szCs w:val="22"/>
               </w:rPr>
               <w:t>Plan</w:t>
             </w:r>
@@ -205,13 +376,31 @@
         </w:tc>
         <w:tc>
           <w:tcPr>
-            <w:tcW w:type="dxa" w:w="2340"/>
+            <w:tcW w:w="2340" w:type="dxa"/>
+            <w:tcBorders>
+              <w:top w:val="single" w:sz="4" w:space="0" w:color="auto"/>
+              <w:left w:val="single" w:sz="4" w:space="0" w:color="auto"/>
+              <w:bottom w:val="single" w:sz="4" w:space="0" w:color="auto"/>
+              <w:right w:val="single" w:sz="4" w:space="0" w:color="auto"/>
+            </w:tcBorders>
+            <w:tcMar>
+              <w:top w:w="0" w:type="dxa"/>
+              <w:left w:w="108" w:type="dxa"/>
+              <w:bottom w:w="0" w:type="dxa"/>
+              <w:right w:w="108" w:type="dxa"/>
+            </w:tcMar>
           </w:tcPr>
           <w:p>
+            <w:pPr>
+              <w:spacing w:after="200" w:line="276" w:lineRule="auto"/>
+            </w:pPr>
             <w:r>
               <w:rPr>
+                <w:rFonts w:ascii="Cambria" w:hAnsi="Cambria" w:eastAsia="ＭＳ 明朝" w:cs="Cambria" w:asciiTheme="minorHAnsi" w:hAnsiTheme="minorHAnsi" w:eastAsiaTheme="minorEastAsia" w:csTheme="minorBidi"/>
                 <w:b/>
+                <w:bCs/>
                 <w:sz w:val="20"/>
+                <w:szCs w:val="22"/>
               </w:rPr>
               <w:t>Gates</w:t>
             </w:r>
@@ -221,12 +410,29 @@
       <w:tr>
         <w:tc>
           <w:tcPr>
-            <w:tcW w:type="dxa" w:w="2340"/>
+            <w:tcW w:w="2340" w:type="dxa"/>
+            <w:tcBorders>
+              <w:top w:val="single" w:sz="4" w:space="0" w:color="auto"/>
+              <w:left w:val="single" w:sz="4" w:space="0" w:color="auto"/>
+              <w:bottom w:val="single" w:sz="4" w:space="0" w:color="auto"/>
+              <w:right w:val="single" w:sz="4" w:space="0" w:color="auto"/>
+            </w:tcBorders>
+            <w:tcMar>
+              <w:top w:w="0" w:type="dxa"/>
+              <w:left w:w="108" w:type="dxa"/>
+              <w:bottom w:w="0" w:type="dxa"/>
+              <w:right w:w="108" w:type="dxa"/>
+            </w:tcMar>
           </w:tcPr>
           <w:p>
+            <w:pPr>
+              <w:spacing w:after="200" w:line="276" w:lineRule="auto"/>
+            </w:pPr>
             <w:r>
               <w:rPr>
+                <w:rFonts w:ascii="Cambria" w:hAnsi="Cambria" w:eastAsia="ＭＳ 明朝" w:cs="Cambria" w:asciiTheme="minorHAnsi" w:hAnsiTheme="minorHAnsi" w:eastAsiaTheme="minorEastAsia" w:csTheme="minorBidi"/>
                 <w:sz w:val="20"/>
+                <w:szCs w:val="22"/>
               </w:rPr>
               <w:t>POST</w:t>
             </w:r>
@@ -234,12 +440,29 @@
         </w:tc>
         <w:tc>
           <w:tcPr>
-            <w:tcW w:type="dxa" w:w="2340"/>
+            <w:tcW w:w="2340" w:type="dxa"/>
+            <w:tcBorders>
+              <w:top w:val="single" w:sz="4" w:space="0" w:color="auto"/>
+              <w:left w:val="single" w:sz="4" w:space="0" w:color="auto"/>
+              <w:bottom w:val="single" w:sz="4" w:space="0" w:color="auto"/>
+              <w:right w:val="single" w:sz="4" w:space="0" w:color="auto"/>
+            </w:tcBorders>
+            <w:tcMar>
+              <w:top w:w="0" w:type="dxa"/>
+              <w:left w:w="108" w:type="dxa"/>
+              <w:bottom w:w="0" w:type="dxa"/>
+              <w:right w:w="108" w:type="dxa"/>
+            </w:tcMar>
           </w:tcPr>
           <w:p>
+            <w:pPr>
+              <w:spacing w:after="200" w:line="276" w:lineRule="auto"/>
+            </w:pPr>
             <w:r>
               <w:rPr>
+                <w:rFonts w:ascii="Cambria" w:hAnsi="Cambria" w:eastAsia="ＭＳ 明朝" w:cs="Cambria" w:asciiTheme="minorHAnsi" w:hAnsiTheme="minorHAnsi" w:eastAsiaTheme="minorEastAsia" w:csTheme="minorBidi"/>
                 <w:sz w:val="20"/>
+                <w:szCs w:val="22"/>
               </w:rPr>
               <w:t>/query/free</w:t>
             </w:r>
@@ -247,12 +470,29 @@
         </w:tc>
         <w:tc>
           <w:tcPr>
-            <w:tcW w:type="dxa" w:w="2340"/>
+            <w:tcW w:w="2340" w:type="dxa"/>
+            <w:tcBorders>
+              <w:top w:val="single" w:sz="4" w:space="0" w:color="auto"/>
+              <w:left w:val="single" w:sz="4" w:space="0" w:color="auto"/>
+              <w:bottom w:val="single" w:sz="4" w:space="0" w:color="auto"/>
+              <w:right w:val="single" w:sz="4" w:space="0" w:color="auto"/>
+            </w:tcBorders>
+            <w:tcMar>
+              <w:top w:w="0" w:type="dxa"/>
+              <w:left w:w="108" w:type="dxa"/>
+              <w:bottom w:w="0" w:type="dxa"/>
+              <w:right w:w="108" w:type="dxa"/>
+            </w:tcMar>
           </w:tcPr>
           <w:p>
+            <w:pPr>
+              <w:spacing w:after="200" w:line="276" w:lineRule="auto"/>
+            </w:pPr>
             <w:r>
               <w:rPr>
+                <w:rFonts w:ascii="Cambria" w:hAnsi="Cambria" w:eastAsia="ＭＳ 明朝" w:cs="Cambria" w:asciiTheme="minorHAnsi" w:hAnsiTheme="minorHAnsi" w:eastAsiaTheme="minorEastAsia" w:csTheme="minorBidi"/>
                 <w:sz w:val="20"/>
+                <w:szCs w:val="22"/>
               </w:rPr>
               <w:t>Free</w:t>
             </w:r>
@@ -260,12 +500,29 @@
         </w:tc>
         <w:tc>
           <w:tcPr>
-            <w:tcW w:type="dxa" w:w="2340"/>
+            <w:tcW w:w="2340" w:type="dxa"/>
+            <w:tcBorders>
+              <w:top w:val="single" w:sz="4" w:space="0" w:color="auto"/>
+              <w:left w:val="single" w:sz="4" w:space="0" w:color="auto"/>
+              <w:bottom w:val="single" w:sz="4" w:space="0" w:color="auto"/>
+              <w:right w:val="single" w:sz="4" w:space="0" w:color="auto"/>
+            </w:tcBorders>
+            <w:tcMar>
+              <w:top w:w="0" w:type="dxa"/>
+              <w:left w:w="108" w:type="dxa"/>
+              <w:bottom w:w="0" w:type="dxa"/>
+              <w:right w:w="108" w:type="dxa"/>
+            </w:tcMar>
           </w:tcPr>
           <w:p>
+            <w:pPr>
+              <w:spacing w:after="200" w:line="276" w:lineRule="auto"/>
+            </w:pPr>
             <w:r>
               <w:rPr>
+                <w:rFonts w:ascii="Cambria" w:hAnsi="Cambria" w:eastAsia="ＭＳ 明朝" w:cs="Cambria" w:asciiTheme="minorHAnsi" w:hAnsiTheme="minorHAnsi" w:eastAsiaTheme="minorEastAsia" w:csTheme="minorBidi"/>
                 <w:sz w:val="20"/>
+                <w:szCs w:val="22"/>
               </w:rPr>
               <w:t>Single country; top-line answers only</w:t>
             </w:r>
@@ -275,12 +532,29 @@
       <w:tr>
         <w:tc>
           <w:tcPr>
-            <w:tcW w:type="dxa" w:w="2340"/>
+            <w:tcW w:w="2340" w:type="dxa"/>
+            <w:tcBorders>
+              <w:top w:val="single" w:sz="4" w:space="0" w:color="auto"/>
+              <w:left w:val="single" w:sz="4" w:space="0" w:color="auto"/>
+              <w:bottom w:val="single" w:sz="4" w:space="0" w:color="auto"/>
+              <w:right w:val="single" w:sz="4" w:space="0" w:color="auto"/>
+            </w:tcBorders>
+            <w:tcMar>
+              <w:top w:w="0" w:type="dxa"/>
+              <w:left w:w="108" w:type="dxa"/>
+              <w:bottom w:w="0" w:type="dxa"/>
+              <w:right w:w="108" w:type="dxa"/>
+            </w:tcMar>
           </w:tcPr>
           <w:p>
+            <w:pPr>
+              <w:spacing w:after="200" w:line="276" w:lineRule="auto"/>
+            </w:pPr>
             <w:r>
               <w:rPr>
+                <w:rFonts w:ascii="Cambria" w:hAnsi="Cambria" w:eastAsia="ＭＳ 明朝" w:cs="Cambria" w:asciiTheme="minorHAnsi" w:hAnsiTheme="minorHAnsi" w:eastAsiaTheme="minorEastAsia" w:csTheme="minorBidi"/>
                 <w:sz w:val="20"/>
+                <w:szCs w:val="22"/>
               </w:rPr>
               <w:t>POST</w:t>
             </w:r>
@@ -288,12 +562,29 @@
         </w:tc>
         <w:tc>
           <w:tcPr>
-            <w:tcW w:type="dxa" w:w="2340"/>
+            <w:tcW w:w="2340" w:type="dxa"/>
+            <w:tcBorders>
+              <w:top w:val="single" w:sz="4" w:space="0" w:color="auto"/>
+              <w:left w:val="single" w:sz="4" w:space="0" w:color="auto"/>
+              <w:bottom w:val="single" w:sz="4" w:space="0" w:color="auto"/>
+              <w:right w:val="single" w:sz="4" w:space="0" w:color="auto"/>
+            </w:tcBorders>
+            <w:tcMar>
+              <w:top w:w="0" w:type="dxa"/>
+              <w:left w:w="108" w:type="dxa"/>
+              <w:bottom w:w="0" w:type="dxa"/>
+              <w:right w:w="108" w:type="dxa"/>
+            </w:tcMar>
           </w:tcPr>
           <w:p>
+            <w:pPr>
+              <w:spacing w:after="200" w:line="276" w:lineRule="auto"/>
+            </w:pPr>
             <w:r>
               <w:rPr>
+                <w:rFonts w:ascii="Cambria" w:hAnsi="Cambria" w:eastAsia="ＭＳ 明朝" w:cs="Cambria" w:asciiTheme="minorHAnsi" w:hAnsiTheme="minorHAnsi" w:eastAsiaTheme="minorEastAsia" w:csTheme="minorBidi"/>
                 <w:sz w:val="20"/>
+                <w:szCs w:val="22"/>
               </w:rPr>
               <w:t>/query/farmers</w:t>
             </w:r>
@@ -301,12 +592,29 @@
         </w:tc>
         <w:tc>
           <w:tcPr>
-            <w:tcW w:type="dxa" w:w="2340"/>
+            <w:tcW w:w="2340" w:type="dxa"/>
+            <w:tcBorders>
+              <w:top w:val="single" w:sz="4" w:space="0" w:color="auto"/>
+              <w:left w:val="single" w:sz="4" w:space="0" w:color="auto"/>
+              <w:bottom w:val="single" w:sz="4" w:space="0" w:color="auto"/>
+              <w:right w:val="single" w:sz="4" w:space="0" w:color="auto"/>
+            </w:tcBorders>
+            <w:tcMar>
+              <w:top w:w="0" w:type="dxa"/>
+              <w:left w:w="108" w:type="dxa"/>
+              <w:bottom w:w="0" w:type="dxa"/>
+              <w:right w:w="108" w:type="dxa"/>
+            </w:tcMar>
           </w:tcPr>
           <w:p>
+            <w:pPr>
+              <w:spacing w:after="200" w:line="276" w:lineRule="auto"/>
+            </w:pPr>
             <w:r>
               <w:rPr>
+                <w:rFonts w:ascii="Cambria" w:hAnsi="Cambria" w:eastAsia="ＭＳ 明朝" w:cs="Cambria" w:asciiTheme="minorHAnsi" w:hAnsiTheme="minorHAnsi" w:eastAsiaTheme="minorEastAsia" w:csTheme="minorBidi"/>
                 <w:sz w:val="20"/>
+                <w:szCs w:val="22"/>
               </w:rPr>
               <w:t>Farmers</w:t>
             </w:r>
@@ -314,12 +622,29 @@
         </w:tc>
         <w:tc>
           <w:tcPr>
-            <w:tcW w:type="dxa" w:w="2340"/>
+            <w:tcW w:w="2340" w:type="dxa"/>
+            <w:tcBorders>
+              <w:top w:val="single" w:sz="4" w:space="0" w:color="auto"/>
+              <w:left w:val="single" w:sz="4" w:space="0" w:color="auto"/>
+              <w:bottom w:val="single" w:sz="4" w:space="0" w:color="auto"/>
+              <w:right w:val="single" w:sz="4" w:space="0" w:color="auto"/>
+            </w:tcBorders>
+            <w:tcMar>
+              <w:top w:w="0" w:type="dxa"/>
+              <w:left w:w="108" w:type="dxa"/>
+              <w:bottom w:w="0" w:type="dxa"/>
+              <w:right w:w="108" w:type="dxa"/>
+            </w:tcMar>
           </w:tcPr>
           <w:p>
+            <w:pPr>
+              <w:spacing w:after="200" w:line="276" w:lineRule="auto"/>
+            </w:pPr>
             <w:r>
               <w:rPr>
+                <w:rFonts w:ascii="Cambria" w:hAnsi="Cambria" w:eastAsia="ＭＳ 明朝" w:cs="Cambria" w:asciiTheme="minorHAnsi" w:hAnsiTheme="minorHAnsi" w:eastAsiaTheme="minorEastAsia" w:csTheme="minorBidi"/>
                 <w:sz w:val="20"/>
+                <w:szCs w:val="22"/>
               </w:rPr>
               <w:t>Localized crop/rainfall/market; profile country geo filter</w:t>
             </w:r>
@@ -329,12 +654,29 @@
       <w:tr>
         <w:tc>
           <w:tcPr>
-            <w:tcW w:type="dxa" w:w="2340"/>
+            <w:tcW w:w="2340" w:type="dxa"/>
+            <w:tcBorders>
+              <w:top w:val="single" w:sz="4" w:space="0" w:color="auto"/>
+              <w:left w:val="single" w:sz="4" w:space="0" w:color="auto"/>
+              <w:bottom w:val="single" w:sz="4" w:space="0" w:color="auto"/>
+              <w:right w:val="single" w:sz="4" w:space="0" w:color="auto"/>
+            </w:tcBorders>
+            <w:tcMar>
+              <w:top w:w="0" w:type="dxa"/>
+              <w:left w:w="108" w:type="dxa"/>
+              <w:bottom w:w="0" w:type="dxa"/>
+              <w:right w:w="108" w:type="dxa"/>
+            </w:tcMar>
           </w:tcPr>
           <w:p>
+            <w:pPr>
+              <w:spacing w:after="200" w:line="276" w:lineRule="auto"/>
+            </w:pPr>
             <w:r>
               <w:rPr>
+                <w:rFonts w:ascii="Cambria" w:hAnsi="Cambria" w:eastAsia="ＭＳ 明朝" w:cs="Cambria" w:asciiTheme="minorHAnsi" w:hAnsiTheme="minorHAnsi" w:eastAsiaTheme="minorEastAsia" w:csTheme="minorBidi"/>
                 <w:sz w:val="20"/>
+                <w:szCs w:val="22"/>
               </w:rPr>
               <w:t>POST</w:t>
             </w:r>
@@ -342,12 +684,29 @@
         </w:tc>
         <w:tc>
           <w:tcPr>
-            <w:tcW w:type="dxa" w:w="2340"/>
+            <w:tcW w:w="2340" w:type="dxa"/>
+            <w:tcBorders>
+              <w:top w:val="single" w:sz="4" w:space="0" w:color="auto"/>
+              <w:left w:val="single" w:sz="4" w:space="0" w:color="auto"/>
+              <w:bottom w:val="single" w:sz="4" w:space="0" w:color="auto"/>
+              <w:right w:val="single" w:sz="4" w:space="0" w:color="auto"/>
+            </w:tcBorders>
+            <w:tcMar>
+              <w:top w:w="0" w:type="dxa"/>
+              <w:left w:w="108" w:type="dxa"/>
+              <w:bottom w:w="0" w:type="dxa"/>
+              <w:right w:w="108" w:type="dxa"/>
+            </w:tcMar>
           </w:tcPr>
           <w:p>
+            <w:pPr>
+              <w:spacing w:after="200" w:line="276" w:lineRule="auto"/>
+            </w:pPr>
             <w:r>
               <w:rPr>
+                <w:rFonts w:ascii="Cambria" w:hAnsi="Cambria" w:eastAsia="ＭＳ 明朝" w:cs="Cambria" w:asciiTheme="minorHAnsi" w:hAnsiTheme="minorHAnsi" w:eastAsiaTheme="minorEastAsia" w:csTheme="minorBidi"/>
                 <w:sz w:val="20"/>
+                <w:szCs w:val="22"/>
               </w:rPr>
               <w:t>/query/government</w:t>
             </w:r>
@@ -355,12 +714,29 @@
         </w:tc>
         <w:tc>
           <w:tcPr>
-            <w:tcW w:type="dxa" w:w="2340"/>
+            <w:tcW w:w="2340" w:type="dxa"/>
+            <w:tcBorders>
+              <w:top w:val="single" w:sz="4" w:space="0" w:color="auto"/>
+              <w:left w:val="single" w:sz="4" w:space="0" w:color="auto"/>
+              <w:bottom w:val="single" w:sz="4" w:space="0" w:color="auto"/>
+              <w:right w:val="single" w:sz="4" w:space="0" w:color="auto"/>
+            </w:tcBorders>
+            <w:tcMar>
+              <w:top w:w="0" w:type="dxa"/>
+              <w:left w:w="108" w:type="dxa"/>
+              <w:bottom w:w="0" w:type="dxa"/>
+              <w:right w:w="108" w:type="dxa"/>
+            </w:tcMar>
           </w:tcPr>
           <w:p>
+            <w:pPr>
+              <w:spacing w:after="200" w:line="276" w:lineRule="auto"/>
+            </w:pPr>
             <w:r>
               <w:rPr>
+                <w:rFonts w:ascii="Cambria" w:hAnsi="Cambria" w:eastAsia="ＭＳ 明朝" w:cs="Cambria" w:asciiTheme="minorHAnsi" w:hAnsiTheme="minorHAnsi" w:eastAsiaTheme="minorEastAsia" w:csTheme="minorBidi"/>
                 <w:sz w:val="20"/>
+                <w:szCs w:val="22"/>
               </w:rPr>
               <w:t>Government</w:t>
             </w:r>
@@ -368,12 +744,29 @@
         </w:tc>
         <w:tc>
           <w:tcPr>
-            <w:tcW w:type="dxa" w:w="2340"/>
+            <w:tcW w:w="2340" w:type="dxa"/>
+            <w:tcBorders>
+              <w:top w:val="single" w:sz="4" w:space="0" w:color="auto"/>
+              <w:left w:val="single" w:sz="4" w:space="0" w:color="auto"/>
+              <w:bottom w:val="single" w:sz="4" w:space="0" w:color="auto"/>
+              <w:right w:val="single" w:sz="4" w:space="0" w:color="auto"/>
+            </w:tcBorders>
+            <w:tcMar>
+              <w:top w:w="0" w:type="dxa"/>
+              <w:left w:w="108" w:type="dxa"/>
+              <w:bottom w:w="0" w:type="dxa"/>
+              <w:right w:w="108" w:type="dxa"/>
+            </w:tcMar>
           </w:tcPr>
           <w:p>
+            <w:pPr>
+              <w:spacing w:after="200" w:line="276" w:lineRule="auto"/>
+            </w:pPr>
             <w:r>
               <w:rPr>
+                <w:rFonts w:ascii="Cambria" w:hAnsi="Cambria" w:eastAsia="ＭＳ 明朝" w:cs="Cambria" w:asciiTheme="minorHAnsi" w:hAnsiTheme="minorHAnsi" w:eastAsiaTheme="minorEastAsia" w:csTheme="minorBidi"/>
                 <w:sz w:val="20"/>
+                <w:szCs w:val="22"/>
               </w:rPr>
               <w:t>National/sub-national + historical trends</w:t>
             </w:r>
@@ -383,12 +776,29 @@
       <w:tr>
         <w:tc>
           <w:tcPr>
-            <w:tcW w:type="dxa" w:w="2340"/>
+            <w:tcW w:w="2340" w:type="dxa"/>
+            <w:tcBorders>
+              <w:top w:val="single" w:sz="4" w:space="0" w:color="auto"/>
+              <w:left w:val="single" w:sz="4" w:space="0" w:color="auto"/>
+              <w:bottom w:val="single" w:sz="4" w:space="0" w:color="auto"/>
+              <w:right w:val="single" w:sz="4" w:space="0" w:color="auto"/>
+            </w:tcBorders>
+            <w:tcMar>
+              <w:top w:w="0" w:type="dxa"/>
+              <w:left w:w="108" w:type="dxa"/>
+              <w:bottom w:w="0" w:type="dxa"/>
+              <w:right w:w="108" w:type="dxa"/>
+            </w:tcMar>
           </w:tcPr>
           <w:p>
+            <w:pPr>
+              <w:spacing w:after="200" w:line="276" w:lineRule="auto"/>
+            </w:pPr>
             <w:r>
               <w:rPr>
+                <w:rFonts w:ascii="Cambria" w:hAnsi="Cambria" w:eastAsia="ＭＳ 明朝" w:cs="Cambria" w:asciiTheme="minorHAnsi" w:hAnsiTheme="minorHAnsi" w:eastAsiaTheme="minorEastAsia" w:csTheme="minorBidi"/>
                 <w:sz w:val="20"/>
+                <w:szCs w:val="22"/>
               </w:rPr>
               <w:t>POST</w:t>
             </w:r>
@@ -396,12 +806,29 @@
         </w:tc>
         <w:tc>
           <w:tcPr>
-            <w:tcW w:type="dxa" w:w="2340"/>
+            <w:tcW w:w="2340" w:type="dxa"/>
+            <w:tcBorders>
+              <w:top w:val="single" w:sz="4" w:space="0" w:color="auto"/>
+              <w:left w:val="single" w:sz="4" w:space="0" w:color="auto"/>
+              <w:bottom w:val="single" w:sz="4" w:space="0" w:color="auto"/>
+              <w:right w:val="single" w:sz="4" w:space="0" w:color="auto"/>
+            </w:tcBorders>
+            <w:tcMar>
+              <w:top w:w="0" w:type="dxa"/>
+              <w:left w:w="108" w:type="dxa"/>
+              <w:bottom w:w="0" w:type="dxa"/>
+              <w:right w:w="108" w:type="dxa"/>
+            </w:tcMar>
           </w:tcPr>
           <w:p>
+            <w:pPr>
+              <w:spacing w:after="200" w:line="276" w:lineRule="auto"/>
+            </w:pPr>
             <w:r>
               <w:rPr>
+                <w:rFonts w:ascii="Cambria" w:hAnsi="Cambria" w:eastAsia="ＭＳ 明朝" w:cs="Cambria" w:asciiTheme="minorHAnsi" w:hAnsiTheme="minorHAnsi" w:eastAsiaTheme="minorEastAsia" w:csTheme="minorBidi"/>
                 <w:sz w:val="20"/>
+                <w:szCs w:val="22"/>
               </w:rPr>
               <w:t>/query/ngos</w:t>
             </w:r>
@@ -409,12 +836,29 @@
         </w:tc>
         <w:tc>
           <w:tcPr>
-            <w:tcW w:type="dxa" w:w="2340"/>
+            <w:tcW w:w="2340" w:type="dxa"/>
+            <w:tcBorders>
+              <w:top w:val="single" w:sz="4" w:space="0" w:color="auto"/>
+              <w:left w:val="single" w:sz="4" w:space="0" w:color="auto"/>
+              <w:bottom w:val="single" w:sz="4" w:space="0" w:color="auto"/>
+              <w:right w:val="single" w:sz="4" w:space="0" w:color="auto"/>
+            </w:tcBorders>
+            <w:tcMar>
+              <w:top w:w="0" w:type="dxa"/>
+              <w:left w:w="108" w:type="dxa"/>
+              <w:bottom w:w="0" w:type="dxa"/>
+              <w:right w:w="108" w:type="dxa"/>
+            </w:tcMar>
           </w:tcPr>
           <w:p>
+            <w:pPr>
+              <w:spacing w:after="200" w:line="276" w:lineRule="auto"/>
+            </w:pPr>
             <w:r>
               <w:rPr>
+                <w:rFonts w:ascii="Cambria" w:hAnsi="Cambria" w:eastAsia="ＭＳ 明朝" w:cs="Cambria" w:asciiTheme="minorHAnsi" w:hAnsiTheme="minorHAnsi" w:eastAsiaTheme="minorEastAsia" w:csTheme="minorBidi"/>
                 <w:sz w:val="20"/>
+                <w:szCs w:val="22"/>
               </w:rPr>
               <w:t>NGOs</w:t>
             </w:r>
@@ -422,12 +866,29 @@
         </w:tc>
         <w:tc>
           <w:tcPr>
-            <w:tcW w:type="dxa" w:w="2340"/>
+            <w:tcW w:w="2340" w:type="dxa"/>
+            <w:tcBorders>
+              <w:top w:val="single" w:sz="4" w:space="0" w:color="auto"/>
+              <w:left w:val="single" w:sz="4" w:space="0" w:color="auto"/>
+              <w:bottom w:val="single" w:sz="4" w:space="0" w:color="auto"/>
+              <w:right w:val="single" w:sz="4" w:space="0" w:color="auto"/>
+            </w:tcBorders>
+            <w:tcMar>
+              <w:top w:w="0" w:type="dxa"/>
+              <w:left w:w="108" w:type="dxa"/>
+              <w:bottom w:w="0" w:type="dxa"/>
+              <w:right w:w="108" w:type="dxa"/>
+            </w:tcMar>
           </w:tcPr>
           <w:p>
+            <w:pPr>
+              <w:spacing w:after="200" w:line="276" w:lineRule="auto"/>
+            </w:pPr>
             <w:r>
               <w:rPr>
+                <w:rFonts w:ascii="Cambria" w:hAnsi="Cambria" w:eastAsia="ＭＳ 明朝" w:cs="Cambria" w:asciiTheme="minorHAnsi" w:hAnsiTheme="minorHAnsi" w:eastAsiaTheme="minorEastAsia" w:csTheme="minorBidi"/>
                 <w:sz w:val="20"/>
+                <w:szCs w:val="22"/>
               </w:rPr>
               <w:t>Government-tier depth + multi-region program framing</w:t>
             </w:r>
@@ -437,12 +898,29 @@
       <w:tr>
         <w:tc>
           <w:tcPr>
-            <w:tcW w:type="dxa" w:w="2340"/>
+            <w:tcW w:w="2340" w:type="dxa"/>
+            <w:tcBorders>
+              <w:top w:val="single" w:sz="4" w:space="0" w:color="auto"/>
+              <w:left w:val="single" w:sz="4" w:space="0" w:color="auto"/>
+              <w:bottom w:val="single" w:sz="4" w:space="0" w:color="auto"/>
+              <w:right w:val="single" w:sz="4" w:space="0" w:color="auto"/>
+            </w:tcBorders>
+            <w:tcMar>
+              <w:top w:w="0" w:type="dxa"/>
+              <w:left w:w="108" w:type="dxa"/>
+              <w:bottom w:w="0" w:type="dxa"/>
+              <w:right w:w="108" w:type="dxa"/>
+            </w:tcMar>
           </w:tcPr>
           <w:p>
+            <w:pPr>
+              <w:spacing w:after="200" w:line="276" w:lineRule="auto"/>
+            </w:pPr>
             <w:r>
               <w:rPr>
+                <w:rFonts w:ascii="Cambria" w:hAnsi="Cambria" w:eastAsia="ＭＳ 明朝" w:cs="Cambria" w:asciiTheme="minorHAnsi" w:hAnsiTheme="minorHAnsi" w:eastAsiaTheme="minorEastAsia" w:csTheme="minorBidi"/>
                 <w:sz w:val="20"/>
+                <w:szCs w:val="22"/>
               </w:rPr>
               <w:t>POST</w:t>
             </w:r>
@@ -450,12 +928,29 @@
         </w:tc>
         <w:tc>
           <w:tcPr>
-            <w:tcW w:type="dxa" w:w="2340"/>
+            <w:tcW w:w="2340" w:type="dxa"/>
+            <w:tcBorders>
+              <w:top w:val="single" w:sz="4" w:space="0" w:color="auto"/>
+              <w:left w:val="single" w:sz="4" w:space="0" w:color="auto"/>
+              <w:bottom w:val="single" w:sz="4" w:space="0" w:color="auto"/>
+              <w:right w:val="single" w:sz="4" w:space="0" w:color="auto"/>
+            </w:tcBorders>
+            <w:tcMar>
+              <w:top w:w="0" w:type="dxa"/>
+              <w:left w:w="108" w:type="dxa"/>
+              <w:bottom w:w="0" w:type="dxa"/>
+              <w:right w:w="108" w:type="dxa"/>
+            </w:tcMar>
           </w:tcPr>
           <w:p>
+            <w:pPr>
+              <w:spacing w:after="200" w:line="276" w:lineRule="auto"/>
+            </w:pPr>
             <w:r>
               <w:rPr>
+                <w:rFonts w:ascii="Cambria" w:hAnsi="Cambria" w:eastAsia="ＭＳ 明朝" w:cs="Cambria" w:asciiTheme="minorHAnsi" w:hAnsiTheme="minorHAnsi" w:eastAsiaTheme="minorEastAsia" w:csTheme="minorBidi"/>
                 <w:sz w:val="20"/>
+                <w:szCs w:val="22"/>
               </w:rPr>
               <w:t>/query/agribusinesses</w:t>
             </w:r>
@@ -463,12 +958,29 @@
         </w:tc>
         <w:tc>
           <w:tcPr>
-            <w:tcW w:type="dxa" w:w="2340"/>
+            <w:tcW w:w="2340" w:type="dxa"/>
+            <w:tcBorders>
+              <w:top w:val="single" w:sz="4" w:space="0" w:color="auto"/>
+              <w:left w:val="single" w:sz="4" w:space="0" w:color="auto"/>
+              <w:bottom w:val="single" w:sz="4" w:space="0" w:color="auto"/>
+              <w:right w:val="single" w:sz="4" w:space="0" w:color="auto"/>
+            </w:tcBorders>
+            <w:tcMar>
+              <w:top w:w="0" w:type="dxa"/>
+              <w:left w:w="108" w:type="dxa"/>
+              <w:bottom w:w="0" w:type="dxa"/>
+              <w:right w:w="108" w:type="dxa"/>
+            </w:tcMar>
           </w:tcPr>
           <w:p>
+            <w:pPr>
+              <w:spacing w:after="200" w:line="276" w:lineRule="auto"/>
+            </w:pPr>
             <w:r>
               <w:rPr>
+                <w:rFonts w:ascii="Cambria" w:hAnsi="Cambria" w:eastAsia="ＭＳ 明朝" w:cs="Cambria" w:asciiTheme="minorHAnsi" w:hAnsiTheme="minorHAnsi" w:eastAsiaTheme="minorEastAsia" w:csTheme="minorBidi"/>
                 <w:sz w:val="20"/>
+                <w:szCs w:val="22"/>
               </w:rPr>
               <w:t>Agribusinesses</w:t>
             </w:r>
@@ -476,12 +988,29 @@
         </w:tc>
         <w:tc>
           <w:tcPr>
-            <w:tcW w:type="dxa" w:w="2340"/>
+            <w:tcW w:w="2340" w:type="dxa"/>
+            <w:tcBorders>
+              <w:top w:val="single" w:sz="4" w:space="0" w:color="auto"/>
+              <w:left w:val="single" w:sz="4" w:space="0" w:color="auto"/>
+              <w:bottom w:val="single" w:sz="4" w:space="0" w:color="auto"/>
+              <w:right w:val="single" w:sz="4" w:space="0" w:color="auto"/>
+            </w:tcBorders>
+            <w:tcMar>
+              <w:top w:w="0" w:type="dxa"/>
+              <w:left w:w="108" w:type="dxa"/>
+              <w:bottom w:w="0" w:type="dxa"/>
+              <w:right w:w="108" w:type="dxa"/>
+            </w:tcMar>
           </w:tcPr>
           <w:p>
+            <w:pPr>
+              <w:spacing w:after="200" w:line="276" w:lineRule="auto"/>
+            </w:pPr>
             <w:r>
               <w:rPr>
+                <w:rFonts w:ascii="Cambria" w:hAnsi="Cambria" w:eastAsia="ＭＳ 明朝" w:cs="Cambria" w:asciiTheme="minorHAnsi" w:hAnsiTheme="minorHAnsi" w:eastAsiaTheme="minorEastAsia" w:csTheme="minorBidi"/>
                 <w:sz w:val="20"/>
+                <w:szCs w:val="22"/>
               </w:rPr>
               <w:t>Cross-country comparison; market/volatility framing</w:t>
             </w:r>
@@ -491,12 +1020,29 @@
       <w:tr>
         <w:tc>
           <w:tcPr>
-            <w:tcW w:type="dxa" w:w="2340"/>
+            <w:tcW w:w="2340" w:type="dxa"/>
+            <w:tcBorders>
+              <w:top w:val="single" w:sz="4" w:space="0" w:color="auto"/>
+              <w:left w:val="single" w:sz="4" w:space="0" w:color="auto"/>
+              <w:bottom w:val="single" w:sz="4" w:space="0" w:color="auto"/>
+              <w:right w:val="single" w:sz="4" w:space="0" w:color="auto"/>
+            </w:tcBorders>
+            <w:tcMar>
+              <w:top w:w="0" w:type="dxa"/>
+              <w:left w:w="108" w:type="dxa"/>
+              <w:bottom w:w="0" w:type="dxa"/>
+              <w:right w:w="108" w:type="dxa"/>
+            </w:tcMar>
           </w:tcPr>
           <w:p>
+            <w:pPr>
+              <w:spacing w:after="200" w:line="276" w:lineRule="auto"/>
+            </w:pPr>
             <w:r>
               <w:rPr>
+                <w:rFonts w:ascii="Cambria" w:hAnsi="Cambria" w:eastAsia="ＭＳ 明朝" w:cs="Cambria" w:asciiTheme="minorHAnsi" w:hAnsiTheme="minorHAnsi" w:eastAsiaTheme="minorEastAsia" w:csTheme="minorBidi"/>
                 <w:sz w:val="20"/>
+                <w:szCs w:val="22"/>
               </w:rPr>
               <w:t>POST</w:t>
             </w:r>
@@ -504,12 +1050,29 @@
         </w:tc>
         <w:tc>
           <w:tcPr>
-            <w:tcW w:type="dxa" w:w="2340"/>
+            <w:tcW w:w="2340" w:type="dxa"/>
+            <w:tcBorders>
+              <w:top w:val="single" w:sz="4" w:space="0" w:color="auto"/>
+              <w:left w:val="single" w:sz="4" w:space="0" w:color="auto"/>
+              <w:bottom w:val="single" w:sz="4" w:space="0" w:color="auto"/>
+              <w:right w:val="single" w:sz="4" w:space="0" w:color="auto"/>
+            </w:tcBorders>
+            <w:tcMar>
+              <w:top w:w="0" w:type="dxa"/>
+              <w:left w:w="108" w:type="dxa"/>
+              <w:bottom w:w="0" w:type="dxa"/>
+              <w:right w:w="108" w:type="dxa"/>
+            </w:tcMar>
           </w:tcPr>
           <w:p>
+            <w:pPr>
+              <w:spacing w:after="200" w:line="276" w:lineRule="auto"/>
+            </w:pPr>
             <w:r>
               <w:rPr>
+                <w:rFonts w:ascii="Cambria" w:hAnsi="Cambria" w:eastAsia="ＭＳ 明朝" w:cs="Cambria" w:asciiTheme="minorHAnsi" w:hAnsiTheme="minorHAnsi" w:eastAsiaTheme="minorEastAsia" w:csTheme="minorBidi"/>
                 <w:sz w:val="20"/>
+                <w:szCs w:val="22"/>
               </w:rPr>
               <w:t>/query/integrated</w:t>
             </w:r>
@@ -517,12 +1080,29 @@
         </w:tc>
         <w:tc>
           <w:tcPr>
-            <w:tcW w:type="dxa" w:w="2340"/>
+            <w:tcW w:w="2340" w:type="dxa"/>
+            <w:tcBorders>
+              <w:top w:val="single" w:sz="4" w:space="0" w:color="auto"/>
+              <w:left w:val="single" w:sz="4" w:space="0" w:color="auto"/>
+              <w:bottom w:val="single" w:sz="4" w:space="0" w:color="auto"/>
+              <w:right w:val="single" w:sz="4" w:space="0" w:color="auto"/>
+            </w:tcBorders>
+            <w:tcMar>
+              <w:top w:w="0" w:type="dxa"/>
+              <w:left w:w="108" w:type="dxa"/>
+              <w:bottom w:w="0" w:type="dxa"/>
+              <w:right w:w="108" w:type="dxa"/>
+            </w:tcMar>
           </w:tcPr>
           <w:p>
+            <w:pPr>
+              <w:spacing w:after="200" w:line="276" w:lineRule="auto"/>
+            </w:pPr>
             <w:r>
               <w:rPr>
+                <w:rFonts w:ascii="Cambria" w:hAnsi="Cambria" w:eastAsia="ＭＳ 明朝" w:cs="Cambria" w:asciiTheme="minorHAnsi" w:hAnsiTheme="minorHAnsi" w:eastAsiaTheme="minorEastAsia" w:csTheme="minorBidi"/>
                 <w:sz w:val="20"/>
+                <w:szCs w:val="22"/>
               </w:rPr>
               <w:t>Integrated</w:t>
             </w:r>
@@ -530,12 +1110,29 @@
         </w:tc>
         <w:tc>
           <w:tcPr>
-            <w:tcW w:type="dxa" w:w="2340"/>
+            <w:tcW w:w="2340" w:type="dxa"/>
+            <w:tcBorders>
+              <w:top w:val="single" w:sz="4" w:space="0" w:color="auto"/>
+              <w:left w:val="single" w:sz="4" w:space="0" w:color="auto"/>
+              <w:bottom w:val="single" w:sz="4" w:space="0" w:color="auto"/>
+              <w:right w:val="single" w:sz="4" w:space="0" w:color="auto"/>
+            </w:tcBorders>
+            <w:tcMar>
+              <w:top w:w="0" w:type="dxa"/>
+              <w:left w:w="108" w:type="dxa"/>
+              <w:bottom w:w="0" w:type="dxa"/>
+              <w:right w:w="108" w:type="dxa"/>
+            </w:tcMar>
           </w:tcPr>
           <w:p>
+            <w:pPr>
+              <w:spacing w:after="200" w:line="276" w:lineRule="auto"/>
+            </w:pPr>
             <w:r>
               <w:rPr>
+                <w:rFonts w:ascii="Cambria" w:hAnsi="Cambria" w:eastAsia="ＭＳ 明朝" w:cs="Cambria" w:asciiTheme="minorHAnsi" w:hAnsiTheme="minorHAnsi" w:eastAsiaTheme="minorEastAsia" w:csTheme="minorBidi"/>
                 <w:sz w:val="20"/>
+                <w:szCs w:val="22"/>
               </w:rPr>
               <w:t>Full access; category persona per message</w:t>
             </w:r>
@@ -543,12 +1140,20 @@
         </w:tc>
       </w:tr>
     </w:tbl>
-    <w:p/>
     <w:p>
+      <w:pPr>
+        <w:spacing w:after="200" w:line="276" w:lineRule="auto"/>
+      </w:pPr>
+    </w:p>
+    <w:p>
+      <w:pPr>
+        <w:spacing w:after="200" w:line="276" w:lineRule="auto"/>
+      </w:pPr>
       <w:r>
         <w:rPr>
-          <w:b w:val="0"/>
+          <w:rFonts w:ascii="Cambria" w:hAnsi="Cambria" w:eastAsia="ＭＳ 明朝" w:cs="Cambria" w:asciiTheme="minorHAnsi" w:hAnsiTheme="minorHAnsi" w:eastAsiaTheme="minorEastAsia" w:csTheme="minorBidi"/>
           <w:sz w:val="22"/>
+          <w:szCs w:val="22"/>
         </w:rPr>
         <w:t>Generic POST /query still exists (plan_type from user_profile). Prefer the plan-scoped URLs above.</w:t>
       </w:r>
@@ -558,14 +1163,26 @@
         <w:pStyle w:val="Heading2"/>
       </w:pPr>
       <w:r>
+        <w:rPr>
+          <w:rFonts w:ascii="Calibri" w:hAnsi="Calibri" w:eastAsia="ＭＳ ゴシック" w:cs="Calibri" w:asciiTheme="majorHAnsi" w:hAnsiTheme="majorHAnsi" w:eastAsiaTheme="majorEastAsia" w:csTheme="majorBidi"/>
+          <w:b/>
+          <w:bCs/>
+          <w:color w:val="4F81BD" w:themeColor="accent1"/>
+          <w:sz w:val="26"/>
+          <w:szCs w:val="26"/>
+        </w:rPr>
         <w:t>Categories</w:t>
       </w:r>
     </w:p>
     <w:p>
+      <w:pPr>
+        <w:spacing w:after="200" w:line="276" w:lineRule="auto"/>
+      </w:pPr>
       <w:r>
         <w:rPr>
-          <w:b w:val="0"/>
+          <w:rFonts w:ascii="Cambria" w:hAnsi="Cambria" w:eastAsia="ＭＳ 明朝" w:cs="Cambria" w:asciiTheme="minorHAnsi" w:hAnsiTheme="minorHAnsi" w:eastAsiaTheme="minorEastAsia" w:csTheme="minorBidi"/>
           <w:sz w:val="22"/>
+          <w:szCs w:val="22"/>
         </w:rPr>
         <w:t>category sets generation persona/tone. Send it in user_profile.</w:t>
       </w:r>
@@ -573,8 +1190,22 @@
     <w:tbl>
       <w:tblPr>
         <w:tblStyle w:val="TableGrid"/>
-        <w:tblW w:type="auto" w:w="0"/>
-        <w:tblLook w:firstColumn="1" w:firstRow="1" w:lastColumn="0" w:lastRow="0" w:noHBand="0" w:noVBand="1" w:val="04A0"/>
+        <w:tblW w:w="0" w:type="auto"/>
+        <w:tblBorders>
+          <w:top w:val="single" w:sz="4" w:space="0" w:color="auto"/>
+          <w:left w:val="single" w:sz="4" w:space="0" w:color="auto"/>
+          <w:bottom w:val="single" w:sz="4" w:space="0" w:color="auto"/>
+          <w:right w:val="single" w:sz="4" w:space="0" w:color="auto"/>
+          <w:insideH w:val="single" w:sz="4" w:space="0" w:color="auto"/>
+          <w:insideV w:val="single" w:sz="4" w:space="0" w:color="auto"/>
+        </w:tblBorders>
+        <w:tblCellMar>
+          <w:top w:w="0" w:type="dxa"/>
+          <w:left w:w="108" w:type="dxa"/>
+          <w:bottom w:w="0" w:type="dxa"/>
+          <w:right w:w="108" w:type="dxa"/>
+        </w:tblCellMar>
+        <w:tblLook w:firstRow="1" w:firstColumn="1" w:noVBand="1"/>
       </w:tblPr>
       <w:tblGrid>
         <w:gridCol w:w="4680"/>
@@ -583,13 +1214,31 @@
       <w:tr>
         <w:tc>
           <w:tcPr>
-            <w:tcW w:type="dxa" w:w="4680"/>
+            <w:tcW w:w="4680" w:type="dxa"/>
+            <w:tcBorders>
+              <w:top w:val="single" w:sz="4" w:space="0" w:color="auto"/>
+              <w:left w:val="single" w:sz="4" w:space="0" w:color="auto"/>
+              <w:bottom w:val="single" w:sz="4" w:space="0" w:color="auto"/>
+              <w:right w:val="single" w:sz="4" w:space="0" w:color="auto"/>
+            </w:tcBorders>
+            <w:tcMar>
+              <w:top w:w="0" w:type="dxa"/>
+              <w:left w:w="108" w:type="dxa"/>
+              <w:bottom w:w="0" w:type="dxa"/>
+              <w:right w:w="108" w:type="dxa"/>
+            </w:tcMar>
           </w:tcPr>
           <w:p>
+            <w:pPr>
+              <w:spacing w:after="200" w:line="276" w:lineRule="auto"/>
+            </w:pPr>
             <w:r>
               <w:rPr>
+                <w:rFonts w:ascii="Cambria" w:hAnsi="Cambria" w:eastAsia="ＭＳ 明朝" w:cs="Cambria" w:asciiTheme="minorHAnsi" w:hAnsiTheme="minorHAnsi" w:eastAsiaTheme="minorEastAsia" w:csTheme="minorBidi"/>
                 <w:b/>
+                <w:bCs/>
                 <w:sz w:val="20"/>
+                <w:szCs w:val="22"/>
               </w:rPr>
               <w:t>ID</w:t>
             </w:r>
@@ -597,13 +1246,31 @@
         </w:tc>
         <w:tc>
           <w:tcPr>
-            <w:tcW w:type="dxa" w:w="4680"/>
+            <w:tcW w:w="4680" w:type="dxa"/>
+            <w:tcBorders>
+              <w:top w:val="single" w:sz="4" w:space="0" w:color="auto"/>
+              <w:left w:val="single" w:sz="4" w:space="0" w:color="auto"/>
+              <w:bottom w:val="single" w:sz="4" w:space="0" w:color="auto"/>
+              <w:right w:val="single" w:sz="4" w:space="0" w:color="auto"/>
+            </w:tcBorders>
+            <w:tcMar>
+              <w:top w:w="0" w:type="dxa"/>
+              <w:left w:w="108" w:type="dxa"/>
+              <w:bottom w:w="0" w:type="dxa"/>
+              <w:right w:w="108" w:type="dxa"/>
+            </w:tcMar>
           </w:tcPr>
           <w:p>
+            <w:pPr>
+              <w:spacing w:after="200" w:line="276" w:lineRule="auto"/>
+            </w:pPr>
             <w:r>
               <w:rPr>
+                <w:rFonts w:ascii="Cambria" w:hAnsi="Cambria" w:eastAsia="ＭＳ 明朝" w:cs="Cambria" w:asciiTheme="minorHAnsi" w:hAnsiTheme="minorHAnsi" w:eastAsiaTheme="minorEastAsia" w:csTheme="minorBidi"/>
                 <w:b/>
+                <w:bCs/>
                 <w:sz w:val="20"/>
+                <w:szCs w:val="22"/>
               </w:rPr>
               <w:t>Label</w:t>
             </w:r>
@@ -613,12 +1280,29 @@
       <w:tr>
         <w:tc>
           <w:tcPr>
-            <w:tcW w:type="dxa" w:w="4680"/>
+            <w:tcW w:w="4680" w:type="dxa"/>
+            <w:tcBorders>
+              <w:top w:val="single" w:sz="4" w:space="0" w:color="auto"/>
+              <w:left w:val="single" w:sz="4" w:space="0" w:color="auto"/>
+              <w:bottom w:val="single" w:sz="4" w:space="0" w:color="auto"/>
+              <w:right w:val="single" w:sz="4" w:space="0" w:color="auto"/>
+            </w:tcBorders>
+            <w:tcMar>
+              <w:top w:w="0" w:type="dxa"/>
+              <w:left w:w="108" w:type="dxa"/>
+              <w:bottom w:w="0" w:type="dxa"/>
+              <w:right w:w="108" w:type="dxa"/>
+            </w:tcMar>
           </w:tcPr>
           <w:p>
+            <w:pPr>
+              <w:spacing w:after="200" w:line="276" w:lineRule="auto"/>
+            </w:pPr>
             <w:r>
               <w:rPr>
+                <w:rFonts w:ascii="Cambria" w:hAnsi="Cambria" w:eastAsia="ＭＳ 明朝" w:cs="Cambria" w:asciiTheme="minorHAnsi" w:hAnsiTheme="minorHAnsi" w:eastAsiaTheme="minorEastAsia" w:csTheme="minorBidi"/>
                 <w:sz w:val="20"/>
+                <w:szCs w:val="22"/>
               </w:rPr>
               <w:t>Government</w:t>
             </w:r>
@@ -626,12 +1310,29 @@
         </w:tc>
         <w:tc>
           <w:tcPr>
-            <w:tcW w:type="dxa" w:w="4680"/>
+            <w:tcW w:w="4680" w:type="dxa"/>
+            <w:tcBorders>
+              <w:top w:val="single" w:sz="4" w:space="0" w:color="auto"/>
+              <w:left w:val="single" w:sz="4" w:space="0" w:color="auto"/>
+              <w:bottom w:val="single" w:sz="4" w:space="0" w:color="auto"/>
+              <w:right w:val="single" w:sz="4" w:space="0" w:color="auto"/>
+            </w:tcBorders>
+            <w:tcMar>
+              <w:top w:w="0" w:type="dxa"/>
+              <w:left w:w="108" w:type="dxa"/>
+              <w:bottom w:w="0" w:type="dxa"/>
+              <w:right w:w="108" w:type="dxa"/>
+            </w:tcMar>
           </w:tcPr>
           <w:p>
+            <w:pPr>
+              <w:spacing w:after="200" w:line="276" w:lineRule="auto"/>
+            </w:pPr>
             <w:r>
               <w:rPr>
+                <w:rFonts w:ascii="Cambria" w:hAnsi="Cambria" w:eastAsia="ＭＳ 明朝" w:cs="Cambria" w:asciiTheme="minorHAnsi" w:hAnsiTheme="minorHAnsi" w:eastAsiaTheme="minorEastAsia" w:csTheme="minorBidi"/>
                 <w:sz w:val="20"/>
+                <w:szCs w:val="22"/>
               </w:rPr>
               <w:t>Government &amp; Public Institutions</w:t>
             </w:r>
@@ -641,12 +1342,29 @@
       <w:tr>
         <w:tc>
           <w:tcPr>
-            <w:tcW w:type="dxa" w:w="4680"/>
+            <w:tcW w:w="4680" w:type="dxa"/>
+            <w:tcBorders>
+              <w:top w:val="single" w:sz="4" w:space="0" w:color="auto"/>
+              <w:left w:val="single" w:sz="4" w:space="0" w:color="auto"/>
+              <w:bottom w:val="single" w:sz="4" w:space="0" w:color="auto"/>
+              <w:right w:val="single" w:sz="4" w:space="0" w:color="auto"/>
+            </w:tcBorders>
+            <w:tcMar>
+              <w:top w:w="0" w:type="dxa"/>
+              <w:left w:w="108" w:type="dxa"/>
+              <w:bottom w:w="0" w:type="dxa"/>
+              <w:right w:w="108" w:type="dxa"/>
+            </w:tcMar>
           </w:tcPr>
           <w:p>
+            <w:pPr>
+              <w:spacing w:after="200" w:line="276" w:lineRule="auto"/>
+            </w:pPr>
             <w:r>
               <w:rPr>
+                <w:rFonts w:ascii="Cambria" w:hAnsi="Cambria" w:eastAsia="ＭＳ 明朝" w:cs="Cambria" w:asciiTheme="minorHAnsi" w:hAnsiTheme="minorHAnsi" w:eastAsiaTheme="minorEastAsia" w:csTheme="minorBidi"/>
                 <w:sz w:val="20"/>
+                <w:szCs w:val="22"/>
               </w:rPr>
               <w:t>NGOs</w:t>
             </w:r>
@@ -654,12 +1372,29 @@
         </w:tc>
         <w:tc>
           <w:tcPr>
-            <w:tcW w:type="dxa" w:w="4680"/>
+            <w:tcW w:w="4680" w:type="dxa"/>
+            <w:tcBorders>
+              <w:top w:val="single" w:sz="4" w:space="0" w:color="auto"/>
+              <w:left w:val="single" w:sz="4" w:space="0" w:color="auto"/>
+              <w:bottom w:val="single" w:sz="4" w:space="0" w:color="auto"/>
+              <w:right w:val="single" w:sz="4" w:space="0" w:color="auto"/>
+            </w:tcBorders>
+            <w:tcMar>
+              <w:top w:w="0" w:type="dxa"/>
+              <w:left w:w="108" w:type="dxa"/>
+              <w:bottom w:w="0" w:type="dxa"/>
+              <w:right w:w="108" w:type="dxa"/>
+            </w:tcMar>
           </w:tcPr>
           <w:p>
+            <w:pPr>
+              <w:spacing w:after="200" w:line="276" w:lineRule="auto"/>
+            </w:pPr>
             <w:r>
               <w:rPr>
+                <w:rFonts w:ascii="Cambria" w:hAnsi="Cambria" w:eastAsia="ＭＳ 明朝" w:cs="Cambria" w:asciiTheme="minorHAnsi" w:hAnsiTheme="minorHAnsi" w:eastAsiaTheme="minorEastAsia" w:csTheme="minorBidi"/>
                 <w:sz w:val="20"/>
+                <w:szCs w:val="22"/>
               </w:rPr>
               <w:t>Foundations, NGOs &amp; Development Partners</w:t>
             </w:r>
@@ -669,12 +1404,29 @@
       <w:tr>
         <w:tc>
           <w:tcPr>
-            <w:tcW w:type="dxa" w:w="4680"/>
+            <w:tcW w:w="4680" w:type="dxa"/>
+            <w:tcBorders>
+              <w:top w:val="single" w:sz="4" w:space="0" w:color="auto"/>
+              <w:left w:val="single" w:sz="4" w:space="0" w:color="auto"/>
+              <w:bottom w:val="single" w:sz="4" w:space="0" w:color="auto"/>
+              <w:right w:val="single" w:sz="4" w:space="0" w:color="auto"/>
+            </w:tcBorders>
+            <w:tcMar>
+              <w:top w:w="0" w:type="dxa"/>
+              <w:left w:w="108" w:type="dxa"/>
+              <w:bottom w:w="0" w:type="dxa"/>
+              <w:right w:w="108" w:type="dxa"/>
+            </w:tcMar>
           </w:tcPr>
           <w:p>
+            <w:pPr>
+              <w:spacing w:after="200" w:line="276" w:lineRule="auto"/>
+            </w:pPr>
             <w:r>
               <w:rPr>
+                <w:rFonts w:ascii="Cambria" w:hAnsi="Cambria" w:eastAsia="ＭＳ 明朝" w:cs="Cambria" w:asciiTheme="minorHAnsi" w:hAnsiTheme="minorHAnsi" w:eastAsiaTheme="minorEastAsia" w:csTheme="minorBidi"/>
                 <w:sz w:val="20"/>
+                <w:szCs w:val="22"/>
               </w:rPr>
               <w:t>Agribusinesses</w:t>
             </w:r>
@@ -682,12 +1434,29 @@
         </w:tc>
         <w:tc>
           <w:tcPr>
-            <w:tcW w:type="dxa" w:w="4680"/>
+            <w:tcW w:w="4680" w:type="dxa"/>
+            <w:tcBorders>
+              <w:top w:val="single" w:sz="4" w:space="0" w:color="auto"/>
+              <w:left w:val="single" w:sz="4" w:space="0" w:color="auto"/>
+              <w:bottom w:val="single" w:sz="4" w:space="0" w:color="auto"/>
+              <w:right w:val="single" w:sz="4" w:space="0" w:color="auto"/>
+            </w:tcBorders>
+            <w:tcMar>
+              <w:top w:w="0" w:type="dxa"/>
+              <w:left w:w="108" w:type="dxa"/>
+              <w:bottom w:w="0" w:type="dxa"/>
+              <w:right w:w="108" w:type="dxa"/>
+            </w:tcMar>
           </w:tcPr>
           <w:p>
+            <w:pPr>
+              <w:spacing w:after="200" w:line="276" w:lineRule="auto"/>
+            </w:pPr>
             <w:r>
               <w:rPr>
+                <w:rFonts w:ascii="Cambria" w:hAnsi="Cambria" w:eastAsia="ＭＳ 明朝" w:cs="Cambria" w:asciiTheme="minorHAnsi" w:hAnsiTheme="minorHAnsi" w:eastAsiaTheme="minorEastAsia" w:csTheme="minorBidi"/>
                 <w:sz w:val="20"/>
+                <w:szCs w:val="22"/>
               </w:rPr>
               <w:t>Agribusinesses &amp; Financial Institutions</w:t>
             </w:r>
@@ -697,12 +1466,29 @@
       <w:tr>
         <w:tc>
           <w:tcPr>
-            <w:tcW w:type="dxa" w:w="4680"/>
+            <w:tcW w:w="4680" w:type="dxa"/>
+            <w:tcBorders>
+              <w:top w:val="single" w:sz="4" w:space="0" w:color="auto"/>
+              <w:left w:val="single" w:sz="4" w:space="0" w:color="auto"/>
+              <w:bottom w:val="single" w:sz="4" w:space="0" w:color="auto"/>
+              <w:right w:val="single" w:sz="4" w:space="0" w:color="auto"/>
+            </w:tcBorders>
+            <w:tcMar>
+              <w:top w:w="0" w:type="dxa"/>
+              <w:left w:w="108" w:type="dxa"/>
+              <w:bottom w:w="0" w:type="dxa"/>
+              <w:right w:w="108" w:type="dxa"/>
+            </w:tcMar>
           </w:tcPr>
           <w:p>
+            <w:pPr>
+              <w:spacing w:after="200" w:line="276" w:lineRule="auto"/>
+            </w:pPr>
             <w:r>
               <w:rPr>
+                <w:rFonts w:ascii="Cambria" w:hAnsi="Cambria" w:eastAsia="ＭＳ 明朝" w:cs="Cambria" w:asciiTheme="minorHAnsi" w:hAnsiTheme="minorHAnsi" w:eastAsiaTheme="minorEastAsia" w:csTheme="minorBidi"/>
                 <w:sz w:val="20"/>
+                <w:szCs w:val="22"/>
               </w:rPr>
               <w:t>Farmers</w:t>
             </w:r>
@@ -710,12 +1496,29 @@
         </w:tc>
         <w:tc>
           <w:tcPr>
-            <w:tcW w:type="dxa" w:w="4680"/>
+            <w:tcW w:w="4680" w:type="dxa"/>
+            <w:tcBorders>
+              <w:top w:val="single" w:sz="4" w:space="0" w:color="auto"/>
+              <w:left w:val="single" w:sz="4" w:space="0" w:color="auto"/>
+              <w:bottom w:val="single" w:sz="4" w:space="0" w:color="auto"/>
+              <w:right w:val="single" w:sz="4" w:space="0" w:color="auto"/>
+            </w:tcBorders>
+            <w:tcMar>
+              <w:top w:w="0" w:type="dxa"/>
+              <w:left w:w="108" w:type="dxa"/>
+              <w:bottom w:w="0" w:type="dxa"/>
+              <w:right w:w="108" w:type="dxa"/>
+            </w:tcMar>
           </w:tcPr>
           <w:p>
+            <w:pPr>
+              <w:spacing w:after="200" w:line="276" w:lineRule="auto"/>
+            </w:pPr>
             <w:r>
               <w:rPr>
+                <w:rFonts w:ascii="Cambria" w:hAnsi="Cambria" w:eastAsia="ＭＳ 明朝" w:cs="Cambria" w:asciiTheme="minorHAnsi" w:hAnsiTheme="minorHAnsi" w:eastAsiaTheme="minorEastAsia" w:csTheme="minorBidi"/>
                 <w:sz w:val="20"/>
+                <w:szCs w:val="22"/>
               </w:rPr>
               <w:t>Farmers, Cooperatives &amp; Communities</w:t>
             </w:r>
@@ -723,12 +1526,24 @@
         </w:tc>
       </w:tr>
     </w:tbl>
-    <w:p/>
+    <w:p>
+      <w:pPr>
+        <w:spacing w:after="200" w:line="276" w:lineRule="auto"/>
+      </w:pPr>
+    </w:p>
     <w:p>
       <w:pPr>
         <w:pStyle w:val="Heading1"/>
       </w:pPr>
       <w:r>
+        <w:rPr>
+          <w:rFonts w:ascii="Calibri" w:hAnsi="Calibri" w:eastAsia="ＭＳ ゴシック" w:cs="Calibri" w:asciiTheme="majorHAnsi" w:hAnsiTheme="majorHAnsi" w:eastAsiaTheme="majorEastAsia" w:csTheme="majorBidi"/>
+          <w:b/>
+          <w:bCs/>
+          <w:color w:val="365F91" w:themeColor="accent1" w:themeShade="BF"/>
+          <w:sz w:val="28"/>
+          <w:szCs w:val="28"/>
+        </w:rPr>
         <w:t>Quick start</w:t>
       </w:r>
     </w:p>
@@ -737,6 +1552,14 @@
         <w:pStyle w:val="Heading3"/>
       </w:pPr>
       <w:r>
+        <w:rPr>
+          <w:rFonts w:ascii="Calibri" w:hAnsi="Calibri" w:eastAsia="ＭＳ ゴシック" w:cs="Calibri" w:asciiTheme="majorHAnsi" w:hAnsiTheme="majorHAnsi" w:eastAsiaTheme="majorEastAsia" w:csTheme="majorBidi"/>
+          <w:b/>
+          <w:bCs/>
+          <w:color w:val="4F81BD" w:themeColor="accent1"/>
+          <w:sz w:val="22"/>
+          <w:szCs w:val="22"/>
+        </w:rPr>
         <w:t>Farmers plan (recommended pattern)</w:t>
       </w:r>
     </w:p>
@@ -747,8 +1570,9 @@
       </w:pPr>
       <w:r>
         <w:rPr>
-          <w:rFonts w:ascii="Consolas" w:hAnsi="Consolas"/>
+          <w:rFonts w:ascii="Consolas" w:hAnsi="Consolas" w:eastAsia="ＭＳ 明朝" w:cs="Consolas" w:eastAsiaTheme="minorEastAsia" w:csTheme="minorBidi"/>
           <w:sz w:val="18"/>
+          <w:szCs w:val="22"/>
         </w:rPr>
         <w:t>curl -s -X POST "https://data-team-production-db77.up.railway.app/query/farmers" \</w:t>
       </w:r>
@@ -760,8 +1584,9 @@
       </w:pPr>
       <w:r>
         <w:rPr>
-          <w:rFonts w:ascii="Consolas" w:hAnsi="Consolas"/>
+          <w:rFonts w:ascii="Consolas" w:hAnsi="Consolas" w:eastAsia="ＭＳ 明朝" w:cs="Consolas" w:eastAsiaTheme="minorEastAsia" w:csTheme="minorBidi"/>
           <w:sz w:val="18"/>
+          <w:szCs w:val="22"/>
         </w:rPr>
         <w:t xml:space="preserve">  -H "Content-Type: application/json" \</w:t>
       </w:r>
@@ -773,8 +1598,9 @@
       </w:pPr>
       <w:r>
         <w:rPr>
-          <w:rFonts w:ascii="Consolas" w:hAnsi="Consolas"/>
+          <w:rFonts w:ascii="Consolas" w:hAnsi="Consolas" w:eastAsia="ＭＳ 明朝" w:cs="Consolas" w:eastAsiaTheme="minorEastAsia" w:csTheme="minorBidi"/>
           <w:sz w:val="18"/>
+          <w:szCs w:val="22"/>
         </w:rPr>
         <w:t xml:space="preserve">  -d '{</w:t>
       </w:r>
@@ -786,8 +1612,9 @@
       </w:pPr>
       <w:r>
         <w:rPr>
-          <w:rFonts w:ascii="Consolas" w:hAnsi="Consolas"/>
+          <w:rFonts w:ascii="Consolas" w:hAnsi="Consolas" w:eastAsia="ＭＳ 明朝" w:cs="Consolas" w:eastAsiaTheme="minorEastAsia" w:csTheme="minorBidi"/>
           <w:sz w:val="18"/>
+          <w:szCs w:val="22"/>
         </w:rPr>
         <w:t xml:space="preserve">    "query": "What is the maize outlook?",</w:t>
       </w:r>
@@ -799,8 +1626,9 @@
       </w:pPr>
       <w:r>
         <w:rPr>
-          <w:rFonts w:ascii="Consolas" w:hAnsi="Consolas"/>
+          <w:rFonts w:ascii="Consolas" w:hAnsi="Consolas" w:eastAsia="ＭＳ 明朝" w:cs="Consolas" w:eastAsiaTheme="minorEastAsia" w:csTheme="minorBidi"/>
           <w:sz w:val="18"/>
+          <w:szCs w:val="22"/>
         </w:rPr>
         <w:t xml:space="preserve">    "user_profile": {</w:t>
       </w:r>
@@ -812,8 +1640,9 @@
       </w:pPr>
       <w:r>
         <w:rPr>
-          <w:rFonts w:ascii="Consolas" w:hAnsi="Consolas"/>
+          <w:rFonts w:ascii="Consolas" w:hAnsi="Consolas" w:eastAsia="ＭＳ 明朝" w:cs="Consolas" w:eastAsiaTheme="minorEastAsia" w:csTheme="minorBidi"/>
           <w:sz w:val="18"/>
+          <w:szCs w:val="22"/>
         </w:rPr>
         <w:t xml:space="preserve">      "plan_type": "Farmers",</w:t>
       </w:r>
@@ -825,8 +1654,9 @@
       </w:pPr>
       <w:r>
         <w:rPr>
-          <w:rFonts w:ascii="Consolas" w:hAnsi="Consolas"/>
+          <w:rFonts w:ascii="Consolas" w:hAnsi="Consolas" w:eastAsia="ＭＳ 明朝" w:cs="Consolas" w:eastAsiaTheme="minorEastAsia" w:csTheme="minorBidi"/>
           <w:sz w:val="18"/>
+          <w:szCs w:val="22"/>
         </w:rPr>
         <w:t xml:space="preserve">      "category": "Farmers",</w:t>
       </w:r>
@@ -838,8 +1668,9 @@
       </w:pPr>
       <w:r>
         <w:rPr>
-          <w:rFonts w:ascii="Consolas" w:hAnsi="Consolas"/>
+          <w:rFonts w:ascii="Consolas" w:hAnsi="Consolas" w:eastAsia="ＭＳ 明朝" w:cs="Consolas" w:eastAsiaTheme="minorEastAsia" w:csTheme="minorBidi"/>
           <w:sz w:val="18"/>
+          <w:szCs w:val="22"/>
         </w:rPr>
         <w:t xml:space="preserve">      "country": "Kenya"</w:t>
       </w:r>
@@ -851,8 +1682,9 @@
       </w:pPr>
       <w:r>
         <w:rPr>
-          <w:rFonts w:ascii="Consolas" w:hAnsi="Consolas"/>
+          <w:rFonts w:ascii="Consolas" w:hAnsi="Consolas" w:eastAsia="ＭＳ 明朝" w:cs="Consolas" w:eastAsiaTheme="minorEastAsia" w:csTheme="minorBidi"/>
           <w:sz w:val="18"/>
+          <w:szCs w:val="22"/>
         </w:rPr>
         <w:t xml:space="preserve">    }</w:t>
       </w:r>
@@ -864,8 +1696,9 @@
       </w:pPr>
       <w:r>
         <w:rPr>
-          <w:rFonts w:ascii="Consolas" w:hAnsi="Consolas"/>
+          <w:rFonts w:ascii="Consolas" w:hAnsi="Consolas" w:eastAsia="ＭＳ 明朝" w:cs="Consolas" w:eastAsiaTheme="minorEastAsia" w:csTheme="minorBidi"/>
           <w:sz w:val="18"/>
+          <w:szCs w:val="22"/>
         </w:rPr>
         <w:t xml:space="preserve">  }'</w:t>
       </w:r>
@@ -873,10 +1706,13 @@
     <w:p>
       <w:pPr>
         <w:pStyle w:val="ListBullet"/>
+        <w:ind w:left="360" w:hanging="360"/>
       </w:pPr>
       <w:r>
         <w:rPr>
+          <w:rFonts w:ascii="Cambria" w:hAnsi="Cambria" w:eastAsia="ＭＳ 明朝" w:cs="Cambria" w:asciiTheme="minorHAnsi" w:hAnsiTheme="minorHAnsi" w:eastAsiaTheme="minorEastAsia" w:csTheme="minorBidi"/>
           <w:sz w:val="22"/>
+          <w:szCs w:val="22"/>
         </w:rPr>
         <w:t>Reuse session_id from the previous response for multi-turn chat.</w:t>
       </w:r>
@@ -884,10 +1720,13 @@
     <w:p>
       <w:pPr>
         <w:pStyle w:val="ListBullet"/>
+        <w:ind w:left="360" w:hanging="360"/>
       </w:pPr>
       <w:r>
         <w:rPr>
+          <w:rFonts w:ascii="Cambria" w:hAnsi="Cambria" w:eastAsia="ＭＳ 明朝" w:cs="Cambria" w:asciiTheme="minorHAnsi" w:hAnsiTheme="minorHAnsi" w:eastAsiaTheme="minorEastAsia" w:csTheme="minorBidi"/>
           <w:sz w:val="22"/>
+          <w:szCs w:val="22"/>
         </w:rPr>
         <w:t>Omit chat_history to use server-side memory; send chat_history for client-owned history.</w:t>
       </w:r>
@@ -895,10 +1734,13 @@
     <w:p>
       <w:pPr>
         <w:pStyle w:val="ListBullet"/>
+        <w:ind w:left="360" w:hanging="360"/>
       </w:pPr>
       <w:r>
         <w:rPr>
+          <w:rFonts w:ascii="Cambria" w:hAnsi="Cambria" w:eastAsia="ＭＳ 明朝" w:cs="Cambria" w:asciiTheme="minorHAnsi" w:hAnsiTheme="minorHAnsi" w:eastAsiaTheme="minorEastAsia" w:csTheme="minorBidi"/>
           <w:sz w:val="22"/>
+          <w:szCs w:val="22"/>
         </w:rPr>
         <w:t>Every successful response includes acf (confidence band, score 0–100, explanation).</w:t>
       </w:r>
@@ -906,10 +1748,13 @@
     <w:p>
       <w:pPr>
         <w:pStyle w:val="ListBullet"/>
+        <w:ind w:left="360" w:hanging="360"/>
       </w:pPr>
       <w:r>
         <w:rPr>
+          <w:rFonts w:ascii="Cambria" w:hAnsi="Cambria" w:eastAsia="ＭＳ 明朝" w:cs="Cambria" w:asciiTheme="minorHAnsi" w:hAnsiTheme="minorHAnsi" w:eastAsiaTheme="minorEastAsia" w:csTheme="minorBidi"/>
           <w:sz w:val="22"/>
+          <w:szCs w:val="22"/>
         </w:rPr>
         <w:t>Agribusinesses and Integrated return artifacts[] (CSV/chart/DOCX/PDF URLs) when the user asks for an export and structured data is available. Production: set AWS_S3_BUCKET_NAME + AWS_ENDPOINT_URL (Railway neat-icebox) or RAG_ARTIFACT_GCS_BUCKET.</w:t>
       </w:r>
@@ -919,14 +1764,36 @@
         <w:pStyle w:val="Heading1"/>
       </w:pPr>
       <w:r>
+        <w:rPr>
+          <w:rFonts w:ascii="Calibri" w:hAnsi="Calibri" w:eastAsia="ＭＳ ゴシック" w:cs="Calibri" w:asciiTheme="majorHAnsi" w:hAnsiTheme="majorHAnsi" w:eastAsiaTheme="majorEastAsia" w:csTheme="majorBidi"/>
+          <w:b/>
+          <w:bCs/>
+          <w:color w:val="365F91" w:themeColor="accent1" w:themeShade="BF"/>
+          <w:sz w:val="28"/>
+          <w:szCs w:val="28"/>
+        </w:rPr>
         <w:t>POST /query/{plan} — request</w:t>
       </w:r>
     </w:p>
     <w:tbl>
       <w:tblPr>
         <w:tblStyle w:val="TableGrid"/>
-        <w:tblW w:type="auto" w:w="0"/>
-        <w:tblLook w:firstColumn="1" w:firstRow="1" w:lastColumn="0" w:lastRow="0" w:noHBand="0" w:noVBand="1" w:val="04A0"/>
+        <w:tblW w:w="0" w:type="auto"/>
+        <w:tblBorders>
+          <w:top w:val="single" w:sz="4" w:space="0" w:color="auto"/>
+          <w:left w:val="single" w:sz="4" w:space="0" w:color="auto"/>
+          <w:bottom w:val="single" w:sz="4" w:space="0" w:color="auto"/>
+          <w:right w:val="single" w:sz="4" w:space="0" w:color="auto"/>
+          <w:insideH w:val="single" w:sz="4" w:space="0" w:color="auto"/>
+          <w:insideV w:val="single" w:sz="4" w:space="0" w:color="auto"/>
+        </w:tblBorders>
+        <w:tblCellMar>
+          <w:top w:w="0" w:type="dxa"/>
+          <w:left w:w="108" w:type="dxa"/>
+          <w:bottom w:w="0" w:type="dxa"/>
+          <w:right w:w="108" w:type="dxa"/>
+        </w:tblCellMar>
+        <w:tblLook w:firstRow="1" w:firstColumn="1" w:noVBand="1"/>
       </w:tblPr>
       <w:tblGrid>
         <w:gridCol w:w="2340"/>
@@ -937,13 +1804,31 @@
       <w:tr>
         <w:tc>
           <w:tcPr>
-            <w:tcW w:type="dxa" w:w="2340"/>
+            <w:tcW w:w="2340" w:type="dxa"/>
+            <w:tcBorders>
+              <w:top w:val="single" w:sz="4" w:space="0" w:color="auto"/>
+              <w:left w:val="single" w:sz="4" w:space="0" w:color="auto"/>
+              <w:bottom w:val="single" w:sz="4" w:space="0" w:color="auto"/>
+              <w:right w:val="single" w:sz="4" w:space="0" w:color="auto"/>
+            </w:tcBorders>
+            <w:tcMar>
+              <w:top w:w="0" w:type="dxa"/>
+              <w:left w:w="108" w:type="dxa"/>
+              <w:bottom w:w="0" w:type="dxa"/>
+              <w:right w:w="108" w:type="dxa"/>
+            </w:tcMar>
           </w:tcPr>
           <w:p>
+            <w:pPr>
+              <w:spacing w:after="200" w:line="276" w:lineRule="auto"/>
+            </w:pPr>
             <w:r>
               <w:rPr>
+                <w:rFonts w:ascii="Cambria" w:hAnsi="Cambria" w:eastAsia="ＭＳ 明朝" w:cs="Cambria" w:asciiTheme="minorHAnsi" w:hAnsiTheme="minorHAnsi" w:eastAsiaTheme="minorEastAsia" w:csTheme="minorBidi"/>
                 <w:b/>
+                <w:bCs/>
                 <w:sz w:val="20"/>
+                <w:szCs w:val="22"/>
               </w:rPr>
               <w:t>Field</w:t>
             </w:r>
@@ -951,13 +1836,31 @@
         </w:tc>
         <w:tc>
           <w:tcPr>
-            <w:tcW w:type="dxa" w:w="2340"/>
+            <w:tcW w:w="2340" w:type="dxa"/>
+            <w:tcBorders>
+              <w:top w:val="single" w:sz="4" w:space="0" w:color="auto"/>
+              <w:left w:val="single" w:sz="4" w:space="0" w:color="auto"/>
+              <w:bottom w:val="single" w:sz="4" w:space="0" w:color="auto"/>
+              <w:right w:val="single" w:sz="4" w:space="0" w:color="auto"/>
+            </w:tcBorders>
+            <w:tcMar>
+              <w:top w:w="0" w:type="dxa"/>
+              <w:left w:w="108" w:type="dxa"/>
+              <w:bottom w:w="0" w:type="dxa"/>
+              <w:right w:w="108" w:type="dxa"/>
+            </w:tcMar>
           </w:tcPr>
           <w:p>
+            <w:pPr>
+              <w:spacing w:after="200" w:line="276" w:lineRule="auto"/>
+            </w:pPr>
             <w:r>
               <w:rPr>
+                <w:rFonts w:ascii="Cambria" w:hAnsi="Cambria" w:eastAsia="ＭＳ 明朝" w:cs="Cambria" w:asciiTheme="minorHAnsi" w:hAnsiTheme="minorHAnsi" w:eastAsiaTheme="minorEastAsia" w:csTheme="minorBidi"/>
                 <w:b/>
+                <w:bCs/>
                 <w:sz w:val="20"/>
+                <w:szCs w:val="22"/>
               </w:rPr>
               <w:t>Type</w:t>
             </w:r>
@@ -965,13 +1868,31 @@
         </w:tc>
         <w:tc>
           <w:tcPr>
-            <w:tcW w:type="dxa" w:w="2340"/>
+            <w:tcW w:w="2340" w:type="dxa"/>
+            <w:tcBorders>
+              <w:top w:val="single" w:sz="4" w:space="0" w:color="auto"/>
+              <w:left w:val="single" w:sz="4" w:space="0" w:color="auto"/>
+              <w:bottom w:val="single" w:sz="4" w:space="0" w:color="auto"/>
+              <w:right w:val="single" w:sz="4" w:space="0" w:color="auto"/>
+            </w:tcBorders>
+            <w:tcMar>
+              <w:top w:w="0" w:type="dxa"/>
+              <w:left w:w="108" w:type="dxa"/>
+              <w:bottom w:w="0" w:type="dxa"/>
+              <w:right w:w="108" w:type="dxa"/>
+            </w:tcMar>
           </w:tcPr>
           <w:p>
+            <w:pPr>
+              <w:spacing w:after="200" w:line="276" w:lineRule="auto"/>
+            </w:pPr>
             <w:r>
               <w:rPr>
+                <w:rFonts w:ascii="Cambria" w:hAnsi="Cambria" w:eastAsia="ＭＳ 明朝" w:cs="Cambria" w:asciiTheme="minorHAnsi" w:hAnsiTheme="minorHAnsi" w:eastAsiaTheme="minorEastAsia" w:csTheme="minorBidi"/>
                 <w:b/>
+                <w:bCs/>
                 <w:sz w:val="20"/>
+                <w:szCs w:val="22"/>
               </w:rPr>
               <w:t>Required</w:t>
             </w:r>
@@ -979,13 +1900,31 @@
         </w:tc>
         <w:tc>
           <w:tcPr>
-            <w:tcW w:type="dxa" w:w="2340"/>
+            <w:tcW w:w="2340" w:type="dxa"/>
+            <w:tcBorders>
+              <w:top w:val="single" w:sz="4" w:space="0" w:color="auto"/>
+              <w:left w:val="single" w:sz="4" w:space="0" w:color="auto"/>
+              <w:bottom w:val="single" w:sz="4" w:space="0" w:color="auto"/>
+              <w:right w:val="single" w:sz="4" w:space="0" w:color="auto"/>
+            </w:tcBorders>
+            <w:tcMar>
+              <w:top w:w="0" w:type="dxa"/>
+              <w:left w:w="108" w:type="dxa"/>
+              <w:bottom w:w="0" w:type="dxa"/>
+              <w:right w:w="108" w:type="dxa"/>
+            </w:tcMar>
           </w:tcPr>
           <w:p>
+            <w:pPr>
+              <w:spacing w:after="200" w:line="276" w:lineRule="auto"/>
+            </w:pPr>
             <w:r>
               <w:rPr>
+                <w:rFonts w:ascii="Cambria" w:hAnsi="Cambria" w:eastAsia="ＭＳ 明朝" w:cs="Cambria" w:asciiTheme="minorHAnsi" w:hAnsiTheme="minorHAnsi" w:eastAsiaTheme="minorEastAsia" w:csTheme="minorBidi"/>
                 <w:b/>
+                <w:bCs/>
                 <w:sz w:val="20"/>
+                <w:szCs w:val="22"/>
               </w:rPr>
               <w:t>Description</w:t>
             </w:r>
@@ -995,12 +1934,29 @@
       <w:tr>
         <w:tc>
           <w:tcPr>
-            <w:tcW w:type="dxa" w:w="2340"/>
+            <w:tcW w:w="2340" w:type="dxa"/>
+            <w:tcBorders>
+              <w:top w:val="single" w:sz="4" w:space="0" w:color="auto"/>
+              <w:left w:val="single" w:sz="4" w:space="0" w:color="auto"/>
+              <w:bottom w:val="single" w:sz="4" w:space="0" w:color="auto"/>
+              <w:right w:val="single" w:sz="4" w:space="0" w:color="auto"/>
+            </w:tcBorders>
+            <w:tcMar>
+              <w:top w:w="0" w:type="dxa"/>
+              <w:left w:w="108" w:type="dxa"/>
+              <w:bottom w:w="0" w:type="dxa"/>
+              <w:right w:w="108" w:type="dxa"/>
+            </w:tcMar>
           </w:tcPr>
           <w:p>
+            <w:pPr>
+              <w:spacing w:after="200" w:line="276" w:lineRule="auto"/>
+            </w:pPr>
             <w:r>
               <w:rPr>
+                <w:rFonts w:ascii="Cambria" w:hAnsi="Cambria" w:eastAsia="ＭＳ 明朝" w:cs="Cambria" w:asciiTheme="minorHAnsi" w:hAnsiTheme="minorHAnsi" w:eastAsiaTheme="minorEastAsia" w:csTheme="minorBidi"/>
                 <w:sz w:val="20"/>
+                <w:szCs w:val="22"/>
               </w:rPr>
               <w:t>query</w:t>
             </w:r>
@@ -1008,12 +1964,29 @@
         </w:tc>
         <w:tc>
           <w:tcPr>
-            <w:tcW w:type="dxa" w:w="2340"/>
+            <w:tcW w:w="2340" w:type="dxa"/>
+            <w:tcBorders>
+              <w:top w:val="single" w:sz="4" w:space="0" w:color="auto"/>
+              <w:left w:val="single" w:sz="4" w:space="0" w:color="auto"/>
+              <w:bottom w:val="single" w:sz="4" w:space="0" w:color="auto"/>
+              <w:right w:val="single" w:sz="4" w:space="0" w:color="auto"/>
+            </w:tcBorders>
+            <w:tcMar>
+              <w:top w:w="0" w:type="dxa"/>
+              <w:left w:w="108" w:type="dxa"/>
+              <w:bottom w:w="0" w:type="dxa"/>
+              <w:right w:w="108" w:type="dxa"/>
+            </w:tcMar>
           </w:tcPr>
           <w:p>
+            <w:pPr>
+              <w:spacing w:after="200" w:line="276" w:lineRule="auto"/>
+            </w:pPr>
             <w:r>
               <w:rPr>
+                <w:rFonts w:ascii="Cambria" w:hAnsi="Cambria" w:eastAsia="ＭＳ 明朝" w:cs="Cambria" w:asciiTheme="minorHAnsi" w:hAnsiTheme="minorHAnsi" w:eastAsiaTheme="minorEastAsia" w:csTheme="minorBidi"/>
                 <w:sz w:val="20"/>
+                <w:szCs w:val="22"/>
               </w:rPr>
               <w:t>string</w:t>
             </w:r>
@@ -1021,12 +1994,29 @@
         </w:tc>
         <w:tc>
           <w:tcPr>
-            <w:tcW w:type="dxa" w:w="2340"/>
+            <w:tcW w:w="2340" w:type="dxa"/>
+            <w:tcBorders>
+              <w:top w:val="single" w:sz="4" w:space="0" w:color="auto"/>
+              <w:left w:val="single" w:sz="4" w:space="0" w:color="auto"/>
+              <w:bottom w:val="single" w:sz="4" w:space="0" w:color="auto"/>
+              <w:right w:val="single" w:sz="4" w:space="0" w:color="auto"/>
+            </w:tcBorders>
+            <w:tcMar>
+              <w:top w:w="0" w:type="dxa"/>
+              <w:left w:w="108" w:type="dxa"/>
+              <w:bottom w:w="0" w:type="dxa"/>
+              <w:right w:w="108" w:type="dxa"/>
+            </w:tcMar>
           </w:tcPr>
           <w:p>
+            <w:pPr>
+              <w:spacing w:after="200" w:line="276" w:lineRule="auto"/>
+            </w:pPr>
             <w:r>
               <w:rPr>
+                <w:rFonts w:ascii="Cambria" w:hAnsi="Cambria" w:eastAsia="ＭＳ 明朝" w:cs="Cambria" w:asciiTheme="minorHAnsi" w:hAnsiTheme="minorHAnsi" w:eastAsiaTheme="minorEastAsia" w:csTheme="minorBidi"/>
                 <w:sz w:val="20"/>
+                <w:szCs w:val="22"/>
               </w:rPr>
               <w:t>Yes</w:t>
             </w:r>
@@ -1034,12 +2024,29 @@
         </w:tc>
         <w:tc>
           <w:tcPr>
-            <w:tcW w:type="dxa" w:w="2340"/>
+            <w:tcW w:w="2340" w:type="dxa"/>
+            <w:tcBorders>
+              <w:top w:val="single" w:sz="4" w:space="0" w:color="auto"/>
+              <w:left w:val="single" w:sz="4" w:space="0" w:color="auto"/>
+              <w:bottom w:val="single" w:sz="4" w:space="0" w:color="auto"/>
+              <w:right w:val="single" w:sz="4" w:space="0" w:color="auto"/>
+            </w:tcBorders>
+            <w:tcMar>
+              <w:top w:w="0" w:type="dxa"/>
+              <w:left w:w="108" w:type="dxa"/>
+              <w:bottom w:w="0" w:type="dxa"/>
+              <w:right w:w="108" w:type="dxa"/>
+            </w:tcMar>
           </w:tcPr>
           <w:p>
+            <w:pPr>
+              <w:spacing w:after="200" w:line="276" w:lineRule="auto"/>
+            </w:pPr>
             <w:r>
               <w:rPr>
+                <w:rFonts w:ascii="Cambria" w:hAnsi="Cambria" w:eastAsia="ＭＳ 明朝" w:cs="Cambria" w:asciiTheme="minorHAnsi" w:hAnsiTheme="minorHAnsi" w:eastAsiaTheme="minorEastAsia" w:csTheme="minorBidi"/>
                 <w:sz w:val="20"/>
+                <w:szCs w:val="22"/>
               </w:rPr>
               <w:t>Natural language question</w:t>
             </w:r>
@@ -1049,12 +2056,29 @@
       <w:tr>
         <w:tc>
           <w:tcPr>
-            <w:tcW w:type="dxa" w:w="2340"/>
+            <w:tcW w:w="2340" w:type="dxa"/>
+            <w:tcBorders>
+              <w:top w:val="single" w:sz="4" w:space="0" w:color="auto"/>
+              <w:left w:val="single" w:sz="4" w:space="0" w:color="auto"/>
+              <w:bottom w:val="single" w:sz="4" w:space="0" w:color="auto"/>
+              <w:right w:val="single" w:sz="4" w:space="0" w:color="auto"/>
+            </w:tcBorders>
+            <w:tcMar>
+              <w:top w:w="0" w:type="dxa"/>
+              <w:left w:w="108" w:type="dxa"/>
+              <w:bottom w:w="0" w:type="dxa"/>
+              <w:right w:w="108" w:type="dxa"/>
+            </w:tcMar>
           </w:tcPr>
           <w:p>
+            <w:pPr>
+              <w:spacing w:after="200" w:line="276" w:lineRule="auto"/>
+            </w:pPr>
             <w:r>
               <w:rPr>
+                <w:rFonts w:ascii="Cambria" w:hAnsi="Cambria" w:eastAsia="ＭＳ 明朝" w:cs="Cambria" w:asciiTheme="minorHAnsi" w:hAnsiTheme="minorHAnsi" w:eastAsiaTheme="minorEastAsia" w:csTheme="minorBidi"/>
                 <w:sz w:val="20"/>
+                <w:szCs w:val="22"/>
               </w:rPr>
               <w:t>session_id</w:t>
             </w:r>
@@ -1062,12 +2086,29 @@
         </w:tc>
         <w:tc>
           <w:tcPr>
-            <w:tcW w:type="dxa" w:w="2340"/>
+            <w:tcW w:w="2340" w:type="dxa"/>
+            <w:tcBorders>
+              <w:top w:val="single" w:sz="4" w:space="0" w:color="auto"/>
+              <w:left w:val="single" w:sz="4" w:space="0" w:color="auto"/>
+              <w:bottom w:val="single" w:sz="4" w:space="0" w:color="auto"/>
+              <w:right w:val="single" w:sz="4" w:space="0" w:color="auto"/>
+            </w:tcBorders>
+            <w:tcMar>
+              <w:top w:w="0" w:type="dxa"/>
+              <w:left w:w="108" w:type="dxa"/>
+              <w:bottom w:w="0" w:type="dxa"/>
+              <w:right w:w="108" w:type="dxa"/>
+            </w:tcMar>
           </w:tcPr>
           <w:p>
+            <w:pPr>
+              <w:spacing w:after="200" w:line="276" w:lineRule="auto"/>
+            </w:pPr>
             <w:r>
               <w:rPr>
+                <w:rFonts w:ascii="Cambria" w:hAnsi="Cambria" w:eastAsia="ＭＳ 明朝" w:cs="Cambria" w:asciiTheme="minorHAnsi" w:hAnsiTheme="minorHAnsi" w:eastAsiaTheme="minorEastAsia" w:csTheme="minorBidi"/>
                 <w:sz w:val="20"/>
+                <w:szCs w:val="22"/>
               </w:rPr>
               <w:t>string | null</w:t>
             </w:r>
@@ -1075,12 +2116,29 @@
         </w:tc>
         <w:tc>
           <w:tcPr>
-            <w:tcW w:type="dxa" w:w="2340"/>
+            <w:tcW w:w="2340" w:type="dxa"/>
+            <w:tcBorders>
+              <w:top w:val="single" w:sz="4" w:space="0" w:color="auto"/>
+              <w:left w:val="single" w:sz="4" w:space="0" w:color="auto"/>
+              <w:bottom w:val="single" w:sz="4" w:space="0" w:color="auto"/>
+              <w:right w:val="single" w:sz="4" w:space="0" w:color="auto"/>
+            </w:tcBorders>
+            <w:tcMar>
+              <w:top w:w="0" w:type="dxa"/>
+              <w:left w:w="108" w:type="dxa"/>
+              <w:bottom w:w="0" w:type="dxa"/>
+              <w:right w:w="108" w:type="dxa"/>
+            </w:tcMar>
           </w:tcPr>
           <w:p>
+            <w:pPr>
+              <w:spacing w:after="200" w:line="276" w:lineRule="auto"/>
+            </w:pPr>
             <w:r>
               <w:rPr>
+                <w:rFonts w:ascii="Cambria" w:hAnsi="Cambria" w:eastAsia="ＭＳ 明朝" w:cs="Cambria" w:asciiTheme="minorHAnsi" w:hAnsiTheme="minorHAnsi" w:eastAsiaTheme="minorEastAsia" w:csTheme="minorBidi"/>
                 <w:sz w:val="20"/>
+                <w:szCs w:val="22"/>
               </w:rPr>
               <w:t>No</w:t>
             </w:r>
@@ -1088,12 +2146,29 @@
         </w:tc>
         <w:tc>
           <w:tcPr>
-            <w:tcW w:type="dxa" w:w="2340"/>
+            <w:tcW w:w="2340" w:type="dxa"/>
+            <w:tcBorders>
+              <w:top w:val="single" w:sz="4" w:space="0" w:color="auto"/>
+              <w:left w:val="single" w:sz="4" w:space="0" w:color="auto"/>
+              <w:bottom w:val="single" w:sz="4" w:space="0" w:color="auto"/>
+              <w:right w:val="single" w:sz="4" w:space="0" w:color="auto"/>
+            </w:tcBorders>
+            <w:tcMar>
+              <w:top w:w="0" w:type="dxa"/>
+              <w:left w:w="108" w:type="dxa"/>
+              <w:bottom w:w="0" w:type="dxa"/>
+              <w:right w:w="108" w:type="dxa"/>
+            </w:tcMar>
           </w:tcPr>
           <w:p>
+            <w:pPr>
+              <w:spacing w:after="200" w:line="276" w:lineRule="auto"/>
+            </w:pPr>
             <w:r>
               <w:rPr>
+                <w:rFonts w:ascii="Cambria" w:hAnsi="Cambria" w:eastAsia="ＭＳ 明朝" w:cs="Cambria" w:asciiTheme="minorHAnsi" w:hAnsiTheme="minorHAnsi" w:eastAsiaTheme="minorEastAsia" w:csTheme="minorBidi"/>
                 <w:sz w:val="20"/>
+                <w:szCs w:val="22"/>
               </w:rPr>
               <w:t>Omit to start; reuse for continuity</w:t>
             </w:r>
@@ -1103,12 +2178,29 @@
       <w:tr>
         <w:tc>
           <w:tcPr>
-            <w:tcW w:type="dxa" w:w="2340"/>
+            <w:tcW w:w="2340" w:type="dxa"/>
+            <w:tcBorders>
+              <w:top w:val="single" w:sz="4" w:space="0" w:color="auto"/>
+              <w:left w:val="single" w:sz="4" w:space="0" w:color="auto"/>
+              <w:bottom w:val="single" w:sz="4" w:space="0" w:color="auto"/>
+              <w:right w:val="single" w:sz="4" w:space="0" w:color="auto"/>
+            </w:tcBorders>
+            <w:tcMar>
+              <w:top w:w="0" w:type="dxa"/>
+              <w:left w:w="108" w:type="dxa"/>
+              <w:bottom w:w="0" w:type="dxa"/>
+              <w:right w:w="108" w:type="dxa"/>
+            </w:tcMar>
           </w:tcPr>
           <w:p>
+            <w:pPr>
+              <w:spacing w:after="200" w:line="276" w:lineRule="auto"/>
+            </w:pPr>
             <w:r>
               <w:rPr>
+                <w:rFonts w:ascii="Cambria" w:hAnsi="Cambria" w:eastAsia="ＭＳ 明朝" w:cs="Cambria" w:asciiTheme="minorHAnsi" w:hAnsiTheme="minorHAnsi" w:eastAsiaTheme="minorEastAsia" w:csTheme="minorBidi"/>
                 <w:sz w:val="20"/>
+                <w:szCs w:val="22"/>
               </w:rPr>
               <w:t>user_id</w:t>
             </w:r>
@@ -1116,12 +2208,29 @@
         </w:tc>
         <w:tc>
           <w:tcPr>
-            <w:tcW w:type="dxa" w:w="2340"/>
+            <w:tcW w:w="2340" w:type="dxa"/>
+            <w:tcBorders>
+              <w:top w:val="single" w:sz="4" w:space="0" w:color="auto"/>
+              <w:left w:val="single" w:sz="4" w:space="0" w:color="auto"/>
+              <w:bottom w:val="single" w:sz="4" w:space="0" w:color="auto"/>
+              <w:right w:val="single" w:sz="4" w:space="0" w:color="auto"/>
+            </w:tcBorders>
+            <w:tcMar>
+              <w:top w:w="0" w:type="dxa"/>
+              <w:left w:w="108" w:type="dxa"/>
+              <w:bottom w:w="0" w:type="dxa"/>
+              <w:right w:w="108" w:type="dxa"/>
+            </w:tcMar>
           </w:tcPr>
           <w:p>
+            <w:pPr>
+              <w:spacing w:after="200" w:line="276" w:lineRule="auto"/>
+            </w:pPr>
             <w:r>
               <w:rPr>
+                <w:rFonts w:ascii="Cambria" w:hAnsi="Cambria" w:eastAsia="ＭＳ 明朝" w:cs="Cambria" w:asciiTheme="minorHAnsi" w:hAnsiTheme="minorHAnsi" w:eastAsiaTheme="minorEastAsia" w:csTheme="minorBidi"/>
                 <w:sz w:val="20"/>
+                <w:szCs w:val="22"/>
               </w:rPr>
               <w:t>string | null</w:t>
             </w:r>
@@ -1129,12 +2238,29 @@
         </w:tc>
         <w:tc>
           <w:tcPr>
-            <w:tcW w:type="dxa" w:w="2340"/>
+            <w:tcW w:w="2340" w:type="dxa"/>
+            <w:tcBorders>
+              <w:top w:val="single" w:sz="4" w:space="0" w:color="auto"/>
+              <w:left w:val="single" w:sz="4" w:space="0" w:color="auto"/>
+              <w:bottom w:val="single" w:sz="4" w:space="0" w:color="auto"/>
+              <w:right w:val="single" w:sz="4" w:space="0" w:color="auto"/>
+            </w:tcBorders>
+            <w:tcMar>
+              <w:top w:w="0" w:type="dxa"/>
+              <w:left w:w="108" w:type="dxa"/>
+              <w:bottom w:w="0" w:type="dxa"/>
+              <w:right w:w="108" w:type="dxa"/>
+            </w:tcMar>
           </w:tcPr>
           <w:p>
+            <w:pPr>
+              <w:spacing w:after="200" w:line="276" w:lineRule="auto"/>
+            </w:pPr>
             <w:r>
               <w:rPr>
+                <w:rFonts w:ascii="Cambria" w:hAnsi="Cambria" w:eastAsia="ＭＳ 明朝" w:cs="Cambria" w:asciiTheme="minorHAnsi" w:hAnsiTheme="minorHAnsi" w:eastAsiaTheme="minorEastAsia" w:csTheme="minorBidi"/>
                 <w:sz w:val="20"/>
+                <w:szCs w:val="22"/>
               </w:rPr>
               <w:t>No</w:t>
             </w:r>
@@ -1142,12 +2268,29 @@
         </w:tc>
         <w:tc>
           <w:tcPr>
-            <w:tcW w:type="dxa" w:w="2340"/>
+            <w:tcW w:w="2340" w:type="dxa"/>
+            <w:tcBorders>
+              <w:top w:val="single" w:sz="4" w:space="0" w:color="auto"/>
+              <w:left w:val="single" w:sz="4" w:space="0" w:color="auto"/>
+              <w:bottom w:val="single" w:sz="4" w:space="0" w:color="auto"/>
+              <w:right w:val="single" w:sz="4" w:space="0" w:color="auto"/>
+            </w:tcBorders>
+            <w:tcMar>
+              <w:top w:w="0" w:type="dxa"/>
+              <w:left w:w="108" w:type="dxa"/>
+              <w:bottom w:w="0" w:type="dxa"/>
+              <w:right w:w="108" w:type="dxa"/>
+            </w:tcMar>
           </w:tcPr>
           <w:p>
+            <w:pPr>
+              <w:spacing w:after="200" w:line="276" w:lineRule="auto"/>
+            </w:pPr>
             <w:r>
               <w:rPr>
+                <w:rFonts w:ascii="Cambria" w:hAnsi="Cambria" w:eastAsia="ＭＳ 明朝" w:cs="Cambria" w:asciiTheme="minorHAnsi" w:hAnsiTheme="minorHAnsi" w:eastAsiaTheme="minorEastAsia" w:csTheme="minorBidi"/>
                 <w:sz w:val="20"/>
+                <w:szCs w:val="22"/>
               </w:rPr>
               <w:t>Optional product user id for analytics</w:t>
             </w:r>
@@ -1157,12 +2300,29 @@
       <w:tr>
         <w:tc>
           <w:tcPr>
-            <w:tcW w:type="dxa" w:w="2340"/>
+            <w:tcW w:w="2340" w:type="dxa"/>
+            <w:tcBorders>
+              <w:top w:val="single" w:sz="4" w:space="0" w:color="auto"/>
+              <w:left w:val="single" w:sz="4" w:space="0" w:color="auto"/>
+              <w:bottom w:val="single" w:sz="4" w:space="0" w:color="auto"/>
+              <w:right w:val="single" w:sz="4" w:space="0" w:color="auto"/>
+            </w:tcBorders>
+            <w:tcMar>
+              <w:top w:w="0" w:type="dxa"/>
+              <w:left w:w="108" w:type="dxa"/>
+              <w:bottom w:w="0" w:type="dxa"/>
+              <w:right w:w="108" w:type="dxa"/>
+            </w:tcMar>
           </w:tcPr>
           <w:p>
+            <w:pPr>
+              <w:spacing w:after="200" w:line="276" w:lineRule="auto"/>
+            </w:pPr>
             <w:r>
               <w:rPr>
+                <w:rFonts w:ascii="Cambria" w:hAnsi="Cambria" w:eastAsia="ＭＳ 明朝" w:cs="Cambria" w:asciiTheme="minorHAnsi" w:hAnsiTheme="minorHAnsi" w:eastAsiaTheme="minorEastAsia" w:csTheme="minorBidi"/>
                 <w:sz w:val="20"/>
+                <w:szCs w:val="22"/>
               </w:rPr>
               <w:t>user_profile.plan_type</w:t>
             </w:r>
@@ -1170,12 +2330,29 @@
         </w:tc>
         <w:tc>
           <w:tcPr>
-            <w:tcW w:type="dxa" w:w="2340"/>
+            <w:tcW w:w="2340" w:type="dxa"/>
+            <w:tcBorders>
+              <w:top w:val="single" w:sz="4" w:space="0" w:color="auto"/>
+              <w:left w:val="single" w:sz="4" w:space="0" w:color="auto"/>
+              <w:bottom w:val="single" w:sz="4" w:space="0" w:color="auto"/>
+              <w:right w:val="single" w:sz="4" w:space="0" w:color="auto"/>
+            </w:tcBorders>
+            <w:tcMar>
+              <w:top w:w="0" w:type="dxa"/>
+              <w:left w:w="108" w:type="dxa"/>
+              <w:bottom w:w="0" w:type="dxa"/>
+              <w:right w:w="108" w:type="dxa"/>
+            </w:tcMar>
           </w:tcPr>
           <w:p>
+            <w:pPr>
+              <w:spacing w:after="200" w:line="276" w:lineRule="auto"/>
+            </w:pPr>
             <w:r>
               <w:rPr>
+                <w:rFonts w:ascii="Cambria" w:hAnsi="Cambria" w:eastAsia="ＭＳ 明朝" w:cs="Cambria" w:asciiTheme="minorHAnsi" w:hAnsiTheme="minorHAnsi" w:eastAsiaTheme="minorEastAsia" w:csTheme="minorBidi"/>
                 <w:sz w:val="20"/>
+                <w:szCs w:val="22"/>
               </w:rPr>
               <w:t>string</w:t>
             </w:r>
@@ -1183,12 +2360,29 @@
         </w:tc>
         <w:tc>
           <w:tcPr>
-            <w:tcW w:type="dxa" w:w="2340"/>
+            <w:tcW w:w="2340" w:type="dxa"/>
+            <w:tcBorders>
+              <w:top w:val="single" w:sz="4" w:space="0" w:color="auto"/>
+              <w:left w:val="single" w:sz="4" w:space="0" w:color="auto"/>
+              <w:bottom w:val="single" w:sz="4" w:space="0" w:color="auto"/>
+              <w:right w:val="single" w:sz="4" w:space="0" w:color="auto"/>
+            </w:tcBorders>
+            <w:tcMar>
+              <w:top w:w="0" w:type="dxa"/>
+              <w:left w:w="108" w:type="dxa"/>
+              <w:bottom w:w="0" w:type="dxa"/>
+              <w:right w:w="108" w:type="dxa"/>
+            </w:tcMar>
           </w:tcPr>
           <w:p>
+            <w:pPr>
+              <w:spacing w:after="200" w:line="276" w:lineRule="auto"/>
+            </w:pPr>
             <w:r>
               <w:rPr>
+                <w:rFonts w:ascii="Cambria" w:hAnsi="Cambria" w:eastAsia="ＭＳ 明朝" w:cs="Cambria" w:asciiTheme="minorHAnsi" w:hAnsiTheme="minorHAnsi" w:eastAsiaTheme="minorEastAsia" w:csTheme="minorBidi"/>
                 <w:sz w:val="20"/>
+                <w:szCs w:val="22"/>
               </w:rPr>
               <w:t>If profile sent</w:t>
             </w:r>
@@ -1196,12 +2390,29 @@
         </w:tc>
         <w:tc>
           <w:tcPr>
-            <w:tcW w:type="dxa" w:w="2340"/>
+            <w:tcW w:w="2340" w:type="dxa"/>
+            <w:tcBorders>
+              <w:top w:val="single" w:sz="4" w:space="0" w:color="auto"/>
+              <w:left w:val="single" w:sz="4" w:space="0" w:color="auto"/>
+              <w:bottom w:val="single" w:sz="4" w:space="0" w:color="auto"/>
+              <w:right w:val="single" w:sz="4" w:space="0" w:color="auto"/>
+            </w:tcBorders>
+            <w:tcMar>
+              <w:top w:w="0" w:type="dxa"/>
+              <w:left w:w="108" w:type="dxa"/>
+              <w:bottom w:w="0" w:type="dxa"/>
+              <w:right w:w="108" w:type="dxa"/>
+            </w:tcMar>
           </w:tcPr>
           <w:p>
+            <w:pPr>
+              <w:spacing w:after="200" w:line="276" w:lineRule="auto"/>
+            </w:pPr>
             <w:r>
               <w:rPr>
+                <w:rFonts w:ascii="Cambria" w:hAnsi="Cambria" w:eastAsia="ＭＳ 明朝" w:cs="Cambria" w:asciiTheme="minorHAnsi" w:hAnsiTheme="minorHAnsi" w:eastAsiaTheme="minorEastAsia" w:csTheme="minorBidi"/>
                 <w:sz w:val="20"/>
+                <w:szCs w:val="22"/>
               </w:rPr>
               <w:t>Overridden by path on plan routes</w:t>
             </w:r>
@@ -1211,12 +2422,29 @@
       <w:tr>
         <w:tc>
           <w:tcPr>
-            <w:tcW w:type="dxa" w:w="2340"/>
+            <w:tcW w:w="2340" w:type="dxa"/>
+            <w:tcBorders>
+              <w:top w:val="single" w:sz="4" w:space="0" w:color="auto"/>
+              <w:left w:val="single" w:sz="4" w:space="0" w:color="auto"/>
+              <w:bottom w:val="single" w:sz="4" w:space="0" w:color="auto"/>
+              <w:right w:val="single" w:sz="4" w:space="0" w:color="auto"/>
+            </w:tcBorders>
+            <w:tcMar>
+              <w:top w:w="0" w:type="dxa"/>
+              <w:left w:w="108" w:type="dxa"/>
+              <w:bottom w:w="0" w:type="dxa"/>
+              <w:right w:w="108" w:type="dxa"/>
+            </w:tcMar>
           </w:tcPr>
           <w:p>
+            <w:pPr>
+              <w:spacing w:after="200" w:line="276" w:lineRule="auto"/>
+            </w:pPr>
             <w:r>
               <w:rPr>
+                <w:rFonts w:ascii="Cambria" w:hAnsi="Cambria" w:eastAsia="ＭＳ 明朝" w:cs="Cambria" w:asciiTheme="minorHAnsi" w:hAnsiTheme="minorHAnsi" w:eastAsiaTheme="minorEastAsia" w:csTheme="minorBidi"/>
                 <w:sz w:val="20"/>
+                <w:szCs w:val="22"/>
               </w:rPr>
               <w:t>user_profile.category</w:t>
             </w:r>
@@ -1224,12 +2452,29 @@
         </w:tc>
         <w:tc>
           <w:tcPr>
-            <w:tcW w:type="dxa" w:w="2340"/>
+            <w:tcW w:w="2340" w:type="dxa"/>
+            <w:tcBorders>
+              <w:top w:val="single" w:sz="4" w:space="0" w:color="auto"/>
+              <w:left w:val="single" w:sz="4" w:space="0" w:color="auto"/>
+              <w:bottom w:val="single" w:sz="4" w:space="0" w:color="auto"/>
+              <w:right w:val="single" w:sz="4" w:space="0" w:color="auto"/>
+            </w:tcBorders>
+            <w:tcMar>
+              <w:top w:w="0" w:type="dxa"/>
+              <w:left w:w="108" w:type="dxa"/>
+              <w:bottom w:w="0" w:type="dxa"/>
+              <w:right w:w="108" w:type="dxa"/>
+            </w:tcMar>
           </w:tcPr>
           <w:p>
+            <w:pPr>
+              <w:spacing w:after="200" w:line="276" w:lineRule="auto"/>
+            </w:pPr>
             <w:r>
               <w:rPr>
+                <w:rFonts w:ascii="Cambria" w:hAnsi="Cambria" w:eastAsia="ＭＳ 明朝" w:cs="Cambria" w:asciiTheme="minorHAnsi" w:hAnsiTheme="minorHAnsi" w:eastAsiaTheme="minorEastAsia" w:csTheme="minorBidi"/>
                 <w:sz w:val="20"/>
+                <w:szCs w:val="22"/>
               </w:rPr>
               <w:t>string</w:t>
             </w:r>
@@ -1237,12 +2482,29 @@
         </w:tc>
         <w:tc>
           <w:tcPr>
-            <w:tcW w:type="dxa" w:w="2340"/>
+            <w:tcW w:w="2340" w:type="dxa"/>
+            <w:tcBorders>
+              <w:top w:val="single" w:sz="4" w:space="0" w:color="auto"/>
+              <w:left w:val="single" w:sz="4" w:space="0" w:color="auto"/>
+              <w:bottom w:val="single" w:sz="4" w:space="0" w:color="auto"/>
+              <w:right w:val="single" w:sz="4" w:space="0" w:color="auto"/>
+            </w:tcBorders>
+            <w:tcMar>
+              <w:top w:w="0" w:type="dxa"/>
+              <w:left w:w="108" w:type="dxa"/>
+              <w:bottom w:w="0" w:type="dxa"/>
+              <w:right w:w="108" w:type="dxa"/>
+            </w:tcMar>
           </w:tcPr>
           <w:p>
+            <w:pPr>
+              <w:spacing w:after="200" w:line="276" w:lineRule="auto"/>
+            </w:pPr>
             <w:r>
               <w:rPr>
+                <w:rFonts w:ascii="Cambria" w:hAnsi="Cambria" w:eastAsia="ＭＳ 明朝" w:cs="Cambria" w:asciiTheme="minorHAnsi" w:hAnsiTheme="minorHAnsi" w:eastAsiaTheme="minorEastAsia" w:csTheme="minorBidi"/>
                 <w:sz w:val="20"/>
+                <w:szCs w:val="22"/>
               </w:rPr>
               <w:t>If profile sent</w:t>
             </w:r>
@@ -1250,12 +2512,29 @@
         </w:tc>
         <w:tc>
           <w:tcPr>
-            <w:tcW w:type="dxa" w:w="2340"/>
+            <w:tcW w:w="2340" w:type="dxa"/>
+            <w:tcBorders>
+              <w:top w:val="single" w:sz="4" w:space="0" w:color="auto"/>
+              <w:left w:val="single" w:sz="4" w:space="0" w:color="auto"/>
+              <w:bottom w:val="single" w:sz="4" w:space="0" w:color="auto"/>
+              <w:right w:val="single" w:sz="4" w:space="0" w:color="auto"/>
+            </w:tcBorders>
+            <w:tcMar>
+              <w:top w:w="0" w:type="dxa"/>
+              <w:left w:w="108" w:type="dxa"/>
+              <w:bottom w:w="0" w:type="dxa"/>
+              <w:right w:w="108" w:type="dxa"/>
+            </w:tcMar>
           </w:tcPr>
           <w:p>
+            <w:pPr>
+              <w:spacing w:after="200" w:line="276" w:lineRule="auto"/>
+            </w:pPr>
             <w:r>
               <w:rPr>
+                <w:rFonts w:ascii="Cambria" w:hAnsi="Cambria" w:eastAsia="ＭＳ 明朝" w:cs="Cambria" w:asciiTheme="minorHAnsi" w:hAnsiTheme="minorHAnsi" w:eastAsiaTheme="minorEastAsia" w:csTheme="minorBidi"/>
                 <w:sz w:val="20"/>
+                <w:szCs w:val="22"/>
               </w:rPr>
               <w:t>Generation persona</w:t>
             </w:r>
@@ -1265,12 +2544,29 @@
       <w:tr>
         <w:tc>
           <w:tcPr>
-            <w:tcW w:type="dxa" w:w="2340"/>
+            <w:tcW w:w="2340" w:type="dxa"/>
+            <w:tcBorders>
+              <w:top w:val="single" w:sz="4" w:space="0" w:color="auto"/>
+              <w:left w:val="single" w:sz="4" w:space="0" w:color="auto"/>
+              <w:bottom w:val="single" w:sz="4" w:space="0" w:color="auto"/>
+              <w:right w:val="single" w:sz="4" w:space="0" w:color="auto"/>
+            </w:tcBorders>
+            <w:tcMar>
+              <w:top w:w="0" w:type="dxa"/>
+              <w:left w:w="108" w:type="dxa"/>
+              <w:bottom w:w="0" w:type="dxa"/>
+              <w:right w:w="108" w:type="dxa"/>
+            </w:tcMar>
           </w:tcPr>
           <w:p>
+            <w:pPr>
+              <w:spacing w:after="200" w:line="276" w:lineRule="auto"/>
+            </w:pPr>
             <w:r>
               <w:rPr>
+                <w:rFonts w:ascii="Cambria" w:hAnsi="Cambria" w:eastAsia="ＭＳ 明朝" w:cs="Cambria" w:asciiTheme="minorHAnsi" w:hAnsiTheme="minorHAnsi" w:eastAsiaTheme="minorEastAsia" w:csTheme="minorBidi"/>
                 <w:sz w:val="20"/>
+                <w:szCs w:val="22"/>
               </w:rPr>
               <w:t>user_profile.country</w:t>
             </w:r>
@@ -1278,12 +2574,29 @@
         </w:tc>
         <w:tc>
           <w:tcPr>
-            <w:tcW w:type="dxa" w:w="2340"/>
+            <w:tcW w:w="2340" w:type="dxa"/>
+            <w:tcBorders>
+              <w:top w:val="single" w:sz="4" w:space="0" w:color="auto"/>
+              <w:left w:val="single" w:sz="4" w:space="0" w:color="auto"/>
+              <w:bottom w:val="single" w:sz="4" w:space="0" w:color="auto"/>
+              <w:right w:val="single" w:sz="4" w:space="0" w:color="auto"/>
+            </w:tcBorders>
+            <w:tcMar>
+              <w:top w:w="0" w:type="dxa"/>
+              <w:left w:w="108" w:type="dxa"/>
+              <w:bottom w:w="0" w:type="dxa"/>
+              <w:right w:w="108" w:type="dxa"/>
+            </w:tcMar>
           </w:tcPr>
           <w:p>
+            <w:pPr>
+              <w:spacing w:after="200" w:line="276" w:lineRule="auto"/>
+            </w:pPr>
             <w:r>
               <w:rPr>
+                <w:rFonts w:ascii="Cambria" w:hAnsi="Cambria" w:eastAsia="ＭＳ 明朝" w:cs="Cambria" w:asciiTheme="minorHAnsi" w:hAnsiTheme="minorHAnsi" w:eastAsiaTheme="minorEastAsia" w:csTheme="minorBidi"/>
                 <w:sz w:val="20"/>
+                <w:szCs w:val="22"/>
               </w:rPr>
               <w:t>string | null</w:t>
             </w:r>
@@ -1291,12 +2604,29 @@
         </w:tc>
         <w:tc>
           <w:tcPr>
-            <w:tcW w:type="dxa" w:w="2340"/>
+            <w:tcW w:w="2340" w:type="dxa"/>
+            <w:tcBorders>
+              <w:top w:val="single" w:sz="4" w:space="0" w:color="auto"/>
+              <w:left w:val="single" w:sz="4" w:space="0" w:color="auto"/>
+              <w:bottom w:val="single" w:sz="4" w:space="0" w:color="auto"/>
+              <w:right w:val="single" w:sz="4" w:space="0" w:color="auto"/>
+            </w:tcBorders>
+            <w:tcMar>
+              <w:top w:w="0" w:type="dxa"/>
+              <w:left w:w="108" w:type="dxa"/>
+              <w:bottom w:w="0" w:type="dxa"/>
+              <w:right w:w="108" w:type="dxa"/>
+            </w:tcMar>
           </w:tcPr>
           <w:p>
+            <w:pPr>
+              <w:spacing w:after="200" w:line="276" w:lineRule="auto"/>
+            </w:pPr>
             <w:r>
               <w:rPr>
+                <w:rFonts w:ascii="Cambria" w:hAnsi="Cambria" w:eastAsia="ＭＳ 明朝" w:cs="Cambria" w:asciiTheme="minorHAnsi" w:hAnsiTheme="minorHAnsi" w:eastAsiaTheme="minorEastAsia" w:csTheme="minorBidi"/>
                 <w:sz w:val="20"/>
+                <w:szCs w:val="22"/>
               </w:rPr>
               <w:t>No</w:t>
             </w:r>
@@ -1304,12 +2634,29 @@
         </w:tc>
         <w:tc>
           <w:tcPr>
-            <w:tcW w:type="dxa" w:w="2340"/>
+            <w:tcW w:w="2340" w:type="dxa"/>
+            <w:tcBorders>
+              <w:top w:val="single" w:sz="4" w:space="0" w:color="auto"/>
+              <w:left w:val="single" w:sz="4" w:space="0" w:color="auto"/>
+              <w:bottom w:val="single" w:sz="4" w:space="0" w:color="auto"/>
+              <w:right w:val="single" w:sz="4" w:space="0" w:color="auto"/>
+            </w:tcBorders>
+            <w:tcMar>
+              <w:top w:w="0" w:type="dxa"/>
+              <w:left w:w="108" w:type="dxa"/>
+              <w:bottom w:w="0" w:type="dxa"/>
+              <w:right w:w="108" w:type="dxa"/>
+            </w:tcMar>
           </w:tcPr>
           <w:p>
+            <w:pPr>
+              <w:spacing w:after="200" w:line="276" w:lineRule="auto"/>
+            </w:pPr>
             <w:r>
               <w:rPr>
+                <w:rFonts w:ascii="Cambria" w:hAnsi="Cambria" w:eastAsia="ＭＳ 明朝" w:cs="Cambria" w:asciiTheme="minorHAnsi" w:hAnsiTheme="minorHAnsi" w:eastAsiaTheme="minorEastAsia" w:csTheme="minorBidi"/>
                 <w:sz w:val="20"/>
+                <w:szCs w:val="22"/>
               </w:rPr>
               <w:t>Geo filter when plan is Farmers</w:t>
             </w:r>
@@ -1319,12 +2666,29 @@
       <w:tr>
         <w:tc>
           <w:tcPr>
-            <w:tcW w:type="dxa" w:w="2340"/>
+            <w:tcW w:w="2340" w:type="dxa"/>
+            <w:tcBorders>
+              <w:top w:val="single" w:sz="4" w:space="0" w:color="auto"/>
+              <w:left w:val="single" w:sz="4" w:space="0" w:color="auto"/>
+              <w:bottom w:val="single" w:sz="4" w:space="0" w:color="auto"/>
+              <w:right w:val="single" w:sz="4" w:space="0" w:color="auto"/>
+            </w:tcBorders>
+            <w:tcMar>
+              <w:top w:w="0" w:type="dxa"/>
+              <w:left w:w="108" w:type="dxa"/>
+              <w:bottom w:w="0" w:type="dxa"/>
+              <w:right w:w="108" w:type="dxa"/>
+            </w:tcMar>
           </w:tcPr>
           <w:p>
+            <w:pPr>
+              <w:spacing w:after="200" w:line="276" w:lineRule="auto"/>
+            </w:pPr>
             <w:r>
               <w:rPr>
+                <w:rFonts w:ascii="Cambria" w:hAnsi="Cambria" w:eastAsia="ＭＳ 明朝" w:cs="Cambria" w:asciiTheme="minorHAnsi" w:hAnsiTheme="minorHAnsi" w:eastAsiaTheme="minorEastAsia" w:csTheme="minorBidi"/>
                 <w:sz w:val="20"/>
+                <w:szCs w:val="22"/>
               </w:rPr>
               <w:t>chat_history</w:t>
             </w:r>
@@ -1332,12 +2696,29 @@
         </w:tc>
         <w:tc>
           <w:tcPr>
-            <w:tcW w:type="dxa" w:w="2340"/>
+            <w:tcW w:w="2340" w:type="dxa"/>
+            <w:tcBorders>
+              <w:top w:val="single" w:sz="4" w:space="0" w:color="auto"/>
+              <w:left w:val="single" w:sz="4" w:space="0" w:color="auto"/>
+              <w:bottom w:val="single" w:sz="4" w:space="0" w:color="auto"/>
+              <w:right w:val="single" w:sz="4" w:space="0" w:color="auto"/>
+            </w:tcBorders>
+            <w:tcMar>
+              <w:top w:w="0" w:type="dxa"/>
+              <w:left w:w="108" w:type="dxa"/>
+              <w:bottom w:w="0" w:type="dxa"/>
+              <w:right w:w="108" w:type="dxa"/>
+            </w:tcMar>
           </w:tcPr>
           <w:p>
+            <w:pPr>
+              <w:spacing w:after="200" w:line="276" w:lineRule="auto"/>
+            </w:pPr>
             <w:r>
               <w:rPr>
+                <w:rFonts w:ascii="Cambria" w:hAnsi="Cambria" w:eastAsia="ＭＳ 明朝" w:cs="Cambria" w:asciiTheme="minorHAnsi" w:hAnsiTheme="minorHAnsi" w:eastAsiaTheme="minorEastAsia" w:csTheme="minorBidi"/>
                 <w:sz w:val="20"/>
+                <w:szCs w:val="22"/>
               </w:rPr>
               <w:t>ChatMessage[] | null</w:t>
             </w:r>
@@ -1345,12 +2726,29 @@
         </w:tc>
         <w:tc>
           <w:tcPr>
-            <w:tcW w:type="dxa" w:w="2340"/>
+            <w:tcW w:w="2340" w:type="dxa"/>
+            <w:tcBorders>
+              <w:top w:val="single" w:sz="4" w:space="0" w:color="auto"/>
+              <w:left w:val="single" w:sz="4" w:space="0" w:color="auto"/>
+              <w:bottom w:val="single" w:sz="4" w:space="0" w:color="auto"/>
+              <w:right w:val="single" w:sz="4" w:space="0" w:color="auto"/>
+            </w:tcBorders>
+            <w:tcMar>
+              <w:top w:w="0" w:type="dxa"/>
+              <w:left w:w="108" w:type="dxa"/>
+              <w:bottom w:w="0" w:type="dxa"/>
+              <w:right w:w="108" w:type="dxa"/>
+            </w:tcMar>
           </w:tcPr>
           <w:p>
+            <w:pPr>
+              <w:spacing w:after="200" w:line="276" w:lineRule="auto"/>
+            </w:pPr>
             <w:r>
               <w:rPr>
+                <w:rFonts w:ascii="Cambria" w:hAnsi="Cambria" w:eastAsia="ＭＳ 明朝" w:cs="Cambria" w:asciiTheme="minorHAnsi" w:hAnsiTheme="minorHAnsi" w:eastAsiaTheme="minorEastAsia" w:csTheme="minorBidi"/>
                 <w:sz w:val="20"/>
+                <w:szCs w:val="22"/>
               </w:rPr>
               <w:t>No</w:t>
             </w:r>
@@ -1358,12 +2756,29 @@
         </w:tc>
         <w:tc>
           <w:tcPr>
-            <w:tcW w:type="dxa" w:w="2340"/>
+            <w:tcW w:w="2340" w:type="dxa"/>
+            <w:tcBorders>
+              <w:top w:val="single" w:sz="4" w:space="0" w:color="auto"/>
+              <w:left w:val="single" w:sz="4" w:space="0" w:color="auto"/>
+              <w:bottom w:val="single" w:sz="4" w:space="0" w:color="auto"/>
+              <w:right w:val="single" w:sz="4" w:space="0" w:color="auto"/>
+            </w:tcBorders>
+            <w:tcMar>
+              <w:top w:w="0" w:type="dxa"/>
+              <w:left w:w="108" w:type="dxa"/>
+              <w:bottom w:w="0" w:type="dxa"/>
+              <w:right w:w="108" w:type="dxa"/>
+            </w:tcMar>
           </w:tcPr>
           <w:p>
+            <w:pPr>
+              <w:spacing w:after="200" w:line="276" w:lineRule="auto"/>
+            </w:pPr>
             <w:r>
               <w:rPr>
+                <w:rFonts w:ascii="Cambria" w:hAnsi="Cambria" w:eastAsia="ＭＳ 明朝" w:cs="Cambria" w:asciiTheme="minorHAnsi" w:hAnsiTheme="minorHAnsi" w:eastAsiaTheme="minorEastAsia" w:csTheme="minorBidi"/>
                 <w:sz w:val="20"/>
+                <w:szCs w:val="22"/>
               </w:rPr>
               <w:t>Client-owned prior turns</w:t>
             </w:r>
@@ -1373,12 +2788,29 @@
       <w:tr>
         <w:tc>
           <w:tcPr>
-            <w:tcW w:type="dxa" w:w="2340"/>
+            <w:tcW w:w="2340" w:type="dxa"/>
+            <w:tcBorders>
+              <w:top w:val="single" w:sz="4" w:space="0" w:color="auto"/>
+              <w:left w:val="single" w:sz="4" w:space="0" w:color="auto"/>
+              <w:bottom w:val="single" w:sz="4" w:space="0" w:color="auto"/>
+              <w:right w:val="single" w:sz="4" w:space="0" w:color="auto"/>
+            </w:tcBorders>
+            <w:tcMar>
+              <w:top w:w="0" w:type="dxa"/>
+              <w:left w:w="108" w:type="dxa"/>
+              <w:bottom w:w="0" w:type="dxa"/>
+              <w:right w:w="108" w:type="dxa"/>
+            </w:tcMar>
           </w:tcPr>
           <w:p>
+            <w:pPr>
+              <w:spacing w:after="200" w:line="276" w:lineRule="auto"/>
+            </w:pPr>
             <w:r>
               <w:rPr>
+                <w:rFonts w:ascii="Cambria" w:hAnsi="Cambria" w:eastAsia="ＭＳ 明朝" w:cs="Cambria" w:asciiTheme="minorHAnsi" w:hAnsiTheme="minorHAnsi" w:eastAsiaTheme="minorEastAsia" w:csTheme="minorBidi"/>
                 <w:sz w:val="20"/>
+                <w:szCs w:val="22"/>
               </w:rPr>
               <w:t>include_trace</w:t>
             </w:r>
@@ -1386,12 +2818,29 @@
         </w:tc>
         <w:tc>
           <w:tcPr>
-            <w:tcW w:type="dxa" w:w="2340"/>
+            <w:tcW w:w="2340" w:type="dxa"/>
+            <w:tcBorders>
+              <w:top w:val="single" w:sz="4" w:space="0" w:color="auto"/>
+              <w:left w:val="single" w:sz="4" w:space="0" w:color="auto"/>
+              <w:bottom w:val="single" w:sz="4" w:space="0" w:color="auto"/>
+              <w:right w:val="single" w:sz="4" w:space="0" w:color="auto"/>
+            </w:tcBorders>
+            <w:tcMar>
+              <w:top w:w="0" w:type="dxa"/>
+              <w:left w:w="108" w:type="dxa"/>
+              <w:bottom w:w="0" w:type="dxa"/>
+              <w:right w:w="108" w:type="dxa"/>
+            </w:tcMar>
           </w:tcPr>
           <w:p>
+            <w:pPr>
+              <w:spacing w:after="200" w:line="276" w:lineRule="auto"/>
+            </w:pPr>
             <w:r>
               <w:rPr>
+                <w:rFonts w:ascii="Cambria" w:hAnsi="Cambria" w:eastAsia="ＭＳ 明朝" w:cs="Cambria" w:asciiTheme="minorHAnsi" w:hAnsiTheme="minorHAnsi" w:eastAsiaTheme="minorEastAsia" w:csTheme="minorBidi"/>
                 <w:sz w:val="20"/>
+                <w:szCs w:val="22"/>
               </w:rPr>
               <w:t>boolean</w:t>
             </w:r>
@@ -1399,12 +2848,29 @@
         </w:tc>
         <w:tc>
           <w:tcPr>
-            <w:tcW w:type="dxa" w:w="2340"/>
+            <w:tcW w:w="2340" w:type="dxa"/>
+            <w:tcBorders>
+              <w:top w:val="single" w:sz="4" w:space="0" w:color="auto"/>
+              <w:left w:val="single" w:sz="4" w:space="0" w:color="auto"/>
+              <w:bottom w:val="single" w:sz="4" w:space="0" w:color="auto"/>
+              <w:right w:val="single" w:sz="4" w:space="0" w:color="auto"/>
+            </w:tcBorders>
+            <w:tcMar>
+              <w:top w:w="0" w:type="dxa"/>
+              <w:left w:w="108" w:type="dxa"/>
+              <w:bottom w:w="0" w:type="dxa"/>
+              <w:right w:w="108" w:type="dxa"/>
+            </w:tcMar>
           </w:tcPr>
           <w:p>
+            <w:pPr>
+              <w:spacing w:after="200" w:line="276" w:lineRule="auto"/>
+            </w:pPr>
             <w:r>
               <w:rPr>
+                <w:rFonts w:ascii="Cambria" w:hAnsi="Cambria" w:eastAsia="ＭＳ 明朝" w:cs="Cambria" w:asciiTheme="minorHAnsi" w:hAnsiTheme="minorHAnsi" w:eastAsiaTheme="minorEastAsia" w:csTheme="minorBidi"/>
                 <w:sz w:val="20"/>
+                <w:szCs w:val="22"/>
               </w:rPr>
               <w:t>No</w:t>
             </w:r>
@@ -1412,12 +2878,29 @@
         </w:tc>
         <w:tc>
           <w:tcPr>
-            <w:tcW w:type="dxa" w:w="2340"/>
+            <w:tcW w:w="2340" w:type="dxa"/>
+            <w:tcBorders>
+              <w:top w:val="single" w:sz="4" w:space="0" w:color="auto"/>
+              <w:left w:val="single" w:sz="4" w:space="0" w:color="auto"/>
+              <w:bottom w:val="single" w:sz="4" w:space="0" w:color="auto"/>
+              <w:right w:val="single" w:sz="4" w:space="0" w:color="auto"/>
+            </w:tcBorders>
+            <w:tcMar>
+              <w:top w:w="0" w:type="dxa"/>
+              <w:left w:w="108" w:type="dxa"/>
+              <w:bottom w:w="0" w:type="dxa"/>
+              <w:right w:w="108" w:type="dxa"/>
+            </w:tcMar>
           </w:tcPr>
           <w:p>
+            <w:pPr>
+              <w:spacing w:after="200" w:line="276" w:lineRule="auto"/>
+            </w:pPr>
             <w:r>
               <w:rPr>
+                <w:rFonts w:ascii="Cambria" w:hAnsi="Cambria" w:eastAsia="ＭＳ 明朝" w:cs="Cambria" w:asciiTheme="minorHAnsi" w:hAnsiTheme="minorHAnsi" w:eastAsiaTheme="minorEastAsia" w:csTheme="minorBidi"/>
                 <w:sz w:val="20"/>
+                <w:szCs w:val="22"/>
               </w:rPr>
               <w:t>Debug: decomposition + retrieval counts</w:t>
             </w:r>
@@ -1425,20 +2908,46 @@
         </w:tc>
       </w:tr>
     </w:tbl>
-    <w:p/>
+    <w:p>
+      <w:pPr>
+        <w:spacing w:after="200" w:line="276" w:lineRule="auto"/>
+      </w:pPr>
+    </w:p>
     <w:p>
       <w:pPr>
         <w:pStyle w:val="Heading1"/>
       </w:pPr>
       <w:r>
+        <w:rPr>
+          <w:rFonts w:ascii="Calibri" w:hAnsi="Calibri" w:eastAsia="ＭＳ ゴシック" w:cs="Calibri" w:asciiTheme="majorHAnsi" w:hAnsiTheme="majorHAnsi" w:eastAsiaTheme="majorEastAsia" w:csTheme="majorBidi"/>
+          <w:b/>
+          <w:bCs/>
+          <w:color w:val="365F91" w:themeColor="accent1" w:themeShade="BF"/>
+          <w:sz w:val="28"/>
+          <w:szCs w:val="28"/>
+        </w:rPr>
         <w:t>Response</w:t>
       </w:r>
     </w:p>
     <w:tbl>
       <w:tblPr>
         <w:tblStyle w:val="TableGrid"/>
-        <w:tblW w:type="auto" w:w="0"/>
-        <w:tblLook w:firstColumn="1" w:firstRow="1" w:lastColumn="0" w:lastRow="0" w:noHBand="0" w:noVBand="1" w:val="04A0"/>
+        <w:tblW w:w="0" w:type="auto"/>
+        <w:tblBorders>
+          <w:top w:val="single" w:sz="4" w:space="0" w:color="auto"/>
+          <w:left w:val="single" w:sz="4" w:space="0" w:color="auto"/>
+          <w:bottom w:val="single" w:sz="4" w:space="0" w:color="auto"/>
+          <w:right w:val="single" w:sz="4" w:space="0" w:color="auto"/>
+          <w:insideH w:val="single" w:sz="4" w:space="0" w:color="auto"/>
+          <w:insideV w:val="single" w:sz="4" w:space="0" w:color="auto"/>
+        </w:tblBorders>
+        <w:tblCellMar>
+          <w:top w:w="0" w:type="dxa"/>
+          <w:left w:w="108" w:type="dxa"/>
+          <w:bottom w:w="0" w:type="dxa"/>
+          <w:right w:w="108" w:type="dxa"/>
+        </w:tblCellMar>
+        <w:tblLook w:firstRow="1" w:firstColumn="1" w:noVBand="1"/>
       </w:tblPr>
       <w:tblGrid>
         <w:gridCol w:w="3120"/>
@@ -1448,13 +2957,31 @@
       <w:tr>
         <w:tc>
           <w:tcPr>
-            <w:tcW w:type="dxa" w:w="3120"/>
+            <w:tcW w:w="3120" w:type="dxa"/>
+            <w:tcBorders>
+              <w:top w:val="single" w:sz="4" w:space="0" w:color="auto"/>
+              <w:left w:val="single" w:sz="4" w:space="0" w:color="auto"/>
+              <w:bottom w:val="single" w:sz="4" w:space="0" w:color="auto"/>
+              <w:right w:val="single" w:sz="4" w:space="0" w:color="auto"/>
+            </w:tcBorders>
+            <w:tcMar>
+              <w:top w:w="0" w:type="dxa"/>
+              <w:left w:w="108" w:type="dxa"/>
+              <w:bottom w:w="0" w:type="dxa"/>
+              <w:right w:w="108" w:type="dxa"/>
+            </w:tcMar>
           </w:tcPr>
           <w:p>
+            <w:pPr>
+              <w:spacing w:after="200" w:line="276" w:lineRule="auto"/>
+            </w:pPr>
             <w:r>
               <w:rPr>
+                <w:rFonts w:ascii="Cambria" w:hAnsi="Cambria" w:eastAsia="ＭＳ 明朝" w:cs="Cambria" w:asciiTheme="minorHAnsi" w:hAnsiTheme="minorHAnsi" w:eastAsiaTheme="minorEastAsia" w:csTheme="minorBidi"/>
                 <w:b/>
+                <w:bCs/>
                 <w:sz w:val="20"/>
+                <w:szCs w:val="22"/>
               </w:rPr>
               <w:t>Field</w:t>
             </w:r>
@@ -1462,13 +2989,31 @@
         </w:tc>
         <w:tc>
           <w:tcPr>
-            <w:tcW w:type="dxa" w:w="3120"/>
+            <w:tcW w:w="3120" w:type="dxa"/>
+            <w:tcBorders>
+              <w:top w:val="single" w:sz="4" w:space="0" w:color="auto"/>
+              <w:left w:val="single" w:sz="4" w:space="0" w:color="auto"/>
+              <w:bottom w:val="single" w:sz="4" w:space="0" w:color="auto"/>
+              <w:right w:val="single" w:sz="4" w:space="0" w:color="auto"/>
+            </w:tcBorders>
+            <w:tcMar>
+              <w:top w:w="0" w:type="dxa"/>
+              <w:left w:w="108" w:type="dxa"/>
+              <w:bottom w:w="0" w:type="dxa"/>
+              <w:right w:w="108" w:type="dxa"/>
+            </w:tcMar>
           </w:tcPr>
           <w:p>
+            <w:pPr>
+              <w:spacing w:after="200" w:line="276" w:lineRule="auto"/>
+            </w:pPr>
             <w:r>
               <w:rPr>
+                <w:rFonts w:ascii="Cambria" w:hAnsi="Cambria" w:eastAsia="ＭＳ 明朝" w:cs="Cambria" w:asciiTheme="minorHAnsi" w:hAnsiTheme="minorHAnsi" w:eastAsiaTheme="minorEastAsia" w:csTheme="minorBidi"/>
                 <w:b/>
+                <w:bCs/>
                 <w:sz w:val="20"/>
+                <w:szCs w:val="22"/>
               </w:rPr>
               <w:t>Type</w:t>
             </w:r>
@@ -1476,13 +3021,31 @@
         </w:tc>
         <w:tc>
           <w:tcPr>
-            <w:tcW w:type="dxa" w:w="3120"/>
+            <w:tcW w:w="3120" w:type="dxa"/>
+            <w:tcBorders>
+              <w:top w:val="single" w:sz="4" w:space="0" w:color="auto"/>
+              <w:left w:val="single" w:sz="4" w:space="0" w:color="auto"/>
+              <w:bottom w:val="single" w:sz="4" w:space="0" w:color="auto"/>
+              <w:right w:val="single" w:sz="4" w:space="0" w:color="auto"/>
+            </w:tcBorders>
+            <w:tcMar>
+              <w:top w:w="0" w:type="dxa"/>
+              <w:left w:w="108" w:type="dxa"/>
+              <w:bottom w:w="0" w:type="dxa"/>
+              <w:right w:w="108" w:type="dxa"/>
+            </w:tcMar>
           </w:tcPr>
           <w:p>
+            <w:pPr>
+              <w:spacing w:after="200" w:line="276" w:lineRule="auto"/>
+            </w:pPr>
             <w:r>
               <w:rPr>
+                <w:rFonts w:ascii="Cambria" w:hAnsi="Cambria" w:eastAsia="ＭＳ 明朝" w:cs="Cambria" w:asciiTheme="minorHAnsi" w:hAnsiTheme="minorHAnsi" w:eastAsiaTheme="minorEastAsia" w:csTheme="minorBidi"/>
                 <w:b/>
+                <w:bCs/>
                 <w:sz w:val="20"/>
+                <w:szCs w:val="22"/>
               </w:rPr>
               <w:t>Description</w:t>
             </w:r>
@@ -1492,12 +3055,29 @@
       <w:tr>
         <w:tc>
           <w:tcPr>
-            <w:tcW w:type="dxa" w:w="3120"/>
+            <w:tcW w:w="3120" w:type="dxa"/>
+            <w:tcBorders>
+              <w:top w:val="single" w:sz="4" w:space="0" w:color="auto"/>
+              <w:left w:val="single" w:sz="4" w:space="0" w:color="auto"/>
+              <w:bottom w:val="single" w:sz="4" w:space="0" w:color="auto"/>
+              <w:right w:val="single" w:sz="4" w:space="0" w:color="auto"/>
+            </w:tcBorders>
+            <w:tcMar>
+              <w:top w:w="0" w:type="dxa"/>
+              <w:left w:w="108" w:type="dxa"/>
+              <w:bottom w:w="0" w:type="dxa"/>
+              <w:right w:w="108" w:type="dxa"/>
+            </w:tcMar>
           </w:tcPr>
           <w:p>
+            <w:pPr>
+              <w:spacing w:after="200" w:line="276" w:lineRule="auto"/>
+            </w:pPr>
             <w:r>
               <w:rPr>
+                <w:rFonts w:ascii="Cambria" w:hAnsi="Cambria" w:eastAsia="ＭＳ 明朝" w:cs="Cambria" w:asciiTheme="minorHAnsi" w:hAnsiTheme="minorHAnsi" w:eastAsiaTheme="minorEastAsia" w:csTheme="minorBidi"/>
                 <w:sz w:val="20"/>
+                <w:szCs w:val="22"/>
               </w:rPr>
               <w:t>answer</w:t>
             </w:r>
@@ -1505,12 +3085,29 @@
         </w:tc>
         <w:tc>
           <w:tcPr>
-            <w:tcW w:type="dxa" w:w="3120"/>
+            <w:tcW w:w="3120" w:type="dxa"/>
+            <w:tcBorders>
+              <w:top w:val="single" w:sz="4" w:space="0" w:color="auto"/>
+              <w:left w:val="single" w:sz="4" w:space="0" w:color="auto"/>
+              <w:bottom w:val="single" w:sz="4" w:space="0" w:color="auto"/>
+              <w:right w:val="single" w:sz="4" w:space="0" w:color="auto"/>
+            </w:tcBorders>
+            <w:tcMar>
+              <w:top w:w="0" w:type="dxa"/>
+              <w:left w:w="108" w:type="dxa"/>
+              <w:bottom w:w="0" w:type="dxa"/>
+              <w:right w:w="108" w:type="dxa"/>
+            </w:tcMar>
           </w:tcPr>
           <w:p>
+            <w:pPr>
+              <w:spacing w:after="200" w:line="276" w:lineRule="auto"/>
+            </w:pPr>
             <w:r>
               <w:rPr>
+                <w:rFonts w:ascii="Cambria" w:hAnsi="Cambria" w:eastAsia="ＭＳ 明朝" w:cs="Cambria" w:asciiTheme="minorHAnsi" w:hAnsiTheme="minorHAnsi" w:eastAsiaTheme="minorEastAsia" w:csTheme="minorBidi"/>
                 <w:sz w:val="20"/>
+                <w:szCs w:val="22"/>
               </w:rPr>
               <w:t>string</w:t>
             </w:r>
@@ -1518,12 +3115,29 @@
         </w:tc>
         <w:tc>
           <w:tcPr>
-            <w:tcW w:type="dxa" w:w="3120"/>
+            <w:tcW w:w="3120" w:type="dxa"/>
+            <w:tcBorders>
+              <w:top w:val="single" w:sz="4" w:space="0" w:color="auto"/>
+              <w:left w:val="single" w:sz="4" w:space="0" w:color="auto"/>
+              <w:bottom w:val="single" w:sz="4" w:space="0" w:color="auto"/>
+              <w:right w:val="single" w:sz="4" w:space="0" w:color="auto"/>
+            </w:tcBorders>
+            <w:tcMar>
+              <w:top w:w="0" w:type="dxa"/>
+              <w:left w:w="108" w:type="dxa"/>
+              <w:bottom w:w="0" w:type="dxa"/>
+              <w:right w:w="108" w:type="dxa"/>
+            </w:tcMar>
           </w:tcPr>
           <w:p>
+            <w:pPr>
+              <w:spacing w:after="200" w:line="276" w:lineRule="auto"/>
+            </w:pPr>
             <w:r>
               <w:rPr>
+                <w:rFonts w:ascii="Cambria" w:hAnsi="Cambria" w:eastAsia="ＭＳ 明朝" w:cs="Cambria" w:asciiTheme="minorHAnsi" w:hAnsiTheme="minorHAnsi" w:eastAsiaTheme="minorEastAsia" w:csTheme="minorBidi"/>
                 <w:sz w:val="20"/>
+                <w:szCs w:val="22"/>
               </w:rPr>
               <w:t>Assistant prose (may include [N] footnotes)</w:t>
             </w:r>
@@ -1533,12 +3147,29 @@
       <w:tr>
         <w:tc>
           <w:tcPr>
-            <w:tcW w:type="dxa" w:w="3120"/>
+            <w:tcW w:w="3120" w:type="dxa"/>
+            <w:tcBorders>
+              <w:top w:val="single" w:sz="4" w:space="0" w:color="auto"/>
+              <w:left w:val="single" w:sz="4" w:space="0" w:color="auto"/>
+              <w:bottom w:val="single" w:sz="4" w:space="0" w:color="auto"/>
+              <w:right w:val="single" w:sz="4" w:space="0" w:color="auto"/>
+            </w:tcBorders>
+            <w:tcMar>
+              <w:top w:w="0" w:type="dxa"/>
+              <w:left w:w="108" w:type="dxa"/>
+              <w:bottom w:w="0" w:type="dxa"/>
+              <w:right w:w="108" w:type="dxa"/>
+            </w:tcMar>
           </w:tcPr>
           <w:p>
+            <w:pPr>
+              <w:spacing w:after="200" w:line="276" w:lineRule="auto"/>
+            </w:pPr>
             <w:r>
               <w:rPr>
+                <w:rFonts w:ascii="Cambria" w:hAnsi="Cambria" w:eastAsia="ＭＳ 明朝" w:cs="Cambria" w:asciiTheme="minorHAnsi" w:hAnsiTheme="minorHAnsi" w:eastAsiaTheme="minorEastAsia" w:csTheme="minorBidi"/>
                 <w:sz w:val="20"/>
+                <w:szCs w:val="22"/>
               </w:rPr>
               <w:t>citations</w:t>
             </w:r>
@@ -1546,12 +3177,29 @@
         </w:tc>
         <w:tc>
           <w:tcPr>
-            <w:tcW w:type="dxa" w:w="3120"/>
+            <w:tcW w:w="3120" w:type="dxa"/>
+            <w:tcBorders>
+              <w:top w:val="single" w:sz="4" w:space="0" w:color="auto"/>
+              <w:left w:val="single" w:sz="4" w:space="0" w:color="auto"/>
+              <w:bottom w:val="single" w:sz="4" w:space="0" w:color="auto"/>
+              <w:right w:val="single" w:sz="4" w:space="0" w:color="auto"/>
+            </w:tcBorders>
+            <w:tcMar>
+              <w:top w:w="0" w:type="dxa"/>
+              <w:left w:w="108" w:type="dxa"/>
+              <w:bottom w:w="0" w:type="dxa"/>
+              <w:right w:w="108" w:type="dxa"/>
+            </w:tcMar>
           </w:tcPr>
           <w:p>
+            <w:pPr>
+              <w:spacing w:after="200" w:line="276" w:lineRule="auto"/>
+            </w:pPr>
             <w:r>
               <w:rPr>
+                <w:rFonts w:ascii="Cambria" w:hAnsi="Cambria" w:eastAsia="ＭＳ 明朝" w:cs="Cambria" w:asciiTheme="minorHAnsi" w:hAnsiTheme="minorHAnsi" w:eastAsiaTheme="minorEastAsia" w:csTheme="minorBidi"/>
                 <w:sz w:val="20"/>
+                <w:szCs w:val="22"/>
               </w:rPr>
               <w:t>CitationItem[]</w:t>
             </w:r>
@@ -1559,12 +3207,29 @@
         </w:tc>
         <w:tc>
           <w:tcPr>
-            <w:tcW w:type="dxa" w:w="3120"/>
+            <w:tcW w:w="3120" w:type="dxa"/>
+            <w:tcBorders>
+              <w:top w:val="single" w:sz="4" w:space="0" w:color="auto"/>
+              <w:left w:val="single" w:sz="4" w:space="0" w:color="auto"/>
+              <w:bottom w:val="single" w:sz="4" w:space="0" w:color="auto"/>
+              <w:right w:val="single" w:sz="4" w:space="0" w:color="auto"/>
+            </w:tcBorders>
+            <w:tcMar>
+              <w:top w:w="0" w:type="dxa"/>
+              <w:left w:w="108" w:type="dxa"/>
+              <w:bottom w:w="0" w:type="dxa"/>
+              <w:right w:w="108" w:type="dxa"/>
+            </w:tcMar>
           </w:tcPr>
           <w:p>
+            <w:pPr>
+              <w:spacing w:after="200" w:line="276" w:lineRule="auto"/>
+            </w:pPr>
             <w:r>
               <w:rPr>
+                <w:rFonts w:ascii="Cambria" w:hAnsi="Cambria" w:eastAsia="ＭＳ 明朝" w:cs="Cambria" w:asciiTheme="minorHAnsi" w:hAnsiTheme="minorHAnsi" w:eastAsiaTheme="minorEastAsia" w:csTheme="minorBidi"/>
                 <w:sz w:val="20"/>
+                <w:szCs w:val="22"/>
               </w:rPr>
               <w:t>Referenced sources by default</w:t>
             </w:r>
@@ -1574,12 +3239,29 @@
       <w:tr>
         <w:tc>
           <w:tcPr>
-            <w:tcW w:type="dxa" w:w="3120"/>
+            <w:tcW w:w="3120" w:type="dxa"/>
+            <w:tcBorders>
+              <w:top w:val="single" w:sz="4" w:space="0" w:color="auto"/>
+              <w:left w:val="single" w:sz="4" w:space="0" w:color="auto"/>
+              <w:bottom w:val="single" w:sz="4" w:space="0" w:color="auto"/>
+              <w:right w:val="single" w:sz="4" w:space="0" w:color="auto"/>
+            </w:tcBorders>
+            <w:tcMar>
+              <w:top w:w="0" w:type="dxa"/>
+              <w:left w:w="108" w:type="dxa"/>
+              <w:bottom w:w="0" w:type="dxa"/>
+              <w:right w:w="108" w:type="dxa"/>
+            </w:tcMar>
           </w:tcPr>
           <w:p>
+            <w:pPr>
+              <w:spacing w:after="200" w:line="276" w:lineRule="auto"/>
+            </w:pPr>
             <w:r>
               <w:rPr>
+                <w:rFonts w:ascii="Cambria" w:hAnsi="Cambria" w:eastAsia="ＭＳ 明朝" w:cs="Cambria" w:asciiTheme="minorHAnsi" w:hAnsiTheme="minorHAnsi" w:eastAsiaTheme="minorEastAsia" w:csTheme="minorBidi"/>
                 <w:sz w:val="20"/>
+                <w:szCs w:val="22"/>
               </w:rPr>
               <w:t>acf</w:t>
             </w:r>
@@ -1587,12 +3269,29 @@
         </w:tc>
         <w:tc>
           <w:tcPr>
-            <w:tcW w:type="dxa" w:w="3120"/>
+            <w:tcW w:w="3120" w:type="dxa"/>
+            <w:tcBorders>
+              <w:top w:val="single" w:sz="4" w:space="0" w:color="auto"/>
+              <w:left w:val="single" w:sz="4" w:space="0" w:color="auto"/>
+              <w:bottom w:val="single" w:sz="4" w:space="0" w:color="auto"/>
+              <w:right w:val="single" w:sz="4" w:space="0" w:color="auto"/>
+            </w:tcBorders>
+            <w:tcMar>
+              <w:top w:w="0" w:type="dxa"/>
+              <w:left w:w="108" w:type="dxa"/>
+              <w:bottom w:w="0" w:type="dxa"/>
+              <w:right w:w="108" w:type="dxa"/>
+            </w:tcMar>
           </w:tcPr>
           <w:p>
+            <w:pPr>
+              <w:spacing w:after="200" w:line="276" w:lineRule="auto"/>
+            </w:pPr>
             <w:r>
               <w:rPr>
+                <w:rFonts w:ascii="Cambria" w:hAnsi="Cambria" w:eastAsia="ＭＳ 明朝" w:cs="Cambria" w:asciiTheme="minorHAnsi" w:hAnsiTheme="minorHAnsi" w:eastAsiaTheme="minorEastAsia" w:csTheme="minorBidi"/>
                 <w:sz w:val="20"/>
+                <w:szCs w:val="22"/>
               </w:rPr>
               <w:t>ACFSignal</w:t>
             </w:r>
@@ -1600,12 +3299,29 @@
         </w:tc>
         <w:tc>
           <w:tcPr>
-            <w:tcW w:type="dxa" w:w="3120"/>
+            <w:tcW w:w="3120" w:type="dxa"/>
+            <w:tcBorders>
+              <w:top w:val="single" w:sz="4" w:space="0" w:color="auto"/>
+              <w:left w:val="single" w:sz="4" w:space="0" w:color="auto"/>
+              <w:bottom w:val="single" w:sz="4" w:space="0" w:color="auto"/>
+              <w:right w:val="single" w:sz="4" w:space="0" w:color="auto"/>
+            </w:tcBorders>
+            <w:tcMar>
+              <w:top w:w="0" w:type="dxa"/>
+              <w:left w:w="108" w:type="dxa"/>
+              <w:bottom w:w="0" w:type="dxa"/>
+              <w:right w:w="108" w:type="dxa"/>
+            </w:tcMar>
           </w:tcPr>
           <w:p>
+            <w:pPr>
+              <w:spacing w:after="200" w:line="276" w:lineRule="auto"/>
+            </w:pPr>
             <w:r>
               <w:rPr>
+                <w:rFonts w:ascii="Cambria" w:hAnsi="Cambria" w:eastAsia="ＭＳ 明朝" w:cs="Cambria" w:asciiTheme="minorHAnsi" w:hAnsiTheme="minorHAnsi" w:eastAsiaTheme="minorEastAsia" w:csTheme="minorBidi"/>
                 <w:sz w:val="20"/>
+                <w:szCs w:val="22"/>
               </w:rPr>
               <w:t>Confidence: band, band_label, score, explanation</w:t>
             </w:r>
@@ -1615,12 +3331,29 @@
       <w:tr>
         <w:tc>
           <w:tcPr>
-            <w:tcW w:type="dxa" w:w="3120"/>
+            <w:tcW w:w="3120" w:type="dxa"/>
+            <w:tcBorders>
+              <w:top w:val="single" w:sz="4" w:space="0" w:color="auto"/>
+              <w:left w:val="single" w:sz="4" w:space="0" w:color="auto"/>
+              <w:bottom w:val="single" w:sz="4" w:space="0" w:color="auto"/>
+              <w:right w:val="single" w:sz="4" w:space="0" w:color="auto"/>
+            </w:tcBorders>
+            <w:tcMar>
+              <w:top w:w="0" w:type="dxa"/>
+              <w:left w:w="108" w:type="dxa"/>
+              <w:bottom w:w="0" w:type="dxa"/>
+              <w:right w:w="108" w:type="dxa"/>
+            </w:tcMar>
           </w:tcPr>
           <w:p>
+            <w:pPr>
+              <w:spacing w:after="200" w:line="276" w:lineRule="auto"/>
+            </w:pPr>
             <w:r>
               <w:rPr>
+                <w:rFonts w:ascii="Cambria" w:hAnsi="Cambria" w:eastAsia="ＭＳ 明朝" w:cs="Cambria" w:asciiTheme="minorHAnsi" w:hAnsiTheme="minorHAnsi" w:eastAsiaTheme="minorEastAsia" w:csTheme="minorBidi"/>
                 <w:sz w:val="20"/>
+                <w:szCs w:val="22"/>
               </w:rPr>
               <w:t>session_id</w:t>
             </w:r>
@@ -1628,12 +3361,29 @@
         </w:tc>
         <w:tc>
           <w:tcPr>
-            <w:tcW w:type="dxa" w:w="3120"/>
+            <w:tcW w:w="3120" w:type="dxa"/>
+            <w:tcBorders>
+              <w:top w:val="single" w:sz="4" w:space="0" w:color="auto"/>
+              <w:left w:val="single" w:sz="4" w:space="0" w:color="auto"/>
+              <w:bottom w:val="single" w:sz="4" w:space="0" w:color="auto"/>
+              <w:right w:val="single" w:sz="4" w:space="0" w:color="auto"/>
+            </w:tcBorders>
+            <w:tcMar>
+              <w:top w:w="0" w:type="dxa"/>
+              <w:left w:w="108" w:type="dxa"/>
+              <w:bottom w:w="0" w:type="dxa"/>
+              <w:right w:w="108" w:type="dxa"/>
+            </w:tcMar>
           </w:tcPr>
           <w:p>
+            <w:pPr>
+              <w:spacing w:after="200" w:line="276" w:lineRule="auto"/>
+            </w:pPr>
             <w:r>
               <w:rPr>
+                <w:rFonts w:ascii="Cambria" w:hAnsi="Cambria" w:eastAsia="ＭＳ 明朝" w:cs="Cambria" w:asciiTheme="minorHAnsi" w:hAnsiTheme="minorHAnsi" w:eastAsiaTheme="minorEastAsia" w:csTheme="minorBidi"/>
                 <w:sz w:val="20"/>
+                <w:szCs w:val="22"/>
               </w:rPr>
               <w:t>string</w:t>
             </w:r>
@@ -1641,12 +3391,29 @@
         </w:tc>
         <w:tc>
           <w:tcPr>
-            <w:tcW w:type="dxa" w:w="3120"/>
+            <w:tcW w:w="3120" w:type="dxa"/>
+            <w:tcBorders>
+              <w:top w:val="single" w:sz="4" w:space="0" w:color="auto"/>
+              <w:left w:val="single" w:sz="4" w:space="0" w:color="auto"/>
+              <w:bottom w:val="single" w:sz="4" w:space="0" w:color="auto"/>
+              <w:right w:val="single" w:sz="4" w:space="0" w:color="auto"/>
+            </w:tcBorders>
+            <w:tcMar>
+              <w:top w:w="0" w:type="dxa"/>
+              <w:left w:w="108" w:type="dxa"/>
+              <w:bottom w:w="0" w:type="dxa"/>
+              <w:right w:w="108" w:type="dxa"/>
+            </w:tcMar>
           </w:tcPr>
           <w:p>
+            <w:pPr>
+              <w:spacing w:after="200" w:line="276" w:lineRule="auto"/>
+            </w:pPr>
             <w:r>
               <w:rPr>
+                <w:rFonts w:ascii="Cambria" w:hAnsi="Cambria" w:eastAsia="ＭＳ 明朝" w:cs="Cambria" w:asciiTheme="minorHAnsi" w:hAnsiTheme="minorHAnsi" w:eastAsiaTheme="minorEastAsia" w:csTheme="minorBidi"/>
                 <w:sz w:val="20"/>
+                <w:szCs w:val="22"/>
               </w:rPr>
               <w:t>Pass on the next request</w:t>
             </w:r>
@@ -1656,12 +3423,29 @@
       <w:tr>
         <w:tc>
           <w:tcPr>
-            <w:tcW w:type="dxa" w:w="3120"/>
+            <w:tcW w:w="3120" w:type="dxa"/>
+            <w:tcBorders>
+              <w:top w:val="single" w:sz="4" w:space="0" w:color="auto"/>
+              <w:left w:val="single" w:sz="4" w:space="0" w:color="auto"/>
+              <w:bottom w:val="single" w:sz="4" w:space="0" w:color="auto"/>
+              <w:right w:val="single" w:sz="4" w:space="0" w:color="auto"/>
+            </w:tcBorders>
+            <w:tcMar>
+              <w:top w:w="0" w:type="dxa"/>
+              <w:left w:w="108" w:type="dxa"/>
+              <w:bottom w:w="0" w:type="dxa"/>
+              <w:right w:w="108" w:type="dxa"/>
+            </w:tcMar>
           </w:tcPr>
           <w:p>
+            <w:pPr>
+              <w:spacing w:after="200" w:line="276" w:lineRule="auto"/>
+            </w:pPr>
             <w:r>
               <w:rPr>
+                <w:rFonts w:ascii="Cambria" w:hAnsi="Cambria" w:eastAsia="ＭＳ 明朝" w:cs="Cambria" w:asciiTheme="minorHAnsi" w:hAnsiTheme="minorHAnsi" w:eastAsiaTheme="minorEastAsia" w:csTheme="minorBidi"/>
                 <w:sz w:val="20"/>
+                <w:szCs w:val="22"/>
               </w:rPr>
               <w:t>usage</w:t>
             </w:r>
@@ -1669,12 +3453,29 @@
         </w:tc>
         <w:tc>
           <w:tcPr>
-            <w:tcW w:type="dxa" w:w="3120"/>
+            <w:tcW w:w="3120" w:type="dxa"/>
+            <w:tcBorders>
+              <w:top w:val="single" w:sz="4" w:space="0" w:color="auto"/>
+              <w:left w:val="single" w:sz="4" w:space="0" w:color="auto"/>
+              <w:bottom w:val="single" w:sz="4" w:space="0" w:color="auto"/>
+              <w:right w:val="single" w:sz="4" w:space="0" w:color="auto"/>
+            </w:tcBorders>
+            <w:tcMar>
+              <w:top w:w="0" w:type="dxa"/>
+              <w:left w:w="108" w:type="dxa"/>
+              <w:bottom w:w="0" w:type="dxa"/>
+              <w:right w:w="108" w:type="dxa"/>
+            </w:tcMar>
           </w:tcPr>
           <w:p>
+            <w:pPr>
+              <w:spacing w:after="200" w:line="276" w:lineRule="auto"/>
+            </w:pPr>
             <w:r>
               <w:rPr>
+                <w:rFonts w:ascii="Cambria" w:hAnsi="Cambria" w:eastAsia="ＭＳ 明朝" w:cs="Cambria" w:asciiTheme="minorHAnsi" w:hAnsiTheme="minorHAnsi" w:eastAsiaTheme="minorEastAsia" w:csTheme="minorBidi"/>
                 <w:sz w:val="20"/>
+                <w:szCs w:val="22"/>
               </w:rPr>
               <w:t>UsageStats</w:t>
             </w:r>
@@ -1682,12 +3483,29 @@
         </w:tc>
         <w:tc>
           <w:tcPr>
-            <w:tcW w:type="dxa" w:w="3120"/>
+            <w:tcW w:w="3120" w:type="dxa"/>
+            <w:tcBorders>
+              <w:top w:val="single" w:sz="4" w:space="0" w:color="auto"/>
+              <w:left w:val="single" w:sz="4" w:space="0" w:color="auto"/>
+              <w:bottom w:val="single" w:sz="4" w:space="0" w:color="auto"/>
+              <w:right w:val="single" w:sz="4" w:space="0" w:color="auto"/>
+            </w:tcBorders>
+            <w:tcMar>
+              <w:top w:w="0" w:type="dxa"/>
+              <w:left w:w="108" w:type="dxa"/>
+              <w:bottom w:w="0" w:type="dxa"/>
+              <w:right w:w="108" w:type="dxa"/>
+            </w:tcMar>
           </w:tcPr>
           <w:p>
+            <w:pPr>
+              <w:spacing w:after="200" w:line="276" w:lineRule="auto"/>
+            </w:pPr>
             <w:r>
               <w:rPr>
+                <w:rFonts w:ascii="Cambria" w:hAnsi="Cambria" w:eastAsia="ＭＳ 明朝" w:cs="Cambria" w:asciiTheme="minorHAnsi" w:hAnsiTheme="minorHAnsi" w:eastAsiaTheme="minorEastAsia" w:csTheme="minorBidi"/>
                 <w:sz w:val="20"/>
+                <w:szCs w:val="22"/>
               </w:rPr>
               <w:t>LLM token totals for this request</w:t>
             </w:r>
@@ -1697,12 +3515,29 @@
       <w:tr>
         <w:tc>
           <w:tcPr>
-            <w:tcW w:type="dxa" w:w="3120"/>
+            <w:tcW w:w="3120" w:type="dxa"/>
+            <w:tcBorders>
+              <w:top w:val="single" w:sz="4" w:space="0" w:color="auto"/>
+              <w:left w:val="single" w:sz="4" w:space="0" w:color="auto"/>
+              <w:bottom w:val="single" w:sz="4" w:space="0" w:color="auto"/>
+              <w:right w:val="single" w:sz="4" w:space="0" w:color="auto"/>
+            </w:tcBorders>
+            <w:tcMar>
+              <w:top w:w="0" w:type="dxa"/>
+              <w:left w:w="108" w:type="dxa"/>
+              <w:bottom w:w="0" w:type="dxa"/>
+              <w:right w:w="108" w:type="dxa"/>
+            </w:tcMar>
           </w:tcPr>
           <w:p>
+            <w:pPr>
+              <w:spacing w:after="200" w:line="276" w:lineRule="auto"/>
+            </w:pPr>
             <w:r>
               <w:rPr>
+                <w:rFonts w:ascii="Cambria" w:hAnsi="Cambria" w:eastAsia="ＭＳ 明朝" w:cs="Cambria" w:asciiTheme="minorHAnsi" w:hAnsiTheme="minorHAnsi" w:eastAsiaTheme="minorEastAsia" w:csTheme="minorBidi"/>
                 <w:sz w:val="20"/>
+                <w:szCs w:val="22"/>
               </w:rPr>
               <w:t>error</w:t>
             </w:r>
@@ -1710,12 +3545,29 @@
         </w:tc>
         <w:tc>
           <w:tcPr>
-            <w:tcW w:type="dxa" w:w="3120"/>
+            <w:tcW w:w="3120" w:type="dxa"/>
+            <w:tcBorders>
+              <w:top w:val="single" w:sz="4" w:space="0" w:color="auto"/>
+              <w:left w:val="single" w:sz="4" w:space="0" w:color="auto"/>
+              <w:bottom w:val="single" w:sz="4" w:space="0" w:color="auto"/>
+              <w:right w:val="single" w:sz="4" w:space="0" w:color="auto"/>
+            </w:tcBorders>
+            <w:tcMar>
+              <w:top w:w="0" w:type="dxa"/>
+              <w:left w:w="108" w:type="dxa"/>
+              <w:bottom w:w="0" w:type="dxa"/>
+              <w:right w:w="108" w:type="dxa"/>
+            </w:tcMar>
           </w:tcPr>
           <w:p>
+            <w:pPr>
+              <w:spacing w:after="200" w:line="276" w:lineRule="auto"/>
+            </w:pPr>
             <w:r>
               <w:rPr>
+                <w:rFonts w:ascii="Cambria" w:hAnsi="Cambria" w:eastAsia="ＭＳ 明朝" w:cs="Cambria" w:asciiTheme="minorHAnsi" w:hAnsiTheme="minorHAnsi" w:eastAsiaTheme="minorEastAsia" w:csTheme="minorBidi"/>
                 <w:sz w:val="20"/>
+                <w:szCs w:val="22"/>
               </w:rPr>
               <w:t>string | null</w:t>
             </w:r>
@@ -1723,12 +3575,29 @@
         </w:tc>
         <w:tc>
           <w:tcPr>
-            <w:tcW w:type="dxa" w:w="3120"/>
+            <w:tcW w:w="3120" w:type="dxa"/>
+            <w:tcBorders>
+              <w:top w:val="single" w:sz="4" w:space="0" w:color="auto"/>
+              <w:left w:val="single" w:sz="4" w:space="0" w:color="auto"/>
+              <w:bottom w:val="single" w:sz="4" w:space="0" w:color="auto"/>
+              <w:right w:val="single" w:sz="4" w:space="0" w:color="auto"/>
+            </w:tcBorders>
+            <w:tcMar>
+              <w:top w:w="0" w:type="dxa"/>
+              <w:left w:w="108" w:type="dxa"/>
+              <w:bottom w:w="0" w:type="dxa"/>
+              <w:right w:w="108" w:type="dxa"/>
+            </w:tcMar>
           </w:tcPr>
           <w:p>
+            <w:pPr>
+              <w:spacing w:after="200" w:line="276" w:lineRule="auto"/>
+            </w:pPr>
             <w:r>
               <w:rPr>
+                <w:rFonts w:ascii="Cambria" w:hAnsi="Cambria" w:eastAsia="ＭＳ 明朝" w:cs="Cambria" w:asciiTheme="minorHAnsi" w:hAnsiTheme="minorHAnsi" w:eastAsiaTheme="minorEastAsia" w:csTheme="minorBidi"/>
                 <w:sz w:val="20"/>
+                <w:szCs w:val="22"/>
               </w:rPr>
               <w:t>Pipeline-level error if any</w:t>
             </w:r>
@@ -1738,12 +3607,29 @@
       <w:tr>
         <w:tc>
           <w:tcPr>
-            <w:tcW w:type="dxa" w:w="3120"/>
+            <w:tcW w:w="3120" w:type="dxa"/>
+            <w:tcBorders>
+              <w:top w:val="single" w:sz="4" w:space="0" w:color="auto"/>
+              <w:left w:val="single" w:sz="4" w:space="0" w:color="auto"/>
+              <w:bottom w:val="single" w:sz="4" w:space="0" w:color="auto"/>
+              <w:right w:val="single" w:sz="4" w:space="0" w:color="auto"/>
+            </w:tcBorders>
+            <w:tcMar>
+              <w:top w:w="0" w:type="dxa"/>
+              <w:left w:w="108" w:type="dxa"/>
+              <w:bottom w:w="0" w:type="dxa"/>
+              <w:right w:w="108" w:type="dxa"/>
+            </w:tcMar>
           </w:tcPr>
           <w:p>
+            <w:pPr>
+              <w:spacing w:after="200" w:line="276" w:lineRule="auto"/>
+            </w:pPr>
             <w:r>
               <w:rPr>
+                <w:rFonts w:ascii="Cambria" w:hAnsi="Cambria" w:eastAsia="ＭＳ 明朝" w:cs="Cambria" w:asciiTheme="minorHAnsi" w:hAnsiTheme="minorHAnsi" w:eastAsiaTheme="minorEastAsia" w:csTheme="minorBidi"/>
                 <w:sz w:val="20"/>
+                <w:szCs w:val="22"/>
               </w:rPr>
               <w:t>langfuse_trace_id</w:t>
             </w:r>
@@ -1751,12 +3637,29 @@
         </w:tc>
         <w:tc>
           <w:tcPr>
-            <w:tcW w:type="dxa" w:w="3120"/>
+            <w:tcW w:w="3120" w:type="dxa"/>
+            <w:tcBorders>
+              <w:top w:val="single" w:sz="4" w:space="0" w:color="auto"/>
+              <w:left w:val="single" w:sz="4" w:space="0" w:color="auto"/>
+              <w:bottom w:val="single" w:sz="4" w:space="0" w:color="auto"/>
+              <w:right w:val="single" w:sz="4" w:space="0" w:color="auto"/>
+            </w:tcBorders>
+            <w:tcMar>
+              <w:top w:w="0" w:type="dxa"/>
+              <w:left w:w="108" w:type="dxa"/>
+              <w:bottom w:w="0" w:type="dxa"/>
+              <w:right w:w="108" w:type="dxa"/>
+            </w:tcMar>
           </w:tcPr>
           <w:p>
+            <w:pPr>
+              <w:spacing w:after="200" w:line="276" w:lineRule="auto"/>
+            </w:pPr>
             <w:r>
               <w:rPr>
+                <w:rFonts w:ascii="Cambria" w:hAnsi="Cambria" w:eastAsia="ＭＳ 明朝" w:cs="Cambria" w:asciiTheme="minorHAnsi" w:hAnsiTheme="minorHAnsi" w:eastAsiaTheme="minorEastAsia" w:csTheme="minorBidi"/>
                 <w:sz w:val="20"/>
+                <w:szCs w:val="22"/>
               </w:rPr>
               <w:t>string | null</w:t>
             </w:r>
@@ -1764,12 +3667,29 @@
         </w:tc>
         <w:tc>
           <w:tcPr>
-            <w:tcW w:type="dxa" w:w="3120"/>
+            <w:tcW w:w="3120" w:type="dxa"/>
+            <w:tcBorders>
+              <w:top w:val="single" w:sz="4" w:space="0" w:color="auto"/>
+              <w:left w:val="single" w:sz="4" w:space="0" w:color="auto"/>
+              <w:bottom w:val="single" w:sz="4" w:space="0" w:color="auto"/>
+              <w:right w:val="single" w:sz="4" w:space="0" w:color="auto"/>
+            </w:tcBorders>
+            <w:tcMar>
+              <w:top w:w="0" w:type="dxa"/>
+              <w:left w:w="108" w:type="dxa"/>
+              <w:bottom w:w="0" w:type="dxa"/>
+              <w:right w:w="108" w:type="dxa"/>
+            </w:tcMar>
           </w:tcPr>
           <w:p>
+            <w:pPr>
+              <w:spacing w:after="200" w:line="276" w:lineRule="auto"/>
+            </w:pPr>
             <w:r>
               <w:rPr>
+                <w:rFonts w:ascii="Cambria" w:hAnsi="Cambria" w:eastAsia="ＭＳ 明朝" w:cs="Cambria" w:asciiTheme="minorHAnsi" w:hAnsiTheme="minorHAnsi" w:eastAsiaTheme="minorEastAsia" w:csTheme="minorBidi"/>
                 <w:sz w:val="20"/>
+                <w:szCs w:val="22"/>
               </w:rPr>
               <w:t>For POST /feedback</w:t>
             </w:r>
@@ -1779,12 +3699,29 @@
       <w:tr>
         <w:tc>
           <w:tcPr>
-            <w:tcW w:type="dxa" w:w="3120"/>
+            <w:tcW w:w="3120" w:type="dxa"/>
+            <w:tcBorders>
+              <w:top w:val="single" w:sz="4" w:space="0" w:color="auto"/>
+              <w:left w:val="single" w:sz="4" w:space="0" w:color="auto"/>
+              <w:bottom w:val="single" w:sz="4" w:space="0" w:color="auto"/>
+              <w:right w:val="single" w:sz="4" w:space="0" w:color="auto"/>
+            </w:tcBorders>
+            <w:tcMar>
+              <w:top w:w="0" w:type="dxa"/>
+              <w:left w:w="108" w:type="dxa"/>
+              <w:bottom w:w="0" w:type="dxa"/>
+              <w:right w:w="108" w:type="dxa"/>
+            </w:tcMar>
           </w:tcPr>
           <w:p>
+            <w:pPr>
+              <w:spacing w:after="200" w:line="276" w:lineRule="auto"/>
+            </w:pPr>
             <w:r>
               <w:rPr>
+                <w:rFonts w:ascii="Cambria" w:hAnsi="Cambria" w:eastAsia="ＭＳ 明朝" w:cs="Cambria" w:asciiTheme="minorHAnsi" w:hAnsiTheme="minorHAnsi" w:eastAsiaTheme="minorEastAsia" w:csTheme="minorBidi"/>
                 <w:sz w:val="20"/>
+                <w:szCs w:val="22"/>
               </w:rPr>
               <w:t>trace</w:t>
             </w:r>
@@ -1792,12 +3729,29 @@
         </w:tc>
         <w:tc>
           <w:tcPr>
-            <w:tcW w:type="dxa" w:w="3120"/>
+            <w:tcW w:w="3120" w:type="dxa"/>
+            <w:tcBorders>
+              <w:top w:val="single" w:sz="4" w:space="0" w:color="auto"/>
+              <w:left w:val="single" w:sz="4" w:space="0" w:color="auto"/>
+              <w:bottom w:val="single" w:sz="4" w:space="0" w:color="auto"/>
+              <w:right w:val="single" w:sz="4" w:space="0" w:color="auto"/>
+            </w:tcBorders>
+            <w:tcMar>
+              <w:top w:w="0" w:type="dxa"/>
+              <w:left w:w="108" w:type="dxa"/>
+              <w:bottom w:w="0" w:type="dxa"/>
+              <w:right w:w="108" w:type="dxa"/>
+            </w:tcMar>
           </w:tcPr>
           <w:p>
+            <w:pPr>
+              <w:spacing w:after="200" w:line="276" w:lineRule="auto"/>
+            </w:pPr>
             <w:r>
               <w:rPr>
+                <w:rFonts w:ascii="Cambria" w:hAnsi="Cambria" w:eastAsia="ＭＳ 明朝" w:cs="Cambria" w:asciiTheme="minorHAnsi" w:hAnsiTheme="minorHAnsi" w:eastAsiaTheme="minorEastAsia" w:csTheme="minorBidi"/>
                 <w:sz w:val="20"/>
+                <w:szCs w:val="22"/>
               </w:rPr>
               <w:t>object | null</w:t>
             </w:r>
@@ -1805,12 +3759,29 @@
         </w:tc>
         <w:tc>
           <w:tcPr>
-            <w:tcW w:type="dxa" w:w="3120"/>
+            <w:tcW w:w="3120" w:type="dxa"/>
+            <w:tcBorders>
+              <w:top w:val="single" w:sz="4" w:space="0" w:color="auto"/>
+              <w:left w:val="single" w:sz="4" w:space="0" w:color="auto"/>
+              <w:bottom w:val="single" w:sz="4" w:space="0" w:color="auto"/>
+              <w:right w:val="single" w:sz="4" w:space="0" w:color="auto"/>
+            </w:tcBorders>
+            <w:tcMar>
+              <w:top w:w="0" w:type="dxa"/>
+              <w:left w:w="108" w:type="dxa"/>
+              <w:bottom w:w="0" w:type="dxa"/>
+              <w:right w:w="108" w:type="dxa"/>
+            </w:tcMar>
           </w:tcPr>
           <w:p>
+            <w:pPr>
+              <w:spacing w:after="200" w:line="276" w:lineRule="auto"/>
+            </w:pPr>
             <w:r>
               <w:rPr>
+                <w:rFonts w:ascii="Cambria" w:hAnsi="Cambria" w:eastAsia="ＭＳ 明朝" w:cs="Cambria" w:asciiTheme="minorHAnsi" w:hAnsiTheme="minorHAnsi" w:eastAsiaTheme="minorEastAsia" w:csTheme="minorBidi"/>
                 <w:sz w:val="20"/>
+                <w:szCs w:val="22"/>
               </w:rPr>
               <w:t>Only when include_trace=true</w:t>
             </w:r>
@@ -1820,12 +3791,29 @@
       <w:tr>
         <w:tc>
           <w:tcPr>
-            <w:tcW w:type="dxa" w:w="3120"/>
+            <w:tcW w:w="3120" w:type="dxa"/>
+            <w:tcBorders>
+              <w:top w:val="single" w:sz="4" w:space="0" w:color="auto"/>
+              <w:left w:val="single" w:sz="4" w:space="0" w:color="auto"/>
+              <w:bottom w:val="single" w:sz="4" w:space="0" w:color="auto"/>
+              <w:right w:val="single" w:sz="4" w:space="0" w:color="auto"/>
+            </w:tcBorders>
+            <w:tcMar>
+              <w:top w:w="0" w:type="dxa"/>
+              <w:left w:w="108" w:type="dxa"/>
+              <w:bottom w:w="0" w:type="dxa"/>
+              <w:right w:w="108" w:type="dxa"/>
+            </w:tcMar>
           </w:tcPr>
           <w:p>
+            <w:pPr>
+              <w:spacing w:after="200" w:line="276" w:lineRule="auto"/>
+            </w:pPr>
             <w:r>
               <w:rPr>
+                <w:rFonts w:ascii="Cambria" w:hAnsi="Cambria" w:eastAsia="ＭＳ 明朝" w:cs="Cambria" w:asciiTheme="minorHAnsi" w:hAnsiTheme="minorHAnsi" w:eastAsiaTheme="minorEastAsia" w:csTheme="minorBidi"/>
                 <w:sz w:val="20"/>
+                <w:szCs w:val="22"/>
               </w:rPr>
               <w:t>artifacts</w:t>
             </w:r>
@@ -1833,12 +3821,29 @@
         </w:tc>
         <w:tc>
           <w:tcPr>
-            <w:tcW w:type="dxa" w:w="3120"/>
+            <w:tcW w:w="3120" w:type="dxa"/>
+            <w:tcBorders>
+              <w:top w:val="single" w:sz="4" w:space="0" w:color="auto"/>
+              <w:left w:val="single" w:sz="4" w:space="0" w:color="auto"/>
+              <w:bottom w:val="single" w:sz="4" w:space="0" w:color="auto"/>
+              <w:right w:val="single" w:sz="4" w:space="0" w:color="auto"/>
+            </w:tcBorders>
+            <w:tcMar>
+              <w:top w:w="0" w:type="dxa"/>
+              <w:left w:w="108" w:type="dxa"/>
+              <w:bottom w:w="0" w:type="dxa"/>
+              <w:right w:w="108" w:type="dxa"/>
+            </w:tcMar>
           </w:tcPr>
           <w:p>
+            <w:pPr>
+              <w:spacing w:after="200" w:line="276" w:lineRule="auto"/>
+            </w:pPr>
             <w:r>
               <w:rPr>
+                <w:rFonts w:ascii="Cambria" w:hAnsi="Cambria" w:eastAsia="ＭＳ 明朝" w:cs="Cambria" w:asciiTheme="minorHAnsi" w:hAnsiTheme="minorHAnsi" w:eastAsiaTheme="minorEastAsia" w:csTheme="minorBidi"/>
                 <w:sz w:val="20"/>
+                <w:szCs w:val="22"/>
               </w:rPr>
               <w:t>ArtifactItem[]</w:t>
             </w:r>
@@ -1846,12 +3851,29 @@
         </w:tc>
         <w:tc>
           <w:tcPr>
-            <w:tcW w:type="dxa" w:w="3120"/>
+            <w:tcW w:w="3120" w:type="dxa"/>
+            <w:tcBorders>
+              <w:top w:val="single" w:sz="4" w:space="0" w:color="auto"/>
+              <w:left w:val="single" w:sz="4" w:space="0" w:color="auto"/>
+              <w:bottom w:val="single" w:sz="4" w:space="0" w:color="auto"/>
+              <w:right w:val="single" w:sz="4" w:space="0" w:color="auto"/>
+            </w:tcBorders>
+            <w:tcMar>
+              <w:top w:w="0" w:type="dxa"/>
+              <w:left w:w="108" w:type="dxa"/>
+              <w:bottom w:w="0" w:type="dxa"/>
+              <w:right w:w="108" w:type="dxa"/>
+            </w:tcMar>
           </w:tcPr>
           <w:p>
+            <w:pPr>
+              <w:spacing w:after="200" w:line="276" w:lineRule="auto"/>
+            </w:pPr>
             <w:r>
               <w:rPr>
+                <w:rFonts w:ascii="Cambria" w:hAnsi="Cambria" w:eastAsia="ＭＳ 明朝" w:cs="Cambria" w:asciiTheme="minorHAnsi" w:hAnsiTheme="minorHAnsi" w:eastAsiaTheme="minorEastAsia" w:csTheme="minorBidi"/>
                 <w:sz w:val="20"/>
+                <w:szCs w:val="22"/>
               </w:rPr>
               <w:t>Exports on Agribusinesses/Integrated when requested; else []</w:t>
             </w:r>
@@ -1859,20 +3881,46 @@
         </w:tc>
       </w:tr>
     </w:tbl>
-    <w:p/>
+    <w:p>
+      <w:pPr>
+        <w:spacing w:after="200" w:line="276" w:lineRule="auto"/>
+      </w:pPr>
+    </w:p>
     <w:p>
       <w:pPr>
         <w:pStyle w:val="Heading2"/>
       </w:pPr>
       <w:r>
+        <w:rPr>
+          <w:rFonts w:ascii="Calibri" w:hAnsi="Calibri" w:eastAsia="ＭＳ ゴシック" w:cs="Calibri" w:asciiTheme="majorHAnsi" w:hAnsiTheme="majorHAnsi" w:eastAsiaTheme="majorEastAsia" w:csTheme="majorBidi"/>
+          <w:b/>
+          <w:bCs/>
+          <w:color w:val="4F81BD" w:themeColor="accent1"/>
+          <w:sz w:val="26"/>
+          <w:szCs w:val="26"/>
+        </w:rPr>
         <w:t>ArtifactItem</w:t>
       </w:r>
     </w:p>
     <w:tbl>
       <w:tblPr>
         <w:tblStyle w:val="TableGrid"/>
-        <w:tblW w:type="auto" w:w="0"/>
-        <w:tblLook w:firstColumn="1" w:firstRow="1" w:lastColumn="0" w:lastRow="0" w:noHBand="0" w:noVBand="1" w:val="04A0"/>
+        <w:tblW w:w="0" w:type="auto"/>
+        <w:tblBorders>
+          <w:top w:val="single" w:sz="4" w:space="0" w:color="auto"/>
+          <w:left w:val="single" w:sz="4" w:space="0" w:color="auto"/>
+          <w:bottom w:val="single" w:sz="4" w:space="0" w:color="auto"/>
+          <w:right w:val="single" w:sz="4" w:space="0" w:color="auto"/>
+          <w:insideH w:val="single" w:sz="4" w:space="0" w:color="auto"/>
+          <w:insideV w:val="single" w:sz="4" w:space="0" w:color="auto"/>
+        </w:tblBorders>
+        <w:tblCellMar>
+          <w:top w:w="0" w:type="dxa"/>
+          <w:left w:w="108" w:type="dxa"/>
+          <w:bottom w:w="0" w:type="dxa"/>
+          <w:right w:w="108" w:type="dxa"/>
+        </w:tblCellMar>
+        <w:tblLook w:firstRow="1" w:firstColumn="1" w:noVBand="1"/>
       </w:tblPr>
       <w:tblGrid>
         <w:gridCol w:w="3120"/>
@@ -1882,13 +3930,31 @@
       <w:tr>
         <w:tc>
           <w:tcPr>
-            <w:tcW w:type="dxa" w:w="3120"/>
+            <w:tcW w:w="3120" w:type="dxa"/>
+            <w:tcBorders>
+              <w:top w:val="single" w:sz="4" w:space="0" w:color="auto"/>
+              <w:left w:val="single" w:sz="4" w:space="0" w:color="auto"/>
+              <w:bottom w:val="single" w:sz="4" w:space="0" w:color="auto"/>
+              <w:right w:val="single" w:sz="4" w:space="0" w:color="auto"/>
+            </w:tcBorders>
+            <w:tcMar>
+              <w:top w:w="0" w:type="dxa"/>
+              <w:left w:w="108" w:type="dxa"/>
+              <w:bottom w:w="0" w:type="dxa"/>
+              <w:right w:w="108" w:type="dxa"/>
+            </w:tcMar>
           </w:tcPr>
           <w:p>
+            <w:pPr>
+              <w:spacing w:after="200" w:line="276" w:lineRule="auto"/>
+            </w:pPr>
             <w:r>
               <w:rPr>
+                <w:rFonts w:ascii="Cambria" w:hAnsi="Cambria" w:eastAsia="ＭＳ 明朝" w:cs="Cambria" w:asciiTheme="minorHAnsi" w:hAnsiTheme="minorHAnsi" w:eastAsiaTheme="minorEastAsia" w:csTheme="minorBidi"/>
                 <w:b/>
+                <w:bCs/>
                 <w:sz w:val="20"/>
+                <w:szCs w:val="22"/>
               </w:rPr>
               <w:t>Field</w:t>
             </w:r>
@@ -1896,13 +3962,31 @@
         </w:tc>
         <w:tc>
           <w:tcPr>
-            <w:tcW w:type="dxa" w:w="3120"/>
+            <w:tcW w:w="3120" w:type="dxa"/>
+            <w:tcBorders>
+              <w:top w:val="single" w:sz="4" w:space="0" w:color="auto"/>
+              <w:left w:val="single" w:sz="4" w:space="0" w:color="auto"/>
+              <w:bottom w:val="single" w:sz="4" w:space="0" w:color="auto"/>
+              <w:right w:val="single" w:sz="4" w:space="0" w:color="auto"/>
+            </w:tcBorders>
+            <w:tcMar>
+              <w:top w:w="0" w:type="dxa"/>
+              <w:left w:w="108" w:type="dxa"/>
+              <w:bottom w:w="0" w:type="dxa"/>
+              <w:right w:w="108" w:type="dxa"/>
+            </w:tcMar>
           </w:tcPr>
           <w:p>
+            <w:pPr>
+              <w:spacing w:after="200" w:line="276" w:lineRule="auto"/>
+            </w:pPr>
             <w:r>
               <w:rPr>
+                <w:rFonts w:ascii="Cambria" w:hAnsi="Cambria" w:eastAsia="ＭＳ 明朝" w:cs="Cambria" w:asciiTheme="minorHAnsi" w:hAnsiTheme="minorHAnsi" w:eastAsiaTheme="minorEastAsia" w:csTheme="minorBidi"/>
                 <w:b/>
+                <w:bCs/>
                 <w:sz w:val="20"/>
+                <w:szCs w:val="22"/>
               </w:rPr>
               <w:t>Type</w:t>
             </w:r>
@@ -1910,13 +3994,31 @@
         </w:tc>
         <w:tc>
           <w:tcPr>
-            <w:tcW w:type="dxa" w:w="3120"/>
+            <w:tcW w:w="3120" w:type="dxa"/>
+            <w:tcBorders>
+              <w:top w:val="single" w:sz="4" w:space="0" w:color="auto"/>
+              <w:left w:val="single" w:sz="4" w:space="0" w:color="auto"/>
+              <w:bottom w:val="single" w:sz="4" w:space="0" w:color="auto"/>
+              <w:right w:val="single" w:sz="4" w:space="0" w:color="auto"/>
+            </w:tcBorders>
+            <w:tcMar>
+              <w:top w:w="0" w:type="dxa"/>
+              <w:left w:w="108" w:type="dxa"/>
+              <w:bottom w:w="0" w:type="dxa"/>
+              <w:right w:w="108" w:type="dxa"/>
+            </w:tcMar>
           </w:tcPr>
           <w:p>
+            <w:pPr>
+              <w:spacing w:after="200" w:line="276" w:lineRule="auto"/>
+            </w:pPr>
             <w:r>
               <w:rPr>
+                <w:rFonts w:ascii="Cambria" w:hAnsi="Cambria" w:eastAsia="ＭＳ 明朝" w:cs="Cambria" w:asciiTheme="minorHAnsi" w:hAnsiTheme="minorHAnsi" w:eastAsiaTheme="minorEastAsia" w:csTheme="minorBidi"/>
                 <w:b/>
+                <w:bCs/>
                 <w:sz w:val="20"/>
+                <w:szCs w:val="22"/>
               </w:rPr>
               <w:t>Description</w:t>
             </w:r>
@@ -1926,12 +4028,29 @@
       <w:tr>
         <w:tc>
           <w:tcPr>
-            <w:tcW w:type="dxa" w:w="3120"/>
+            <w:tcW w:w="3120" w:type="dxa"/>
+            <w:tcBorders>
+              <w:top w:val="single" w:sz="4" w:space="0" w:color="auto"/>
+              <w:left w:val="single" w:sz="4" w:space="0" w:color="auto"/>
+              <w:bottom w:val="single" w:sz="4" w:space="0" w:color="auto"/>
+              <w:right w:val="single" w:sz="4" w:space="0" w:color="auto"/>
+            </w:tcBorders>
+            <w:tcMar>
+              <w:top w:w="0" w:type="dxa"/>
+              <w:left w:w="108" w:type="dxa"/>
+              <w:bottom w:w="0" w:type="dxa"/>
+              <w:right w:w="108" w:type="dxa"/>
+            </w:tcMar>
           </w:tcPr>
           <w:p>
+            <w:pPr>
+              <w:spacing w:after="200" w:line="276" w:lineRule="auto"/>
+            </w:pPr>
             <w:r>
               <w:rPr>
+                <w:rFonts w:ascii="Cambria" w:hAnsi="Cambria" w:eastAsia="ＭＳ 明朝" w:cs="Cambria" w:asciiTheme="minorHAnsi" w:hAnsiTheme="minorHAnsi" w:eastAsiaTheme="minorEastAsia" w:csTheme="minorBidi"/>
                 <w:sz w:val="20"/>
+                <w:szCs w:val="22"/>
               </w:rPr>
               <w:t>id</w:t>
             </w:r>
@@ -1939,12 +4058,29 @@
         </w:tc>
         <w:tc>
           <w:tcPr>
-            <w:tcW w:type="dxa" w:w="3120"/>
+            <w:tcW w:w="3120" w:type="dxa"/>
+            <w:tcBorders>
+              <w:top w:val="single" w:sz="4" w:space="0" w:color="auto"/>
+              <w:left w:val="single" w:sz="4" w:space="0" w:color="auto"/>
+              <w:bottom w:val="single" w:sz="4" w:space="0" w:color="auto"/>
+              <w:right w:val="single" w:sz="4" w:space="0" w:color="auto"/>
+            </w:tcBorders>
+            <w:tcMar>
+              <w:top w:w="0" w:type="dxa"/>
+              <w:left w:w="108" w:type="dxa"/>
+              <w:bottom w:w="0" w:type="dxa"/>
+              <w:right w:w="108" w:type="dxa"/>
+            </w:tcMar>
           </w:tcPr>
           <w:p>
+            <w:pPr>
+              <w:spacing w:after="200" w:line="276" w:lineRule="auto"/>
+            </w:pPr>
             <w:r>
               <w:rPr>
+                <w:rFonts w:ascii="Cambria" w:hAnsi="Cambria" w:eastAsia="ＭＳ 明朝" w:cs="Cambria" w:asciiTheme="minorHAnsi" w:hAnsiTheme="minorHAnsi" w:eastAsiaTheme="minorEastAsia" w:csTheme="minorBidi"/>
                 <w:sz w:val="20"/>
+                <w:szCs w:val="22"/>
               </w:rPr>
               <w:t>string</w:t>
             </w:r>
@@ -1952,12 +4088,29 @@
         </w:tc>
         <w:tc>
           <w:tcPr>
-            <w:tcW w:type="dxa" w:w="3120"/>
+            <w:tcW w:w="3120" w:type="dxa"/>
+            <w:tcBorders>
+              <w:top w:val="single" w:sz="4" w:space="0" w:color="auto"/>
+              <w:left w:val="single" w:sz="4" w:space="0" w:color="auto"/>
+              <w:bottom w:val="single" w:sz="4" w:space="0" w:color="auto"/>
+              <w:right w:val="single" w:sz="4" w:space="0" w:color="auto"/>
+            </w:tcBorders>
+            <w:tcMar>
+              <w:top w:w="0" w:type="dxa"/>
+              <w:left w:w="108" w:type="dxa"/>
+              <w:bottom w:w="0" w:type="dxa"/>
+              <w:right w:w="108" w:type="dxa"/>
+            </w:tcMar>
           </w:tcPr>
           <w:p>
+            <w:pPr>
+              <w:spacing w:after="200" w:line="276" w:lineRule="auto"/>
+            </w:pPr>
             <w:r>
               <w:rPr>
+                <w:rFonts w:ascii="Cambria" w:hAnsi="Cambria" w:eastAsia="ＭＳ 明朝" w:cs="Cambria" w:asciiTheme="minorHAnsi" w:hAnsiTheme="minorHAnsi" w:eastAsiaTheme="minorEastAsia" w:csTheme="minorBidi"/>
                 <w:sz w:val="20"/>
+                <w:szCs w:val="22"/>
               </w:rPr>
               <w:t>Stable artifact id</w:t>
             </w:r>
@@ -1967,12 +4120,29 @@
       <w:tr>
         <w:tc>
           <w:tcPr>
-            <w:tcW w:type="dxa" w:w="3120"/>
+            <w:tcW w:w="3120" w:type="dxa"/>
+            <w:tcBorders>
+              <w:top w:val="single" w:sz="4" w:space="0" w:color="auto"/>
+              <w:left w:val="single" w:sz="4" w:space="0" w:color="auto"/>
+              <w:bottom w:val="single" w:sz="4" w:space="0" w:color="auto"/>
+              <w:right w:val="single" w:sz="4" w:space="0" w:color="auto"/>
+            </w:tcBorders>
+            <w:tcMar>
+              <w:top w:w="0" w:type="dxa"/>
+              <w:left w:w="108" w:type="dxa"/>
+              <w:bottom w:w="0" w:type="dxa"/>
+              <w:right w:w="108" w:type="dxa"/>
+            </w:tcMar>
           </w:tcPr>
           <w:p>
+            <w:pPr>
+              <w:spacing w:after="200" w:line="276" w:lineRule="auto"/>
+            </w:pPr>
             <w:r>
               <w:rPr>
+                <w:rFonts w:ascii="Cambria" w:hAnsi="Cambria" w:eastAsia="ＭＳ 明朝" w:cs="Cambria" w:asciiTheme="minorHAnsi" w:hAnsiTheme="minorHAnsi" w:eastAsiaTheme="minorEastAsia" w:csTheme="minorBidi"/>
                 <w:sz w:val="20"/>
+                <w:szCs w:val="22"/>
               </w:rPr>
               <w:t>kind</w:t>
             </w:r>
@@ -1980,12 +4150,29 @@
         </w:tc>
         <w:tc>
           <w:tcPr>
-            <w:tcW w:type="dxa" w:w="3120"/>
+            <w:tcW w:w="3120" w:type="dxa"/>
+            <w:tcBorders>
+              <w:top w:val="single" w:sz="4" w:space="0" w:color="auto"/>
+              <w:left w:val="single" w:sz="4" w:space="0" w:color="auto"/>
+              <w:bottom w:val="single" w:sz="4" w:space="0" w:color="auto"/>
+              <w:right w:val="single" w:sz="4" w:space="0" w:color="auto"/>
+            </w:tcBorders>
+            <w:tcMar>
+              <w:top w:w="0" w:type="dxa"/>
+              <w:left w:w="108" w:type="dxa"/>
+              <w:bottom w:w="0" w:type="dxa"/>
+              <w:right w:w="108" w:type="dxa"/>
+            </w:tcMar>
           </w:tcPr>
           <w:p>
+            <w:pPr>
+              <w:spacing w:after="200" w:line="276" w:lineRule="auto"/>
+            </w:pPr>
             <w:r>
               <w:rPr>
+                <w:rFonts w:ascii="Cambria" w:hAnsi="Cambria" w:eastAsia="ＭＳ 明朝" w:cs="Cambria" w:asciiTheme="minorHAnsi" w:hAnsiTheme="minorHAnsi" w:eastAsiaTheme="minorEastAsia" w:csTheme="minorBidi"/>
                 <w:sz w:val="20"/>
+                <w:szCs w:val="22"/>
               </w:rPr>
               <w:t>string</w:t>
             </w:r>
@@ -1993,12 +4180,29 @@
         </w:tc>
         <w:tc>
           <w:tcPr>
-            <w:tcW w:type="dxa" w:w="3120"/>
+            <w:tcW w:w="3120" w:type="dxa"/>
+            <w:tcBorders>
+              <w:top w:val="single" w:sz="4" w:space="0" w:color="auto"/>
+              <w:left w:val="single" w:sz="4" w:space="0" w:color="auto"/>
+              <w:bottom w:val="single" w:sz="4" w:space="0" w:color="auto"/>
+              <w:right w:val="single" w:sz="4" w:space="0" w:color="auto"/>
+            </w:tcBorders>
+            <w:tcMar>
+              <w:top w:w="0" w:type="dxa"/>
+              <w:left w:w="108" w:type="dxa"/>
+              <w:bottom w:w="0" w:type="dxa"/>
+              <w:right w:w="108" w:type="dxa"/>
+            </w:tcMar>
           </w:tcPr>
           <w:p>
+            <w:pPr>
+              <w:spacing w:after="200" w:line="276" w:lineRule="auto"/>
+            </w:pPr>
             <w:r>
               <w:rPr>
+                <w:rFonts w:ascii="Cambria" w:hAnsi="Cambria" w:eastAsia="ＭＳ 明朝" w:cs="Cambria" w:asciiTheme="minorHAnsi" w:hAnsiTheme="minorHAnsi" w:eastAsiaTheme="minorEastAsia" w:csTheme="minorBidi"/>
                 <w:sz w:val="20"/>
+                <w:szCs w:val="22"/>
               </w:rPr>
               <w:t>csv | chart | docx | pdf</w:t>
             </w:r>
@@ -2008,12 +4212,29 @@
       <w:tr>
         <w:tc>
           <w:tcPr>
-            <w:tcW w:type="dxa" w:w="3120"/>
+            <w:tcW w:w="3120" w:type="dxa"/>
+            <w:tcBorders>
+              <w:top w:val="single" w:sz="4" w:space="0" w:color="auto"/>
+              <w:left w:val="single" w:sz="4" w:space="0" w:color="auto"/>
+              <w:bottom w:val="single" w:sz="4" w:space="0" w:color="auto"/>
+              <w:right w:val="single" w:sz="4" w:space="0" w:color="auto"/>
+            </w:tcBorders>
+            <w:tcMar>
+              <w:top w:w="0" w:type="dxa"/>
+              <w:left w:w="108" w:type="dxa"/>
+              <w:bottom w:w="0" w:type="dxa"/>
+              <w:right w:w="108" w:type="dxa"/>
+            </w:tcMar>
           </w:tcPr>
           <w:p>
+            <w:pPr>
+              <w:spacing w:after="200" w:line="276" w:lineRule="auto"/>
+            </w:pPr>
             <w:r>
               <w:rPr>
+                <w:rFonts w:ascii="Cambria" w:hAnsi="Cambria" w:eastAsia="ＭＳ 明朝" w:cs="Cambria" w:asciiTheme="minorHAnsi" w:hAnsiTheme="minorHAnsi" w:eastAsiaTheme="minorEastAsia" w:csTheme="minorBidi"/>
                 <w:sz w:val="20"/>
+                <w:szCs w:val="22"/>
               </w:rPr>
               <w:t>filename</w:t>
             </w:r>
@@ -2021,12 +4242,29 @@
         </w:tc>
         <w:tc>
           <w:tcPr>
-            <w:tcW w:type="dxa" w:w="3120"/>
+            <w:tcW w:w="3120" w:type="dxa"/>
+            <w:tcBorders>
+              <w:top w:val="single" w:sz="4" w:space="0" w:color="auto"/>
+              <w:left w:val="single" w:sz="4" w:space="0" w:color="auto"/>
+              <w:bottom w:val="single" w:sz="4" w:space="0" w:color="auto"/>
+              <w:right w:val="single" w:sz="4" w:space="0" w:color="auto"/>
+            </w:tcBorders>
+            <w:tcMar>
+              <w:top w:w="0" w:type="dxa"/>
+              <w:left w:w="108" w:type="dxa"/>
+              <w:bottom w:w="0" w:type="dxa"/>
+              <w:right w:w="108" w:type="dxa"/>
+            </w:tcMar>
           </w:tcPr>
           <w:p>
+            <w:pPr>
+              <w:spacing w:after="200" w:line="276" w:lineRule="auto"/>
+            </w:pPr>
             <w:r>
               <w:rPr>
+                <w:rFonts w:ascii="Cambria" w:hAnsi="Cambria" w:eastAsia="ＭＳ 明朝" w:cs="Cambria" w:asciiTheme="minorHAnsi" w:hAnsiTheme="minorHAnsi" w:eastAsiaTheme="minorEastAsia" w:csTheme="minorBidi"/>
                 <w:sz w:val="20"/>
+                <w:szCs w:val="22"/>
               </w:rPr>
               <w:t>string</w:t>
             </w:r>
@@ -2034,12 +4272,29 @@
         </w:tc>
         <w:tc>
           <w:tcPr>
-            <w:tcW w:type="dxa" w:w="3120"/>
+            <w:tcW w:w="3120" w:type="dxa"/>
+            <w:tcBorders>
+              <w:top w:val="single" w:sz="4" w:space="0" w:color="auto"/>
+              <w:left w:val="single" w:sz="4" w:space="0" w:color="auto"/>
+              <w:bottom w:val="single" w:sz="4" w:space="0" w:color="auto"/>
+              <w:right w:val="single" w:sz="4" w:space="0" w:color="auto"/>
+            </w:tcBorders>
+            <w:tcMar>
+              <w:top w:w="0" w:type="dxa"/>
+              <w:left w:w="108" w:type="dxa"/>
+              <w:bottom w:w="0" w:type="dxa"/>
+              <w:right w:w="108" w:type="dxa"/>
+            </w:tcMar>
           </w:tcPr>
           <w:p>
+            <w:pPr>
+              <w:spacing w:after="200" w:line="276" w:lineRule="auto"/>
+            </w:pPr>
             <w:r>
               <w:rPr>
+                <w:rFonts w:ascii="Cambria" w:hAnsi="Cambria" w:eastAsia="ＭＳ 明朝" w:cs="Cambria" w:asciiTheme="minorHAnsi" w:hAnsiTheme="minorHAnsi" w:eastAsiaTheme="minorEastAsia" w:csTheme="minorBidi"/>
                 <w:sz w:val="20"/>
+                <w:szCs w:val="22"/>
               </w:rPr>
               <w:t>Suggested download name</w:t>
             </w:r>
@@ -2049,12 +4304,29 @@
       <w:tr>
         <w:tc>
           <w:tcPr>
-            <w:tcW w:type="dxa" w:w="3120"/>
+            <w:tcW w:w="3120" w:type="dxa"/>
+            <w:tcBorders>
+              <w:top w:val="single" w:sz="4" w:space="0" w:color="auto"/>
+              <w:left w:val="single" w:sz="4" w:space="0" w:color="auto"/>
+              <w:bottom w:val="single" w:sz="4" w:space="0" w:color="auto"/>
+              <w:right w:val="single" w:sz="4" w:space="0" w:color="auto"/>
+            </w:tcBorders>
+            <w:tcMar>
+              <w:top w:w="0" w:type="dxa"/>
+              <w:left w:w="108" w:type="dxa"/>
+              <w:bottom w:w="0" w:type="dxa"/>
+              <w:right w:w="108" w:type="dxa"/>
+            </w:tcMar>
           </w:tcPr>
           <w:p>
+            <w:pPr>
+              <w:spacing w:after="200" w:line="276" w:lineRule="auto"/>
+            </w:pPr>
             <w:r>
               <w:rPr>
+                <w:rFonts w:ascii="Cambria" w:hAnsi="Cambria" w:eastAsia="ＭＳ 明朝" w:cs="Cambria" w:asciiTheme="minorHAnsi" w:hAnsiTheme="minorHAnsi" w:eastAsiaTheme="minorEastAsia" w:csTheme="minorBidi"/>
                 <w:sz w:val="20"/>
+                <w:szCs w:val="22"/>
               </w:rPr>
               <w:t>mime_type</w:t>
             </w:r>
@@ -2062,12 +4334,29 @@
         </w:tc>
         <w:tc>
           <w:tcPr>
-            <w:tcW w:type="dxa" w:w="3120"/>
+            <w:tcW w:w="3120" w:type="dxa"/>
+            <w:tcBorders>
+              <w:top w:val="single" w:sz="4" w:space="0" w:color="auto"/>
+              <w:left w:val="single" w:sz="4" w:space="0" w:color="auto"/>
+              <w:bottom w:val="single" w:sz="4" w:space="0" w:color="auto"/>
+              <w:right w:val="single" w:sz="4" w:space="0" w:color="auto"/>
+            </w:tcBorders>
+            <w:tcMar>
+              <w:top w:w="0" w:type="dxa"/>
+              <w:left w:w="108" w:type="dxa"/>
+              <w:bottom w:w="0" w:type="dxa"/>
+              <w:right w:w="108" w:type="dxa"/>
+            </w:tcMar>
           </w:tcPr>
           <w:p>
+            <w:pPr>
+              <w:spacing w:after="200" w:line="276" w:lineRule="auto"/>
+            </w:pPr>
             <w:r>
               <w:rPr>
+                <w:rFonts w:ascii="Cambria" w:hAnsi="Cambria" w:eastAsia="ＭＳ 明朝" w:cs="Cambria" w:asciiTheme="minorHAnsi" w:hAnsiTheme="minorHAnsi" w:eastAsiaTheme="minorEastAsia" w:csTheme="minorBidi"/>
                 <w:sz w:val="20"/>
+                <w:szCs w:val="22"/>
               </w:rPr>
               <w:t>string</w:t>
             </w:r>
@@ -2075,12 +4364,29 @@
         </w:tc>
         <w:tc>
           <w:tcPr>
-            <w:tcW w:type="dxa" w:w="3120"/>
+            <w:tcW w:w="3120" w:type="dxa"/>
+            <w:tcBorders>
+              <w:top w:val="single" w:sz="4" w:space="0" w:color="auto"/>
+              <w:left w:val="single" w:sz="4" w:space="0" w:color="auto"/>
+              <w:bottom w:val="single" w:sz="4" w:space="0" w:color="auto"/>
+              <w:right w:val="single" w:sz="4" w:space="0" w:color="auto"/>
+            </w:tcBorders>
+            <w:tcMar>
+              <w:top w:w="0" w:type="dxa"/>
+              <w:left w:w="108" w:type="dxa"/>
+              <w:bottom w:w="0" w:type="dxa"/>
+              <w:right w:w="108" w:type="dxa"/>
+            </w:tcMar>
           </w:tcPr>
           <w:p>
+            <w:pPr>
+              <w:spacing w:after="200" w:line="276" w:lineRule="auto"/>
+            </w:pPr>
             <w:r>
               <w:rPr>
+                <w:rFonts w:ascii="Cambria" w:hAnsi="Cambria" w:eastAsia="ＭＳ 明朝" w:cs="Cambria" w:asciiTheme="minorHAnsi" w:hAnsiTheme="minorHAnsi" w:eastAsiaTheme="minorEastAsia" w:csTheme="minorBidi"/>
                 <w:sz w:val="20"/>
+                <w:szCs w:val="22"/>
               </w:rPr>
               <w:t>MIME type</w:t>
             </w:r>
@@ -2090,12 +4396,29 @@
       <w:tr>
         <w:tc>
           <w:tcPr>
-            <w:tcW w:type="dxa" w:w="3120"/>
+            <w:tcW w:w="3120" w:type="dxa"/>
+            <w:tcBorders>
+              <w:top w:val="single" w:sz="4" w:space="0" w:color="auto"/>
+              <w:left w:val="single" w:sz="4" w:space="0" w:color="auto"/>
+              <w:bottom w:val="single" w:sz="4" w:space="0" w:color="auto"/>
+              <w:right w:val="single" w:sz="4" w:space="0" w:color="auto"/>
+            </w:tcBorders>
+            <w:tcMar>
+              <w:top w:w="0" w:type="dxa"/>
+              <w:left w:w="108" w:type="dxa"/>
+              <w:bottom w:w="0" w:type="dxa"/>
+              <w:right w:w="108" w:type="dxa"/>
+            </w:tcMar>
           </w:tcPr>
           <w:p>
+            <w:pPr>
+              <w:spacing w:after="200" w:line="276" w:lineRule="auto"/>
+            </w:pPr>
             <w:r>
               <w:rPr>
+                <w:rFonts w:ascii="Cambria" w:hAnsi="Cambria" w:eastAsia="ＭＳ 明朝" w:cs="Cambria" w:asciiTheme="minorHAnsi" w:hAnsiTheme="minorHAnsi" w:eastAsiaTheme="minorEastAsia" w:csTheme="minorBidi"/>
                 <w:sz w:val="20"/>
+                <w:szCs w:val="22"/>
               </w:rPr>
               <w:t>url</w:t>
             </w:r>
@@ -2103,12 +4426,29 @@
         </w:tc>
         <w:tc>
           <w:tcPr>
-            <w:tcW w:type="dxa" w:w="3120"/>
+            <w:tcW w:w="3120" w:type="dxa"/>
+            <w:tcBorders>
+              <w:top w:val="single" w:sz="4" w:space="0" w:color="auto"/>
+              <w:left w:val="single" w:sz="4" w:space="0" w:color="auto"/>
+              <w:bottom w:val="single" w:sz="4" w:space="0" w:color="auto"/>
+              <w:right w:val="single" w:sz="4" w:space="0" w:color="auto"/>
+            </w:tcBorders>
+            <w:tcMar>
+              <w:top w:w="0" w:type="dxa"/>
+              <w:left w:w="108" w:type="dxa"/>
+              <w:bottom w:w="0" w:type="dxa"/>
+              <w:right w:w="108" w:type="dxa"/>
+            </w:tcMar>
           </w:tcPr>
           <w:p>
+            <w:pPr>
+              <w:spacing w:after="200" w:line="276" w:lineRule="auto"/>
+            </w:pPr>
             <w:r>
               <w:rPr>
+                <w:rFonts w:ascii="Cambria" w:hAnsi="Cambria" w:eastAsia="ＭＳ 明朝" w:cs="Cambria" w:asciiTheme="minorHAnsi" w:hAnsiTheme="minorHAnsi" w:eastAsiaTheme="minorEastAsia" w:csTheme="minorBidi"/>
                 <w:sz w:val="20"/>
+                <w:szCs w:val="22"/>
               </w:rPr>
               <w:t>string</w:t>
             </w:r>
@@ -2116,12 +4456,29 @@
         </w:tc>
         <w:tc>
           <w:tcPr>
-            <w:tcW w:type="dxa" w:w="3120"/>
+            <w:tcW w:w="3120" w:type="dxa"/>
+            <w:tcBorders>
+              <w:top w:val="single" w:sz="4" w:space="0" w:color="auto"/>
+              <w:left w:val="single" w:sz="4" w:space="0" w:color="auto"/>
+              <w:bottom w:val="single" w:sz="4" w:space="0" w:color="auto"/>
+              <w:right w:val="single" w:sz="4" w:space="0" w:color="auto"/>
+            </w:tcBorders>
+            <w:tcMar>
+              <w:top w:w="0" w:type="dxa"/>
+              <w:left w:w="108" w:type="dxa"/>
+              <w:bottom w:w="0" w:type="dxa"/>
+              <w:right w:w="108" w:type="dxa"/>
+            </w:tcMar>
           </w:tcPr>
           <w:p>
+            <w:pPr>
+              <w:spacing w:after="200" w:line="276" w:lineRule="auto"/>
+            </w:pPr>
             <w:r>
               <w:rPr>
+                <w:rFonts w:ascii="Cambria" w:hAnsi="Cambria" w:eastAsia="ＭＳ 明朝" w:cs="Cambria" w:asciiTheme="minorHAnsi" w:hAnsiTheme="minorHAnsi" w:eastAsiaTheme="minorEastAsia" w:csTheme="minorBidi"/>
                 <w:sz w:val="20"/>
+                <w:szCs w:val="22"/>
               </w:rPr>
               <w:t>Signed HTTPS URL (GCS) or local file URI in dev</w:t>
             </w:r>
@@ -2131,12 +4488,29 @@
       <w:tr>
         <w:tc>
           <w:tcPr>
-            <w:tcW w:type="dxa" w:w="3120"/>
+            <w:tcW w:w="3120" w:type="dxa"/>
+            <w:tcBorders>
+              <w:top w:val="single" w:sz="4" w:space="0" w:color="auto"/>
+              <w:left w:val="single" w:sz="4" w:space="0" w:color="auto"/>
+              <w:bottom w:val="single" w:sz="4" w:space="0" w:color="auto"/>
+              <w:right w:val="single" w:sz="4" w:space="0" w:color="auto"/>
+            </w:tcBorders>
+            <w:tcMar>
+              <w:top w:w="0" w:type="dxa"/>
+              <w:left w:w="108" w:type="dxa"/>
+              <w:bottom w:w="0" w:type="dxa"/>
+              <w:right w:w="108" w:type="dxa"/>
+            </w:tcMar>
           </w:tcPr>
           <w:p>
+            <w:pPr>
+              <w:spacing w:after="200" w:line="276" w:lineRule="auto"/>
+            </w:pPr>
             <w:r>
               <w:rPr>
+                <w:rFonts w:ascii="Cambria" w:hAnsi="Cambria" w:eastAsia="ＭＳ 明朝" w:cs="Cambria" w:asciiTheme="minorHAnsi" w:hAnsiTheme="minorHAnsi" w:eastAsiaTheme="minorEastAsia" w:csTheme="minorBidi"/>
                 <w:sz w:val="20"/>
+                <w:szCs w:val="22"/>
               </w:rPr>
               <w:t>summary</w:t>
             </w:r>
@@ -2144,12 +4518,29 @@
         </w:tc>
         <w:tc>
           <w:tcPr>
-            <w:tcW w:type="dxa" w:w="3120"/>
+            <w:tcW w:w="3120" w:type="dxa"/>
+            <w:tcBorders>
+              <w:top w:val="single" w:sz="4" w:space="0" w:color="auto"/>
+              <w:left w:val="single" w:sz="4" w:space="0" w:color="auto"/>
+              <w:bottom w:val="single" w:sz="4" w:space="0" w:color="auto"/>
+              <w:right w:val="single" w:sz="4" w:space="0" w:color="auto"/>
+            </w:tcBorders>
+            <w:tcMar>
+              <w:top w:w="0" w:type="dxa"/>
+              <w:left w:w="108" w:type="dxa"/>
+              <w:bottom w:w="0" w:type="dxa"/>
+              <w:right w:w="108" w:type="dxa"/>
+            </w:tcMar>
           </w:tcPr>
           <w:p>
+            <w:pPr>
+              <w:spacing w:after="200" w:line="276" w:lineRule="auto"/>
+            </w:pPr>
             <w:r>
               <w:rPr>
+                <w:rFonts w:ascii="Cambria" w:hAnsi="Cambria" w:eastAsia="ＭＳ 明朝" w:cs="Cambria" w:asciiTheme="minorHAnsi" w:hAnsiTheme="minorHAnsi" w:eastAsiaTheme="minorEastAsia" w:csTheme="minorBidi"/>
                 <w:sz w:val="20"/>
+                <w:szCs w:val="22"/>
               </w:rPr>
               <w:t>string</w:t>
             </w:r>
@@ -2157,12 +4548,29 @@
         </w:tc>
         <w:tc>
           <w:tcPr>
-            <w:tcW w:type="dxa" w:w="3120"/>
+            <w:tcW w:w="3120" w:type="dxa"/>
+            <w:tcBorders>
+              <w:top w:val="single" w:sz="4" w:space="0" w:color="auto"/>
+              <w:left w:val="single" w:sz="4" w:space="0" w:color="auto"/>
+              <w:bottom w:val="single" w:sz="4" w:space="0" w:color="auto"/>
+              <w:right w:val="single" w:sz="4" w:space="0" w:color="auto"/>
+            </w:tcBorders>
+            <w:tcMar>
+              <w:top w:w="0" w:type="dxa"/>
+              <w:left w:w="108" w:type="dxa"/>
+              <w:bottom w:w="0" w:type="dxa"/>
+              <w:right w:w="108" w:type="dxa"/>
+            </w:tcMar>
           </w:tcPr>
           <w:p>
+            <w:pPr>
+              <w:spacing w:after="200" w:line="276" w:lineRule="auto"/>
+            </w:pPr>
             <w:r>
               <w:rPr>
+                <w:rFonts w:ascii="Cambria" w:hAnsi="Cambria" w:eastAsia="ＭＳ 明朝" w:cs="Cambria" w:asciiTheme="minorHAnsi" w:hAnsiTheme="minorHAnsi" w:eastAsiaTheme="minorEastAsia" w:csTheme="minorBidi"/>
                 <w:sz w:val="20"/>
+                <w:szCs w:val="22"/>
               </w:rPr>
               <w:t>Short description</w:t>
             </w:r>
@@ -2172,12 +4580,29 @@
       <w:tr>
         <w:tc>
           <w:tcPr>
-            <w:tcW w:type="dxa" w:w="3120"/>
+            <w:tcW w:w="3120" w:type="dxa"/>
+            <w:tcBorders>
+              <w:top w:val="single" w:sz="4" w:space="0" w:color="auto"/>
+              <w:left w:val="single" w:sz="4" w:space="0" w:color="auto"/>
+              <w:bottom w:val="single" w:sz="4" w:space="0" w:color="auto"/>
+              <w:right w:val="single" w:sz="4" w:space="0" w:color="auto"/>
+            </w:tcBorders>
+            <w:tcMar>
+              <w:top w:w="0" w:type="dxa"/>
+              <w:left w:w="108" w:type="dxa"/>
+              <w:bottom w:w="0" w:type="dxa"/>
+              <w:right w:w="108" w:type="dxa"/>
+            </w:tcMar>
           </w:tcPr>
           <w:p>
+            <w:pPr>
+              <w:spacing w:after="200" w:line="276" w:lineRule="auto"/>
+            </w:pPr>
             <w:r>
               <w:rPr>
+                <w:rFonts w:ascii="Cambria" w:hAnsi="Cambria" w:eastAsia="ＭＳ 明朝" w:cs="Cambria" w:asciiTheme="minorHAnsi" w:hAnsiTheme="minorHAnsi" w:eastAsiaTheme="minorEastAsia" w:csTheme="minorBidi"/>
                 <w:sz w:val="20"/>
+                <w:szCs w:val="22"/>
               </w:rPr>
               <w:t>citation_ids</w:t>
             </w:r>
@@ -2185,12 +4610,29 @@
         </w:tc>
         <w:tc>
           <w:tcPr>
-            <w:tcW w:type="dxa" w:w="3120"/>
+            <w:tcW w:w="3120" w:type="dxa"/>
+            <w:tcBorders>
+              <w:top w:val="single" w:sz="4" w:space="0" w:color="auto"/>
+              <w:left w:val="single" w:sz="4" w:space="0" w:color="auto"/>
+              <w:bottom w:val="single" w:sz="4" w:space="0" w:color="auto"/>
+              <w:right w:val="single" w:sz="4" w:space="0" w:color="auto"/>
+            </w:tcBorders>
+            <w:tcMar>
+              <w:top w:w="0" w:type="dxa"/>
+              <w:left w:w="108" w:type="dxa"/>
+              <w:bottom w:w="0" w:type="dxa"/>
+              <w:right w:w="108" w:type="dxa"/>
+            </w:tcMar>
           </w:tcPr>
           <w:p>
+            <w:pPr>
+              <w:spacing w:after="200" w:line="276" w:lineRule="auto"/>
+            </w:pPr>
             <w:r>
               <w:rPr>
+                <w:rFonts w:ascii="Cambria" w:hAnsi="Cambria" w:eastAsia="ＭＳ 明朝" w:cs="Cambria" w:asciiTheme="minorHAnsi" w:hAnsiTheme="minorHAnsi" w:eastAsiaTheme="minorEastAsia" w:csTheme="minorBidi"/>
                 <w:sz w:val="20"/>
+                <w:szCs w:val="22"/>
               </w:rPr>
               <w:t>integer[]</w:t>
             </w:r>
@@ -2198,12 +4640,29 @@
         </w:tc>
         <w:tc>
           <w:tcPr>
-            <w:tcW w:type="dxa" w:w="3120"/>
+            <w:tcW w:w="3120" w:type="dxa"/>
+            <w:tcBorders>
+              <w:top w:val="single" w:sz="4" w:space="0" w:color="auto"/>
+              <w:left w:val="single" w:sz="4" w:space="0" w:color="auto"/>
+              <w:bottom w:val="single" w:sz="4" w:space="0" w:color="auto"/>
+              <w:right w:val="single" w:sz="4" w:space="0" w:color="auto"/>
+            </w:tcBorders>
+            <w:tcMar>
+              <w:top w:w="0" w:type="dxa"/>
+              <w:left w:w="108" w:type="dxa"/>
+              <w:bottom w:w="0" w:type="dxa"/>
+              <w:right w:w="108" w:type="dxa"/>
+            </w:tcMar>
           </w:tcPr>
           <w:p>
+            <w:pPr>
+              <w:spacing w:after="200" w:line="276" w:lineRule="auto"/>
+            </w:pPr>
             <w:r>
               <w:rPr>
+                <w:rFonts w:ascii="Cambria" w:hAnsi="Cambria" w:eastAsia="ＭＳ 明朝" w:cs="Cambria" w:asciiTheme="minorHAnsi" w:hAnsiTheme="minorHAnsi" w:eastAsiaTheme="minorEastAsia" w:csTheme="minorBidi"/>
                 <w:sz w:val="20"/>
+                <w:szCs w:val="22"/>
               </w:rPr>
               <w:t>Citation ids underpinning the export</w:t>
             </w:r>
@@ -2213,12 +4672,29 @@
       <w:tr>
         <w:tc>
           <w:tcPr>
-            <w:tcW w:type="dxa" w:w="3120"/>
+            <w:tcW w:w="3120" w:type="dxa"/>
+            <w:tcBorders>
+              <w:top w:val="single" w:sz="4" w:space="0" w:color="auto"/>
+              <w:left w:val="single" w:sz="4" w:space="0" w:color="auto"/>
+              <w:bottom w:val="single" w:sz="4" w:space="0" w:color="auto"/>
+              <w:right w:val="single" w:sz="4" w:space="0" w:color="auto"/>
+            </w:tcBorders>
+            <w:tcMar>
+              <w:top w:w="0" w:type="dxa"/>
+              <w:left w:w="108" w:type="dxa"/>
+              <w:bottom w:w="0" w:type="dxa"/>
+              <w:right w:w="108" w:type="dxa"/>
+            </w:tcMar>
           </w:tcPr>
           <w:p>
+            <w:pPr>
+              <w:spacing w:after="200" w:line="276" w:lineRule="auto"/>
+            </w:pPr>
             <w:r>
               <w:rPr>
+                <w:rFonts w:ascii="Cambria" w:hAnsi="Cambria" w:eastAsia="ＭＳ 明朝" w:cs="Cambria" w:asciiTheme="minorHAnsi" w:hAnsiTheme="minorHAnsi" w:eastAsiaTheme="minorEastAsia" w:csTheme="minorBidi"/>
                 <w:sz w:val="20"/>
+                <w:szCs w:val="22"/>
               </w:rPr>
               <w:t>byte_size</w:t>
             </w:r>
@@ -2226,12 +4702,29 @@
         </w:tc>
         <w:tc>
           <w:tcPr>
-            <w:tcW w:type="dxa" w:w="3120"/>
+            <w:tcW w:w="3120" w:type="dxa"/>
+            <w:tcBorders>
+              <w:top w:val="single" w:sz="4" w:space="0" w:color="auto"/>
+              <w:left w:val="single" w:sz="4" w:space="0" w:color="auto"/>
+              <w:bottom w:val="single" w:sz="4" w:space="0" w:color="auto"/>
+              <w:right w:val="single" w:sz="4" w:space="0" w:color="auto"/>
+            </w:tcBorders>
+            <w:tcMar>
+              <w:top w:w="0" w:type="dxa"/>
+              <w:left w:w="108" w:type="dxa"/>
+              <w:bottom w:w="0" w:type="dxa"/>
+              <w:right w:w="108" w:type="dxa"/>
+            </w:tcMar>
           </w:tcPr>
           <w:p>
+            <w:pPr>
+              <w:spacing w:after="200" w:line="276" w:lineRule="auto"/>
+            </w:pPr>
             <w:r>
               <w:rPr>
+                <w:rFonts w:ascii="Cambria" w:hAnsi="Cambria" w:eastAsia="ＭＳ 明朝" w:cs="Cambria" w:asciiTheme="minorHAnsi" w:hAnsiTheme="minorHAnsi" w:eastAsiaTheme="minorEastAsia" w:csTheme="minorBidi"/>
                 <w:sz w:val="20"/>
+                <w:szCs w:val="22"/>
               </w:rPr>
               <w:t>integer</w:t>
             </w:r>
@@ -2239,12 +4732,29 @@
         </w:tc>
         <w:tc>
           <w:tcPr>
-            <w:tcW w:type="dxa" w:w="3120"/>
+            <w:tcW w:w="3120" w:type="dxa"/>
+            <w:tcBorders>
+              <w:top w:val="single" w:sz="4" w:space="0" w:color="auto"/>
+              <w:left w:val="single" w:sz="4" w:space="0" w:color="auto"/>
+              <w:bottom w:val="single" w:sz="4" w:space="0" w:color="auto"/>
+              <w:right w:val="single" w:sz="4" w:space="0" w:color="auto"/>
+            </w:tcBorders>
+            <w:tcMar>
+              <w:top w:w="0" w:type="dxa"/>
+              <w:left w:w="108" w:type="dxa"/>
+              <w:bottom w:w="0" w:type="dxa"/>
+              <w:right w:w="108" w:type="dxa"/>
+            </w:tcMar>
           </w:tcPr>
           <w:p>
+            <w:pPr>
+              <w:spacing w:after="200" w:line="276" w:lineRule="auto"/>
+            </w:pPr>
             <w:r>
               <w:rPr>
+                <w:rFonts w:ascii="Cambria" w:hAnsi="Cambria" w:eastAsia="ＭＳ 明朝" w:cs="Cambria" w:asciiTheme="minorHAnsi" w:hAnsiTheme="minorHAnsi" w:eastAsiaTheme="minorEastAsia" w:csTheme="minorBidi"/>
                 <w:sz w:val="20"/>
+                <w:szCs w:val="22"/>
               </w:rPr>
               <w:t>Size in bytes</w:t>
             </w:r>
@@ -2252,20 +4762,46 @@
         </w:tc>
       </w:tr>
     </w:tbl>
-    <w:p/>
+    <w:p>
+      <w:pPr>
+        <w:spacing w:after="200" w:line="276" w:lineRule="auto"/>
+      </w:pPr>
+    </w:p>
     <w:p>
       <w:pPr>
         <w:pStyle w:val="Heading2"/>
       </w:pPr>
       <w:r>
+        <w:rPr>
+          <w:rFonts w:ascii="Calibri" w:hAnsi="Calibri" w:eastAsia="ＭＳ ゴシック" w:cs="Calibri" w:asciiTheme="majorHAnsi" w:hAnsiTheme="majorHAnsi" w:eastAsiaTheme="majorEastAsia" w:csTheme="majorBidi"/>
+          <w:b/>
+          <w:bCs/>
+          <w:color w:val="4F81BD" w:themeColor="accent1"/>
+          <w:sz w:val="26"/>
+          <w:szCs w:val="26"/>
+        </w:rPr>
         <w:t>ACFSignal</w:t>
       </w:r>
     </w:p>
     <w:tbl>
       <w:tblPr>
         <w:tblStyle w:val="TableGrid"/>
-        <w:tblW w:type="auto" w:w="0"/>
-        <w:tblLook w:firstColumn="1" w:firstRow="1" w:lastColumn="0" w:lastRow="0" w:noHBand="0" w:noVBand="1" w:val="04A0"/>
+        <w:tblW w:w="0" w:type="auto"/>
+        <w:tblBorders>
+          <w:top w:val="single" w:sz="4" w:space="0" w:color="auto"/>
+          <w:left w:val="single" w:sz="4" w:space="0" w:color="auto"/>
+          <w:bottom w:val="single" w:sz="4" w:space="0" w:color="auto"/>
+          <w:right w:val="single" w:sz="4" w:space="0" w:color="auto"/>
+          <w:insideH w:val="single" w:sz="4" w:space="0" w:color="auto"/>
+          <w:insideV w:val="single" w:sz="4" w:space="0" w:color="auto"/>
+        </w:tblBorders>
+        <w:tblCellMar>
+          <w:top w:w="0" w:type="dxa"/>
+          <w:left w:w="108" w:type="dxa"/>
+          <w:bottom w:w="0" w:type="dxa"/>
+          <w:right w:w="108" w:type="dxa"/>
+        </w:tblCellMar>
+        <w:tblLook w:firstRow="1" w:firstColumn="1" w:noVBand="1"/>
       </w:tblPr>
       <w:tblGrid>
         <w:gridCol w:w="3120"/>
@@ -2275,13 +4811,31 @@
       <w:tr>
         <w:tc>
           <w:tcPr>
-            <w:tcW w:type="dxa" w:w="3120"/>
+            <w:tcW w:w="3120" w:type="dxa"/>
+            <w:tcBorders>
+              <w:top w:val="single" w:sz="4" w:space="0" w:color="auto"/>
+              <w:left w:val="single" w:sz="4" w:space="0" w:color="auto"/>
+              <w:bottom w:val="single" w:sz="4" w:space="0" w:color="auto"/>
+              <w:right w:val="single" w:sz="4" w:space="0" w:color="auto"/>
+            </w:tcBorders>
+            <w:tcMar>
+              <w:top w:w="0" w:type="dxa"/>
+              <w:left w:w="108" w:type="dxa"/>
+              <w:bottom w:w="0" w:type="dxa"/>
+              <w:right w:w="108" w:type="dxa"/>
+            </w:tcMar>
           </w:tcPr>
           <w:p>
+            <w:pPr>
+              <w:spacing w:after="200" w:line="276" w:lineRule="auto"/>
+            </w:pPr>
             <w:r>
               <w:rPr>
+                <w:rFonts w:ascii="Cambria" w:hAnsi="Cambria" w:eastAsia="ＭＳ 明朝" w:cs="Cambria" w:asciiTheme="minorHAnsi" w:hAnsiTheme="minorHAnsi" w:eastAsiaTheme="minorEastAsia" w:csTheme="minorBidi"/>
                 <w:b/>
+                <w:bCs/>
                 <w:sz w:val="20"/>
+                <w:szCs w:val="22"/>
               </w:rPr>
               <w:t>Field</w:t>
             </w:r>
@@ -2289,13 +4843,31 @@
         </w:tc>
         <w:tc>
           <w:tcPr>
-            <w:tcW w:type="dxa" w:w="3120"/>
+            <w:tcW w:w="3120" w:type="dxa"/>
+            <w:tcBorders>
+              <w:top w:val="single" w:sz="4" w:space="0" w:color="auto"/>
+              <w:left w:val="single" w:sz="4" w:space="0" w:color="auto"/>
+              <w:bottom w:val="single" w:sz="4" w:space="0" w:color="auto"/>
+              <w:right w:val="single" w:sz="4" w:space="0" w:color="auto"/>
+            </w:tcBorders>
+            <w:tcMar>
+              <w:top w:w="0" w:type="dxa"/>
+              <w:left w:w="108" w:type="dxa"/>
+              <w:bottom w:w="0" w:type="dxa"/>
+              <w:right w:w="108" w:type="dxa"/>
+            </w:tcMar>
           </w:tcPr>
           <w:p>
+            <w:pPr>
+              <w:spacing w:after="200" w:line="276" w:lineRule="auto"/>
+            </w:pPr>
             <w:r>
               <w:rPr>
+                <w:rFonts w:ascii="Cambria" w:hAnsi="Cambria" w:eastAsia="ＭＳ 明朝" w:cs="Cambria" w:asciiTheme="minorHAnsi" w:hAnsiTheme="minorHAnsi" w:eastAsiaTheme="minorEastAsia" w:csTheme="minorBidi"/>
                 <w:b/>
+                <w:bCs/>
                 <w:sz w:val="20"/>
+                <w:szCs w:val="22"/>
               </w:rPr>
               <w:t>Type</w:t>
             </w:r>
@@ -2303,13 +4875,31 @@
         </w:tc>
         <w:tc>
           <w:tcPr>
-            <w:tcW w:type="dxa" w:w="3120"/>
+            <w:tcW w:w="3120" w:type="dxa"/>
+            <w:tcBorders>
+              <w:top w:val="single" w:sz="4" w:space="0" w:color="auto"/>
+              <w:left w:val="single" w:sz="4" w:space="0" w:color="auto"/>
+              <w:bottom w:val="single" w:sz="4" w:space="0" w:color="auto"/>
+              <w:right w:val="single" w:sz="4" w:space="0" w:color="auto"/>
+            </w:tcBorders>
+            <w:tcMar>
+              <w:top w:w="0" w:type="dxa"/>
+              <w:left w:w="108" w:type="dxa"/>
+              <w:bottom w:w="0" w:type="dxa"/>
+              <w:right w:w="108" w:type="dxa"/>
+            </w:tcMar>
           </w:tcPr>
           <w:p>
+            <w:pPr>
+              <w:spacing w:after="200" w:line="276" w:lineRule="auto"/>
+            </w:pPr>
             <w:r>
               <w:rPr>
+                <w:rFonts w:ascii="Cambria" w:hAnsi="Cambria" w:eastAsia="ＭＳ 明朝" w:cs="Cambria" w:asciiTheme="minorHAnsi" w:hAnsiTheme="minorHAnsi" w:eastAsiaTheme="minorEastAsia" w:csTheme="minorBidi"/>
                 <w:b/>
+                <w:bCs/>
                 <w:sz w:val="20"/>
+                <w:szCs w:val="22"/>
               </w:rPr>
               <w:t>Description</w:t>
             </w:r>
@@ -2319,12 +4909,29 @@
       <w:tr>
         <w:tc>
           <w:tcPr>
-            <w:tcW w:type="dxa" w:w="3120"/>
+            <w:tcW w:w="3120" w:type="dxa"/>
+            <w:tcBorders>
+              <w:top w:val="single" w:sz="4" w:space="0" w:color="auto"/>
+              <w:left w:val="single" w:sz="4" w:space="0" w:color="auto"/>
+              <w:bottom w:val="single" w:sz="4" w:space="0" w:color="auto"/>
+              <w:right w:val="single" w:sz="4" w:space="0" w:color="auto"/>
+            </w:tcBorders>
+            <w:tcMar>
+              <w:top w:w="0" w:type="dxa"/>
+              <w:left w:w="108" w:type="dxa"/>
+              <w:bottom w:w="0" w:type="dxa"/>
+              <w:right w:w="108" w:type="dxa"/>
+            </w:tcMar>
           </w:tcPr>
           <w:p>
+            <w:pPr>
+              <w:spacing w:after="200" w:line="276" w:lineRule="auto"/>
+            </w:pPr>
             <w:r>
               <w:rPr>
+                <w:rFonts w:ascii="Cambria" w:hAnsi="Cambria" w:eastAsia="ＭＳ 明朝" w:cs="Cambria" w:asciiTheme="minorHAnsi" w:hAnsiTheme="minorHAnsi" w:eastAsiaTheme="minorEastAsia" w:csTheme="minorBidi"/>
                 <w:sz w:val="20"/>
+                <w:szCs w:val="22"/>
               </w:rPr>
               <w:t>band</w:t>
             </w:r>
@@ -2332,12 +4939,29 @@
         </w:tc>
         <w:tc>
           <w:tcPr>
-            <w:tcW w:type="dxa" w:w="3120"/>
+            <w:tcW w:w="3120" w:type="dxa"/>
+            <w:tcBorders>
+              <w:top w:val="single" w:sz="4" w:space="0" w:color="auto"/>
+              <w:left w:val="single" w:sz="4" w:space="0" w:color="auto"/>
+              <w:bottom w:val="single" w:sz="4" w:space="0" w:color="auto"/>
+              <w:right w:val="single" w:sz="4" w:space="0" w:color="auto"/>
+            </w:tcBorders>
+            <w:tcMar>
+              <w:top w:w="0" w:type="dxa"/>
+              <w:left w:w="108" w:type="dxa"/>
+              <w:bottom w:w="0" w:type="dxa"/>
+              <w:right w:w="108" w:type="dxa"/>
+            </w:tcMar>
           </w:tcPr>
           <w:p>
+            <w:pPr>
+              <w:spacing w:after="200" w:line="276" w:lineRule="auto"/>
+            </w:pPr>
             <w:r>
               <w:rPr>
+                <w:rFonts w:ascii="Cambria" w:hAnsi="Cambria" w:eastAsia="ＭＳ 明朝" w:cs="Cambria" w:asciiTheme="minorHAnsi" w:hAnsiTheme="minorHAnsi" w:eastAsiaTheme="minorEastAsia" w:csTheme="minorBidi"/>
                 <w:sz w:val="20"/>
+                <w:szCs w:val="22"/>
               </w:rPr>
               <w:t>string</w:t>
             </w:r>
@@ -2345,12 +4969,29 @@
         </w:tc>
         <w:tc>
           <w:tcPr>
-            <w:tcW w:type="dxa" w:w="3120"/>
+            <w:tcW w:w="3120" w:type="dxa"/>
+            <w:tcBorders>
+              <w:top w:val="single" w:sz="4" w:space="0" w:color="auto"/>
+              <w:left w:val="single" w:sz="4" w:space="0" w:color="auto"/>
+              <w:bottom w:val="single" w:sz="4" w:space="0" w:color="auto"/>
+              <w:right w:val="single" w:sz="4" w:space="0" w:color="auto"/>
+            </w:tcBorders>
+            <w:tcMar>
+              <w:top w:w="0" w:type="dxa"/>
+              <w:left w:w="108" w:type="dxa"/>
+              <w:bottom w:w="0" w:type="dxa"/>
+              <w:right w:w="108" w:type="dxa"/>
+            </w:tcMar>
           </w:tcPr>
           <w:p>
+            <w:pPr>
+              <w:spacing w:after="200" w:line="276" w:lineRule="auto"/>
+            </w:pPr>
             <w:r>
               <w:rPr>
+                <w:rFonts w:ascii="Cambria" w:hAnsi="Cambria" w:eastAsia="ＭＳ 明朝" w:cs="Cambria" w:asciiTheme="minorHAnsi" w:hAnsiTheme="minorHAnsi" w:eastAsiaTheme="minorEastAsia" w:csTheme="minorBidi"/>
                 <w:sz w:val="20"/>
+                <w:szCs w:val="22"/>
               </w:rPr>
               <w:t>very_strong | strong | moderate | limited | low | no_evidence</w:t>
             </w:r>
@@ -2360,12 +5001,29 @@
       <w:tr>
         <w:tc>
           <w:tcPr>
-            <w:tcW w:type="dxa" w:w="3120"/>
+            <w:tcW w:w="3120" w:type="dxa"/>
+            <w:tcBorders>
+              <w:top w:val="single" w:sz="4" w:space="0" w:color="auto"/>
+              <w:left w:val="single" w:sz="4" w:space="0" w:color="auto"/>
+              <w:bottom w:val="single" w:sz="4" w:space="0" w:color="auto"/>
+              <w:right w:val="single" w:sz="4" w:space="0" w:color="auto"/>
+            </w:tcBorders>
+            <w:tcMar>
+              <w:top w:w="0" w:type="dxa"/>
+              <w:left w:w="108" w:type="dxa"/>
+              <w:bottom w:w="0" w:type="dxa"/>
+              <w:right w:w="108" w:type="dxa"/>
+            </w:tcMar>
           </w:tcPr>
           <w:p>
+            <w:pPr>
+              <w:spacing w:after="200" w:line="276" w:lineRule="auto"/>
+            </w:pPr>
             <w:r>
               <w:rPr>
+                <w:rFonts w:ascii="Cambria" w:hAnsi="Cambria" w:eastAsia="ＭＳ 明朝" w:cs="Cambria" w:asciiTheme="minorHAnsi" w:hAnsiTheme="minorHAnsi" w:eastAsiaTheme="minorEastAsia" w:csTheme="minorBidi"/>
                 <w:sz w:val="20"/>
+                <w:szCs w:val="22"/>
               </w:rPr>
               <w:t>band_label</w:t>
             </w:r>
@@ -2373,12 +5031,29 @@
         </w:tc>
         <w:tc>
           <w:tcPr>
-            <w:tcW w:type="dxa" w:w="3120"/>
+            <w:tcW w:w="3120" w:type="dxa"/>
+            <w:tcBorders>
+              <w:top w:val="single" w:sz="4" w:space="0" w:color="auto"/>
+              <w:left w:val="single" w:sz="4" w:space="0" w:color="auto"/>
+              <w:bottom w:val="single" w:sz="4" w:space="0" w:color="auto"/>
+              <w:right w:val="single" w:sz="4" w:space="0" w:color="auto"/>
+            </w:tcBorders>
+            <w:tcMar>
+              <w:top w:w="0" w:type="dxa"/>
+              <w:left w:w="108" w:type="dxa"/>
+              <w:bottom w:w="0" w:type="dxa"/>
+              <w:right w:w="108" w:type="dxa"/>
+            </w:tcMar>
           </w:tcPr>
           <w:p>
+            <w:pPr>
+              <w:spacing w:after="200" w:line="276" w:lineRule="auto"/>
+            </w:pPr>
             <w:r>
               <w:rPr>
+                <w:rFonts w:ascii="Cambria" w:hAnsi="Cambria" w:eastAsia="ＭＳ 明朝" w:cs="Cambria" w:asciiTheme="minorHAnsi" w:hAnsiTheme="minorHAnsi" w:eastAsiaTheme="minorEastAsia" w:csTheme="minorBidi"/>
                 <w:sz w:val="20"/>
+                <w:szCs w:val="22"/>
               </w:rPr>
               <w:t>string</w:t>
             </w:r>
@@ -2386,12 +5061,29 @@
         </w:tc>
         <w:tc>
           <w:tcPr>
-            <w:tcW w:type="dxa" w:w="3120"/>
+            <w:tcW w:w="3120" w:type="dxa"/>
+            <w:tcBorders>
+              <w:top w:val="single" w:sz="4" w:space="0" w:color="auto"/>
+              <w:left w:val="single" w:sz="4" w:space="0" w:color="auto"/>
+              <w:bottom w:val="single" w:sz="4" w:space="0" w:color="auto"/>
+              <w:right w:val="single" w:sz="4" w:space="0" w:color="auto"/>
+            </w:tcBorders>
+            <w:tcMar>
+              <w:top w:w="0" w:type="dxa"/>
+              <w:left w:w="108" w:type="dxa"/>
+              <w:bottom w:w="0" w:type="dxa"/>
+              <w:right w:w="108" w:type="dxa"/>
+            </w:tcMar>
           </w:tcPr>
           <w:p>
+            <w:pPr>
+              <w:spacing w:after="200" w:line="276" w:lineRule="auto"/>
+            </w:pPr>
             <w:r>
               <w:rPr>
+                <w:rFonts w:ascii="Cambria" w:hAnsi="Cambria" w:eastAsia="ＭＳ 明朝" w:cs="Cambria" w:asciiTheme="minorHAnsi" w:hAnsiTheme="minorHAnsi" w:eastAsiaTheme="minorEastAsia" w:csTheme="minorBidi"/>
                 <w:sz w:val="20"/>
+                <w:szCs w:val="22"/>
               </w:rPr>
               <w:t>Human-readable band</w:t>
             </w:r>
@@ -2401,12 +5093,29 @@
       <w:tr>
         <w:tc>
           <w:tcPr>
-            <w:tcW w:type="dxa" w:w="3120"/>
+            <w:tcW w:w="3120" w:type="dxa"/>
+            <w:tcBorders>
+              <w:top w:val="single" w:sz="4" w:space="0" w:color="auto"/>
+              <w:left w:val="single" w:sz="4" w:space="0" w:color="auto"/>
+              <w:bottom w:val="single" w:sz="4" w:space="0" w:color="auto"/>
+              <w:right w:val="single" w:sz="4" w:space="0" w:color="auto"/>
+            </w:tcBorders>
+            <w:tcMar>
+              <w:top w:w="0" w:type="dxa"/>
+              <w:left w:w="108" w:type="dxa"/>
+              <w:bottom w:w="0" w:type="dxa"/>
+              <w:right w:w="108" w:type="dxa"/>
+            </w:tcMar>
           </w:tcPr>
           <w:p>
+            <w:pPr>
+              <w:spacing w:after="200" w:line="276" w:lineRule="auto"/>
+            </w:pPr>
             <w:r>
               <w:rPr>
+                <w:rFonts w:ascii="Cambria" w:hAnsi="Cambria" w:eastAsia="ＭＳ 明朝" w:cs="Cambria" w:asciiTheme="minorHAnsi" w:hAnsiTheme="minorHAnsi" w:eastAsiaTheme="minorEastAsia" w:csTheme="minorBidi"/>
                 <w:sz w:val="20"/>
+                <w:szCs w:val="22"/>
               </w:rPr>
               <w:t>score</w:t>
             </w:r>
@@ -2414,12 +5123,29 @@
         </w:tc>
         <w:tc>
           <w:tcPr>
-            <w:tcW w:type="dxa" w:w="3120"/>
+            <w:tcW w:w="3120" w:type="dxa"/>
+            <w:tcBorders>
+              <w:top w:val="single" w:sz="4" w:space="0" w:color="auto"/>
+              <w:left w:val="single" w:sz="4" w:space="0" w:color="auto"/>
+              <w:bottom w:val="single" w:sz="4" w:space="0" w:color="auto"/>
+              <w:right w:val="single" w:sz="4" w:space="0" w:color="auto"/>
+            </w:tcBorders>
+            <w:tcMar>
+              <w:top w:w="0" w:type="dxa"/>
+              <w:left w:w="108" w:type="dxa"/>
+              <w:bottom w:w="0" w:type="dxa"/>
+              <w:right w:w="108" w:type="dxa"/>
+            </w:tcMar>
           </w:tcPr>
           <w:p>
+            <w:pPr>
+              <w:spacing w:after="200" w:line="276" w:lineRule="auto"/>
+            </w:pPr>
             <w:r>
               <w:rPr>
+                <w:rFonts w:ascii="Cambria" w:hAnsi="Cambria" w:eastAsia="ＭＳ 明朝" w:cs="Cambria" w:asciiTheme="minorHAnsi" w:hAnsiTheme="minorHAnsi" w:eastAsiaTheme="minorEastAsia" w:csTheme="minorBidi"/>
                 <w:sz w:val="20"/>
+                <w:szCs w:val="22"/>
               </w:rPr>
               <w:t>integer</w:t>
             </w:r>
@@ -2427,12 +5153,29 @@
         </w:tc>
         <w:tc>
           <w:tcPr>
-            <w:tcW w:type="dxa" w:w="3120"/>
+            <w:tcW w:w="3120" w:type="dxa"/>
+            <w:tcBorders>
+              <w:top w:val="single" w:sz="4" w:space="0" w:color="auto"/>
+              <w:left w:val="single" w:sz="4" w:space="0" w:color="auto"/>
+              <w:bottom w:val="single" w:sz="4" w:space="0" w:color="auto"/>
+              <w:right w:val="single" w:sz="4" w:space="0" w:color="auto"/>
+            </w:tcBorders>
+            <w:tcMar>
+              <w:top w:w="0" w:type="dxa"/>
+              <w:left w:w="108" w:type="dxa"/>
+              <w:bottom w:w="0" w:type="dxa"/>
+              <w:right w:w="108" w:type="dxa"/>
+            </w:tcMar>
           </w:tcPr>
           <w:p>
+            <w:pPr>
+              <w:spacing w:after="200" w:line="276" w:lineRule="auto"/>
+            </w:pPr>
             <w:r>
               <w:rPr>
+                <w:rFonts w:ascii="Cambria" w:hAnsi="Cambria" w:eastAsia="ＭＳ 明朝" w:cs="Cambria" w:asciiTheme="minorHAnsi" w:hAnsiTheme="minorHAnsi" w:eastAsiaTheme="minorEastAsia" w:csTheme="minorBidi"/>
                 <w:sz w:val="20"/>
+                <w:szCs w:val="22"/>
               </w:rPr>
               <w:t>0–100 composite confidence</w:t>
             </w:r>
@@ -2442,12 +5185,29 @@
       <w:tr>
         <w:tc>
           <w:tcPr>
-            <w:tcW w:type="dxa" w:w="3120"/>
+            <w:tcW w:w="3120" w:type="dxa"/>
+            <w:tcBorders>
+              <w:top w:val="single" w:sz="4" w:space="0" w:color="auto"/>
+              <w:left w:val="single" w:sz="4" w:space="0" w:color="auto"/>
+              <w:bottom w:val="single" w:sz="4" w:space="0" w:color="auto"/>
+              <w:right w:val="single" w:sz="4" w:space="0" w:color="auto"/>
+            </w:tcBorders>
+            <w:tcMar>
+              <w:top w:w="0" w:type="dxa"/>
+              <w:left w:w="108" w:type="dxa"/>
+              <w:bottom w:w="0" w:type="dxa"/>
+              <w:right w:w="108" w:type="dxa"/>
+            </w:tcMar>
           </w:tcPr>
           <w:p>
+            <w:pPr>
+              <w:spacing w:after="200" w:line="276" w:lineRule="auto"/>
+            </w:pPr>
             <w:r>
               <w:rPr>
+                <w:rFonts w:ascii="Cambria" w:hAnsi="Cambria" w:eastAsia="ＭＳ 明朝" w:cs="Cambria" w:asciiTheme="minorHAnsi" w:hAnsiTheme="minorHAnsi" w:eastAsiaTheme="minorEastAsia" w:csTheme="minorBidi"/>
                 <w:sz w:val="20"/>
+                <w:szCs w:val="22"/>
               </w:rPr>
               <w:t>explanation</w:t>
             </w:r>
@@ -2455,12 +5215,29 @@
         </w:tc>
         <w:tc>
           <w:tcPr>
-            <w:tcW w:type="dxa" w:w="3120"/>
+            <w:tcW w:w="3120" w:type="dxa"/>
+            <w:tcBorders>
+              <w:top w:val="single" w:sz="4" w:space="0" w:color="auto"/>
+              <w:left w:val="single" w:sz="4" w:space="0" w:color="auto"/>
+              <w:bottom w:val="single" w:sz="4" w:space="0" w:color="auto"/>
+              <w:right w:val="single" w:sz="4" w:space="0" w:color="auto"/>
+            </w:tcBorders>
+            <w:tcMar>
+              <w:top w:w="0" w:type="dxa"/>
+              <w:left w:w="108" w:type="dxa"/>
+              <w:bottom w:w="0" w:type="dxa"/>
+              <w:right w:w="108" w:type="dxa"/>
+            </w:tcMar>
           </w:tcPr>
           <w:p>
+            <w:pPr>
+              <w:spacing w:after="200" w:line="276" w:lineRule="auto"/>
+            </w:pPr>
             <w:r>
               <w:rPr>
+                <w:rFonts w:ascii="Cambria" w:hAnsi="Cambria" w:eastAsia="ＭＳ 明朝" w:cs="Cambria" w:asciiTheme="minorHAnsi" w:hAnsiTheme="minorHAnsi" w:eastAsiaTheme="minorEastAsia" w:csTheme="minorBidi"/>
                 <w:sz w:val="20"/>
+                <w:szCs w:val="22"/>
               </w:rPr>
               <w:t>string</w:t>
             </w:r>
@@ -2468,12 +5245,29 @@
         </w:tc>
         <w:tc>
           <w:tcPr>
-            <w:tcW w:type="dxa" w:w="3120"/>
+            <w:tcW w:w="3120" w:type="dxa"/>
+            <w:tcBorders>
+              <w:top w:val="single" w:sz="4" w:space="0" w:color="auto"/>
+              <w:left w:val="single" w:sz="4" w:space="0" w:color="auto"/>
+              <w:bottom w:val="single" w:sz="4" w:space="0" w:color="auto"/>
+              <w:right w:val="single" w:sz="4" w:space="0" w:color="auto"/>
+            </w:tcBorders>
+            <w:tcMar>
+              <w:top w:w="0" w:type="dxa"/>
+              <w:left w:w="108" w:type="dxa"/>
+              <w:bottom w:w="0" w:type="dxa"/>
+              <w:right w:w="108" w:type="dxa"/>
+            </w:tcMar>
           </w:tcPr>
           <w:p>
+            <w:pPr>
+              <w:spacing w:after="200" w:line="276" w:lineRule="auto"/>
+            </w:pPr>
             <w:r>
               <w:rPr>
+                <w:rFonts w:ascii="Cambria" w:hAnsi="Cambria" w:eastAsia="ＭＳ 明朝" w:cs="Cambria" w:asciiTheme="minorHAnsi" w:hAnsiTheme="minorHAnsi" w:eastAsiaTheme="minorEastAsia" w:csTheme="minorBidi"/>
                 <w:sz w:val="20"/>
+                <w:szCs w:val="22"/>
               </w:rPr>
               <w:t>One-sentence rationale</w:t>
             </w:r>
@@ -2481,20 +5275,46 @@
         </w:tc>
       </w:tr>
     </w:tbl>
-    <w:p/>
+    <w:p>
+      <w:pPr>
+        <w:spacing w:after="200" w:line="276" w:lineRule="auto"/>
+      </w:pPr>
+    </w:p>
     <w:p>
       <w:pPr>
         <w:pStyle w:val="Heading2"/>
       </w:pPr>
       <w:r>
+        <w:rPr>
+          <w:rFonts w:ascii="Calibri" w:hAnsi="Calibri" w:eastAsia="ＭＳ ゴシック" w:cs="Calibri" w:asciiTheme="majorHAnsi" w:hAnsiTheme="majorHAnsi" w:eastAsiaTheme="majorEastAsia" w:csTheme="majorBidi"/>
+          <w:b/>
+          <w:bCs/>
+          <w:color w:val="4F81BD" w:themeColor="accent1"/>
+          <w:sz w:val="26"/>
+          <w:szCs w:val="26"/>
+        </w:rPr>
         <w:t>CitationItem</w:t>
       </w:r>
     </w:p>
     <w:tbl>
       <w:tblPr>
         <w:tblStyle w:val="TableGrid"/>
-        <w:tblW w:type="auto" w:w="0"/>
-        <w:tblLook w:firstColumn="1" w:firstRow="1" w:lastColumn="0" w:lastRow="0" w:noHBand="0" w:noVBand="1" w:val="04A0"/>
+        <w:tblW w:w="0" w:type="auto"/>
+        <w:tblBorders>
+          <w:top w:val="single" w:sz="4" w:space="0" w:color="auto"/>
+          <w:left w:val="single" w:sz="4" w:space="0" w:color="auto"/>
+          <w:bottom w:val="single" w:sz="4" w:space="0" w:color="auto"/>
+          <w:right w:val="single" w:sz="4" w:space="0" w:color="auto"/>
+          <w:insideH w:val="single" w:sz="4" w:space="0" w:color="auto"/>
+          <w:insideV w:val="single" w:sz="4" w:space="0" w:color="auto"/>
+        </w:tblBorders>
+        <w:tblCellMar>
+          <w:top w:w="0" w:type="dxa"/>
+          <w:left w:w="108" w:type="dxa"/>
+          <w:bottom w:w="0" w:type="dxa"/>
+          <w:right w:w="108" w:type="dxa"/>
+        </w:tblCellMar>
+        <w:tblLook w:firstRow="1" w:firstColumn="1" w:noVBand="1"/>
       </w:tblPr>
       <w:tblGrid>
         <w:gridCol w:w="3120"/>
@@ -2504,13 +5324,31 @@
       <w:tr>
         <w:tc>
           <w:tcPr>
-            <w:tcW w:type="dxa" w:w="3120"/>
+            <w:tcW w:w="3120" w:type="dxa"/>
+            <w:tcBorders>
+              <w:top w:val="single" w:sz="4" w:space="0" w:color="auto"/>
+              <w:left w:val="single" w:sz="4" w:space="0" w:color="auto"/>
+              <w:bottom w:val="single" w:sz="4" w:space="0" w:color="auto"/>
+              <w:right w:val="single" w:sz="4" w:space="0" w:color="auto"/>
+            </w:tcBorders>
+            <w:tcMar>
+              <w:top w:w="0" w:type="dxa"/>
+              <w:left w:w="108" w:type="dxa"/>
+              <w:bottom w:w="0" w:type="dxa"/>
+              <w:right w:w="108" w:type="dxa"/>
+            </w:tcMar>
           </w:tcPr>
           <w:p>
+            <w:pPr>
+              <w:spacing w:after="200" w:line="276" w:lineRule="auto"/>
+            </w:pPr>
             <w:r>
               <w:rPr>
+                <w:rFonts w:ascii="Cambria" w:hAnsi="Cambria" w:eastAsia="ＭＳ 明朝" w:cs="Cambria" w:asciiTheme="minorHAnsi" w:hAnsiTheme="minorHAnsi" w:eastAsiaTheme="minorEastAsia" w:csTheme="minorBidi"/>
                 <w:b/>
+                <w:bCs/>
                 <w:sz w:val="20"/>
+                <w:szCs w:val="22"/>
               </w:rPr>
               <w:t>Field</w:t>
             </w:r>
@@ -2518,13 +5356,31 @@
         </w:tc>
         <w:tc>
           <w:tcPr>
-            <w:tcW w:type="dxa" w:w="3120"/>
+            <w:tcW w:w="3120" w:type="dxa"/>
+            <w:tcBorders>
+              <w:top w:val="single" w:sz="4" w:space="0" w:color="auto"/>
+              <w:left w:val="single" w:sz="4" w:space="0" w:color="auto"/>
+              <w:bottom w:val="single" w:sz="4" w:space="0" w:color="auto"/>
+              <w:right w:val="single" w:sz="4" w:space="0" w:color="auto"/>
+            </w:tcBorders>
+            <w:tcMar>
+              <w:top w:w="0" w:type="dxa"/>
+              <w:left w:w="108" w:type="dxa"/>
+              <w:bottom w:w="0" w:type="dxa"/>
+              <w:right w:w="108" w:type="dxa"/>
+            </w:tcMar>
           </w:tcPr>
           <w:p>
+            <w:pPr>
+              <w:spacing w:after="200" w:line="276" w:lineRule="auto"/>
+            </w:pPr>
             <w:r>
               <w:rPr>
+                <w:rFonts w:ascii="Cambria" w:hAnsi="Cambria" w:eastAsia="ＭＳ 明朝" w:cs="Cambria" w:asciiTheme="minorHAnsi" w:hAnsiTheme="minorHAnsi" w:eastAsiaTheme="minorEastAsia" w:csTheme="minorBidi"/>
                 <w:b/>
+                <w:bCs/>
                 <w:sz w:val="20"/>
+                <w:szCs w:val="22"/>
               </w:rPr>
               <w:t>Type</w:t>
             </w:r>
@@ -2532,13 +5388,31 @@
         </w:tc>
         <w:tc>
           <w:tcPr>
-            <w:tcW w:type="dxa" w:w="3120"/>
+            <w:tcW w:w="3120" w:type="dxa"/>
+            <w:tcBorders>
+              <w:top w:val="single" w:sz="4" w:space="0" w:color="auto"/>
+              <w:left w:val="single" w:sz="4" w:space="0" w:color="auto"/>
+              <w:bottom w:val="single" w:sz="4" w:space="0" w:color="auto"/>
+              <w:right w:val="single" w:sz="4" w:space="0" w:color="auto"/>
+            </w:tcBorders>
+            <w:tcMar>
+              <w:top w:w="0" w:type="dxa"/>
+              <w:left w:w="108" w:type="dxa"/>
+              <w:bottom w:w="0" w:type="dxa"/>
+              <w:right w:w="108" w:type="dxa"/>
+            </w:tcMar>
           </w:tcPr>
           <w:p>
+            <w:pPr>
+              <w:spacing w:after="200" w:line="276" w:lineRule="auto"/>
+            </w:pPr>
             <w:r>
               <w:rPr>
+                <w:rFonts w:ascii="Cambria" w:hAnsi="Cambria" w:eastAsia="ＭＳ 明朝" w:cs="Cambria" w:asciiTheme="minorHAnsi" w:hAnsiTheme="minorHAnsi" w:eastAsiaTheme="minorEastAsia" w:csTheme="minorBidi"/>
                 <w:b/>
+                <w:bCs/>
                 <w:sz w:val="20"/>
+                <w:szCs w:val="22"/>
               </w:rPr>
               <w:t>Description</w:t>
             </w:r>
@@ -2548,12 +5422,29 @@
       <w:tr>
         <w:tc>
           <w:tcPr>
-            <w:tcW w:type="dxa" w:w="3120"/>
+            <w:tcW w:w="3120" w:type="dxa"/>
+            <w:tcBorders>
+              <w:top w:val="single" w:sz="4" w:space="0" w:color="auto"/>
+              <w:left w:val="single" w:sz="4" w:space="0" w:color="auto"/>
+              <w:bottom w:val="single" w:sz="4" w:space="0" w:color="auto"/>
+              <w:right w:val="single" w:sz="4" w:space="0" w:color="auto"/>
+            </w:tcBorders>
+            <w:tcMar>
+              <w:top w:w="0" w:type="dxa"/>
+              <w:left w:w="108" w:type="dxa"/>
+              <w:bottom w:w="0" w:type="dxa"/>
+              <w:right w:w="108" w:type="dxa"/>
+            </w:tcMar>
           </w:tcPr>
           <w:p>
+            <w:pPr>
+              <w:spacing w:after="200" w:line="276" w:lineRule="auto"/>
+            </w:pPr>
             <w:r>
               <w:rPr>
+                <w:rFonts w:ascii="Cambria" w:hAnsi="Cambria" w:eastAsia="ＭＳ 明朝" w:cs="Cambria" w:asciiTheme="minorHAnsi" w:hAnsiTheme="minorHAnsi" w:eastAsiaTheme="minorEastAsia" w:csTheme="minorBidi"/>
                 <w:sz w:val="20"/>
+                <w:szCs w:val="22"/>
               </w:rPr>
               <w:t>id</w:t>
             </w:r>
@@ -2561,12 +5452,29 @@
         </w:tc>
         <w:tc>
           <w:tcPr>
-            <w:tcW w:type="dxa" w:w="3120"/>
+            <w:tcW w:w="3120" w:type="dxa"/>
+            <w:tcBorders>
+              <w:top w:val="single" w:sz="4" w:space="0" w:color="auto"/>
+              <w:left w:val="single" w:sz="4" w:space="0" w:color="auto"/>
+              <w:bottom w:val="single" w:sz="4" w:space="0" w:color="auto"/>
+              <w:right w:val="single" w:sz="4" w:space="0" w:color="auto"/>
+            </w:tcBorders>
+            <w:tcMar>
+              <w:top w:w="0" w:type="dxa"/>
+              <w:left w:w="108" w:type="dxa"/>
+              <w:bottom w:w="0" w:type="dxa"/>
+              <w:right w:w="108" w:type="dxa"/>
+            </w:tcMar>
           </w:tcPr>
           <w:p>
+            <w:pPr>
+              <w:spacing w:after="200" w:line="276" w:lineRule="auto"/>
+            </w:pPr>
             <w:r>
               <w:rPr>
+                <w:rFonts w:ascii="Cambria" w:hAnsi="Cambria" w:eastAsia="ＭＳ 明朝" w:cs="Cambria" w:asciiTheme="minorHAnsi" w:hAnsiTheme="minorHAnsi" w:eastAsiaTheme="minorEastAsia" w:csTheme="minorBidi"/>
                 <w:sz w:val="20"/>
+                <w:szCs w:val="22"/>
               </w:rPr>
               <w:t>integer</w:t>
             </w:r>
@@ -2574,12 +5482,29 @@
         </w:tc>
         <w:tc>
           <w:tcPr>
-            <w:tcW w:type="dxa" w:w="3120"/>
+            <w:tcW w:w="3120" w:type="dxa"/>
+            <w:tcBorders>
+              <w:top w:val="single" w:sz="4" w:space="0" w:color="auto"/>
+              <w:left w:val="single" w:sz="4" w:space="0" w:color="auto"/>
+              <w:bottom w:val="single" w:sz="4" w:space="0" w:color="auto"/>
+              <w:right w:val="single" w:sz="4" w:space="0" w:color="auto"/>
+            </w:tcBorders>
+            <w:tcMar>
+              <w:top w:w="0" w:type="dxa"/>
+              <w:left w:w="108" w:type="dxa"/>
+              <w:bottom w:w="0" w:type="dxa"/>
+              <w:right w:w="108" w:type="dxa"/>
+            </w:tcMar>
           </w:tcPr>
           <w:p>
+            <w:pPr>
+              <w:spacing w:after="200" w:line="276" w:lineRule="auto"/>
+            </w:pPr>
             <w:r>
               <w:rPr>
+                <w:rFonts w:ascii="Cambria" w:hAnsi="Cambria" w:eastAsia="ＭＳ 明朝" w:cs="Cambria" w:asciiTheme="minorHAnsi" w:hAnsiTheme="minorHAnsi" w:eastAsiaTheme="minorEastAsia" w:csTheme="minorBidi"/>
                 <w:sz w:val="20"/>
+                <w:szCs w:val="22"/>
               </w:rPr>
               <w:t>Footnote number matching [N] in answer</w:t>
             </w:r>
@@ -2589,12 +5514,29 @@
       <w:tr>
         <w:tc>
           <w:tcPr>
-            <w:tcW w:type="dxa" w:w="3120"/>
+            <w:tcW w:w="3120" w:type="dxa"/>
+            <w:tcBorders>
+              <w:top w:val="single" w:sz="4" w:space="0" w:color="auto"/>
+              <w:left w:val="single" w:sz="4" w:space="0" w:color="auto"/>
+              <w:bottom w:val="single" w:sz="4" w:space="0" w:color="auto"/>
+              <w:right w:val="single" w:sz="4" w:space="0" w:color="auto"/>
+            </w:tcBorders>
+            <w:tcMar>
+              <w:top w:w="0" w:type="dxa"/>
+              <w:left w:w="108" w:type="dxa"/>
+              <w:bottom w:w="0" w:type="dxa"/>
+              <w:right w:w="108" w:type="dxa"/>
+            </w:tcMar>
           </w:tcPr>
           <w:p>
+            <w:pPr>
+              <w:spacing w:after="200" w:line="276" w:lineRule="auto"/>
+            </w:pPr>
             <w:r>
               <w:rPr>
+                <w:rFonts w:ascii="Cambria" w:hAnsi="Cambria" w:eastAsia="ＭＳ 明朝" w:cs="Cambria" w:asciiTheme="minorHAnsi" w:hAnsiTheme="minorHAnsi" w:eastAsiaTheme="minorEastAsia" w:csTheme="minorBidi"/>
                 <w:sz w:val="20"/>
+                <w:szCs w:val="22"/>
               </w:rPr>
               <w:t>kind</w:t>
             </w:r>
@@ -2602,12 +5544,29 @@
         </w:tc>
         <w:tc>
           <w:tcPr>
-            <w:tcW w:type="dxa" w:w="3120"/>
+            <w:tcW w:w="3120" w:type="dxa"/>
+            <w:tcBorders>
+              <w:top w:val="single" w:sz="4" w:space="0" w:color="auto"/>
+              <w:left w:val="single" w:sz="4" w:space="0" w:color="auto"/>
+              <w:bottom w:val="single" w:sz="4" w:space="0" w:color="auto"/>
+              <w:right w:val="single" w:sz="4" w:space="0" w:color="auto"/>
+            </w:tcBorders>
+            <w:tcMar>
+              <w:top w:w="0" w:type="dxa"/>
+              <w:left w:w="108" w:type="dxa"/>
+              <w:bottom w:w="0" w:type="dxa"/>
+              <w:right w:w="108" w:type="dxa"/>
+            </w:tcMar>
           </w:tcPr>
           <w:p>
+            <w:pPr>
+              <w:spacing w:after="200" w:line="276" w:lineRule="auto"/>
+            </w:pPr>
             <w:r>
               <w:rPr>
+                <w:rFonts w:ascii="Cambria" w:hAnsi="Cambria" w:eastAsia="ＭＳ 明朝" w:cs="Cambria" w:asciiTheme="minorHAnsi" w:hAnsiTheme="minorHAnsi" w:eastAsiaTheme="minorEastAsia" w:csTheme="minorBidi"/>
                 <w:sz w:val="20"/>
+                <w:szCs w:val="22"/>
               </w:rPr>
               <w:t>string</w:t>
             </w:r>
@@ -2615,12 +5574,29 @@
         </w:tc>
         <w:tc>
           <w:tcPr>
-            <w:tcW w:type="dxa" w:w="3120"/>
+            <w:tcW w:w="3120" w:type="dxa"/>
+            <w:tcBorders>
+              <w:top w:val="single" w:sz="4" w:space="0" w:color="auto"/>
+              <w:left w:val="single" w:sz="4" w:space="0" w:color="auto"/>
+              <w:bottom w:val="single" w:sz="4" w:space="0" w:color="auto"/>
+              <w:right w:val="single" w:sz="4" w:space="0" w:color="auto"/>
+            </w:tcBorders>
+            <w:tcMar>
+              <w:top w:w="0" w:type="dxa"/>
+              <w:left w:w="108" w:type="dxa"/>
+              <w:bottom w:w="0" w:type="dxa"/>
+              <w:right w:w="108" w:type="dxa"/>
+            </w:tcMar>
           </w:tcPr>
           <w:p>
+            <w:pPr>
+              <w:spacing w:after="200" w:line="276" w:lineRule="auto"/>
+            </w:pPr>
             <w:r>
               <w:rPr>
+                <w:rFonts w:ascii="Cambria" w:hAnsi="Cambria" w:eastAsia="ＭＳ 明朝" w:cs="Cambria" w:asciiTheme="minorHAnsi" w:hAnsiTheme="minorHAnsi" w:eastAsiaTheme="minorEastAsia" w:csTheme="minorBidi"/>
                 <w:sz w:val="20"/>
+                <w:szCs w:val="22"/>
               </w:rPr>
               <w:t>academic | news | structured_data | policy | ota | …</w:t>
             </w:r>
@@ -2630,12 +5606,29 @@
       <w:tr>
         <w:tc>
           <w:tcPr>
-            <w:tcW w:type="dxa" w:w="3120"/>
+            <w:tcW w:w="3120" w:type="dxa"/>
+            <w:tcBorders>
+              <w:top w:val="single" w:sz="4" w:space="0" w:color="auto"/>
+              <w:left w:val="single" w:sz="4" w:space="0" w:color="auto"/>
+              <w:bottom w:val="single" w:sz="4" w:space="0" w:color="auto"/>
+              <w:right w:val="single" w:sz="4" w:space="0" w:color="auto"/>
+            </w:tcBorders>
+            <w:tcMar>
+              <w:top w:w="0" w:type="dxa"/>
+              <w:left w:w="108" w:type="dxa"/>
+              <w:bottom w:w="0" w:type="dxa"/>
+              <w:right w:w="108" w:type="dxa"/>
+            </w:tcMar>
           </w:tcPr>
           <w:p>
+            <w:pPr>
+              <w:spacing w:after="200" w:line="276" w:lineRule="auto"/>
+            </w:pPr>
             <w:r>
               <w:rPr>
+                <w:rFonts w:ascii="Cambria" w:hAnsi="Cambria" w:eastAsia="ＭＳ 明朝" w:cs="Cambria" w:asciiTheme="minorHAnsi" w:hAnsiTheme="minorHAnsi" w:eastAsiaTheme="minorEastAsia" w:csTheme="minorBidi"/>
                 <w:sz w:val="20"/>
+                <w:szCs w:val="22"/>
               </w:rPr>
               <w:t>text</w:t>
             </w:r>
@@ -2643,12 +5636,29 @@
         </w:tc>
         <w:tc>
           <w:tcPr>
-            <w:tcW w:type="dxa" w:w="3120"/>
+            <w:tcW w:w="3120" w:type="dxa"/>
+            <w:tcBorders>
+              <w:top w:val="single" w:sz="4" w:space="0" w:color="auto"/>
+              <w:left w:val="single" w:sz="4" w:space="0" w:color="auto"/>
+              <w:bottom w:val="single" w:sz="4" w:space="0" w:color="auto"/>
+              <w:right w:val="single" w:sz="4" w:space="0" w:color="auto"/>
+            </w:tcBorders>
+            <w:tcMar>
+              <w:top w:w="0" w:type="dxa"/>
+              <w:left w:w="108" w:type="dxa"/>
+              <w:bottom w:w="0" w:type="dxa"/>
+              <w:right w:w="108" w:type="dxa"/>
+            </w:tcMar>
           </w:tcPr>
           <w:p>
+            <w:pPr>
+              <w:spacing w:after="200" w:line="276" w:lineRule="auto"/>
+            </w:pPr>
             <w:r>
               <w:rPr>
+                <w:rFonts w:ascii="Cambria" w:hAnsi="Cambria" w:eastAsia="ＭＳ 明朝" w:cs="Cambria" w:asciiTheme="minorHAnsi" w:hAnsiTheme="minorHAnsi" w:eastAsiaTheme="minorEastAsia" w:csTheme="minorBidi"/>
                 <w:sz w:val="20"/>
+                <w:szCs w:val="22"/>
               </w:rPr>
               <w:t>string</w:t>
             </w:r>
@@ -2656,12 +5666,29 @@
         </w:tc>
         <w:tc>
           <w:tcPr>
-            <w:tcW w:type="dxa" w:w="3120"/>
+            <w:tcW w:w="3120" w:type="dxa"/>
+            <w:tcBorders>
+              <w:top w:val="single" w:sz="4" w:space="0" w:color="auto"/>
+              <w:left w:val="single" w:sz="4" w:space="0" w:color="auto"/>
+              <w:bottom w:val="single" w:sz="4" w:space="0" w:color="auto"/>
+              <w:right w:val="single" w:sz="4" w:space="0" w:color="auto"/>
+            </w:tcBorders>
+            <w:tcMar>
+              <w:top w:w="0" w:type="dxa"/>
+              <w:left w:w="108" w:type="dxa"/>
+              <w:bottom w:w="0" w:type="dxa"/>
+              <w:right w:w="108" w:type="dxa"/>
+            </w:tcMar>
           </w:tcPr>
           <w:p>
+            <w:pPr>
+              <w:spacing w:after="200" w:line="276" w:lineRule="auto"/>
+            </w:pPr>
             <w:r>
               <w:rPr>
+                <w:rFonts w:ascii="Cambria" w:hAnsi="Cambria" w:eastAsia="ＭＳ 明朝" w:cs="Cambria" w:asciiTheme="minorHAnsi" w:hAnsiTheme="minorHAnsi" w:eastAsiaTheme="minorEastAsia" w:csTheme="minorBidi"/>
                 <w:sz w:val="20"/>
+                <w:szCs w:val="22"/>
               </w:rPr>
               <w:t>Human-readable citation line</w:t>
             </w:r>
@@ -2671,12 +5698,29 @@
       <w:tr>
         <w:tc>
           <w:tcPr>
-            <w:tcW w:type="dxa" w:w="3120"/>
+            <w:tcW w:w="3120" w:type="dxa"/>
+            <w:tcBorders>
+              <w:top w:val="single" w:sz="4" w:space="0" w:color="auto"/>
+              <w:left w:val="single" w:sz="4" w:space="0" w:color="auto"/>
+              <w:bottom w:val="single" w:sz="4" w:space="0" w:color="auto"/>
+              <w:right w:val="single" w:sz="4" w:space="0" w:color="auto"/>
+            </w:tcBorders>
+            <w:tcMar>
+              <w:top w:w="0" w:type="dxa"/>
+              <w:left w:w="108" w:type="dxa"/>
+              <w:bottom w:w="0" w:type="dxa"/>
+              <w:right w:w="108" w:type="dxa"/>
+            </w:tcMar>
           </w:tcPr>
           <w:p>
+            <w:pPr>
+              <w:spacing w:after="200" w:line="276" w:lineRule="auto"/>
+            </w:pPr>
             <w:r>
               <w:rPr>
+                <w:rFonts w:ascii="Cambria" w:hAnsi="Cambria" w:eastAsia="ＭＳ 明朝" w:cs="Cambria" w:asciiTheme="minorHAnsi" w:hAnsiTheme="minorHAnsi" w:eastAsiaTheme="minorEastAsia" w:csTheme="minorBidi"/>
                 <w:sz w:val="20"/>
+                <w:szCs w:val="22"/>
               </w:rPr>
               <w:t>url</w:t>
             </w:r>
@@ -2684,12 +5728,29 @@
         </w:tc>
         <w:tc>
           <w:tcPr>
-            <w:tcW w:type="dxa" w:w="3120"/>
+            <w:tcW w:w="3120" w:type="dxa"/>
+            <w:tcBorders>
+              <w:top w:val="single" w:sz="4" w:space="0" w:color="auto"/>
+              <w:left w:val="single" w:sz="4" w:space="0" w:color="auto"/>
+              <w:bottom w:val="single" w:sz="4" w:space="0" w:color="auto"/>
+              <w:right w:val="single" w:sz="4" w:space="0" w:color="auto"/>
+            </w:tcBorders>
+            <w:tcMar>
+              <w:top w:w="0" w:type="dxa"/>
+              <w:left w:w="108" w:type="dxa"/>
+              <w:bottom w:w="0" w:type="dxa"/>
+              <w:right w:w="108" w:type="dxa"/>
+            </w:tcMar>
           </w:tcPr>
           <w:p>
+            <w:pPr>
+              <w:spacing w:after="200" w:line="276" w:lineRule="auto"/>
+            </w:pPr>
             <w:r>
               <w:rPr>
+                <w:rFonts w:ascii="Cambria" w:hAnsi="Cambria" w:eastAsia="ＭＳ 明朝" w:cs="Cambria" w:asciiTheme="minorHAnsi" w:hAnsiTheme="minorHAnsi" w:eastAsiaTheme="minorEastAsia" w:csTheme="minorBidi"/>
                 <w:sz w:val="20"/>
+                <w:szCs w:val="22"/>
               </w:rPr>
               <w:t>string | null</w:t>
             </w:r>
@@ -2697,12 +5758,29 @@
         </w:tc>
         <w:tc>
           <w:tcPr>
-            <w:tcW w:type="dxa" w:w="3120"/>
+            <w:tcW w:w="3120" w:type="dxa"/>
+            <w:tcBorders>
+              <w:top w:val="single" w:sz="4" w:space="0" w:color="auto"/>
+              <w:left w:val="single" w:sz="4" w:space="0" w:color="auto"/>
+              <w:bottom w:val="single" w:sz="4" w:space="0" w:color="auto"/>
+              <w:right w:val="single" w:sz="4" w:space="0" w:color="auto"/>
+            </w:tcBorders>
+            <w:tcMar>
+              <w:top w:w="0" w:type="dxa"/>
+              <w:left w:w="108" w:type="dxa"/>
+              <w:bottom w:w="0" w:type="dxa"/>
+              <w:right w:w="108" w:type="dxa"/>
+            </w:tcMar>
           </w:tcPr>
           <w:p>
+            <w:pPr>
+              <w:spacing w:after="200" w:line="276" w:lineRule="auto"/>
+            </w:pPr>
             <w:r>
               <w:rPr>
+                <w:rFonts w:ascii="Cambria" w:hAnsi="Cambria" w:eastAsia="ＭＳ 明朝" w:cs="Cambria" w:asciiTheme="minorHAnsi" w:hAnsiTheme="minorHAnsi" w:eastAsiaTheme="minorEastAsia" w:csTheme="minorBidi"/>
                 <w:sz w:val="20"/>
+                <w:szCs w:val="22"/>
               </w:rPr>
               <w:t>Link when available</w:t>
             </w:r>
@@ -2710,12 +5788,24 @@
         </w:tc>
       </w:tr>
     </w:tbl>
-    <w:p/>
+    <w:p>
+      <w:pPr>
+        <w:spacing w:after="200" w:line="276" w:lineRule="auto"/>
+      </w:pPr>
+    </w:p>
     <w:p>
       <w:pPr>
         <w:pStyle w:val="Heading1"/>
       </w:pPr>
       <w:r>
+        <w:rPr>
+          <w:rFonts w:ascii="Calibri" w:hAnsi="Calibri" w:eastAsia="ＭＳ ゴシック" w:cs="Calibri" w:asciiTheme="majorHAnsi" w:hAnsiTheme="majorHAnsi" w:eastAsiaTheme="majorEastAsia" w:csTheme="majorBidi"/>
+          <w:b/>
+          <w:bCs/>
+          <w:color w:val="365F91" w:themeColor="accent1" w:themeShade="BF"/>
+          <w:sz w:val="28"/>
+          <w:szCs w:val="28"/>
+        </w:rPr>
         <w:t>cURL examples (all plans)</w:t>
       </w:r>
     </w:p>
@@ -2724,6 +5814,14 @@
         <w:pStyle w:val="Heading3"/>
       </w:pPr>
       <w:r>
+        <w:rPr>
+          <w:rFonts w:ascii="Calibri" w:hAnsi="Calibri" w:eastAsia="ＭＳ ゴシック" w:cs="Calibri" w:asciiTheme="majorHAnsi" w:hAnsiTheme="majorHAnsi" w:eastAsiaTheme="majorEastAsia" w:csTheme="majorBidi"/>
+          <w:b/>
+          <w:bCs/>
+          <w:color w:val="4F81BD" w:themeColor="accent1"/>
+          <w:sz w:val="22"/>
+          <w:szCs w:val="22"/>
+        </w:rPr>
         <w:t>POST /query/free</w:t>
       </w:r>
     </w:p>
@@ -2734,8 +5832,9 @@
       </w:pPr>
       <w:r>
         <w:rPr>
-          <w:rFonts w:ascii="Consolas" w:hAnsi="Consolas"/>
+          <w:rFonts w:ascii="Consolas" w:hAnsi="Consolas" w:eastAsia="ＭＳ 明朝" w:cs="Consolas" w:eastAsiaTheme="minorEastAsia" w:csTheme="minorBidi"/>
           <w:sz w:val="18"/>
+          <w:szCs w:val="22"/>
         </w:rPr>
         <w:t>curl -s -X POST "https://data-team-production-db77.up.railway.app/query/free" \</w:t>
       </w:r>
@@ -2747,8 +5846,9 @@
       </w:pPr>
       <w:r>
         <w:rPr>
-          <w:rFonts w:ascii="Consolas" w:hAnsi="Consolas"/>
+          <w:rFonts w:ascii="Consolas" w:hAnsi="Consolas" w:eastAsia="ＭＳ 明朝" w:cs="Consolas" w:eastAsiaTheme="minorEastAsia" w:csTheme="minorBidi"/>
           <w:sz w:val="18"/>
+          <w:szCs w:val="22"/>
         </w:rPr>
         <w:t xml:space="preserve">  -H "Content-Type: application/json" \</w:t>
       </w:r>
@@ -2760,8 +5860,9 @@
       </w:pPr>
       <w:r>
         <w:rPr>
-          <w:rFonts w:ascii="Consolas" w:hAnsi="Consolas"/>
+          <w:rFonts w:ascii="Consolas" w:hAnsi="Consolas" w:eastAsia="ＭＳ 明朝" w:cs="Consolas" w:eastAsiaTheme="minorEastAsia" w:csTheme="minorBidi"/>
           <w:sz w:val="18"/>
+          <w:szCs w:val="22"/>
         </w:rPr>
         <w:t xml:space="preserve">  -d '{</w:t>
       </w:r>
@@ -2773,8 +5874,9 @@
       </w:pPr>
       <w:r>
         <w:rPr>
-          <w:rFonts w:ascii="Consolas" w:hAnsi="Consolas"/>
+          <w:rFonts w:ascii="Consolas" w:hAnsi="Consolas" w:eastAsia="ＭＳ 明朝" w:cs="Consolas" w:eastAsiaTheme="minorEastAsia" w:csTheme="minorBidi"/>
           <w:sz w:val="18"/>
+          <w:szCs w:val="22"/>
         </w:rPr>
         <w:t xml:space="preserve">    "query": "What is the maize outlook?",</w:t>
       </w:r>
@@ -2786,8 +5888,9 @@
       </w:pPr>
       <w:r>
         <w:rPr>
-          <w:rFonts w:ascii="Consolas" w:hAnsi="Consolas"/>
+          <w:rFonts w:ascii="Consolas" w:hAnsi="Consolas" w:eastAsia="ＭＳ 明朝" w:cs="Consolas" w:eastAsiaTheme="minorEastAsia" w:csTheme="minorBidi"/>
           <w:sz w:val="18"/>
+          <w:szCs w:val="22"/>
         </w:rPr>
         <w:t xml:space="preserve">    "user_profile": {</w:t>
       </w:r>
@@ -2799,8 +5902,9 @@
       </w:pPr>
       <w:r>
         <w:rPr>
-          <w:rFonts w:ascii="Consolas" w:hAnsi="Consolas"/>
+          <w:rFonts w:ascii="Consolas" w:hAnsi="Consolas" w:eastAsia="ＭＳ 明朝" w:cs="Consolas" w:eastAsiaTheme="minorEastAsia" w:csTheme="minorBidi"/>
           <w:sz w:val="18"/>
+          <w:szCs w:val="22"/>
         </w:rPr>
         <w:t xml:space="preserve">      "plan_type": "Free",</w:t>
       </w:r>
@@ -2812,8 +5916,9 @@
       </w:pPr>
       <w:r>
         <w:rPr>
-          <w:rFonts w:ascii="Consolas" w:hAnsi="Consolas"/>
+          <w:rFonts w:ascii="Consolas" w:hAnsi="Consolas" w:eastAsia="ＭＳ 明朝" w:cs="Consolas" w:eastAsiaTheme="minorEastAsia" w:csTheme="minorBidi"/>
           <w:sz w:val="18"/>
+          <w:szCs w:val="22"/>
         </w:rPr>
         <w:t xml:space="preserve">      "category": "Government"</w:t>
       </w:r>
@@ -2825,8 +5930,9 @@
       </w:pPr>
       <w:r>
         <w:rPr>
-          <w:rFonts w:ascii="Consolas" w:hAnsi="Consolas"/>
+          <w:rFonts w:ascii="Consolas" w:hAnsi="Consolas" w:eastAsia="ＭＳ 明朝" w:cs="Consolas" w:eastAsiaTheme="minorEastAsia" w:csTheme="minorBidi"/>
           <w:sz w:val="18"/>
+          <w:szCs w:val="22"/>
         </w:rPr>
         <w:t xml:space="preserve">    }</w:t>
       </w:r>
@@ -2838,8 +5944,9 @@
       </w:pPr>
       <w:r>
         <w:rPr>
-          <w:rFonts w:ascii="Consolas" w:hAnsi="Consolas"/>
+          <w:rFonts w:ascii="Consolas" w:hAnsi="Consolas" w:eastAsia="ＭＳ 明朝" w:cs="Consolas" w:eastAsiaTheme="minorEastAsia" w:csTheme="minorBidi"/>
           <w:sz w:val="18"/>
+          <w:szCs w:val="22"/>
         </w:rPr>
         <w:t xml:space="preserve">  }'</w:t>
       </w:r>
@@ -2849,6 +5956,14 @@
         <w:pStyle w:val="Heading3"/>
       </w:pPr>
       <w:r>
+        <w:rPr>
+          <w:rFonts w:ascii="Calibri" w:hAnsi="Calibri" w:eastAsia="ＭＳ ゴシック" w:cs="Calibri" w:asciiTheme="majorHAnsi" w:hAnsiTheme="majorHAnsi" w:eastAsiaTheme="majorEastAsia" w:csTheme="majorBidi"/>
+          <w:b/>
+          <w:bCs/>
+          <w:color w:val="4F81BD" w:themeColor="accent1"/>
+          <w:sz w:val="22"/>
+          <w:szCs w:val="22"/>
+        </w:rPr>
         <w:t>POST /query/farmers</w:t>
       </w:r>
     </w:p>
@@ -2859,8 +5974,9 @@
       </w:pPr>
       <w:r>
         <w:rPr>
-          <w:rFonts w:ascii="Consolas" w:hAnsi="Consolas"/>
+          <w:rFonts w:ascii="Consolas" w:hAnsi="Consolas" w:eastAsia="ＭＳ 明朝" w:cs="Consolas" w:eastAsiaTheme="minorEastAsia" w:csTheme="minorBidi"/>
           <w:sz w:val="18"/>
+          <w:szCs w:val="22"/>
         </w:rPr>
         <w:t>curl -s -X POST "https://data-team-production-db77.up.railway.app/query/farmers" \</w:t>
       </w:r>
@@ -2872,8 +5988,9 @@
       </w:pPr>
       <w:r>
         <w:rPr>
-          <w:rFonts w:ascii="Consolas" w:hAnsi="Consolas"/>
+          <w:rFonts w:ascii="Consolas" w:hAnsi="Consolas" w:eastAsia="ＭＳ 明朝" w:cs="Consolas" w:eastAsiaTheme="minorEastAsia" w:csTheme="minorBidi"/>
           <w:sz w:val="18"/>
+          <w:szCs w:val="22"/>
         </w:rPr>
         <w:t xml:space="preserve">  -H "Content-Type: application/json" \</w:t>
       </w:r>
@@ -2885,8 +6002,9 @@
       </w:pPr>
       <w:r>
         <w:rPr>
-          <w:rFonts w:ascii="Consolas" w:hAnsi="Consolas"/>
+          <w:rFonts w:ascii="Consolas" w:hAnsi="Consolas" w:eastAsia="ＭＳ 明朝" w:cs="Consolas" w:eastAsiaTheme="minorEastAsia" w:csTheme="minorBidi"/>
           <w:sz w:val="18"/>
+          <w:szCs w:val="22"/>
         </w:rPr>
         <w:t xml:space="preserve">  -d '{</w:t>
       </w:r>
@@ -2898,8 +6016,9 @@
       </w:pPr>
       <w:r>
         <w:rPr>
-          <w:rFonts w:ascii="Consolas" w:hAnsi="Consolas"/>
+          <w:rFonts w:ascii="Consolas" w:hAnsi="Consolas" w:eastAsia="ＭＳ 明朝" w:cs="Consolas" w:eastAsiaTheme="minorEastAsia" w:csTheme="minorBidi"/>
           <w:sz w:val="18"/>
+          <w:szCs w:val="22"/>
         </w:rPr>
         <w:t xml:space="preserve">    "query": "What is the maize outlook?",</w:t>
       </w:r>
@@ -2911,8 +6030,9 @@
       </w:pPr>
       <w:r>
         <w:rPr>
-          <w:rFonts w:ascii="Consolas" w:hAnsi="Consolas"/>
+          <w:rFonts w:ascii="Consolas" w:hAnsi="Consolas" w:eastAsia="ＭＳ 明朝" w:cs="Consolas" w:eastAsiaTheme="minorEastAsia" w:csTheme="minorBidi"/>
           <w:sz w:val="18"/>
+          <w:szCs w:val="22"/>
         </w:rPr>
         <w:t xml:space="preserve">    "user_profile": {</w:t>
       </w:r>
@@ -2924,8 +6044,9 @@
       </w:pPr>
       <w:r>
         <w:rPr>
-          <w:rFonts w:ascii="Consolas" w:hAnsi="Consolas"/>
+          <w:rFonts w:ascii="Consolas" w:hAnsi="Consolas" w:eastAsia="ＭＳ 明朝" w:cs="Consolas" w:eastAsiaTheme="minorEastAsia" w:csTheme="minorBidi"/>
           <w:sz w:val="18"/>
+          <w:szCs w:val="22"/>
         </w:rPr>
         <w:t xml:space="preserve">      "plan_type": "Farmers",</w:t>
       </w:r>
@@ -2937,8 +6058,9 @@
       </w:pPr>
       <w:r>
         <w:rPr>
-          <w:rFonts w:ascii="Consolas" w:hAnsi="Consolas"/>
+          <w:rFonts w:ascii="Consolas" w:hAnsi="Consolas" w:eastAsia="ＭＳ 明朝" w:cs="Consolas" w:eastAsiaTheme="minorEastAsia" w:csTheme="minorBidi"/>
           <w:sz w:val="18"/>
+          <w:szCs w:val="22"/>
         </w:rPr>
         <w:t xml:space="preserve">      "category": "Farmers",</w:t>
       </w:r>
@@ -2950,8 +6072,9 @@
       </w:pPr>
       <w:r>
         <w:rPr>
-          <w:rFonts w:ascii="Consolas" w:hAnsi="Consolas"/>
+          <w:rFonts w:ascii="Consolas" w:hAnsi="Consolas" w:eastAsia="ＭＳ 明朝" w:cs="Consolas" w:eastAsiaTheme="minorEastAsia" w:csTheme="minorBidi"/>
           <w:sz w:val="18"/>
+          <w:szCs w:val="22"/>
         </w:rPr>
         <w:t xml:space="preserve">      "country": "Kenya"</w:t>
       </w:r>
@@ -2963,8 +6086,9 @@
       </w:pPr>
       <w:r>
         <w:rPr>
-          <w:rFonts w:ascii="Consolas" w:hAnsi="Consolas"/>
+          <w:rFonts w:ascii="Consolas" w:hAnsi="Consolas" w:eastAsia="ＭＳ 明朝" w:cs="Consolas" w:eastAsiaTheme="minorEastAsia" w:csTheme="minorBidi"/>
           <w:sz w:val="18"/>
+          <w:szCs w:val="22"/>
         </w:rPr>
         <w:t xml:space="preserve">    }</w:t>
       </w:r>
@@ -2976,8 +6100,9 @@
       </w:pPr>
       <w:r>
         <w:rPr>
-          <w:rFonts w:ascii="Consolas" w:hAnsi="Consolas"/>
+          <w:rFonts w:ascii="Consolas" w:hAnsi="Consolas" w:eastAsia="ＭＳ 明朝" w:cs="Consolas" w:eastAsiaTheme="minorEastAsia" w:csTheme="minorBidi"/>
           <w:sz w:val="18"/>
+          <w:szCs w:val="22"/>
         </w:rPr>
         <w:t xml:space="preserve">  }'</w:t>
       </w:r>
@@ -2987,6 +6112,14 @@
         <w:pStyle w:val="Heading3"/>
       </w:pPr>
       <w:r>
+        <w:rPr>
+          <w:rFonts w:ascii="Calibri" w:hAnsi="Calibri" w:eastAsia="ＭＳ ゴシック" w:cs="Calibri" w:asciiTheme="majorHAnsi" w:hAnsiTheme="majorHAnsi" w:eastAsiaTheme="majorEastAsia" w:csTheme="majorBidi"/>
+          <w:b/>
+          <w:bCs/>
+          <w:color w:val="4F81BD" w:themeColor="accent1"/>
+          <w:sz w:val="22"/>
+          <w:szCs w:val="22"/>
+        </w:rPr>
         <w:t>POST /query/government</w:t>
       </w:r>
     </w:p>
@@ -2997,8 +6130,9 @@
       </w:pPr>
       <w:r>
         <w:rPr>
-          <w:rFonts w:ascii="Consolas" w:hAnsi="Consolas"/>
+          <w:rFonts w:ascii="Consolas" w:hAnsi="Consolas" w:eastAsia="ＭＳ 明朝" w:cs="Consolas" w:eastAsiaTheme="minorEastAsia" w:csTheme="minorBidi"/>
           <w:sz w:val="18"/>
+          <w:szCs w:val="22"/>
         </w:rPr>
         <w:t>curl -s -X POST "https://data-team-production-db77.up.railway.app/query/government" \</w:t>
       </w:r>
@@ -3010,8 +6144,9 @@
       </w:pPr>
       <w:r>
         <w:rPr>
-          <w:rFonts w:ascii="Consolas" w:hAnsi="Consolas"/>
+          <w:rFonts w:ascii="Consolas" w:hAnsi="Consolas" w:eastAsia="ＭＳ 明朝" w:cs="Consolas" w:eastAsiaTheme="minorEastAsia" w:csTheme="minorBidi"/>
           <w:sz w:val="18"/>
+          <w:szCs w:val="22"/>
         </w:rPr>
         <w:t xml:space="preserve">  -H "Content-Type: application/json" \</w:t>
       </w:r>
@@ -3023,8 +6158,9 @@
       </w:pPr>
       <w:r>
         <w:rPr>
-          <w:rFonts w:ascii="Consolas" w:hAnsi="Consolas"/>
+          <w:rFonts w:ascii="Consolas" w:hAnsi="Consolas" w:eastAsia="ＭＳ 明朝" w:cs="Consolas" w:eastAsiaTheme="minorEastAsia" w:csTheme="minorBidi"/>
           <w:sz w:val="18"/>
+          <w:szCs w:val="22"/>
         </w:rPr>
         <w:t xml:space="preserve">  -d '{</w:t>
       </w:r>
@@ -3036,8 +6172,9 @@
       </w:pPr>
       <w:r>
         <w:rPr>
-          <w:rFonts w:ascii="Consolas" w:hAnsi="Consolas"/>
+          <w:rFonts w:ascii="Consolas" w:hAnsi="Consolas" w:eastAsia="ＭＳ 明朝" w:cs="Consolas" w:eastAsiaTheme="minorEastAsia" w:csTheme="minorBidi"/>
           <w:sz w:val="18"/>
+          <w:szCs w:val="22"/>
         </w:rPr>
         <w:t xml:space="preserve">    "query": "What is the maize outlook?",</w:t>
       </w:r>
@@ -3049,8 +6186,9 @@
       </w:pPr>
       <w:r>
         <w:rPr>
-          <w:rFonts w:ascii="Consolas" w:hAnsi="Consolas"/>
+          <w:rFonts w:ascii="Consolas" w:hAnsi="Consolas" w:eastAsia="ＭＳ 明朝" w:cs="Consolas" w:eastAsiaTheme="minorEastAsia" w:csTheme="minorBidi"/>
           <w:sz w:val="18"/>
+          <w:szCs w:val="22"/>
         </w:rPr>
         <w:t xml:space="preserve">    "user_profile": {</w:t>
       </w:r>
@@ -3062,8 +6200,9 @@
       </w:pPr>
       <w:r>
         <w:rPr>
-          <w:rFonts w:ascii="Consolas" w:hAnsi="Consolas"/>
+          <w:rFonts w:ascii="Consolas" w:hAnsi="Consolas" w:eastAsia="ＭＳ 明朝" w:cs="Consolas" w:eastAsiaTheme="minorEastAsia" w:csTheme="minorBidi"/>
           <w:sz w:val="18"/>
+          <w:szCs w:val="22"/>
         </w:rPr>
         <w:t xml:space="preserve">      "plan_type": "Government",</w:t>
       </w:r>
@@ -3075,8 +6214,9 @@
       </w:pPr>
       <w:r>
         <w:rPr>
-          <w:rFonts w:ascii="Consolas" w:hAnsi="Consolas"/>
+          <w:rFonts w:ascii="Consolas" w:hAnsi="Consolas" w:eastAsia="ＭＳ 明朝" w:cs="Consolas" w:eastAsiaTheme="minorEastAsia" w:csTheme="minorBidi"/>
           <w:sz w:val="18"/>
+          <w:szCs w:val="22"/>
         </w:rPr>
         <w:t xml:space="preserve">      "category": "Government"</w:t>
       </w:r>
@@ -3088,8 +6228,9 @@
       </w:pPr>
       <w:r>
         <w:rPr>
-          <w:rFonts w:ascii="Consolas" w:hAnsi="Consolas"/>
+          <w:rFonts w:ascii="Consolas" w:hAnsi="Consolas" w:eastAsia="ＭＳ 明朝" w:cs="Consolas" w:eastAsiaTheme="minorEastAsia" w:csTheme="minorBidi"/>
           <w:sz w:val="18"/>
+          <w:szCs w:val="22"/>
         </w:rPr>
         <w:t xml:space="preserve">    }</w:t>
       </w:r>
@@ -3101,8 +6242,9 @@
       </w:pPr>
       <w:r>
         <w:rPr>
-          <w:rFonts w:ascii="Consolas" w:hAnsi="Consolas"/>
+          <w:rFonts w:ascii="Consolas" w:hAnsi="Consolas" w:eastAsia="ＭＳ 明朝" w:cs="Consolas" w:eastAsiaTheme="minorEastAsia" w:csTheme="minorBidi"/>
           <w:sz w:val="18"/>
+          <w:szCs w:val="22"/>
         </w:rPr>
         <w:t xml:space="preserve">  }'</w:t>
       </w:r>
@@ -3112,6 +6254,14 @@
         <w:pStyle w:val="Heading3"/>
       </w:pPr>
       <w:r>
+        <w:rPr>
+          <w:rFonts w:ascii="Calibri" w:hAnsi="Calibri" w:eastAsia="ＭＳ ゴシック" w:cs="Calibri" w:asciiTheme="majorHAnsi" w:hAnsiTheme="majorHAnsi" w:eastAsiaTheme="majorEastAsia" w:csTheme="majorBidi"/>
+          <w:b/>
+          <w:bCs/>
+          <w:color w:val="4F81BD" w:themeColor="accent1"/>
+          <w:sz w:val="22"/>
+          <w:szCs w:val="22"/>
+        </w:rPr>
         <w:t>POST /query/ngos</w:t>
       </w:r>
     </w:p>
@@ -3122,8 +6272,9 @@
       </w:pPr>
       <w:r>
         <w:rPr>
-          <w:rFonts w:ascii="Consolas" w:hAnsi="Consolas"/>
+          <w:rFonts w:ascii="Consolas" w:hAnsi="Consolas" w:eastAsia="ＭＳ 明朝" w:cs="Consolas" w:eastAsiaTheme="minorEastAsia" w:csTheme="minorBidi"/>
           <w:sz w:val="18"/>
+          <w:szCs w:val="22"/>
         </w:rPr>
         <w:t>curl -s -X POST "https://data-team-production-db77.up.railway.app/query/ngos" \</w:t>
       </w:r>
@@ -3135,8 +6286,9 @@
       </w:pPr>
       <w:r>
         <w:rPr>
-          <w:rFonts w:ascii="Consolas" w:hAnsi="Consolas"/>
+          <w:rFonts w:ascii="Consolas" w:hAnsi="Consolas" w:eastAsia="ＭＳ 明朝" w:cs="Consolas" w:eastAsiaTheme="minorEastAsia" w:csTheme="minorBidi"/>
           <w:sz w:val="18"/>
+          <w:szCs w:val="22"/>
         </w:rPr>
         <w:t xml:space="preserve">  -H "Content-Type: application/json" \</w:t>
       </w:r>
@@ -3148,8 +6300,9 @@
       </w:pPr>
       <w:r>
         <w:rPr>
-          <w:rFonts w:ascii="Consolas" w:hAnsi="Consolas"/>
+          <w:rFonts w:ascii="Consolas" w:hAnsi="Consolas" w:eastAsia="ＭＳ 明朝" w:cs="Consolas" w:eastAsiaTheme="minorEastAsia" w:csTheme="minorBidi"/>
           <w:sz w:val="18"/>
+          <w:szCs w:val="22"/>
         </w:rPr>
         <w:t xml:space="preserve">  -d '{</w:t>
       </w:r>
@@ -3161,8 +6314,9 @@
       </w:pPr>
       <w:r>
         <w:rPr>
-          <w:rFonts w:ascii="Consolas" w:hAnsi="Consolas"/>
+          <w:rFonts w:ascii="Consolas" w:hAnsi="Consolas" w:eastAsia="ＭＳ 明朝" w:cs="Consolas" w:eastAsiaTheme="minorEastAsia" w:csTheme="minorBidi"/>
           <w:sz w:val="18"/>
+          <w:szCs w:val="22"/>
         </w:rPr>
         <w:t xml:space="preserve">    "query": "What is the maize outlook?",</w:t>
       </w:r>
@@ -3174,8 +6328,9 @@
       </w:pPr>
       <w:r>
         <w:rPr>
-          <w:rFonts w:ascii="Consolas" w:hAnsi="Consolas"/>
+          <w:rFonts w:ascii="Consolas" w:hAnsi="Consolas" w:eastAsia="ＭＳ 明朝" w:cs="Consolas" w:eastAsiaTheme="minorEastAsia" w:csTheme="minorBidi"/>
           <w:sz w:val="18"/>
+          <w:szCs w:val="22"/>
         </w:rPr>
         <w:t xml:space="preserve">    "user_profile": {</w:t>
       </w:r>
@@ -3187,8 +6342,9 @@
       </w:pPr>
       <w:r>
         <w:rPr>
-          <w:rFonts w:ascii="Consolas" w:hAnsi="Consolas"/>
+          <w:rFonts w:ascii="Consolas" w:hAnsi="Consolas" w:eastAsia="ＭＳ 明朝" w:cs="Consolas" w:eastAsiaTheme="minorEastAsia" w:csTheme="minorBidi"/>
           <w:sz w:val="18"/>
+          <w:szCs w:val="22"/>
         </w:rPr>
         <w:t xml:space="preserve">      "plan_type": "NGOs",</w:t>
       </w:r>
@@ -3200,8 +6356,9 @@
       </w:pPr>
       <w:r>
         <w:rPr>
-          <w:rFonts w:ascii="Consolas" w:hAnsi="Consolas"/>
+          <w:rFonts w:ascii="Consolas" w:hAnsi="Consolas" w:eastAsia="ＭＳ 明朝" w:cs="Consolas" w:eastAsiaTheme="minorEastAsia" w:csTheme="minorBidi"/>
           <w:sz w:val="18"/>
+          <w:szCs w:val="22"/>
         </w:rPr>
         <w:t xml:space="preserve">      "category": "NGOs"</w:t>
       </w:r>
@@ -3213,8 +6370,9 @@
       </w:pPr>
       <w:r>
         <w:rPr>
-          <w:rFonts w:ascii="Consolas" w:hAnsi="Consolas"/>
+          <w:rFonts w:ascii="Consolas" w:hAnsi="Consolas" w:eastAsia="ＭＳ 明朝" w:cs="Consolas" w:eastAsiaTheme="minorEastAsia" w:csTheme="minorBidi"/>
           <w:sz w:val="18"/>
+          <w:szCs w:val="22"/>
         </w:rPr>
         <w:t xml:space="preserve">    }</w:t>
       </w:r>
@@ -3226,8 +6384,9 @@
       </w:pPr>
       <w:r>
         <w:rPr>
-          <w:rFonts w:ascii="Consolas" w:hAnsi="Consolas"/>
+          <w:rFonts w:ascii="Consolas" w:hAnsi="Consolas" w:eastAsia="ＭＳ 明朝" w:cs="Consolas" w:eastAsiaTheme="minorEastAsia" w:csTheme="minorBidi"/>
           <w:sz w:val="18"/>
+          <w:szCs w:val="22"/>
         </w:rPr>
         <w:t xml:space="preserve">  }'</w:t>
       </w:r>
@@ -3237,6 +6396,14 @@
         <w:pStyle w:val="Heading3"/>
       </w:pPr>
       <w:r>
+        <w:rPr>
+          <w:rFonts w:ascii="Calibri" w:hAnsi="Calibri" w:eastAsia="ＭＳ ゴシック" w:cs="Calibri" w:asciiTheme="majorHAnsi" w:hAnsiTheme="majorHAnsi" w:eastAsiaTheme="majorEastAsia" w:csTheme="majorBidi"/>
+          <w:b/>
+          <w:bCs/>
+          <w:color w:val="4F81BD" w:themeColor="accent1"/>
+          <w:sz w:val="22"/>
+          <w:szCs w:val="22"/>
+        </w:rPr>
         <w:t>POST /query/agribusinesses</w:t>
       </w:r>
     </w:p>
@@ -3247,8 +6414,9 @@
       </w:pPr>
       <w:r>
         <w:rPr>
-          <w:rFonts w:ascii="Consolas" w:hAnsi="Consolas"/>
+          <w:rFonts w:ascii="Consolas" w:hAnsi="Consolas" w:eastAsia="ＭＳ 明朝" w:cs="Consolas" w:eastAsiaTheme="minorEastAsia" w:csTheme="minorBidi"/>
           <w:sz w:val="18"/>
+          <w:szCs w:val="22"/>
         </w:rPr>
         <w:t>curl -s -X POST "https://data-team-production-db77.up.railway.app/query/agribusinesses" \</w:t>
       </w:r>
@@ -3260,8 +6428,9 @@
       </w:pPr>
       <w:r>
         <w:rPr>
-          <w:rFonts w:ascii="Consolas" w:hAnsi="Consolas"/>
+          <w:rFonts w:ascii="Consolas" w:hAnsi="Consolas" w:eastAsia="ＭＳ 明朝" w:cs="Consolas" w:eastAsiaTheme="minorEastAsia" w:csTheme="minorBidi"/>
           <w:sz w:val="18"/>
+          <w:szCs w:val="22"/>
         </w:rPr>
         <w:t xml:space="preserve">  -H "Content-Type: application/json" \</w:t>
       </w:r>
@@ -3273,8 +6442,9 @@
       </w:pPr>
       <w:r>
         <w:rPr>
-          <w:rFonts w:ascii="Consolas" w:hAnsi="Consolas"/>
+          <w:rFonts w:ascii="Consolas" w:hAnsi="Consolas" w:eastAsia="ＭＳ 明朝" w:cs="Consolas" w:eastAsiaTheme="minorEastAsia" w:csTheme="minorBidi"/>
           <w:sz w:val="18"/>
+          <w:szCs w:val="22"/>
         </w:rPr>
         <w:t xml:space="preserve">  -d '{</w:t>
       </w:r>
@@ -3286,8 +6456,9 @@
       </w:pPr>
       <w:r>
         <w:rPr>
-          <w:rFonts w:ascii="Consolas" w:hAnsi="Consolas"/>
+          <w:rFonts w:ascii="Consolas" w:hAnsi="Consolas" w:eastAsia="ＭＳ 明朝" w:cs="Consolas" w:eastAsiaTheme="minorEastAsia" w:csTheme="minorBidi"/>
           <w:sz w:val="18"/>
+          <w:szCs w:val="22"/>
         </w:rPr>
         <w:t xml:space="preserve">    "query": "What is the maize outlook?",</w:t>
       </w:r>
@@ -3299,8 +6470,9 @@
       </w:pPr>
       <w:r>
         <w:rPr>
-          <w:rFonts w:ascii="Consolas" w:hAnsi="Consolas"/>
+          <w:rFonts w:ascii="Consolas" w:hAnsi="Consolas" w:eastAsia="ＭＳ 明朝" w:cs="Consolas" w:eastAsiaTheme="minorEastAsia" w:csTheme="minorBidi"/>
           <w:sz w:val="18"/>
+          <w:szCs w:val="22"/>
         </w:rPr>
         <w:t xml:space="preserve">    "user_profile": {</w:t>
       </w:r>
@@ -3312,8 +6484,9 @@
       </w:pPr>
       <w:r>
         <w:rPr>
-          <w:rFonts w:ascii="Consolas" w:hAnsi="Consolas"/>
+          <w:rFonts w:ascii="Consolas" w:hAnsi="Consolas" w:eastAsia="ＭＳ 明朝" w:cs="Consolas" w:eastAsiaTheme="minorEastAsia" w:csTheme="minorBidi"/>
           <w:sz w:val="18"/>
+          <w:szCs w:val="22"/>
         </w:rPr>
         <w:t xml:space="preserve">      "plan_type": "Agribusinesses",</w:t>
       </w:r>
@@ -3325,8 +6498,9 @@
       </w:pPr>
       <w:r>
         <w:rPr>
-          <w:rFonts w:ascii="Consolas" w:hAnsi="Consolas"/>
+          <w:rFonts w:ascii="Consolas" w:hAnsi="Consolas" w:eastAsia="ＭＳ 明朝" w:cs="Consolas" w:eastAsiaTheme="minorEastAsia" w:csTheme="minorBidi"/>
           <w:sz w:val="18"/>
+          <w:szCs w:val="22"/>
         </w:rPr>
         <w:t xml:space="preserve">      "category": "Agribusinesses"</w:t>
       </w:r>
@@ -3338,8 +6512,9 @@
       </w:pPr>
       <w:r>
         <w:rPr>
-          <w:rFonts w:ascii="Consolas" w:hAnsi="Consolas"/>
+          <w:rFonts w:ascii="Consolas" w:hAnsi="Consolas" w:eastAsia="ＭＳ 明朝" w:cs="Consolas" w:eastAsiaTheme="minorEastAsia" w:csTheme="minorBidi"/>
           <w:sz w:val="18"/>
+          <w:szCs w:val="22"/>
         </w:rPr>
         <w:t xml:space="preserve">    }</w:t>
       </w:r>
@@ -3351,8 +6526,9 @@
       </w:pPr>
       <w:r>
         <w:rPr>
-          <w:rFonts w:ascii="Consolas" w:hAnsi="Consolas"/>
+          <w:rFonts w:ascii="Consolas" w:hAnsi="Consolas" w:eastAsia="ＭＳ 明朝" w:cs="Consolas" w:eastAsiaTheme="minorEastAsia" w:csTheme="minorBidi"/>
           <w:sz w:val="18"/>
+          <w:szCs w:val="22"/>
         </w:rPr>
         <w:t xml:space="preserve">  }'</w:t>
       </w:r>
@@ -3362,6 +6538,14 @@
         <w:pStyle w:val="Heading3"/>
       </w:pPr>
       <w:r>
+        <w:rPr>
+          <w:rFonts w:ascii="Calibri" w:hAnsi="Calibri" w:eastAsia="ＭＳ ゴシック" w:cs="Calibri" w:asciiTheme="majorHAnsi" w:hAnsiTheme="majorHAnsi" w:eastAsiaTheme="majorEastAsia" w:csTheme="majorBidi"/>
+          <w:b/>
+          <w:bCs/>
+          <w:color w:val="4F81BD" w:themeColor="accent1"/>
+          <w:sz w:val="22"/>
+          <w:szCs w:val="22"/>
+        </w:rPr>
         <w:t>POST /query/integrated</w:t>
       </w:r>
     </w:p>
@@ -3372,8 +6556,9 @@
       </w:pPr>
       <w:r>
         <w:rPr>
-          <w:rFonts w:ascii="Consolas" w:hAnsi="Consolas"/>
+          <w:rFonts w:ascii="Consolas" w:hAnsi="Consolas" w:eastAsia="ＭＳ 明朝" w:cs="Consolas" w:eastAsiaTheme="minorEastAsia" w:csTheme="minorBidi"/>
           <w:sz w:val="18"/>
+          <w:szCs w:val="22"/>
         </w:rPr>
         <w:t>curl -s -X POST "https://data-team-production-db77.up.railway.app/query/integrated" \</w:t>
       </w:r>
@@ -3385,8 +6570,9 @@
       </w:pPr>
       <w:r>
         <w:rPr>
-          <w:rFonts w:ascii="Consolas" w:hAnsi="Consolas"/>
+          <w:rFonts w:ascii="Consolas" w:hAnsi="Consolas" w:eastAsia="ＭＳ 明朝" w:cs="Consolas" w:eastAsiaTheme="minorEastAsia" w:csTheme="minorBidi"/>
           <w:sz w:val="18"/>
+          <w:szCs w:val="22"/>
         </w:rPr>
         <w:t xml:space="preserve">  -H "Content-Type: application/json" \</w:t>
       </w:r>
@@ -3398,8 +6584,9 @@
       </w:pPr>
       <w:r>
         <w:rPr>
-          <w:rFonts w:ascii="Consolas" w:hAnsi="Consolas"/>
+          <w:rFonts w:ascii="Consolas" w:hAnsi="Consolas" w:eastAsia="ＭＳ 明朝" w:cs="Consolas" w:eastAsiaTheme="minorEastAsia" w:csTheme="minorBidi"/>
           <w:sz w:val="18"/>
+          <w:szCs w:val="22"/>
         </w:rPr>
         <w:t xml:space="preserve">  -d '{</w:t>
       </w:r>
@@ -3411,8 +6598,9 @@
       </w:pPr>
       <w:r>
         <w:rPr>
-          <w:rFonts w:ascii="Consolas" w:hAnsi="Consolas"/>
+          <w:rFonts w:ascii="Consolas" w:hAnsi="Consolas" w:eastAsia="ＭＳ 明朝" w:cs="Consolas" w:eastAsiaTheme="minorEastAsia" w:csTheme="minorBidi"/>
           <w:sz w:val="18"/>
+          <w:szCs w:val="22"/>
         </w:rPr>
         <w:t xml:space="preserve">    "query": "What is the maize outlook?",</w:t>
       </w:r>
@@ -3424,8 +6612,9 @@
       </w:pPr>
       <w:r>
         <w:rPr>
-          <w:rFonts w:ascii="Consolas" w:hAnsi="Consolas"/>
+          <w:rFonts w:ascii="Consolas" w:hAnsi="Consolas" w:eastAsia="ＭＳ 明朝" w:cs="Consolas" w:eastAsiaTheme="minorEastAsia" w:csTheme="minorBidi"/>
           <w:sz w:val="18"/>
+          <w:szCs w:val="22"/>
         </w:rPr>
         <w:t xml:space="preserve">    "user_profile": {</w:t>
       </w:r>
@@ -3437,8 +6626,9 @@
       </w:pPr>
       <w:r>
         <w:rPr>
-          <w:rFonts w:ascii="Consolas" w:hAnsi="Consolas"/>
+          <w:rFonts w:ascii="Consolas" w:hAnsi="Consolas" w:eastAsia="ＭＳ 明朝" w:cs="Consolas" w:eastAsiaTheme="minorEastAsia" w:csTheme="minorBidi"/>
           <w:sz w:val="18"/>
+          <w:szCs w:val="22"/>
         </w:rPr>
         <w:t xml:space="preserve">      "plan_type": "Integrated",</w:t>
       </w:r>
@@ -3450,8 +6640,9 @@
       </w:pPr>
       <w:r>
         <w:rPr>
-          <w:rFonts w:ascii="Consolas" w:hAnsi="Consolas"/>
+          <w:rFonts w:ascii="Consolas" w:hAnsi="Consolas" w:eastAsia="ＭＳ 明朝" w:cs="Consolas" w:eastAsiaTheme="minorEastAsia" w:csTheme="minorBidi"/>
           <w:sz w:val="18"/>
+          <w:szCs w:val="22"/>
         </w:rPr>
         <w:t xml:space="preserve">      "category": "Government"</w:t>
       </w:r>
@@ -3463,8 +6654,9 @@
       </w:pPr>
       <w:r>
         <w:rPr>
-          <w:rFonts w:ascii="Consolas" w:hAnsi="Consolas"/>
+          <w:rFonts w:ascii="Consolas" w:hAnsi="Consolas" w:eastAsia="ＭＳ 明朝" w:cs="Consolas" w:eastAsiaTheme="minorEastAsia" w:csTheme="minorBidi"/>
           <w:sz w:val="18"/>
+          <w:szCs w:val="22"/>
         </w:rPr>
         <w:t xml:space="preserve">    }</w:t>
       </w:r>
@@ -3476,8 +6668,9 @@
       </w:pPr>
       <w:r>
         <w:rPr>
-          <w:rFonts w:ascii="Consolas" w:hAnsi="Consolas"/>
+          <w:rFonts w:ascii="Consolas" w:hAnsi="Consolas" w:eastAsia="ＭＳ 明朝" w:cs="Consolas" w:eastAsiaTheme="minorEastAsia" w:csTheme="minorBidi"/>
           <w:sz w:val="18"/>
+          <w:szCs w:val="22"/>
         </w:rPr>
         <w:t xml:space="preserve">  }'</w:t>
       </w:r>
@@ -3487,6 +6680,14 @@
         <w:pStyle w:val="Heading1"/>
       </w:pPr>
       <w:r>
+        <w:rPr>
+          <w:rFonts w:ascii="Calibri" w:hAnsi="Calibri" w:eastAsia="ＭＳ ゴシック" w:cs="Calibri" w:asciiTheme="majorHAnsi" w:hAnsiTheme="majorHAnsi" w:eastAsiaTheme="majorEastAsia" w:csTheme="majorBidi"/>
+          <w:b/>
+          <w:bCs/>
+          <w:color w:val="365F91" w:themeColor="accent1" w:themeShade="BF"/>
+          <w:sz w:val="28"/>
+          <w:szCs w:val="28"/>
+        </w:rPr>
         <w:t>Other endpoints</w:t>
       </w:r>
     </w:p>
@@ -3495,14 +6696,26 @@
         <w:pStyle w:val="Heading2"/>
       </w:pPr>
       <w:r>
+        <w:rPr>
+          <w:rFonts w:ascii="Calibri" w:hAnsi="Calibri" w:eastAsia="ＭＳ ゴシック" w:cs="Calibri" w:asciiTheme="majorHAnsi" w:hAnsiTheme="majorHAnsi" w:eastAsiaTheme="majorEastAsia" w:csTheme="majorBidi"/>
+          <w:b/>
+          <w:bCs/>
+          <w:color w:val="4F81BD" w:themeColor="accent1"/>
+          <w:sz w:val="26"/>
+          <w:szCs w:val="26"/>
+        </w:rPr>
         <w:t>POST /query</w:t>
       </w:r>
     </w:p>
     <w:p>
+      <w:pPr>
+        <w:spacing w:after="200" w:line="276" w:lineRule="auto"/>
+      </w:pPr>
       <w:r>
         <w:rPr>
-          <w:b w:val="0"/>
+          <w:rFonts w:ascii="Cambria" w:hAnsi="Cambria" w:eastAsia="ＭＳ 明朝" w:cs="Cambria" w:asciiTheme="minorHAnsi" w:hAnsiTheme="minorHAnsi" w:eastAsiaTheme="minorEastAsia" w:csTheme="minorBidi"/>
           <w:sz w:val="22"/>
+          <w:szCs w:val="22"/>
         </w:rPr>
         <w:t>Generic query (backward compatible). Send user_profile.plan_type in the body. Prefer POST /query/{plan} for new integrations.</w:t>
       </w:r>
@@ -3512,14 +6725,36 @@
         <w:pStyle w:val="Heading3"/>
       </w:pPr>
       <w:r>
+        <w:rPr>
+          <w:rFonts w:ascii="Calibri" w:hAnsi="Calibri" w:eastAsia="ＭＳ ゴシック" w:cs="Calibri" w:asciiTheme="majorHAnsi" w:hAnsiTheme="majorHAnsi" w:eastAsiaTheme="majorEastAsia" w:csTheme="majorBidi"/>
+          <w:b/>
+          <w:bCs/>
+          <w:color w:val="4F81BD" w:themeColor="accent1"/>
+          <w:sz w:val="22"/>
+          <w:szCs w:val="22"/>
+        </w:rPr>
         <w:t>Request fields</w:t>
       </w:r>
     </w:p>
     <w:tbl>
       <w:tblPr>
         <w:tblStyle w:val="TableGrid"/>
-        <w:tblW w:type="auto" w:w="0"/>
-        <w:tblLook w:firstColumn="1" w:firstRow="1" w:lastColumn="0" w:lastRow="0" w:noHBand="0" w:noVBand="1" w:val="04A0"/>
+        <w:tblW w:w="0" w:type="auto"/>
+        <w:tblBorders>
+          <w:top w:val="single" w:sz="4" w:space="0" w:color="auto"/>
+          <w:left w:val="single" w:sz="4" w:space="0" w:color="auto"/>
+          <w:bottom w:val="single" w:sz="4" w:space="0" w:color="auto"/>
+          <w:right w:val="single" w:sz="4" w:space="0" w:color="auto"/>
+          <w:insideH w:val="single" w:sz="4" w:space="0" w:color="auto"/>
+          <w:insideV w:val="single" w:sz="4" w:space="0" w:color="auto"/>
+        </w:tblBorders>
+        <w:tblCellMar>
+          <w:top w:w="0" w:type="dxa"/>
+          <w:left w:w="108" w:type="dxa"/>
+          <w:bottom w:w="0" w:type="dxa"/>
+          <w:right w:w="108" w:type="dxa"/>
+        </w:tblCellMar>
+        <w:tblLook w:firstRow="1" w:firstColumn="1" w:noVBand="1"/>
       </w:tblPr>
       <w:tblGrid>
         <w:gridCol w:w="2340"/>
@@ -3530,13 +6765,31 @@
       <w:tr>
         <w:tc>
           <w:tcPr>
-            <w:tcW w:type="dxa" w:w="2340"/>
+            <w:tcW w:w="2340" w:type="dxa"/>
+            <w:tcBorders>
+              <w:top w:val="single" w:sz="4" w:space="0" w:color="auto"/>
+              <w:left w:val="single" w:sz="4" w:space="0" w:color="auto"/>
+              <w:bottom w:val="single" w:sz="4" w:space="0" w:color="auto"/>
+              <w:right w:val="single" w:sz="4" w:space="0" w:color="auto"/>
+            </w:tcBorders>
+            <w:tcMar>
+              <w:top w:w="0" w:type="dxa"/>
+              <w:left w:w="108" w:type="dxa"/>
+              <w:bottom w:w="0" w:type="dxa"/>
+              <w:right w:w="108" w:type="dxa"/>
+            </w:tcMar>
           </w:tcPr>
           <w:p>
+            <w:pPr>
+              <w:spacing w:after="200" w:line="276" w:lineRule="auto"/>
+            </w:pPr>
             <w:r>
               <w:rPr>
+                <w:rFonts w:ascii="Cambria" w:hAnsi="Cambria" w:eastAsia="ＭＳ 明朝" w:cs="Cambria" w:asciiTheme="minorHAnsi" w:hAnsiTheme="minorHAnsi" w:eastAsiaTheme="minorEastAsia" w:csTheme="minorBidi"/>
                 <w:b/>
+                <w:bCs/>
                 <w:sz w:val="20"/>
+                <w:szCs w:val="22"/>
               </w:rPr>
               <w:t>Field</w:t>
             </w:r>
@@ -3544,13 +6797,31 @@
         </w:tc>
         <w:tc>
           <w:tcPr>
-            <w:tcW w:type="dxa" w:w="2340"/>
+            <w:tcW w:w="2340" w:type="dxa"/>
+            <w:tcBorders>
+              <w:top w:val="single" w:sz="4" w:space="0" w:color="auto"/>
+              <w:left w:val="single" w:sz="4" w:space="0" w:color="auto"/>
+              <w:bottom w:val="single" w:sz="4" w:space="0" w:color="auto"/>
+              <w:right w:val="single" w:sz="4" w:space="0" w:color="auto"/>
+            </w:tcBorders>
+            <w:tcMar>
+              <w:top w:w="0" w:type="dxa"/>
+              <w:left w:w="108" w:type="dxa"/>
+              <w:bottom w:w="0" w:type="dxa"/>
+              <w:right w:w="108" w:type="dxa"/>
+            </w:tcMar>
           </w:tcPr>
           <w:p>
+            <w:pPr>
+              <w:spacing w:after="200" w:line="276" w:lineRule="auto"/>
+            </w:pPr>
             <w:r>
               <w:rPr>
+                <w:rFonts w:ascii="Cambria" w:hAnsi="Cambria" w:eastAsia="ＭＳ 明朝" w:cs="Cambria" w:asciiTheme="minorHAnsi" w:hAnsiTheme="minorHAnsi" w:eastAsiaTheme="minorEastAsia" w:csTheme="minorBidi"/>
                 <w:b/>
+                <w:bCs/>
                 <w:sz w:val="20"/>
+                <w:szCs w:val="22"/>
               </w:rPr>
               <w:t>Type</w:t>
             </w:r>
@@ -3558,13 +6829,31 @@
         </w:tc>
         <w:tc>
           <w:tcPr>
-            <w:tcW w:type="dxa" w:w="2340"/>
+            <w:tcW w:w="2340" w:type="dxa"/>
+            <w:tcBorders>
+              <w:top w:val="single" w:sz="4" w:space="0" w:color="auto"/>
+              <w:left w:val="single" w:sz="4" w:space="0" w:color="auto"/>
+              <w:bottom w:val="single" w:sz="4" w:space="0" w:color="auto"/>
+              <w:right w:val="single" w:sz="4" w:space="0" w:color="auto"/>
+            </w:tcBorders>
+            <w:tcMar>
+              <w:top w:w="0" w:type="dxa"/>
+              <w:left w:w="108" w:type="dxa"/>
+              <w:bottom w:w="0" w:type="dxa"/>
+              <w:right w:w="108" w:type="dxa"/>
+            </w:tcMar>
           </w:tcPr>
           <w:p>
+            <w:pPr>
+              <w:spacing w:after="200" w:line="276" w:lineRule="auto"/>
+            </w:pPr>
             <w:r>
               <w:rPr>
+                <w:rFonts w:ascii="Cambria" w:hAnsi="Cambria" w:eastAsia="ＭＳ 明朝" w:cs="Cambria" w:asciiTheme="minorHAnsi" w:hAnsiTheme="minorHAnsi" w:eastAsiaTheme="minorEastAsia" w:csTheme="minorBidi"/>
                 <w:b/>
+                <w:bCs/>
                 <w:sz w:val="20"/>
+                <w:szCs w:val="22"/>
               </w:rPr>
               <w:t>Required</w:t>
             </w:r>
@@ -3572,13 +6861,31 @@
         </w:tc>
         <w:tc>
           <w:tcPr>
-            <w:tcW w:type="dxa" w:w="2340"/>
+            <w:tcW w:w="2340" w:type="dxa"/>
+            <w:tcBorders>
+              <w:top w:val="single" w:sz="4" w:space="0" w:color="auto"/>
+              <w:left w:val="single" w:sz="4" w:space="0" w:color="auto"/>
+              <w:bottom w:val="single" w:sz="4" w:space="0" w:color="auto"/>
+              <w:right w:val="single" w:sz="4" w:space="0" w:color="auto"/>
+            </w:tcBorders>
+            <w:tcMar>
+              <w:top w:w="0" w:type="dxa"/>
+              <w:left w:w="108" w:type="dxa"/>
+              <w:bottom w:w="0" w:type="dxa"/>
+              <w:right w:w="108" w:type="dxa"/>
+            </w:tcMar>
           </w:tcPr>
           <w:p>
+            <w:pPr>
+              <w:spacing w:after="200" w:line="276" w:lineRule="auto"/>
+            </w:pPr>
             <w:r>
               <w:rPr>
+                <w:rFonts w:ascii="Cambria" w:hAnsi="Cambria" w:eastAsia="ＭＳ 明朝" w:cs="Cambria" w:asciiTheme="minorHAnsi" w:hAnsiTheme="minorHAnsi" w:eastAsiaTheme="minorEastAsia" w:csTheme="minorBidi"/>
                 <w:b/>
+                <w:bCs/>
                 <w:sz w:val="20"/>
+                <w:szCs w:val="22"/>
               </w:rPr>
               <w:t>Description</w:t>
             </w:r>
@@ -3588,12 +6895,29 @@
       <w:tr>
         <w:tc>
           <w:tcPr>
-            <w:tcW w:type="dxa" w:w="2340"/>
+            <w:tcW w:w="2340" w:type="dxa"/>
+            <w:tcBorders>
+              <w:top w:val="single" w:sz="4" w:space="0" w:color="auto"/>
+              <w:left w:val="single" w:sz="4" w:space="0" w:color="auto"/>
+              <w:bottom w:val="single" w:sz="4" w:space="0" w:color="auto"/>
+              <w:right w:val="single" w:sz="4" w:space="0" w:color="auto"/>
+            </w:tcBorders>
+            <w:tcMar>
+              <w:top w:w="0" w:type="dxa"/>
+              <w:left w:w="108" w:type="dxa"/>
+              <w:bottom w:w="0" w:type="dxa"/>
+              <w:right w:w="108" w:type="dxa"/>
+            </w:tcMar>
           </w:tcPr>
           <w:p>
+            <w:pPr>
+              <w:spacing w:after="200" w:line="276" w:lineRule="auto"/>
+            </w:pPr>
             <w:r>
               <w:rPr>
+                <w:rFonts w:ascii="Cambria" w:hAnsi="Cambria" w:eastAsia="ＭＳ 明朝" w:cs="Cambria" w:asciiTheme="minorHAnsi" w:hAnsiTheme="minorHAnsi" w:eastAsiaTheme="minorEastAsia" w:csTheme="minorBidi"/>
                 <w:sz w:val="20"/>
+                <w:szCs w:val="22"/>
               </w:rPr>
               <w:t>query</w:t>
             </w:r>
@@ -3601,12 +6925,29 @@
         </w:tc>
         <w:tc>
           <w:tcPr>
-            <w:tcW w:type="dxa" w:w="2340"/>
+            <w:tcW w:w="2340" w:type="dxa"/>
+            <w:tcBorders>
+              <w:top w:val="single" w:sz="4" w:space="0" w:color="auto"/>
+              <w:left w:val="single" w:sz="4" w:space="0" w:color="auto"/>
+              <w:bottom w:val="single" w:sz="4" w:space="0" w:color="auto"/>
+              <w:right w:val="single" w:sz="4" w:space="0" w:color="auto"/>
+            </w:tcBorders>
+            <w:tcMar>
+              <w:top w:w="0" w:type="dxa"/>
+              <w:left w:w="108" w:type="dxa"/>
+              <w:bottom w:w="0" w:type="dxa"/>
+              <w:right w:w="108" w:type="dxa"/>
+            </w:tcMar>
           </w:tcPr>
           <w:p>
+            <w:pPr>
+              <w:spacing w:after="200" w:line="276" w:lineRule="auto"/>
+            </w:pPr>
             <w:r>
               <w:rPr>
+                <w:rFonts w:ascii="Cambria" w:hAnsi="Cambria" w:eastAsia="ＭＳ 明朝" w:cs="Cambria" w:asciiTheme="minorHAnsi" w:hAnsiTheme="minorHAnsi" w:eastAsiaTheme="minorEastAsia" w:csTheme="minorBidi"/>
                 <w:sz w:val="20"/>
+                <w:szCs w:val="22"/>
               </w:rPr>
               <w:t>string</w:t>
             </w:r>
@@ -3614,12 +6955,29 @@
         </w:tc>
         <w:tc>
           <w:tcPr>
-            <w:tcW w:type="dxa" w:w="2340"/>
+            <w:tcW w:w="2340" w:type="dxa"/>
+            <w:tcBorders>
+              <w:top w:val="single" w:sz="4" w:space="0" w:color="auto"/>
+              <w:left w:val="single" w:sz="4" w:space="0" w:color="auto"/>
+              <w:bottom w:val="single" w:sz="4" w:space="0" w:color="auto"/>
+              <w:right w:val="single" w:sz="4" w:space="0" w:color="auto"/>
+            </w:tcBorders>
+            <w:tcMar>
+              <w:top w:w="0" w:type="dxa"/>
+              <w:left w:w="108" w:type="dxa"/>
+              <w:bottom w:w="0" w:type="dxa"/>
+              <w:right w:w="108" w:type="dxa"/>
+            </w:tcMar>
           </w:tcPr>
           <w:p>
+            <w:pPr>
+              <w:spacing w:after="200" w:line="276" w:lineRule="auto"/>
+            </w:pPr>
             <w:r>
               <w:rPr>
+                <w:rFonts w:ascii="Cambria" w:hAnsi="Cambria" w:eastAsia="ＭＳ 明朝" w:cs="Cambria" w:asciiTheme="minorHAnsi" w:hAnsiTheme="minorHAnsi" w:eastAsiaTheme="minorEastAsia" w:csTheme="minorBidi"/>
                 <w:sz w:val="20"/>
+                <w:szCs w:val="22"/>
               </w:rPr>
               <w:t>Yes</w:t>
             </w:r>
@@ -3627,12 +6985,29 @@
         </w:tc>
         <w:tc>
           <w:tcPr>
-            <w:tcW w:type="dxa" w:w="2340"/>
+            <w:tcW w:w="2340" w:type="dxa"/>
+            <w:tcBorders>
+              <w:top w:val="single" w:sz="4" w:space="0" w:color="auto"/>
+              <w:left w:val="single" w:sz="4" w:space="0" w:color="auto"/>
+              <w:bottom w:val="single" w:sz="4" w:space="0" w:color="auto"/>
+              <w:right w:val="single" w:sz="4" w:space="0" w:color="auto"/>
+            </w:tcBorders>
+            <w:tcMar>
+              <w:top w:w="0" w:type="dxa"/>
+              <w:left w:w="108" w:type="dxa"/>
+              <w:bottom w:w="0" w:type="dxa"/>
+              <w:right w:w="108" w:type="dxa"/>
+            </w:tcMar>
           </w:tcPr>
           <w:p>
+            <w:pPr>
+              <w:spacing w:after="200" w:line="276" w:lineRule="auto"/>
+            </w:pPr>
             <w:r>
               <w:rPr>
+                <w:rFonts w:ascii="Cambria" w:hAnsi="Cambria" w:eastAsia="ＭＳ 明朝" w:cs="Cambria" w:asciiTheme="minorHAnsi" w:hAnsiTheme="minorHAnsi" w:eastAsiaTheme="minorEastAsia" w:csTheme="minorBidi"/>
                 <w:sz w:val="20"/>
+                <w:szCs w:val="22"/>
               </w:rPr>
               <w:t>Natural language question</w:t>
             </w:r>
@@ -3642,12 +7017,29 @@
       <w:tr>
         <w:tc>
           <w:tcPr>
-            <w:tcW w:type="dxa" w:w="2340"/>
+            <w:tcW w:w="2340" w:type="dxa"/>
+            <w:tcBorders>
+              <w:top w:val="single" w:sz="4" w:space="0" w:color="auto"/>
+              <w:left w:val="single" w:sz="4" w:space="0" w:color="auto"/>
+              <w:bottom w:val="single" w:sz="4" w:space="0" w:color="auto"/>
+              <w:right w:val="single" w:sz="4" w:space="0" w:color="auto"/>
+            </w:tcBorders>
+            <w:tcMar>
+              <w:top w:w="0" w:type="dxa"/>
+              <w:left w:w="108" w:type="dxa"/>
+              <w:bottom w:w="0" w:type="dxa"/>
+              <w:right w:w="108" w:type="dxa"/>
+            </w:tcMar>
           </w:tcPr>
           <w:p>
+            <w:pPr>
+              <w:spacing w:after="200" w:line="276" w:lineRule="auto"/>
+            </w:pPr>
             <w:r>
               <w:rPr>
+                <w:rFonts w:ascii="Cambria" w:hAnsi="Cambria" w:eastAsia="ＭＳ 明朝" w:cs="Cambria" w:asciiTheme="minorHAnsi" w:hAnsiTheme="minorHAnsi" w:eastAsiaTheme="minorEastAsia" w:csTheme="minorBidi"/>
                 <w:sz w:val="20"/>
+                <w:szCs w:val="22"/>
               </w:rPr>
               <w:t>user_profile</w:t>
             </w:r>
@@ -3655,12 +7047,29 @@
         </w:tc>
         <w:tc>
           <w:tcPr>
-            <w:tcW w:type="dxa" w:w="2340"/>
+            <w:tcW w:w="2340" w:type="dxa"/>
+            <w:tcBorders>
+              <w:top w:val="single" w:sz="4" w:space="0" w:color="auto"/>
+              <w:left w:val="single" w:sz="4" w:space="0" w:color="auto"/>
+              <w:bottom w:val="single" w:sz="4" w:space="0" w:color="auto"/>
+              <w:right w:val="single" w:sz="4" w:space="0" w:color="auto"/>
+            </w:tcBorders>
+            <w:tcMar>
+              <w:top w:w="0" w:type="dxa"/>
+              <w:left w:w="108" w:type="dxa"/>
+              <w:bottom w:w="0" w:type="dxa"/>
+              <w:right w:w="108" w:type="dxa"/>
+            </w:tcMar>
           </w:tcPr>
           <w:p>
+            <w:pPr>
+              <w:spacing w:after="200" w:line="276" w:lineRule="auto"/>
+            </w:pPr>
             <w:r>
               <w:rPr>
+                <w:rFonts w:ascii="Cambria" w:hAnsi="Cambria" w:eastAsia="ＭＳ 明朝" w:cs="Cambria" w:asciiTheme="minorHAnsi" w:hAnsiTheme="minorHAnsi" w:eastAsiaTheme="minorEastAsia" w:csTheme="minorBidi"/>
                 <w:sz w:val="20"/>
+                <w:szCs w:val="22"/>
               </w:rPr>
               <w:t>object</w:t>
             </w:r>
@@ -3668,12 +7077,29 @@
         </w:tc>
         <w:tc>
           <w:tcPr>
-            <w:tcW w:type="dxa" w:w="2340"/>
+            <w:tcW w:w="2340" w:type="dxa"/>
+            <w:tcBorders>
+              <w:top w:val="single" w:sz="4" w:space="0" w:color="auto"/>
+              <w:left w:val="single" w:sz="4" w:space="0" w:color="auto"/>
+              <w:bottom w:val="single" w:sz="4" w:space="0" w:color="auto"/>
+              <w:right w:val="single" w:sz="4" w:space="0" w:color="auto"/>
+            </w:tcBorders>
+            <w:tcMar>
+              <w:top w:w="0" w:type="dxa"/>
+              <w:left w:w="108" w:type="dxa"/>
+              <w:bottom w:w="0" w:type="dxa"/>
+              <w:right w:w="108" w:type="dxa"/>
+            </w:tcMar>
           </w:tcPr>
           <w:p>
+            <w:pPr>
+              <w:spacing w:after="200" w:line="276" w:lineRule="auto"/>
+            </w:pPr>
             <w:r>
               <w:rPr>
+                <w:rFonts w:ascii="Cambria" w:hAnsi="Cambria" w:eastAsia="ＭＳ 明朝" w:cs="Cambria" w:asciiTheme="minorHAnsi" w:hAnsiTheme="minorHAnsi" w:eastAsiaTheme="minorEastAsia" w:csTheme="minorBidi"/>
                 <w:sz w:val="20"/>
+                <w:szCs w:val="22"/>
               </w:rPr>
               <w:t>Recommended</w:t>
             </w:r>
@@ -3681,12 +7107,29 @@
         </w:tc>
         <w:tc>
           <w:tcPr>
-            <w:tcW w:type="dxa" w:w="2340"/>
+            <w:tcW w:w="2340" w:type="dxa"/>
+            <w:tcBorders>
+              <w:top w:val="single" w:sz="4" w:space="0" w:color="auto"/>
+              <w:left w:val="single" w:sz="4" w:space="0" w:color="auto"/>
+              <w:bottom w:val="single" w:sz="4" w:space="0" w:color="auto"/>
+              <w:right w:val="single" w:sz="4" w:space="0" w:color="auto"/>
+            </w:tcBorders>
+            <w:tcMar>
+              <w:top w:w="0" w:type="dxa"/>
+              <w:left w:w="108" w:type="dxa"/>
+              <w:bottom w:w="0" w:type="dxa"/>
+              <w:right w:w="108" w:type="dxa"/>
+            </w:tcMar>
           </w:tcPr>
           <w:p>
+            <w:pPr>
+              <w:spacing w:after="200" w:line="276" w:lineRule="auto"/>
+            </w:pPr>
             <w:r>
               <w:rPr>
+                <w:rFonts w:ascii="Cambria" w:hAnsi="Cambria" w:eastAsia="ＭＳ 明朝" w:cs="Cambria" w:asciiTheme="minorHAnsi" w:hAnsiTheme="minorHAnsi" w:eastAsiaTheme="minorEastAsia" w:csTheme="minorBidi"/>
                 <w:sz w:val="20"/>
+                <w:szCs w:val="22"/>
               </w:rPr>
               <w:t>plan_type + category required when sent</w:t>
             </w:r>
@@ -3696,12 +7139,29 @@
       <w:tr>
         <w:tc>
           <w:tcPr>
-            <w:tcW w:type="dxa" w:w="2340"/>
+            <w:tcW w:w="2340" w:type="dxa"/>
+            <w:tcBorders>
+              <w:top w:val="single" w:sz="4" w:space="0" w:color="auto"/>
+              <w:left w:val="single" w:sz="4" w:space="0" w:color="auto"/>
+              <w:bottom w:val="single" w:sz="4" w:space="0" w:color="auto"/>
+              <w:right w:val="single" w:sz="4" w:space="0" w:color="auto"/>
+            </w:tcBorders>
+            <w:tcMar>
+              <w:top w:w="0" w:type="dxa"/>
+              <w:left w:w="108" w:type="dxa"/>
+              <w:bottom w:w="0" w:type="dxa"/>
+              <w:right w:w="108" w:type="dxa"/>
+            </w:tcMar>
           </w:tcPr>
           <w:p>
+            <w:pPr>
+              <w:spacing w:after="200" w:line="276" w:lineRule="auto"/>
+            </w:pPr>
             <w:r>
               <w:rPr>
+                <w:rFonts w:ascii="Cambria" w:hAnsi="Cambria" w:eastAsia="ＭＳ 明朝" w:cs="Cambria" w:asciiTheme="minorHAnsi" w:hAnsiTheme="minorHAnsi" w:eastAsiaTheme="minorEastAsia" w:csTheme="minorBidi"/>
                 <w:sz w:val="20"/>
+                <w:szCs w:val="22"/>
               </w:rPr>
               <w:t>session_id</w:t>
             </w:r>
@@ -3709,12 +7169,29 @@
         </w:tc>
         <w:tc>
           <w:tcPr>
-            <w:tcW w:type="dxa" w:w="2340"/>
+            <w:tcW w:w="2340" w:type="dxa"/>
+            <w:tcBorders>
+              <w:top w:val="single" w:sz="4" w:space="0" w:color="auto"/>
+              <w:left w:val="single" w:sz="4" w:space="0" w:color="auto"/>
+              <w:bottom w:val="single" w:sz="4" w:space="0" w:color="auto"/>
+              <w:right w:val="single" w:sz="4" w:space="0" w:color="auto"/>
+            </w:tcBorders>
+            <w:tcMar>
+              <w:top w:w="0" w:type="dxa"/>
+              <w:left w:w="108" w:type="dxa"/>
+              <w:bottom w:w="0" w:type="dxa"/>
+              <w:right w:w="108" w:type="dxa"/>
+            </w:tcMar>
           </w:tcPr>
           <w:p>
+            <w:pPr>
+              <w:spacing w:after="200" w:line="276" w:lineRule="auto"/>
+            </w:pPr>
             <w:r>
               <w:rPr>
+                <w:rFonts w:ascii="Cambria" w:hAnsi="Cambria" w:eastAsia="ＭＳ 明朝" w:cs="Cambria" w:asciiTheme="minorHAnsi" w:hAnsiTheme="minorHAnsi" w:eastAsiaTheme="minorEastAsia" w:csTheme="minorBidi"/>
                 <w:sz w:val="20"/>
+                <w:szCs w:val="22"/>
               </w:rPr>
               <w:t>string | null</w:t>
             </w:r>
@@ -3722,12 +7199,29 @@
         </w:tc>
         <w:tc>
           <w:tcPr>
-            <w:tcW w:type="dxa" w:w="2340"/>
+            <w:tcW w:w="2340" w:type="dxa"/>
+            <w:tcBorders>
+              <w:top w:val="single" w:sz="4" w:space="0" w:color="auto"/>
+              <w:left w:val="single" w:sz="4" w:space="0" w:color="auto"/>
+              <w:bottom w:val="single" w:sz="4" w:space="0" w:color="auto"/>
+              <w:right w:val="single" w:sz="4" w:space="0" w:color="auto"/>
+            </w:tcBorders>
+            <w:tcMar>
+              <w:top w:w="0" w:type="dxa"/>
+              <w:left w:w="108" w:type="dxa"/>
+              <w:bottom w:w="0" w:type="dxa"/>
+              <w:right w:w="108" w:type="dxa"/>
+            </w:tcMar>
           </w:tcPr>
           <w:p>
+            <w:pPr>
+              <w:spacing w:after="200" w:line="276" w:lineRule="auto"/>
+            </w:pPr>
             <w:r>
               <w:rPr>
+                <w:rFonts w:ascii="Cambria" w:hAnsi="Cambria" w:eastAsia="ＭＳ 明朝" w:cs="Cambria" w:asciiTheme="minorHAnsi" w:hAnsiTheme="minorHAnsi" w:eastAsiaTheme="minorEastAsia" w:csTheme="minorBidi"/>
                 <w:sz w:val="20"/>
+                <w:szCs w:val="22"/>
               </w:rPr>
               <w:t>No</w:t>
             </w:r>
@@ -3735,12 +7229,29 @@
         </w:tc>
         <w:tc>
           <w:tcPr>
-            <w:tcW w:type="dxa" w:w="2340"/>
+            <w:tcW w:w="2340" w:type="dxa"/>
+            <w:tcBorders>
+              <w:top w:val="single" w:sz="4" w:space="0" w:color="auto"/>
+              <w:left w:val="single" w:sz="4" w:space="0" w:color="auto"/>
+              <w:bottom w:val="single" w:sz="4" w:space="0" w:color="auto"/>
+              <w:right w:val="single" w:sz="4" w:space="0" w:color="auto"/>
+            </w:tcBorders>
+            <w:tcMar>
+              <w:top w:w="0" w:type="dxa"/>
+              <w:left w:w="108" w:type="dxa"/>
+              <w:bottom w:w="0" w:type="dxa"/>
+              <w:right w:w="108" w:type="dxa"/>
+            </w:tcMar>
           </w:tcPr>
           <w:p>
+            <w:pPr>
+              <w:spacing w:after="200" w:line="276" w:lineRule="auto"/>
+            </w:pPr>
             <w:r>
               <w:rPr>
+                <w:rFonts w:ascii="Cambria" w:hAnsi="Cambria" w:eastAsia="ＭＳ 明朝" w:cs="Cambria" w:asciiTheme="minorHAnsi" w:hAnsiTheme="minorHAnsi" w:eastAsiaTheme="minorEastAsia" w:csTheme="minorBidi"/>
                 <w:sz w:val="20"/>
+                <w:szCs w:val="22"/>
               </w:rPr>
               <w:t>Multi-turn continuity</w:t>
             </w:r>
@@ -3748,20 +7259,46 @@
         </w:tc>
       </w:tr>
     </w:tbl>
-    <w:p/>
+    <w:p>
+      <w:pPr>
+        <w:spacing w:after="200" w:line="276" w:lineRule="auto"/>
+      </w:pPr>
+    </w:p>
     <w:p>
       <w:pPr>
         <w:pStyle w:val="Heading3"/>
       </w:pPr>
       <w:r>
+        <w:rPr>
+          <w:rFonts w:ascii="Calibri" w:hAnsi="Calibri" w:eastAsia="ＭＳ ゴシック" w:cs="Calibri" w:asciiTheme="majorHAnsi" w:hAnsiTheme="majorHAnsi" w:eastAsiaTheme="majorEastAsia" w:csTheme="majorBidi"/>
+          <w:b/>
+          <w:bCs/>
+          <w:color w:val="4F81BD" w:themeColor="accent1"/>
+          <w:sz w:val="22"/>
+          <w:szCs w:val="22"/>
+        </w:rPr>
         <w:t>Response fields</w:t>
       </w:r>
     </w:p>
     <w:tbl>
       <w:tblPr>
         <w:tblStyle w:val="TableGrid"/>
-        <w:tblW w:type="auto" w:w="0"/>
-        <w:tblLook w:firstColumn="1" w:firstRow="1" w:lastColumn="0" w:lastRow="0" w:noHBand="0" w:noVBand="1" w:val="04A0"/>
+        <w:tblW w:w="0" w:type="auto"/>
+        <w:tblBorders>
+          <w:top w:val="single" w:sz="4" w:space="0" w:color="auto"/>
+          <w:left w:val="single" w:sz="4" w:space="0" w:color="auto"/>
+          <w:bottom w:val="single" w:sz="4" w:space="0" w:color="auto"/>
+          <w:right w:val="single" w:sz="4" w:space="0" w:color="auto"/>
+          <w:insideH w:val="single" w:sz="4" w:space="0" w:color="auto"/>
+          <w:insideV w:val="single" w:sz="4" w:space="0" w:color="auto"/>
+        </w:tblBorders>
+        <w:tblCellMar>
+          <w:top w:w="0" w:type="dxa"/>
+          <w:left w:w="108" w:type="dxa"/>
+          <w:bottom w:w="0" w:type="dxa"/>
+          <w:right w:w="108" w:type="dxa"/>
+        </w:tblCellMar>
+        <w:tblLook w:firstRow="1" w:firstColumn="1" w:noVBand="1"/>
       </w:tblPr>
       <w:tblGrid>
         <w:gridCol w:w="3120"/>
@@ -3771,13 +7308,31 @@
       <w:tr>
         <w:tc>
           <w:tcPr>
-            <w:tcW w:type="dxa" w:w="3120"/>
+            <w:tcW w:w="3120" w:type="dxa"/>
+            <w:tcBorders>
+              <w:top w:val="single" w:sz="4" w:space="0" w:color="auto"/>
+              <w:left w:val="single" w:sz="4" w:space="0" w:color="auto"/>
+              <w:bottom w:val="single" w:sz="4" w:space="0" w:color="auto"/>
+              <w:right w:val="single" w:sz="4" w:space="0" w:color="auto"/>
+            </w:tcBorders>
+            <w:tcMar>
+              <w:top w:w="0" w:type="dxa"/>
+              <w:left w:w="108" w:type="dxa"/>
+              <w:bottom w:w="0" w:type="dxa"/>
+              <w:right w:w="108" w:type="dxa"/>
+            </w:tcMar>
           </w:tcPr>
           <w:p>
+            <w:pPr>
+              <w:spacing w:after="200" w:line="276" w:lineRule="auto"/>
+            </w:pPr>
             <w:r>
               <w:rPr>
+                <w:rFonts w:ascii="Cambria" w:hAnsi="Cambria" w:eastAsia="ＭＳ 明朝" w:cs="Cambria" w:asciiTheme="minorHAnsi" w:hAnsiTheme="minorHAnsi" w:eastAsiaTheme="minorEastAsia" w:csTheme="minorBidi"/>
                 <w:b/>
+                <w:bCs/>
                 <w:sz w:val="20"/>
+                <w:szCs w:val="22"/>
               </w:rPr>
               <w:t>Field</w:t>
             </w:r>
@@ -3785,13 +7340,31 @@
         </w:tc>
         <w:tc>
           <w:tcPr>
-            <w:tcW w:type="dxa" w:w="3120"/>
+            <w:tcW w:w="3120" w:type="dxa"/>
+            <w:tcBorders>
+              <w:top w:val="single" w:sz="4" w:space="0" w:color="auto"/>
+              <w:left w:val="single" w:sz="4" w:space="0" w:color="auto"/>
+              <w:bottom w:val="single" w:sz="4" w:space="0" w:color="auto"/>
+              <w:right w:val="single" w:sz="4" w:space="0" w:color="auto"/>
+            </w:tcBorders>
+            <w:tcMar>
+              <w:top w:w="0" w:type="dxa"/>
+              <w:left w:w="108" w:type="dxa"/>
+              <w:bottom w:w="0" w:type="dxa"/>
+              <w:right w:w="108" w:type="dxa"/>
+            </w:tcMar>
           </w:tcPr>
           <w:p>
+            <w:pPr>
+              <w:spacing w:after="200" w:line="276" w:lineRule="auto"/>
+            </w:pPr>
             <w:r>
               <w:rPr>
+                <w:rFonts w:ascii="Cambria" w:hAnsi="Cambria" w:eastAsia="ＭＳ 明朝" w:cs="Cambria" w:asciiTheme="minorHAnsi" w:hAnsiTheme="minorHAnsi" w:eastAsiaTheme="minorEastAsia" w:csTheme="minorBidi"/>
                 <w:b/>
+                <w:bCs/>
                 <w:sz w:val="20"/>
+                <w:szCs w:val="22"/>
               </w:rPr>
               <w:t>Type</w:t>
             </w:r>
@@ -3799,13 +7372,31 @@
         </w:tc>
         <w:tc>
           <w:tcPr>
-            <w:tcW w:type="dxa" w:w="3120"/>
+            <w:tcW w:w="3120" w:type="dxa"/>
+            <w:tcBorders>
+              <w:top w:val="single" w:sz="4" w:space="0" w:color="auto"/>
+              <w:left w:val="single" w:sz="4" w:space="0" w:color="auto"/>
+              <w:bottom w:val="single" w:sz="4" w:space="0" w:color="auto"/>
+              <w:right w:val="single" w:sz="4" w:space="0" w:color="auto"/>
+            </w:tcBorders>
+            <w:tcMar>
+              <w:top w:w="0" w:type="dxa"/>
+              <w:left w:w="108" w:type="dxa"/>
+              <w:bottom w:w="0" w:type="dxa"/>
+              <w:right w:w="108" w:type="dxa"/>
+            </w:tcMar>
           </w:tcPr>
           <w:p>
+            <w:pPr>
+              <w:spacing w:after="200" w:line="276" w:lineRule="auto"/>
+            </w:pPr>
             <w:r>
               <w:rPr>
+                <w:rFonts w:ascii="Cambria" w:hAnsi="Cambria" w:eastAsia="ＭＳ 明朝" w:cs="Cambria" w:asciiTheme="minorHAnsi" w:hAnsiTheme="minorHAnsi" w:eastAsiaTheme="minorEastAsia" w:csTheme="minorBidi"/>
                 <w:b/>
+                <w:bCs/>
                 <w:sz w:val="20"/>
+                <w:szCs w:val="22"/>
               </w:rPr>
               <w:t>Description</w:t>
             </w:r>
@@ -3815,12 +7406,29 @@
       <w:tr>
         <w:tc>
           <w:tcPr>
-            <w:tcW w:type="dxa" w:w="3120"/>
+            <w:tcW w:w="3120" w:type="dxa"/>
+            <w:tcBorders>
+              <w:top w:val="single" w:sz="4" w:space="0" w:color="auto"/>
+              <w:left w:val="single" w:sz="4" w:space="0" w:color="auto"/>
+              <w:bottom w:val="single" w:sz="4" w:space="0" w:color="auto"/>
+              <w:right w:val="single" w:sz="4" w:space="0" w:color="auto"/>
+            </w:tcBorders>
+            <w:tcMar>
+              <w:top w:w="0" w:type="dxa"/>
+              <w:left w:w="108" w:type="dxa"/>
+              <w:bottom w:w="0" w:type="dxa"/>
+              <w:right w:w="108" w:type="dxa"/>
+            </w:tcMar>
           </w:tcPr>
           <w:p>
+            <w:pPr>
+              <w:spacing w:after="200" w:line="276" w:lineRule="auto"/>
+            </w:pPr>
             <w:r>
               <w:rPr>
+                <w:rFonts w:ascii="Cambria" w:hAnsi="Cambria" w:eastAsia="ＭＳ 明朝" w:cs="Cambria" w:asciiTheme="minorHAnsi" w:hAnsiTheme="minorHAnsi" w:eastAsiaTheme="minorEastAsia" w:csTheme="minorBidi"/>
                 <w:sz w:val="20"/>
+                <w:szCs w:val="22"/>
               </w:rPr>
               <w:t>answer</w:t>
             </w:r>
@@ -3828,12 +7436,29 @@
         </w:tc>
         <w:tc>
           <w:tcPr>
-            <w:tcW w:type="dxa" w:w="3120"/>
+            <w:tcW w:w="3120" w:type="dxa"/>
+            <w:tcBorders>
+              <w:top w:val="single" w:sz="4" w:space="0" w:color="auto"/>
+              <w:left w:val="single" w:sz="4" w:space="0" w:color="auto"/>
+              <w:bottom w:val="single" w:sz="4" w:space="0" w:color="auto"/>
+              <w:right w:val="single" w:sz="4" w:space="0" w:color="auto"/>
+            </w:tcBorders>
+            <w:tcMar>
+              <w:top w:w="0" w:type="dxa"/>
+              <w:left w:w="108" w:type="dxa"/>
+              <w:bottom w:w="0" w:type="dxa"/>
+              <w:right w:w="108" w:type="dxa"/>
+            </w:tcMar>
           </w:tcPr>
           <w:p>
+            <w:pPr>
+              <w:spacing w:after="200" w:line="276" w:lineRule="auto"/>
+            </w:pPr>
             <w:r>
               <w:rPr>
+                <w:rFonts w:ascii="Cambria" w:hAnsi="Cambria" w:eastAsia="ＭＳ 明朝" w:cs="Cambria" w:asciiTheme="minorHAnsi" w:hAnsiTheme="minorHAnsi" w:eastAsiaTheme="minorEastAsia" w:csTheme="minorBidi"/>
                 <w:sz w:val="20"/>
+                <w:szCs w:val="22"/>
               </w:rPr>
               <w:t>string</w:t>
             </w:r>
@@ -3841,12 +7466,29 @@
         </w:tc>
         <w:tc>
           <w:tcPr>
-            <w:tcW w:type="dxa" w:w="3120"/>
+            <w:tcW w:w="3120" w:type="dxa"/>
+            <w:tcBorders>
+              <w:top w:val="single" w:sz="4" w:space="0" w:color="auto"/>
+              <w:left w:val="single" w:sz="4" w:space="0" w:color="auto"/>
+              <w:bottom w:val="single" w:sz="4" w:space="0" w:color="auto"/>
+              <w:right w:val="single" w:sz="4" w:space="0" w:color="auto"/>
+            </w:tcBorders>
+            <w:tcMar>
+              <w:top w:w="0" w:type="dxa"/>
+              <w:left w:w="108" w:type="dxa"/>
+              <w:bottom w:w="0" w:type="dxa"/>
+              <w:right w:w="108" w:type="dxa"/>
+            </w:tcMar>
           </w:tcPr>
           <w:p>
+            <w:pPr>
+              <w:spacing w:after="200" w:line="276" w:lineRule="auto"/>
+            </w:pPr>
             <w:r>
               <w:rPr>
+                <w:rFonts w:ascii="Cambria" w:hAnsi="Cambria" w:eastAsia="ＭＳ 明朝" w:cs="Cambria" w:asciiTheme="minorHAnsi" w:hAnsiTheme="minorHAnsi" w:eastAsiaTheme="minorEastAsia" w:csTheme="minorBidi"/>
                 <w:sz w:val="20"/>
+                <w:szCs w:val="22"/>
               </w:rPr>
               <w:t>Assistant prose</w:t>
             </w:r>
@@ -3856,12 +7498,29 @@
       <w:tr>
         <w:tc>
           <w:tcPr>
-            <w:tcW w:type="dxa" w:w="3120"/>
+            <w:tcW w:w="3120" w:type="dxa"/>
+            <w:tcBorders>
+              <w:top w:val="single" w:sz="4" w:space="0" w:color="auto"/>
+              <w:left w:val="single" w:sz="4" w:space="0" w:color="auto"/>
+              <w:bottom w:val="single" w:sz="4" w:space="0" w:color="auto"/>
+              <w:right w:val="single" w:sz="4" w:space="0" w:color="auto"/>
+            </w:tcBorders>
+            <w:tcMar>
+              <w:top w:w="0" w:type="dxa"/>
+              <w:left w:w="108" w:type="dxa"/>
+              <w:bottom w:w="0" w:type="dxa"/>
+              <w:right w:w="108" w:type="dxa"/>
+            </w:tcMar>
           </w:tcPr>
           <w:p>
+            <w:pPr>
+              <w:spacing w:after="200" w:line="276" w:lineRule="auto"/>
+            </w:pPr>
             <w:r>
               <w:rPr>
+                <w:rFonts w:ascii="Cambria" w:hAnsi="Cambria" w:eastAsia="ＭＳ 明朝" w:cs="Cambria" w:asciiTheme="minorHAnsi" w:hAnsiTheme="minorHAnsi" w:eastAsiaTheme="minorEastAsia" w:csTheme="minorBidi"/>
                 <w:sz w:val="20"/>
+                <w:szCs w:val="22"/>
               </w:rPr>
               <w:t>acf</w:t>
             </w:r>
@@ -3869,12 +7528,29 @@
         </w:tc>
         <w:tc>
           <w:tcPr>
-            <w:tcW w:type="dxa" w:w="3120"/>
+            <w:tcW w:w="3120" w:type="dxa"/>
+            <w:tcBorders>
+              <w:top w:val="single" w:sz="4" w:space="0" w:color="auto"/>
+              <w:left w:val="single" w:sz="4" w:space="0" w:color="auto"/>
+              <w:bottom w:val="single" w:sz="4" w:space="0" w:color="auto"/>
+              <w:right w:val="single" w:sz="4" w:space="0" w:color="auto"/>
+            </w:tcBorders>
+            <w:tcMar>
+              <w:top w:w="0" w:type="dxa"/>
+              <w:left w:w="108" w:type="dxa"/>
+              <w:bottom w:w="0" w:type="dxa"/>
+              <w:right w:w="108" w:type="dxa"/>
+            </w:tcMar>
           </w:tcPr>
           <w:p>
+            <w:pPr>
+              <w:spacing w:after="200" w:line="276" w:lineRule="auto"/>
+            </w:pPr>
             <w:r>
               <w:rPr>
+                <w:rFonts w:ascii="Cambria" w:hAnsi="Cambria" w:eastAsia="ＭＳ 明朝" w:cs="Cambria" w:asciiTheme="minorHAnsi" w:hAnsiTheme="minorHAnsi" w:eastAsiaTheme="minorEastAsia" w:csTheme="minorBidi"/>
                 <w:sz w:val="20"/>
+                <w:szCs w:val="22"/>
               </w:rPr>
               <w:t>ACFSignal</w:t>
             </w:r>
@@ -3882,12 +7558,29 @@
         </w:tc>
         <w:tc>
           <w:tcPr>
-            <w:tcW w:type="dxa" w:w="3120"/>
+            <w:tcW w:w="3120" w:type="dxa"/>
+            <w:tcBorders>
+              <w:top w:val="single" w:sz="4" w:space="0" w:color="auto"/>
+              <w:left w:val="single" w:sz="4" w:space="0" w:color="auto"/>
+              <w:bottom w:val="single" w:sz="4" w:space="0" w:color="auto"/>
+              <w:right w:val="single" w:sz="4" w:space="0" w:color="auto"/>
+            </w:tcBorders>
+            <w:tcMar>
+              <w:top w:w="0" w:type="dxa"/>
+              <w:left w:w="108" w:type="dxa"/>
+              <w:bottom w:w="0" w:type="dxa"/>
+              <w:right w:w="108" w:type="dxa"/>
+            </w:tcMar>
           </w:tcPr>
           <w:p>
+            <w:pPr>
+              <w:spacing w:after="200" w:line="276" w:lineRule="auto"/>
+            </w:pPr>
             <w:r>
               <w:rPr>
+                <w:rFonts w:ascii="Cambria" w:hAnsi="Cambria" w:eastAsia="ＭＳ 明朝" w:cs="Cambria" w:asciiTheme="minorHAnsi" w:hAnsiTheme="minorHAnsi" w:eastAsiaTheme="minorEastAsia" w:csTheme="minorBidi"/>
                 <w:sz w:val="20"/>
+                <w:szCs w:val="22"/>
               </w:rPr>
               <w:t>Confidence signal</w:t>
             </w:r>
@@ -3897,12 +7590,29 @@
       <w:tr>
         <w:tc>
           <w:tcPr>
-            <w:tcW w:type="dxa" w:w="3120"/>
+            <w:tcW w:w="3120" w:type="dxa"/>
+            <w:tcBorders>
+              <w:top w:val="single" w:sz="4" w:space="0" w:color="auto"/>
+              <w:left w:val="single" w:sz="4" w:space="0" w:color="auto"/>
+              <w:bottom w:val="single" w:sz="4" w:space="0" w:color="auto"/>
+              <w:right w:val="single" w:sz="4" w:space="0" w:color="auto"/>
+            </w:tcBorders>
+            <w:tcMar>
+              <w:top w:w="0" w:type="dxa"/>
+              <w:left w:w="108" w:type="dxa"/>
+              <w:bottom w:w="0" w:type="dxa"/>
+              <w:right w:w="108" w:type="dxa"/>
+            </w:tcMar>
           </w:tcPr>
           <w:p>
+            <w:pPr>
+              <w:spacing w:after="200" w:line="276" w:lineRule="auto"/>
+            </w:pPr>
             <w:r>
               <w:rPr>
+                <w:rFonts w:ascii="Cambria" w:hAnsi="Cambria" w:eastAsia="ＭＳ 明朝" w:cs="Cambria" w:asciiTheme="minorHAnsi" w:hAnsiTheme="minorHAnsi" w:eastAsiaTheme="minorEastAsia" w:csTheme="minorBidi"/>
                 <w:sz w:val="20"/>
+                <w:szCs w:val="22"/>
               </w:rPr>
               <w:t>session_id</w:t>
             </w:r>
@@ -3910,12 +7620,29 @@
         </w:tc>
         <w:tc>
           <w:tcPr>
-            <w:tcW w:type="dxa" w:w="3120"/>
+            <w:tcW w:w="3120" w:type="dxa"/>
+            <w:tcBorders>
+              <w:top w:val="single" w:sz="4" w:space="0" w:color="auto"/>
+              <w:left w:val="single" w:sz="4" w:space="0" w:color="auto"/>
+              <w:bottom w:val="single" w:sz="4" w:space="0" w:color="auto"/>
+              <w:right w:val="single" w:sz="4" w:space="0" w:color="auto"/>
+            </w:tcBorders>
+            <w:tcMar>
+              <w:top w:w="0" w:type="dxa"/>
+              <w:left w:w="108" w:type="dxa"/>
+              <w:bottom w:w="0" w:type="dxa"/>
+              <w:right w:w="108" w:type="dxa"/>
+            </w:tcMar>
           </w:tcPr>
           <w:p>
+            <w:pPr>
+              <w:spacing w:after="200" w:line="276" w:lineRule="auto"/>
+            </w:pPr>
             <w:r>
               <w:rPr>
+                <w:rFonts w:ascii="Cambria" w:hAnsi="Cambria" w:eastAsia="ＭＳ 明朝" w:cs="Cambria" w:asciiTheme="minorHAnsi" w:hAnsiTheme="minorHAnsi" w:eastAsiaTheme="minorEastAsia" w:csTheme="minorBidi"/>
                 <w:sz w:val="20"/>
+                <w:szCs w:val="22"/>
               </w:rPr>
               <w:t>string</w:t>
             </w:r>
@@ -3923,12 +7650,29 @@
         </w:tc>
         <w:tc>
           <w:tcPr>
-            <w:tcW w:type="dxa" w:w="3120"/>
+            <w:tcW w:w="3120" w:type="dxa"/>
+            <w:tcBorders>
+              <w:top w:val="single" w:sz="4" w:space="0" w:color="auto"/>
+              <w:left w:val="single" w:sz="4" w:space="0" w:color="auto"/>
+              <w:bottom w:val="single" w:sz="4" w:space="0" w:color="auto"/>
+              <w:right w:val="single" w:sz="4" w:space="0" w:color="auto"/>
+            </w:tcBorders>
+            <w:tcMar>
+              <w:top w:w="0" w:type="dxa"/>
+              <w:left w:w="108" w:type="dxa"/>
+              <w:bottom w:w="0" w:type="dxa"/>
+              <w:right w:w="108" w:type="dxa"/>
+            </w:tcMar>
           </w:tcPr>
           <w:p>
+            <w:pPr>
+              <w:spacing w:after="200" w:line="276" w:lineRule="auto"/>
+            </w:pPr>
             <w:r>
               <w:rPr>
+                <w:rFonts w:ascii="Cambria" w:hAnsi="Cambria" w:eastAsia="ＭＳ 明朝" w:cs="Cambria" w:asciiTheme="minorHAnsi" w:hAnsiTheme="minorHAnsi" w:eastAsiaTheme="minorEastAsia" w:csTheme="minorBidi"/>
                 <w:sz w:val="20"/>
+                <w:szCs w:val="22"/>
               </w:rPr>
               <w:t>Reuse for next turn</w:t>
             </w:r>
@@ -3936,20 +7680,36 @@
         </w:tc>
       </w:tr>
     </w:tbl>
-    <w:p/>
+    <w:p>
+      <w:pPr>
+        <w:spacing w:after="200" w:line="276" w:lineRule="auto"/>
+      </w:pPr>
+    </w:p>
     <w:p>
       <w:pPr>
         <w:pStyle w:val="Heading2"/>
       </w:pPr>
       <w:r>
+        <w:rPr>
+          <w:rFonts w:ascii="Calibri" w:hAnsi="Calibri" w:eastAsia="ＭＳ ゴシック" w:cs="Calibri" w:asciiTheme="majorHAnsi" w:hAnsiTheme="majorHAnsi" w:eastAsiaTheme="majorEastAsia" w:csTheme="majorBidi"/>
+          <w:b/>
+          <w:bCs/>
+          <w:color w:val="4F81BD" w:themeColor="accent1"/>
+          <w:sz w:val="26"/>
+          <w:szCs w:val="26"/>
+        </w:rPr>
         <w:t>DELETE /session/{session_id}</w:t>
       </w:r>
     </w:p>
     <w:p>
+      <w:pPr>
+        <w:spacing w:after="200" w:line="276" w:lineRule="auto"/>
+      </w:pPr>
       <w:r>
         <w:rPr>
-          <w:b w:val="0"/>
+          <w:rFonts w:ascii="Cambria" w:hAnsi="Cambria" w:eastAsia="ＭＳ 明朝" w:cs="Cambria" w:asciiTheme="minorHAnsi" w:hAnsiTheme="minorHAnsi" w:eastAsiaTheme="minorEastAsia" w:csTheme="minorBidi"/>
           <w:sz w:val="22"/>
+          <w:szCs w:val="22"/>
         </w:rPr>
         <w:t>Delete server-side conversation memory (new chat / logout).</w:t>
       </w:r>
@@ -3959,14 +7719,36 @@
         <w:pStyle w:val="Heading3"/>
       </w:pPr>
       <w:r>
+        <w:rPr>
+          <w:rFonts w:ascii="Calibri" w:hAnsi="Calibri" w:eastAsia="ＭＳ ゴシック" w:cs="Calibri" w:asciiTheme="majorHAnsi" w:hAnsiTheme="majorHAnsi" w:eastAsiaTheme="majorEastAsia" w:csTheme="majorBidi"/>
+          <w:b/>
+          <w:bCs/>
+          <w:color w:val="4F81BD" w:themeColor="accent1"/>
+          <w:sz w:val="22"/>
+          <w:szCs w:val="22"/>
+        </w:rPr>
         <w:t>Errors</w:t>
       </w:r>
     </w:p>
     <w:tbl>
       <w:tblPr>
         <w:tblStyle w:val="TableGrid"/>
-        <w:tblW w:type="auto" w:w="0"/>
-        <w:tblLook w:firstColumn="1" w:firstRow="1" w:lastColumn="0" w:lastRow="0" w:noHBand="0" w:noVBand="1" w:val="04A0"/>
+        <w:tblW w:w="0" w:type="auto"/>
+        <w:tblBorders>
+          <w:top w:val="single" w:sz="4" w:space="0" w:color="auto"/>
+          <w:left w:val="single" w:sz="4" w:space="0" w:color="auto"/>
+          <w:bottom w:val="single" w:sz="4" w:space="0" w:color="auto"/>
+          <w:right w:val="single" w:sz="4" w:space="0" w:color="auto"/>
+          <w:insideH w:val="single" w:sz="4" w:space="0" w:color="auto"/>
+          <w:insideV w:val="single" w:sz="4" w:space="0" w:color="auto"/>
+        </w:tblBorders>
+        <w:tblCellMar>
+          <w:top w:w="0" w:type="dxa"/>
+          <w:left w:w="108" w:type="dxa"/>
+          <w:bottom w:w="0" w:type="dxa"/>
+          <w:right w:w="108" w:type="dxa"/>
+        </w:tblCellMar>
+        <w:tblLook w:firstRow="1" w:firstColumn="1" w:noVBand="1"/>
       </w:tblPr>
       <w:tblGrid>
         <w:gridCol w:w="4680"/>
@@ -3975,13 +7757,31 @@
       <w:tr>
         <w:tc>
           <w:tcPr>
-            <w:tcW w:type="dxa" w:w="4680"/>
+            <w:tcW w:w="4680" w:type="dxa"/>
+            <w:tcBorders>
+              <w:top w:val="single" w:sz="4" w:space="0" w:color="auto"/>
+              <w:left w:val="single" w:sz="4" w:space="0" w:color="auto"/>
+              <w:bottom w:val="single" w:sz="4" w:space="0" w:color="auto"/>
+              <w:right w:val="single" w:sz="4" w:space="0" w:color="auto"/>
+            </w:tcBorders>
+            <w:tcMar>
+              <w:top w:w="0" w:type="dxa"/>
+              <w:left w:w="108" w:type="dxa"/>
+              <w:bottom w:w="0" w:type="dxa"/>
+              <w:right w:w="108" w:type="dxa"/>
+            </w:tcMar>
           </w:tcPr>
           <w:p>
+            <w:pPr>
+              <w:spacing w:after="200" w:line="276" w:lineRule="auto"/>
+            </w:pPr>
             <w:r>
               <w:rPr>
+                <w:rFonts w:ascii="Cambria" w:hAnsi="Cambria" w:eastAsia="ＭＳ 明朝" w:cs="Cambria" w:asciiTheme="minorHAnsi" w:hAnsiTheme="minorHAnsi" w:eastAsiaTheme="minorEastAsia" w:csTheme="minorBidi"/>
                 <w:b/>
+                <w:bCs/>
                 <w:sz w:val="20"/>
+                <w:szCs w:val="22"/>
               </w:rPr>
               <w:t>Status</w:t>
             </w:r>
@@ -3989,13 +7789,31 @@
         </w:tc>
         <w:tc>
           <w:tcPr>
-            <w:tcW w:type="dxa" w:w="4680"/>
+            <w:tcW w:w="4680" w:type="dxa"/>
+            <w:tcBorders>
+              <w:top w:val="single" w:sz="4" w:space="0" w:color="auto"/>
+              <w:left w:val="single" w:sz="4" w:space="0" w:color="auto"/>
+              <w:bottom w:val="single" w:sz="4" w:space="0" w:color="auto"/>
+              <w:right w:val="single" w:sz="4" w:space="0" w:color="auto"/>
+            </w:tcBorders>
+            <w:tcMar>
+              <w:top w:w="0" w:type="dxa"/>
+              <w:left w:w="108" w:type="dxa"/>
+              <w:bottom w:w="0" w:type="dxa"/>
+              <w:right w:w="108" w:type="dxa"/>
+            </w:tcMar>
           </w:tcPr>
           <w:p>
+            <w:pPr>
+              <w:spacing w:after="200" w:line="276" w:lineRule="auto"/>
+            </w:pPr>
             <w:r>
               <w:rPr>
+                <w:rFonts w:ascii="Cambria" w:hAnsi="Cambria" w:eastAsia="ＭＳ 明朝" w:cs="Cambria" w:asciiTheme="minorHAnsi" w:hAnsiTheme="minorHAnsi" w:eastAsiaTheme="minorEastAsia" w:csTheme="minorBidi"/>
                 <w:b/>
+                <w:bCs/>
                 <w:sz w:val="20"/>
+                <w:szCs w:val="22"/>
               </w:rPr>
               <w:t>When</w:t>
             </w:r>
@@ -4005,12 +7823,29 @@
       <w:tr>
         <w:tc>
           <w:tcPr>
-            <w:tcW w:type="dxa" w:w="4680"/>
+            <w:tcW w:w="4680" w:type="dxa"/>
+            <w:tcBorders>
+              <w:top w:val="single" w:sz="4" w:space="0" w:color="auto"/>
+              <w:left w:val="single" w:sz="4" w:space="0" w:color="auto"/>
+              <w:bottom w:val="single" w:sz="4" w:space="0" w:color="auto"/>
+              <w:right w:val="single" w:sz="4" w:space="0" w:color="auto"/>
+            </w:tcBorders>
+            <w:tcMar>
+              <w:top w:w="0" w:type="dxa"/>
+              <w:left w:w="108" w:type="dxa"/>
+              <w:bottom w:w="0" w:type="dxa"/>
+              <w:right w:w="108" w:type="dxa"/>
+            </w:tcMar>
           </w:tcPr>
           <w:p>
+            <w:pPr>
+              <w:spacing w:after="200" w:line="276" w:lineRule="auto"/>
+            </w:pPr>
             <w:r>
               <w:rPr>
+                <w:rFonts w:ascii="Cambria" w:hAnsi="Cambria" w:eastAsia="ＭＳ 明朝" w:cs="Cambria" w:asciiTheme="minorHAnsi" w:hAnsiTheme="minorHAnsi" w:eastAsiaTheme="minorEastAsia" w:csTheme="minorBidi"/>
                 <w:sz w:val="20"/>
+                <w:szCs w:val="22"/>
               </w:rPr>
               <w:t>400</w:t>
             </w:r>
@@ -4018,12 +7853,29 @@
         </w:tc>
         <w:tc>
           <w:tcPr>
-            <w:tcW w:type="dxa" w:w="4680"/>
+            <w:tcW w:w="4680" w:type="dxa"/>
+            <w:tcBorders>
+              <w:top w:val="single" w:sz="4" w:space="0" w:color="auto"/>
+              <w:left w:val="single" w:sz="4" w:space="0" w:color="auto"/>
+              <w:bottom w:val="single" w:sz="4" w:space="0" w:color="auto"/>
+              <w:right w:val="single" w:sz="4" w:space="0" w:color="auto"/>
+            </w:tcBorders>
+            <w:tcMar>
+              <w:top w:w="0" w:type="dxa"/>
+              <w:left w:w="108" w:type="dxa"/>
+              <w:bottom w:w="0" w:type="dxa"/>
+              <w:right w:w="108" w:type="dxa"/>
+            </w:tcMar>
           </w:tcPr>
           <w:p>
+            <w:pPr>
+              <w:spacing w:after="200" w:line="276" w:lineRule="auto"/>
+            </w:pPr>
             <w:r>
               <w:rPr>
+                <w:rFonts w:ascii="Cambria" w:hAnsi="Cambria" w:eastAsia="ＭＳ 明朝" w:cs="Cambria" w:asciiTheme="minorHAnsi" w:hAnsiTheme="minorHAnsi" w:eastAsiaTheme="minorEastAsia" w:csTheme="minorBidi"/>
                 <w:sz w:val="20"/>
+                <w:szCs w:val="22"/>
               </w:rPr>
               <w:t>Empty session_id</w:t>
             </w:r>
@@ -4031,20 +7883,36 @@
         </w:tc>
       </w:tr>
     </w:tbl>
-    <w:p/>
+    <w:p>
+      <w:pPr>
+        <w:spacing w:after="200" w:line="276" w:lineRule="auto"/>
+      </w:pPr>
+    </w:p>
     <w:p>
       <w:pPr>
         <w:pStyle w:val="Heading2"/>
       </w:pPr>
       <w:r>
+        <w:rPr>
+          <w:rFonts w:ascii="Calibri" w:hAnsi="Calibri" w:eastAsia="ＭＳ ゴシック" w:cs="Calibri" w:asciiTheme="majorHAnsi" w:hAnsiTheme="majorHAnsi" w:eastAsiaTheme="majorEastAsia" w:csTheme="majorBidi"/>
+          <w:b/>
+          <w:bCs/>
+          <w:color w:val="4F81BD" w:themeColor="accent1"/>
+          <w:sz w:val="26"/>
+          <w:szCs w:val="26"/>
+        </w:rPr>
         <w:t>POST /feedback</w:t>
       </w:r>
     </w:p>
     <w:p>
+      <w:pPr>
+        <w:spacing w:after="200" w:line="276" w:lineRule="auto"/>
+      </w:pPr>
       <w:r>
         <w:rPr>
-          <w:b w:val="0"/>
+          <w:rFonts w:ascii="Cambria" w:hAnsi="Cambria" w:eastAsia="ＭＳ 明朝" w:cs="Cambria" w:asciiTheme="minorHAnsi" w:hAnsiTheme="minorHAnsi" w:eastAsiaTheme="minorEastAsia" w:csTheme="minorBidi"/>
           <w:sz w:val="22"/>
+          <w:szCs w:val="22"/>
         </w:rPr>
         <w:t>Record thumbs up/down on a Langfuse trace (use langfuse_trace_id from a prior response).</w:t>
       </w:r>
@@ -4054,14 +7922,36 @@
         <w:pStyle w:val="Heading3"/>
       </w:pPr>
       <w:r>
+        <w:rPr>
+          <w:rFonts w:ascii="Calibri" w:hAnsi="Calibri" w:eastAsia="ＭＳ ゴシック" w:cs="Calibri" w:asciiTheme="majorHAnsi" w:hAnsiTheme="majorHAnsi" w:eastAsiaTheme="majorEastAsia" w:csTheme="majorBidi"/>
+          <w:b/>
+          <w:bCs/>
+          <w:color w:val="4F81BD" w:themeColor="accent1"/>
+          <w:sz w:val="22"/>
+          <w:szCs w:val="22"/>
+        </w:rPr>
         <w:t>Request fields</w:t>
       </w:r>
     </w:p>
     <w:tbl>
       <w:tblPr>
         <w:tblStyle w:val="TableGrid"/>
-        <w:tblW w:type="auto" w:w="0"/>
-        <w:tblLook w:firstColumn="1" w:firstRow="1" w:lastColumn="0" w:lastRow="0" w:noHBand="0" w:noVBand="1" w:val="04A0"/>
+        <w:tblW w:w="0" w:type="auto"/>
+        <w:tblBorders>
+          <w:top w:val="single" w:sz="4" w:space="0" w:color="auto"/>
+          <w:left w:val="single" w:sz="4" w:space="0" w:color="auto"/>
+          <w:bottom w:val="single" w:sz="4" w:space="0" w:color="auto"/>
+          <w:right w:val="single" w:sz="4" w:space="0" w:color="auto"/>
+          <w:insideH w:val="single" w:sz="4" w:space="0" w:color="auto"/>
+          <w:insideV w:val="single" w:sz="4" w:space="0" w:color="auto"/>
+        </w:tblBorders>
+        <w:tblCellMar>
+          <w:top w:w="0" w:type="dxa"/>
+          <w:left w:w="108" w:type="dxa"/>
+          <w:bottom w:w="0" w:type="dxa"/>
+          <w:right w:w="108" w:type="dxa"/>
+        </w:tblCellMar>
+        <w:tblLook w:firstRow="1" w:firstColumn="1" w:noVBand="1"/>
       </w:tblPr>
       <w:tblGrid>
         <w:gridCol w:w="2340"/>
@@ -4072,13 +7962,31 @@
       <w:tr>
         <w:tc>
           <w:tcPr>
-            <w:tcW w:type="dxa" w:w="2340"/>
+            <w:tcW w:w="2340" w:type="dxa"/>
+            <w:tcBorders>
+              <w:top w:val="single" w:sz="4" w:space="0" w:color="auto"/>
+              <w:left w:val="single" w:sz="4" w:space="0" w:color="auto"/>
+              <w:bottom w:val="single" w:sz="4" w:space="0" w:color="auto"/>
+              <w:right w:val="single" w:sz="4" w:space="0" w:color="auto"/>
+            </w:tcBorders>
+            <w:tcMar>
+              <w:top w:w="0" w:type="dxa"/>
+              <w:left w:w="108" w:type="dxa"/>
+              <w:bottom w:w="0" w:type="dxa"/>
+              <w:right w:w="108" w:type="dxa"/>
+            </w:tcMar>
           </w:tcPr>
           <w:p>
+            <w:pPr>
+              <w:spacing w:after="200" w:line="276" w:lineRule="auto"/>
+            </w:pPr>
             <w:r>
               <w:rPr>
+                <w:rFonts w:ascii="Cambria" w:hAnsi="Cambria" w:eastAsia="ＭＳ 明朝" w:cs="Cambria" w:asciiTheme="minorHAnsi" w:hAnsiTheme="minorHAnsi" w:eastAsiaTheme="minorEastAsia" w:csTheme="minorBidi"/>
                 <w:b/>
+                <w:bCs/>
                 <w:sz w:val="20"/>
+                <w:szCs w:val="22"/>
               </w:rPr>
               <w:t>Field</w:t>
             </w:r>
@@ -4086,13 +7994,31 @@
         </w:tc>
         <w:tc>
           <w:tcPr>
-            <w:tcW w:type="dxa" w:w="2340"/>
+            <w:tcW w:w="2340" w:type="dxa"/>
+            <w:tcBorders>
+              <w:top w:val="single" w:sz="4" w:space="0" w:color="auto"/>
+              <w:left w:val="single" w:sz="4" w:space="0" w:color="auto"/>
+              <w:bottom w:val="single" w:sz="4" w:space="0" w:color="auto"/>
+              <w:right w:val="single" w:sz="4" w:space="0" w:color="auto"/>
+            </w:tcBorders>
+            <w:tcMar>
+              <w:top w:w="0" w:type="dxa"/>
+              <w:left w:w="108" w:type="dxa"/>
+              <w:bottom w:w="0" w:type="dxa"/>
+              <w:right w:w="108" w:type="dxa"/>
+            </w:tcMar>
           </w:tcPr>
           <w:p>
+            <w:pPr>
+              <w:spacing w:after="200" w:line="276" w:lineRule="auto"/>
+            </w:pPr>
             <w:r>
               <w:rPr>
+                <w:rFonts w:ascii="Cambria" w:hAnsi="Cambria" w:eastAsia="ＭＳ 明朝" w:cs="Cambria" w:asciiTheme="minorHAnsi" w:hAnsiTheme="minorHAnsi" w:eastAsiaTheme="minorEastAsia" w:csTheme="minorBidi"/>
                 <w:b/>
+                <w:bCs/>
                 <w:sz w:val="20"/>
+                <w:szCs w:val="22"/>
               </w:rPr>
               <w:t>Type</w:t>
             </w:r>
@@ -4100,13 +8026,31 @@
         </w:tc>
         <w:tc>
           <w:tcPr>
-            <w:tcW w:type="dxa" w:w="2340"/>
+            <w:tcW w:w="2340" w:type="dxa"/>
+            <w:tcBorders>
+              <w:top w:val="single" w:sz="4" w:space="0" w:color="auto"/>
+              <w:left w:val="single" w:sz="4" w:space="0" w:color="auto"/>
+              <w:bottom w:val="single" w:sz="4" w:space="0" w:color="auto"/>
+              <w:right w:val="single" w:sz="4" w:space="0" w:color="auto"/>
+            </w:tcBorders>
+            <w:tcMar>
+              <w:top w:w="0" w:type="dxa"/>
+              <w:left w:w="108" w:type="dxa"/>
+              <w:bottom w:w="0" w:type="dxa"/>
+              <w:right w:w="108" w:type="dxa"/>
+            </w:tcMar>
           </w:tcPr>
           <w:p>
+            <w:pPr>
+              <w:spacing w:after="200" w:line="276" w:lineRule="auto"/>
+            </w:pPr>
             <w:r>
               <w:rPr>
+                <w:rFonts w:ascii="Cambria" w:hAnsi="Cambria" w:eastAsia="ＭＳ 明朝" w:cs="Cambria" w:asciiTheme="minorHAnsi" w:hAnsiTheme="minorHAnsi" w:eastAsiaTheme="minorEastAsia" w:csTheme="minorBidi"/>
                 <w:b/>
+                <w:bCs/>
                 <w:sz w:val="20"/>
+                <w:szCs w:val="22"/>
               </w:rPr>
               <w:t>Required</w:t>
             </w:r>
@@ -4114,13 +8058,31 @@
         </w:tc>
         <w:tc>
           <w:tcPr>
-            <w:tcW w:type="dxa" w:w="2340"/>
+            <w:tcW w:w="2340" w:type="dxa"/>
+            <w:tcBorders>
+              <w:top w:val="single" w:sz="4" w:space="0" w:color="auto"/>
+              <w:left w:val="single" w:sz="4" w:space="0" w:color="auto"/>
+              <w:bottom w:val="single" w:sz="4" w:space="0" w:color="auto"/>
+              <w:right w:val="single" w:sz="4" w:space="0" w:color="auto"/>
+            </w:tcBorders>
+            <w:tcMar>
+              <w:top w:w="0" w:type="dxa"/>
+              <w:left w:w="108" w:type="dxa"/>
+              <w:bottom w:w="0" w:type="dxa"/>
+              <w:right w:w="108" w:type="dxa"/>
+            </w:tcMar>
           </w:tcPr>
           <w:p>
+            <w:pPr>
+              <w:spacing w:after="200" w:line="276" w:lineRule="auto"/>
+            </w:pPr>
             <w:r>
               <w:rPr>
+                <w:rFonts w:ascii="Cambria" w:hAnsi="Cambria" w:eastAsia="ＭＳ 明朝" w:cs="Cambria" w:asciiTheme="minorHAnsi" w:hAnsiTheme="minorHAnsi" w:eastAsiaTheme="minorEastAsia" w:csTheme="minorBidi"/>
                 <w:b/>
+                <w:bCs/>
                 <w:sz w:val="20"/>
+                <w:szCs w:val="22"/>
               </w:rPr>
               <w:t>Description</w:t>
             </w:r>
@@ -4130,12 +8092,29 @@
       <w:tr>
         <w:tc>
           <w:tcPr>
-            <w:tcW w:type="dxa" w:w="2340"/>
+            <w:tcW w:w="2340" w:type="dxa"/>
+            <w:tcBorders>
+              <w:top w:val="single" w:sz="4" w:space="0" w:color="auto"/>
+              <w:left w:val="single" w:sz="4" w:space="0" w:color="auto"/>
+              <w:bottom w:val="single" w:sz="4" w:space="0" w:color="auto"/>
+              <w:right w:val="single" w:sz="4" w:space="0" w:color="auto"/>
+            </w:tcBorders>
+            <w:tcMar>
+              <w:top w:w="0" w:type="dxa"/>
+              <w:left w:w="108" w:type="dxa"/>
+              <w:bottom w:w="0" w:type="dxa"/>
+              <w:right w:w="108" w:type="dxa"/>
+            </w:tcMar>
           </w:tcPr>
           <w:p>
+            <w:pPr>
+              <w:spacing w:after="200" w:line="276" w:lineRule="auto"/>
+            </w:pPr>
             <w:r>
               <w:rPr>
+                <w:rFonts w:ascii="Cambria" w:hAnsi="Cambria" w:eastAsia="ＭＳ 明朝" w:cs="Cambria" w:asciiTheme="minorHAnsi" w:hAnsiTheme="minorHAnsi" w:eastAsiaTheme="minorEastAsia" w:csTheme="minorBidi"/>
                 <w:sz w:val="20"/>
+                <w:szCs w:val="22"/>
               </w:rPr>
               <w:t>trace_id</w:t>
             </w:r>
@@ -4143,12 +8122,29 @@
         </w:tc>
         <w:tc>
           <w:tcPr>
-            <w:tcW w:type="dxa" w:w="2340"/>
+            <w:tcW w:w="2340" w:type="dxa"/>
+            <w:tcBorders>
+              <w:top w:val="single" w:sz="4" w:space="0" w:color="auto"/>
+              <w:left w:val="single" w:sz="4" w:space="0" w:color="auto"/>
+              <w:bottom w:val="single" w:sz="4" w:space="0" w:color="auto"/>
+              <w:right w:val="single" w:sz="4" w:space="0" w:color="auto"/>
+            </w:tcBorders>
+            <w:tcMar>
+              <w:top w:w="0" w:type="dxa"/>
+              <w:left w:w="108" w:type="dxa"/>
+              <w:bottom w:w="0" w:type="dxa"/>
+              <w:right w:w="108" w:type="dxa"/>
+            </w:tcMar>
           </w:tcPr>
           <w:p>
+            <w:pPr>
+              <w:spacing w:after="200" w:line="276" w:lineRule="auto"/>
+            </w:pPr>
             <w:r>
               <w:rPr>
+                <w:rFonts w:ascii="Cambria" w:hAnsi="Cambria" w:eastAsia="ＭＳ 明朝" w:cs="Cambria" w:asciiTheme="minorHAnsi" w:hAnsiTheme="minorHAnsi" w:eastAsiaTheme="minorEastAsia" w:csTheme="minorBidi"/>
                 <w:sz w:val="20"/>
+                <w:szCs w:val="22"/>
               </w:rPr>
               <w:t>string</w:t>
             </w:r>
@@ -4156,12 +8152,29 @@
         </w:tc>
         <w:tc>
           <w:tcPr>
-            <w:tcW w:type="dxa" w:w="2340"/>
+            <w:tcW w:w="2340" w:type="dxa"/>
+            <w:tcBorders>
+              <w:top w:val="single" w:sz="4" w:space="0" w:color="auto"/>
+              <w:left w:val="single" w:sz="4" w:space="0" w:color="auto"/>
+              <w:bottom w:val="single" w:sz="4" w:space="0" w:color="auto"/>
+              <w:right w:val="single" w:sz="4" w:space="0" w:color="auto"/>
+            </w:tcBorders>
+            <w:tcMar>
+              <w:top w:w="0" w:type="dxa"/>
+              <w:left w:w="108" w:type="dxa"/>
+              <w:bottom w:w="0" w:type="dxa"/>
+              <w:right w:w="108" w:type="dxa"/>
+            </w:tcMar>
           </w:tcPr>
           <w:p>
+            <w:pPr>
+              <w:spacing w:after="200" w:line="276" w:lineRule="auto"/>
+            </w:pPr>
             <w:r>
               <w:rPr>
+                <w:rFonts w:ascii="Cambria" w:hAnsi="Cambria" w:eastAsia="ＭＳ 明朝" w:cs="Cambria" w:asciiTheme="minorHAnsi" w:hAnsiTheme="minorHAnsi" w:eastAsiaTheme="minorEastAsia" w:csTheme="minorBidi"/>
                 <w:sz w:val="20"/>
+                <w:szCs w:val="22"/>
               </w:rPr>
               <w:t>Yes</w:t>
             </w:r>
@@ -4169,12 +8182,29 @@
         </w:tc>
         <w:tc>
           <w:tcPr>
-            <w:tcW w:type="dxa" w:w="2340"/>
+            <w:tcW w:w="2340" w:type="dxa"/>
+            <w:tcBorders>
+              <w:top w:val="single" w:sz="4" w:space="0" w:color="auto"/>
+              <w:left w:val="single" w:sz="4" w:space="0" w:color="auto"/>
+              <w:bottom w:val="single" w:sz="4" w:space="0" w:color="auto"/>
+              <w:right w:val="single" w:sz="4" w:space="0" w:color="auto"/>
+            </w:tcBorders>
+            <w:tcMar>
+              <w:top w:w="0" w:type="dxa"/>
+              <w:left w:w="108" w:type="dxa"/>
+              <w:bottom w:w="0" w:type="dxa"/>
+              <w:right w:w="108" w:type="dxa"/>
+            </w:tcMar>
           </w:tcPr>
           <w:p>
+            <w:pPr>
+              <w:spacing w:after="200" w:line="276" w:lineRule="auto"/>
+            </w:pPr>
             <w:r>
               <w:rPr>
+                <w:rFonts w:ascii="Cambria" w:hAnsi="Cambria" w:eastAsia="ＭＳ 明朝" w:cs="Cambria" w:asciiTheme="minorHAnsi" w:hAnsiTheme="minorHAnsi" w:eastAsiaTheme="minorEastAsia" w:csTheme="minorBidi"/>
                 <w:sz w:val="20"/>
+                <w:szCs w:val="22"/>
               </w:rPr>
               <w:t>langfuse_trace_id from QueryResponse</w:t>
             </w:r>
@@ -4184,12 +8214,29 @@
       <w:tr>
         <w:tc>
           <w:tcPr>
-            <w:tcW w:type="dxa" w:w="2340"/>
+            <w:tcW w:w="2340" w:type="dxa"/>
+            <w:tcBorders>
+              <w:top w:val="single" w:sz="4" w:space="0" w:color="auto"/>
+              <w:left w:val="single" w:sz="4" w:space="0" w:color="auto"/>
+              <w:bottom w:val="single" w:sz="4" w:space="0" w:color="auto"/>
+              <w:right w:val="single" w:sz="4" w:space="0" w:color="auto"/>
+            </w:tcBorders>
+            <w:tcMar>
+              <w:top w:w="0" w:type="dxa"/>
+              <w:left w:w="108" w:type="dxa"/>
+              <w:bottom w:w="0" w:type="dxa"/>
+              <w:right w:w="108" w:type="dxa"/>
+            </w:tcMar>
           </w:tcPr>
           <w:p>
+            <w:pPr>
+              <w:spacing w:after="200" w:line="276" w:lineRule="auto"/>
+            </w:pPr>
             <w:r>
               <w:rPr>
+                <w:rFonts w:ascii="Cambria" w:hAnsi="Cambria" w:eastAsia="ＭＳ 明朝" w:cs="Cambria" w:asciiTheme="minorHAnsi" w:hAnsiTheme="minorHAnsi" w:eastAsiaTheme="minorEastAsia" w:csTheme="minorBidi"/>
                 <w:sz w:val="20"/>
+                <w:szCs w:val="22"/>
               </w:rPr>
               <w:t>score</w:t>
             </w:r>
@@ -4197,12 +8244,29 @@
         </w:tc>
         <w:tc>
           <w:tcPr>
-            <w:tcW w:type="dxa" w:w="2340"/>
+            <w:tcW w:w="2340" w:type="dxa"/>
+            <w:tcBorders>
+              <w:top w:val="single" w:sz="4" w:space="0" w:color="auto"/>
+              <w:left w:val="single" w:sz="4" w:space="0" w:color="auto"/>
+              <w:bottom w:val="single" w:sz="4" w:space="0" w:color="auto"/>
+              <w:right w:val="single" w:sz="4" w:space="0" w:color="auto"/>
+            </w:tcBorders>
+            <w:tcMar>
+              <w:top w:w="0" w:type="dxa"/>
+              <w:left w:w="108" w:type="dxa"/>
+              <w:bottom w:w="0" w:type="dxa"/>
+              <w:right w:w="108" w:type="dxa"/>
+            </w:tcMar>
           </w:tcPr>
           <w:p>
+            <w:pPr>
+              <w:spacing w:after="200" w:line="276" w:lineRule="auto"/>
+            </w:pPr>
             <w:r>
               <w:rPr>
+                <w:rFonts w:ascii="Cambria" w:hAnsi="Cambria" w:eastAsia="ＭＳ 明朝" w:cs="Cambria" w:asciiTheme="minorHAnsi" w:hAnsiTheme="minorHAnsi" w:eastAsiaTheme="minorEastAsia" w:csTheme="minorBidi"/>
                 <w:sz w:val="20"/>
+                <w:szCs w:val="22"/>
               </w:rPr>
               <w:t>number</w:t>
             </w:r>
@@ -4210,12 +8274,29 @@
         </w:tc>
         <w:tc>
           <w:tcPr>
-            <w:tcW w:type="dxa" w:w="2340"/>
+            <w:tcW w:w="2340" w:type="dxa"/>
+            <w:tcBorders>
+              <w:top w:val="single" w:sz="4" w:space="0" w:color="auto"/>
+              <w:left w:val="single" w:sz="4" w:space="0" w:color="auto"/>
+              <w:bottom w:val="single" w:sz="4" w:space="0" w:color="auto"/>
+              <w:right w:val="single" w:sz="4" w:space="0" w:color="auto"/>
+            </w:tcBorders>
+            <w:tcMar>
+              <w:top w:w="0" w:type="dxa"/>
+              <w:left w:w="108" w:type="dxa"/>
+              <w:bottom w:w="0" w:type="dxa"/>
+              <w:right w:w="108" w:type="dxa"/>
+            </w:tcMar>
           </w:tcPr>
           <w:p>
+            <w:pPr>
+              <w:spacing w:after="200" w:line="276" w:lineRule="auto"/>
+            </w:pPr>
             <w:r>
               <w:rPr>
+                <w:rFonts w:ascii="Cambria" w:hAnsi="Cambria" w:eastAsia="ＭＳ 明朝" w:cs="Cambria" w:asciiTheme="minorHAnsi" w:hAnsiTheme="minorHAnsi" w:eastAsiaTheme="minorEastAsia" w:csTheme="minorBidi"/>
                 <w:sz w:val="20"/>
+                <w:szCs w:val="22"/>
               </w:rPr>
               <w:t>Yes</w:t>
             </w:r>
@@ -4223,12 +8304,29 @@
         </w:tc>
         <w:tc>
           <w:tcPr>
-            <w:tcW w:type="dxa" w:w="2340"/>
+            <w:tcW w:w="2340" w:type="dxa"/>
+            <w:tcBorders>
+              <w:top w:val="single" w:sz="4" w:space="0" w:color="auto"/>
+              <w:left w:val="single" w:sz="4" w:space="0" w:color="auto"/>
+              <w:bottom w:val="single" w:sz="4" w:space="0" w:color="auto"/>
+              <w:right w:val="single" w:sz="4" w:space="0" w:color="auto"/>
+            </w:tcBorders>
+            <w:tcMar>
+              <w:top w:w="0" w:type="dxa"/>
+              <w:left w:w="108" w:type="dxa"/>
+              <w:bottom w:w="0" w:type="dxa"/>
+              <w:right w:w="108" w:type="dxa"/>
+            </w:tcMar>
           </w:tcPr>
           <w:p>
+            <w:pPr>
+              <w:spacing w:after="200" w:line="276" w:lineRule="auto"/>
+            </w:pPr>
             <w:r>
               <w:rPr>
+                <w:rFonts w:ascii="Cambria" w:hAnsi="Cambria" w:eastAsia="ＭＳ 明朝" w:cs="Cambria" w:asciiTheme="minorHAnsi" w:hAnsiTheme="minorHAnsi" w:eastAsiaTheme="minorEastAsia" w:csTheme="minorBidi"/>
                 <w:sz w:val="20"/>
+                <w:szCs w:val="22"/>
               </w:rPr>
               <w:t>1.0 = thumbs up, 0.0 = thumbs down</w:t>
             </w:r>
@@ -4238,12 +8336,29 @@
       <w:tr>
         <w:tc>
           <w:tcPr>
-            <w:tcW w:type="dxa" w:w="2340"/>
+            <w:tcW w:w="2340" w:type="dxa"/>
+            <w:tcBorders>
+              <w:top w:val="single" w:sz="4" w:space="0" w:color="auto"/>
+              <w:left w:val="single" w:sz="4" w:space="0" w:color="auto"/>
+              <w:bottom w:val="single" w:sz="4" w:space="0" w:color="auto"/>
+              <w:right w:val="single" w:sz="4" w:space="0" w:color="auto"/>
+            </w:tcBorders>
+            <w:tcMar>
+              <w:top w:w="0" w:type="dxa"/>
+              <w:left w:w="108" w:type="dxa"/>
+              <w:bottom w:w="0" w:type="dxa"/>
+              <w:right w:w="108" w:type="dxa"/>
+            </w:tcMar>
           </w:tcPr>
           <w:p>
+            <w:pPr>
+              <w:spacing w:after="200" w:line="276" w:lineRule="auto"/>
+            </w:pPr>
             <w:r>
               <w:rPr>
+                <w:rFonts w:ascii="Cambria" w:hAnsi="Cambria" w:eastAsia="ＭＳ 明朝" w:cs="Cambria" w:asciiTheme="minorHAnsi" w:hAnsiTheme="minorHAnsi" w:eastAsiaTheme="minorEastAsia" w:csTheme="minorBidi"/>
                 <w:sz w:val="20"/>
+                <w:szCs w:val="22"/>
               </w:rPr>
               <w:t>comment</w:t>
             </w:r>
@@ -4251,12 +8366,29 @@
         </w:tc>
         <w:tc>
           <w:tcPr>
-            <w:tcW w:type="dxa" w:w="2340"/>
+            <w:tcW w:w="2340" w:type="dxa"/>
+            <w:tcBorders>
+              <w:top w:val="single" w:sz="4" w:space="0" w:color="auto"/>
+              <w:left w:val="single" w:sz="4" w:space="0" w:color="auto"/>
+              <w:bottom w:val="single" w:sz="4" w:space="0" w:color="auto"/>
+              <w:right w:val="single" w:sz="4" w:space="0" w:color="auto"/>
+            </w:tcBorders>
+            <w:tcMar>
+              <w:top w:w="0" w:type="dxa"/>
+              <w:left w:w="108" w:type="dxa"/>
+              <w:bottom w:w="0" w:type="dxa"/>
+              <w:right w:w="108" w:type="dxa"/>
+            </w:tcMar>
           </w:tcPr>
           <w:p>
+            <w:pPr>
+              <w:spacing w:after="200" w:line="276" w:lineRule="auto"/>
+            </w:pPr>
             <w:r>
               <w:rPr>
+                <w:rFonts w:ascii="Cambria" w:hAnsi="Cambria" w:eastAsia="ＭＳ 明朝" w:cs="Cambria" w:asciiTheme="minorHAnsi" w:hAnsiTheme="minorHAnsi" w:eastAsiaTheme="minorEastAsia" w:csTheme="minorBidi"/>
                 <w:sz w:val="20"/>
+                <w:szCs w:val="22"/>
               </w:rPr>
               <w:t>string | null</w:t>
             </w:r>
@@ -4264,12 +8396,29 @@
         </w:tc>
         <w:tc>
           <w:tcPr>
-            <w:tcW w:type="dxa" w:w="2340"/>
+            <w:tcW w:w="2340" w:type="dxa"/>
+            <w:tcBorders>
+              <w:top w:val="single" w:sz="4" w:space="0" w:color="auto"/>
+              <w:left w:val="single" w:sz="4" w:space="0" w:color="auto"/>
+              <w:bottom w:val="single" w:sz="4" w:space="0" w:color="auto"/>
+              <w:right w:val="single" w:sz="4" w:space="0" w:color="auto"/>
+            </w:tcBorders>
+            <w:tcMar>
+              <w:top w:w="0" w:type="dxa"/>
+              <w:left w:w="108" w:type="dxa"/>
+              <w:bottom w:w="0" w:type="dxa"/>
+              <w:right w:w="108" w:type="dxa"/>
+            </w:tcMar>
           </w:tcPr>
           <w:p>
+            <w:pPr>
+              <w:spacing w:after="200" w:line="276" w:lineRule="auto"/>
+            </w:pPr>
             <w:r>
               <w:rPr>
+                <w:rFonts w:ascii="Cambria" w:hAnsi="Cambria" w:eastAsia="ＭＳ 明朝" w:cs="Cambria" w:asciiTheme="minorHAnsi" w:hAnsiTheme="minorHAnsi" w:eastAsiaTheme="minorEastAsia" w:csTheme="minorBidi"/>
                 <w:sz w:val="20"/>
+                <w:szCs w:val="22"/>
               </w:rPr>
               <w:t>No</w:t>
             </w:r>
@@ -4277,12 +8426,29 @@
         </w:tc>
         <w:tc>
           <w:tcPr>
-            <w:tcW w:type="dxa" w:w="2340"/>
+            <w:tcW w:w="2340" w:type="dxa"/>
+            <w:tcBorders>
+              <w:top w:val="single" w:sz="4" w:space="0" w:color="auto"/>
+              <w:left w:val="single" w:sz="4" w:space="0" w:color="auto"/>
+              <w:bottom w:val="single" w:sz="4" w:space="0" w:color="auto"/>
+              <w:right w:val="single" w:sz="4" w:space="0" w:color="auto"/>
+            </w:tcBorders>
+            <w:tcMar>
+              <w:top w:w="0" w:type="dxa"/>
+              <w:left w:w="108" w:type="dxa"/>
+              <w:bottom w:w="0" w:type="dxa"/>
+              <w:right w:w="108" w:type="dxa"/>
+            </w:tcMar>
           </w:tcPr>
           <w:p>
+            <w:pPr>
+              <w:spacing w:after="200" w:line="276" w:lineRule="auto"/>
+            </w:pPr>
             <w:r>
               <w:rPr>
+                <w:rFonts w:ascii="Cambria" w:hAnsi="Cambria" w:eastAsia="ＭＳ 明朝" w:cs="Cambria" w:asciiTheme="minorHAnsi" w:hAnsiTheme="minorHAnsi" w:eastAsiaTheme="minorEastAsia" w:csTheme="minorBidi"/>
                 <w:sz w:val="20"/>
+                <w:szCs w:val="22"/>
               </w:rPr>
               <w:t>Optional note (max 500 chars)</w:t>
             </w:r>
@@ -4290,20 +8456,46 @@
         </w:tc>
       </w:tr>
     </w:tbl>
-    <w:p/>
+    <w:p>
+      <w:pPr>
+        <w:spacing w:after="200" w:line="276" w:lineRule="auto"/>
+      </w:pPr>
+    </w:p>
     <w:p>
       <w:pPr>
         <w:pStyle w:val="Heading3"/>
       </w:pPr>
       <w:r>
+        <w:rPr>
+          <w:rFonts w:ascii="Calibri" w:hAnsi="Calibri" w:eastAsia="ＭＳ ゴシック" w:cs="Calibri" w:asciiTheme="majorHAnsi" w:hAnsiTheme="majorHAnsi" w:eastAsiaTheme="majorEastAsia" w:csTheme="majorBidi"/>
+          <w:b/>
+          <w:bCs/>
+          <w:color w:val="4F81BD" w:themeColor="accent1"/>
+          <w:sz w:val="22"/>
+          <w:szCs w:val="22"/>
+        </w:rPr>
         <w:t>Errors</w:t>
       </w:r>
     </w:p>
     <w:tbl>
       <w:tblPr>
         <w:tblStyle w:val="TableGrid"/>
-        <w:tblW w:type="auto" w:w="0"/>
-        <w:tblLook w:firstColumn="1" w:firstRow="1" w:lastColumn="0" w:lastRow="0" w:noHBand="0" w:noVBand="1" w:val="04A0"/>
+        <w:tblW w:w="0" w:type="auto"/>
+        <w:tblBorders>
+          <w:top w:val="single" w:sz="4" w:space="0" w:color="auto"/>
+          <w:left w:val="single" w:sz="4" w:space="0" w:color="auto"/>
+          <w:bottom w:val="single" w:sz="4" w:space="0" w:color="auto"/>
+          <w:right w:val="single" w:sz="4" w:space="0" w:color="auto"/>
+          <w:insideH w:val="single" w:sz="4" w:space="0" w:color="auto"/>
+          <w:insideV w:val="single" w:sz="4" w:space="0" w:color="auto"/>
+        </w:tblBorders>
+        <w:tblCellMar>
+          <w:top w:w="0" w:type="dxa"/>
+          <w:left w:w="108" w:type="dxa"/>
+          <w:bottom w:w="0" w:type="dxa"/>
+          <w:right w:w="108" w:type="dxa"/>
+        </w:tblCellMar>
+        <w:tblLook w:firstRow="1" w:firstColumn="1" w:noVBand="1"/>
       </w:tblPr>
       <w:tblGrid>
         <w:gridCol w:w="4680"/>
@@ -4312,13 +8504,31 @@
       <w:tr>
         <w:tc>
           <w:tcPr>
-            <w:tcW w:type="dxa" w:w="4680"/>
+            <w:tcW w:w="4680" w:type="dxa"/>
+            <w:tcBorders>
+              <w:top w:val="single" w:sz="4" w:space="0" w:color="auto"/>
+              <w:left w:val="single" w:sz="4" w:space="0" w:color="auto"/>
+              <w:bottom w:val="single" w:sz="4" w:space="0" w:color="auto"/>
+              <w:right w:val="single" w:sz="4" w:space="0" w:color="auto"/>
+            </w:tcBorders>
+            <w:tcMar>
+              <w:top w:w="0" w:type="dxa"/>
+              <w:left w:w="108" w:type="dxa"/>
+              <w:bottom w:w="0" w:type="dxa"/>
+              <w:right w:w="108" w:type="dxa"/>
+            </w:tcMar>
           </w:tcPr>
           <w:p>
+            <w:pPr>
+              <w:spacing w:after="200" w:line="276" w:lineRule="auto"/>
+            </w:pPr>
             <w:r>
               <w:rPr>
+                <w:rFonts w:ascii="Cambria" w:hAnsi="Cambria" w:eastAsia="ＭＳ 明朝" w:cs="Cambria" w:asciiTheme="minorHAnsi" w:hAnsiTheme="minorHAnsi" w:eastAsiaTheme="minorEastAsia" w:csTheme="minorBidi"/>
                 <w:b/>
+                <w:bCs/>
                 <w:sz w:val="20"/>
+                <w:szCs w:val="22"/>
               </w:rPr>
               <w:t>Status</w:t>
             </w:r>
@@ -4326,13 +8536,31 @@
         </w:tc>
         <w:tc>
           <w:tcPr>
-            <w:tcW w:type="dxa" w:w="4680"/>
+            <w:tcW w:w="4680" w:type="dxa"/>
+            <w:tcBorders>
+              <w:top w:val="single" w:sz="4" w:space="0" w:color="auto"/>
+              <w:left w:val="single" w:sz="4" w:space="0" w:color="auto"/>
+              <w:bottom w:val="single" w:sz="4" w:space="0" w:color="auto"/>
+              <w:right w:val="single" w:sz="4" w:space="0" w:color="auto"/>
+            </w:tcBorders>
+            <w:tcMar>
+              <w:top w:w="0" w:type="dxa"/>
+              <w:left w:w="108" w:type="dxa"/>
+              <w:bottom w:w="0" w:type="dxa"/>
+              <w:right w:w="108" w:type="dxa"/>
+            </w:tcMar>
           </w:tcPr>
           <w:p>
+            <w:pPr>
+              <w:spacing w:after="200" w:line="276" w:lineRule="auto"/>
+            </w:pPr>
             <w:r>
               <w:rPr>
+                <w:rFonts w:ascii="Cambria" w:hAnsi="Cambria" w:eastAsia="ＭＳ 明朝" w:cs="Cambria" w:asciiTheme="minorHAnsi" w:hAnsiTheme="minorHAnsi" w:eastAsiaTheme="minorEastAsia" w:csTheme="minorBidi"/>
                 <w:b/>
+                <w:bCs/>
                 <w:sz w:val="20"/>
+                <w:szCs w:val="22"/>
               </w:rPr>
               <w:t>When</w:t>
             </w:r>
@@ -4342,12 +8570,29 @@
       <w:tr>
         <w:tc>
           <w:tcPr>
-            <w:tcW w:type="dxa" w:w="4680"/>
+            <w:tcW w:w="4680" w:type="dxa"/>
+            <w:tcBorders>
+              <w:top w:val="single" w:sz="4" w:space="0" w:color="auto"/>
+              <w:left w:val="single" w:sz="4" w:space="0" w:color="auto"/>
+              <w:bottom w:val="single" w:sz="4" w:space="0" w:color="auto"/>
+              <w:right w:val="single" w:sz="4" w:space="0" w:color="auto"/>
+            </w:tcBorders>
+            <w:tcMar>
+              <w:top w:w="0" w:type="dxa"/>
+              <w:left w:w="108" w:type="dxa"/>
+              <w:bottom w:w="0" w:type="dxa"/>
+              <w:right w:w="108" w:type="dxa"/>
+            </w:tcMar>
           </w:tcPr>
           <w:p>
+            <w:pPr>
+              <w:spacing w:after="200" w:line="276" w:lineRule="auto"/>
+            </w:pPr>
             <w:r>
               <w:rPr>
+                <w:rFonts w:ascii="Cambria" w:hAnsi="Cambria" w:eastAsia="ＭＳ 明朝" w:cs="Cambria" w:asciiTheme="minorHAnsi" w:hAnsiTheme="minorHAnsi" w:eastAsiaTheme="minorEastAsia" w:csTheme="minorBidi"/>
                 <w:sz w:val="20"/>
+                <w:szCs w:val="22"/>
               </w:rPr>
               <w:t>503</w:t>
             </w:r>
@@ -4355,12 +8600,29 @@
         </w:tc>
         <w:tc>
           <w:tcPr>
-            <w:tcW w:type="dxa" w:w="4680"/>
+            <w:tcW w:w="4680" w:type="dxa"/>
+            <w:tcBorders>
+              <w:top w:val="single" w:sz="4" w:space="0" w:color="auto"/>
+              <w:left w:val="single" w:sz="4" w:space="0" w:color="auto"/>
+              <w:bottom w:val="single" w:sz="4" w:space="0" w:color="auto"/>
+              <w:right w:val="single" w:sz="4" w:space="0" w:color="auto"/>
+            </w:tcBorders>
+            <w:tcMar>
+              <w:top w:w="0" w:type="dxa"/>
+              <w:left w:w="108" w:type="dxa"/>
+              <w:bottom w:w="0" w:type="dxa"/>
+              <w:right w:w="108" w:type="dxa"/>
+            </w:tcMar>
           </w:tcPr>
           <w:p>
+            <w:pPr>
+              <w:spacing w:after="200" w:line="276" w:lineRule="auto"/>
+            </w:pPr>
             <w:r>
               <w:rPr>
+                <w:rFonts w:ascii="Cambria" w:hAnsi="Cambria" w:eastAsia="ＭＳ 明朝" w:cs="Cambria" w:asciiTheme="minorHAnsi" w:hAnsiTheme="minorHAnsi" w:eastAsiaTheme="minorEastAsia" w:csTheme="minorBidi"/>
                 <w:sz w:val="20"/>
+                <w:szCs w:val="22"/>
               </w:rPr>
               <w:t>Langfuse not configured or invalid trace id</w:t>
             </w:r>
@@ -4368,20 +8630,36 @@
         </w:tc>
       </w:tr>
     </w:tbl>
-    <w:p/>
+    <w:p>
+      <w:pPr>
+        <w:spacing w:after="200" w:line="276" w:lineRule="auto"/>
+      </w:pPr>
+    </w:p>
     <w:p>
       <w:pPr>
         <w:pStyle w:val="Heading2"/>
       </w:pPr>
       <w:r>
+        <w:rPr>
+          <w:rFonts w:ascii="Calibri" w:hAnsi="Calibri" w:eastAsia="ＭＳ ゴシック" w:cs="Calibri" w:asciiTheme="majorHAnsi" w:hAnsiTheme="majorHAnsi" w:eastAsiaTheme="majorEastAsia" w:csTheme="majorBidi"/>
+          <w:b/>
+          <w:bCs/>
+          <w:color w:val="4F81BD" w:themeColor="accent1"/>
+          <w:sz w:val="26"/>
+          <w:szCs w:val="26"/>
+        </w:rPr>
         <w:t>GET /health</w:t>
       </w:r>
     </w:p>
     <w:p>
+      <w:pPr>
+        <w:spacing w:after="200" w:line="276" w:lineRule="auto"/>
+      </w:pPr>
       <w:r>
         <w:rPr>
-          <w:b w:val="0"/>
+          <w:rFonts w:ascii="Cambria" w:hAnsi="Cambria" w:eastAsia="ＭＳ 明朝" w:cs="Cambria" w:asciiTheme="minorHAnsi" w:hAnsiTheme="minorHAnsi" w:eastAsiaTheme="minorEastAsia" w:csTheme="minorBidi"/>
           <w:sz w:val="22"/>
+          <w:szCs w:val="22"/>
         </w:rPr>
         <w:t>Liveness probe. Always returns quickly.</w:t>
       </w:r>
@@ -4391,14 +8669,26 @@
         <w:pStyle w:val="Heading2"/>
       </w:pPr>
       <w:r>
+        <w:rPr>
+          <w:rFonts w:ascii="Calibri" w:hAnsi="Calibri" w:eastAsia="ＭＳ ゴシック" w:cs="Calibri" w:asciiTheme="majorHAnsi" w:hAnsiTheme="majorHAnsi" w:eastAsiaTheme="majorEastAsia" w:csTheme="majorBidi"/>
+          <w:b/>
+          <w:bCs/>
+          <w:color w:val="4F81BD" w:themeColor="accent1"/>
+          <w:sz w:val="26"/>
+          <w:szCs w:val="26"/>
+        </w:rPr>
         <w:t>GET /ready</w:t>
       </w:r>
     </w:p>
     <w:p>
+      <w:pPr>
+        <w:spacing w:after="200" w:line="276" w:lineRule="auto"/>
+      </w:pPr>
       <w:r>
         <w:rPr>
-          <w:b w:val="0"/>
+          <w:rFonts w:ascii="Cambria" w:hAnsi="Cambria" w:eastAsia="ＭＳ 明朝" w:cs="Cambria" w:asciiTheme="minorHAnsi" w:hAnsiTheme="minorHAnsi" w:eastAsiaTheme="minorEastAsia" w:csTheme="minorBidi"/>
           <w:sz w:val="22"/>
+          <w:szCs w:val="22"/>
         </w:rPr>
         <w:t>Readiness probe. Reports missing Qdrant/LLM config keys without revealing secrets.</w:t>
       </w:r>
@@ -4408,16 +8698,27 @@
         <w:pStyle w:val="Heading1"/>
       </w:pPr>
       <w:r>
+        <w:rPr>
+          <w:rFonts w:ascii="Calibri" w:hAnsi="Calibri" w:eastAsia="ＭＳ ゴシック" w:cs="Calibri" w:asciiTheme="majorHAnsi" w:hAnsiTheme="majorHAnsi" w:eastAsiaTheme="majorEastAsia" w:csTheme="majorBidi"/>
+          <w:b/>
+          <w:bCs/>
+          <w:color w:val="365F91" w:themeColor="accent1" w:themeShade="BF"/>
+          <w:sz w:val="28"/>
+          <w:szCs w:val="28"/>
+        </w:rPr>
         <w:t>Errors</w:t>
       </w:r>
     </w:p>
     <w:p>
       <w:pPr>
         <w:pStyle w:val="ListBullet"/>
+        <w:ind w:left="360" w:hanging="360"/>
       </w:pPr>
       <w:r>
         <w:rPr>
+          <w:rFonts w:ascii="Cambria" w:hAnsi="Cambria" w:eastAsia="ＭＳ 明朝" w:cs="Cambria" w:asciiTheme="minorHAnsi" w:hAnsiTheme="minorHAnsi" w:eastAsiaTheme="minorEastAsia" w:csTheme="minorBidi"/>
           <w:sz w:val="22"/>
+          <w:szCs w:val="22"/>
         </w:rPr>
         <w:t>422 — validation (invalid plan_type/category, bad body shape).</w:t>
       </w:r>
@@ -4425,10 +8726,13 @@
     <w:p>
       <w:pPr>
         <w:pStyle w:val="ListBullet"/>
+        <w:ind w:left="360" w:hanging="360"/>
       </w:pPr>
       <w:r>
         <w:rPr>
+          <w:rFonts w:ascii="Cambria" w:hAnsi="Cambria" w:eastAsia="ＭＳ 明朝" w:cs="Cambria" w:asciiTheme="minorHAnsi" w:hAnsiTheme="minorHAnsi" w:eastAsiaTheme="minorEastAsia" w:csTheme="minorBidi"/>
           <w:sz w:val="22"/>
+          <w:szCs w:val="22"/>
         </w:rPr>
         <w:t>500 — unexpected pipeline/server error (detail may include hints when RAG_DEBUG is on).</w:t>
       </w:r>
@@ -4436,10 +8740,13 @@
     <w:p>
       <w:pPr>
         <w:pStyle w:val="ListBullet"/>
+        <w:ind w:left="360" w:hanging="360"/>
       </w:pPr>
       <w:r>
         <w:rPr>
+          <w:rFonts w:ascii="Cambria" w:hAnsi="Cambria" w:eastAsia="ＭＳ 明朝" w:cs="Cambria" w:asciiTheme="minorHAnsi" w:hAnsiTheme="minorHAnsi" w:eastAsiaTheme="minorEastAsia" w:csTheme="minorBidi"/>
           <w:sz w:val="22"/>
+          <w:szCs w:val="22"/>
         </w:rPr>
         <w:t>503 — feedback when Langfuse is unavailable.</w:t>
       </w:r>
@@ -4449,16 +8756,27 @@
         <w:pStyle w:val="Heading1"/>
       </w:pPr>
       <w:r>
+        <w:rPr>
+          <w:rFonts w:ascii="Calibri" w:hAnsi="Calibri" w:eastAsia="ＭＳ ゴシック" w:cs="Calibri" w:asciiTheme="majorHAnsi" w:hAnsiTheme="majorHAnsi" w:eastAsiaTheme="majorEastAsia" w:csTheme="majorBidi"/>
+          <w:b/>
+          <w:bCs/>
+          <w:color w:val="365F91" w:themeColor="accent1" w:themeShade="BF"/>
+          <w:sz w:val="28"/>
+          <w:szCs w:val="28"/>
+        </w:rPr>
         <w:t>Related docs</w:t>
       </w:r>
     </w:p>
     <w:p>
       <w:pPr>
         <w:pStyle w:val="ListBullet"/>
+        <w:ind w:left="360" w:hanging="360"/>
       </w:pPr>
       <w:r>
         <w:rPr>
+          <w:rFonts w:ascii="Cambria" w:hAnsi="Cambria" w:eastAsia="ＭＳ 明朝" w:cs="Cambria" w:asciiTheme="minorHAnsi" w:hAnsiTheme="minorHAnsi" w:eastAsiaTheme="minorEastAsia" w:csTheme="minorBidi"/>
           <w:sz w:val="22"/>
+          <w:szCs w:val="22"/>
         </w:rPr>
         <w:t>OpenTrace-RAG-Pipeline-Architecture.pdf — pipeline diagrams (internal)</w:t>
       </w:r>
@@ -4466,10 +8784,13 @@
     <w:p>
       <w:pPr>
         <w:pStyle w:val="ListBullet"/>
+        <w:ind w:left="360" w:hanging="360"/>
       </w:pPr>
       <w:r>
         <w:rPr>
+          <w:rFonts w:ascii="Cambria" w:hAnsi="Cambria" w:eastAsia="ＭＳ 明朝" w:cs="Cambria" w:asciiTheme="minorHAnsi" w:hAnsiTheme="minorHAnsi" w:eastAsiaTheme="minorEastAsia" w:csTheme="minorBidi"/>
           <w:sz w:val="22"/>
+          <w:szCs w:val="22"/>
         </w:rPr>
         <w:t>ml/rag/docs/API.md — full markdown reference (internal detail)</w:t>
       </w:r>
@@ -4477,10 +8798,13 @@
     <w:p>
       <w:pPr>
         <w:pStyle w:val="ListBullet"/>
+        <w:ind w:left="360" w:hanging="360"/>
       </w:pPr>
       <w:r>
         <w:rPr>
+          <w:rFonts w:ascii="Cambria" w:hAnsi="Cambria" w:eastAsia="ＭＳ 明朝" w:cs="Cambria" w:asciiTheme="minorHAnsi" w:hAnsiTheme="minorHAnsi" w:eastAsiaTheme="minorEastAsia" w:csTheme="minorBidi"/>
           <w:sz w:val="22"/>
+          <w:szCs w:val="22"/>
         </w:rPr>
         <w:t>Regenerate this file: python scripts/generate_software_team_api_docx.py from ml-eng/</w:t>
       </w:r>
@@ -4488,7 +8812,6 @@
     <w:sectPr>
       <w:pgSz w:w="12240" w:h="15840"/>
       <w:pgMar w:top="1440" w:right="1440" w:bottom="1440" w:left="1440" w:header="720" w:footer="720" w:gutter="0"/>
-      <w:cols w:space="720"/>
       <w:docGrid w:linePitch="360"/>
     </w:sectPr>
   </w:body>
